--- a/Ôn PV/trình bày project.docx
+++ b/Ôn PV/trình bày project.docx
@@ -9409,16 +9409,16 @@
           <w:sz w:val="24"/>
           <w:szCs w:val="24"/>
         </w:rPr>
-        <w:t xml:space="preserve"> v</w:t>
-      </w:r>
-      <w:proofErr w:type="spellStart"/>
-      <w:r>
-        <w:rPr>
-          <w:rFonts w:ascii="Times New Roman" w:eastAsia="Times New Roman" w:hAnsi="Times New Roman" w:cs="Times New Roman"/>
-          <w:sz w:val="24"/>
-          <w:szCs w:val="24"/>
-        </w:rPr>
-        <w:t>à</w:t>
+        <w:t xml:space="preserve"> </w:t>
+      </w:r>
+      <w:proofErr w:type="spellStart"/>
+      <w:r>
+        <w:rPr>
+          <w:rFonts w:ascii="Times New Roman" w:eastAsia="Times New Roman" w:hAnsi="Times New Roman" w:cs="Times New Roman"/>
+          <w:sz w:val="24"/>
+          <w:szCs w:val="24"/>
+        </w:rPr>
+        <w:t>và</w:t>
       </w:r>
       <w:proofErr w:type="spellEnd"/>
       <w:r>
@@ -10083,6 +10083,96 @@
           <w:sz w:val="24"/>
           <w:szCs w:val="24"/>
         </w:rPr>
+        <w:t xml:space="preserve"> </w:t>
+      </w:r>
+      <w:proofErr w:type="spellStart"/>
+      <w:r>
+        <w:rPr>
+          <w:rFonts w:ascii="Times New Roman" w:eastAsia="Times New Roman" w:hAnsi="Times New Roman" w:cs="Times New Roman"/>
+          <w:sz w:val="24"/>
+          <w:szCs w:val="24"/>
+        </w:rPr>
+        <w:t>gửi</w:t>
+      </w:r>
+      <w:proofErr w:type="spellEnd"/>
+      <w:r>
+        <w:rPr>
+          <w:rFonts w:ascii="Times New Roman" w:eastAsia="Times New Roman" w:hAnsi="Times New Roman" w:cs="Times New Roman"/>
+          <w:sz w:val="24"/>
+          <w:szCs w:val="24"/>
+        </w:rPr>
+        <w:t xml:space="preserve"> </w:t>
+      </w:r>
+      <w:proofErr w:type="spellStart"/>
+      <w:r>
+        <w:rPr>
+          <w:rFonts w:ascii="Times New Roman" w:eastAsia="Times New Roman" w:hAnsi="Times New Roman" w:cs="Times New Roman"/>
+          <w:sz w:val="24"/>
+          <w:szCs w:val="24"/>
+        </w:rPr>
+        <w:t>cập</w:t>
+      </w:r>
+      <w:proofErr w:type="spellEnd"/>
+      <w:r>
+        <w:rPr>
+          <w:rFonts w:ascii="Times New Roman" w:eastAsia="Times New Roman" w:hAnsi="Times New Roman" w:cs="Times New Roman"/>
+          <w:sz w:val="24"/>
+          <w:szCs w:val="24"/>
+        </w:rPr>
+        <w:t xml:space="preserve"> </w:t>
+      </w:r>
+      <w:proofErr w:type="spellStart"/>
+      <w:r>
+        <w:rPr>
+          <w:rFonts w:ascii="Times New Roman" w:eastAsia="Times New Roman" w:hAnsi="Times New Roman" w:cs="Times New Roman"/>
+          <w:sz w:val="24"/>
+          <w:szCs w:val="24"/>
+        </w:rPr>
+        <w:t>nhập</w:t>
+      </w:r>
+      <w:proofErr w:type="spellEnd"/>
+      <w:r>
+        <w:rPr>
+          <w:rFonts w:ascii="Times New Roman" w:eastAsia="Times New Roman" w:hAnsi="Times New Roman" w:cs="Times New Roman"/>
+          <w:sz w:val="24"/>
+          <w:szCs w:val="24"/>
+        </w:rPr>
+        <w:t xml:space="preserve"> </w:t>
+      </w:r>
+      <w:proofErr w:type="spellStart"/>
+      <w:r>
+        <w:rPr>
+          <w:rFonts w:ascii="Times New Roman" w:eastAsia="Times New Roman" w:hAnsi="Times New Roman" w:cs="Times New Roman"/>
+          <w:sz w:val="24"/>
+          <w:szCs w:val="24"/>
+        </w:rPr>
+        <w:t>trong</w:t>
+      </w:r>
+      <w:proofErr w:type="spellEnd"/>
+      <w:r>
+        <w:rPr>
+          <w:rFonts w:ascii="Times New Roman" w:eastAsia="Times New Roman" w:hAnsi="Times New Roman" w:cs="Times New Roman"/>
+          <w:sz w:val="24"/>
+          <w:szCs w:val="24"/>
+        </w:rPr>
+        <w:t xml:space="preserve"> 2p </w:t>
+      </w:r>
+      <w:proofErr w:type="spellStart"/>
+      <w:r>
+        <w:rPr>
+          <w:rFonts w:ascii="Times New Roman" w:eastAsia="Times New Roman" w:hAnsi="Times New Roman" w:cs="Times New Roman"/>
+          <w:sz w:val="24"/>
+          <w:szCs w:val="24"/>
+        </w:rPr>
+        <w:t>rưỡi</w:t>
+      </w:r>
+      <w:proofErr w:type="spellEnd"/>
+      <w:r>
+        <w:rPr>
+          <w:rFonts w:ascii="Times New Roman" w:eastAsia="Times New Roman" w:hAnsi="Times New Roman" w:cs="Times New Roman"/>
+          <w:sz w:val="24"/>
+          <w:szCs w:val="24"/>
+        </w:rPr>
         <w:t xml:space="preserve">, </w:t>
       </w:r>
       <w:proofErr w:type="spellStart"/>
@@ -10167,8 +10257,4810 @@
           <w:szCs w:val="24"/>
         </w:rPr>
       </w:pPr>
+      <w:r>
+        <w:rPr>
+          <w:rFonts w:ascii="Times New Roman" w:eastAsia="Times New Roman" w:hAnsi="Times New Roman" w:cs="Times New Roman"/>
+          <w:sz w:val="24"/>
+          <w:szCs w:val="24"/>
+        </w:rPr>
+        <w:drawing>
+          <wp:inline distT="0" distB="0" distL="0" distR="0" wp14:anchorId="65BF93E0" wp14:editId="7734A636">
+            <wp:extent cx="5943600" cy="2077085"/>
+            <wp:effectExtent l="0" t="0" r="0" b="0"/>
+            <wp:docPr id="52162150" name="Picture 1"/>
+            <wp:cNvGraphicFramePr>
+              <a:graphicFrameLocks xmlns:a="http://schemas.openxmlformats.org/drawingml/2006/main" noChangeAspect="1"/>
+            </wp:cNvGraphicFramePr>
+            <a:graphic xmlns:a="http://schemas.openxmlformats.org/drawingml/2006/main">
+              <a:graphicData uri="http://schemas.openxmlformats.org/drawingml/2006/picture">
+                <pic:pic xmlns:pic="http://schemas.openxmlformats.org/drawingml/2006/picture">
+                  <pic:nvPicPr>
+                    <pic:cNvPr id="52162150" name=""/>
+                    <pic:cNvPicPr/>
+                  </pic:nvPicPr>
+                  <pic:blipFill>
+                    <a:blip r:embed="rId5"/>
+                    <a:stretch>
+                      <a:fillRect/>
+                    </a:stretch>
+                  </pic:blipFill>
+                  <pic:spPr>
+                    <a:xfrm>
+                      <a:off x="0" y="0"/>
+                      <a:ext cx="5943600" cy="2077085"/>
+                    </a:xfrm>
+                    <a:prstGeom prst="rect">
+                      <a:avLst/>
+                    </a:prstGeom>
+                  </pic:spPr>
+                </pic:pic>
+              </a:graphicData>
+            </a:graphic>
+          </wp:inline>
+        </w:drawing>
+      </w:r>
     </w:p>
     <w:p>
+      <w:pPr>
+        <w:jc w:val="center"/>
+        <w:rPr>
+          <w:rFonts w:ascii="Times New Roman" w:eastAsia="Times New Roman" w:hAnsi="Times New Roman" w:cs="Times New Roman"/>
+          <w:sz w:val="24"/>
+          <w:szCs w:val="24"/>
+        </w:rPr>
+      </w:pPr>
+      <w:r>
+        <w:rPr>
+          <w:rFonts w:ascii="Times New Roman" w:eastAsia="Times New Roman" w:hAnsi="Times New Roman" w:cs="Times New Roman"/>
+          <w:sz w:val="24"/>
+          <w:szCs w:val="24"/>
+        </w:rPr>
+        <w:lastRenderedPageBreak/>
+        <w:drawing>
+          <wp:inline distT="0" distB="0" distL="0" distR="0" wp14:anchorId="1A185F50" wp14:editId="340D3C28">
+            <wp:extent cx="4328535" cy="2309060"/>
+            <wp:effectExtent l="0" t="0" r="0" b="0"/>
+            <wp:docPr id="278983674" name="Picture 1"/>
+            <wp:cNvGraphicFramePr>
+              <a:graphicFrameLocks xmlns:a="http://schemas.openxmlformats.org/drawingml/2006/main" noChangeAspect="1"/>
+            </wp:cNvGraphicFramePr>
+            <a:graphic xmlns:a="http://schemas.openxmlformats.org/drawingml/2006/main">
+              <a:graphicData uri="http://schemas.openxmlformats.org/drawingml/2006/picture">
+                <pic:pic xmlns:pic="http://schemas.openxmlformats.org/drawingml/2006/picture">
+                  <pic:nvPicPr>
+                    <pic:cNvPr id="278983674" name=""/>
+                    <pic:cNvPicPr/>
+                  </pic:nvPicPr>
+                  <pic:blipFill>
+                    <a:blip r:embed="rId6"/>
+                    <a:stretch>
+                      <a:fillRect/>
+                    </a:stretch>
+                  </pic:blipFill>
+                  <pic:spPr>
+                    <a:xfrm>
+                      <a:off x="0" y="0"/>
+                      <a:ext cx="4328535" cy="2309060"/>
+                    </a:xfrm>
+                    <a:prstGeom prst="rect">
+                      <a:avLst/>
+                    </a:prstGeom>
+                  </pic:spPr>
+                </pic:pic>
+              </a:graphicData>
+            </a:graphic>
+          </wp:inline>
+        </w:drawing>
+      </w:r>
+    </w:p>
+    <w:p>
+      <w:pPr>
+        <w:jc w:val="center"/>
+        <w:rPr>
+          <w:rFonts w:ascii="Times New Roman" w:eastAsia="Times New Roman" w:hAnsi="Times New Roman" w:cs="Times New Roman"/>
+          <w:sz w:val="24"/>
+          <w:szCs w:val="24"/>
+        </w:rPr>
+      </w:pPr>
+      <w:r>
+        <w:rPr>
+          <w:rFonts w:ascii="Times New Roman" w:eastAsia="Times New Roman" w:hAnsi="Times New Roman" w:cs="Times New Roman"/>
+          <w:sz w:val="24"/>
+          <w:szCs w:val="24"/>
+        </w:rPr>
+        <w:drawing>
+          <wp:inline distT="0" distB="0" distL="0" distR="0" wp14:anchorId="63A1ED46" wp14:editId="56187B48">
+            <wp:extent cx="5273497" cy="3162574"/>
+            <wp:effectExtent l="0" t="0" r="3810" b="0"/>
+            <wp:docPr id="579016862" name="Picture 1"/>
+            <wp:cNvGraphicFramePr>
+              <a:graphicFrameLocks xmlns:a="http://schemas.openxmlformats.org/drawingml/2006/main" noChangeAspect="1"/>
+            </wp:cNvGraphicFramePr>
+            <a:graphic xmlns:a="http://schemas.openxmlformats.org/drawingml/2006/main">
+              <a:graphicData uri="http://schemas.openxmlformats.org/drawingml/2006/picture">
+                <pic:pic xmlns:pic="http://schemas.openxmlformats.org/drawingml/2006/picture">
+                  <pic:nvPicPr>
+                    <pic:cNvPr id="579016862" name=""/>
+                    <pic:cNvPicPr/>
+                  </pic:nvPicPr>
+                  <pic:blipFill>
+                    <a:blip r:embed="rId7"/>
+                    <a:stretch>
+                      <a:fillRect/>
+                    </a:stretch>
+                  </pic:blipFill>
+                  <pic:spPr>
+                    <a:xfrm>
+                      <a:off x="0" y="0"/>
+                      <a:ext cx="5273497" cy="3162574"/>
+                    </a:xfrm>
+                    <a:prstGeom prst="rect">
+                      <a:avLst/>
+                    </a:prstGeom>
+                  </pic:spPr>
+                </pic:pic>
+              </a:graphicData>
+            </a:graphic>
+          </wp:inline>
+        </w:drawing>
+      </w:r>
+    </w:p>
+    <w:p>
+      <w:pPr>
+        <w:rPr>
+          <w:rFonts w:ascii="Times New Roman" w:eastAsia="Times New Roman" w:hAnsi="Times New Roman" w:cs="Times New Roman"/>
+          <w:sz w:val="24"/>
+          <w:szCs w:val="24"/>
+        </w:rPr>
+      </w:pPr>
+      <w:proofErr w:type="spellStart"/>
+      <w:r>
+        <w:rPr>
+          <w:rFonts w:ascii="Times New Roman" w:eastAsia="Times New Roman" w:hAnsi="Times New Roman" w:cs="Times New Roman"/>
+          <w:sz w:val="24"/>
+          <w:szCs w:val="24"/>
+        </w:rPr>
+        <w:t>Trình</w:t>
+      </w:r>
+      <w:proofErr w:type="spellEnd"/>
+      <w:r>
+        <w:rPr>
+          <w:rFonts w:ascii="Times New Roman" w:eastAsia="Times New Roman" w:hAnsi="Times New Roman" w:cs="Times New Roman"/>
+          <w:sz w:val="24"/>
+          <w:szCs w:val="24"/>
+        </w:rPr>
+        <w:t xml:space="preserve"> </w:t>
+      </w:r>
+      <w:proofErr w:type="spellStart"/>
+      <w:r>
+        <w:rPr>
+          <w:rFonts w:ascii="Times New Roman" w:eastAsia="Times New Roman" w:hAnsi="Times New Roman" w:cs="Times New Roman"/>
+          <w:sz w:val="24"/>
+          <w:szCs w:val="24"/>
+        </w:rPr>
+        <w:t>bày</w:t>
+      </w:r>
+      <w:proofErr w:type="spellEnd"/>
+      <w:r>
+        <w:rPr>
+          <w:rFonts w:ascii="Times New Roman" w:eastAsia="Times New Roman" w:hAnsi="Times New Roman" w:cs="Times New Roman"/>
+          <w:sz w:val="24"/>
+          <w:szCs w:val="24"/>
+        </w:rPr>
+        <w:t xml:space="preserve"> project CSP protocol?</w:t>
+      </w:r>
+    </w:p>
+    <w:p>
+      <w:pPr>
+        <w:rPr>
+          <w:rFonts w:ascii="Times New Roman" w:eastAsia="Times New Roman" w:hAnsi="Times New Roman" w:cs="Times New Roman"/>
+          <w:sz w:val="24"/>
+          <w:szCs w:val="24"/>
+        </w:rPr>
+      </w:pPr>
+      <w:r>
+        <w:rPr>
+          <w:rFonts w:ascii="Times New Roman" w:eastAsia="Times New Roman" w:hAnsi="Times New Roman" w:cs="Times New Roman"/>
+          <w:sz w:val="24"/>
+          <w:szCs w:val="24"/>
+        </w:rPr>
+        <w:t xml:space="preserve">Trong </w:t>
+      </w:r>
+      <w:proofErr w:type="spellStart"/>
+      <w:r>
+        <w:rPr>
+          <w:rFonts w:ascii="Times New Roman" w:eastAsia="Times New Roman" w:hAnsi="Times New Roman" w:cs="Times New Roman"/>
+          <w:sz w:val="24"/>
+          <w:szCs w:val="24"/>
+        </w:rPr>
+        <w:t>một</w:t>
+      </w:r>
+      <w:proofErr w:type="spellEnd"/>
+      <w:r>
+        <w:rPr>
+          <w:rFonts w:ascii="Times New Roman" w:eastAsia="Times New Roman" w:hAnsi="Times New Roman" w:cs="Times New Roman"/>
+          <w:sz w:val="24"/>
+          <w:szCs w:val="24"/>
+        </w:rPr>
+        <w:t xml:space="preserve"> </w:t>
+      </w:r>
+      <w:proofErr w:type="spellStart"/>
+      <w:r>
+        <w:rPr>
+          <w:rFonts w:ascii="Times New Roman" w:eastAsia="Times New Roman" w:hAnsi="Times New Roman" w:cs="Times New Roman"/>
+          <w:sz w:val="24"/>
+          <w:szCs w:val="24"/>
+        </w:rPr>
+        <w:t>hệ</w:t>
+      </w:r>
+      <w:proofErr w:type="spellEnd"/>
+      <w:r>
+        <w:rPr>
+          <w:rFonts w:ascii="Times New Roman" w:eastAsia="Times New Roman" w:hAnsi="Times New Roman" w:cs="Times New Roman"/>
+          <w:sz w:val="24"/>
+          <w:szCs w:val="24"/>
+        </w:rPr>
+        <w:t xml:space="preserve"> </w:t>
+      </w:r>
+      <w:proofErr w:type="spellStart"/>
+      <w:r>
+        <w:rPr>
+          <w:rFonts w:ascii="Times New Roman" w:eastAsia="Times New Roman" w:hAnsi="Times New Roman" w:cs="Times New Roman"/>
+          <w:sz w:val="24"/>
+          <w:szCs w:val="24"/>
+        </w:rPr>
+        <w:t>thống</w:t>
+      </w:r>
+      <w:proofErr w:type="spellEnd"/>
+      <w:r>
+        <w:rPr>
+          <w:rFonts w:ascii="Times New Roman" w:eastAsia="Times New Roman" w:hAnsi="Times New Roman" w:cs="Times New Roman"/>
+          <w:sz w:val="24"/>
+          <w:szCs w:val="24"/>
+        </w:rPr>
+        <w:t xml:space="preserve"> </w:t>
+      </w:r>
+      <w:proofErr w:type="spellStart"/>
+      <w:r>
+        <w:rPr>
+          <w:rFonts w:ascii="Times New Roman" w:eastAsia="Times New Roman" w:hAnsi="Times New Roman" w:cs="Times New Roman"/>
+          <w:sz w:val="24"/>
+          <w:szCs w:val="24"/>
+        </w:rPr>
+        <w:t>vệ</w:t>
+      </w:r>
+      <w:proofErr w:type="spellEnd"/>
+      <w:r>
+        <w:rPr>
+          <w:rFonts w:ascii="Times New Roman" w:eastAsia="Times New Roman" w:hAnsi="Times New Roman" w:cs="Times New Roman"/>
+          <w:sz w:val="24"/>
+          <w:szCs w:val="24"/>
+        </w:rPr>
+        <w:t xml:space="preserve"> </w:t>
+      </w:r>
+      <w:proofErr w:type="spellStart"/>
+      <w:r>
+        <w:rPr>
+          <w:rFonts w:ascii="Times New Roman" w:eastAsia="Times New Roman" w:hAnsi="Times New Roman" w:cs="Times New Roman"/>
+          <w:sz w:val="24"/>
+          <w:szCs w:val="24"/>
+        </w:rPr>
+        <w:t>tinh</w:t>
+      </w:r>
+      <w:proofErr w:type="spellEnd"/>
+      <w:r>
+        <w:rPr>
+          <w:rFonts w:ascii="Times New Roman" w:eastAsia="Times New Roman" w:hAnsi="Times New Roman" w:cs="Times New Roman"/>
+          <w:sz w:val="24"/>
+          <w:szCs w:val="24"/>
+        </w:rPr>
+        <w:t xml:space="preserve"> </w:t>
+      </w:r>
+      <w:proofErr w:type="spellStart"/>
+      <w:r>
+        <w:rPr>
+          <w:rFonts w:ascii="Times New Roman" w:eastAsia="Times New Roman" w:hAnsi="Times New Roman" w:cs="Times New Roman"/>
+          <w:sz w:val="24"/>
+          <w:szCs w:val="24"/>
+        </w:rPr>
+        <w:t>có</w:t>
+      </w:r>
+      <w:proofErr w:type="spellEnd"/>
+      <w:r>
+        <w:rPr>
+          <w:rFonts w:ascii="Times New Roman" w:eastAsia="Times New Roman" w:hAnsi="Times New Roman" w:cs="Times New Roman"/>
+          <w:sz w:val="24"/>
+          <w:szCs w:val="24"/>
+        </w:rPr>
+        <w:t xml:space="preserve"> </w:t>
+      </w:r>
+      <w:proofErr w:type="spellStart"/>
+      <w:r>
+        <w:rPr>
+          <w:rFonts w:ascii="Times New Roman" w:eastAsia="Times New Roman" w:hAnsi="Times New Roman" w:cs="Times New Roman"/>
+          <w:sz w:val="24"/>
+          <w:szCs w:val="24"/>
+        </w:rPr>
+        <w:t>nhiều</w:t>
+      </w:r>
+      <w:proofErr w:type="spellEnd"/>
+      <w:r>
+        <w:rPr>
+          <w:rFonts w:ascii="Times New Roman" w:eastAsia="Times New Roman" w:hAnsi="Times New Roman" w:cs="Times New Roman"/>
+          <w:sz w:val="24"/>
+          <w:szCs w:val="24"/>
+        </w:rPr>
+        <w:t xml:space="preserve"> module (node) </w:t>
+      </w:r>
+      <w:proofErr w:type="spellStart"/>
+      <w:r>
+        <w:rPr>
+          <w:rFonts w:ascii="Times New Roman" w:eastAsia="Times New Roman" w:hAnsi="Times New Roman" w:cs="Times New Roman"/>
+          <w:sz w:val="24"/>
+          <w:szCs w:val="24"/>
+        </w:rPr>
+        <w:t>cần</w:t>
+      </w:r>
+      <w:proofErr w:type="spellEnd"/>
+      <w:r>
+        <w:rPr>
+          <w:rFonts w:ascii="Times New Roman" w:eastAsia="Times New Roman" w:hAnsi="Times New Roman" w:cs="Times New Roman"/>
+          <w:sz w:val="24"/>
+          <w:szCs w:val="24"/>
+        </w:rPr>
+        <w:t xml:space="preserve"> </w:t>
+      </w:r>
+      <w:proofErr w:type="spellStart"/>
+      <w:r>
+        <w:rPr>
+          <w:rFonts w:ascii="Times New Roman" w:eastAsia="Times New Roman" w:hAnsi="Times New Roman" w:cs="Times New Roman"/>
+          <w:sz w:val="24"/>
+          <w:szCs w:val="24"/>
+        </w:rPr>
+        <w:t>trao</w:t>
+      </w:r>
+      <w:proofErr w:type="spellEnd"/>
+      <w:r>
+        <w:rPr>
+          <w:rFonts w:ascii="Times New Roman" w:eastAsia="Times New Roman" w:hAnsi="Times New Roman" w:cs="Times New Roman"/>
+          <w:sz w:val="24"/>
+          <w:szCs w:val="24"/>
+        </w:rPr>
+        <w:t xml:space="preserve"> </w:t>
+      </w:r>
+      <w:proofErr w:type="spellStart"/>
+      <w:r>
+        <w:rPr>
+          <w:rFonts w:ascii="Times New Roman" w:eastAsia="Times New Roman" w:hAnsi="Times New Roman" w:cs="Times New Roman"/>
+          <w:sz w:val="24"/>
+          <w:szCs w:val="24"/>
+        </w:rPr>
+        <w:t>đổi</w:t>
+      </w:r>
+      <w:proofErr w:type="spellEnd"/>
+      <w:r>
+        <w:rPr>
+          <w:rFonts w:ascii="Times New Roman" w:eastAsia="Times New Roman" w:hAnsi="Times New Roman" w:cs="Times New Roman"/>
+          <w:sz w:val="24"/>
+          <w:szCs w:val="24"/>
+        </w:rPr>
+        <w:t xml:space="preserve"> </w:t>
+      </w:r>
+      <w:proofErr w:type="spellStart"/>
+      <w:r>
+        <w:rPr>
+          <w:rFonts w:ascii="Times New Roman" w:eastAsia="Times New Roman" w:hAnsi="Times New Roman" w:cs="Times New Roman"/>
+          <w:sz w:val="24"/>
+          <w:szCs w:val="24"/>
+        </w:rPr>
+        <w:t>dữ</w:t>
+      </w:r>
+      <w:proofErr w:type="spellEnd"/>
+      <w:r>
+        <w:rPr>
+          <w:rFonts w:ascii="Times New Roman" w:eastAsia="Times New Roman" w:hAnsi="Times New Roman" w:cs="Times New Roman"/>
+          <w:sz w:val="24"/>
+          <w:szCs w:val="24"/>
+        </w:rPr>
+        <w:t xml:space="preserve"> </w:t>
+      </w:r>
+      <w:proofErr w:type="spellStart"/>
+      <w:r>
+        <w:rPr>
+          <w:rFonts w:ascii="Times New Roman" w:eastAsia="Times New Roman" w:hAnsi="Times New Roman" w:cs="Times New Roman"/>
+          <w:sz w:val="24"/>
+          <w:szCs w:val="24"/>
+        </w:rPr>
+        <w:t>liệu</w:t>
+      </w:r>
+      <w:proofErr w:type="spellEnd"/>
+      <w:r>
+        <w:rPr>
+          <w:rFonts w:ascii="Times New Roman" w:eastAsia="Times New Roman" w:hAnsi="Times New Roman" w:cs="Times New Roman"/>
+          <w:sz w:val="24"/>
+          <w:szCs w:val="24"/>
+        </w:rPr>
+        <w:t xml:space="preserve"> </w:t>
+      </w:r>
+      <w:proofErr w:type="spellStart"/>
+      <w:r>
+        <w:rPr>
+          <w:rFonts w:ascii="Times New Roman" w:eastAsia="Times New Roman" w:hAnsi="Times New Roman" w:cs="Times New Roman"/>
+          <w:sz w:val="24"/>
+          <w:szCs w:val="24"/>
+        </w:rPr>
+        <w:t>với</w:t>
+      </w:r>
+      <w:proofErr w:type="spellEnd"/>
+      <w:r>
+        <w:rPr>
+          <w:rFonts w:ascii="Times New Roman" w:eastAsia="Times New Roman" w:hAnsi="Times New Roman" w:cs="Times New Roman"/>
+          <w:sz w:val="24"/>
+          <w:szCs w:val="24"/>
+        </w:rPr>
+        <w:t xml:space="preserve"> </w:t>
+      </w:r>
+      <w:proofErr w:type="spellStart"/>
+      <w:r>
+        <w:rPr>
+          <w:rFonts w:ascii="Times New Roman" w:eastAsia="Times New Roman" w:hAnsi="Times New Roman" w:cs="Times New Roman"/>
+          <w:sz w:val="24"/>
+          <w:szCs w:val="24"/>
+        </w:rPr>
+        <w:t>nhau</w:t>
+      </w:r>
+      <w:proofErr w:type="spellEnd"/>
+      <w:r>
+        <w:rPr>
+          <w:rFonts w:ascii="Times New Roman" w:eastAsia="Times New Roman" w:hAnsi="Times New Roman" w:cs="Times New Roman"/>
+          <w:sz w:val="24"/>
+          <w:szCs w:val="24"/>
+        </w:rPr>
+        <w:t xml:space="preserve">. Các node </w:t>
+      </w:r>
+      <w:proofErr w:type="spellStart"/>
+      <w:r>
+        <w:rPr>
+          <w:rFonts w:ascii="Times New Roman" w:eastAsia="Times New Roman" w:hAnsi="Times New Roman" w:cs="Times New Roman"/>
+          <w:sz w:val="24"/>
+          <w:szCs w:val="24"/>
+        </w:rPr>
+        <w:t>này</w:t>
+      </w:r>
+      <w:proofErr w:type="spellEnd"/>
+      <w:r>
+        <w:rPr>
+          <w:rFonts w:ascii="Times New Roman" w:eastAsia="Times New Roman" w:hAnsi="Times New Roman" w:cs="Times New Roman"/>
+          <w:sz w:val="24"/>
+          <w:szCs w:val="24"/>
+        </w:rPr>
+        <w:t xml:space="preserve"> </w:t>
+      </w:r>
+      <w:proofErr w:type="spellStart"/>
+      <w:r>
+        <w:rPr>
+          <w:rFonts w:ascii="Times New Roman" w:eastAsia="Times New Roman" w:hAnsi="Times New Roman" w:cs="Times New Roman"/>
+          <w:sz w:val="24"/>
+          <w:szCs w:val="24"/>
+        </w:rPr>
+        <w:t>có</w:t>
+      </w:r>
+      <w:proofErr w:type="spellEnd"/>
+      <w:r>
+        <w:rPr>
+          <w:rFonts w:ascii="Times New Roman" w:eastAsia="Times New Roman" w:hAnsi="Times New Roman" w:cs="Times New Roman"/>
+          <w:sz w:val="24"/>
+          <w:szCs w:val="24"/>
+        </w:rPr>
+        <w:t xml:space="preserve"> </w:t>
+      </w:r>
+      <w:proofErr w:type="spellStart"/>
+      <w:r>
+        <w:rPr>
+          <w:rFonts w:ascii="Times New Roman" w:eastAsia="Times New Roman" w:hAnsi="Times New Roman" w:cs="Times New Roman"/>
+          <w:sz w:val="24"/>
+          <w:szCs w:val="24"/>
+        </w:rPr>
+        <w:t>thể</w:t>
+      </w:r>
+      <w:proofErr w:type="spellEnd"/>
+      <w:r>
+        <w:rPr>
+          <w:rFonts w:ascii="Times New Roman" w:eastAsia="Times New Roman" w:hAnsi="Times New Roman" w:cs="Times New Roman"/>
+          <w:sz w:val="24"/>
+          <w:szCs w:val="24"/>
+        </w:rPr>
+        <w:t xml:space="preserve"> </w:t>
+      </w:r>
+      <w:proofErr w:type="spellStart"/>
+      <w:r>
+        <w:rPr>
+          <w:rFonts w:ascii="Times New Roman" w:eastAsia="Times New Roman" w:hAnsi="Times New Roman" w:cs="Times New Roman"/>
+          <w:sz w:val="24"/>
+          <w:szCs w:val="24"/>
+        </w:rPr>
+        <w:t>được</w:t>
+      </w:r>
+      <w:proofErr w:type="spellEnd"/>
+      <w:r>
+        <w:rPr>
+          <w:rFonts w:ascii="Times New Roman" w:eastAsia="Times New Roman" w:hAnsi="Times New Roman" w:cs="Times New Roman"/>
+          <w:sz w:val="24"/>
+          <w:szCs w:val="24"/>
+        </w:rPr>
+        <w:t xml:space="preserve"> </w:t>
+      </w:r>
+      <w:proofErr w:type="spellStart"/>
+      <w:r>
+        <w:rPr>
+          <w:rFonts w:ascii="Times New Roman" w:eastAsia="Times New Roman" w:hAnsi="Times New Roman" w:cs="Times New Roman"/>
+          <w:sz w:val="24"/>
+          <w:szCs w:val="24"/>
+        </w:rPr>
+        <w:t>kết</w:t>
+      </w:r>
+      <w:proofErr w:type="spellEnd"/>
+      <w:r>
+        <w:rPr>
+          <w:rFonts w:ascii="Times New Roman" w:eastAsia="Times New Roman" w:hAnsi="Times New Roman" w:cs="Times New Roman"/>
+          <w:sz w:val="24"/>
+          <w:szCs w:val="24"/>
+        </w:rPr>
+        <w:t xml:space="preserve"> </w:t>
+      </w:r>
+      <w:proofErr w:type="spellStart"/>
+      <w:r>
+        <w:rPr>
+          <w:rFonts w:ascii="Times New Roman" w:eastAsia="Times New Roman" w:hAnsi="Times New Roman" w:cs="Times New Roman"/>
+          <w:sz w:val="24"/>
+          <w:szCs w:val="24"/>
+        </w:rPr>
+        <w:t>nối</w:t>
+      </w:r>
+      <w:proofErr w:type="spellEnd"/>
+      <w:r>
+        <w:rPr>
+          <w:rFonts w:ascii="Times New Roman" w:eastAsia="Times New Roman" w:hAnsi="Times New Roman" w:cs="Times New Roman"/>
+          <w:sz w:val="24"/>
+          <w:szCs w:val="24"/>
+        </w:rPr>
+        <w:t xml:space="preserve"> </w:t>
+      </w:r>
+      <w:proofErr w:type="spellStart"/>
+      <w:r>
+        <w:rPr>
+          <w:rFonts w:ascii="Times New Roman" w:eastAsia="Times New Roman" w:hAnsi="Times New Roman" w:cs="Times New Roman"/>
+          <w:sz w:val="24"/>
+          <w:szCs w:val="24"/>
+        </w:rPr>
+        <w:t>bằng</w:t>
+      </w:r>
+      <w:proofErr w:type="spellEnd"/>
+      <w:r>
+        <w:rPr>
+          <w:rFonts w:ascii="Times New Roman" w:eastAsia="Times New Roman" w:hAnsi="Times New Roman" w:cs="Times New Roman"/>
+          <w:sz w:val="24"/>
+          <w:szCs w:val="24"/>
+        </w:rPr>
+        <w:t xml:space="preserve"> </w:t>
+      </w:r>
+      <w:proofErr w:type="spellStart"/>
+      <w:r>
+        <w:rPr>
+          <w:rFonts w:ascii="Times New Roman" w:eastAsia="Times New Roman" w:hAnsi="Times New Roman" w:cs="Times New Roman"/>
+          <w:sz w:val="24"/>
+          <w:szCs w:val="24"/>
+        </w:rPr>
+        <w:t>nhiều</w:t>
+      </w:r>
+      <w:proofErr w:type="spellEnd"/>
+      <w:r>
+        <w:rPr>
+          <w:rFonts w:ascii="Times New Roman" w:eastAsia="Times New Roman" w:hAnsi="Times New Roman" w:cs="Times New Roman"/>
+          <w:sz w:val="24"/>
+          <w:szCs w:val="24"/>
+        </w:rPr>
+        <w:t xml:space="preserve"> </w:t>
+      </w:r>
+      <w:proofErr w:type="spellStart"/>
+      <w:r>
+        <w:rPr>
+          <w:rFonts w:ascii="Times New Roman" w:eastAsia="Times New Roman" w:hAnsi="Times New Roman" w:cs="Times New Roman"/>
+          <w:sz w:val="24"/>
+          <w:szCs w:val="24"/>
+        </w:rPr>
+        <w:t>loại</w:t>
+      </w:r>
+      <w:proofErr w:type="spellEnd"/>
+      <w:r>
+        <w:rPr>
+          <w:rFonts w:ascii="Times New Roman" w:eastAsia="Times New Roman" w:hAnsi="Times New Roman" w:cs="Times New Roman"/>
+          <w:sz w:val="24"/>
+          <w:szCs w:val="24"/>
+        </w:rPr>
+        <w:t xml:space="preserve"> bus </w:t>
+      </w:r>
+      <w:proofErr w:type="spellStart"/>
+      <w:r>
+        <w:rPr>
+          <w:rFonts w:ascii="Times New Roman" w:eastAsia="Times New Roman" w:hAnsi="Times New Roman" w:cs="Times New Roman"/>
+          <w:sz w:val="24"/>
+          <w:szCs w:val="24"/>
+        </w:rPr>
+        <w:t>khác</w:t>
+      </w:r>
+      <w:proofErr w:type="spellEnd"/>
+      <w:r>
+        <w:rPr>
+          <w:rFonts w:ascii="Times New Roman" w:eastAsia="Times New Roman" w:hAnsi="Times New Roman" w:cs="Times New Roman"/>
+          <w:sz w:val="24"/>
+          <w:szCs w:val="24"/>
+        </w:rPr>
+        <w:t xml:space="preserve"> </w:t>
+      </w:r>
+      <w:proofErr w:type="spellStart"/>
+      <w:r>
+        <w:rPr>
+          <w:rFonts w:ascii="Times New Roman" w:eastAsia="Times New Roman" w:hAnsi="Times New Roman" w:cs="Times New Roman"/>
+          <w:sz w:val="24"/>
+          <w:szCs w:val="24"/>
+        </w:rPr>
+        <w:t>nhau</w:t>
+      </w:r>
+      <w:proofErr w:type="spellEnd"/>
+      <w:r>
+        <w:rPr>
+          <w:rFonts w:ascii="Times New Roman" w:eastAsia="Times New Roman" w:hAnsi="Times New Roman" w:cs="Times New Roman"/>
+          <w:sz w:val="24"/>
+          <w:szCs w:val="24"/>
+        </w:rPr>
+        <w:t xml:space="preserve"> </w:t>
+      </w:r>
+      <w:proofErr w:type="spellStart"/>
+      <w:r>
+        <w:rPr>
+          <w:rFonts w:ascii="Times New Roman" w:eastAsia="Times New Roman" w:hAnsi="Times New Roman" w:cs="Times New Roman"/>
+          <w:sz w:val="24"/>
+          <w:szCs w:val="24"/>
+        </w:rPr>
+        <w:t>như</w:t>
+      </w:r>
+      <w:proofErr w:type="spellEnd"/>
+      <w:r>
+        <w:rPr>
+          <w:rFonts w:ascii="Times New Roman" w:eastAsia="Times New Roman" w:hAnsi="Times New Roman" w:cs="Times New Roman"/>
+          <w:sz w:val="24"/>
+          <w:szCs w:val="24"/>
+        </w:rPr>
+        <w:t xml:space="preserve"> UART, CAN hay I2C, </w:t>
+      </w:r>
+      <w:proofErr w:type="spellStart"/>
+      <w:r>
+        <w:rPr>
+          <w:rFonts w:ascii="Times New Roman" w:eastAsia="Times New Roman" w:hAnsi="Times New Roman" w:cs="Times New Roman"/>
+          <w:sz w:val="24"/>
+          <w:szCs w:val="24"/>
+        </w:rPr>
+        <w:t>và</w:t>
+      </w:r>
+      <w:proofErr w:type="spellEnd"/>
+      <w:r>
+        <w:rPr>
+          <w:rFonts w:ascii="Times New Roman" w:eastAsia="Times New Roman" w:hAnsi="Times New Roman" w:cs="Times New Roman"/>
+          <w:sz w:val="24"/>
+          <w:szCs w:val="24"/>
+        </w:rPr>
+        <w:t xml:space="preserve"> </w:t>
+      </w:r>
+      <w:proofErr w:type="spellStart"/>
+      <w:r>
+        <w:rPr>
+          <w:rFonts w:ascii="Times New Roman" w:eastAsia="Times New Roman" w:hAnsi="Times New Roman" w:cs="Times New Roman"/>
+          <w:sz w:val="24"/>
+          <w:szCs w:val="24"/>
+        </w:rPr>
+        <w:t>để</w:t>
+      </w:r>
+      <w:proofErr w:type="spellEnd"/>
+      <w:r>
+        <w:rPr>
+          <w:rFonts w:ascii="Times New Roman" w:eastAsia="Times New Roman" w:hAnsi="Times New Roman" w:cs="Times New Roman"/>
+          <w:sz w:val="24"/>
+          <w:szCs w:val="24"/>
+        </w:rPr>
+        <w:t xml:space="preserve"> </w:t>
+      </w:r>
+      <w:proofErr w:type="spellStart"/>
+      <w:r>
+        <w:rPr>
+          <w:rFonts w:ascii="Times New Roman" w:eastAsia="Times New Roman" w:hAnsi="Times New Roman" w:cs="Times New Roman"/>
+          <w:sz w:val="24"/>
+          <w:szCs w:val="24"/>
+        </w:rPr>
+        <w:t>đến</w:t>
+      </w:r>
+      <w:proofErr w:type="spellEnd"/>
+      <w:r>
+        <w:rPr>
+          <w:rFonts w:ascii="Times New Roman" w:eastAsia="Times New Roman" w:hAnsi="Times New Roman" w:cs="Times New Roman"/>
+          <w:sz w:val="24"/>
+          <w:szCs w:val="24"/>
+        </w:rPr>
+        <w:t xml:space="preserve"> </w:t>
+      </w:r>
+      <w:proofErr w:type="spellStart"/>
+      <w:r>
+        <w:rPr>
+          <w:rFonts w:ascii="Times New Roman" w:eastAsia="Times New Roman" w:hAnsi="Times New Roman" w:cs="Times New Roman"/>
+          <w:sz w:val="24"/>
+          <w:szCs w:val="24"/>
+        </w:rPr>
+        <w:t>được</w:t>
+      </w:r>
+      <w:proofErr w:type="spellEnd"/>
+      <w:r>
+        <w:rPr>
+          <w:rFonts w:ascii="Times New Roman" w:eastAsia="Times New Roman" w:hAnsi="Times New Roman" w:cs="Times New Roman"/>
+          <w:sz w:val="24"/>
+          <w:szCs w:val="24"/>
+        </w:rPr>
+        <w:t xml:space="preserve"> node </w:t>
+      </w:r>
+      <w:proofErr w:type="spellStart"/>
+      <w:r>
+        <w:rPr>
+          <w:rFonts w:ascii="Times New Roman" w:eastAsia="Times New Roman" w:hAnsi="Times New Roman" w:cs="Times New Roman"/>
+          <w:sz w:val="24"/>
+          <w:szCs w:val="24"/>
+        </w:rPr>
+        <w:t>đích</w:t>
+      </w:r>
+      <w:proofErr w:type="spellEnd"/>
+      <w:r>
+        <w:rPr>
+          <w:rFonts w:ascii="Times New Roman" w:eastAsia="Times New Roman" w:hAnsi="Times New Roman" w:cs="Times New Roman"/>
+          <w:sz w:val="24"/>
+          <w:szCs w:val="24"/>
+        </w:rPr>
+        <w:t xml:space="preserve"> </w:t>
+      </w:r>
+      <w:proofErr w:type="spellStart"/>
+      <w:r>
+        <w:rPr>
+          <w:rFonts w:ascii="Times New Roman" w:eastAsia="Times New Roman" w:hAnsi="Times New Roman" w:cs="Times New Roman"/>
+          <w:sz w:val="24"/>
+          <w:szCs w:val="24"/>
+        </w:rPr>
+        <w:t>thì</w:t>
+      </w:r>
+      <w:proofErr w:type="spellEnd"/>
+      <w:r>
+        <w:rPr>
+          <w:rFonts w:ascii="Times New Roman" w:eastAsia="Times New Roman" w:hAnsi="Times New Roman" w:cs="Times New Roman"/>
+          <w:sz w:val="24"/>
+          <w:szCs w:val="24"/>
+        </w:rPr>
+        <w:t xml:space="preserve"> </w:t>
+      </w:r>
+      <w:proofErr w:type="spellStart"/>
+      <w:r>
+        <w:rPr>
+          <w:rFonts w:ascii="Times New Roman" w:eastAsia="Times New Roman" w:hAnsi="Times New Roman" w:cs="Times New Roman"/>
+          <w:sz w:val="24"/>
+          <w:szCs w:val="24"/>
+        </w:rPr>
+        <w:t>đôi</w:t>
+      </w:r>
+      <w:proofErr w:type="spellEnd"/>
+      <w:r>
+        <w:rPr>
+          <w:rFonts w:ascii="Times New Roman" w:eastAsia="Times New Roman" w:hAnsi="Times New Roman" w:cs="Times New Roman"/>
+          <w:sz w:val="24"/>
+          <w:szCs w:val="24"/>
+        </w:rPr>
+        <w:t xml:space="preserve"> </w:t>
+      </w:r>
+      <w:proofErr w:type="spellStart"/>
+      <w:r>
+        <w:rPr>
+          <w:rFonts w:ascii="Times New Roman" w:eastAsia="Times New Roman" w:hAnsi="Times New Roman" w:cs="Times New Roman"/>
+          <w:sz w:val="24"/>
+          <w:szCs w:val="24"/>
+        </w:rPr>
+        <w:t>khi</w:t>
+      </w:r>
+      <w:proofErr w:type="spellEnd"/>
+      <w:r>
+        <w:rPr>
+          <w:rFonts w:ascii="Times New Roman" w:eastAsia="Times New Roman" w:hAnsi="Times New Roman" w:cs="Times New Roman"/>
+          <w:sz w:val="24"/>
+          <w:szCs w:val="24"/>
+        </w:rPr>
+        <w:t xml:space="preserve"> packet </w:t>
+      </w:r>
+      <w:proofErr w:type="spellStart"/>
+      <w:r>
+        <w:rPr>
+          <w:rFonts w:ascii="Times New Roman" w:eastAsia="Times New Roman" w:hAnsi="Times New Roman" w:cs="Times New Roman"/>
+          <w:sz w:val="24"/>
+          <w:szCs w:val="24"/>
+        </w:rPr>
+        <w:t>phải</w:t>
+      </w:r>
+      <w:proofErr w:type="spellEnd"/>
+      <w:r>
+        <w:rPr>
+          <w:rFonts w:ascii="Times New Roman" w:eastAsia="Times New Roman" w:hAnsi="Times New Roman" w:cs="Times New Roman"/>
+          <w:sz w:val="24"/>
+          <w:szCs w:val="24"/>
+        </w:rPr>
+        <w:t xml:space="preserve"> </w:t>
+      </w:r>
+      <w:proofErr w:type="spellStart"/>
+      <w:r>
+        <w:rPr>
+          <w:rFonts w:ascii="Times New Roman" w:eastAsia="Times New Roman" w:hAnsi="Times New Roman" w:cs="Times New Roman"/>
+          <w:sz w:val="24"/>
+          <w:szCs w:val="24"/>
+        </w:rPr>
+        <w:t>đi</w:t>
+      </w:r>
+      <w:proofErr w:type="spellEnd"/>
+      <w:r>
+        <w:rPr>
+          <w:rFonts w:ascii="Times New Roman" w:eastAsia="Times New Roman" w:hAnsi="Times New Roman" w:cs="Times New Roman"/>
+          <w:sz w:val="24"/>
+          <w:szCs w:val="24"/>
+        </w:rPr>
+        <w:t xml:space="preserve"> qua </w:t>
+      </w:r>
+      <w:proofErr w:type="spellStart"/>
+      <w:r>
+        <w:rPr>
+          <w:rFonts w:ascii="Times New Roman" w:eastAsia="Times New Roman" w:hAnsi="Times New Roman" w:cs="Times New Roman"/>
+          <w:sz w:val="24"/>
+          <w:szCs w:val="24"/>
+        </w:rPr>
+        <w:t>một</w:t>
+      </w:r>
+      <w:proofErr w:type="spellEnd"/>
+      <w:r>
+        <w:rPr>
+          <w:rFonts w:ascii="Times New Roman" w:eastAsia="Times New Roman" w:hAnsi="Times New Roman" w:cs="Times New Roman"/>
+          <w:sz w:val="24"/>
+          <w:szCs w:val="24"/>
+        </w:rPr>
+        <w:t xml:space="preserve"> </w:t>
+      </w:r>
+      <w:proofErr w:type="spellStart"/>
+      <w:r>
+        <w:rPr>
+          <w:rFonts w:ascii="Times New Roman" w:eastAsia="Times New Roman" w:hAnsi="Times New Roman" w:cs="Times New Roman"/>
+          <w:sz w:val="24"/>
+          <w:szCs w:val="24"/>
+        </w:rPr>
+        <w:t>hoặc</w:t>
+      </w:r>
+      <w:proofErr w:type="spellEnd"/>
+      <w:r>
+        <w:rPr>
+          <w:rFonts w:ascii="Times New Roman" w:eastAsia="Times New Roman" w:hAnsi="Times New Roman" w:cs="Times New Roman"/>
+          <w:sz w:val="24"/>
+          <w:szCs w:val="24"/>
+        </w:rPr>
+        <w:t xml:space="preserve"> </w:t>
+      </w:r>
+      <w:proofErr w:type="spellStart"/>
+      <w:r>
+        <w:rPr>
+          <w:rFonts w:ascii="Times New Roman" w:eastAsia="Times New Roman" w:hAnsi="Times New Roman" w:cs="Times New Roman"/>
+          <w:sz w:val="24"/>
+          <w:szCs w:val="24"/>
+        </w:rPr>
+        <w:t>nhiều</w:t>
+      </w:r>
+      <w:proofErr w:type="spellEnd"/>
+      <w:r>
+        <w:rPr>
+          <w:rFonts w:ascii="Times New Roman" w:eastAsia="Times New Roman" w:hAnsi="Times New Roman" w:cs="Times New Roman"/>
+          <w:sz w:val="24"/>
+          <w:szCs w:val="24"/>
+        </w:rPr>
+        <w:t xml:space="preserve"> node </w:t>
+      </w:r>
+      <w:proofErr w:type="spellStart"/>
+      <w:r>
+        <w:rPr>
+          <w:rFonts w:ascii="Times New Roman" w:eastAsia="Times New Roman" w:hAnsi="Times New Roman" w:cs="Times New Roman"/>
+          <w:sz w:val="24"/>
+          <w:szCs w:val="24"/>
+        </w:rPr>
+        <w:t>trung</w:t>
+      </w:r>
+      <w:proofErr w:type="spellEnd"/>
+      <w:r>
+        <w:rPr>
+          <w:rFonts w:ascii="Times New Roman" w:eastAsia="Times New Roman" w:hAnsi="Times New Roman" w:cs="Times New Roman"/>
+          <w:sz w:val="24"/>
+          <w:szCs w:val="24"/>
+        </w:rPr>
+        <w:t xml:space="preserve"> </w:t>
+      </w:r>
+      <w:proofErr w:type="spellStart"/>
+      <w:r>
+        <w:rPr>
+          <w:rFonts w:ascii="Times New Roman" w:eastAsia="Times New Roman" w:hAnsi="Times New Roman" w:cs="Times New Roman"/>
+          <w:sz w:val="24"/>
+          <w:szCs w:val="24"/>
+        </w:rPr>
+        <w:t>gian</w:t>
+      </w:r>
+      <w:proofErr w:type="spellEnd"/>
+      <w:r>
+        <w:rPr>
+          <w:rFonts w:ascii="Times New Roman" w:eastAsia="Times New Roman" w:hAnsi="Times New Roman" w:cs="Times New Roman"/>
+          <w:sz w:val="24"/>
+          <w:szCs w:val="24"/>
+        </w:rPr>
+        <w:t xml:space="preserve">. CSP </w:t>
+      </w:r>
+      <w:proofErr w:type="spellStart"/>
+      <w:r>
+        <w:rPr>
+          <w:rFonts w:ascii="Times New Roman" w:eastAsia="Times New Roman" w:hAnsi="Times New Roman" w:cs="Times New Roman"/>
+          <w:sz w:val="24"/>
+          <w:szCs w:val="24"/>
+        </w:rPr>
+        <w:t>được</w:t>
+      </w:r>
+      <w:proofErr w:type="spellEnd"/>
+      <w:r>
+        <w:rPr>
+          <w:rFonts w:ascii="Times New Roman" w:eastAsia="Times New Roman" w:hAnsi="Times New Roman" w:cs="Times New Roman"/>
+          <w:sz w:val="24"/>
+          <w:szCs w:val="24"/>
+        </w:rPr>
+        <w:t xml:space="preserve"> </w:t>
+      </w:r>
+      <w:proofErr w:type="spellStart"/>
+      <w:r>
+        <w:rPr>
+          <w:rFonts w:ascii="Times New Roman" w:eastAsia="Times New Roman" w:hAnsi="Times New Roman" w:cs="Times New Roman"/>
+          <w:sz w:val="24"/>
+          <w:szCs w:val="24"/>
+        </w:rPr>
+        <w:t>dùng</w:t>
+      </w:r>
+      <w:proofErr w:type="spellEnd"/>
+      <w:r>
+        <w:rPr>
+          <w:rFonts w:ascii="Times New Roman" w:eastAsia="Times New Roman" w:hAnsi="Times New Roman" w:cs="Times New Roman"/>
+          <w:sz w:val="24"/>
+          <w:szCs w:val="24"/>
+        </w:rPr>
+        <w:t xml:space="preserve"> </w:t>
+      </w:r>
+      <w:proofErr w:type="spellStart"/>
+      <w:r>
+        <w:rPr>
+          <w:rFonts w:ascii="Times New Roman" w:eastAsia="Times New Roman" w:hAnsi="Times New Roman" w:cs="Times New Roman"/>
+          <w:sz w:val="24"/>
+          <w:szCs w:val="24"/>
+        </w:rPr>
+        <w:t>để</w:t>
+      </w:r>
+      <w:proofErr w:type="spellEnd"/>
+      <w:r>
+        <w:rPr>
+          <w:rFonts w:ascii="Times New Roman" w:eastAsia="Times New Roman" w:hAnsi="Times New Roman" w:cs="Times New Roman"/>
+          <w:sz w:val="24"/>
+          <w:szCs w:val="24"/>
+        </w:rPr>
+        <w:t xml:space="preserve"> </w:t>
+      </w:r>
+      <w:proofErr w:type="spellStart"/>
+      <w:r>
+        <w:rPr>
+          <w:rFonts w:ascii="Times New Roman" w:eastAsia="Times New Roman" w:hAnsi="Times New Roman" w:cs="Times New Roman"/>
+          <w:sz w:val="24"/>
+          <w:szCs w:val="24"/>
+        </w:rPr>
+        <w:t>giải</w:t>
+      </w:r>
+      <w:proofErr w:type="spellEnd"/>
+      <w:r>
+        <w:rPr>
+          <w:rFonts w:ascii="Times New Roman" w:eastAsia="Times New Roman" w:hAnsi="Times New Roman" w:cs="Times New Roman"/>
+          <w:sz w:val="24"/>
+          <w:szCs w:val="24"/>
+        </w:rPr>
+        <w:t xml:space="preserve"> </w:t>
+      </w:r>
+      <w:proofErr w:type="spellStart"/>
+      <w:r>
+        <w:rPr>
+          <w:rFonts w:ascii="Times New Roman" w:eastAsia="Times New Roman" w:hAnsi="Times New Roman" w:cs="Times New Roman"/>
+          <w:sz w:val="24"/>
+          <w:szCs w:val="24"/>
+        </w:rPr>
+        <w:t>quyết</w:t>
+      </w:r>
+      <w:proofErr w:type="spellEnd"/>
+      <w:r>
+        <w:rPr>
+          <w:rFonts w:ascii="Times New Roman" w:eastAsia="Times New Roman" w:hAnsi="Times New Roman" w:cs="Times New Roman"/>
+          <w:sz w:val="24"/>
+          <w:szCs w:val="24"/>
+        </w:rPr>
+        <w:t xml:space="preserve"> </w:t>
+      </w:r>
+      <w:proofErr w:type="spellStart"/>
+      <w:r>
+        <w:rPr>
+          <w:rFonts w:ascii="Times New Roman" w:eastAsia="Times New Roman" w:hAnsi="Times New Roman" w:cs="Times New Roman"/>
+          <w:sz w:val="24"/>
+          <w:szCs w:val="24"/>
+        </w:rPr>
+        <w:t>bài</w:t>
+      </w:r>
+      <w:proofErr w:type="spellEnd"/>
+      <w:r>
+        <w:rPr>
+          <w:rFonts w:ascii="Times New Roman" w:eastAsia="Times New Roman" w:hAnsi="Times New Roman" w:cs="Times New Roman"/>
+          <w:sz w:val="24"/>
+          <w:szCs w:val="24"/>
+        </w:rPr>
+        <w:t xml:space="preserve"> </w:t>
+      </w:r>
+      <w:proofErr w:type="spellStart"/>
+      <w:r>
+        <w:rPr>
+          <w:rFonts w:ascii="Times New Roman" w:eastAsia="Times New Roman" w:hAnsi="Times New Roman" w:cs="Times New Roman"/>
+          <w:sz w:val="24"/>
+          <w:szCs w:val="24"/>
+        </w:rPr>
+        <w:t>toán</w:t>
+      </w:r>
+      <w:proofErr w:type="spellEnd"/>
+      <w:r>
+        <w:rPr>
+          <w:rFonts w:ascii="Times New Roman" w:eastAsia="Times New Roman" w:hAnsi="Times New Roman" w:cs="Times New Roman"/>
+          <w:sz w:val="24"/>
+          <w:szCs w:val="24"/>
+        </w:rPr>
+        <w:t xml:space="preserve"> </w:t>
+      </w:r>
+      <w:proofErr w:type="spellStart"/>
+      <w:r>
+        <w:rPr>
+          <w:rFonts w:ascii="Times New Roman" w:eastAsia="Times New Roman" w:hAnsi="Times New Roman" w:cs="Times New Roman"/>
+          <w:sz w:val="24"/>
+          <w:szCs w:val="24"/>
+        </w:rPr>
+        <w:t>này</w:t>
+      </w:r>
+      <w:proofErr w:type="spellEnd"/>
+      <w:r>
+        <w:rPr>
+          <w:rFonts w:ascii="Times New Roman" w:eastAsia="Times New Roman" w:hAnsi="Times New Roman" w:cs="Times New Roman"/>
+          <w:sz w:val="24"/>
+          <w:szCs w:val="24"/>
+        </w:rPr>
+        <w:t xml:space="preserve">. Khi application </w:t>
+      </w:r>
+      <w:proofErr w:type="spellStart"/>
+      <w:r>
+        <w:rPr>
+          <w:rFonts w:ascii="Times New Roman" w:eastAsia="Times New Roman" w:hAnsi="Times New Roman" w:cs="Times New Roman"/>
+          <w:sz w:val="24"/>
+          <w:szCs w:val="24"/>
+        </w:rPr>
+        <w:t>gửi</w:t>
+      </w:r>
+      <w:proofErr w:type="spellEnd"/>
+      <w:r>
+        <w:rPr>
+          <w:rFonts w:ascii="Times New Roman" w:eastAsia="Times New Roman" w:hAnsi="Times New Roman" w:cs="Times New Roman"/>
+          <w:sz w:val="24"/>
+          <w:szCs w:val="24"/>
+        </w:rPr>
+        <w:t xml:space="preserve"> </w:t>
+      </w:r>
+      <w:proofErr w:type="spellStart"/>
+      <w:r>
+        <w:rPr>
+          <w:rFonts w:ascii="Times New Roman" w:eastAsia="Times New Roman" w:hAnsi="Times New Roman" w:cs="Times New Roman"/>
+          <w:sz w:val="24"/>
+          <w:szCs w:val="24"/>
+        </w:rPr>
+        <w:t>dữ</w:t>
+      </w:r>
+      <w:proofErr w:type="spellEnd"/>
+      <w:r>
+        <w:rPr>
+          <w:rFonts w:ascii="Times New Roman" w:eastAsia="Times New Roman" w:hAnsi="Times New Roman" w:cs="Times New Roman"/>
+          <w:sz w:val="24"/>
+          <w:szCs w:val="24"/>
+        </w:rPr>
+        <w:t xml:space="preserve"> </w:t>
+      </w:r>
+      <w:proofErr w:type="spellStart"/>
+      <w:r>
+        <w:rPr>
+          <w:rFonts w:ascii="Times New Roman" w:eastAsia="Times New Roman" w:hAnsi="Times New Roman" w:cs="Times New Roman"/>
+          <w:sz w:val="24"/>
+          <w:szCs w:val="24"/>
+        </w:rPr>
+        <w:t>liệu</w:t>
+      </w:r>
+      <w:proofErr w:type="spellEnd"/>
+      <w:r>
+        <w:rPr>
+          <w:rFonts w:ascii="Times New Roman" w:eastAsia="Times New Roman" w:hAnsi="Times New Roman" w:cs="Times New Roman"/>
+          <w:sz w:val="24"/>
+          <w:szCs w:val="24"/>
+        </w:rPr>
+        <w:t xml:space="preserve">, </w:t>
+      </w:r>
+      <w:proofErr w:type="spellStart"/>
+      <w:r>
+        <w:rPr>
+          <w:rFonts w:ascii="Times New Roman" w:eastAsia="Times New Roman" w:hAnsi="Times New Roman" w:cs="Times New Roman"/>
+          <w:sz w:val="24"/>
+          <w:szCs w:val="24"/>
+        </w:rPr>
+        <w:t>lập</w:t>
+      </w:r>
+      <w:proofErr w:type="spellEnd"/>
+      <w:r>
+        <w:rPr>
+          <w:rFonts w:ascii="Times New Roman" w:eastAsia="Times New Roman" w:hAnsi="Times New Roman" w:cs="Times New Roman"/>
+          <w:sz w:val="24"/>
+          <w:szCs w:val="24"/>
+        </w:rPr>
+        <w:t xml:space="preserve"> </w:t>
+      </w:r>
+      <w:proofErr w:type="spellStart"/>
+      <w:r>
+        <w:rPr>
+          <w:rFonts w:ascii="Times New Roman" w:eastAsia="Times New Roman" w:hAnsi="Times New Roman" w:cs="Times New Roman"/>
+          <w:sz w:val="24"/>
+          <w:szCs w:val="24"/>
+        </w:rPr>
+        <w:t>trình</w:t>
+      </w:r>
+      <w:proofErr w:type="spellEnd"/>
+      <w:r>
+        <w:rPr>
+          <w:rFonts w:ascii="Times New Roman" w:eastAsia="Times New Roman" w:hAnsi="Times New Roman" w:cs="Times New Roman"/>
+          <w:sz w:val="24"/>
+          <w:szCs w:val="24"/>
+        </w:rPr>
+        <w:t xml:space="preserve"> </w:t>
+      </w:r>
+      <w:proofErr w:type="spellStart"/>
+      <w:r>
+        <w:rPr>
+          <w:rFonts w:ascii="Times New Roman" w:eastAsia="Times New Roman" w:hAnsi="Times New Roman" w:cs="Times New Roman"/>
+          <w:sz w:val="24"/>
+          <w:szCs w:val="24"/>
+        </w:rPr>
+        <w:t>viên</w:t>
+      </w:r>
+      <w:proofErr w:type="spellEnd"/>
+      <w:r>
+        <w:rPr>
+          <w:rFonts w:ascii="Times New Roman" w:eastAsia="Times New Roman" w:hAnsi="Times New Roman" w:cs="Times New Roman"/>
+          <w:sz w:val="24"/>
+          <w:szCs w:val="24"/>
+        </w:rPr>
+        <w:t xml:space="preserve"> </w:t>
+      </w:r>
+      <w:proofErr w:type="spellStart"/>
+      <w:r>
+        <w:rPr>
+          <w:rFonts w:ascii="Times New Roman" w:eastAsia="Times New Roman" w:hAnsi="Times New Roman" w:cs="Times New Roman"/>
+          <w:sz w:val="24"/>
+          <w:szCs w:val="24"/>
+        </w:rPr>
+        <w:t>chỉ</w:t>
+      </w:r>
+      <w:proofErr w:type="spellEnd"/>
+      <w:r>
+        <w:rPr>
+          <w:rFonts w:ascii="Times New Roman" w:eastAsia="Times New Roman" w:hAnsi="Times New Roman" w:cs="Times New Roman"/>
+          <w:sz w:val="24"/>
+          <w:szCs w:val="24"/>
+        </w:rPr>
+        <w:t xml:space="preserve"> </w:t>
+      </w:r>
+      <w:proofErr w:type="spellStart"/>
+      <w:r>
+        <w:rPr>
+          <w:rFonts w:ascii="Times New Roman" w:eastAsia="Times New Roman" w:hAnsi="Times New Roman" w:cs="Times New Roman"/>
+          <w:sz w:val="24"/>
+          <w:szCs w:val="24"/>
+        </w:rPr>
+        <w:t>cần</w:t>
+      </w:r>
+      <w:proofErr w:type="spellEnd"/>
+      <w:r>
+        <w:rPr>
+          <w:rFonts w:ascii="Times New Roman" w:eastAsia="Times New Roman" w:hAnsi="Times New Roman" w:cs="Times New Roman"/>
+          <w:sz w:val="24"/>
+          <w:szCs w:val="24"/>
+        </w:rPr>
+        <w:t xml:space="preserve"> </w:t>
+      </w:r>
+      <w:proofErr w:type="spellStart"/>
+      <w:r>
+        <w:rPr>
+          <w:rFonts w:ascii="Times New Roman" w:eastAsia="Times New Roman" w:hAnsi="Times New Roman" w:cs="Times New Roman"/>
+          <w:sz w:val="24"/>
+          <w:szCs w:val="24"/>
+        </w:rPr>
+        <w:t>chỉ</w:t>
+      </w:r>
+      <w:proofErr w:type="spellEnd"/>
+      <w:r>
+        <w:rPr>
+          <w:rFonts w:ascii="Times New Roman" w:eastAsia="Times New Roman" w:hAnsi="Times New Roman" w:cs="Times New Roman"/>
+          <w:sz w:val="24"/>
+          <w:szCs w:val="24"/>
+        </w:rPr>
+        <w:t xml:space="preserve"> </w:t>
+      </w:r>
+      <w:proofErr w:type="spellStart"/>
+      <w:r>
+        <w:rPr>
+          <w:rFonts w:ascii="Times New Roman" w:eastAsia="Times New Roman" w:hAnsi="Times New Roman" w:cs="Times New Roman"/>
+          <w:sz w:val="24"/>
+          <w:szCs w:val="24"/>
+        </w:rPr>
+        <w:t>định</w:t>
+      </w:r>
+      <w:proofErr w:type="spellEnd"/>
+      <w:r>
+        <w:rPr>
+          <w:rFonts w:ascii="Times New Roman" w:eastAsia="Times New Roman" w:hAnsi="Times New Roman" w:cs="Times New Roman"/>
+          <w:sz w:val="24"/>
+          <w:szCs w:val="24"/>
+        </w:rPr>
+        <w:t xml:space="preserve"> Node ID </w:t>
+      </w:r>
+      <w:proofErr w:type="spellStart"/>
+      <w:r>
+        <w:rPr>
+          <w:rFonts w:ascii="Times New Roman" w:eastAsia="Times New Roman" w:hAnsi="Times New Roman" w:cs="Times New Roman"/>
+          <w:sz w:val="24"/>
+          <w:szCs w:val="24"/>
+        </w:rPr>
+        <w:t>và</w:t>
+      </w:r>
+      <w:proofErr w:type="spellEnd"/>
+      <w:r>
+        <w:rPr>
+          <w:rFonts w:ascii="Times New Roman" w:eastAsia="Times New Roman" w:hAnsi="Times New Roman" w:cs="Times New Roman"/>
+          <w:sz w:val="24"/>
+          <w:szCs w:val="24"/>
+        </w:rPr>
+        <w:t xml:space="preserve"> Port </w:t>
+      </w:r>
+      <w:proofErr w:type="spellStart"/>
+      <w:r>
+        <w:rPr>
+          <w:rFonts w:ascii="Times New Roman" w:eastAsia="Times New Roman" w:hAnsi="Times New Roman" w:cs="Times New Roman"/>
+          <w:sz w:val="24"/>
+          <w:szCs w:val="24"/>
+        </w:rPr>
+        <w:t>của</w:t>
+      </w:r>
+      <w:proofErr w:type="spellEnd"/>
+      <w:r>
+        <w:rPr>
+          <w:rFonts w:ascii="Times New Roman" w:eastAsia="Times New Roman" w:hAnsi="Times New Roman" w:cs="Times New Roman"/>
+          <w:sz w:val="24"/>
+          <w:szCs w:val="24"/>
+        </w:rPr>
+        <w:t xml:space="preserve"> node </w:t>
+      </w:r>
+      <w:proofErr w:type="spellStart"/>
+      <w:r>
+        <w:rPr>
+          <w:rFonts w:ascii="Times New Roman" w:eastAsia="Times New Roman" w:hAnsi="Times New Roman" w:cs="Times New Roman"/>
+          <w:sz w:val="24"/>
+          <w:szCs w:val="24"/>
+        </w:rPr>
+        <w:t>đích</w:t>
+      </w:r>
+      <w:proofErr w:type="spellEnd"/>
+      <w:r>
+        <w:rPr>
+          <w:rFonts w:ascii="Times New Roman" w:eastAsia="Times New Roman" w:hAnsi="Times New Roman" w:cs="Times New Roman"/>
+          <w:sz w:val="24"/>
+          <w:szCs w:val="24"/>
+        </w:rPr>
+        <w:t xml:space="preserve">. CSP </w:t>
+      </w:r>
+      <w:proofErr w:type="spellStart"/>
+      <w:r>
+        <w:rPr>
+          <w:rFonts w:ascii="Times New Roman" w:eastAsia="Times New Roman" w:hAnsi="Times New Roman" w:cs="Times New Roman"/>
+          <w:sz w:val="24"/>
+          <w:szCs w:val="24"/>
+        </w:rPr>
+        <w:t>sẽ</w:t>
+      </w:r>
+      <w:proofErr w:type="spellEnd"/>
+      <w:r>
+        <w:rPr>
+          <w:rFonts w:ascii="Times New Roman" w:eastAsia="Times New Roman" w:hAnsi="Times New Roman" w:cs="Times New Roman"/>
+          <w:sz w:val="24"/>
+          <w:szCs w:val="24"/>
+        </w:rPr>
+        <w:t xml:space="preserve"> </w:t>
+      </w:r>
+      <w:proofErr w:type="spellStart"/>
+      <w:r>
+        <w:rPr>
+          <w:rFonts w:ascii="Times New Roman" w:eastAsia="Times New Roman" w:hAnsi="Times New Roman" w:cs="Times New Roman"/>
+          <w:sz w:val="24"/>
+          <w:szCs w:val="24"/>
+        </w:rPr>
+        <w:t>tự</w:t>
+      </w:r>
+      <w:proofErr w:type="spellEnd"/>
+      <w:r>
+        <w:rPr>
+          <w:rFonts w:ascii="Times New Roman" w:eastAsia="Times New Roman" w:hAnsi="Times New Roman" w:cs="Times New Roman"/>
+          <w:sz w:val="24"/>
+          <w:szCs w:val="24"/>
+        </w:rPr>
+        <w:t xml:space="preserve"> </w:t>
+      </w:r>
+      <w:proofErr w:type="spellStart"/>
+      <w:r>
+        <w:rPr>
+          <w:rFonts w:ascii="Times New Roman" w:eastAsia="Times New Roman" w:hAnsi="Times New Roman" w:cs="Times New Roman"/>
+          <w:sz w:val="24"/>
+          <w:szCs w:val="24"/>
+        </w:rPr>
+        <w:t>tạo</w:t>
+      </w:r>
+      <w:proofErr w:type="spellEnd"/>
+      <w:r>
+        <w:rPr>
+          <w:rFonts w:ascii="Times New Roman" w:eastAsia="Times New Roman" w:hAnsi="Times New Roman" w:cs="Times New Roman"/>
+          <w:sz w:val="24"/>
+          <w:szCs w:val="24"/>
+        </w:rPr>
+        <w:t xml:space="preserve"> packet, </w:t>
+      </w:r>
+      <w:proofErr w:type="spellStart"/>
+      <w:r>
+        <w:rPr>
+          <w:rFonts w:ascii="Times New Roman" w:eastAsia="Times New Roman" w:hAnsi="Times New Roman" w:cs="Times New Roman"/>
+          <w:sz w:val="24"/>
+          <w:szCs w:val="24"/>
+        </w:rPr>
+        <w:t>tra</w:t>
+      </w:r>
+      <w:proofErr w:type="spellEnd"/>
+      <w:r>
+        <w:rPr>
+          <w:rFonts w:ascii="Times New Roman" w:eastAsia="Times New Roman" w:hAnsi="Times New Roman" w:cs="Times New Roman"/>
+          <w:sz w:val="24"/>
+          <w:szCs w:val="24"/>
+        </w:rPr>
+        <w:t xml:space="preserve"> </w:t>
+      </w:r>
+      <w:proofErr w:type="spellStart"/>
+      <w:r>
+        <w:rPr>
+          <w:rFonts w:ascii="Times New Roman" w:eastAsia="Times New Roman" w:hAnsi="Times New Roman" w:cs="Times New Roman"/>
+          <w:sz w:val="24"/>
+          <w:szCs w:val="24"/>
+        </w:rPr>
+        <w:t>cứu</w:t>
+      </w:r>
+      <w:proofErr w:type="spellEnd"/>
+      <w:r>
+        <w:rPr>
+          <w:rFonts w:ascii="Times New Roman" w:eastAsia="Times New Roman" w:hAnsi="Times New Roman" w:cs="Times New Roman"/>
+          <w:sz w:val="24"/>
+          <w:szCs w:val="24"/>
+        </w:rPr>
+        <w:t xml:space="preserve"> routing </w:t>
+      </w:r>
+      <w:proofErr w:type="spellStart"/>
+      <w:r>
+        <w:rPr>
+          <w:rFonts w:ascii="Times New Roman" w:eastAsia="Times New Roman" w:hAnsi="Times New Roman" w:cs="Times New Roman"/>
+          <w:sz w:val="24"/>
+          <w:szCs w:val="24"/>
+        </w:rPr>
+        <w:t>để</w:t>
+      </w:r>
+      <w:proofErr w:type="spellEnd"/>
+      <w:r>
+        <w:rPr>
+          <w:rFonts w:ascii="Times New Roman" w:eastAsia="Times New Roman" w:hAnsi="Times New Roman" w:cs="Times New Roman"/>
+          <w:sz w:val="24"/>
+          <w:szCs w:val="24"/>
+        </w:rPr>
+        <w:t xml:space="preserve"> </w:t>
+      </w:r>
+      <w:proofErr w:type="spellStart"/>
+      <w:r>
+        <w:rPr>
+          <w:rFonts w:ascii="Times New Roman" w:eastAsia="Times New Roman" w:hAnsi="Times New Roman" w:cs="Times New Roman"/>
+          <w:sz w:val="24"/>
+          <w:szCs w:val="24"/>
+        </w:rPr>
+        <w:t>quyết</w:t>
+      </w:r>
+      <w:proofErr w:type="spellEnd"/>
+      <w:r>
+        <w:rPr>
+          <w:rFonts w:ascii="Times New Roman" w:eastAsia="Times New Roman" w:hAnsi="Times New Roman" w:cs="Times New Roman"/>
+          <w:sz w:val="24"/>
+          <w:szCs w:val="24"/>
+        </w:rPr>
+        <w:t xml:space="preserve"> </w:t>
+      </w:r>
+      <w:proofErr w:type="spellStart"/>
+      <w:r>
+        <w:rPr>
+          <w:rFonts w:ascii="Times New Roman" w:eastAsia="Times New Roman" w:hAnsi="Times New Roman" w:cs="Times New Roman"/>
+          <w:sz w:val="24"/>
+          <w:szCs w:val="24"/>
+        </w:rPr>
+        <w:t>định</w:t>
+      </w:r>
+      <w:proofErr w:type="spellEnd"/>
+      <w:r>
+        <w:rPr>
+          <w:rFonts w:ascii="Times New Roman" w:eastAsia="Times New Roman" w:hAnsi="Times New Roman" w:cs="Times New Roman"/>
+          <w:sz w:val="24"/>
+          <w:szCs w:val="24"/>
+        </w:rPr>
+        <w:t xml:space="preserve"> </w:t>
+      </w:r>
+      <w:proofErr w:type="spellStart"/>
+      <w:r>
+        <w:rPr>
+          <w:rFonts w:ascii="Times New Roman" w:eastAsia="Times New Roman" w:hAnsi="Times New Roman" w:cs="Times New Roman"/>
+          <w:sz w:val="24"/>
+          <w:szCs w:val="24"/>
+        </w:rPr>
+        <w:t>chuyển</w:t>
+      </w:r>
+      <w:proofErr w:type="spellEnd"/>
+      <w:r>
+        <w:rPr>
+          <w:rFonts w:ascii="Times New Roman" w:eastAsia="Times New Roman" w:hAnsi="Times New Roman" w:cs="Times New Roman"/>
+          <w:sz w:val="24"/>
+          <w:szCs w:val="24"/>
+        </w:rPr>
+        <w:t xml:space="preserve"> packet qua interface </w:t>
+      </w:r>
+      <w:proofErr w:type="spellStart"/>
+      <w:r>
+        <w:rPr>
+          <w:rFonts w:ascii="Times New Roman" w:eastAsia="Times New Roman" w:hAnsi="Times New Roman" w:cs="Times New Roman"/>
+          <w:sz w:val="24"/>
+          <w:szCs w:val="24"/>
+        </w:rPr>
+        <w:t>nào</w:t>
+      </w:r>
+      <w:proofErr w:type="spellEnd"/>
+      <w:r>
+        <w:rPr>
+          <w:rFonts w:ascii="Times New Roman" w:eastAsia="Times New Roman" w:hAnsi="Times New Roman" w:cs="Times New Roman"/>
+          <w:sz w:val="24"/>
+          <w:szCs w:val="24"/>
+        </w:rPr>
+        <w:t xml:space="preserve">, </w:t>
+      </w:r>
+      <w:proofErr w:type="spellStart"/>
+      <w:r>
+        <w:rPr>
+          <w:rFonts w:ascii="Times New Roman" w:eastAsia="Times New Roman" w:hAnsi="Times New Roman" w:cs="Times New Roman"/>
+          <w:sz w:val="24"/>
+          <w:szCs w:val="24"/>
+        </w:rPr>
+        <w:t>sau</w:t>
+      </w:r>
+      <w:proofErr w:type="spellEnd"/>
+      <w:r>
+        <w:rPr>
+          <w:rFonts w:ascii="Times New Roman" w:eastAsia="Times New Roman" w:hAnsi="Times New Roman" w:cs="Times New Roman"/>
+          <w:sz w:val="24"/>
+          <w:szCs w:val="24"/>
+        </w:rPr>
+        <w:t xml:space="preserve"> </w:t>
+      </w:r>
+      <w:proofErr w:type="spellStart"/>
+      <w:r>
+        <w:rPr>
+          <w:rFonts w:ascii="Times New Roman" w:eastAsia="Times New Roman" w:hAnsi="Times New Roman" w:cs="Times New Roman"/>
+          <w:sz w:val="24"/>
+          <w:szCs w:val="24"/>
+        </w:rPr>
+        <w:t>đó</w:t>
+      </w:r>
+      <w:proofErr w:type="spellEnd"/>
+      <w:r>
+        <w:rPr>
+          <w:rFonts w:ascii="Times New Roman" w:eastAsia="Times New Roman" w:hAnsi="Times New Roman" w:cs="Times New Roman"/>
+          <w:sz w:val="24"/>
+          <w:szCs w:val="24"/>
+        </w:rPr>
+        <w:t xml:space="preserve"> </w:t>
+      </w:r>
+      <w:proofErr w:type="spellStart"/>
+      <w:r>
+        <w:rPr>
+          <w:rFonts w:ascii="Times New Roman" w:eastAsia="Times New Roman" w:hAnsi="Times New Roman" w:cs="Times New Roman"/>
+          <w:sz w:val="24"/>
+          <w:szCs w:val="24"/>
+        </w:rPr>
+        <w:t>truyền</w:t>
+      </w:r>
+      <w:proofErr w:type="spellEnd"/>
+      <w:r>
+        <w:rPr>
+          <w:rFonts w:ascii="Times New Roman" w:eastAsia="Times New Roman" w:hAnsi="Times New Roman" w:cs="Times New Roman"/>
+          <w:sz w:val="24"/>
+          <w:szCs w:val="24"/>
+        </w:rPr>
+        <w:t xml:space="preserve"> qua </w:t>
+      </w:r>
+      <w:proofErr w:type="spellStart"/>
+      <w:r>
+        <w:rPr>
+          <w:rFonts w:ascii="Times New Roman" w:eastAsia="Times New Roman" w:hAnsi="Times New Roman" w:cs="Times New Roman"/>
+          <w:sz w:val="24"/>
+          <w:szCs w:val="24"/>
+        </w:rPr>
+        <w:t>các</w:t>
+      </w:r>
+      <w:proofErr w:type="spellEnd"/>
+      <w:r>
+        <w:rPr>
+          <w:rFonts w:ascii="Times New Roman" w:eastAsia="Times New Roman" w:hAnsi="Times New Roman" w:cs="Times New Roman"/>
+          <w:sz w:val="24"/>
+          <w:szCs w:val="24"/>
+        </w:rPr>
+        <w:t xml:space="preserve"> node </w:t>
+      </w:r>
+      <w:proofErr w:type="spellStart"/>
+      <w:r>
+        <w:rPr>
+          <w:rFonts w:ascii="Times New Roman" w:eastAsia="Times New Roman" w:hAnsi="Times New Roman" w:cs="Times New Roman"/>
+          <w:sz w:val="24"/>
+          <w:szCs w:val="24"/>
+        </w:rPr>
+        <w:t>trung</w:t>
+      </w:r>
+      <w:proofErr w:type="spellEnd"/>
+      <w:r>
+        <w:rPr>
+          <w:rFonts w:ascii="Times New Roman" w:eastAsia="Times New Roman" w:hAnsi="Times New Roman" w:cs="Times New Roman"/>
+          <w:sz w:val="24"/>
+          <w:szCs w:val="24"/>
+        </w:rPr>
+        <w:t xml:space="preserve"> </w:t>
+      </w:r>
+      <w:proofErr w:type="spellStart"/>
+      <w:r>
+        <w:rPr>
+          <w:rFonts w:ascii="Times New Roman" w:eastAsia="Times New Roman" w:hAnsi="Times New Roman" w:cs="Times New Roman"/>
+          <w:sz w:val="24"/>
+          <w:szCs w:val="24"/>
+        </w:rPr>
+        <w:t>gian</w:t>
+      </w:r>
+      <w:proofErr w:type="spellEnd"/>
+      <w:r>
+        <w:rPr>
+          <w:rFonts w:ascii="Times New Roman" w:eastAsia="Times New Roman" w:hAnsi="Times New Roman" w:cs="Times New Roman"/>
+          <w:sz w:val="24"/>
+          <w:szCs w:val="24"/>
+        </w:rPr>
+        <w:t xml:space="preserve"> </w:t>
+      </w:r>
+      <w:proofErr w:type="spellStart"/>
+      <w:r>
+        <w:rPr>
+          <w:rFonts w:ascii="Times New Roman" w:eastAsia="Times New Roman" w:hAnsi="Times New Roman" w:cs="Times New Roman"/>
+          <w:sz w:val="24"/>
+          <w:szCs w:val="24"/>
+        </w:rPr>
+        <w:t>nếu</w:t>
+      </w:r>
+      <w:proofErr w:type="spellEnd"/>
+      <w:r>
+        <w:rPr>
+          <w:rFonts w:ascii="Times New Roman" w:eastAsia="Times New Roman" w:hAnsi="Times New Roman" w:cs="Times New Roman"/>
+          <w:sz w:val="24"/>
+          <w:szCs w:val="24"/>
+        </w:rPr>
+        <w:t xml:space="preserve"> </w:t>
+      </w:r>
+      <w:proofErr w:type="spellStart"/>
+      <w:r>
+        <w:rPr>
+          <w:rFonts w:ascii="Times New Roman" w:eastAsia="Times New Roman" w:hAnsi="Times New Roman" w:cs="Times New Roman"/>
+          <w:sz w:val="24"/>
+          <w:szCs w:val="24"/>
+        </w:rPr>
+        <w:t>cần</w:t>
+      </w:r>
+      <w:proofErr w:type="spellEnd"/>
+      <w:r>
+        <w:rPr>
+          <w:rFonts w:ascii="Times New Roman" w:eastAsia="Times New Roman" w:hAnsi="Times New Roman" w:cs="Times New Roman"/>
+          <w:sz w:val="24"/>
+          <w:szCs w:val="24"/>
+        </w:rPr>
+        <w:t xml:space="preserve"> </w:t>
+      </w:r>
+      <w:proofErr w:type="spellStart"/>
+      <w:r>
+        <w:rPr>
+          <w:rFonts w:ascii="Times New Roman" w:eastAsia="Times New Roman" w:hAnsi="Times New Roman" w:cs="Times New Roman"/>
+          <w:sz w:val="24"/>
+          <w:szCs w:val="24"/>
+        </w:rPr>
+        <w:t>cho</w:t>
+      </w:r>
+      <w:proofErr w:type="spellEnd"/>
+      <w:r>
+        <w:rPr>
+          <w:rFonts w:ascii="Times New Roman" w:eastAsia="Times New Roman" w:hAnsi="Times New Roman" w:cs="Times New Roman"/>
+          <w:sz w:val="24"/>
+          <w:szCs w:val="24"/>
+        </w:rPr>
+        <w:t xml:space="preserve"> </w:t>
+      </w:r>
+      <w:proofErr w:type="spellStart"/>
+      <w:r>
+        <w:rPr>
+          <w:rFonts w:ascii="Times New Roman" w:eastAsia="Times New Roman" w:hAnsi="Times New Roman" w:cs="Times New Roman"/>
+          <w:sz w:val="24"/>
+          <w:szCs w:val="24"/>
+        </w:rPr>
+        <w:t>đến</w:t>
+      </w:r>
+      <w:proofErr w:type="spellEnd"/>
+      <w:r>
+        <w:rPr>
+          <w:rFonts w:ascii="Times New Roman" w:eastAsia="Times New Roman" w:hAnsi="Times New Roman" w:cs="Times New Roman"/>
+          <w:sz w:val="24"/>
+          <w:szCs w:val="24"/>
+        </w:rPr>
+        <w:t xml:space="preserve"> </w:t>
+      </w:r>
+      <w:proofErr w:type="spellStart"/>
+      <w:r>
+        <w:rPr>
+          <w:rFonts w:ascii="Times New Roman" w:eastAsia="Times New Roman" w:hAnsi="Times New Roman" w:cs="Times New Roman"/>
+          <w:sz w:val="24"/>
+          <w:szCs w:val="24"/>
+        </w:rPr>
+        <w:t>khi</w:t>
+      </w:r>
+      <w:proofErr w:type="spellEnd"/>
+      <w:r>
+        <w:rPr>
+          <w:rFonts w:ascii="Times New Roman" w:eastAsia="Times New Roman" w:hAnsi="Times New Roman" w:cs="Times New Roman"/>
+          <w:sz w:val="24"/>
+          <w:szCs w:val="24"/>
+        </w:rPr>
+        <w:t xml:space="preserve"> </w:t>
+      </w:r>
+      <w:proofErr w:type="spellStart"/>
+      <w:r>
+        <w:rPr>
+          <w:rFonts w:ascii="Times New Roman" w:eastAsia="Times New Roman" w:hAnsi="Times New Roman" w:cs="Times New Roman"/>
+          <w:sz w:val="24"/>
+          <w:szCs w:val="24"/>
+        </w:rPr>
+        <w:t>tới</w:t>
+      </w:r>
+      <w:proofErr w:type="spellEnd"/>
+      <w:r>
+        <w:rPr>
+          <w:rFonts w:ascii="Times New Roman" w:eastAsia="Times New Roman" w:hAnsi="Times New Roman" w:cs="Times New Roman"/>
+          <w:sz w:val="24"/>
+          <w:szCs w:val="24"/>
+        </w:rPr>
+        <w:t xml:space="preserve"> </w:t>
+      </w:r>
+      <w:proofErr w:type="spellStart"/>
+      <w:r>
+        <w:rPr>
+          <w:rFonts w:ascii="Times New Roman" w:eastAsia="Times New Roman" w:hAnsi="Times New Roman" w:cs="Times New Roman"/>
+          <w:sz w:val="24"/>
+          <w:szCs w:val="24"/>
+        </w:rPr>
+        <w:t>đúng</w:t>
+      </w:r>
+      <w:proofErr w:type="spellEnd"/>
+      <w:r>
+        <w:rPr>
+          <w:rFonts w:ascii="Times New Roman" w:eastAsia="Times New Roman" w:hAnsi="Times New Roman" w:cs="Times New Roman"/>
+          <w:sz w:val="24"/>
+          <w:szCs w:val="24"/>
+        </w:rPr>
+        <w:t xml:space="preserve"> node </w:t>
+      </w:r>
+      <w:proofErr w:type="spellStart"/>
+      <w:r>
+        <w:rPr>
+          <w:rFonts w:ascii="Times New Roman" w:eastAsia="Times New Roman" w:hAnsi="Times New Roman" w:cs="Times New Roman"/>
+          <w:sz w:val="24"/>
+          <w:szCs w:val="24"/>
+        </w:rPr>
+        <w:t>và</w:t>
+      </w:r>
+      <w:proofErr w:type="spellEnd"/>
+      <w:r>
+        <w:rPr>
+          <w:rFonts w:ascii="Times New Roman" w:eastAsia="Times New Roman" w:hAnsi="Times New Roman" w:cs="Times New Roman"/>
+          <w:sz w:val="24"/>
+          <w:szCs w:val="24"/>
+        </w:rPr>
+        <w:t xml:space="preserve"> </w:t>
+      </w:r>
+      <w:proofErr w:type="spellStart"/>
+      <w:r>
+        <w:rPr>
+          <w:rFonts w:ascii="Times New Roman" w:eastAsia="Times New Roman" w:hAnsi="Times New Roman" w:cs="Times New Roman"/>
+          <w:sz w:val="24"/>
+          <w:szCs w:val="24"/>
+        </w:rPr>
+        <w:t>đúng</w:t>
+      </w:r>
+      <w:proofErr w:type="spellEnd"/>
+      <w:r>
+        <w:rPr>
+          <w:rFonts w:ascii="Times New Roman" w:eastAsia="Times New Roman" w:hAnsi="Times New Roman" w:cs="Times New Roman"/>
+          <w:sz w:val="24"/>
+          <w:szCs w:val="24"/>
+        </w:rPr>
+        <w:t xml:space="preserve"> </w:t>
+      </w:r>
+      <w:proofErr w:type="spellStart"/>
+      <w:r>
+        <w:rPr>
+          <w:rFonts w:ascii="Times New Roman" w:eastAsia="Times New Roman" w:hAnsi="Times New Roman" w:cs="Times New Roman"/>
+          <w:sz w:val="24"/>
+          <w:szCs w:val="24"/>
+        </w:rPr>
+        <w:t>dịch</w:t>
+      </w:r>
+      <w:proofErr w:type="spellEnd"/>
+      <w:r>
+        <w:rPr>
+          <w:rFonts w:ascii="Times New Roman" w:eastAsia="Times New Roman" w:hAnsi="Times New Roman" w:cs="Times New Roman"/>
+          <w:sz w:val="24"/>
+          <w:szCs w:val="24"/>
+        </w:rPr>
+        <w:t xml:space="preserve"> </w:t>
+      </w:r>
+      <w:proofErr w:type="spellStart"/>
+      <w:r>
+        <w:rPr>
+          <w:rFonts w:ascii="Times New Roman" w:eastAsia="Times New Roman" w:hAnsi="Times New Roman" w:cs="Times New Roman"/>
+          <w:sz w:val="24"/>
+          <w:szCs w:val="24"/>
+        </w:rPr>
+        <w:t>vụ</w:t>
+      </w:r>
+      <w:proofErr w:type="spellEnd"/>
+      <w:r>
+        <w:rPr>
+          <w:rFonts w:ascii="Times New Roman" w:eastAsia="Times New Roman" w:hAnsi="Times New Roman" w:cs="Times New Roman"/>
+          <w:sz w:val="24"/>
+          <w:szCs w:val="24"/>
+        </w:rPr>
+        <w:t xml:space="preserve"> </w:t>
+      </w:r>
+      <w:proofErr w:type="spellStart"/>
+      <w:r>
+        <w:rPr>
+          <w:rFonts w:ascii="Times New Roman" w:eastAsia="Times New Roman" w:hAnsi="Times New Roman" w:cs="Times New Roman"/>
+          <w:sz w:val="24"/>
+          <w:szCs w:val="24"/>
+        </w:rPr>
+        <w:t>cần</w:t>
+      </w:r>
+      <w:proofErr w:type="spellEnd"/>
+      <w:r>
+        <w:rPr>
+          <w:rFonts w:ascii="Times New Roman" w:eastAsia="Times New Roman" w:hAnsi="Times New Roman" w:cs="Times New Roman"/>
+          <w:sz w:val="24"/>
+          <w:szCs w:val="24"/>
+        </w:rPr>
+        <w:t xml:space="preserve"> </w:t>
+      </w:r>
+      <w:proofErr w:type="spellStart"/>
+      <w:r>
+        <w:rPr>
+          <w:rFonts w:ascii="Times New Roman" w:eastAsia="Times New Roman" w:hAnsi="Times New Roman" w:cs="Times New Roman"/>
+          <w:sz w:val="24"/>
+          <w:szCs w:val="24"/>
+        </w:rPr>
+        <w:t>nhận</w:t>
+      </w:r>
+      <w:proofErr w:type="spellEnd"/>
+      <w:r>
+        <w:rPr>
+          <w:rFonts w:ascii="Times New Roman" w:eastAsia="Times New Roman" w:hAnsi="Times New Roman" w:cs="Times New Roman"/>
+          <w:sz w:val="24"/>
+          <w:szCs w:val="24"/>
+        </w:rPr>
+        <w:t xml:space="preserve">. </w:t>
+      </w:r>
+      <w:proofErr w:type="spellStart"/>
+      <w:r>
+        <w:rPr>
+          <w:rFonts w:ascii="Times New Roman" w:eastAsia="Times New Roman" w:hAnsi="Times New Roman" w:cs="Times New Roman"/>
+          <w:sz w:val="24"/>
+          <w:szCs w:val="24"/>
+        </w:rPr>
+        <w:t>Nhờ</w:t>
+      </w:r>
+      <w:proofErr w:type="spellEnd"/>
+      <w:r>
+        <w:rPr>
+          <w:rFonts w:ascii="Times New Roman" w:eastAsia="Times New Roman" w:hAnsi="Times New Roman" w:cs="Times New Roman"/>
+          <w:sz w:val="24"/>
+          <w:szCs w:val="24"/>
+        </w:rPr>
+        <w:t xml:space="preserve"> </w:t>
+      </w:r>
+      <w:proofErr w:type="spellStart"/>
+      <w:r>
+        <w:rPr>
+          <w:rFonts w:ascii="Times New Roman" w:eastAsia="Times New Roman" w:hAnsi="Times New Roman" w:cs="Times New Roman"/>
+          <w:sz w:val="24"/>
+          <w:szCs w:val="24"/>
+        </w:rPr>
+        <w:t>vậy</w:t>
+      </w:r>
+      <w:proofErr w:type="spellEnd"/>
+      <w:r>
+        <w:rPr>
+          <w:rFonts w:ascii="Times New Roman" w:eastAsia="Times New Roman" w:hAnsi="Times New Roman" w:cs="Times New Roman"/>
+          <w:sz w:val="24"/>
+          <w:szCs w:val="24"/>
+        </w:rPr>
+        <w:t xml:space="preserve"> </w:t>
+      </w:r>
+      <w:proofErr w:type="spellStart"/>
+      <w:r>
+        <w:rPr>
+          <w:rFonts w:ascii="Times New Roman" w:eastAsia="Times New Roman" w:hAnsi="Times New Roman" w:cs="Times New Roman"/>
+          <w:sz w:val="24"/>
+          <w:szCs w:val="24"/>
+        </w:rPr>
+        <w:t>tầng</w:t>
+      </w:r>
+      <w:proofErr w:type="spellEnd"/>
+      <w:r>
+        <w:rPr>
+          <w:rFonts w:ascii="Times New Roman" w:eastAsia="Times New Roman" w:hAnsi="Times New Roman" w:cs="Times New Roman"/>
+          <w:sz w:val="24"/>
+          <w:szCs w:val="24"/>
+        </w:rPr>
+        <w:t xml:space="preserve"> </w:t>
+      </w:r>
+      <w:proofErr w:type="spellStart"/>
+      <w:r>
+        <w:rPr>
+          <w:rFonts w:ascii="Times New Roman" w:eastAsia="Times New Roman" w:hAnsi="Times New Roman" w:cs="Times New Roman"/>
+          <w:sz w:val="24"/>
+          <w:szCs w:val="24"/>
+        </w:rPr>
+        <w:t>ứng</w:t>
+      </w:r>
+      <w:proofErr w:type="spellEnd"/>
+      <w:r>
+        <w:rPr>
+          <w:rFonts w:ascii="Times New Roman" w:eastAsia="Times New Roman" w:hAnsi="Times New Roman" w:cs="Times New Roman"/>
+          <w:sz w:val="24"/>
+          <w:szCs w:val="24"/>
+        </w:rPr>
+        <w:t xml:space="preserve"> </w:t>
+      </w:r>
+      <w:proofErr w:type="spellStart"/>
+      <w:r>
+        <w:rPr>
+          <w:rFonts w:ascii="Times New Roman" w:eastAsia="Times New Roman" w:hAnsi="Times New Roman" w:cs="Times New Roman"/>
+          <w:sz w:val="24"/>
+          <w:szCs w:val="24"/>
+        </w:rPr>
+        <w:t>dụng</w:t>
+      </w:r>
+      <w:proofErr w:type="spellEnd"/>
+      <w:r>
+        <w:rPr>
+          <w:rFonts w:ascii="Times New Roman" w:eastAsia="Times New Roman" w:hAnsi="Times New Roman" w:cs="Times New Roman"/>
+          <w:sz w:val="24"/>
+          <w:szCs w:val="24"/>
+        </w:rPr>
+        <w:t xml:space="preserve"> </w:t>
+      </w:r>
+      <w:proofErr w:type="spellStart"/>
+      <w:r>
+        <w:rPr>
+          <w:rFonts w:ascii="Times New Roman" w:eastAsia="Times New Roman" w:hAnsi="Times New Roman" w:cs="Times New Roman"/>
+          <w:sz w:val="24"/>
+          <w:szCs w:val="24"/>
+        </w:rPr>
+        <w:t>không</w:t>
+      </w:r>
+      <w:proofErr w:type="spellEnd"/>
+      <w:r>
+        <w:rPr>
+          <w:rFonts w:ascii="Times New Roman" w:eastAsia="Times New Roman" w:hAnsi="Times New Roman" w:cs="Times New Roman"/>
+          <w:sz w:val="24"/>
+          <w:szCs w:val="24"/>
+        </w:rPr>
+        <w:t xml:space="preserve"> </w:t>
+      </w:r>
+      <w:proofErr w:type="spellStart"/>
+      <w:r>
+        <w:rPr>
+          <w:rFonts w:ascii="Times New Roman" w:eastAsia="Times New Roman" w:hAnsi="Times New Roman" w:cs="Times New Roman"/>
+          <w:sz w:val="24"/>
+          <w:szCs w:val="24"/>
+        </w:rPr>
+        <w:t>phải</w:t>
+      </w:r>
+      <w:proofErr w:type="spellEnd"/>
+      <w:r>
+        <w:rPr>
+          <w:rFonts w:ascii="Times New Roman" w:eastAsia="Times New Roman" w:hAnsi="Times New Roman" w:cs="Times New Roman"/>
+          <w:sz w:val="24"/>
+          <w:szCs w:val="24"/>
+        </w:rPr>
+        <w:t xml:space="preserve"> </w:t>
+      </w:r>
+      <w:proofErr w:type="spellStart"/>
+      <w:r>
+        <w:rPr>
+          <w:rFonts w:ascii="Times New Roman" w:eastAsia="Times New Roman" w:hAnsi="Times New Roman" w:cs="Times New Roman"/>
+          <w:sz w:val="24"/>
+          <w:szCs w:val="24"/>
+        </w:rPr>
+        <w:t>tự</w:t>
+      </w:r>
+      <w:proofErr w:type="spellEnd"/>
+      <w:r>
+        <w:rPr>
+          <w:rFonts w:ascii="Times New Roman" w:eastAsia="Times New Roman" w:hAnsi="Times New Roman" w:cs="Times New Roman"/>
+          <w:sz w:val="24"/>
+          <w:szCs w:val="24"/>
+        </w:rPr>
+        <w:t xml:space="preserve"> </w:t>
+      </w:r>
+      <w:proofErr w:type="spellStart"/>
+      <w:r>
+        <w:rPr>
+          <w:rFonts w:ascii="Times New Roman" w:eastAsia="Times New Roman" w:hAnsi="Times New Roman" w:cs="Times New Roman"/>
+          <w:sz w:val="24"/>
+          <w:szCs w:val="24"/>
+        </w:rPr>
+        <w:t>xử</w:t>
+      </w:r>
+      <w:proofErr w:type="spellEnd"/>
+      <w:r>
+        <w:rPr>
+          <w:rFonts w:ascii="Times New Roman" w:eastAsia="Times New Roman" w:hAnsi="Times New Roman" w:cs="Times New Roman"/>
+          <w:sz w:val="24"/>
+          <w:szCs w:val="24"/>
+        </w:rPr>
+        <w:t xml:space="preserve"> </w:t>
+      </w:r>
+      <w:proofErr w:type="spellStart"/>
+      <w:r>
+        <w:rPr>
+          <w:rFonts w:ascii="Times New Roman" w:eastAsia="Times New Roman" w:hAnsi="Times New Roman" w:cs="Times New Roman"/>
+          <w:sz w:val="24"/>
+          <w:szCs w:val="24"/>
+        </w:rPr>
+        <w:t>lý</w:t>
+      </w:r>
+      <w:proofErr w:type="spellEnd"/>
+      <w:r>
+        <w:rPr>
+          <w:rFonts w:ascii="Times New Roman" w:eastAsia="Times New Roman" w:hAnsi="Times New Roman" w:cs="Times New Roman"/>
+          <w:sz w:val="24"/>
+          <w:szCs w:val="24"/>
+        </w:rPr>
+        <w:t xml:space="preserve"> </w:t>
+      </w:r>
+      <w:proofErr w:type="spellStart"/>
+      <w:r>
+        <w:rPr>
+          <w:rFonts w:ascii="Times New Roman" w:eastAsia="Times New Roman" w:hAnsi="Times New Roman" w:cs="Times New Roman"/>
+          <w:sz w:val="24"/>
+          <w:szCs w:val="24"/>
+        </w:rPr>
+        <w:t>địa</w:t>
+      </w:r>
+      <w:proofErr w:type="spellEnd"/>
+      <w:r>
+        <w:rPr>
+          <w:rFonts w:ascii="Times New Roman" w:eastAsia="Times New Roman" w:hAnsi="Times New Roman" w:cs="Times New Roman"/>
+          <w:sz w:val="24"/>
+          <w:szCs w:val="24"/>
+        </w:rPr>
+        <w:t xml:space="preserve"> </w:t>
+      </w:r>
+      <w:proofErr w:type="spellStart"/>
+      <w:r>
+        <w:rPr>
+          <w:rFonts w:ascii="Times New Roman" w:eastAsia="Times New Roman" w:hAnsi="Times New Roman" w:cs="Times New Roman"/>
+          <w:sz w:val="24"/>
+          <w:szCs w:val="24"/>
+        </w:rPr>
+        <w:t>chỉ</w:t>
+      </w:r>
+      <w:proofErr w:type="spellEnd"/>
+      <w:r>
+        <w:rPr>
+          <w:rFonts w:ascii="Times New Roman" w:eastAsia="Times New Roman" w:hAnsi="Times New Roman" w:cs="Times New Roman"/>
+          <w:sz w:val="24"/>
+          <w:szCs w:val="24"/>
+        </w:rPr>
+        <w:t xml:space="preserve">, routing hay chi </w:t>
+      </w:r>
+      <w:proofErr w:type="spellStart"/>
+      <w:r>
+        <w:rPr>
+          <w:rFonts w:ascii="Times New Roman" w:eastAsia="Times New Roman" w:hAnsi="Times New Roman" w:cs="Times New Roman"/>
+          <w:sz w:val="24"/>
+          <w:szCs w:val="24"/>
+        </w:rPr>
+        <w:t>tiết</w:t>
+      </w:r>
+      <w:proofErr w:type="spellEnd"/>
+      <w:r>
+        <w:rPr>
+          <w:rFonts w:ascii="Times New Roman" w:eastAsia="Times New Roman" w:hAnsi="Times New Roman" w:cs="Times New Roman"/>
+          <w:sz w:val="24"/>
+          <w:szCs w:val="24"/>
+        </w:rPr>
+        <w:t xml:space="preserve"> </w:t>
+      </w:r>
+      <w:proofErr w:type="spellStart"/>
+      <w:r>
+        <w:rPr>
+          <w:rFonts w:ascii="Times New Roman" w:eastAsia="Times New Roman" w:hAnsi="Times New Roman" w:cs="Times New Roman"/>
+          <w:sz w:val="24"/>
+          <w:szCs w:val="24"/>
+        </w:rPr>
+        <w:t>của</w:t>
+      </w:r>
+      <w:proofErr w:type="spellEnd"/>
+      <w:r>
+        <w:rPr>
+          <w:rFonts w:ascii="Times New Roman" w:eastAsia="Times New Roman" w:hAnsi="Times New Roman" w:cs="Times New Roman"/>
+          <w:sz w:val="24"/>
+          <w:szCs w:val="24"/>
+        </w:rPr>
+        <w:t xml:space="preserve"> </w:t>
+      </w:r>
+      <w:proofErr w:type="spellStart"/>
+      <w:r>
+        <w:rPr>
+          <w:rFonts w:ascii="Times New Roman" w:eastAsia="Times New Roman" w:hAnsi="Times New Roman" w:cs="Times New Roman"/>
+          <w:sz w:val="24"/>
+          <w:szCs w:val="24"/>
+        </w:rPr>
+        <w:t>từng</w:t>
+      </w:r>
+      <w:proofErr w:type="spellEnd"/>
+      <w:r>
+        <w:rPr>
+          <w:rFonts w:ascii="Times New Roman" w:eastAsia="Times New Roman" w:hAnsi="Times New Roman" w:cs="Times New Roman"/>
+          <w:sz w:val="24"/>
+          <w:szCs w:val="24"/>
+        </w:rPr>
+        <w:t xml:space="preserve"> </w:t>
+      </w:r>
+      <w:proofErr w:type="spellStart"/>
+      <w:r>
+        <w:rPr>
+          <w:rFonts w:ascii="Times New Roman" w:eastAsia="Times New Roman" w:hAnsi="Times New Roman" w:cs="Times New Roman"/>
+          <w:sz w:val="24"/>
+          <w:szCs w:val="24"/>
+        </w:rPr>
+        <w:t>giao</w:t>
+      </w:r>
+      <w:proofErr w:type="spellEnd"/>
+      <w:r>
+        <w:rPr>
+          <w:rFonts w:ascii="Times New Roman" w:eastAsia="Times New Roman" w:hAnsi="Times New Roman" w:cs="Times New Roman"/>
+          <w:sz w:val="24"/>
+          <w:szCs w:val="24"/>
+        </w:rPr>
+        <w:t xml:space="preserve"> </w:t>
+      </w:r>
+      <w:proofErr w:type="spellStart"/>
+      <w:r>
+        <w:rPr>
+          <w:rFonts w:ascii="Times New Roman" w:eastAsia="Times New Roman" w:hAnsi="Times New Roman" w:cs="Times New Roman"/>
+          <w:sz w:val="24"/>
+          <w:szCs w:val="24"/>
+        </w:rPr>
+        <w:t>thức</w:t>
+      </w:r>
+      <w:proofErr w:type="spellEnd"/>
+      <w:r>
+        <w:rPr>
+          <w:rFonts w:ascii="Times New Roman" w:eastAsia="Times New Roman" w:hAnsi="Times New Roman" w:cs="Times New Roman"/>
+          <w:sz w:val="24"/>
+          <w:szCs w:val="24"/>
+        </w:rPr>
+        <w:t xml:space="preserve"> </w:t>
+      </w:r>
+      <w:proofErr w:type="spellStart"/>
+      <w:r>
+        <w:rPr>
+          <w:rFonts w:ascii="Times New Roman" w:eastAsia="Times New Roman" w:hAnsi="Times New Roman" w:cs="Times New Roman"/>
+          <w:sz w:val="24"/>
+          <w:szCs w:val="24"/>
+        </w:rPr>
+        <w:t>truyền</w:t>
+      </w:r>
+      <w:proofErr w:type="spellEnd"/>
+      <w:r>
+        <w:rPr>
+          <w:rFonts w:ascii="Times New Roman" w:eastAsia="Times New Roman" w:hAnsi="Times New Roman" w:cs="Times New Roman"/>
+          <w:sz w:val="24"/>
+          <w:szCs w:val="24"/>
+        </w:rPr>
+        <w:t xml:space="preserve"> </w:t>
+      </w:r>
+      <w:proofErr w:type="spellStart"/>
+      <w:r>
+        <w:rPr>
+          <w:rFonts w:ascii="Times New Roman" w:eastAsia="Times New Roman" w:hAnsi="Times New Roman" w:cs="Times New Roman"/>
+          <w:sz w:val="24"/>
+          <w:szCs w:val="24"/>
+        </w:rPr>
+        <w:t>thông</w:t>
+      </w:r>
+      <w:proofErr w:type="spellEnd"/>
+      <w:r>
+        <w:rPr>
+          <w:rFonts w:ascii="Times New Roman" w:eastAsia="Times New Roman" w:hAnsi="Times New Roman" w:cs="Times New Roman"/>
+          <w:sz w:val="24"/>
+          <w:szCs w:val="24"/>
+        </w:rPr>
+        <w:t>."</w:t>
+      </w:r>
+    </w:p>
+    <w:p>
+      <w:pPr>
+        <w:rPr>
+          <w:rFonts w:ascii="Times New Roman" w:eastAsia="Times New Roman" w:hAnsi="Times New Roman" w:cs="Times New Roman"/>
+          <w:sz w:val="24"/>
+          <w:szCs w:val="24"/>
+        </w:rPr>
+      </w:pPr>
+    </w:p>
+    <w:p>
+      <w:pPr>
+        <w:rPr>
+          <w:rFonts w:ascii="Times New Roman" w:eastAsia="Times New Roman" w:hAnsi="Times New Roman" w:cs="Times New Roman"/>
+          <w:sz w:val="24"/>
+          <w:szCs w:val="24"/>
+        </w:rPr>
+      </w:pPr>
+      <w:r>
+        <w:rPr>
+          <w:rFonts w:ascii="Times New Roman" w:eastAsia="Times New Roman" w:hAnsi="Times New Roman" w:cs="Times New Roman"/>
+          <w:sz w:val="24"/>
+          <w:szCs w:val="24"/>
+        </w:rPr>
+        <w:lastRenderedPageBreak/>
+        <w:t xml:space="preserve">Giao </w:t>
+      </w:r>
+      <w:proofErr w:type="spellStart"/>
+      <w:r>
+        <w:rPr>
+          <w:rFonts w:ascii="Times New Roman" w:eastAsia="Times New Roman" w:hAnsi="Times New Roman" w:cs="Times New Roman"/>
+          <w:sz w:val="24"/>
+          <w:szCs w:val="24"/>
+        </w:rPr>
+        <w:t>thức</w:t>
+      </w:r>
+      <w:proofErr w:type="spellEnd"/>
+      <w:r>
+        <w:rPr>
+          <w:rFonts w:ascii="Times New Roman" w:eastAsia="Times New Roman" w:hAnsi="Times New Roman" w:cs="Times New Roman"/>
+          <w:sz w:val="24"/>
+          <w:szCs w:val="24"/>
+        </w:rPr>
+        <w:t xml:space="preserve"> </w:t>
+      </w:r>
+      <w:proofErr w:type="spellStart"/>
+      <w:r>
+        <w:rPr>
+          <w:rFonts w:ascii="Times New Roman" w:eastAsia="Times New Roman" w:hAnsi="Times New Roman" w:cs="Times New Roman"/>
+          <w:sz w:val="24"/>
+          <w:szCs w:val="24"/>
+        </w:rPr>
+        <w:t>này</w:t>
+      </w:r>
+      <w:proofErr w:type="spellEnd"/>
+      <w:r>
+        <w:rPr>
+          <w:rFonts w:ascii="Times New Roman" w:eastAsia="Times New Roman" w:hAnsi="Times New Roman" w:cs="Times New Roman"/>
+          <w:sz w:val="24"/>
+          <w:szCs w:val="24"/>
+        </w:rPr>
+        <w:t xml:space="preserve"> </w:t>
+      </w:r>
+      <w:proofErr w:type="spellStart"/>
+      <w:r>
+        <w:rPr>
+          <w:rFonts w:ascii="Times New Roman" w:eastAsia="Times New Roman" w:hAnsi="Times New Roman" w:cs="Times New Roman"/>
+          <w:sz w:val="24"/>
+          <w:szCs w:val="24"/>
+        </w:rPr>
+        <w:t>là</w:t>
+      </w:r>
+      <w:proofErr w:type="spellEnd"/>
+      <w:r>
+        <w:rPr>
+          <w:rFonts w:ascii="Times New Roman" w:eastAsia="Times New Roman" w:hAnsi="Times New Roman" w:cs="Times New Roman"/>
+          <w:sz w:val="24"/>
+          <w:szCs w:val="24"/>
+        </w:rPr>
+        <w:t xml:space="preserve"> 1 opensource </w:t>
+      </w:r>
+      <w:proofErr w:type="spellStart"/>
+      <w:r>
+        <w:rPr>
+          <w:rFonts w:ascii="Times New Roman" w:eastAsia="Times New Roman" w:hAnsi="Times New Roman" w:cs="Times New Roman"/>
+          <w:sz w:val="24"/>
+          <w:szCs w:val="24"/>
+        </w:rPr>
+        <w:t>có</w:t>
+      </w:r>
+      <w:proofErr w:type="spellEnd"/>
+      <w:r>
+        <w:rPr>
+          <w:rFonts w:ascii="Times New Roman" w:eastAsia="Times New Roman" w:hAnsi="Times New Roman" w:cs="Times New Roman"/>
+          <w:sz w:val="24"/>
+          <w:szCs w:val="24"/>
+        </w:rPr>
+        <w:t xml:space="preserve"> example </w:t>
+      </w:r>
+      <w:proofErr w:type="spellStart"/>
+      <w:r>
+        <w:rPr>
+          <w:rFonts w:ascii="Times New Roman" w:eastAsia="Times New Roman" w:hAnsi="Times New Roman" w:cs="Times New Roman"/>
+          <w:sz w:val="24"/>
+          <w:szCs w:val="24"/>
+        </w:rPr>
+        <w:t>nó</w:t>
+      </w:r>
+      <w:proofErr w:type="spellEnd"/>
+      <w:r>
+        <w:rPr>
+          <w:rFonts w:ascii="Times New Roman" w:eastAsia="Times New Roman" w:hAnsi="Times New Roman" w:cs="Times New Roman"/>
+          <w:sz w:val="24"/>
+          <w:szCs w:val="24"/>
+        </w:rPr>
+        <w:t xml:space="preserve"> </w:t>
+      </w:r>
+      <w:proofErr w:type="spellStart"/>
+      <w:r>
+        <w:rPr>
+          <w:rFonts w:ascii="Times New Roman" w:eastAsia="Times New Roman" w:hAnsi="Times New Roman" w:cs="Times New Roman"/>
+          <w:sz w:val="24"/>
+          <w:szCs w:val="24"/>
+        </w:rPr>
+        <w:t>chạy</w:t>
+      </w:r>
+      <w:proofErr w:type="spellEnd"/>
+      <w:r>
+        <w:rPr>
+          <w:rFonts w:ascii="Times New Roman" w:eastAsia="Times New Roman" w:hAnsi="Times New Roman" w:cs="Times New Roman"/>
+          <w:sz w:val="24"/>
+          <w:szCs w:val="24"/>
+        </w:rPr>
+        <w:t xml:space="preserve"> </w:t>
+      </w:r>
+      <w:proofErr w:type="spellStart"/>
+      <w:r>
+        <w:rPr>
+          <w:rFonts w:ascii="Times New Roman" w:eastAsia="Times New Roman" w:hAnsi="Times New Roman" w:cs="Times New Roman"/>
+          <w:sz w:val="24"/>
+          <w:szCs w:val="24"/>
+        </w:rPr>
+        <w:t>trên</w:t>
+      </w:r>
+      <w:proofErr w:type="spellEnd"/>
+      <w:r>
+        <w:rPr>
+          <w:rFonts w:ascii="Times New Roman" w:eastAsia="Times New Roman" w:hAnsi="Times New Roman" w:cs="Times New Roman"/>
+          <w:sz w:val="24"/>
+          <w:szCs w:val="24"/>
+        </w:rPr>
+        <w:t xml:space="preserve"> Linux, </w:t>
+      </w:r>
+      <w:proofErr w:type="spellStart"/>
+      <w:r>
+        <w:rPr>
+          <w:rFonts w:ascii="Times New Roman" w:eastAsia="Times New Roman" w:hAnsi="Times New Roman" w:cs="Times New Roman"/>
+          <w:sz w:val="24"/>
+          <w:szCs w:val="24"/>
+        </w:rPr>
+        <w:t>và</w:t>
+      </w:r>
+      <w:proofErr w:type="spellEnd"/>
+      <w:r>
+        <w:rPr>
+          <w:rFonts w:ascii="Times New Roman" w:eastAsia="Times New Roman" w:hAnsi="Times New Roman" w:cs="Times New Roman"/>
+          <w:sz w:val="24"/>
+          <w:szCs w:val="24"/>
+        </w:rPr>
+        <w:t xml:space="preserve"> </w:t>
+      </w:r>
+      <w:proofErr w:type="spellStart"/>
+      <w:r>
+        <w:rPr>
+          <w:rFonts w:ascii="Times New Roman" w:eastAsia="Times New Roman" w:hAnsi="Times New Roman" w:cs="Times New Roman"/>
+          <w:sz w:val="24"/>
+          <w:szCs w:val="24"/>
+        </w:rPr>
+        <w:t>nó</w:t>
+      </w:r>
+      <w:proofErr w:type="spellEnd"/>
+      <w:r>
+        <w:rPr>
+          <w:rFonts w:ascii="Times New Roman" w:eastAsia="Times New Roman" w:hAnsi="Times New Roman" w:cs="Times New Roman"/>
+          <w:sz w:val="24"/>
+          <w:szCs w:val="24"/>
+        </w:rPr>
+        <w:t xml:space="preserve"> </w:t>
+      </w:r>
+      <w:proofErr w:type="spellStart"/>
+      <w:r>
+        <w:rPr>
+          <w:rFonts w:ascii="Times New Roman" w:eastAsia="Times New Roman" w:hAnsi="Times New Roman" w:cs="Times New Roman"/>
+          <w:sz w:val="24"/>
+          <w:szCs w:val="24"/>
+        </w:rPr>
+        <w:t>cũng</w:t>
+      </w:r>
+      <w:proofErr w:type="spellEnd"/>
+      <w:r>
+        <w:rPr>
+          <w:rFonts w:ascii="Times New Roman" w:eastAsia="Times New Roman" w:hAnsi="Times New Roman" w:cs="Times New Roman"/>
+          <w:sz w:val="24"/>
+          <w:szCs w:val="24"/>
+        </w:rPr>
+        <w:t xml:space="preserve"> </w:t>
+      </w:r>
+      <w:proofErr w:type="spellStart"/>
+      <w:r>
+        <w:rPr>
+          <w:rFonts w:ascii="Times New Roman" w:eastAsia="Times New Roman" w:hAnsi="Times New Roman" w:cs="Times New Roman"/>
+          <w:sz w:val="24"/>
+          <w:szCs w:val="24"/>
+        </w:rPr>
+        <w:t>hỗ</w:t>
+      </w:r>
+      <w:proofErr w:type="spellEnd"/>
+      <w:r>
+        <w:rPr>
+          <w:rFonts w:ascii="Times New Roman" w:eastAsia="Times New Roman" w:hAnsi="Times New Roman" w:cs="Times New Roman"/>
+          <w:sz w:val="24"/>
+          <w:szCs w:val="24"/>
+        </w:rPr>
+        <w:t xml:space="preserve"> </w:t>
+      </w:r>
+      <w:proofErr w:type="spellStart"/>
+      <w:r>
+        <w:rPr>
+          <w:rFonts w:ascii="Times New Roman" w:eastAsia="Times New Roman" w:hAnsi="Times New Roman" w:cs="Times New Roman"/>
+          <w:sz w:val="24"/>
+          <w:szCs w:val="24"/>
+        </w:rPr>
+        <w:t>trợ</w:t>
+      </w:r>
+      <w:proofErr w:type="spellEnd"/>
+      <w:r>
+        <w:rPr>
+          <w:rFonts w:ascii="Times New Roman" w:eastAsia="Times New Roman" w:hAnsi="Times New Roman" w:cs="Times New Roman"/>
+          <w:sz w:val="24"/>
+          <w:szCs w:val="24"/>
+        </w:rPr>
+        <w:t xml:space="preserve"> </w:t>
+      </w:r>
+      <w:proofErr w:type="spellStart"/>
+      <w:r>
+        <w:rPr>
+          <w:rFonts w:ascii="Times New Roman" w:eastAsia="Times New Roman" w:hAnsi="Times New Roman" w:cs="Times New Roman"/>
+          <w:sz w:val="24"/>
+          <w:szCs w:val="24"/>
+        </w:rPr>
+        <w:t>cho</w:t>
+      </w:r>
+      <w:proofErr w:type="spellEnd"/>
+      <w:r>
+        <w:rPr>
+          <w:rFonts w:ascii="Times New Roman" w:eastAsia="Times New Roman" w:hAnsi="Times New Roman" w:cs="Times New Roman"/>
+          <w:sz w:val="24"/>
+          <w:szCs w:val="24"/>
+        </w:rPr>
+        <w:t xml:space="preserve"> CAN I2C UART </w:t>
+      </w:r>
+      <w:proofErr w:type="spellStart"/>
+      <w:r>
+        <w:rPr>
+          <w:rFonts w:ascii="Times New Roman" w:eastAsia="Times New Roman" w:hAnsi="Times New Roman" w:cs="Times New Roman"/>
+          <w:sz w:val="24"/>
+          <w:szCs w:val="24"/>
+        </w:rPr>
+        <w:t>và</w:t>
+      </w:r>
+      <w:proofErr w:type="spellEnd"/>
+      <w:r>
+        <w:rPr>
+          <w:rFonts w:ascii="Times New Roman" w:eastAsia="Times New Roman" w:hAnsi="Times New Roman" w:cs="Times New Roman"/>
+          <w:sz w:val="24"/>
+          <w:szCs w:val="24"/>
+        </w:rPr>
+        <w:t xml:space="preserve"> em </w:t>
+      </w:r>
+      <w:proofErr w:type="spellStart"/>
+      <w:r>
+        <w:rPr>
+          <w:rFonts w:ascii="Times New Roman" w:eastAsia="Times New Roman" w:hAnsi="Times New Roman" w:cs="Times New Roman"/>
+          <w:sz w:val="24"/>
+          <w:szCs w:val="24"/>
+        </w:rPr>
+        <w:t>triển</w:t>
+      </w:r>
+      <w:proofErr w:type="spellEnd"/>
+      <w:r>
+        <w:rPr>
+          <w:rFonts w:ascii="Times New Roman" w:eastAsia="Times New Roman" w:hAnsi="Times New Roman" w:cs="Times New Roman"/>
+          <w:sz w:val="24"/>
+          <w:szCs w:val="24"/>
+        </w:rPr>
+        <w:t xml:space="preserve"> </w:t>
+      </w:r>
+      <w:proofErr w:type="spellStart"/>
+      <w:r>
+        <w:rPr>
+          <w:rFonts w:ascii="Times New Roman" w:eastAsia="Times New Roman" w:hAnsi="Times New Roman" w:cs="Times New Roman"/>
+          <w:sz w:val="24"/>
+          <w:szCs w:val="24"/>
+        </w:rPr>
+        <w:t>khai</w:t>
+      </w:r>
+      <w:proofErr w:type="spellEnd"/>
+      <w:r>
+        <w:rPr>
+          <w:rFonts w:ascii="Times New Roman" w:eastAsia="Times New Roman" w:hAnsi="Times New Roman" w:cs="Times New Roman"/>
+          <w:sz w:val="24"/>
+          <w:szCs w:val="24"/>
+        </w:rPr>
+        <w:t xml:space="preserve"> </w:t>
+      </w:r>
+      <w:proofErr w:type="spellStart"/>
+      <w:r>
+        <w:rPr>
+          <w:rFonts w:ascii="Times New Roman" w:eastAsia="Times New Roman" w:hAnsi="Times New Roman" w:cs="Times New Roman"/>
+          <w:sz w:val="24"/>
+          <w:szCs w:val="24"/>
+        </w:rPr>
+        <w:t>nó</w:t>
+      </w:r>
+      <w:proofErr w:type="spellEnd"/>
+      <w:r>
+        <w:rPr>
+          <w:rFonts w:ascii="Times New Roman" w:eastAsia="Times New Roman" w:hAnsi="Times New Roman" w:cs="Times New Roman"/>
+          <w:sz w:val="24"/>
+          <w:szCs w:val="24"/>
+        </w:rPr>
+        <w:t xml:space="preserve"> </w:t>
+      </w:r>
+      <w:proofErr w:type="spellStart"/>
+      <w:r>
+        <w:rPr>
+          <w:rFonts w:ascii="Times New Roman" w:eastAsia="Times New Roman" w:hAnsi="Times New Roman" w:cs="Times New Roman"/>
+          <w:sz w:val="24"/>
+          <w:szCs w:val="24"/>
+        </w:rPr>
+        <w:t>trên</w:t>
+      </w:r>
+      <w:proofErr w:type="spellEnd"/>
+      <w:r>
+        <w:rPr>
+          <w:rFonts w:ascii="Times New Roman" w:eastAsia="Times New Roman" w:hAnsi="Times New Roman" w:cs="Times New Roman"/>
+          <w:sz w:val="24"/>
+          <w:szCs w:val="24"/>
+        </w:rPr>
+        <w:t xml:space="preserve"> vi </w:t>
+      </w:r>
+      <w:proofErr w:type="spellStart"/>
+      <w:r>
+        <w:rPr>
+          <w:rFonts w:ascii="Times New Roman" w:eastAsia="Times New Roman" w:hAnsi="Times New Roman" w:cs="Times New Roman"/>
+          <w:sz w:val="24"/>
+          <w:szCs w:val="24"/>
+        </w:rPr>
+        <w:t>điều</w:t>
+      </w:r>
+      <w:proofErr w:type="spellEnd"/>
+      <w:r>
+        <w:rPr>
+          <w:rFonts w:ascii="Times New Roman" w:eastAsia="Times New Roman" w:hAnsi="Times New Roman" w:cs="Times New Roman"/>
+          <w:sz w:val="24"/>
+          <w:szCs w:val="24"/>
+        </w:rPr>
+        <w:t xml:space="preserve"> </w:t>
+      </w:r>
+      <w:proofErr w:type="spellStart"/>
+      <w:r>
+        <w:rPr>
+          <w:rFonts w:ascii="Times New Roman" w:eastAsia="Times New Roman" w:hAnsi="Times New Roman" w:cs="Times New Roman"/>
+          <w:sz w:val="24"/>
+          <w:szCs w:val="24"/>
+        </w:rPr>
+        <w:t>khiển</w:t>
+      </w:r>
+      <w:proofErr w:type="spellEnd"/>
+      <w:r>
+        <w:rPr>
+          <w:rFonts w:ascii="Times New Roman" w:eastAsia="Times New Roman" w:hAnsi="Times New Roman" w:cs="Times New Roman"/>
+          <w:sz w:val="24"/>
+          <w:szCs w:val="24"/>
+        </w:rPr>
+        <w:t xml:space="preserve"> STM32 </w:t>
+      </w:r>
+      <w:proofErr w:type="spellStart"/>
+      <w:r>
+        <w:rPr>
+          <w:rFonts w:ascii="Times New Roman" w:eastAsia="Times New Roman" w:hAnsi="Times New Roman" w:cs="Times New Roman"/>
+          <w:sz w:val="24"/>
+          <w:szCs w:val="24"/>
+        </w:rPr>
+        <w:t>cho</w:t>
+      </w:r>
+      <w:proofErr w:type="spellEnd"/>
+      <w:r>
+        <w:rPr>
+          <w:rFonts w:ascii="Times New Roman" w:eastAsia="Times New Roman" w:hAnsi="Times New Roman" w:cs="Times New Roman"/>
+          <w:sz w:val="24"/>
+          <w:szCs w:val="24"/>
+        </w:rPr>
+        <w:t xml:space="preserve"> CAN UART. </w:t>
+      </w:r>
+    </w:p>
+    <w:p>
+      <w:pPr>
+        <w:rPr>
+          <w:rFonts w:ascii="Times New Roman" w:eastAsia="Times New Roman" w:hAnsi="Times New Roman" w:cs="Times New Roman"/>
+          <w:sz w:val="24"/>
+          <w:szCs w:val="24"/>
+        </w:rPr>
+      </w:pPr>
+      <w:proofErr w:type="spellStart"/>
+      <w:r>
+        <w:rPr>
+          <w:rFonts w:ascii="Times New Roman" w:eastAsia="Times New Roman" w:hAnsi="Times New Roman" w:cs="Times New Roman"/>
+          <w:sz w:val="24"/>
+          <w:szCs w:val="24"/>
+        </w:rPr>
+        <w:t>Thì</w:t>
+      </w:r>
+      <w:proofErr w:type="spellEnd"/>
+      <w:r>
+        <w:rPr>
+          <w:rFonts w:ascii="Times New Roman" w:eastAsia="Times New Roman" w:hAnsi="Times New Roman" w:cs="Times New Roman"/>
+          <w:sz w:val="24"/>
+          <w:szCs w:val="24"/>
+        </w:rPr>
+        <w:t xml:space="preserve"> </w:t>
+      </w:r>
+      <w:proofErr w:type="spellStart"/>
+      <w:r>
+        <w:rPr>
+          <w:rFonts w:ascii="Times New Roman" w:eastAsia="Times New Roman" w:hAnsi="Times New Roman" w:cs="Times New Roman"/>
+          <w:sz w:val="24"/>
+          <w:szCs w:val="24"/>
+        </w:rPr>
+        <w:t>em</w:t>
+      </w:r>
+      <w:proofErr w:type="spellEnd"/>
+      <w:r>
+        <w:rPr>
+          <w:rFonts w:ascii="Times New Roman" w:eastAsia="Times New Roman" w:hAnsi="Times New Roman" w:cs="Times New Roman"/>
+          <w:sz w:val="24"/>
+          <w:szCs w:val="24"/>
+        </w:rPr>
+        <w:t xml:space="preserve"> </w:t>
+      </w:r>
+      <w:proofErr w:type="spellStart"/>
+      <w:r>
+        <w:rPr>
+          <w:rFonts w:ascii="Times New Roman" w:eastAsia="Times New Roman" w:hAnsi="Times New Roman" w:cs="Times New Roman"/>
+          <w:sz w:val="24"/>
+          <w:szCs w:val="24"/>
+        </w:rPr>
+        <w:t>đã</w:t>
+      </w:r>
+      <w:proofErr w:type="spellEnd"/>
+      <w:r>
+        <w:rPr>
+          <w:rFonts w:ascii="Times New Roman" w:eastAsia="Times New Roman" w:hAnsi="Times New Roman" w:cs="Times New Roman"/>
+          <w:sz w:val="24"/>
+          <w:szCs w:val="24"/>
+        </w:rPr>
+        <w:t xml:space="preserve"> </w:t>
+      </w:r>
+      <w:proofErr w:type="spellStart"/>
+      <w:r>
+        <w:rPr>
+          <w:rFonts w:ascii="Times New Roman" w:eastAsia="Times New Roman" w:hAnsi="Times New Roman" w:cs="Times New Roman"/>
+          <w:sz w:val="24"/>
+          <w:szCs w:val="24"/>
+        </w:rPr>
+        <w:t>triển</w:t>
+      </w:r>
+      <w:proofErr w:type="spellEnd"/>
+      <w:r>
+        <w:rPr>
+          <w:rFonts w:ascii="Times New Roman" w:eastAsia="Times New Roman" w:hAnsi="Times New Roman" w:cs="Times New Roman"/>
+          <w:sz w:val="24"/>
+          <w:szCs w:val="24"/>
+        </w:rPr>
+        <w:t xml:space="preserve"> </w:t>
+      </w:r>
+      <w:proofErr w:type="spellStart"/>
+      <w:r>
+        <w:rPr>
+          <w:rFonts w:ascii="Times New Roman" w:eastAsia="Times New Roman" w:hAnsi="Times New Roman" w:cs="Times New Roman"/>
+          <w:sz w:val="24"/>
+          <w:szCs w:val="24"/>
+        </w:rPr>
+        <w:t>khai</w:t>
+      </w:r>
+      <w:proofErr w:type="spellEnd"/>
+      <w:r>
+        <w:rPr>
+          <w:rFonts w:ascii="Times New Roman" w:eastAsia="Times New Roman" w:hAnsi="Times New Roman" w:cs="Times New Roman"/>
+          <w:sz w:val="24"/>
+          <w:szCs w:val="24"/>
+        </w:rPr>
+        <w:t xml:space="preserve"> </w:t>
+      </w:r>
+      <w:proofErr w:type="spellStart"/>
+      <w:r>
+        <w:rPr>
+          <w:rFonts w:ascii="Times New Roman" w:eastAsia="Times New Roman" w:hAnsi="Times New Roman" w:cs="Times New Roman"/>
+          <w:sz w:val="24"/>
+          <w:szCs w:val="24"/>
+        </w:rPr>
+        <w:t>lên</w:t>
+      </w:r>
+      <w:proofErr w:type="spellEnd"/>
+      <w:r>
+        <w:rPr>
+          <w:rFonts w:ascii="Times New Roman" w:eastAsia="Times New Roman" w:hAnsi="Times New Roman" w:cs="Times New Roman"/>
+          <w:sz w:val="24"/>
+          <w:szCs w:val="24"/>
+        </w:rPr>
+        <w:t xml:space="preserve"> 3 node, node 1 </w:t>
+      </w:r>
+      <w:proofErr w:type="spellStart"/>
+      <w:r>
+        <w:rPr>
+          <w:rFonts w:ascii="Times New Roman" w:eastAsia="Times New Roman" w:hAnsi="Times New Roman" w:cs="Times New Roman"/>
+          <w:sz w:val="24"/>
+          <w:szCs w:val="24"/>
+        </w:rPr>
+        <w:t>là</w:t>
+      </w:r>
+      <w:proofErr w:type="spellEnd"/>
+      <w:r>
+        <w:rPr>
+          <w:rFonts w:ascii="Times New Roman" w:eastAsia="Times New Roman" w:hAnsi="Times New Roman" w:cs="Times New Roman"/>
+          <w:sz w:val="24"/>
+          <w:szCs w:val="24"/>
+        </w:rPr>
+        <w:t xml:space="preserve"> laptop </w:t>
+      </w:r>
+      <w:proofErr w:type="spellStart"/>
+      <w:r>
+        <w:rPr>
+          <w:rFonts w:ascii="Times New Roman" w:eastAsia="Times New Roman" w:hAnsi="Times New Roman" w:cs="Times New Roman"/>
+          <w:sz w:val="24"/>
+          <w:szCs w:val="24"/>
+        </w:rPr>
+        <w:t>thông</w:t>
+      </w:r>
+      <w:proofErr w:type="spellEnd"/>
+      <w:r>
+        <w:rPr>
+          <w:rFonts w:ascii="Times New Roman" w:eastAsia="Times New Roman" w:hAnsi="Times New Roman" w:cs="Times New Roman"/>
+          <w:sz w:val="24"/>
+          <w:szCs w:val="24"/>
+        </w:rPr>
+        <w:t xml:space="preserve"> qua UART </w:t>
+      </w:r>
+      <w:proofErr w:type="spellStart"/>
+      <w:r>
+        <w:rPr>
+          <w:rFonts w:ascii="Times New Roman" w:eastAsia="Times New Roman" w:hAnsi="Times New Roman" w:cs="Times New Roman"/>
+          <w:sz w:val="24"/>
+          <w:szCs w:val="24"/>
+        </w:rPr>
+        <w:t>đến</w:t>
+      </w:r>
+      <w:proofErr w:type="spellEnd"/>
+      <w:r>
+        <w:rPr>
+          <w:rFonts w:ascii="Times New Roman" w:eastAsia="Times New Roman" w:hAnsi="Times New Roman" w:cs="Times New Roman"/>
+          <w:sz w:val="24"/>
+          <w:szCs w:val="24"/>
+        </w:rPr>
+        <w:t xml:space="preserve"> </w:t>
+      </w:r>
+      <w:proofErr w:type="spellStart"/>
+      <w:r>
+        <w:rPr>
+          <w:rFonts w:ascii="Times New Roman" w:eastAsia="Times New Roman" w:hAnsi="Times New Roman" w:cs="Times New Roman"/>
+          <w:sz w:val="24"/>
+          <w:szCs w:val="24"/>
+        </w:rPr>
+        <w:t>vđ</w:t>
+      </w:r>
+      <w:proofErr w:type="spellEnd"/>
+      <w:r>
+        <w:rPr>
+          <w:rFonts w:ascii="Times New Roman" w:eastAsia="Times New Roman" w:hAnsi="Times New Roman" w:cs="Times New Roman"/>
+          <w:sz w:val="24"/>
+          <w:szCs w:val="24"/>
+        </w:rPr>
+        <w:t xml:space="preserve"> STM32node2 </w:t>
+      </w:r>
+      <w:proofErr w:type="spellStart"/>
+      <w:r>
+        <w:rPr>
+          <w:rFonts w:ascii="Times New Roman" w:eastAsia="Times New Roman" w:hAnsi="Times New Roman" w:cs="Times New Roman"/>
+          <w:sz w:val="24"/>
+          <w:szCs w:val="24"/>
+        </w:rPr>
+        <w:t>và</w:t>
+      </w:r>
+      <w:proofErr w:type="spellEnd"/>
+      <w:r>
+        <w:rPr>
+          <w:rFonts w:ascii="Times New Roman" w:eastAsia="Times New Roman" w:hAnsi="Times New Roman" w:cs="Times New Roman"/>
+          <w:sz w:val="24"/>
+          <w:szCs w:val="24"/>
+        </w:rPr>
+        <w:t xml:space="preserve"> node </w:t>
+      </w:r>
+      <w:proofErr w:type="spellStart"/>
+      <w:r>
+        <w:rPr>
+          <w:rFonts w:ascii="Times New Roman" w:eastAsia="Times New Roman" w:hAnsi="Times New Roman" w:cs="Times New Roman"/>
+          <w:sz w:val="24"/>
+          <w:szCs w:val="24"/>
+        </w:rPr>
+        <w:t>này</w:t>
+      </w:r>
+      <w:proofErr w:type="spellEnd"/>
+      <w:r>
+        <w:rPr>
+          <w:rFonts w:ascii="Times New Roman" w:eastAsia="Times New Roman" w:hAnsi="Times New Roman" w:cs="Times New Roman"/>
+          <w:sz w:val="24"/>
+          <w:szCs w:val="24"/>
+        </w:rPr>
+        <w:t xml:space="preserve"> </w:t>
+      </w:r>
+      <w:proofErr w:type="spellStart"/>
+      <w:r>
+        <w:rPr>
+          <w:rFonts w:ascii="Times New Roman" w:eastAsia="Times New Roman" w:hAnsi="Times New Roman" w:cs="Times New Roman"/>
+          <w:sz w:val="24"/>
+          <w:szCs w:val="24"/>
+        </w:rPr>
+        <w:t>giao</w:t>
+      </w:r>
+      <w:proofErr w:type="spellEnd"/>
+      <w:r>
+        <w:rPr>
+          <w:rFonts w:ascii="Times New Roman" w:eastAsia="Times New Roman" w:hAnsi="Times New Roman" w:cs="Times New Roman"/>
+          <w:sz w:val="24"/>
+          <w:szCs w:val="24"/>
+        </w:rPr>
+        <w:t xml:space="preserve"> </w:t>
+      </w:r>
+      <w:proofErr w:type="spellStart"/>
+      <w:r>
+        <w:rPr>
+          <w:rFonts w:ascii="Times New Roman" w:eastAsia="Times New Roman" w:hAnsi="Times New Roman" w:cs="Times New Roman"/>
+          <w:sz w:val="24"/>
+          <w:szCs w:val="24"/>
+        </w:rPr>
+        <w:t>tiếp</w:t>
+      </w:r>
+      <w:proofErr w:type="spellEnd"/>
+      <w:r>
+        <w:rPr>
+          <w:rFonts w:ascii="Times New Roman" w:eastAsia="Times New Roman" w:hAnsi="Times New Roman" w:cs="Times New Roman"/>
+          <w:sz w:val="24"/>
+          <w:szCs w:val="24"/>
+        </w:rPr>
+        <w:t xml:space="preserve"> </w:t>
+      </w:r>
+      <w:proofErr w:type="spellStart"/>
+      <w:r>
+        <w:rPr>
+          <w:rFonts w:ascii="Times New Roman" w:eastAsia="Times New Roman" w:hAnsi="Times New Roman" w:cs="Times New Roman"/>
+          <w:sz w:val="24"/>
+          <w:szCs w:val="24"/>
+        </w:rPr>
+        <w:t>với</w:t>
+      </w:r>
+      <w:proofErr w:type="spellEnd"/>
+      <w:r>
+        <w:rPr>
+          <w:rFonts w:ascii="Times New Roman" w:eastAsia="Times New Roman" w:hAnsi="Times New Roman" w:cs="Times New Roman"/>
+          <w:sz w:val="24"/>
+          <w:szCs w:val="24"/>
+        </w:rPr>
+        <w:t xml:space="preserve"> node 3 </w:t>
+      </w:r>
+      <w:proofErr w:type="spellStart"/>
+      <w:r>
+        <w:rPr>
+          <w:rFonts w:ascii="Times New Roman" w:eastAsia="Times New Roman" w:hAnsi="Times New Roman" w:cs="Times New Roman"/>
+          <w:sz w:val="24"/>
+          <w:szCs w:val="24"/>
+        </w:rPr>
+        <w:t>cùng</w:t>
+      </w:r>
+      <w:proofErr w:type="spellEnd"/>
+      <w:r>
+        <w:rPr>
+          <w:rFonts w:ascii="Times New Roman" w:eastAsia="Times New Roman" w:hAnsi="Times New Roman" w:cs="Times New Roman"/>
+          <w:sz w:val="24"/>
+          <w:szCs w:val="24"/>
+        </w:rPr>
+        <w:t xml:space="preserve"> </w:t>
+      </w:r>
+      <w:proofErr w:type="spellStart"/>
+      <w:r>
+        <w:rPr>
+          <w:rFonts w:ascii="Times New Roman" w:eastAsia="Times New Roman" w:hAnsi="Times New Roman" w:cs="Times New Roman"/>
+          <w:sz w:val="24"/>
+          <w:szCs w:val="24"/>
+        </w:rPr>
+        <w:t>là</w:t>
+      </w:r>
+      <w:proofErr w:type="spellEnd"/>
+      <w:r>
+        <w:rPr>
+          <w:rFonts w:ascii="Times New Roman" w:eastAsia="Times New Roman" w:hAnsi="Times New Roman" w:cs="Times New Roman"/>
+          <w:sz w:val="24"/>
+          <w:szCs w:val="24"/>
+        </w:rPr>
+        <w:t xml:space="preserve"> STM32 qua CAN. </w:t>
+      </w:r>
+      <w:proofErr w:type="spellStart"/>
+      <w:r>
+        <w:rPr>
+          <w:rFonts w:ascii="Times New Roman" w:eastAsia="Times New Roman" w:hAnsi="Times New Roman" w:cs="Times New Roman"/>
+          <w:sz w:val="24"/>
+          <w:szCs w:val="24"/>
+        </w:rPr>
+        <w:t>Và</w:t>
+      </w:r>
+      <w:proofErr w:type="spellEnd"/>
+      <w:r>
+        <w:rPr>
+          <w:rFonts w:ascii="Times New Roman" w:eastAsia="Times New Roman" w:hAnsi="Times New Roman" w:cs="Times New Roman"/>
+          <w:sz w:val="24"/>
+          <w:szCs w:val="24"/>
+        </w:rPr>
+        <w:t xml:space="preserve"> </w:t>
+      </w:r>
+      <w:proofErr w:type="spellStart"/>
+      <w:r>
+        <w:rPr>
+          <w:rFonts w:ascii="Times New Roman" w:eastAsia="Times New Roman" w:hAnsi="Times New Roman" w:cs="Times New Roman"/>
+          <w:sz w:val="24"/>
+          <w:szCs w:val="24"/>
+        </w:rPr>
+        <w:t>em</w:t>
+      </w:r>
+      <w:proofErr w:type="spellEnd"/>
+      <w:r>
+        <w:rPr>
+          <w:rFonts w:ascii="Times New Roman" w:eastAsia="Times New Roman" w:hAnsi="Times New Roman" w:cs="Times New Roman"/>
+          <w:sz w:val="24"/>
+          <w:szCs w:val="24"/>
+        </w:rPr>
+        <w:t xml:space="preserve"> </w:t>
+      </w:r>
+      <w:proofErr w:type="spellStart"/>
+      <w:r>
+        <w:rPr>
+          <w:rFonts w:ascii="Times New Roman" w:eastAsia="Times New Roman" w:hAnsi="Times New Roman" w:cs="Times New Roman"/>
+          <w:sz w:val="24"/>
+          <w:szCs w:val="24"/>
+        </w:rPr>
+        <w:t>đã</w:t>
+      </w:r>
+      <w:proofErr w:type="spellEnd"/>
+      <w:r>
+        <w:rPr>
+          <w:rFonts w:ascii="Times New Roman" w:eastAsia="Times New Roman" w:hAnsi="Times New Roman" w:cs="Times New Roman"/>
+          <w:sz w:val="24"/>
+          <w:szCs w:val="24"/>
+        </w:rPr>
+        <w:t xml:space="preserve"> </w:t>
+      </w:r>
+      <w:proofErr w:type="spellStart"/>
+      <w:r>
+        <w:rPr>
+          <w:rFonts w:ascii="Times New Roman" w:eastAsia="Times New Roman" w:hAnsi="Times New Roman" w:cs="Times New Roman"/>
+          <w:sz w:val="24"/>
+          <w:szCs w:val="24"/>
+        </w:rPr>
+        <w:t>thwucj</w:t>
+      </w:r>
+      <w:proofErr w:type="spellEnd"/>
+      <w:r>
+        <w:rPr>
+          <w:rFonts w:ascii="Times New Roman" w:eastAsia="Times New Roman" w:hAnsi="Times New Roman" w:cs="Times New Roman"/>
+          <w:sz w:val="24"/>
+          <w:szCs w:val="24"/>
+        </w:rPr>
+        <w:t xml:space="preserve"> </w:t>
+      </w:r>
+      <w:proofErr w:type="spellStart"/>
+      <w:r>
+        <w:rPr>
+          <w:rFonts w:ascii="Times New Roman" w:eastAsia="Times New Roman" w:hAnsi="Times New Roman" w:cs="Times New Roman"/>
+          <w:sz w:val="24"/>
+          <w:szCs w:val="24"/>
+        </w:rPr>
+        <w:t>hiện</w:t>
+      </w:r>
+      <w:proofErr w:type="spellEnd"/>
+      <w:r>
+        <w:rPr>
+          <w:rFonts w:ascii="Times New Roman" w:eastAsia="Times New Roman" w:hAnsi="Times New Roman" w:cs="Times New Roman"/>
+          <w:sz w:val="24"/>
+          <w:szCs w:val="24"/>
+        </w:rPr>
+        <w:t xml:space="preserve"> </w:t>
+      </w:r>
+      <w:proofErr w:type="spellStart"/>
+      <w:r>
+        <w:rPr>
+          <w:rFonts w:ascii="Times New Roman" w:eastAsia="Times New Roman" w:hAnsi="Times New Roman" w:cs="Times New Roman"/>
+          <w:sz w:val="24"/>
+          <w:szCs w:val="24"/>
+        </w:rPr>
+        <w:t>lệnh</w:t>
+      </w:r>
+      <w:proofErr w:type="spellEnd"/>
+      <w:r>
+        <w:rPr>
+          <w:rFonts w:ascii="Times New Roman" w:eastAsia="Times New Roman" w:hAnsi="Times New Roman" w:cs="Times New Roman"/>
+          <w:sz w:val="24"/>
+          <w:szCs w:val="24"/>
+        </w:rPr>
+        <w:t xml:space="preserve"> ping </w:t>
+      </w:r>
+      <w:proofErr w:type="spellStart"/>
+      <w:r>
+        <w:rPr>
+          <w:rFonts w:ascii="Times New Roman" w:eastAsia="Times New Roman" w:hAnsi="Times New Roman" w:cs="Times New Roman"/>
+          <w:sz w:val="24"/>
+          <w:szCs w:val="24"/>
+        </w:rPr>
+        <w:t>từ</w:t>
+      </w:r>
+      <w:proofErr w:type="spellEnd"/>
+      <w:r>
+        <w:rPr>
+          <w:rFonts w:ascii="Times New Roman" w:eastAsia="Times New Roman" w:hAnsi="Times New Roman" w:cs="Times New Roman"/>
+          <w:sz w:val="24"/>
+          <w:szCs w:val="24"/>
+        </w:rPr>
+        <w:t xml:space="preserve"> node 1 </w:t>
+      </w:r>
+      <w:proofErr w:type="spellStart"/>
+      <w:r>
+        <w:rPr>
+          <w:rFonts w:ascii="Times New Roman" w:eastAsia="Times New Roman" w:hAnsi="Times New Roman" w:cs="Times New Roman"/>
+          <w:sz w:val="24"/>
+          <w:szCs w:val="24"/>
+        </w:rPr>
+        <w:t>đến</w:t>
+      </w:r>
+      <w:proofErr w:type="spellEnd"/>
+      <w:r>
+        <w:rPr>
+          <w:rFonts w:ascii="Times New Roman" w:eastAsia="Times New Roman" w:hAnsi="Times New Roman" w:cs="Times New Roman"/>
+          <w:sz w:val="24"/>
+          <w:szCs w:val="24"/>
+        </w:rPr>
+        <w:t xml:space="preserve"> node 2 </w:t>
+      </w:r>
+      <w:proofErr w:type="spellStart"/>
+      <w:r>
+        <w:rPr>
+          <w:rFonts w:ascii="Times New Roman" w:eastAsia="Times New Roman" w:hAnsi="Times New Roman" w:cs="Times New Roman"/>
+          <w:sz w:val="24"/>
+          <w:szCs w:val="24"/>
+        </w:rPr>
+        <w:t>là</w:t>
+      </w:r>
+      <w:proofErr w:type="spellEnd"/>
+      <w:r>
+        <w:rPr>
+          <w:rFonts w:ascii="Times New Roman" w:eastAsia="Times New Roman" w:hAnsi="Times New Roman" w:cs="Times New Roman"/>
+          <w:sz w:val="24"/>
+          <w:szCs w:val="24"/>
+        </w:rPr>
+        <w:t xml:space="preserve"> 21 </w:t>
+      </w:r>
+      <w:proofErr w:type="spellStart"/>
+      <w:proofErr w:type="gramStart"/>
+      <w:r>
+        <w:rPr>
+          <w:rFonts w:ascii="Times New Roman" w:eastAsia="Times New Roman" w:hAnsi="Times New Roman" w:cs="Times New Roman"/>
+          <w:sz w:val="24"/>
+          <w:szCs w:val="24"/>
+        </w:rPr>
+        <w:t>ms</w:t>
+      </w:r>
+      <w:proofErr w:type="spellEnd"/>
+      <w:r>
+        <w:rPr>
+          <w:rFonts w:ascii="Times New Roman" w:eastAsia="Times New Roman" w:hAnsi="Times New Roman" w:cs="Times New Roman"/>
+          <w:sz w:val="24"/>
+          <w:szCs w:val="24"/>
+        </w:rPr>
+        <w:t xml:space="preserve"> ,</w:t>
+      </w:r>
+      <w:proofErr w:type="gramEnd"/>
+      <w:r>
+        <w:rPr>
+          <w:rFonts w:ascii="Times New Roman" w:eastAsia="Times New Roman" w:hAnsi="Times New Roman" w:cs="Times New Roman"/>
+          <w:sz w:val="24"/>
+          <w:szCs w:val="24"/>
+        </w:rPr>
+        <w:t xml:space="preserve"> node 1 </w:t>
+      </w:r>
+      <w:r>
+        <w:rPr>
+          <w:rFonts w:ascii="Times New Roman" w:eastAsia="Times New Roman" w:hAnsi="Times New Roman" w:cs="Times New Roman"/>
+          <w:sz w:val="24"/>
+          <w:szCs w:val="24"/>
+        </w:rPr>
+        <w:t xml:space="preserve">qua node 3 </w:t>
+      </w:r>
+      <w:proofErr w:type="spellStart"/>
+      <w:r>
+        <w:rPr>
+          <w:rFonts w:ascii="Times New Roman" w:eastAsia="Times New Roman" w:hAnsi="Times New Roman" w:cs="Times New Roman"/>
+          <w:sz w:val="24"/>
+          <w:szCs w:val="24"/>
+        </w:rPr>
+        <w:t>thì</w:t>
+      </w:r>
+      <w:proofErr w:type="spellEnd"/>
+      <w:r>
+        <w:rPr>
+          <w:rFonts w:ascii="Times New Roman" w:eastAsia="Times New Roman" w:hAnsi="Times New Roman" w:cs="Times New Roman"/>
+          <w:sz w:val="24"/>
+          <w:szCs w:val="24"/>
+        </w:rPr>
+        <w:t xml:space="preserve"> </w:t>
+      </w:r>
+      <w:r>
+        <w:rPr>
+          <w:rFonts w:ascii="Times New Roman" w:eastAsia="Times New Roman" w:hAnsi="Times New Roman" w:cs="Times New Roman"/>
+          <w:sz w:val="24"/>
+          <w:szCs w:val="24"/>
+        </w:rPr>
+        <w:t>47ms</w:t>
+      </w:r>
+    </w:p>
+    <w:p>
+      <w:pPr>
+        <w:rPr>
+          <w:rFonts w:ascii="Times New Roman" w:eastAsia="Times New Roman" w:hAnsi="Times New Roman" w:cs="Times New Roman"/>
+          <w:sz w:val="24"/>
+          <w:szCs w:val="24"/>
+        </w:rPr>
+      </w:pPr>
+    </w:p>
+    <w:p>
+      <w:pPr>
+        <w:rPr>
+          <w:rFonts w:ascii="Times New Roman" w:eastAsia="Times New Roman" w:hAnsi="Times New Roman" w:cs="Times New Roman"/>
+          <w:sz w:val="24"/>
+          <w:szCs w:val="24"/>
+        </w:rPr>
+      </w:pPr>
+      <w:proofErr w:type="spellStart"/>
+      <w:r>
+        <w:rPr>
+          <w:rFonts w:ascii="Times New Roman" w:eastAsia="Times New Roman" w:hAnsi="Times New Roman" w:cs="Times New Roman"/>
+          <w:sz w:val="24"/>
+          <w:szCs w:val="24"/>
+        </w:rPr>
+        <w:t>Khó</w:t>
+      </w:r>
+      <w:proofErr w:type="spellEnd"/>
+      <w:r>
+        <w:rPr>
+          <w:rFonts w:ascii="Times New Roman" w:eastAsia="Times New Roman" w:hAnsi="Times New Roman" w:cs="Times New Roman"/>
+          <w:sz w:val="24"/>
+          <w:szCs w:val="24"/>
+        </w:rPr>
+        <w:t xml:space="preserve"> </w:t>
+      </w:r>
+      <w:proofErr w:type="spellStart"/>
+      <w:r>
+        <w:rPr>
+          <w:rFonts w:ascii="Times New Roman" w:eastAsia="Times New Roman" w:hAnsi="Times New Roman" w:cs="Times New Roman"/>
+          <w:sz w:val="24"/>
+          <w:szCs w:val="24"/>
+        </w:rPr>
+        <w:t>khăn</w:t>
+      </w:r>
+      <w:proofErr w:type="spellEnd"/>
+      <w:r>
+        <w:rPr>
+          <w:rFonts w:ascii="Times New Roman" w:eastAsia="Times New Roman" w:hAnsi="Times New Roman" w:cs="Times New Roman"/>
+          <w:sz w:val="24"/>
+          <w:szCs w:val="24"/>
+        </w:rPr>
+        <w:t xml:space="preserve">, </w:t>
+      </w:r>
+      <w:r>
+        <w:rPr>
+          <w:rFonts w:ascii="Times New Roman" w:eastAsia="Times New Roman" w:hAnsi="Times New Roman" w:cs="Times New Roman"/>
+          <w:sz w:val="24"/>
+          <w:szCs w:val="24"/>
+        </w:rPr>
+        <w:t xml:space="preserve">Trong </w:t>
+      </w:r>
+      <w:proofErr w:type="spellStart"/>
+      <w:r>
+        <w:rPr>
+          <w:rFonts w:ascii="Times New Roman" w:eastAsia="Times New Roman" w:hAnsi="Times New Roman" w:cs="Times New Roman"/>
+          <w:sz w:val="24"/>
+          <w:szCs w:val="24"/>
+        </w:rPr>
+        <w:t>quá</w:t>
+      </w:r>
+      <w:proofErr w:type="spellEnd"/>
+      <w:r>
+        <w:rPr>
+          <w:rFonts w:ascii="Times New Roman" w:eastAsia="Times New Roman" w:hAnsi="Times New Roman" w:cs="Times New Roman"/>
+          <w:sz w:val="24"/>
+          <w:szCs w:val="24"/>
+        </w:rPr>
+        <w:t xml:space="preserve"> </w:t>
+      </w:r>
+      <w:proofErr w:type="spellStart"/>
+      <w:r>
+        <w:rPr>
+          <w:rFonts w:ascii="Times New Roman" w:eastAsia="Times New Roman" w:hAnsi="Times New Roman" w:cs="Times New Roman"/>
+          <w:sz w:val="24"/>
+          <w:szCs w:val="24"/>
+        </w:rPr>
+        <w:t>trình</w:t>
+      </w:r>
+      <w:proofErr w:type="spellEnd"/>
+      <w:r>
+        <w:rPr>
+          <w:rFonts w:ascii="Times New Roman" w:eastAsia="Times New Roman" w:hAnsi="Times New Roman" w:cs="Times New Roman"/>
+          <w:sz w:val="24"/>
+          <w:szCs w:val="24"/>
+        </w:rPr>
+        <w:t xml:space="preserve"> </w:t>
+      </w:r>
+      <w:proofErr w:type="spellStart"/>
+      <w:r>
+        <w:rPr>
+          <w:rFonts w:ascii="Times New Roman" w:eastAsia="Times New Roman" w:hAnsi="Times New Roman" w:cs="Times New Roman"/>
+          <w:sz w:val="24"/>
+          <w:szCs w:val="24"/>
+        </w:rPr>
+        <w:t>triển</w:t>
+      </w:r>
+      <w:proofErr w:type="spellEnd"/>
+      <w:r>
+        <w:rPr>
+          <w:rFonts w:ascii="Times New Roman" w:eastAsia="Times New Roman" w:hAnsi="Times New Roman" w:cs="Times New Roman"/>
+          <w:sz w:val="24"/>
+          <w:szCs w:val="24"/>
+        </w:rPr>
+        <w:t xml:space="preserve"> </w:t>
+      </w:r>
+      <w:proofErr w:type="spellStart"/>
+      <w:r>
+        <w:rPr>
+          <w:rFonts w:ascii="Times New Roman" w:eastAsia="Times New Roman" w:hAnsi="Times New Roman" w:cs="Times New Roman"/>
+          <w:sz w:val="24"/>
+          <w:szCs w:val="24"/>
+        </w:rPr>
+        <w:t>khai</w:t>
+      </w:r>
+      <w:proofErr w:type="spellEnd"/>
+      <w:r>
+        <w:rPr>
+          <w:rFonts w:ascii="Times New Roman" w:eastAsia="Times New Roman" w:hAnsi="Times New Roman" w:cs="Times New Roman"/>
+          <w:sz w:val="24"/>
+          <w:szCs w:val="24"/>
+        </w:rPr>
+        <w:t xml:space="preserve"> </w:t>
+      </w:r>
+      <w:proofErr w:type="spellStart"/>
+      <w:r>
+        <w:rPr>
+          <w:rFonts w:ascii="Times New Roman" w:eastAsia="Times New Roman" w:hAnsi="Times New Roman" w:cs="Times New Roman"/>
+          <w:sz w:val="24"/>
+          <w:szCs w:val="24"/>
+        </w:rPr>
+        <w:t>trên</w:t>
+      </w:r>
+      <w:proofErr w:type="spellEnd"/>
+      <w:r>
+        <w:rPr>
+          <w:rFonts w:ascii="Times New Roman" w:eastAsia="Times New Roman" w:hAnsi="Times New Roman" w:cs="Times New Roman"/>
+          <w:sz w:val="24"/>
+          <w:szCs w:val="24"/>
+        </w:rPr>
+        <w:t xml:space="preserve"> CAN, </w:t>
+      </w:r>
+      <w:proofErr w:type="spellStart"/>
+      <w:r>
+        <w:rPr>
+          <w:rFonts w:ascii="Times New Roman" w:eastAsia="Times New Roman" w:hAnsi="Times New Roman" w:cs="Times New Roman"/>
+          <w:sz w:val="24"/>
+          <w:szCs w:val="24"/>
+        </w:rPr>
+        <w:t>em</w:t>
+      </w:r>
+      <w:proofErr w:type="spellEnd"/>
+      <w:r>
+        <w:rPr>
+          <w:rFonts w:ascii="Times New Roman" w:eastAsia="Times New Roman" w:hAnsi="Times New Roman" w:cs="Times New Roman"/>
+          <w:sz w:val="24"/>
+          <w:szCs w:val="24"/>
+        </w:rPr>
+        <w:t xml:space="preserve"> </w:t>
+      </w:r>
+      <w:proofErr w:type="spellStart"/>
+      <w:r>
+        <w:rPr>
+          <w:rFonts w:ascii="Times New Roman" w:eastAsia="Times New Roman" w:hAnsi="Times New Roman" w:cs="Times New Roman"/>
+          <w:sz w:val="24"/>
+          <w:szCs w:val="24"/>
+        </w:rPr>
+        <w:t>gặp</w:t>
+      </w:r>
+      <w:proofErr w:type="spellEnd"/>
+      <w:r>
+        <w:rPr>
+          <w:rFonts w:ascii="Times New Roman" w:eastAsia="Times New Roman" w:hAnsi="Times New Roman" w:cs="Times New Roman"/>
+          <w:sz w:val="24"/>
+          <w:szCs w:val="24"/>
+        </w:rPr>
+        <w:t xml:space="preserve"> </w:t>
+      </w:r>
+      <w:proofErr w:type="spellStart"/>
+      <w:r>
+        <w:rPr>
+          <w:rFonts w:ascii="Times New Roman" w:eastAsia="Times New Roman" w:hAnsi="Times New Roman" w:cs="Times New Roman"/>
+          <w:sz w:val="24"/>
+          <w:szCs w:val="24"/>
+        </w:rPr>
+        <w:t>lỗi</w:t>
+      </w:r>
+      <w:proofErr w:type="spellEnd"/>
+      <w:r>
+        <w:rPr>
+          <w:rFonts w:ascii="Times New Roman" w:eastAsia="Times New Roman" w:hAnsi="Times New Roman" w:cs="Times New Roman"/>
+          <w:sz w:val="24"/>
+          <w:szCs w:val="24"/>
+        </w:rPr>
+        <w:t xml:space="preserve"> packet </w:t>
+      </w:r>
+      <w:proofErr w:type="spellStart"/>
+      <w:r>
+        <w:rPr>
+          <w:rFonts w:ascii="Times New Roman" w:eastAsia="Times New Roman" w:hAnsi="Times New Roman" w:cs="Times New Roman"/>
+          <w:sz w:val="24"/>
+          <w:szCs w:val="24"/>
+        </w:rPr>
+        <w:t>không</w:t>
+      </w:r>
+      <w:proofErr w:type="spellEnd"/>
+      <w:r>
+        <w:rPr>
+          <w:rFonts w:ascii="Times New Roman" w:eastAsia="Times New Roman" w:hAnsi="Times New Roman" w:cs="Times New Roman"/>
+          <w:sz w:val="24"/>
+          <w:szCs w:val="24"/>
+        </w:rPr>
+        <w:t xml:space="preserve"> </w:t>
+      </w:r>
+      <w:proofErr w:type="spellStart"/>
+      <w:r>
+        <w:rPr>
+          <w:rFonts w:ascii="Times New Roman" w:eastAsia="Times New Roman" w:hAnsi="Times New Roman" w:cs="Times New Roman"/>
+          <w:sz w:val="24"/>
+          <w:szCs w:val="24"/>
+        </w:rPr>
+        <w:t>tới</w:t>
+      </w:r>
+      <w:proofErr w:type="spellEnd"/>
+      <w:r>
+        <w:rPr>
+          <w:rFonts w:ascii="Times New Roman" w:eastAsia="Times New Roman" w:hAnsi="Times New Roman" w:cs="Times New Roman"/>
+          <w:sz w:val="24"/>
+          <w:szCs w:val="24"/>
+        </w:rPr>
+        <w:t xml:space="preserve"> </w:t>
+      </w:r>
+      <w:proofErr w:type="spellStart"/>
+      <w:r>
+        <w:rPr>
+          <w:rFonts w:ascii="Times New Roman" w:eastAsia="Times New Roman" w:hAnsi="Times New Roman" w:cs="Times New Roman"/>
+          <w:sz w:val="24"/>
+          <w:szCs w:val="24"/>
+        </w:rPr>
+        <w:t>được</w:t>
+      </w:r>
+      <w:proofErr w:type="spellEnd"/>
+      <w:r>
+        <w:rPr>
+          <w:rFonts w:ascii="Times New Roman" w:eastAsia="Times New Roman" w:hAnsi="Times New Roman" w:cs="Times New Roman"/>
+          <w:sz w:val="24"/>
+          <w:szCs w:val="24"/>
+        </w:rPr>
+        <w:t xml:space="preserve"> node </w:t>
+      </w:r>
+      <w:proofErr w:type="spellStart"/>
+      <w:r>
+        <w:rPr>
+          <w:rFonts w:ascii="Times New Roman" w:eastAsia="Times New Roman" w:hAnsi="Times New Roman" w:cs="Times New Roman"/>
+          <w:sz w:val="24"/>
+          <w:szCs w:val="24"/>
+        </w:rPr>
+        <w:t>nhận</w:t>
+      </w:r>
+      <w:proofErr w:type="spellEnd"/>
+      <w:r>
+        <w:rPr>
+          <w:rFonts w:ascii="Times New Roman" w:eastAsia="Times New Roman" w:hAnsi="Times New Roman" w:cs="Times New Roman"/>
+          <w:sz w:val="24"/>
+          <w:szCs w:val="24"/>
+        </w:rPr>
+        <w:t xml:space="preserve">. Ban </w:t>
+      </w:r>
+      <w:proofErr w:type="spellStart"/>
+      <w:r>
+        <w:rPr>
+          <w:rFonts w:ascii="Times New Roman" w:eastAsia="Times New Roman" w:hAnsi="Times New Roman" w:cs="Times New Roman"/>
+          <w:sz w:val="24"/>
+          <w:szCs w:val="24"/>
+        </w:rPr>
+        <w:t>đầu</w:t>
+      </w:r>
+      <w:proofErr w:type="spellEnd"/>
+      <w:r>
+        <w:rPr>
+          <w:rFonts w:ascii="Times New Roman" w:eastAsia="Times New Roman" w:hAnsi="Times New Roman" w:cs="Times New Roman"/>
+          <w:sz w:val="24"/>
+          <w:szCs w:val="24"/>
+        </w:rPr>
+        <w:t xml:space="preserve"> </w:t>
+      </w:r>
+      <w:proofErr w:type="spellStart"/>
+      <w:r>
+        <w:rPr>
+          <w:rFonts w:ascii="Times New Roman" w:eastAsia="Times New Roman" w:hAnsi="Times New Roman" w:cs="Times New Roman"/>
+          <w:sz w:val="24"/>
+          <w:szCs w:val="24"/>
+        </w:rPr>
+        <w:t>em</w:t>
+      </w:r>
+      <w:proofErr w:type="spellEnd"/>
+      <w:r>
+        <w:rPr>
+          <w:rFonts w:ascii="Times New Roman" w:eastAsia="Times New Roman" w:hAnsi="Times New Roman" w:cs="Times New Roman"/>
+          <w:sz w:val="24"/>
+          <w:szCs w:val="24"/>
+        </w:rPr>
+        <w:t xml:space="preserve"> </w:t>
+      </w:r>
+      <w:proofErr w:type="spellStart"/>
+      <w:r>
+        <w:rPr>
+          <w:rFonts w:ascii="Times New Roman" w:eastAsia="Times New Roman" w:hAnsi="Times New Roman" w:cs="Times New Roman"/>
+          <w:sz w:val="24"/>
+          <w:szCs w:val="24"/>
+        </w:rPr>
+        <w:t>nghi</w:t>
+      </w:r>
+      <w:proofErr w:type="spellEnd"/>
+      <w:r>
+        <w:rPr>
+          <w:rFonts w:ascii="Times New Roman" w:eastAsia="Times New Roman" w:hAnsi="Times New Roman" w:cs="Times New Roman"/>
+          <w:sz w:val="24"/>
+          <w:szCs w:val="24"/>
+        </w:rPr>
+        <w:t xml:space="preserve"> </w:t>
+      </w:r>
+      <w:proofErr w:type="spellStart"/>
+      <w:r>
+        <w:rPr>
+          <w:rFonts w:ascii="Times New Roman" w:eastAsia="Times New Roman" w:hAnsi="Times New Roman" w:cs="Times New Roman"/>
+          <w:sz w:val="24"/>
+          <w:szCs w:val="24"/>
+        </w:rPr>
+        <w:t>ngờ</w:t>
+      </w:r>
+      <w:proofErr w:type="spellEnd"/>
+      <w:r>
+        <w:rPr>
+          <w:rFonts w:ascii="Times New Roman" w:eastAsia="Times New Roman" w:hAnsi="Times New Roman" w:cs="Times New Roman"/>
+          <w:sz w:val="24"/>
+          <w:szCs w:val="24"/>
+        </w:rPr>
+        <w:t xml:space="preserve"> routing </w:t>
+      </w:r>
+      <w:proofErr w:type="spellStart"/>
+      <w:r>
+        <w:rPr>
+          <w:rFonts w:ascii="Times New Roman" w:eastAsia="Times New Roman" w:hAnsi="Times New Roman" w:cs="Times New Roman"/>
+          <w:sz w:val="24"/>
+          <w:szCs w:val="24"/>
+        </w:rPr>
+        <w:t>hoặc</w:t>
+      </w:r>
+      <w:proofErr w:type="spellEnd"/>
+      <w:r>
+        <w:rPr>
+          <w:rFonts w:ascii="Times New Roman" w:eastAsia="Times New Roman" w:hAnsi="Times New Roman" w:cs="Times New Roman"/>
+          <w:sz w:val="24"/>
+          <w:szCs w:val="24"/>
+        </w:rPr>
+        <w:t xml:space="preserve"> driver CAN </w:t>
+      </w:r>
+      <w:proofErr w:type="spellStart"/>
+      <w:r>
+        <w:rPr>
+          <w:rFonts w:ascii="Times New Roman" w:eastAsia="Times New Roman" w:hAnsi="Times New Roman" w:cs="Times New Roman"/>
+          <w:sz w:val="24"/>
+          <w:szCs w:val="24"/>
+        </w:rPr>
+        <w:t>vì</w:t>
+      </w:r>
+      <w:proofErr w:type="spellEnd"/>
+      <w:r>
+        <w:rPr>
+          <w:rFonts w:ascii="Times New Roman" w:eastAsia="Times New Roman" w:hAnsi="Times New Roman" w:cs="Times New Roman"/>
+          <w:sz w:val="24"/>
+          <w:szCs w:val="24"/>
+        </w:rPr>
+        <w:t xml:space="preserve"> </w:t>
+      </w:r>
+      <w:proofErr w:type="spellStart"/>
+      <w:r>
+        <w:rPr>
+          <w:rFonts w:ascii="Times New Roman" w:eastAsia="Times New Roman" w:hAnsi="Times New Roman" w:cs="Times New Roman"/>
+          <w:sz w:val="24"/>
+          <w:szCs w:val="24"/>
+        </w:rPr>
+        <w:t>không</w:t>
+      </w:r>
+      <w:proofErr w:type="spellEnd"/>
+      <w:r>
+        <w:rPr>
+          <w:rFonts w:ascii="Times New Roman" w:eastAsia="Times New Roman" w:hAnsi="Times New Roman" w:cs="Times New Roman"/>
+          <w:sz w:val="24"/>
+          <w:szCs w:val="24"/>
+        </w:rPr>
+        <w:t xml:space="preserve"> </w:t>
+      </w:r>
+      <w:proofErr w:type="spellStart"/>
+      <w:r>
+        <w:rPr>
+          <w:rFonts w:ascii="Times New Roman" w:eastAsia="Times New Roman" w:hAnsi="Times New Roman" w:cs="Times New Roman"/>
+          <w:sz w:val="24"/>
+          <w:szCs w:val="24"/>
+        </w:rPr>
+        <w:t>có</w:t>
+      </w:r>
+      <w:proofErr w:type="spellEnd"/>
+      <w:r>
+        <w:rPr>
+          <w:rFonts w:ascii="Times New Roman" w:eastAsia="Times New Roman" w:hAnsi="Times New Roman" w:cs="Times New Roman"/>
+          <w:sz w:val="24"/>
+          <w:szCs w:val="24"/>
+        </w:rPr>
+        <w:t xml:space="preserve"> </w:t>
+      </w:r>
+      <w:proofErr w:type="spellStart"/>
+      <w:r>
+        <w:rPr>
+          <w:rFonts w:ascii="Times New Roman" w:eastAsia="Times New Roman" w:hAnsi="Times New Roman" w:cs="Times New Roman"/>
+          <w:sz w:val="24"/>
+          <w:szCs w:val="24"/>
+        </w:rPr>
+        <w:t>báo</w:t>
+      </w:r>
+      <w:proofErr w:type="spellEnd"/>
+      <w:r>
+        <w:rPr>
+          <w:rFonts w:ascii="Times New Roman" w:eastAsia="Times New Roman" w:hAnsi="Times New Roman" w:cs="Times New Roman"/>
+          <w:sz w:val="24"/>
+          <w:szCs w:val="24"/>
+        </w:rPr>
+        <w:t xml:space="preserve"> </w:t>
+      </w:r>
+      <w:proofErr w:type="spellStart"/>
+      <w:r>
+        <w:rPr>
+          <w:rFonts w:ascii="Times New Roman" w:eastAsia="Times New Roman" w:hAnsi="Times New Roman" w:cs="Times New Roman"/>
+          <w:sz w:val="24"/>
+          <w:szCs w:val="24"/>
+        </w:rPr>
+        <w:t>lỗi</w:t>
+      </w:r>
+      <w:proofErr w:type="spellEnd"/>
+      <w:r>
+        <w:rPr>
+          <w:rFonts w:ascii="Times New Roman" w:eastAsia="Times New Roman" w:hAnsi="Times New Roman" w:cs="Times New Roman"/>
+          <w:sz w:val="24"/>
+          <w:szCs w:val="24"/>
+        </w:rPr>
+        <w:t xml:space="preserve"> </w:t>
+      </w:r>
+      <w:proofErr w:type="spellStart"/>
+      <w:r>
+        <w:rPr>
+          <w:rFonts w:ascii="Times New Roman" w:eastAsia="Times New Roman" w:hAnsi="Times New Roman" w:cs="Times New Roman"/>
+          <w:sz w:val="24"/>
+          <w:szCs w:val="24"/>
+        </w:rPr>
+        <w:t>rõ</w:t>
+      </w:r>
+      <w:proofErr w:type="spellEnd"/>
+      <w:r>
+        <w:rPr>
+          <w:rFonts w:ascii="Times New Roman" w:eastAsia="Times New Roman" w:hAnsi="Times New Roman" w:cs="Times New Roman"/>
+          <w:sz w:val="24"/>
+          <w:szCs w:val="24"/>
+        </w:rPr>
+        <w:t xml:space="preserve"> </w:t>
+      </w:r>
+      <w:proofErr w:type="spellStart"/>
+      <w:r>
+        <w:rPr>
+          <w:rFonts w:ascii="Times New Roman" w:eastAsia="Times New Roman" w:hAnsi="Times New Roman" w:cs="Times New Roman"/>
+          <w:sz w:val="24"/>
+          <w:szCs w:val="24"/>
+        </w:rPr>
+        <w:t>ràng</w:t>
+      </w:r>
+      <w:proofErr w:type="spellEnd"/>
+      <w:r>
+        <w:rPr>
+          <w:rFonts w:ascii="Times New Roman" w:eastAsia="Times New Roman" w:hAnsi="Times New Roman" w:cs="Times New Roman"/>
+          <w:sz w:val="24"/>
+          <w:szCs w:val="24"/>
+        </w:rPr>
+        <w:t>.</w:t>
+      </w:r>
+    </w:p>
+    <w:p>
+      <w:pPr>
+        <w:rPr>
+          <w:rFonts w:ascii="Times New Roman" w:eastAsia="Times New Roman" w:hAnsi="Times New Roman" w:cs="Times New Roman"/>
+          <w:sz w:val="24"/>
+          <w:szCs w:val="24"/>
+        </w:rPr>
+      </w:pPr>
+      <w:r>
+        <w:rPr>
+          <w:rFonts w:ascii="Times New Roman" w:eastAsia="Times New Roman" w:hAnsi="Times New Roman" w:cs="Times New Roman"/>
+          <w:sz w:val="24"/>
+          <w:szCs w:val="24"/>
+        </w:rPr>
+        <w:t xml:space="preserve">Em </w:t>
+      </w:r>
+      <w:proofErr w:type="spellStart"/>
+      <w:r>
+        <w:rPr>
+          <w:rFonts w:ascii="Times New Roman" w:eastAsia="Times New Roman" w:hAnsi="Times New Roman" w:cs="Times New Roman"/>
+          <w:sz w:val="24"/>
+          <w:szCs w:val="24"/>
+        </w:rPr>
+        <w:t>sử</w:t>
+      </w:r>
+      <w:proofErr w:type="spellEnd"/>
+      <w:r>
+        <w:rPr>
+          <w:rFonts w:ascii="Times New Roman" w:eastAsia="Times New Roman" w:hAnsi="Times New Roman" w:cs="Times New Roman"/>
+          <w:sz w:val="24"/>
+          <w:szCs w:val="24"/>
+        </w:rPr>
+        <w:t xml:space="preserve"> </w:t>
+      </w:r>
+      <w:proofErr w:type="spellStart"/>
+      <w:r>
+        <w:rPr>
+          <w:rFonts w:ascii="Times New Roman" w:eastAsia="Times New Roman" w:hAnsi="Times New Roman" w:cs="Times New Roman"/>
+          <w:sz w:val="24"/>
+          <w:szCs w:val="24"/>
+        </w:rPr>
+        <w:t>dụng</w:t>
+      </w:r>
+      <w:proofErr w:type="spellEnd"/>
+      <w:r>
+        <w:rPr>
+          <w:rFonts w:ascii="Times New Roman" w:eastAsia="Times New Roman" w:hAnsi="Times New Roman" w:cs="Times New Roman"/>
+          <w:sz w:val="24"/>
+          <w:szCs w:val="24"/>
+        </w:rPr>
+        <w:t xml:space="preserve"> USB</w:t>
+      </w:r>
+      <w:r>
+        <w:rPr>
+          <w:rFonts w:ascii="Times New Roman" w:eastAsia="Times New Roman" w:hAnsi="Times New Roman" w:cs="Times New Roman"/>
+          <w:sz w:val="24"/>
+          <w:szCs w:val="24"/>
+        </w:rPr>
+        <w:t xml:space="preserve"> CAN </w:t>
+      </w:r>
+      <w:proofErr w:type="spellStart"/>
+      <w:r>
+        <w:rPr>
+          <w:rFonts w:ascii="Times New Roman" w:eastAsia="Times New Roman" w:hAnsi="Times New Roman" w:cs="Times New Roman"/>
+          <w:sz w:val="24"/>
+          <w:szCs w:val="24"/>
+        </w:rPr>
+        <w:t>để</w:t>
+      </w:r>
+      <w:proofErr w:type="spellEnd"/>
+      <w:r>
+        <w:rPr>
+          <w:rFonts w:ascii="Times New Roman" w:eastAsia="Times New Roman" w:hAnsi="Times New Roman" w:cs="Times New Roman"/>
+          <w:sz w:val="24"/>
+          <w:szCs w:val="24"/>
+        </w:rPr>
+        <w:t xml:space="preserve"> </w:t>
+      </w:r>
+      <w:proofErr w:type="spellStart"/>
+      <w:r>
+        <w:rPr>
+          <w:rFonts w:ascii="Times New Roman" w:eastAsia="Times New Roman" w:hAnsi="Times New Roman" w:cs="Times New Roman"/>
+          <w:sz w:val="24"/>
+          <w:szCs w:val="24"/>
+        </w:rPr>
+        <w:t>theo</w:t>
+      </w:r>
+      <w:proofErr w:type="spellEnd"/>
+      <w:r>
+        <w:rPr>
+          <w:rFonts w:ascii="Times New Roman" w:eastAsia="Times New Roman" w:hAnsi="Times New Roman" w:cs="Times New Roman"/>
+          <w:sz w:val="24"/>
+          <w:szCs w:val="24"/>
+        </w:rPr>
+        <w:t xml:space="preserve"> </w:t>
+      </w:r>
+      <w:proofErr w:type="spellStart"/>
+      <w:r>
+        <w:rPr>
+          <w:rFonts w:ascii="Times New Roman" w:eastAsia="Times New Roman" w:hAnsi="Times New Roman" w:cs="Times New Roman"/>
+          <w:sz w:val="24"/>
+          <w:szCs w:val="24"/>
+        </w:rPr>
+        <w:t>dõi</w:t>
+      </w:r>
+      <w:proofErr w:type="spellEnd"/>
+      <w:r>
+        <w:rPr>
+          <w:rFonts w:ascii="Times New Roman" w:eastAsia="Times New Roman" w:hAnsi="Times New Roman" w:cs="Times New Roman"/>
+          <w:sz w:val="24"/>
+          <w:szCs w:val="24"/>
+        </w:rPr>
+        <w:t xml:space="preserve"> </w:t>
+      </w:r>
+      <w:proofErr w:type="spellStart"/>
+      <w:r>
+        <w:rPr>
+          <w:rFonts w:ascii="Times New Roman" w:eastAsia="Times New Roman" w:hAnsi="Times New Roman" w:cs="Times New Roman"/>
+          <w:sz w:val="24"/>
+          <w:szCs w:val="24"/>
+        </w:rPr>
+        <w:t>từng</w:t>
+      </w:r>
+      <w:proofErr w:type="spellEnd"/>
+      <w:r>
+        <w:rPr>
+          <w:rFonts w:ascii="Times New Roman" w:eastAsia="Times New Roman" w:hAnsi="Times New Roman" w:cs="Times New Roman"/>
+          <w:sz w:val="24"/>
+          <w:szCs w:val="24"/>
+        </w:rPr>
+        <w:t xml:space="preserve"> CAN frame </w:t>
+      </w:r>
+      <w:proofErr w:type="spellStart"/>
+      <w:r>
+        <w:rPr>
+          <w:rFonts w:ascii="Times New Roman" w:eastAsia="Times New Roman" w:hAnsi="Times New Roman" w:cs="Times New Roman"/>
+          <w:sz w:val="24"/>
+          <w:szCs w:val="24"/>
+        </w:rPr>
+        <w:t>trên</w:t>
+      </w:r>
+      <w:proofErr w:type="spellEnd"/>
+      <w:r>
+        <w:rPr>
+          <w:rFonts w:ascii="Times New Roman" w:eastAsia="Times New Roman" w:hAnsi="Times New Roman" w:cs="Times New Roman"/>
+          <w:sz w:val="24"/>
+          <w:szCs w:val="24"/>
+        </w:rPr>
+        <w:t xml:space="preserve"> bus, </w:t>
+      </w:r>
+      <w:proofErr w:type="spellStart"/>
+      <w:r>
+        <w:rPr>
+          <w:rFonts w:ascii="Times New Roman" w:eastAsia="Times New Roman" w:hAnsi="Times New Roman" w:cs="Times New Roman"/>
+          <w:sz w:val="24"/>
+          <w:szCs w:val="24"/>
+        </w:rPr>
+        <w:t>sau</w:t>
+      </w:r>
+      <w:proofErr w:type="spellEnd"/>
+      <w:r>
+        <w:rPr>
+          <w:rFonts w:ascii="Times New Roman" w:eastAsia="Times New Roman" w:hAnsi="Times New Roman" w:cs="Times New Roman"/>
+          <w:sz w:val="24"/>
+          <w:szCs w:val="24"/>
+        </w:rPr>
+        <w:t xml:space="preserve"> </w:t>
+      </w:r>
+      <w:proofErr w:type="spellStart"/>
+      <w:r>
+        <w:rPr>
+          <w:rFonts w:ascii="Times New Roman" w:eastAsia="Times New Roman" w:hAnsi="Times New Roman" w:cs="Times New Roman"/>
+          <w:sz w:val="24"/>
+          <w:szCs w:val="24"/>
+        </w:rPr>
+        <w:t>đó</w:t>
+      </w:r>
+      <w:proofErr w:type="spellEnd"/>
+      <w:r>
+        <w:rPr>
+          <w:rFonts w:ascii="Times New Roman" w:eastAsia="Times New Roman" w:hAnsi="Times New Roman" w:cs="Times New Roman"/>
+          <w:sz w:val="24"/>
+          <w:szCs w:val="24"/>
+        </w:rPr>
+        <w:t xml:space="preserve"> </w:t>
+      </w:r>
+      <w:proofErr w:type="spellStart"/>
+      <w:r>
+        <w:rPr>
+          <w:rFonts w:ascii="Times New Roman" w:eastAsia="Times New Roman" w:hAnsi="Times New Roman" w:cs="Times New Roman"/>
+          <w:sz w:val="24"/>
+          <w:szCs w:val="24"/>
+        </w:rPr>
+        <w:t>tự</w:t>
+      </w:r>
+      <w:proofErr w:type="spellEnd"/>
+      <w:r>
+        <w:rPr>
+          <w:rFonts w:ascii="Times New Roman" w:eastAsia="Times New Roman" w:hAnsi="Times New Roman" w:cs="Times New Roman"/>
+          <w:sz w:val="24"/>
+          <w:szCs w:val="24"/>
+        </w:rPr>
+        <w:t xml:space="preserve"> </w:t>
+      </w:r>
+      <w:proofErr w:type="spellStart"/>
+      <w:r>
+        <w:rPr>
+          <w:rFonts w:ascii="Times New Roman" w:eastAsia="Times New Roman" w:hAnsi="Times New Roman" w:cs="Times New Roman"/>
+          <w:sz w:val="24"/>
+          <w:szCs w:val="24"/>
+        </w:rPr>
+        <w:t>phát</w:t>
+      </w:r>
+      <w:proofErr w:type="spellEnd"/>
+      <w:r>
+        <w:rPr>
+          <w:rFonts w:ascii="Times New Roman" w:eastAsia="Times New Roman" w:hAnsi="Times New Roman" w:cs="Times New Roman"/>
+          <w:sz w:val="24"/>
+          <w:szCs w:val="24"/>
+        </w:rPr>
+        <w:t xml:space="preserve"> </w:t>
+      </w:r>
+      <w:proofErr w:type="spellStart"/>
+      <w:r>
+        <w:rPr>
+          <w:rFonts w:ascii="Times New Roman" w:eastAsia="Times New Roman" w:hAnsi="Times New Roman" w:cs="Times New Roman"/>
+          <w:sz w:val="24"/>
+          <w:szCs w:val="24"/>
+        </w:rPr>
+        <w:t>lại</w:t>
+      </w:r>
+      <w:proofErr w:type="spellEnd"/>
+      <w:r>
+        <w:rPr>
+          <w:rFonts w:ascii="Times New Roman" w:eastAsia="Times New Roman" w:hAnsi="Times New Roman" w:cs="Times New Roman"/>
+          <w:sz w:val="24"/>
+          <w:szCs w:val="24"/>
+        </w:rPr>
+        <w:t xml:space="preserve"> </w:t>
+      </w:r>
+      <w:proofErr w:type="spellStart"/>
+      <w:r>
+        <w:rPr>
+          <w:rFonts w:ascii="Times New Roman" w:eastAsia="Times New Roman" w:hAnsi="Times New Roman" w:cs="Times New Roman"/>
+          <w:sz w:val="24"/>
+          <w:szCs w:val="24"/>
+        </w:rPr>
+        <w:t>từng</w:t>
+      </w:r>
+      <w:proofErr w:type="spellEnd"/>
+      <w:r>
+        <w:rPr>
+          <w:rFonts w:ascii="Times New Roman" w:eastAsia="Times New Roman" w:hAnsi="Times New Roman" w:cs="Times New Roman"/>
+          <w:sz w:val="24"/>
+          <w:szCs w:val="24"/>
+        </w:rPr>
+        <w:t xml:space="preserve"> frame </w:t>
+      </w:r>
+      <w:proofErr w:type="spellStart"/>
+      <w:r>
+        <w:rPr>
+          <w:rFonts w:ascii="Times New Roman" w:eastAsia="Times New Roman" w:hAnsi="Times New Roman" w:cs="Times New Roman"/>
+          <w:sz w:val="24"/>
+          <w:szCs w:val="24"/>
+        </w:rPr>
+        <w:t>vào</w:t>
+      </w:r>
+      <w:proofErr w:type="spellEnd"/>
+      <w:r>
+        <w:rPr>
+          <w:rFonts w:ascii="Times New Roman" w:eastAsia="Times New Roman" w:hAnsi="Times New Roman" w:cs="Times New Roman"/>
+          <w:sz w:val="24"/>
+          <w:szCs w:val="24"/>
+        </w:rPr>
+        <w:t xml:space="preserve"> node </w:t>
+      </w:r>
+      <w:proofErr w:type="spellStart"/>
+      <w:r>
+        <w:rPr>
+          <w:rFonts w:ascii="Times New Roman" w:eastAsia="Times New Roman" w:hAnsi="Times New Roman" w:cs="Times New Roman"/>
+          <w:sz w:val="24"/>
+          <w:szCs w:val="24"/>
+        </w:rPr>
+        <w:t>nhận</w:t>
+      </w:r>
+      <w:proofErr w:type="spellEnd"/>
+      <w:r>
+        <w:rPr>
+          <w:rFonts w:ascii="Times New Roman" w:eastAsia="Times New Roman" w:hAnsi="Times New Roman" w:cs="Times New Roman"/>
+          <w:sz w:val="24"/>
+          <w:szCs w:val="24"/>
+        </w:rPr>
+        <w:t xml:space="preserve"> </w:t>
+      </w:r>
+      <w:proofErr w:type="spellStart"/>
+      <w:r>
+        <w:rPr>
+          <w:rFonts w:ascii="Times New Roman" w:eastAsia="Times New Roman" w:hAnsi="Times New Roman" w:cs="Times New Roman"/>
+          <w:sz w:val="24"/>
+          <w:szCs w:val="24"/>
+        </w:rPr>
+        <w:t>để</w:t>
+      </w:r>
+      <w:proofErr w:type="spellEnd"/>
+      <w:r>
+        <w:rPr>
+          <w:rFonts w:ascii="Times New Roman" w:eastAsia="Times New Roman" w:hAnsi="Times New Roman" w:cs="Times New Roman"/>
+          <w:sz w:val="24"/>
+          <w:szCs w:val="24"/>
+        </w:rPr>
+        <w:t xml:space="preserve"> </w:t>
+      </w:r>
+      <w:proofErr w:type="spellStart"/>
+      <w:r>
+        <w:rPr>
+          <w:rFonts w:ascii="Times New Roman" w:eastAsia="Times New Roman" w:hAnsi="Times New Roman" w:cs="Times New Roman"/>
+          <w:sz w:val="24"/>
+          <w:szCs w:val="24"/>
+        </w:rPr>
+        <w:t>kiểm</w:t>
+      </w:r>
+      <w:proofErr w:type="spellEnd"/>
+      <w:r>
+        <w:rPr>
+          <w:rFonts w:ascii="Times New Roman" w:eastAsia="Times New Roman" w:hAnsi="Times New Roman" w:cs="Times New Roman"/>
+          <w:sz w:val="24"/>
+          <w:szCs w:val="24"/>
+        </w:rPr>
+        <w:t xml:space="preserve"> </w:t>
+      </w:r>
+      <w:proofErr w:type="spellStart"/>
+      <w:r>
+        <w:rPr>
+          <w:rFonts w:ascii="Times New Roman" w:eastAsia="Times New Roman" w:hAnsi="Times New Roman" w:cs="Times New Roman"/>
+          <w:sz w:val="24"/>
+          <w:szCs w:val="24"/>
+        </w:rPr>
+        <w:t>tra</w:t>
+      </w:r>
+      <w:proofErr w:type="spellEnd"/>
+      <w:r>
+        <w:rPr>
+          <w:rFonts w:ascii="Times New Roman" w:eastAsia="Times New Roman" w:hAnsi="Times New Roman" w:cs="Times New Roman"/>
+          <w:sz w:val="24"/>
+          <w:szCs w:val="24"/>
+        </w:rPr>
+        <w:t xml:space="preserve"> </w:t>
+      </w:r>
+      <w:proofErr w:type="spellStart"/>
+      <w:r>
+        <w:rPr>
+          <w:rFonts w:ascii="Times New Roman" w:eastAsia="Times New Roman" w:hAnsi="Times New Roman" w:cs="Times New Roman"/>
+          <w:sz w:val="24"/>
+          <w:szCs w:val="24"/>
+        </w:rPr>
+        <w:t>quá</w:t>
+      </w:r>
+      <w:proofErr w:type="spellEnd"/>
+      <w:r>
+        <w:rPr>
+          <w:rFonts w:ascii="Times New Roman" w:eastAsia="Times New Roman" w:hAnsi="Times New Roman" w:cs="Times New Roman"/>
+          <w:sz w:val="24"/>
+          <w:szCs w:val="24"/>
+        </w:rPr>
+        <w:t xml:space="preserve"> </w:t>
+      </w:r>
+      <w:proofErr w:type="spellStart"/>
+      <w:r>
+        <w:rPr>
+          <w:rFonts w:ascii="Times New Roman" w:eastAsia="Times New Roman" w:hAnsi="Times New Roman" w:cs="Times New Roman"/>
+          <w:sz w:val="24"/>
+          <w:szCs w:val="24"/>
+        </w:rPr>
+        <w:t>trình</w:t>
+      </w:r>
+      <w:proofErr w:type="spellEnd"/>
+      <w:r>
+        <w:rPr>
+          <w:rFonts w:ascii="Times New Roman" w:eastAsia="Times New Roman" w:hAnsi="Times New Roman" w:cs="Times New Roman"/>
+          <w:sz w:val="24"/>
+          <w:szCs w:val="24"/>
+        </w:rPr>
+        <w:t xml:space="preserve"> </w:t>
+      </w:r>
+      <w:proofErr w:type="spellStart"/>
+      <w:r>
+        <w:rPr>
+          <w:rFonts w:ascii="Times New Roman" w:eastAsia="Times New Roman" w:hAnsi="Times New Roman" w:cs="Times New Roman"/>
+          <w:sz w:val="24"/>
+          <w:szCs w:val="24"/>
+        </w:rPr>
+        <w:t>ghép</w:t>
+      </w:r>
+      <w:proofErr w:type="spellEnd"/>
+      <w:r>
+        <w:rPr>
+          <w:rFonts w:ascii="Times New Roman" w:eastAsia="Times New Roman" w:hAnsi="Times New Roman" w:cs="Times New Roman"/>
+          <w:sz w:val="24"/>
+          <w:szCs w:val="24"/>
+        </w:rPr>
+        <w:t xml:space="preserve"> packet.</w:t>
+      </w:r>
+      <w:r>
+        <w:rPr>
+          <w:rFonts w:ascii="Times New Roman" w:eastAsia="Times New Roman" w:hAnsi="Times New Roman" w:cs="Times New Roman"/>
+          <w:sz w:val="24"/>
+          <w:szCs w:val="24"/>
+        </w:rPr>
+        <w:t xml:space="preserve"> </w:t>
+      </w:r>
+      <w:r>
+        <w:rPr>
+          <w:rFonts w:ascii="Times New Roman" w:eastAsia="Times New Roman" w:hAnsi="Times New Roman" w:cs="Times New Roman"/>
+          <w:sz w:val="24"/>
+          <w:szCs w:val="24"/>
+        </w:rPr>
+        <w:t xml:space="preserve">Sau </w:t>
+      </w:r>
+      <w:proofErr w:type="spellStart"/>
+      <w:r>
+        <w:rPr>
+          <w:rFonts w:ascii="Times New Roman" w:eastAsia="Times New Roman" w:hAnsi="Times New Roman" w:cs="Times New Roman"/>
+          <w:sz w:val="24"/>
+          <w:szCs w:val="24"/>
+        </w:rPr>
+        <w:t>khi</w:t>
+      </w:r>
+      <w:proofErr w:type="spellEnd"/>
+      <w:r>
+        <w:rPr>
+          <w:rFonts w:ascii="Times New Roman" w:eastAsia="Times New Roman" w:hAnsi="Times New Roman" w:cs="Times New Roman"/>
+          <w:sz w:val="24"/>
+          <w:szCs w:val="24"/>
+        </w:rPr>
+        <w:t xml:space="preserve"> so </w:t>
+      </w:r>
+      <w:proofErr w:type="spellStart"/>
+      <w:r>
+        <w:rPr>
+          <w:rFonts w:ascii="Times New Roman" w:eastAsia="Times New Roman" w:hAnsi="Times New Roman" w:cs="Times New Roman"/>
+          <w:sz w:val="24"/>
+          <w:szCs w:val="24"/>
+        </w:rPr>
+        <w:t>sánh</w:t>
+      </w:r>
+      <w:proofErr w:type="spellEnd"/>
+      <w:r>
+        <w:rPr>
+          <w:rFonts w:ascii="Times New Roman" w:eastAsia="Times New Roman" w:hAnsi="Times New Roman" w:cs="Times New Roman"/>
+          <w:sz w:val="24"/>
+          <w:szCs w:val="24"/>
+        </w:rPr>
+        <w:t xml:space="preserve"> </w:t>
+      </w:r>
+      <w:proofErr w:type="spellStart"/>
+      <w:r>
+        <w:rPr>
+          <w:rFonts w:ascii="Times New Roman" w:eastAsia="Times New Roman" w:hAnsi="Times New Roman" w:cs="Times New Roman"/>
+          <w:sz w:val="24"/>
+          <w:szCs w:val="24"/>
+        </w:rPr>
+        <w:t>dữ</w:t>
+      </w:r>
+      <w:proofErr w:type="spellEnd"/>
+      <w:r>
+        <w:rPr>
+          <w:rFonts w:ascii="Times New Roman" w:eastAsia="Times New Roman" w:hAnsi="Times New Roman" w:cs="Times New Roman"/>
+          <w:sz w:val="24"/>
+          <w:szCs w:val="24"/>
+        </w:rPr>
+        <w:t xml:space="preserve"> </w:t>
+      </w:r>
+      <w:proofErr w:type="spellStart"/>
+      <w:r>
+        <w:rPr>
+          <w:rFonts w:ascii="Times New Roman" w:eastAsia="Times New Roman" w:hAnsi="Times New Roman" w:cs="Times New Roman"/>
+          <w:sz w:val="24"/>
+          <w:szCs w:val="24"/>
+        </w:rPr>
+        <w:t>liệu</w:t>
+      </w:r>
+      <w:proofErr w:type="spellEnd"/>
+      <w:r>
+        <w:rPr>
+          <w:rFonts w:ascii="Times New Roman" w:eastAsia="Times New Roman" w:hAnsi="Times New Roman" w:cs="Times New Roman"/>
+          <w:sz w:val="24"/>
+          <w:szCs w:val="24"/>
+        </w:rPr>
+        <w:t xml:space="preserve"> </w:t>
+      </w:r>
+      <w:proofErr w:type="spellStart"/>
+      <w:r>
+        <w:rPr>
+          <w:rFonts w:ascii="Times New Roman" w:eastAsia="Times New Roman" w:hAnsi="Times New Roman" w:cs="Times New Roman"/>
+          <w:sz w:val="24"/>
+          <w:szCs w:val="24"/>
+        </w:rPr>
+        <w:t>giữa</w:t>
+      </w:r>
+      <w:proofErr w:type="spellEnd"/>
+      <w:r>
+        <w:rPr>
+          <w:rFonts w:ascii="Times New Roman" w:eastAsia="Times New Roman" w:hAnsi="Times New Roman" w:cs="Times New Roman"/>
+          <w:sz w:val="24"/>
+          <w:szCs w:val="24"/>
+        </w:rPr>
+        <w:t xml:space="preserve"> </w:t>
+      </w:r>
+      <w:proofErr w:type="spellStart"/>
+      <w:r>
+        <w:rPr>
+          <w:rFonts w:ascii="Times New Roman" w:eastAsia="Times New Roman" w:hAnsi="Times New Roman" w:cs="Times New Roman"/>
+          <w:sz w:val="24"/>
+          <w:szCs w:val="24"/>
+        </w:rPr>
+        <w:t>phía</w:t>
+      </w:r>
+      <w:proofErr w:type="spellEnd"/>
+      <w:r>
+        <w:rPr>
+          <w:rFonts w:ascii="Times New Roman" w:eastAsia="Times New Roman" w:hAnsi="Times New Roman" w:cs="Times New Roman"/>
+          <w:sz w:val="24"/>
+          <w:szCs w:val="24"/>
+        </w:rPr>
+        <w:t xml:space="preserve"> </w:t>
+      </w:r>
+      <w:proofErr w:type="spellStart"/>
+      <w:r>
+        <w:rPr>
+          <w:rFonts w:ascii="Times New Roman" w:eastAsia="Times New Roman" w:hAnsi="Times New Roman" w:cs="Times New Roman"/>
+          <w:sz w:val="24"/>
+          <w:szCs w:val="24"/>
+        </w:rPr>
+        <w:t>gửi</w:t>
+      </w:r>
+      <w:proofErr w:type="spellEnd"/>
+      <w:r>
+        <w:rPr>
+          <w:rFonts w:ascii="Times New Roman" w:eastAsia="Times New Roman" w:hAnsi="Times New Roman" w:cs="Times New Roman"/>
+          <w:sz w:val="24"/>
+          <w:szCs w:val="24"/>
+        </w:rPr>
+        <w:t xml:space="preserve"> </w:t>
+      </w:r>
+      <w:proofErr w:type="spellStart"/>
+      <w:r>
+        <w:rPr>
+          <w:rFonts w:ascii="Times New Roman" w:eastAsia="Times New Roman" w:hAnsi="Times New Roman" w:cs="Times New Roman"/>
+          <w:sz w:val="24"/>
+          <w:szCs w:val="24"/>
+        </w:rPr>
+        <w:t>và</w:t>
+      </w:r>
+      <w:proofErr w:type="spellEnd"/>
+      <w:r>
+        <w:rPr>
+          <w:rFonts w:ascii="Times New Roman" w:eastAsia="Times New Roman" w:hAnsi="Times New Roman" w:cs="Times New Roman"/>
+          <w:sz w:val="24"/>
+          <w:szCs w:val="24"/>
+        </w:rPr>
+        <w:t xml:space="preserve"> </w:t>
+      </w:r>
+      <w:proofErr w:type="spellStart"/>
+      <w:r>
+        <w:rPr>
+          <w:rFonts w:ascii="Times New Roman" w:eastAsia="Times New Roman" w:hAnsi="Times New Roman" w:cs="Times New Roman"/>
+          <w:sz w:val="24"/>
+          <w:szCs w:val="24"/>
+        </w:rPr>
+        <w:t>phía</w:t>
+      </w:r>
+      <w:proofErr w:type="spellEnd"/>
+      <w:r>
+        <w:rPr>
+          <w:rFonts w:ascii="Times New Roman" w:eastAsia="Times New Roman" w:hAnsi="Times New Roman" w:cs="Times New Roman"/>
+          <w:sz w:val="24"/>
+          <w:szCs w:val="24"/>
+        </w:rPr>
+        <w:t xml:space="preserve"> </w:t>
+      </w:r>
+      <w:proofErr w:type="spellStart"/>
+      <w:r>
+        <w:rPr>
+          <w:rFonts w:ascii="Times New Roman" w:eastAsia="Times New Roman" w:hAnsi="Times New Roman" w:cs="Times New Roman"/>
+          <w:sz w:val="24"/>
+          <w:szCs w:val="24"/>
+        </w:rPr>
+        <w:t>nhận</w:t>
+      </w:r>
+      <w:proofErr w:type="spellEnd"/>
+      <w:r>
+        <w:rPr>
+          <w:rFonts w:ascii="Times New Roman" w:eastAsia="Times New Roman" w:hAnsi="Times New Roman" w:cs="Times New Roman"/>
+          <w:sz w:val="24"/>
+          <w:szCs w:val="24"/>
+        </w:rPr>
+        <w:t xml:space="preserve">, </w:t>
+      </w:r>
+      <w:proofErr w:type="spellStart"/>
+      <w:r>
+        <w:rPr>
+          <w:rFonts w:ascii="Times New Roman" w:eastAsia="Times New Roman" w:hAnsi="Times New Roman" w:cs="Times New Roman"/>
+          <w:sz w:val="24"/>
+          <w:szCs w:val="24"/>
+        </w:rPr>
+        <w:t>em</w:t>
+      </w:r>
+      <w:proofErr w:type="spellEnd"/>
+      <w:r>
+        <w:rPr>
+          <w:rFonts w:ascii="Times New Roman" w:eastAsia="Times New Roman" w:hAnsi="Times New Roman" w:cs="Times New Roman"/>
+          <w:sz w:val="24"/>
+          <w:szCs w:val="24"/>
+        </w:rPr>
+        <w:t xml:space="preserve"> </w:t>
+      </w:r>
+      <w:proofErr w:type="spellStart"/>
+      <w:r>
+        <w:rPr>
+          <w:rFonts w:ascii="Times New Roman" w:eastAsia="Times New Roman" w:hAnsi="Times New Roman" w:cs="Times New Roman"/>
+          <w:sz w:val="24"/>
+          <w:szCs w:val="24"/>
+        </w:rPr>
+        <w:t>phát</w:t>
+      </w:r>
+      <w:proofErr w:type="spellEnd"/>
+      <w:r>
+        <w:rPr>
+          <w:rFonts w:ascii="Times New Roman" w:eastAsia="Times New Roman" w:hAnsi="Times New Roman" w:cs="Times New Roman"/>
+          <w:sz w:val="24"/>
+          <w:szCs w:val="24"/>
+        </w:rPr>
+        <w:t xml:space="preserve"> </w:t>
+      </w:r>
+      <w:proofErr w:type="spellStart"/>
+      <w:r>
+        <w:rPr>
+          <w:rFonts w:ascii="Times New Roman" w:eastAsia="Times New Roman" w:hAnsi="Times New Roman" w:cs="Times New Roman"/>
+          <w:sz w:val="24"/>
+          <w:szCs w:val="24"/>
+        </w:rPr>
+        <w:t>hiện</w:t>
+      </w:r>
+      <w:proofErr w:type="spellEnd"/>
+      <w:r>
+        <w:rPr>
+          <w:rFonts w:ascii="Times New Roman" w:eastAsia="Times New Roman" w:hAnsi="Times New Roman" w:cs="Times New Roman"/>
+          <w:sz w:val="24"/>
+          <w:szCs w:val="24"/>
+        </w:rPr>
+        <w:t xml:space="preserve"> payload </w:t>
+      </w:r>
+      <w:proofErr w:type="spellStart"/>
+      <w:r>
+        <w:rPr>
+          <w:rFonts w:ascii="Times New Roman" w:eastAsia="Times New Roman" w:hAnsi="Times New Roman" w:cs="Times New Roman"/>
+          <w:sz w:val="24"/>
+          <w:szCs w:val="24"/>
+        </w:rPr>
+        <w:t>bị</w:t>
+      </w:r>
+      <w:proofErr w:type="spellEnd"/>
+      <w:r>
+        <w:rPr>
+          <w:rFonts w:ascii="Times New Roman" w:eastAsia="Times New Roman" w:hAnsi="Times New Roman" w:cs="Times New Roman"/>
+          <w:sz w:val="24"/>
+          <w:szCs w:val="24"/>
+        </w:rPr>
+        <w:t xml:space="preserve"> </w:t>
+      </w:r>
+      <w:proofErr w:type="spellStart"/>
+      <w:r>
+        <w:rPr>
+          <w:rFonts w:ascii="Times New Roman" w:eastAsia="Times New Roman" w:hAnsi="Times New Roman" w:cs="Times New Roman"/>
+          <w:sz w:val="24"/>
+          <w:szCs w:val="24"/>
+        </w:rPr>
+        <w:t>lệch</w:t>
+      </w:r>
+      <w:proofErr w:type="spellEnd"/>
+      <w:r>
+        <w:rPr>
+          <w:rFonts w:ascii="Times New Roman" w:eastAsia="Times New Roman" w:hAnsi="Times New Roman" w:cs="Times New Roman"/>
+          <w:sz w:val="24"/>
+          <w:szCs w:val="24"/>
+        </w:rPr>
+        <w:t xml:space="preserve"> 1 byte do </w:t>
+      </w:r>
+      <w:proofErr w:type="spellStart"/>
+      <w:r>
+        <w:rPr>
+          <w:rFonts w:ascii="Times New Roman" w:eastAsia="Times New Roman" w:hAnsi="Times New Roman" w:cs="Times New Roman"/>
+          <w:sz w:val="24"/>
+          <w:szCs w:val="24"/>
+        </w:rPr>
+        <w:t>em</w:t>
+      </w:r>
+      <w:proofErr w:type="spellEnd"/>
+      <w:r>
+        <w:rPr>
+          <w:rFonts w:ascii="Times New Roman" w:eastAsia="Times New Roman" w:hAnsi="Times New Roman" w:cs="Times New Roman"/>
+          <w:sz w:val="24"/>
+          <w:szCs w:val="24"/>
+        </w:rPr>
+        <w:t xml:space="preserve"> </w:t>
+      </w:r>
+      <w:proofErr w:type="spellStart"/>
+      <w:r>
+        <w:rPr>
+          <w:rFonts w:ascii="Times New Roman" w:eastAsia="Times New Roman" w:hAnsi="Times New Roman" w:cs="Times New Roman"/>
+          <w:sz w:val="24"/>
+          <w:szCs w:val="24"/>
+        </w:rPr>
+        <w:t>khai</w:t>
+      </w:r>
+      <w:proofErr w:type="spellEnd"/>
+      <w:r>
+        <w:rPr>
+          <w:rFonts w:ascii="Times New Roman" w:eastAsia="Times New Roman" w:hAnsi="Times New Roman" w:cs="Times New Roman"/>
+          <w:sz w:val="24"/>
+          <w:szCs w:val="24"/>
+        </w:rPr>
+        <w:t xml:space="preserve"> </w:t>
+      </w:r>
+      <w:proofErr w:type="spellStart"/>
+      <w:r>
+        <w:rPr>
+          <w:rFonts w:ascii="Times New Roman" w:eastAsia="Times New Roman" w:hAnsi="Times New Roman" w:cs="Times New Roman"/>
+          <w:sz w:val="24"/>
+          <w:szCs w:val="24"/>
+        </w:rPr>
+        <w:t>báo</w:t>
+      </w:r>
+      <w:proofErr w:type="spellEnd"/>
+      <w:r>
+        <w:rPr>
+          <w:rFonts w:ascii="Times New Roman" w:eastAsia="Times New Roman" w:hAnsi="Times New Roman" w:cs="Times New Roman"/>
+          <w:sz w:val="24"/>
+          <w:szCs w:val="24"/>
+        </w:rPr>
+        <w:t xml:space="preserve"> </w:t>
+      </w:r>
+      <w:proofErr w:type="spellStart"/>
+      <w:r>
+        <w:rPr>
+          <w:rFonts w:ascii="Times New Roman" w:eastAsia="Times New Roman" w:hAnsi="Times New Roman" w:cs="Times New Roman"/>
+          <w:sz w:val="24"/>
+          <w:szCs w:val="24"/>
+        </w:rPr>
+        <w:t>sai</w:t>
+      </w:r>
+      <w:proofErr w:type="spellEnd"/>
+      <w:r>
+        <w:rPr>
+          <w:rFonts w:ascii="Times New Roman" w:eastAsia="Times New Roman" w:hAnsi="Times New Roman" w:cs="Times New Roman"/>
+          <w:sz w:val="24"/>
+          <w:szCs w:val="24"/>
+        </w:rPr>
+        <w:t xml:space="preserve"> </w:t>
+      </w:r>
+      <w:proofErr w:type="spellStart"/>
+      <w:r>
+        <w:rPr>
+          <w:rFonts w:ascii="Times New Roman" w:eastAsia="Times New Roman" w:hAnsi="Times New Roman" w:cs="Times New Roman"/>
+          <w:sz w:val="24"/>
+          <w:szCs w:val="24"/>
+        </w:rPr>
+        <w:t>kích</w:t>
+      </w:r>
+      <w:proofErr w:type="spellEnd"/>
+      <w:r>
+        <w:rPr>
+          <w:rFonts w:ascii="Times New Roman" w:eastAsia="Times New Roman" w:hAnsi="Times New Roman" w:cs="Times New Roman"/>
+          <w:sz w:val="24"/>
+          <w:szCs w:val="24"/>
+        </w:rPr>
+        <w:t xml:space="preserve"> </w:t>
+      </w:r>
+      <w:proofErr w:type="spellStart"/>
+      <w:r>
+        <w:rPr>
+          <w:rFonts w:ascii="Times New Roman" w:eastAsia="Times New Roman" w:hAnsi="Times New Roman" w:cs="Times New Roman"/>
+          <w:sz w:val="24"/>
+          <w:szCs w:val="24"/>
+        </w:rPr>
+        <w:t>thước</w:t>
+      </w:r>
+      <w:proofErr w:type="spellEnd"/>
+      <w:r>
+        <w:rPr>
+          <w:rFonts w:ascii="Times New Roman" w:eastAsia="Times New Roman" w:hAnsi="Times New Roman" w:cs="Times New Roman"/>
+          <w:sz w:val="24"/>
+          <w:szCs w:val="24"/>
+        </w:rPr>
+        <w:t xml:space="preserve"> </w:t>
+      </w:r>
+      <w:proofErr w:type="spellStart"/>
+      <w:r>
+        <w:rPr>
+          <w:rFonts w:ascii="Times New Roman" w:eastAsia="Times New Roman" w:hAnsi="Times New Roman" w:cs="Times New Roman"/>
+          <w:sz w:val="24"/>
+          <w:szCs w:val="24"/>
+        </w:rPr>
+        <w:t>dữ</w:t>
+      </w:r>
+      <w:proofErr w:type="spellEnd"/>
+      <w:r>
+        <w:rPr>
+          <w:rFonts w:ascii="Times New Roman" w:eastAsia="Times New Roman" w:hAnsi="Times New Roman" w:cs="Times New Roman"/>
+          <w:sz w:val="24"/>
+          <w:szCs w:val="24"/>
+        </w:rPr>
+        <w:t xml:space="preserve"> </w:t>
+      </w:r>
+      <w:proofErr w:type="spellStart"/>
+      <w:r>
+        <w:rPr>
+          <w:rFonts w:ascii="Times New Roman" w:eastAsia="Times New Roman" w:hAnsi="Times New Roman" w:cs="Times New Roman"/>
+          <w:sz w:val="24"/>
+          <w:szCs w:val="24"/>
+        </w:rPr>
+        <w:t>liệu</w:t>
+      </w:r>
+      <w:proofErr w:type="spellEnd"/>
+      <w:r>
+        <w:rPr>
+          <w:rFonts w:ascii="Times New Roman" w:eastAsia="Times New Roman" w:hAnsi="Times New Roman" w:cs="Times New Roman"/>
+          <w:sz w:val="24"/>
+          <w:szCs w:val="24"/>
+        </w:rPr>
+        <w:t xml:space="preserve"> </w:t>
+      </w:r>
+      <w:proofErr w:type="spellStart"/>
+      <w:r>
+        <w:rPr>
+          <w:rFonts w:ascii="Times New Roman" w:eastAsia="Times New Roman" w:hAnsi="Times New Roman" w:cs="Times New Roman"/>
+          <w:sz w:val="24"/>
+          <w:szCs w:val="24"/>
+        </w:rPr>
+        <w:t>khi</w:t>
+      </w:r>
+      <w:proofErr w:type="spellEnd"/>
+      <w:r>
+        <w:rPr>
+          <w:rFonts w:ascii="Times New Roman" w:eastAsia="Times New Roman" w:hAnsi="Times New Roman" w:cs="Times New Roman"/>
+          <w:sz w:val="24"/>
+          <w:szCs w:val="24"/>
+        </w:rPr>
+        <w:t xml:space="preserve"> </w:t>
+      </w:r>
+      <w:proofErr w:type="spellStart"/>
+      <w:r>
+        <w:rPr>
+          <w:rFonts w:ascii="Times New Roman" w:eastAsia="Times New Roman" w:hAnsi="Times New Roman" w:cs="Times New Roman"/>
+          <w:sz w:val="24"/>
+          <w:szCs w:val="24"/>
+        </w:rPr>
+        <w:t>đóng</w:t>
+      </w:r>
+      <w:proofErr w:type="spellEnd"/>
+      <w:r>
+        <w:rPr>
+          <w:rFonts w:ascii="Times New Roman" w:eastAsia="Times New Roman" w:hAnsi="Times New Roman" w:cs="Times New Roman"/>
+          <w:sz w:val="24"/>
+          <w:szCs w:val="24"/>
+        </w:rPr>
+        <w:t xml:space="preserve"> </w:t>
+      </w:r>
+      <w:proofErr w:type="spellStart"/>
+      <w:r>
+        <w:rPr>
+          <w:rFonts w:ascii="Times New Roman" w:eastAsia="Times New Roman" w:hAnsi="Times New Roman" w:cs="Times New Roman"/>
+          <w:sz w:val="24"/>
+          <w:szCs w:val="24"/>
+        </w:rPr>
+        <w:t>gói</w:t>
+      </w:r>
+      <w:proofErr w:type="spellEnd"/>
+      <w:r>
+        <w:rPr>
+          <w:rFonts w:ascii="Times New Roman" w:eastAsia="Times New Roman" w:hAnsi="Times New Roman" w:cs="Times New Roman"/>
+          <w:sz w:val="24"/>
+          <w:szCs w:val="24"/>
+        </w:rPr>
+        <w:t xml:space="preserve"> packet. Sau </w:t>
+      </w:r>
+      <w:proofErr w:type="spellStart"/>
+      <w:r>
+        <w:rPr>
+          <w:rFonts w:ascii="Times New Roman" w:eastAsia="Times New Roman" w:hAnsi="Times New Roman" w:cs="Times New Roman"/>
+          <w:sz w:val="24"/>
+          <w:szCs w:val="24"/>
+        </w:rPr>
+        <w:t>khi</w:t>
+      </w:r>
+      <w:proofErr w:type="spellEnd"/>
+      <w:r>
+        <w:rPr>
+          <w:rFonts w:ascii="Times New Roman" w:eastAsia="Times New Roman" w:hAnsi="Times New Roman" w:cs="Times New Roman"/>
+          <w:sz w:val="24"/>
+          <w:szCs w:val="24"/>
+        </w:rPr>
+        <w:t xml:space="preserve"> </w:t>
+      </w:r>
+      <w:proofErr w:type="spellStart"/>
+      <w:r>
+        <w:rPr>
+          <w:rFonts w:ascii="Times New Roman" w:eastAsia="Times New Roman" w:hAnsi="Times New Roman" w:cs="Times New Roman"/>
+          <w:sz w:val="24"/>
+          <w:szCs w:val="24"/>
+        </w:rPr>
+        <w:t>sửa</w:t>
+      </w:r>
+      <w:proofErr w:type="spellEnd"/>
+      <w:r>
+        <w:rPr>
+          <w:rFonts w:ascii="Times New Roman" w:eastAsia="Times New Roman" w:hAnsi="Times New Roman" w:cs="Times New Roman"/>
+          <w:sz w:val="24"/>
+          <w:szCs w:val="24"/>
+        </w:rPr>
+        <w:t xml:space="preserve"> </w:t>
+      </w:r>
+      <w:proofErr w:type="spellStart"/>
+      <w:r>
+        <w:rPr>
+          <w:rFonts w:ascii="Times New Roman" w:eastAsia="Times New Roman" w:hAnsi="Times New Roman" w:cs="Times New Roman"/>
+          <w:sz w:val="24"/>
+          <w:szCs w:val="24"/>
+        </w:rPr>
+        <w:t>lại</w:t>
+      </w:r>
+      <w:proofErr w:type="spellEnd"/>
+      <w:r>
+        <w:rPr>
+          <w:rFonts w:ascii="Times New Roman" w:eastAsia="Times New Roman" w:hAnsi="Times New Roman" w:cs="Times New Roman"/>
+          <w:sz w:val="24"/>
+          <w:szCs w:val="24"/>
+        </w:rPr>
+        <w:t xml:space="preserve"> </w:t>
+      </w:r>
+      <w:proofErr w:type="spellStart"/>
+      <w:r>
+        <w:rPr>
+          <w:rFonts w:ascii="Times New Roman" w:eastAsia="Times New Roman" w:hAnsi="Times New Roman" w:cs="Times New Roman"/>
+          <w:sz w:val="24"/>
+          <w:szCs w:val="24"/>
+        </w:rPr>
+        <w:t>kích</w:t>
+      </w:r>
+      <w:proofErr w:type="spellEnd"/>
+      <w:r>
+        <w:rPr>
+          <w:rFonts w:ascii="Times New Roman" w:eastAsia="Times New Roman" w:hAnsi="Times New Roman" w:cs="Times New Roman"/>
+          <w:sz w:val="24"/>
+          <w:szCs w:val="24"/>
+        </w:rPr>
+        <w:t xml:space="preserve"> </w:t>
+      </w:r>
+      <w:proofErr w:type="spellStart"/>
+      <w:r>
+        <w:rPr>
+          <w:rFonts w:ascii="Times New Roman" w:eastAsia="Times New Roman" w:hAnsi="Times New Roman" w:cs="Times New Roman"/>
+          <w:sz w:val="24"/>
+          <w:szCs w:val="24"/>
+        </w:rPr>
+        <w:t>thước</w:t>
+      </w:r>
+      <w:proofErr w:type="spellEnd"/>
+      <w:r>
+        <w:rPr>
+          <w:rFonts w:ascii="Times New Roman" w:eastAsia="Times New Roman" w:hAnsi="Times New Roman" w:cs="Times New Roman"/>
+          <w:sz w:val="24"/>
+          <w:szCs w:val="24"/>
+        </w:rPr>
+        <w:t xml:space="preserve"> </w:t>
+      </w:r>
+      <w:proofErr w:type="spellStart"/>
+      <w:r>
+        <w:rPr>
+          <w:rFonts w:ascii="Times New Roman" w:eastAsia="Times New Roman" w:hAnsi="Times New Roman" w:cs="Times New Roman"/>
+          <w:sz w:val="24"/>
+          <w:szCs w:val="24"/>
+        </w:rPr>
+        <w:t>thì</w:t>
+      </w:r>
+      <w:proofErr w:type="spellEnd"/>
+      <w:r>
+        <w:rPr>
+          <w:rFonts w:ascii="Times New Roman" w:eastAsia="Times New Roman" w:hAnsi="Times New Roman" w:cs="Times New Roman"/>
+          <w:sz w:val="24"/>
+          <w:szCs w:val="24"/>
+        </w:rPr>
+        <w:t xml:space="preserve"> </w:t>
+      </w:r>
+      <w:proofErr w:type="spellStart"/>
+      <w:r>
+        <w:rPr>
+          <w:rFonts w:ascii="Times New Roman" w:eastAsia="Times New Roman" w:hAnsi="Times New Roman" w:cs="Times New Roman"/>
+          <w:sz w:val="24"/>
+          <w:szCs w:val="24"/>
+        </w:rPr>
+        <w:t>toàn</w:t>
+      </w:r>
+      <w:proofErr w:type="spellEnd"/>
+      <w:r>
+        <w:rPr>
+          <w:rFonts w:ascii="Times New Roman" w:eastAsia="Times New Roman" w:hAnsi="Times New Roman" w:cs="Times New Roman"/>
+          <w:sz w:val="24"/>
+          <w:szCs w:val="24"/>
+        </w:rPr>
+        <w:t xml:space="preserve"> </w:t>
+      </w:r>
+      <w:proofErr w:type="spellStart"/>
+      <w:r>
+        <w:rPr>
+          <w:rFonts w:ascii="Times New Roman" w:eastAsia="Times New Roman" w:hAnsi="Times New Roman" w:cs="Times New Roman"/>
+          <w:sz w:val="24"/>
+          <w:szCs w:val="24"/>
+        </w:rPr>
+        <w:t>bộ</w:t>
+      </w:r>
+      <w:proofErr w:type="spellEnd"/>
+      <w:r>
+        <w:rPr>
+          <w:rFonts w:ascii="Times New Roman" w:eastAsia="Times New Roman" w:hAnsi="Times New Roman" w:cs="Times New Roman"/>
+          <w:sz w:val="24"/>
+          <w:szCs w:val="24"/>
+        </w:rPr>
+        <w:t xml:space="preserve"> packet </w:t>
+      </w:r>
+      <w:proofErr w:type="spellStart"/>
+      <w:r>
+        <w:rPr>
+          <w:rFonts w:ascii="Times New Roman" w:eastAsia="Times New Roman" w:hAnsi="Times New Roman" w:cs="Times New Roman"/>
+          <w:sz w:val="24"/>
+          <w:szCs w:val="24"/>
+        </w:rPr>
+        <w:t>được</w:t>
+      </w:r>
+      <w:proofErr w:type="spellEnd"/>
+      <w:r>
+        <w:rPr>
+          <w:rFonts w:ascii="Times New Roman" w:eastAsia="Times New Roman" w:hAnsi="Times New Roman" w:cs="Times New Roman"/>
+          <w:sz w:val="24"/>
+          <w:szCs w:val="24"/>
+        </w:rPr>
+        <w:t xml:space="preserve"> </w:t>
+      </w:r>
+      <w:proofErr w:type="spellStart"/>
+      <w:r>
+        <w:rPr>
+          <w:rFonts w:ascii="Times New Roman" w:eastAsia="Times New Roman" w:hAnsi="Times New Roman" w:cs="Times New Roman"/>
+          <w:sz w:val="24"/>
+          <w:szCs w:val="24"/>
+        </w:rPr>
+        <w:t>nhận</w:t>
+      </w:r>
+      <w:proofErr w:type="spellEnd"/>
+      <w:r>
+        <w:rPr>
+          <w:rFonts w:ascii="Times New Roman" w:eastAsia="Times New Roman" w:hAnsi="Times New Roman" w:cs="Times New Roman"/>
+          <w:sz w:val="24"/>
+          <w:szCs w:val="24"/>
+        </w:rPr>
+        <w:t xml:space="preserve"> </w:t>
+      </w:r>
+      <w:proofErr w:type="spellStart"/>
+      <w:r>
+        <w:rPr>
+          <w:rFonts w:ascii="Times New Roman" w:eastAsia="Times New Roman" w:hAnsi="Times New Roman" w:cs="Times New Roman"/>
+          <w:sz w:val="24"/>
+          <w:szCs w:val="24"/>
+        </w:rPr>
+        <w:t>và</w:t>
+      </w:r>
+      <w:proofErr w:type="spellEnd"/>
+      <w:r>
+        <w:rPr>
+          <w:rFonts w:ascii="Times New Roman" w:eastAsia="Times New Roman" w:hAnsi="Times New Roman" w:cs="Times New Roman"/>
+          <w:sz w:val="24"/>
+          <w:szCs w:val="24"/>
+        </w:rPr>
+        <w:t xml:space="preserve"> </w:t>
+      </w:r>
+      <w:proofErr w:type="spellStart"/>
+      <w:r>
+        <w:rPr>
+          <w:rFonts w:ascii="Times New Roman" w:eastAsia="Times New Roman" w:hAnsi="Times New Roman" w:cs="Times New Roman"/>
+          <w:sz w:val="24"/>
+          <w:szCs w:val="24"/>
+        </w:rPr>
+        <w:t>xử</w:t>
+      </w:r>
+      <w:proofErr w:type="spellEnd"/>
+      <w:r>
+        <w:rPr>
+          <w:rFonts w:ascii="Times New Roman" w:eastAsia="Times New Roman" w:hAnsi="Times New Roman" w:cs="Times New Roman"/>
+          <w:sz w:val="24"/>
+          <w:szCs w:val="24"/>
+        </w:rPr>
+        <w:t xml:space="preserve"> </w:t>
+      </w:r>
+      <w:proofErr w:type="spellStart"/>
+      <w:r>
+        <w:rPr>
+          <w:rFonts w:ascii="Times New Roman" w:eastAsia="Times New Roman" w:hAnsi="Times New Roman" w:cs="Times New Roman"/>
+          <w:sz w:val="24"/>
+          <w:szCs w:val="24"/>
+        </w:rPr>
+        <w:t>lý</w:t>
+      </w:r>
+      <w:proofErr w:type="spellEnd"/>
+      <w:r>
+        <w:rPr>
+          <w:rFonts w:ascii="Times New Roman" w:eastAsia="Times New Roman" w:hAnsi="Times New Roman" w:cs="Times New Roman"/>
+          <w:sz w:val="24"/>
+          <w:szCs w:val="24"/>
+        </w:rPr>
+        <w:t xml:space="preserve"> </w:t>
+      </w:r>
+      <w:proofErr w:type="spellStart"/>
+      <w:r>
+        <w:rPr>
+          <w:rFonts w:ascii="Times New Roman" w:eastAsia="Times New Roman" w:hAnsi="Times New Roman" w:cs="Times New Roman"/>
+          <w:sz w:val="24"/>
+          <w:szCs w:val="24"/>
+        </w:rPr>
+        <w:t>đúng</w:t>
+      </w:r>
+      <w:proofErr w:type="spellEnd"/>
+      <w:r>
+        <w:rPr>
+          <w:rFonts w:ascii="Times New Roman" w:eastAsia="Times New Roman" w:hAnsi="Times New Roman" w:cs="Times New Roman"/>
+          <w:sz w:val="24"/>
+          <w:szCs w:val="24"/>
+        </w:rPr>
+        <w:t>.</w:t>
+      </w:r>
+    </w:p>
+    <w:p>
+      <w:pPr>
+        <w:rPr>
+          <w:rFonts w:ascii="Times New Roman" w:eastAsia="Times New Roman" w:hAnsi="Times New Roman" w:cs="Times New Roman"/>
+          <w:sz w:val="24"/>
+          <w:szCs w:val="24"/>
+        </w:rPr>
+      </w:pPr>
+    </w:p>
+    <w:p>
+      <w:pPr>
+        <w:rPr>
+          <w:rFonts w:ascii="Times New Roman" w:eastAsia="Times New Roman" w:hAnsi="Times New Roman" w:cs="Times New Roman"/>
+          <w:sz w:val="24"/>
+          <w:szCs w:val="24"/>
+        </w:rPr>
+      </w:pPr>
+    </w:p>
+    <w:p>
+      <w:pPr>
+        <w:rPr>
+          <w:rFonts w:ascii="Times New Roman" w:eastAsia="Times New Roman" w:hAnsi="Times New Roman" w:cs="Times New Roman"/>
+          <w:sz w:val="24"/>
+          <w:szCs w:val="24"/>
+        </w:rPr>
+      </w:pPr>
+    </w:p>
+    <w:p>
+      <w:pPr>
+        <w:rPr>
+          <w:rFonts w:ascii="Times New Roman" w:eastAsia="Times New Roman" w:hAnsi="Times New Roman" w:cs="Times New Roman"/>
+          <w:sz w:val="24"/>
+          <w:szCs w:val="24"/>
+        </w:rPr>
+      </w:pPr>
+    </w:p>
+    <w:p>
       <w:proofErr w:type="spellStart"/>
       <w:r>
         <w:t>Cubesat</w:t>
@@ -10178,7 +15070,6 @@
         <w:t xml:space="preserve"> space protocol?</w:t>
       </w:r>
     </w:p>
-    <w:p/>
     <w:p>
       <w:r>
         <w:t xml:space="preserve">Định </w:t>

--- a/Ôn PV/trình bày project.docx
+++ b/Ôn PV/trình bày project.docx
@@ -1218,6 +1218,7 @@
           <w:rFonts w:ascii="Times New Roman" w:eastAsia="Times New Roman" w:hAnsi="Times New Roman" w:cs="Times New Roman"/>
           <w:sz w:val="24"/>
           <w:szCs w:val="24"/>
+          <w:highlight w:val="yellow"/>
         </w:rPr>
       </w:pPr>
       <w:proofErr w:type="spellStart"/>
@@ -1226,6 +1227,7 @@
           <w:rFonts w:ascii="Times New Roman" w:eastAsia="Times New Roman" w:hAnsi="Times New Roman" w:cs="Times New Roman"/>
           <w:sz w:val="24"/>
           <w:szCs w:val="24"/>
+          <w:highlight w:val="yellow"/>
         </w:rPr>
         <w:t>Phần</w:t>
       </w:r>
@@ -1235,15 +1237,17 @@
           <w:rFonts w:ascii="Times New Roman" w:eastAsia="Times New Roman" w:hAnsi="Times New Roman" w:cs="Times New Roman"/>
           <w:sz w:val="24"/>
           <w:szCs w:val="24"/>
-        </w:rPr>
-        <w:t xml:space="preserve"> </w:t>
-      </w:r>
-      <w:proofErr w:type="spellStart"/>
-      <w:r>
-        <w:rPr>
-          <w:rFonts w:ascii="Times New Roman" w:eastAsia="Times New Roman" w:hAnsi="Times New Roman" w:cs="Times New Roman"/>
-          <w:sz w:val="24"/>
-          <w:szCs w:val="24"/>
+          <w:highlight w:val="yellow"/>
+        </w:rPr>
+        <w:t xml:space="preserve"> </w:t>
+      </w:r>
+      <w:proofErr w:type="spellStart"/>
+      <w:r>
+        <w:rPr>
+          <w:rFonts w:ascii="Times New Roman" w:eastAsia="Times New Roman" w:hAnsi="Times New Roman" w:cs="Times New Roman"/>
+          <w:sz w:val="24"/>
+          <w:szCs w:val="24"/>
+          <w:highlight w:val="yellow"/>
         </w:rPr>
         <w:t>mềm</w:t>
       </w:r>
@@ -1253,15 +1257,17 @@
           <w:rFonts w:ascii="Times New Roman" w:eastAsia="Times New Roman" w:hAnsi="Times New Roman" w:cs="Times New Roman"/>
           <w:sz w:val="24"/>
           <w:szCs w:val="24"/>
-        </w:rPr>
-        <w:t xml:space="preserve"> </w:t>
-      </w:r>
-      <w:proofErr w:type="spellStart"/>
-      <w:r>
-        <w:rPr>
-          <w:rFonts w:ascii="Times New Roman" w:eastAsia="Times New Roman" w:hAnsi="Times New Roman" w:cs="Times New Roman"/>
-          <w:sz w:val="24"/>
-          <w:szCs w:val="24"/>
+          <w:highlight w:val="yellow"/>
+        </w:rPr>
+        <w:t xml:space="preserve"> </w:t>
+      </w:r>
+      <w:proofErr w:type="spellStart"/>
+      <w:r>
+        <w:rPr>
+          <w:rFonts w:ascii="Times New Roman" w:eastAsia="Times New Roman" w:hAnsi="Times New Roman" w:cs="Times New Roman"/>
+          <w:sz w:val="24"/>
+          <w:szCs w:val="24"/>
+          <w:highlight w:val="yellow"/>
         </w:rPr>
         <w:t>của</w:t>
       </w:r>
@@ -1271,6 +1277,7 @@
           <w:rFonts w:ascii="Times New Roman" w:eastAsia="Times New Roman" w:hAnsi="Times New Roman" w:cs="Times New Roman"/>
           <w:sz w:val="24"/>
           <w:szCs w:val="24"/>
+          <w:highlight w:val="yellow"/>
         </w:rPr>
         <w:t xml:space="preserve"> e </w:t>
       </w:r>
@@ -1280,6 +1287,7 @@
           <w:rFonts w:ascii="Times New Roman" w:eastAsia="Times New Roman" w:hAnsi="Times New Roman" w:cs="Times New Roman"/>
           <w:sz w:val="24"/>
           <w:szCs w:val="24"/>
+          <w:highlight w:val="yellow"/>
         </w:rPr>
         <w:t>là</w:t>
       </w:r>
@@ -1289,15 +1297,17 @@
           <w:rFonts w:ascii="Times New Roman" w:eastAsia="Times New Roman" w:hAnsi="Times New Roman" w:cs="Times New Roman"/>
           <w:sz w:val="24"/>
           <w:szCs w:val="24"/>
-        </w:rPr>
-        <w:t xml:space="preserve"> </w:t>
-      </w:r>
-      <w:proofErr w:type="spellStart"/>
-      <w:r>
-        <w:rPr>
-          <w:rFonts w:ascii="Times New Roman" w:eastAsia="Times New Roman" w:hAnsi="Times New Roman" w:cs="Times New Roman"/>
-          <w:sz w:val="24"/>
-          <w:szCs w:val="24"/>
+          <w:highlight w:val="yellow"/>
+        </w:rPr>
+        <w:t xml:space="preserve"> </w:t>
+      </w:r>
+      <w:proofErr w:type="spellStart"/>
+      <w:r>
+        <w:rPr>
+          <w:rFonts w:ascii="Times New Roman" w:eastAsia="Times New Roman" w:hAnsi="Times New Roman" w:cs="Times New Roman"/>
+          <w:sz w:val="24"/>
+          <w:szCs w:val="24"/>
+          <w:highlight w:val="yellow"/>
         </w:rPr>
         <w:t>bootlder</w:t>
       </w:r>
@@ -1307,6 +1317,7 @@
           <w:rFonts w:ascii="Times New Roman" w:eastAsia="Times New Roman" w:hAnsi="Times New Roman" w:cs="Times New Roman"/>
           <w:sz w:val="24"/>
           <w:szCs w:val="24"/>
+          <w:highlight w:val="yellow"/>
         </w:rPr>
         <w:t>.</w:t>
       </w:r>
@@ -1315,6 +1326,7 @@
           <w:rFonts w:ascii="Times New Roman" w:eastAsia="Times New Roman" w:hAnsi="Times New Roman" w:cs="Times New Roman"/>
           <w:sz w:val="24"/>
           <w:szCs w:val="24"/>
+          <w:highlight w:val="yellow"/>
         </w:rPr>
         <w:t xml:space="preserve"> </w:t>
       </w:r>
@@ -1325,6 +1337,7 @@
           <w:rFonts w:ascii="Times New Roman" w:eastAsia="Times New Roman" w:hAnsi="Times New Roman" w:cs="Times New Roman"/>
           <w:sz w:val="24"/>
           <w:szCs w:val="24"/>
+          <w:highlight w:val="yellow"/>
         </w:rPr>
       </w:pPr>
       <w:proofErr w:type="spellStart"/>
@@ -1333,6 +1346,7 @@
           <w:rFonts w:ascii="Times New Roman" w:eastAsia="Times New Roman" w:hAnsi="Times New Roman" w:cs="Times New Roman"/>
           <w:sz w:val="24"/>
           <w:szCs w:val="24"/>
+          <w:highlight w:val="yellow"/>
         </w:rPr>
         <w:t>Lí</w:t>
       </w:r>
@@ -1342,6 +1356,7 @@
           <w:rFonts w:ascii="Times New Roman" w:eastAsia="Times New Roman" w:hAnsi="Times New Roman" w:cs="Times New Roman"/>
           <w:sz w:val="24"/>
           <w:szCs w:val="24"/>
+          <w:highlight w:val="yellow"/>
         </w:rPr>
         <w:t xml:space="preserve"> do </w:t>
       </w:r>
@@ -1351,6 +1366,7 @@
           <w:rFonts w:ascii="Times New Roman" w:eastAsia="Times New Roman" w:hAnsi="Times New Roman" w:cs="Times New Roman"/>
           <w:sz w:val="24"/>
           <w:szCs w:val="24"/>
+          <w:highlight w:val="yellow"/>
         </w:rPr>
         <w:t>cần</w:t>
       </w:r>
@@ -1360,15 +1376,17 @@
           <w:rFonts w:ascii="Times New Roman" w:eastAsia="Times New Roman" w:hAnsi="Times New Roman" w:cs="Times New Roman"/>
           <w:sz w:val="24"/>
           <w:szCs w:val="24"/>
-        </w:rPr>
-        <w:t xml:space="preserve"> </w:t>
-      </w:r>
-      <w:proofErr w:type="spellStart"/>
-      <w:r>
-        <w:rPr>
-          <w:rFonts w:ascii="Times New Roman" w:eastAsia="Times New Roman" w:hAnsi="Times New Roman" w:cs="Times New Roman"/>
-          <w:sz w:val="24"/>
-          <w:szCs w:val="24"/>
+          <w:highlight w:val="yellow"/>
+        </w:rPr>
+        <w:t xml:space="preserve"> </w:t>
+      </w:r>
+      <w:proofErr w:type="spellStart"/>
+      <w:r>
+        <w:rPr>
+          <w:rFonts w:ascii="Times New Roman" w:eastAsia="Times New Roman" w:hAnsi="Times New Roman" w:cs="Times New Roman"/>
+          <w:sz w:val="24"/>
+          <w:szCs w:val="24"/>
+          <w:highlight w:val="yellow"/>
         </w:rPr>
         <w:t>phải</w:t>
       </w:r>
@@ -1378,15 +1396,17 @@
           <w:rFonts w:ascii="Times New Roman" w:eastAsia="Times New Roman" w:hAnsi="Times New Roman" w:cs="Times New Roman"/>
           <w:sz w:val="24"/>
           <w:szCs w:val="24"/>
-        </w:rPr>
-        <w:t xml:space="preserve"> </w:t>
-      </w:r>
-      <w:proofErr w:type="spellStart"/>
-      <w:r>
-        <w:rPr>
-          <w:rFonts w:ascii="Times New Roman" w:eastAsia="Times New Roman" w:hAnsi="Times New Roman" w:cs="Times New Roman"/>
-          <w:sz w:val="24"/>
-          <w:szCs w:val="24"/>
+          <w:highlight w:val="yellow"/>
+        </w:rPr>
+        <w:t xml:space="preserve"> </w:t>
+      </w:r>
+      <w:proofErr w:type="spellStart"/>
+      <w:r>
+        <w:rPr>
+          <w:rFonts w:ascii="Times New Roman" w:eastAsia="Times New Roman" w:hAnsi="Times New Roman" w:cs="Times New Roman"/>
+          <w:sz w:val="24"/>
+          <w:szCs w:val="24"/>
+          <w:highlight w:val="yellow"/>
         </w:rPr>
         <w:t>có</w:t>
       </w:r>
@@ -1396,6 +1416,7 @@
           <w:rFonts w:ascii="Times New Roman" w:eastAsia="Times New Roman" w:hAnsi="Times New Roman" w:cs="Times New Roman"/>
           <w:sz w:val="24"/>
           <w:szCs w:val="24"/>
+          <w:highlight w:val="yellow"/>
         </w:rPr>
         <w:t xml:space="preserve"> bootloader </w:t>
       </w:r>
@@ -1405,6 +1426,7 @@
           <w:rFonts w:ascii="Times New Roman" w:eastAsia="Times New Roman" w:hAnsi="Times New Roman" w:cs="Times New Roman"/>
           <w:sz w:val="24"/>
           <w:szCs w:val="24"/>
+          <w:highlight w:val="yellow"/>
         </w:rPr>
         <w:t>là</w:t>
       </w:r>
@@ -1414,15 +1436,17 @@
           <w:rFonts w:ascii="Times New Roman" w:eastAsia="Times New Roman" w:hAnsi="Times New Roman" w:cs="Times New Roman"/>
           <w:sz w:val="24"/>
           <w:szCs w:val="24"/>
-        </w:rPr>
-        <w:t xml:space="preserve"> </w:t>
-      </w:r>
-      <w:proofErr w:type="spellStart"/>
-      <w:r>
-        <w:rPr>
-          <w:rFonts w:ascii="Times New Roman" w:eastAsia="Times New Roman" w:hAnsi="Times New Roman" w:cs="Times New Roman"/>
-          <w:sz w:val="24"/>
-          <w:szCs w:val="24"/>
+          <w:highlight w:val="yellow"/>
+        </w:rPr>
+        <w:t xml:space="preserve"> </w:t>
+      </w:r>
+      <w:proofErr w:type="spellStart"/>
+      <w:r>
+        <w:rPr>
+          <w:rFonts w:ascii="Times New Roman" w:eastAsia="Times New Roman" w:hAnsi="Times New Roman" w:cs="Times New Roman"/>
+          <w:sz w:val="24"/>
+          <w:szCs w:val="24"/>
+          <w:highlight w:val="yellow"/>
         </w:rPr>
         <w:t>vì</w:t>
       </w:r>
@@ -1432,6 +1456,7 @@
           <w:rFonts w:ascii="Times New Roman" w:eastAsia="Times New Roman" w:hAnsi="Times New Roman" w:cs="Times New Roman"/>
           <w:sz w:val="24"/>
           <w:szCs w:val="24"/>
+          <w:highlight w:val="yellow"/>
         </w:rPr>
         <w:t xml:space="preserve"> 1 </w:t>
       </w:r>
@@ -1441,6 +1466,7 @@
           <w:rFonts w:ascii="Times New Roman" w:eastAsia="Times New Roman" w:hAnsi="Times New Roman" w:cs="Times New Roman"/>
           <w:sz w:val="24"/>
           <w:szCs w:val="24"/>
+          <w:highlight w:val="yellow"/>
         </w:rPr>
         <w:t>thiết</w:t>
       </w:r>
@@ -1450,15 +1476,17 @@
           <w:rFonts w:ascii="Times New Roman" w:eastAsia="Times New Roman" w:hAnsi="Times New Roman" w:cs="Times New Roman"/>
           <w:sz w:val="24"/>
           <w:szCs w:val="24"/>
-        </w:rPr>
-        <w:t xml:space="preserve"> </w:t>
-      </w:r>
-      <w:proofErr w:type="spellStart"/>
-      <w:r>
-        <w:rPr>
-          <w:rFonts w:ascii="Times New Roman" w:eastAsia="Times New Roman" w:hAnsi="Times New Roman" w:cs="Times New Roman"/>
-          <w:sz w:val="24"/>
-          <w:szCs w:val="24"/>
+          <w:highlight w:val="yellow"/>
+        </w:rPr>
+        <w:t xml:space="preserve"> </w:t>
+      </w:r>
+      <w:proofErr w:type="spellStart"/>
+      <w:r>
+        <w:rPr>
+          <w:rFonts w:ascii="Times New Roman" w:eastAsia="Times New Roman" w:hAnsi="Times New Roman" w:cs="Times New Roman"/>
+          <w:sz w:val="24"/>
+          <w:szCs w:val="24"/>
+          <w:highlight w:val="yellow"/>
         </w:rPr>
         <w:t>bị</w:t>
       </w:r>
@@ -1468,15 +1496,17 @@
           <w:rFonts w:ascii="Times New Roman" w:eastAsia="Times New Roman" w:hAnsi="Times New Roman" w:cs="Times New Roman"/>
           <w:sz w:val="24"/>
           <w:szCs w:val="24"/>
-        </w:rPr>
-        <w:t xml:space="preserve"> </w:t>
-      </w:r>
-      <w:proofErr w:type="spellStart"/>
-      <w:r>
-        <w:rPr>
-          <w:rFonts w:ascii="Times New Roman" w:eastAsia="Times New Roman" w:hAnsi="Times New Roman" w:cs="Times New Roman"/>
-          <w:sz w:val="24"/>
-          <w:szCs w:val="24"/>
+          <w:highlight w:val="yellow"/>
+        </w:rPr>
+        <w:t xml:space="preserve"> </w:t>
+      </w:r>
+      <w:proofErr w:type="spellStart"/>
+      <w:r>
+        <w:rPr>
+          <w:rFonts w:ascii="Times New Roman" w:eastAsia="Times New Roman" w:hAnsi="Times New Roman" w:cs="Times New Roman"/>
+          <w:sz w:val="24"/>
+          <w:szCs w:val="24"/>
+          <w:highlight w:val="yellow"/>
         </w:rPr>
         <w:t>sau</w:t>
       </w:r>
@@ -1486,15 +1516,17 @@
           <w:rFonts w:ascii="Times New Roman" w:eastAsia="Times New Roman" w:hAnsi="Times New Roman" w:cs="Times New Roman"/>
           <w:sz w:val="24"/>
           <w:szCs w:val="24"/>
-        </w:rPr>
-        <w:t xml:space="preserve"> </w:t>
-      </w:r>
-      <w:proofErr w:type="spellStart"/>
-      <w:r>
-        <w:rPr>
-          <w:rFonts w:ascii="Times New Roman" w:eastAsia="Times New Roman" w:hAnsi="Times New Roman" w:cs="Times New Roman"/>
-          <w:sz w:val="24"/>
-          <w:szCs w:val="24"/>
+          <w:highlight w:val="yellow"/>
+        </w:rPr>
+        <w:t xml:space="preserve"> </w:t>
+      </w:r>
+      <w:proofErr w:type="spellStart"/>
+      <w:r>
+        <w:rPr>
+          <w:rFonts w:ascii="Times New Roman" w:eastAsia="Times New Roman" w:hAnsi="Times New Roman" w:cs="Times New Roman"/>
+          <w:sz w:val="24"/>
+          <w:szCs w:val="24"/>
+          <w:highlight w:val="yellow"/>
         </w:rPr>
         <w:t>khi</w:t>
       </w:r>
@@ -1504,15 +1536,17 @@
           <w:rFonts w:ascii="Times New Roman" w:eastAsia="Times New Roman" w:hAnsi="Times New Roman" w:cs="Times New Roman"/>
           <w:sz w:val="24"/>
           <w:szCs w:val="24"/>
-        </w:rPr>
-        <w:t xml:space="preserve"> </w:t>
-      </w:r>
-      <w:proofErr w:type="spellStart"/>
-      <w:r>
-        <w:rPr>
-          <w:rFonts w:ascii="Times New Roman" w:eastAsia="Times New Roman" w:hAnsi="Times New Roman" w:cs="Times New Roman"/>
-          <w:sz w:val="24"/>
-          <w:szCs w:val="24"/>
+          <w:highlight w:val="yellow"/>
+        </w:rPr>
+        <w:t xml:space="preserve"> </w:t>
+      </w:r>
+      <w:proofErr w:type="spellStart"/>
+      <w:r>
+        <w:rPr>
+          <w:rFonts w:ascii="Times New Roman" w:eastAsia="Times New Roman" w:hAnsi="Times New Roman" w:cs="Times New Roman"/>
+          <w:sz w:val="24"/>
+          <w:szCs w:val="24"/>
+          <w:highlight w:val="yellow"/>
         </w:rPr>
         <w:t>được</w:t>
       </w:r>
@@ -1522,15 +1556,17 @@
           <w:rFonts w:ascii="Times New Roman" w:eastAsia="Times New Roman" w:hAnsi="Times New Roman" w:cs="Times New Roman"/>
           <w:sz w:val="24"/>
           <w:szCs w:val="24"/>
-        </w:rPr>
-        <w:t xml:space="preserve"> </w:t>
-      </w:r>
-      <w:proofErr w:type="spellStart"/>
-      <w:r>
-        <w:rPr>
-          <w:rFonts w:ascii="Times New Roman" w:eastAsia="Times New Roman" w:hAnsi="Times New Roman" w:cs="Times New Roman"/>
-          <w:sz w:val="24"/>
-          <w:szCs w:val="24"/>
+          <w:highlight w:val="yellow"/>
+        </w:rPr>
+        <w:t xml:space="preserve"> </w:t>
+      </w:r>
+      <w:proofErr w:type="spellStart"/>
+      <w:r>
+        <w:rPr>
+          <w:rFonts w:ascii="Times New Roman" w:eastAsia="Times New Roman" w:hAnsi="Times New Roman" w:cs="Times New Roman"/>
+          <w:sz w:val="24"/>
+          <w:szCs w:val="24"/>
+          <w:highlight w:val="yellow"/>
         </w:rPr>
         <w:t>đem</w:t>
       </w:r>
@@ -1540,15 +1576,17 @@
           <w:rFonts w:ascii="Times New Roman" w:eastAsia="Times New Roman" w:hAnsi="Times New Roman" w:cs="Times New Roman"/>
           <w:sz w:val="24"/>
           <w:szCs w:val="24"/>
-        </w:rPr>
-        <w:t xml:space="preserve"> </w:t>
-      </w:r>
-      <w:proofErr w:type="spellStart"/>
-      <w:r>
-        <w:rPr>
-          <w:rFonts w:ascii="Times New Roman" w:eastAsia="Times New Roman" w:hAnsi="Times New Roman" w:cs="Times New Roman"/>
-          <w:sz w:val="24"/>
-          <w:szCs w:val="24"/>
+          <w:highlight w:val="yellow"/>
+        </w:rPr>
+        <w:t xml:space="preserve"> </w:t>
+      </w:r>
+      <w:proofErr w:type="spellStart"/>
+      <w:r>
+        <w:rPr>
+          <w:rFonts w:ascii="Times New Roman" w:eastAsia="Times New Roman" w:hAnsi="Times New Roman" w:cs="Times New Roman"/>
+          <w:sz w:val="24"/>
+          <w:szCs w:val="24"/>
+          <w:highlight w:val="yellow"/>
         </w:rPr>
         <w:t>thương</w:t>
       </w:r>
@@ -1558,15 +1596,17 @@
           <w:rFonts w:ascii="Times New Roman" w:eastAsia="Times New Roman" w:hAnsi="Times New Roman" w:cs="Times New Roman"/>
           <w:sz w:val="24"/>
           <w:szCs w:val="24"/>
-        </w:rPr>
-        <w:t xml:space="preserve"> </w:t>
-      </w:r>
-      <w:proofErr w:type="spellStart"/>
-      <w:r>
-        <w:rPr>
-          <w:rFonts w:ascii="Times New Roman" w:eastAsia="Times New Roman" w:hAnsi="Times New Roman" w:cs="Times New Roman"/>
-          <w:sz w:val="24"/>
-          <w:szCs w:val="24"/>
+          <w:highlight w:val="yellow"/>
+        </w:rPr>
+        <w:t xml:space="preserve"> </w:t>
+      </w:r>
+      <w:proofErr w:type="spellStart"/>
+      <w:r>
+        <w:rPr>
+          <w:rFonts w:ascii="Times New Roman" w:eastAsia="Times New Roman" w:hAnsi="Times New Roman" w:cs="Times New Roman"/>
+          <w:sz w:val="24"/>
+          <w:szCs w:val="24"/>
+          <w:highlight w:val="yellow"/>
         </w:rPr>
         <w:t>mại</w:t>
       </w:r>
@@ -1576,6 +1616,7 @@
           <w:rFonts w:ascii="Times New Roman" w:eastAsia="Times New Roman" w:hAnsi="Times New Roman" w:cs="Times New Roman"/>
           <w:sz w:val="24"/>
           <w:szCs w:val="24"/>
+          <w:highlight w:val="yellow"/>
         </w:rPr>
         <w:t xml:space="preserve">. Ta </w:t>
       </w:r>
@@ -1585,6 +1626,7 @@
           <w:rFonts w:ascii="Times New Roman" w:eastAsia="Times New Roman" w:hAnsi="Times New Roman" w:cs="Times New Roman"/>
           <w:sz w:val="24"/>
           <w:szCs w:val="24"/>
+          <w:highlight w:val="yellow"/>
         </w:rPr>
         <w:t>không</w:t>
       </w:r>
@@ -1594,15 +1636,17 @@
           <w:rFonts w:ascii="Times New Roman" w:eastAsia="Times New Roman" w:hAnsi="Times New Roman" w:cs="Times New Roman"/>
           <w:sz w:val="24"/>
           <w:szCs w:val="24"/>
-        </w:rPr>
-        <w:t xml:space="preserve"> </w:t>
-      </w:r>
-      <w:proofErr w:type="spellStart"/>
-      <w:r>
-        <w:rPr>
-          <w:rFonts w:ascii="Times New Roman" w:eastAsia="Times New Roman" w:hAnsi="Times New Roman" w:cs="Times New Roman"/>
-          <w:sz w:val="24"/>
-          <w:szCs w:val="24"/>
+          <w:highlight w:val="yellow"/>
+        </w:rPr>
+        <w:t xml:space="preserve"> </w:t>
+      </w:r>
+      <w:proofErr w:type="spellStart"/>
+      <w:r>
+        <w:rPr>
+          <w:rFonts w:ascii="Times New Roman" w:eastAsia="Times New Roman" w:hAnsi="Times New Roman" w:cs="Times New Roman"/>
+          <w:sz w:val="24"/>
+          <w:szCs w:val="24"/>
+          <w:highlight w:val="yellow"/>
         </w:rPr>
         <w:t>thể</w:t>
       </w:r>
@@ -1612,15 +1656,17 @@
           <w:rFonts w:ascii="Times New Roman" w:eastAsia="Times New Roman" w:hAnsi="Times New Roman" w:cs="Times New Roman"/>
           <w:sz w:val="24"/>
           <w:szCs w:val="24"/>
-        </w:rPr>
-        <w:t xml:space="preserve"> </w:t>
-      </w:r>
-      <w:proofErr w:type="spellStart"/>
-      <w:r>
-        <w:rPr>
-          <w:rFonts w:ascii="Times New Roman" w:eastAsia="Times New Roman" w:hAnsi="Times New Roman" w:cs="Times New Roman"/>
-          <w:sz w:val="24"/>
-          <w:szCs w:val="24"/>
+          <w:highlight w:val="yellow"/>
+        </w:rPr>
+        <w:t xml:space="preserve"> </w:t>
+      </w:r>
+      <w:proofErr w:type="spellStart"/>
+      <w:r>
+        <w:rPr>
+          <w:rFonts w:ascii="Times New Roman" w:eastAsia="Times New Roman" w:hAnsi="Times New Roman" w:cs="Times New Roman"/>
+          <w:sz w:val="24"/>
+          <w:szCs w:val="24"/>
+          <w:highlight w:val="yellow"/>
         </w:rPr>
         <w:t>thu</w:t>
       </w:r>
@@ -1630,15 +1676,17 @@
           <w:rFonts w:ascii="Times New Roman" w:eastAsia="Times New Roman" w:hAnsi="Times New Roman" w:cs="Times New Roman"/>
           <w:sz w:val="24"/>
           <w:szCs w:val="24"/>
-        </w:rPr>
-        <w:t xml:space="preserve"> </w:t>
-      </w:r>
-      <w:proofErr w:type="spellStart"/>
-      <w:r>
-        <w:rPr>
-          <w:rFonts w:ascii="Times New Roman" w:eastAsia="Times New Roman" w:hAnsi="Times New Roman" w:cs="Times New Roman"/>
-          <w:sz w:val="24"/>
-          <w:szCs w:val="24"/>
+          <w:highlight w:val="yellow"/>
+        </w:rPr>
+        <w:t xml:space="preserve"> </w:t>
+      </w:r>
+      <w:proofErr w:type="spellStart"/>
+      <w:r>
+        <w:rPr>
+          <w:rFonts w:ascii="Times New Roman" w:eastAsia="Times New Roman" w:hAnsi="Times New Roman" w:cs="Times New Roman"/>
+          <w:sz w:val="24"/>
+          <w:szCs w:val="24"/>
+          <w:highlight w:val="yellow"/>
         </w:rPr>
         <w:t>hổi</w:t>
       </w:r>
@@ -1648,15 +1696,17 @@
           <w:rFonts w:ascii="Times New Roman" w:eastAsia="Times New Roman" w:hAnsi="Times New Roman" w:cs="Times New Roman"/>
           <w:sz w:val="24"/>
           <w:szCs w:val="24"/>
-        </w:rPr>
-        <w:t xml:space="preserve"> </w:t>
-      </w:r>
-      <w:proofErr w:type="spellStart"/>
-      <w:r>
-        <w:rPr>
-          <w:rFonts w:ascii="Times New Roman" w:eastAsia="Times New Roman" w:hAnsi="Times New Roman" w:cs="Times New Roman"/>
-          <w:sz w:val="24"/>
-          <w:szCs w:val="24"/>
+          <w:highlight w:val="yellow"/>
+        </w:rPr>
+        <w:t xml:space="preserve"> </w:t>
+      </w:r>
+      <w:proofErr w:type="spellStart"/>
+      <w:r>
+        <w:rPr>
+          <w:rFonts w:ascii="Times New Roman" w:eastAsia="Times New Roman" w:hAnsi="Times New Roman" w:cs="Times New Roman"/>
+          <w:sz w:val="24"/>
+          <w:szCs w:val="24"/>
+          <w:highlight w:val="yellow"/>
         </w:rPr>
         <w:t>mỗi</w:t>
       </w:r>
@@ -1666,15 +1716,17 @@
           <w:rFonts w:ascii="Times New Roman" w:eastAsia="Times New Roman" w:hAnsi="Times New Roman" w:cs="Times New Roman"/>
           <w:sz w:val="24"/>
           <w:szCs w:val="24"/>
-        </w:rPr>
-        <w:t xml:space="preserve"> </w:t>
-      </w:r>
-      <w:proofErr w:type="spellStart"/>
-      <w:r>
-        <w:rPr>
-          <w:rFonts w:ascii="Times New Roman" w:eastAsia="Times New Roman" w:hAnsi="Times New Roman" w:cs="Times New Roman"/>
-          <w:sz w:val="24"/>
-          <w:szCs w:val="24"/>
+          <w:highlight w:val="yellow"/>
+        </w:rPr>
+        <w:t xml:space="preserve"> </w:t>
+      </w:r>
+      <w:proofErr w:type="spellStart"/>
+      <w:r>
+        <w:rPr>
+          <w:rFonts w:ascii="Times New Roman" w:eastAsia="Times New Roman" w:hAnsi="Times New Roman" w:cs="Times New Roman"/>
+          <w:sz w:val="24"/>
+          <w:szCs w:val="24"/>
+          <w:highlight w:val="yellow"/>
         </w:rPr>
         <w:t>khi</w:t>
       </w:r>
@@ -1684,15 +1736,17 @@
           <w:rFonts w:ascii="Times New Roman" w:eastAsia="Times New Roman" w:hAnsi="Times New Roman" w:cs="Times New Roman"/>
           <w:sz w:val="24"/>
           <w:szCs w:val="24"/>
-        </w:rPr>
-        <w:t xml:space="preserve"> </w:t>
-      </w:r>
-      <w:proofErr w:type="spellStart"/>
-      <w:r>
-        <w:rPr>
-          <w:rFonts w:ascii="Times New Roman" w:eastAsia="Times New Roman" w:hAnsi="Times New Roman" w:cs="Times New Roman"/>
-          <w:sz w:val="24"/>
-          <w:szCs w:val="24"/>
+          <w:highlight w:val="yellow"/>
+        </w:rPr>
+        <w:t xml:space="preserve"> </w:t>
+      </w:r>
+      <w:proofErr w:type="spellStart"/>
+      <w:r>
+        <w:rPr>
+          <w:rFonts w:ascii="Times New Roman" w:eastAsia="Times New Roman" w:hAnsi="Times New Roman" w:cs="Times New Roman"/>
+          <w:sz w:val="24"/>
+          <w:szCs w:val="24"/>
+          <w:highlight w:val="yellow"/>
         </w:rPr>
         <w:t>cần</w:t>
       </w:r>
@@ -1702,15 +1756,17 @@
           <w:rFonts w:ascii="Times New Roman" w:eastAsia="Times New Roman" w:hAnsi="Times New Roman" w:cs="Times New Roman"/>
           <w:sz w:val="24"/>
           <w:szCs w:val="24"/>
-        </w:rPr>
-        <w:t xml:space="preserve"> </w:t>
-      </w:r>
-      <w:proofErr w:type="spellStart"/>
-      <w:r>
-        <w:rPr>
-          <w:rFonts w:ascii="Times New Roman" w:eastAsia="Times New Roman" w:hAnsi="Times New Roman" w:cs="Times New Roman"/>
-          <w:sz w:val="24"/>
-          <w:szCs w:val="24"/>
+          <w:highlight w:val="yellow"/>
+        </w:rPr>
+        <w:t xml:space="preserve"> </w:t>
+      </w:r>
+      <w:proofErr w:type="spellStart"/>
+      <w:r>
+        <w:rPr>
+          <w:rFonts w:ascii="Times New Roman" w:eastAsia="Times New Roman" w:hAnsi="Times New Roman" w:cs="Times New Roman"/>
+          <w:sz w:val="24"/>
+          <w:szCs w:val="24"/>
+          <w:highlight w:val="yellow"/>
         </w:rPr>
         <w:t>cập</w:t>
       </w:r>
@@ -1720,15 +1776,17 @@
           <w:rFonts w:ascii="Times New Roman" w:eastAsia="Times New Roman" w:hAnsi="Times New Roman" w:cs="Times New Roman"/>
           <w:sz w:val="24"/>
           <w:szCs w:val="24"/>
-        </w:rPr>
-        <w:t xml:space="preserve"> </w:t>
-      </w:r>
-      <w:proofErr w:type="spellStart"/>
-      <w:r>
-        <w:rPr>
-          <w:rFonts w:ascii="Times New Roman" w:eastAsia="Times New Roman" w:hAnsi="Times New Roman" w:cs="Times New Roman"/>
-          <w:sz w:val="24"/>
-          <w:szCs w:val="24"/>
+          <w:highlight w:val="yellow"/>
+        </w:rPr>
+        <w:t xml:space="preserve"> </w:t>
+      </w:r>
+      <w:proofErr w:type="spellStart"/>
+      <w:r>
+        <w:rPr>
+          <w:rFonts w:ascii="Times New Roman" w:eastAsia="Times New Roman" w:hAnsi="Times New Roman" w:cs="Times New Roman"/>
+          <w:sz w:val="24"/>
+          <w:szCs w:val="24"/>
+          <w:highlight w:val="yellow"/>
         </w:rPr>
         <w:t>nhật</w:t>
       </w:r>
@@ -1738,6 +1796,7 @@
           <w:rFonts w:ascii="Times New Roman" w:eastAsia="Times New Roman" w:hAnsi="Times New Roman" w:cs="Times New Roman"/>
           <w:sz w:val="24"/>
           <w:szCs w:val="24"/>
+          <w:highlight w:val="yellow"/>
         </w:rPr>
         <w:t xml:space="preserve"> firmware </w:t>
       </w:r>
@@ -1747,6 +1806,7 @@
           <w:rFonts w:ascii="Times New Roman" w:eastAsia="Times New Roman" w:hAnsi="Times New Roman" w:cs="Times New Roman"/>
           <w:sz w:val="24"/>
           <w:szCs w:val="24"/>
+          <w:highlight w:val="yellow"/>
         </w:rPr>
         <w:t>mới</w:t>
       </w:r>
@@ -1756,15 +1816,17 @@
           <w:rFonts w:ascii="Times New Roman" w:eastAsia="Times New Roman" w:hAnsi="Times New Roman" w:cs="Times New Roman"/>
           <w:sz w:val="24"/>
           <w:szCs w:val="24"/>
-        </w:rPr>
-        <w:t xml:space="preserve"> </w:t>
-      </w:r>
-      <w:proofErr w:type="spellStart"/>
-      <w:r>
-        <w:rPr>
-          <w:rFonts w:ascii="Times New Roman" w:eastAsia="Times New Roman" w:hAnsi="Times New Roman" w:cs="Times New Roman"/>
-          <w:sz w:val="24"/>
-          <w:szCs w:val="24"/>
+          <w:highlight w:val="yellow"/>
+        </w:rPr>
+        <w:t xml:space="preserve"> </w:t>
+      </w:r>
+      <w:proofErr w:type="spellStart"/>
+      <w:r>
+        <w:rPr>
+          <w:rFonts w:ascii="Times New Roman" w:eastAsia="Times New Roman" w:hAnsi="Times New Roman" w:cs="Times New Roman"/>
+          <w:sz w:val="24"/>
+          <w:szCs w:val="24"/>
+          <w:highlight w:val="yellow"/>
         </w:rPr>
         <w:t>bằng</w:t>
       </w:r>
@@ -1774,6 +1836,7 @@
           <w:rFonts w:ascii="Times New Roman" w:eastAsia="Times New Roman" w:hAnsi="Times New Roman" w:cs="Times New Roman"/>
           <w:sz w:val="24"/>
           <w:szCs w:val="24"/>
+          <w:highlight w:val="yellow"/>
         </w:rPr>
         <w:t xml:space="preserve"> kit </w:t>
       </w:r>
@@ -1783,6 +1846,7 @@
           <w:rFonts w:ascii="Times New Roman" w:eastAsia="Times New Roman" w:hAnsi="Times New Roman" w:cs="Times New Roman"/>
           <w:sz w:val="24"/>
           <w:szCs w:val="24"/>
+          <w:highlight w:val="yellow"/>
         </w:rPr>
         <w:t>nạp</w:t>
       </w:r>
@@ -1792,6 +1856,7 @@
           <w:rFonts w:ascii="Times New Roman" w:eastAsia="Times New Roman" w:hAnsi="Times New Roman" w:cs="Times New Roman"/>
           <w:sz w:val="24"/>
           <w:szCs w:val="24"/>
+          <w:highlight w:val="yellow"/>
         </w:rPr>
         <w:t xml:space="preserve">/ debugger </w:t>
       </w:r>
@@ -1801,6 +1866,7 @@
           <w:rFonts w:ascii="Times New Roman" w:eastAsia="Times New Roman" w:hAnsi="Times New Roman" w:cs="Times New Roman"/>
           <w:sz w:val="24"/>
           <w:szCs w:val="24"/>
+          <w:highlight w:val="yellow"/>
         </w:rPr>
         <w:t>nên</w:t>
       </w:r>
@@ -1810,6 +1876,7 @@
           <w:rFonts w:ascii="Times New Roman" w:eastAsia="Times New Roman" w:hAnsi="Times New Roman" w:cs="Times New Roman"/>
           <w:sz w:val="24"/>
           <w:szCs w:val="24"/>
+          <w:highlight w:val="yellow"/>
         </w:rPr>
         <w:t xml:space="preserve"> ta </w:t>
       </w:r>
@@ -1819,6 +1886,7 @@
           <w:rFonts w:ascii="Times New Roman" w:eastAsia="Times New Roman" w:hAnsi="Times New Roman" w:cs="Times New Roman"/>
           <w:sz w:val="24"/>
           <w:szCs w:val="24"/>
+          <w:highlight w:val="yellow"/>
         </w:rPr>
         <w:t>cần</w:t>
       </w:r>
@@ -1828,6 +1896,7 @@
           <w:rFonts w:ascii="Times New Roman" w:eastAsia="Times New Roman" w:hAnsi="Times New Roman" w:cs="Times New Roman"/>
           <w:sz w:val="24"/>
           <w:szCs w:val="24"/>
+          <w:highlight w:val="yellow"/>
         </w:rPr>
         <w:t xml:space="preserve"> 1 </w:t>
       </w:r>
@@ -1837,6 +1906,7 @@
           <w:rFonts w:ascii="Times New Roman" w:eastAsia="Times New Roman" w:hAnsi="Times New Roman" w:cs="Times New Roman"/>
           <w:sz w:val="24"/>
           <w:szCs w:val="24"/>
+          <w:highlight w:val="yellow"/>
         </w:rPr>
         <w:t>phần</w:t>
       </w:r>
@@ -1846,15 +1916,17 @@
           <w:rFonts w:ascii="Times New Roman" w:eastAsia="Times New Roman" w:hAnsi="Times New Roman" w:cs="Times New Roman"/>
           <w:sz w:val="24"/>
           <w:szCs w:val="24"/>
-        </w:rPr>
-        <w:t xml:space="preserve"> </w:t>
-      </w:r>
-      <w:proofErr w:type="spellStart"/>
-      <w:r>
-        <w:rPr>
-          <w:rFonts w:ascii="Times New Roman" w:eastAsia="Times New Roman" w:hAnsi="Times New Roman" w:cs="Times New Roman"/>
-          <w:sz w:val="24"/>
-          <w:szCs w:val="24"/>
+          <w:highlight w:val="yellow"/>
+        </w:rPr>
+        <w:t xml:space="preserve"> </w:t>
+      </w:r>
+      <w:proofErr w:type="spellStart"/>
+      <w:r>
+        <w:rPr>
+          <w:rFonts w:ascii="Times New Roman" w:eastAsia="Times New Roman" w:hAnsi="Times New Roman" w:cs="Times New Roman"/>
+          <w:sz w:val="24"/>
+          <w:szCs w:val="24"/>
+          <w:highlight w:val="yellow"/>
         </w:rPr>
         <w:t>mềm</w:t>
       </w:r>
@@ -1864,15 +1936,17 @@
           <w:rFonts w:ascii="Times New Roman" w:eastAsia="Times New Roman" w:hAnsi="Times New Roman" w:cs="Times New Roman"/>
           <w:sz w:val="24"/>
           <w:szCs w:val="24"/>
-        </w:rPr>
-        <w:t xml:space="preserve"> </w:t>
-      </w:r>
-      <w:proofErr w:type="spellStart"/>
-      <w:r>
-        <w:rPr>
-          <w:rFonts w:ascii="Times New Roman" w:eastAsia="Times New Roman" w:hAnsi="Times New Roman" w:cs="Times New Roman"/>
-          <w:sz w:val="24"/>
-          <w:szCs w:val="24"/>
+          <w:highlight w:val="yellow"/>
+        </w:rPr>
+        <w:t xml:space="preserve"> </w:t>
+      </w:r>
+      <w:proofErr w:type="spellStart"/>
+      <w:r>
+        <w:rPr>
+          <w:rFonts w:ascii="Times New Roman" w:eastAsia="Times New Roman" w:hAnsi="Times New Roman" w:cs="Times New Roman"/>
+          <w:sz w:val="24"/>
+          <w:szCs w:val="24"/>
+          <w:highlight w:val="yellow"/>
         </w:rPr>
         <w:t>hỗ</w:t>
       </w:r>
@@ -1882,15 +1956,17 @@
           <w:rFonts w:ascii="Times New Roman" w:eastAsia="Times New Roman" w:hAnsi="Times New Roman" w:cs="Times New Roman"/>
           <w:sz w:val="24"/>
           <w:szCs w:val="24"/>
-        </w:rPr>
-        <w:t xml:space="preserve"> </w:t>
-      </w:r>
-      <w:proofErr w:type="spellStart"/>
-      <w:r>
-        <w:rPr>
-          <w:rFonts w:ascii="Times New Roman" w:eastAsia="Times New Roman" w:hAnsi="Times New Roman" w:cs="Times New Roman"/>
-          <w:sz w:val="24"/>
-          <w:szCs w:val="24"/>
+          <w:highlight w:val="yellow"/>
+        </w:rPr>
+        <w:t xml:space="preserve"> </w:t>
+      </w:r>
+      <w:proofErr w:type="spellStart"/>
+      <w:r>
+        <w:rPr>
+          <w:rFonts w:ascii="Times New Roman" w:eastAsia="Times New Roman" w:hAnsi="Times New Roman" w:cs="Times New Roman"/>
+          <w:sz w:val="24"/>
+          <w:szCs w:val="24"/>
+          <w:highlight w:val="yellow"/>
         </w:rPr>
         <w:t>trợ</w:t>
       </w:r>
@@ -1900,15 +1976,17 @@
           <w:rFonts w:ascii="Times New Roman" w:eastAsia="Times New Roman" w:hAnsi="Times New Roman" w:cs="Times New Roman"/>
           <w:sz w:val="24"/>
           <w:szCs w:val="24"/>
-        </w:rPr>
-        <w:t xml:space="preserve"> </w:t>
-      </w:r>
-      <w:proofErr w:type="spellStart"/>
-      <w:r>
-        <w:rPr>
-          <w:rFonts w:ascii="Times New Roman" w:eastAsia="Times New Roman" w:hAnsi="Times New Roman" w:cs="Times New Roman"/>
-          <w:sz w:val="24"/>
-          <w:szCs w:val="24"/>
+          <w:highlight w:val="yellow"/>
+        </w:rPr>
+        <w:t xml:space="preserve"> </w:t>
+      </w:r>
+      <w:proofErr w:type="spellStart"/>
+      <w:r>
+        <w:rPr>
+          <w:rFonts w:ascii="Times New Roman" w:eastAsia="Times New Roman" w:hAnsi="Times New Roman" w:cs="Times New Roman"/>
+          <w:sz w:val="24"/>
+          <w:szCs w:val="24"/>
+          <w:highlight w:val="yellow"/>
         </w:rPr>
         <w:t>cập</w:t>
       </w:r>
@@ -1918,15 +1996,17 @@
           <w:rFonts w:ascii="Times New Roman" w:eastAsia="Times New Roman" w:hAnsi="Times New Roman" w:cs="Times New Roman"/>
           <w:sz w:val="24"/>
           <w:szCs w:val="24"/>
-        </w:rPr>
-        <w:t xml:space="preserve"> </w:t>
-      </w:r>
-      <w:proofErr w:type="spellStart"/>
-      <w:r>
-        <w:rPr>
-          <w:rFonts w:ascii="Times New Roman" w:eastAsia="Times New Roman" w:hAnsi="Times New Roman" w:cs="Times New Roman"/>
-          <w:sz w:val="24"/>
-          <w:szCs w:val="24"/>
+          <w:highlight w:val="yellow"/>
+        </w:rPr>
+        <w:t xml:space="preserve"> </w:t>
+      </w:r>
+      <w:proofErr w:type="spellStart"/>
+      <w:r>
+        <w:rPr>
+          <w:rFonts w:ascii="Times New Roman" w:eastAsia="Times New Roman" w:hAnsi="Times New Roman" w:cs="Times New Roman"/>
+          <w:sz w:val="24"/>
+          <w:szCs w:val="24"/>
+          <w:highlight w:val="yellow"/>
         </w:rPr>
         <w:t>nhật</w:t>
       </w:r>
@@ -1936,6 +2016,7 @@
           <w:rFonts w:ascii="Times New Roman" w:eastAsia="Times New Roman" w:hAnsi="Times New Roman" w:cs="Times New Roman"/>
           <w:sz w:val="24"/>
           <w:szCs w:val="24"/>
+          <w:highlight w:val="yellow"/>
         </w:rPr>
         <w:t xml:space="preserve"> firmware.</w:t>
       </w:r>
@@ -1946,6 +2027,7 @@
           <w:rFonts w:ascii="Times New Roman" w:eastAsia="Times New Roman" w:hAnsi="Times New Roman" w:cs="Times New Roman"/>
           <w:sz w:val="24"/>
           <w:szCs w:val="24"/>
+          <w:highlight w:val="yellow"/>
         </w:rPr>
       </w:pPr>
       <w:r>
@@ -1953,6 +2035,7 @@
           <w:rFonts w:ascii="Times New Roman" w:eastAsia="Times New Roman" w:hAnsi="Times New Roman" w:cs="Times New Roman"/>
           <w:sz w:val="24"/>
           <w:szCs w:val="24"/>
+          <w:highlight w:val="yellow"/>
         </w:rPr>
         <w:t xml:space="preserve">Thông </w:t>
       </w:r>
@@ -1962,6 +2045,7 @@
           <w:rFonts w:ascii="Times New Roman" w:eastAsia="Times New Roman" w:hAnsi="Times New Roman" w:cs="Times New Roman"/>
           <w:sz w:val="24"/>
           <w:szCs w:val="24"/>
+          <w:highlight w:val="yellow"/>
         </w:rPr>
         <w:t>thường</w:t>
       </w:r>
@@ -1971,6 +2055,7 @@
           <w:rFonts w:ascii="Times New Roman" w:eastAsia="Times New Roman" w:hAnsi="Times New Roman" w:cs="Times New Roman"/>
           <w:sz w:val="24"/>
           <w:szCs w:val="24"/>
+          <w:highlight w:val="yellow"/>
         </w:rPr>
         <w:t xml:space="preserve"> bootloader </w:t>
       </w:r>
@@ -1980,6 +2065,7 @@
           <w:rFonts w:ascii="Times New Roman" w:eastAsia="Times New Roman" w:hAnsi="Times New Roman" w:cs="Times New Roman"/>
           <w:sz w:val="24"/>
           <w:szCs w:val="24"/>
+          <w:highlight w:val="yellow"/>
         </w:rPr>
         <w:t>có</w:t>
       </w:r>
@@ -1989,6 +2075,7 @@
           <w:rFonts w:ascii="Times New Roman" w:eastAsia="Times New Roman" w:hAnsi="Times New Roman" w:cs="Times New Roman"/>
           <w:sz w:val="24"/>
           <w:szCs w:val="24"/>
+          <w:highlight w:val="yellow"/>
         </w:rPr>
         <w:t xml:space="preserve"> 2 </w:t>
       </w:r>
@@ -1998,6 +2085,7 @@
           <w:rFonts w:ascii="Times New Roman" w:eastAsia="Times New Roman" w:hAnsi="Times New Roman" w:cs="Times New Roman"/>
           <w:sz w:val="24"/>
           <w:szCs w:val="24"/>
+          <w:highlight w:val="yellow"/>
         </w:rPr>
         <w:t>chức</w:t>
       </w:r>
@@ -2007,15 +2095,17 @@
           <w:rFonts w:ascii="Times New Roman" w:eastAsia="Times New Roman" w:hAnsi="Times New Roman" w:cs="Times New Roman"/>
           <w:sz w:val="24"/>
           <w:szCs w:val="24"/>
-        </w:rPr>
-        <w:t xml:space="preserve"> </w:t>
-      </w:r>
-      <w:proofErr w:type="spellStart"/>
-      <w:r>
-        <w:rPr>
-          <w:rFonts w:ascii="Times New Roman" w:eastAsia="Times New Roman" w:hAnsi="Times New Roman" w:cs="Times New Roman"/>
-          <w:sz w:val="24"/>
-          <w:szCs w:val="24"/>
+          <w:highlight w:val="yellow"/>
+        </w:rPr>
+        <w:t xml:space="preserve"> </w:t>
+      </w:r>
+      <w:proofErr w:type="spellStart"/>
+      <w:r>
+        <w:rPr>
+          <w:rFonts w:ascii="Times New Roman" w:eastAsia="Times New Roman" w:hAnsi="Times New Roman" w:cs="Times New Roman"/>
+          <w:sz w:val="24"/>
+          <w:szCs w:val="24"/>
+          <w:highlight w:val="yellow"/>
         </w:rPr>
         <w:t>năng</w:t>
       </w:r>
@@ -2025,15 +2115,17 @@
           <w:rFonts w:ascii="Times New Roman" w:eastAsia="Times New Roman" w:hAnsi="Times New Roman" w:cs="Times New Roman"/>
           <w:sz w:val="24"/>
           <w:szCs w:val="24"/>
-        </w:rPr>
-        <w:t xml:space="preserve"> </w:t>
-      </w:r>
-      <w:proofErr w:type="spellStart"/>
-      <w:r>
-        <w:rPr>
-          <w:rFonts w:ascii="Times New Roman" w:eastAsia="Times New Roman" w:hAnsi="Times New Roman" w:cs="Times New Roman"/>
-          <w:sz w:val="24"/>
-          <w:szCs w:val="24"/>
+          <w:highlight w:val="yellow"/>
+        </w:rPr>
+        <w:t xml:space="preserve"> </w:t>
+      </w:r>
+      <w:proofErr w:type="spellStart"/>
+      <w:r>
+        <w:rPr>
+          <w:rFonts w:ascii="Times New Roman" w:eastAsia="Times New Roman" w:hAnsi="Times New Roman" w:cs="Times New Roman"/>
+          <w:sz w:val="24"/>
+          <w:szCs w:val="24"/>
+          <w:highlight w:val="yellow"/>
         </w:rPr>
         <w:t>chính</w:t>
       </w:r>
@@ -2043,15 +2135,17 @@
           <w:rFonts w:ascii="Times New Roman" w:eastAsia="Times New Roman" w:hAnsi="Times New Roman" w:cs="Times New Roman"/>
           <w:sz w:val="24"/>
           <w:szCs w:val="24"/>
-        </w:rPr>
-        <w:t xml:space="preserve"> </w:t>
-      </w:r>
-      <w:proofErr w:type="spellStart"/>
-      <w:r>
-        <w:rPr>
-          <w:rFonts w:ascii="Times New Roman" w:eastAsia="Times New Roman" w:hAnsi="Times New Roman" w:cs="Times New Roman"/>
-          <w:sz w:val="24"/>
-          <w:szCs w:val="24"/>
+          <w:highlight w:val="yellow"/>
+        </w:rPr>
+        <w:t xml:space="preserve"> </w:t>
+      </w:r>
+      <w:proofErr w:type="spellStart"/>
+      <w:r>
+        <w:rPr>
+          <w:rFonts w:ascii="Times New Roman" w:eastAsia="Times New Roman" w:hAnsi="Times New Roman" w:cs="Times New Roman"/>
+          <w:sz w:val="24"/>
+          <w:szCs w:val="24"/>
+          <w:highlight w:val="yellow"/>
         </w:rPr>
         <w:t>là</w:t>
       </w:r>
@@ -2061,15 +2155,17 @@
           <w:rFonts w:ascii="Times New Roman" w:eastAsia="Times New Roman" w:hAnsi="Times New Roman" w:cs="Times New Roman"/>
           <w:sz w:val="24"/>
           <w:szCs w:val="24"/>
-        </w:rPr>
-        <w:t xml:space="preserve"> </w:t>
-      </w:r>
-      <w:proofErr w:type="spellStart"/>
-      <w:r>
-        <w:rPr>
-          <w:rFonts w:ascii="Times New Roman" w:eastAsia="Times New Roman" w:hAnsi="Times New Roman" w:cs="Times New Roman"/>
-          <w:sz w:val="24"/>
-          <w:szCs w:val="24"/>
+          <w:highlight w:val="yellow"/>
+        </w:rPr>
+        <w:t xml:space="preserve"> </w:t>
+      </w:r>
+      <w:proofErr w:type="spellStart"/>
+      <w:r>
+        <w:rPr>
+          <w:rFonts w:ascii="Times New Roman" w:eastAsia="Times New Roman" w:hAnsi="Times New Roman" w:cs="Times New Roman"/>
+          <w:sz w:val="24"/>
+          <w:szCs w:val="24"/>
+          <w:highlight w:val="yellow"/>
         </w:rPr>
         <w:t>cập</w:t>
       </w:r>
@@ -2079,15 +2175,17 @@
           <w:rFonts w:ascii="Times New Roman" w:eastAsia="Times New Roman" w:hAnsi="Times New Roman" w:cs="Times New Roman"/>
           <w:sz w:val="24"/>
           <w:szCs w:val="24"/>
-        </w:rPr>
-        <w:t xml:space="preserve"> </w:t>
-      </w:r>
-      <w:proofErr w:type="spellStart"/>
-      <w:r>
-        <w:rPr>
-          <w:rFonts w:ascii="Times New Roman" w:eastAsia="Times New Roman" w:hAnsi="Times New Roman" w:cs="Times New Roman"/>
-          <w:sz w:val="24"/>
-          <w:szCs w:val="24"/>
+          <w:highlight w:val="yellow"/>
+        </w:rPr>
+        <w:t xml:space="preserve"> </w:t>
+      </w:r>
+      <w:proofErr w:type="spellStart"/>
+      <w:r>
+        <w:rPr>
+          <w:rFonts w:ascii="Times New Roman" w:eastAsia="Times New Roman" w:hAnsi="Times New Roman" w:cs="Times New Roman"/>
+          <w:sz w:val="24"/>
+          <w:szCs w:val="24"/>
+          <w:highlight w:val="yellow"/>
         </w:rPr>
         <w:t>nhật</w:t>
       </w:r>
@@ -2097,6 +2195,7 @@
           <w:rFonts w:ascii="Times New Roman" w:eastAsia="Times New Roman" w:hAnsi="Times New Roman" w:cs="Times New Roman"/>
           <w:sz w:val="24"/>
           <w:szCs w:val="24"/>
+          <w:highlight w:val="yellow"/>
         </w:rPr>
         <w:t xml:space="preserve"> firmware </w:t>
       </w:r>
@@ -2106,6 +2205,7 @@
           <w:rFonts w:ascii="Times New Roman" w:eastAsia="Times New Roman" w:hAnsi="Times New Roman" w:cs="Times New Roman"/>
           <w:sz w:val="24"/>
           <w:szCs w:val="24"/>
+          <w:highlight w:val="yellow"/>
         </w:rPr>
         <w:t>và</w:t>
       </w:r>
@@ -2115,15 +2215,17 @@
           <w:rFonts w:ascii="Times New Roman" w:eastAsia="Times New Roman" w:hAnsi="Times New Roman" w:cs="Times New Roman"/>
           <w:sz w:val="24"/>
           <w:szCs w:val="24"/>
-        </w:rPr>
-        <w:t xml:space="preserve"> </w:t>
-      </w:r>
-      <w:proofErr w:type="spellStart"/>
-      <w:r>
-        <w:rPr>
-          <w:rFonts w:ascii="Times New Roman" w:eastAsia="Times New Roman" w:hAnsi="Times New Roman" w:cs="Times New Roman"/>
-          <w:sz w:val="24"/>
-          <w:szCs w:val="24"/>
+          <w:highlight w:val="yellow"/>
+        </w:rPr>
+        <w:t xml:space="preserve"> </w:t>
+      </w:r>
+      <w:proofErr w:type="spellStart"/>
+      <w:r>
+        <w:rPr>
+          <w:rFonts w:ascii="Times New Roman" w:eastAsia="Times New Roman" w:hAnsi="Times New Roman" w:cs="Times New Roman"/>
+          <w:sz w:val="24"/>
+          <w:szCs w:val="24"/>
+          <w:highlight w:val="yellow"/>
         </w:rPr>
         <w:t>đảm</w:t>
       </w:r>
@@ -2133,15 +2235,17 @@
           <w:rFonts w:ascii="Times New Roman" w:eastAsia="Times New Roman" w:hAnsi="Times New Roman" w:cs="Times New Roman"/>
           <w:sz w:val="24"/>
           <w:szCs w:val="24"/>
-        </w:rPr>
-        <w:t xml:space="preserve"> </w:t>
-      </w:r>
-      <w:proofErr w:type="spellStart"/>
-      <w:r>
-        <w:rPr>
-          <w:rFonts w:ascii="Times New Roman" w:eastAsia="Times New Roman" w:hAnsi="Times New Roman" w:cs="Times New Roman"/>
-          <w:sz w:val="24"/>
-          <w:szCs w:val="24"/>
+          <w:highlight w:val="yellow"/>
+        </w:rPr>
+        <w:t xml:space="preserve"> </w:t>
+      </w:r>
+      <w:proofErr w:type="spellStart"/>
+      <w:r>
+        <w:rPr>
+          <w:rFonts w:ascii="Times New Roman" w:eastAsia="Times New Roman" w:hAnsi="Times New Roman" w:cs="Times New Roman"/>
+          <w:sz w:val="24"/>
+          <w:szCs w:val="24"/>
+          <w:highlight w:val="yellow"/>
         </w:rPr>
         <w:t>bảo</w:t>
       </w:r>
@@ -2151,15 +2255,17 @@
           <w:rFonts w:ascii="Times New Roman" w:eastAsia="Times New Roman" w:hAnsi="Times New Roman" w:cs="Times New Roman"/>
           <w:sz w:val="24"/>
           <w:szCs w:val="24"/>
-        </w:rPr>
-        <w:t xml:space="preserve"> </w:t>
-      </w:r>
-      <w:proofErr w:type="spellStart"/>
-      <w:r>
-        <w:rPr>
-          <w:rFonts w:ascii="Times New Roman" w:eastAsia="Times New Roman" w:hAnsi="Times New Roman" w:cs="Times New Roman"/>
-          <w:sz w:val="24"/>
-          <w:szCs w:val="24"/>
+          <w:highlight w:val="yellow"/>
+        </w:rPr>
+        <w:t xml:space="preserve"> </w:t>
+      </w:r>
+      <w:proofErr w:type="spellStart"/>
+      <w:r>
+        <w:rPr>
+          <w:rFonts w:ascii="Times New Roman" w:eastAsia="Times New Roman" w:hAnsi="Times New Roman" w:cs="Times New Roman"/>
+          <w:sz w:val="24"/>
+          <w:szCs w:val="24"/>
+          <w:highlight w:val="yellow"/>
         </w:rPr>
         <w:t>bảo</w:t>
       </w:r>
@@ -2169,15 +2275,17 @@
           <w:rFonts w:ascii="Times New Roman" w:eastAsia="Times New Roman" w:hAnsi="Times New Roman" w:cs="Times New Roman"/>
           <w:sz w:val="24"/>
           <w:szCs w:val="24"/>
-        </w:rPr>
-        <w:t xml:space="preserve"> </w:t>
-      </w:r>
-      <w:proofErr w:type="spellStart"/>
-      <w:r>
-        <w:rPr>
-          <w:rFonts w:ascii="Times New Roman" w:eastAsia="Times New Roman" w:hAnsi="Times New Roman" w:cs="Times New Roman"/>
-          <w:sz w:val="24"/>
-          <w:szCs w:val="24"/>
+          <w:highlight w:val="yellow"/>
+        </w:rPr>
+        <w:t xml:space="preserve"> </w:t>
+      </w:r>
+      <w:proofErr w:type="spellStart"/>
+      <w:r>
+        <w:rPr>
+          <w:rFonts w:ascii="Times New Roman" w:eastAsia="Times New Roman" w:hAnsi="Times New Roman" w:cs="Times New Roman"/>
+          <w:sz w:val="24"/>
+          <w:szCs w:val="24"/>
+          <w:highlight w:val="yellow"/>
         </w:rPr>
         <w:t>mật</w:t>
       </w:r>
@@ -2187,15 +2295,17 @@
           <w:rFonts w:ascii="Times New Roman" w:eastAsia="Times New Roman" w:hAnsi="Times New Roman" w:cs="Times New Roman"/>
           <w:sz w:val="24"/>
           <w:szCs w:val="24"/>
-        </w:rPr>
-        <w:t xml:space="preserve"> </w:t>
-      </w:r>
-      <w:proofErr w:type="spellStart"/>
-      <w:r>
-        <w:rPr>
-          <w:rFonts w:ascii="Times New Roman" w:eastAsia="Times New Roman" w:hAnsi="Times New Roman" w:cs="Times New Roman"/>
-          <w:sz w:val="24"/>
-          <w:szCs w:val="24"/>
+          <w:highlight w:val="yellow"/>
+        </w:rPr>
+        <w:t xml:space="preserve"> </w:t>
+      </w:r>
+      <w:proofErr w:type="spellStart"/>
+      <w:r>
+        <w:rPr>
+          <w:rFonts w:ascii="Times New Roman" w:eastAsia="Times New Roman" w:hAnsi="Times New Roman" w:cs="Times New Roman"/>
+          <w:sz w:val="24"/>
+          <w:szCs w:val="24"/>
+          <w:highlight w:val="yellow"/>
         </w:rPr>
         <w:t>để</w:t>
       </w:r>
@@ -2205,6 +2315,7 @@
           <w:rFonts w:ascii="Times New Roman" w:eastAsia="Times New Roman" w:hAnsi="Times New Roman" w:cs="Times New Roman"/>
           <w:sz w:val="24"/>
           <w:szCs w:val="24"/>
+          <w:highlight w:val="yellow"/>
         </w:rPr>
         <w:t xml:space="preserve"> firmware </w:t>
       </w:r>
@@ -2214,6 +2325,7 @@
           <w:rFonts w:ascii="Times New Roman" w:eastAsia="Times New Roman" w:hAnsi="Times New Roman" w:cs="Times New Roman"/>
           <w:sz w:val="24"/>
           <w:szCs w:val="24"/>
+          <w:highlight w:val="yellow"/>
         </w:rPr>
         <w:t>an</w:t>
       </w:r>
@@ -2223,15 +2335,17 @@
           <w:rFonts w:ascii="Times New Roman" w:eastAsia="Times New Roman" w:hAnsi="Times New Roman" w:cs="Times New Roman"/>
           <w:sz w:val="24"/>
           <w:szCs w:val="24"/>
-        </w:rPr>
-        <w:t xml:space="preserve"> </w:t>
-      </w:r>
-      <w:proofErr w:type="spellStart"/>
-      <w:r>
-        <w:rPr>
-          <w:rFonts w:ascii="Times New Roman" w:eastAsia="Times New Roman" w:hAnsi="Times New Roman" w:cs="Times New Roman"/>
-          <w:sz w:val="24"/>
-          <w:szCs w:val="24"/>
+          <w:highlight w:val="yellow"/>
+        </w:rPr>
+        <w:t xml:space="preserve"> </w:t>
+      </w:r>
+      <w:proofErr w:type="spellStart"/>
+      <w:r>
+        <w:rPr>
+          <w:rFonts w:ascii="Times New Roman" w:eastAsia="Times New Roman" w:hAnsi="Times New Roman" w:cs="Times New Roman"/>
+          <w:sz w:val="24"/>
+          <w:szCs w:val="24"/>
+          <w:highlight w:val="yellow"/>
         </w:rPr>
         <w:t>toàn</w:t>
       </w:r>
@@ -2241,15 +2355,17 @@
           <w:rFonts w:ascii="Times New Roman" w:eastAsia="Times New Roman" w:hAnsi="Times New Roman" w:cs="Times New Roman"/>
           <w:sz w:val="24"/>
           <w:szCs w:val="24"/>
-        </w:rPr>
-        <w:t xml:space="preserve"> </w:t>
-      </w:r>
-      <w:proofErr w:type="spellStart"/>
-      <w:r>
-        <w:rPr>
-          <w:rFonts w:ascii="Times New Roman" w:eastAsia="Times New Roman" w:hAnsi="Times New Roman" w:cs="Times New Roman"/>
-          <w:sz w:val="24"/>
-          <w:szCs w:val="24"/>
+          <w:highlight w:val="yellow"/>
+        </w:rPr>
+        <w:t xml:space="preserve"> </w:t>
+      </w:r>
+      <w:proofErr w:type="spellStart"/>
+      <w:r>
+        <w:rPr>
+          <w:rFonts w:ascii="Times New Roman" w:eastAsia="Times New Roman" w:hAnsi="Times New Roman" w:cs="Times New Roman"/>
+          <w:sz w:val="24"/>
+          <w:szCs w:val="24"/>
+          <w:highlight w:val="yellow"/>
         </w:rPr>
         <w:t>tránh</w:t>
       </w:r>
@@ -2259,15 +2375,17 @@
           <w:rFonts w:ascii="Times New Roman" w:eastAsia="Times New Roman" w:hAnsi="Times New Roman" w:cs="Times New Roman"/>
           <w:sz w:val="24"/>
           <w:szCs w:val="24"/>
-        </w:rPr>
-        <w:t xml:space="preserve"> </w:t>
-      </w:r>
-      <w:proofErr w:type="spellStart"/>
-      <w:r>
-        <w:rPr>
-          <w:rFonts w:ascii="Times New Roman" w:eastAsia="Times New Roman" w:hAnsi="Times New Roman" w:cs="Times New Roman"/>
-          <w:sz w:val="24"/>
-          <w:szCs w:val="24"/>
+          <w:highlight w:val="yellow"/>
+        </w:rPr>
+        <w:t xml:space="preserve"> </w:t>
+      </w:r>
+      <w:proofErr w:type="spellStart"/>
+      <w:r>
+        <w:rPr>
+          <w:rFonts w:ascii="Times New Roman" w:eastAsia="Times New Roman" w:hAnsi="Times New Roman" w:cs="Times New Roman"/>
+          <w:sz w:val="24"/>
+          <w:szCs w:val="24"/>
+          <w:highlight w:val="yellow"/>
         </w:rPr>
         <w:t>việc</w:t>
       </w:r>
@@ -2277,15 +2395,17 @@
           <w:rFonts w:ascii="Times New Roman" w:eastAsia="Times New Roman" w:hAnsi="Times New Roman" w:cs="Times New Roman"/>
           <w:sz w:val="24"/>
           <w:szCs w:val="24"/>
-        </w:rPr>
-        <w:t xml:space="preserve"> </w:t>
-      </w:r>
-      <w:proofErr w:type="spellStart"/>
-      <w:r>
-        <w:rPr>
-          <w:rFonts w:ascii="Times New Roman" w:eastAsia="Times New Roman" w:hAnsi="Times New Roman" w:cs="Times New Roman"/>
-          <w:sz w:val="24"/>
-          <w:szCs w:val="24"/>
+          <w:highlight w:val="yellow"/>
+        </w:rPr>
+        <w:t xml:space="preserve"> </w:t>
+      </w:r>
+      <w:proofErr w:type="spellStart"/>
+      <w:r>
+        <w:rPr>
+          <w:rFonts w:ascii="Times New Roman" w:eastAsia="Times New Roman" w:hAnsi="Times New Roman" w:cs="Times New Roman"/>
+          <w:sz w:val="24"/>
+          <w:szCs w:val="24"/>
+          <w:highlight w:val="yellow"/>
         </w:rPr>
         <w:t>Hakcer</w:t>
       </w:r>
@@ -2295,15 +2415,17 @@
           <w:rFonts w:ascii="Times New Roman" w:eastAsia="Times New Roman" w:hAnsi="Times New Roman" w:cs="Times New Roman"/>
           <w:sz w:val="24"/>
           <w:szCs w:val="24"/>
-        </w:rPr>
-        <w:t xml:space="preserve"> </w:t>
-      </w:r>
-      <w:proofErr w:type="spellStart"/>
-      <w:r>
-        <w:rPr>
-          <w:rFonts w:ascii="Times New Roman" w:eastAsia="Times New Roman" w:hAnsi="Times New Roman" w:cs="Times New Roman"/>
-          <w:sz w:val="24"/>
-          <w:szCs w:val="24"/>
+          <w:highlight w:val="yellow"/>
+        </w:rPr>
+        <w:t xml:space="preserve"> </w:t>
+      </w:r>
+      <w:proofErr w:type="spellStart"/>
+      <w:r>
+        <w:rPr>
+          <w:rFonts w:ascii="Times New Roman" w:eastAsia="Times New Roman" w:hAnsi="Times New Roman" w:cs="Times New Roman"/>
+          <w:sz w:val="24"/>
+          <w:szCs w:val="24"/>
+          <w:highlight w:val="yellow"/>
         </w:rPr>
         <w:t>khai</w:t>
       </w:r>
@@ -2313,15 +2435,17 @@
           <w:rFonts w:ascii="Times New Roman" w:eastAsia="Times New Roman" w:hAnsi="Times New Roman" w:cs="Times New Roman"/>
           <w:sz w:val="24"/>
           <w:szCs w:val="24"/>
-        </w:rPr>
-        <w:t xml:space="preserve"> </w:t>
-      </w:r>
-      <w:proofErr w:type="spellStart"/>
-      <w:r>
-        <w:rPr>
-          <w:rFonts w:ascii="Times New Roman" w:eastAsia="Times New Roman" w:hAnsi="Times New Roman" w:cs="Times New Roman"/>
-          <w:sz w:val="24"/>
-          <w:szCs w:val="24"/>
+          <w:highlight w:val="yellow"/>
+        </w:rPr>
+        <w:t xml:space="preserve"> </w:t>
+      </w:r>
+      <w:proofErr w:type="spellStart"/>
+      <w:r>
+        <w:rPr>
+          <w:rFonts w:ascii="Times New Roman" w:eastAsia="Times New Roman" w:hAnsi="Times New Roman" w:cs="Times New Roman"/>
+          <w:sz w:val="24"/>
+          <w:szCs w:val="24"/>
+          <w:highlight w:val="yellow"/>
         </w:rPr>
         <w:t>thác</w:t>
       </w:r>
@@ -2331,15 +2455,17 @@
           <w:rFonts w:ascii="Times New Roman" w:eastAsia="Times New Roman" w:hAnsi="Times New Roman" w:cs="Times New Roman"/>
           <w:sz w:val="24"/>
           <w:szCs w:val="24"/>
-        </w:rPr>
-        <w:t xml:space="preserve"> </w:t>
-      </w:r>
-      <w:proofErr w:type="spellStart"/>
-      <w:r>
-        <w:rPr>
-          <w:rFonts w:ascii="Times New Roman" w:eastAsia="Times New Roman" w:hAnsi="Times New Roman" w:cs="Times New Roman"/>
-          <w:sz w:val="24"/>
-          <w:szCs w:val="24"/>
+          <w:highlight w:val="yellow"/>
+        </w:rPr>
+        <w:t xml:space="preserve"> </w:t>
+      </w:r>
+      <w:proofErr w:type="spellStart"/>
+      <w:r>
+        <w:rPr>
+          <w:rFonts w:ascii="Times New Roman" w:eastAsia="Times New Roman" w:hAnsi="Times New Roman" w:cs="Times New Roman"/>
+          <w:sz w:val="24"/>
+          <w:szCs w:val="24"/>
+          <w:highlight w:val="yellow"/>
         </w:rPr>
         <w:t>lỗ</w:t>
       </w:r>
@@ -2349,15 +2475,17 @@
           <w:rFonts w:ascii="Times New Roman" w:eastAsia="Times New Roman" w:hAnsi="Times New Roman" w:cs="Times New Roman"/>
           <w:sz w:val="24"/>
           <w:szCs w:val="24"/>
-        </w:rPr>
-        <w:t xml:space="preserve"> </w:t>
-      </w:r>
-      <w:proofErr w:type="spellStart"/>
-      <w:r>
-        <w:rPr>
-          <w:rFonts w:ascii="Times New Roman" w:eastAsia="Times New Roman" w:hAnsi="Times New Roman" w:cs="Times New Roman"/>
-          <w:sz w:val="24"/>
-          <w:szCs w:val="24"/>
+          <w:highlight w:val="yellow"/>
+        </w:rPr>
+        <w:t xml:space="preserve"> </w:t>
+      </w:r>
+      <w:proofErr w:type="spellStart"/>
+      <w:r>
+        <w:rPr>
+          <w:rFonts w:ascii="Times New Roman" w:eastAsia="Times New Roman" w:hAnsi="Times New Roman" w:cs="Times New Roman"/>
+          <w:sz w:val="24"/>
+          <w:szCs w:val="24"/>
+          <w:highlight w:val="yellow"/>
         </w:rPr>
         <w:t>hổng</w:t>
       </w:r>
@@ -2367,15 +2495,17 @@
           <w:rFonts w:ascii="Times New Roman" w:eastAsia="Times New Roman" w:hAnsi="Times New Roman" w:cs="Times New Roman"/>
           <w:sz w:val="24"/>
           <w:szCs w:val="24"/>
-        </w:rPr>
-        <w:t xml:space="preserve"> </w:t>
-      </w:r>
-      <w:proofErr w:type="spellStart"/>
-      <w:r>
-        <w:rPr>
-          <w:rFonts w:ascii="Times New Roman" w:eastAsia="Times New Roman" w:hAnsi="Times New Roman" w:cs="Times New Roman"/>
-          <w:sz w:val="24"/>
-          <w:szCs w:val="24"/>
+          <w:highlight w:val="yellow"/>
+        </w:rPr>
+        <w:t xml:space="preserve"> </w:t>
+      </w:r>
+      <w:proofErr w:type="spellStart"/>
+      <w:r>
+        <w:rPr>
+          <w:rFonts w:ascii="Times New Roman" w:eastAsia="Times New Roman" w:hAnsi="Times New Roman" w:cs="Times New Roman"/>
+          <w:sz w:val="24"/>
+          <w:szCs w:val="24"/>
+          <w:highlight w:val="yellow"/>
         </w:rPr>
         <w:t>để</w:t>
       </w:r>
@@ -2385,15 +2515,17 @@
           <w:rFonts w:ascii="Times New Roman" w:eastAsia="Times New Roman" w:hAnsi="Times New Roman" w:cs="Times New Roman"/>
           <w:sz w:val="24"/>
           <w:szCs w:val="24"/>
-        </w:rPr>
-        <w:t xml:space="preserve"> </w:t>
-      </w:r>
-      <w:proofErr w:type="spellStart"/>
-      <w:r>
-        <w:rPr>
-          <w:rFonts w:ascii="Times New Roman" w:eastAsia="Times New Roman" w:hAnsi="Times New Roman" w:cs="Times New Roman"/>
-          <w:sz w:val="24"/>
-          <w:szCs w:val="24"/>
+          <w:highlight w:val="yellow"/>
+        </w:rPr>
+        <w:t xml:space="preserve"> </w:t>
+      </w:r>
+      <w:proofErr w:type="spellStart"/>
+      <w:r>
+        <w:rPr>
+          <w:rFonts w:ascii="Times New Roman" w:eastAsia="Times New Roman" w:hAnsi="Times New Roman" w:cs="Times New Roman"/>
+          <w:sz w:val="24"/>
+          <w:szCs w:val="24"/>
+          <w:highlight w:val="yellow"/>
         </w:rPr>
         <w:t>cài</w:t>
       </w:r>
@@ -2403,15 +2535,17 @@
           <w:rFonts w:ascii="Times New Roman" w:eastAsia="Times New Roman" w:hAnsi="Times New Roman" w:cs="Times New Roman"/>
           <w:sz w:val="24"/>
           <w:szCs w:val="24"/>
-        </w:rPr>
-        <w:t xml:space="preserve"> </w:t>
-      </w:r>
-      <w:proofErr w:type="spellStart"/>
-      <w:r>
-        <w:rPr>
-          <w:rFonts w:ascii="Times New Roman" w:eastAsia="Times New Roman" w:hAnsi="Times New Roman" w:cs="Times New Roman"/>
-          <w:sz w:val="24"/>
-          <w:szCs w:val="24"/>
+          <w:highlight w:val="yellow"/>
+        </w:rPr>
+        <w:t xml:space="preserve"> </w:t>
+      </w:r>
+      <w:proofErr w:type="spellStart"/>
+      <w:r>
+        <w:rPr>
+          <w:rFonts w:ascii="Times New Roman" w:eastAsia="Times New Roman" w:hAnsi="Times New Roman" w:cs="Times New Roman"/>
+          <w:sz w:val="24"/>
+          <w:szCs w:val="24"/>
+          <w:highlight w:val="yellow"/>
         </w:rPr>
         <w:t>mà</w:t>
       </w:r>
@@ -2421,15 +2555,17 @@
           <w:rFonts w:ascii="Times New Roman" w:eastAsia="Times New Roman" w:hAnsi="Times New Roman" w:cs="Times New Roman"/>
           <w:sz w:val="24"/>
           <w:szCs w:val="24"/>
-        </w:rPr>
-        <w:t xml:space="preserve"> </w:t>
-      </w:r>
-      <w:proofErr w:type="spellStart"/>
-      <w:r>
-        <w:rPr>
-          <w:rFonts w:ascii="Times New Roman" w:eastAsia="Times New Roman" w:hAnsi="Times New Roman" w:cs="Times New Roman"/>
-          <w:sz w:val="24"/>
-          <w:szCs w:val="24"/>
+          <w:highlight w:val="yellow"/>
+        </w:rPr>
+        <w:t xml:space="preserve"> </w:t>
+      </w:r>
+      <w:proofErr w:type="spellStart"/>
+      <w:r>
+        <w:rPr>
+          <w:rFonts w:ascii="Times New Roman" w:eastAsia="Times New Roman" w:hAnsi="Times New Roman" w:cs="Times New Roman"/>
+          <w:sz w:val="24"/>
+          <w:szCs w:val="24"/>
+          <w:highlight w:val="yellow"/>
         </w:rPr>
         <w:t>độc</w:t>
       </w:r>
@@ -2439,15 +2575,17 @@
           <w:rFonts w:ascii="Times New Roman" w:eastAsia="Times New Roman" w:hAnsi="Times New Roman" w:cs="Times New Roman"/>
           <w:sz w:val="24"/>
           <w:szCs w:val="24"/>
-        </w:rPr>
-        <w:t xml:space="preserve"> </w:t>
-      </w:r>
-      <w:proofErr w:type="spellStart"/>
-      <w:r>
-        <w:rPr>
-          <w:rFonts w:ascii="Times New Roman" w:eastAsia="Times New Roman" w:hAnsi="Times New Roman" w:cs="Times New Roman"/>
-          <w:sz w:val="24"/>
-          <w:szCs w:val="24"/>
+          <w:highlight w:val="yellow"/>
+        </w:rPr>
+        <w:t xml:space="preserve"> </w:t>
+      </w:r>
+      <w:proofErr w:type="spellStart"/>
+      <w:r>
+        <w:rPr>
+          <w:rFonts w:ascii="Times New Roman" w:eastAsia="Times New Roman" w:hAnsi="Times New Roman" w:cs="Times New Roman"/>
+          <w:sz w:val="24"/>
+          <w:szCs w:val="24"/>
+          <w:highlight w:val="yellow"/>
         </w:rPr>
         <w:t>xâm</w:t>
       </w:r>
@@ -2457,15 +2595,17 @@
           <w:rFonts w:ascii="Times New Roman" w:eastAsia="Times New Roman" w:hAnsi="Times New Roman" w:cs="Times New Roman"/>
           <w:sz w:val="24"/>
           <w:szCs w:val="24"/>
-        </w:rPr>
-        <w:t xml:space="preserve"> </w:t>
-      </w:r>
-      <w:proofErr w:type="spellStart"/>
-      <w:r>
-        <w:rPr>
-          <w:rFonts w:ascii="Times New Roman" w:eastAsia="Times New Roman" w:hAnsi="Times New Roman" w:cs="Times New Roman"/>
-          <w:sz w:val="24"/>
-          <w:szCs w:val="24"/>
+          <w:highlight w:val="yellow"/>
+        </w:rPr>
+        <w:t xml:space="preserve"> </w:t>
+      </w:r>
+      <w:proofErr w:type="spellStart"/>
+      <w:r>
+        <w:rPr>
+          <w:rFonts w:ascii="Times New Roman" w:eastAsia="Times New Roman" w:hAnsi="Times New Roman" w:cs="Times New Roman"/>
+          <w:sz w:val="24"/>
+          <w:szCs w:val="24"/>
+          <w:highlight w:val="yellow"/>
         </w:rPr>
         <w:t>nhập</w:t>
       </w:r>
@@ -2475,6 +2615,7 @@
           <w:rFonts w:ascii="Times New Roman" w:eastAsia="Times New Roman" w:hAnsi="Times New Roman" w:cs="Times New Roman"/>
           <w:sz w:val="24"/>
           <w:szCs w:val="24"/>
+          <w:highlight w:val="yellow"/>
         </w:rPr>
         <w:t xml:space="preserve">. Tuy </w:t>
       </w:r>
@@ -2484,6 +2625,7 @@
           <w:rFonts w:ascii="Times New Roman" w:eastAsia="Times New Roman" w:hAnsi="Times New Roman" w:cs="Times New Roman"/>
           <w:sz w:val="24"/>
           <w:szCs w:val="24"/>
+          <w:highlight w:val="yellow"/>
         </w:rPr>
         <w:t>nhiên</w:t>
       </w:r>
@@ -2493,15 +2635,17 @@
           <w:rFonts w:ascii="Times New Roman" w:eastAsia="Times New Roman" w:hAnsi="Times New Roman" w:cs="Times New Roman"/>
           <w:sz w:val="24"/>
           <w:szCs w:val="24"/>
-        </w:rPr>
-        <w:t xml:space="preserve"> </w:t>
-      </w:r>
-      <w:proofErr w:type="spellStart"/>
-      <w:r>
-        <w:rPr>
-          <w:rFonts w:ascii="Times New Roman" w:eastAsia="Times New Roman" w:hAnsi="Times New Roman" w:cs="Times New Roman"/>
-          <w:sz w:val="24"/>
-          <w:szCs w:val="24"/>
+          <w:highlight w:val="yellow"/>
+        </w:rPr>
+        <w:t xml:space="preserve"> </w:t>
+      </w:r>
+      <w:proofErr w:type="spellStart"/>
+      <w:r>
+        <w:rPr>
+          <w:rFonts w:ascii="Times New Roman" w:eastAsia="Times New Roman" w:hAnsi="Times New Roman" w:cs="Times New Roman"/>
+          <w:sz w:val="24"/>
+          <w:szCs w:val="24"/>
+          <w:highlight w:val="yellow"/>
         </w:rPr>
         <w:t>là</w:t>
       </w:r>
@@ -2511,6 +2655,7 @@
           <w:rFonts w:ascii="Times New Roman" w:eastAsia="Times New Roman" w:hAnsi="Times New Roman" w:cs="Times New Roman"/>
           <w:sz w:val="24"/>
           <w:szCs w:val="24"/>
+          <w:highlight w:val="yellow"/>
         </w:rPr>
         <w:t xml:space="preserve"> bootloader </w:t>
       </w:r>
@@ -2520,6 +2665,7 @@
           <w:rFonts w:ascii="Times New Roman" w:eastAsia="Times New Roman" w:hAnsi="Times New Roman" w:cs="Times New Roman"/>
           <w:sz w:val="24"/>
           <w:szCs w:val="24"/>
+          <w:highlight w:val="yellow"/>
         </w:rPr>
         <w:t>của</w:t>
       </w:r>
@@ -2529,6 +2675,7 @@
           <w:rFonts w:ascii="Times New Roman" w:eastAsia="Times New Roman" w:hAnsi="Times New Roman" w:cs="Times New Roman"/>
           <w:sz w:val="24"/>
           <w:szCs w:val="24"/>
+          <w:highlight w:val="yellow"/>
         </w:rPr>
         <w:t xml:space="preserve"> e </w:t>
       </w:r>
@@ -2538,6 +2685,7 @@
           <w:rFonts w:ascii="Times New Roman" w:eastAsia="Times New Roman" w:hAnsi="Times New Roman" w:cs="Times New Roman"/>
           <w:sz w:val="24"/>
           <w:szCs w:val="24"/>
+          <w:highlight w:val="yellow"/>
         </w:rPr>
         <w:t>chỉ</w:t>
       </w:r>
@@ -2547,15 +2695,17 @@
           <w:rFonts w:ascii="Times New Roman" w:eastAsia="Times New Roman" w:hAnsi="Times New Roman" w:cs="Times New Roman"/>
           <w:sz w:val="24"/>
           <w:szCs w:val="24"/>
-        </w:rPr>
-        <w:t xml:space="preserve"> </w:t>
-      </w:r>
-      <w:proofErr w:type="spellStart"/>
-      <w:r>
-        <w:rPr>
-          <w:rFonts w:ascii="Times New Roman" w:eastAsia="Times New Roman" w:hAnsi="Times New Roman" w:cs="Times New Roman"/>
-          <w:sz w:val="24"/>
-          <w:szCs w:val="24"/>
+          <w:highlight w:val="yellow"/>
+        </w:rPr>
+        <w:t xml:space="preserve"> </w:t>
+      </w:r>
+      <w:proofErr w:type="spellStart"/>
+      <w:r>
+        <w:rPr>
+          <w:rFonts w:ascii="Times New Roman" w:eastAsia="Times New Roman" w:hAnsi="Times New Roman" w:cs="Times New Roman"/>
+          <w:sz w:val="24"/>
+          <w:szCs w:val="24"/>
+          <w:highlight w:val="yellow"/>
         </w:rPr>
         <w:t>mới</w:t>
       </w:r>
@@ -2565,15 +2715,17 @@
           <w:rFonts w:ascii="Times New Roman" w:eastAsia="Times New Roman" w:hAnsi="Times New Roman" w:cs="Times New Roman"/>
           <w:sz w:val="24"/>
           <w:szCs w:val="24"/>
-        </w:rPr>
-        <w:t xml:space="preserve"> </w:t>
-      </w:r>
-      <w:proofErr w:type="spellStart"/>
-      <w:r>
-        <w:rPr>
-          <w:rFonts w:ascii="Times New Roman" w:eastAsia="Times New Roman" w:hAnsi="Times New Roman" w:cs="Times New Roman"/>
-          <w:sz w:val="24"/>
-          <w:szCs w:val="24"/>
+          <w:highlight w:val="yellow"/>
+        </w:rPr>
+        <w:t xml:space="preserve"> </w:t>
+      </w:r>
+      <w:proofErr w:type="spellStart"/>
+      <w:r>
+        <w:rPr>
+          <w:rFonts w:ascii="Times New Roman" w:eastAsia="Times New Roman" w:hAnsi="Times New Roman" w:cs="Times New Roman"/>
+          <w:sz w:val="24"/>
+          <w:szCs w:val="24"/>
+          <w:highlight w:val="yellow"/>
         </w:rPr>
         <w:t>làm</w:t>
       </w:r>
@@ -2583,15 +2735,17 @@
           <w:rFonts w:ascii="Times New Roman" w:eastAsia="Times New Roman" w:hAnsi="Times New Roman" w:cs="Times New Roman"/>
           <w:sz w:val="24"/>
           <w:szCs w:val="24"/>
-        </w:rPr>
-        <w:t xml:space="preserve"> </w:t>
-      </w:r>
-      <w:proofErr w:type="spellStart"/>
-      <w:r>
-        <w:rPr>
-          <w:rFonts w:ascii="Times New Roman" w:eastAsia="Times New Roman" w:hAnsi="Times New Roman" w:cs="Times New Roman"/>
-          <w:sz w:val="24"/>
-          <w:szCs w:val="24"/>
+          <w:highlight w:val="yellow"/>
+        </w:rPr>
+        <w:t xml:space="preserve"> </w:t>
+      </w:r>
+      <w:proofErr w:type="spellStart"/>
+      <w:r>
+        <w:rPr>
+          <w:rFonts w:ascii="Times New Roman" w:eastAsia="Times New Roman" w:hAnsi="Times New Roman" w:cs="Times New Roman"/>
+          <w:sz w:val="24"/>
+          <w:szCs w:val="24"/>
+          <w:highlight w:val="yellow"/>
         </w:rPr>
         <w:t>được</w:t>
       </w:r>
@@ -2601,15 +2755,17 @@
           <w:rFonts w:ascii="Times New Roman" w:eastAsia="Times New Roman" w:hAnsi="Times New Roman" w:cs="Times New Roman"/>
           <w:sz w:val="24"/>
           <w:szCs w:val="24"/>
-        </w:rPr>
-        <w:t xml:space="preserve"> </w:t>
-      </w:r>
-      <w:proofErr w:type="spellStart"/>
-      <w:r>
-        <w:rPr>
-          <w:rFonts w:ascii="Times New Roman" w:eastAsia="Times New Roman" w:hAnsi="Times New Roman" w:cs="Times New Roman"/>
-          <w:sz w:val="24"/>
-          <w:szCs w:val="24"/>
+          <w:highlight w:val="yellow"/>
+        </w:rPr>
+        <w:t xml:space="preserve"> </w:t>
+      </w:r>
+      <w:proofErr w:type="spellStart"/>
+      <w:r>
+        <w:rPr>
+          <w:rFonts w:ascii="Times New Roman" w:eastAsia="Times New Roman" w:hAnsi="Times New Roman" w:cs="Times New Roman"/>
+          <w:sz w:val="24"/>
+          <w:szCs w:val="24"/>
+          <w:highlight w:val="yellow"/>
         </w:rPr>
         <w:t>tính</w:t>
       </w:r>
@@ -2619,15 +2775,17 @@
           <w:rFonts w:ascii="Times New Roman" w:eastAsia="Times New Roman" w:hAnsi="Times New Roman" w:cs="Times New Roman"/>
           <w:sz w:val="24"/>
           <w:szCs w:val="24"/>
-        </w:rPr>
-        <w:t xml:space="preserve"> </w:t>
-      </w:r>
-      <w:proofErr w:type="spellStart"/>
-      <w:r>
-        <w:rPr>
-          <w:rFonts w:ascii="Times New Roman" w:eastAsia="Times New Roman" w:hAnsi="Times New Roman" w:cs="Times New Roman"/>
-          <w:sz w:val="24"/>
-          <w:szCs w:val="24"/>
+          <w:highlight w:val="yellow"/>
+        </w:rPr>
+        <w:t xml:space="preserve"> </w:t>
+      </w:r>
+      <w:proofErr w:type="spellStart"/>
+      <w:r>
+        <w:rPr>
+          <w:rFonts w:ascii="Times New Roman" w:eastAsia="Times New Roman" w:hAnsi="Times New Roman" w:cs="Times New Roman"/>
+          <w:sz w:val="24"/>
+          <w:szCs w:val="24"/>
+          <w:highlight w:val="yellow"/>
         </w:rPr>
         <w:t>năng</w:t>
       </w:r>
@@ -2637,15 +2795,17 @@
           <w:rFonts w:ascii="Times New Roman" w:eastAsia="Times New Roman" w:hAnsi="Times New Roman" w:cs="Times New Roman"/>
           <w:sz w:val="24"/>
           <w:szCs w:val="24"/>
-        </w:rPr>
-        <w:t xml:space="preserve"> </w:t>
-      </w:r>
-      <w:proofErr w:type="spellStart"/>
-      <w:r>
-        <w:rPr>
-          <w:rFonts w:ascii="Times New Roman" w:eastAsia="Times New Roman" w:hAnsi="Times New Roman" w:cs="Times New Roman"/>
-          <w:sz w:val="24"/>
-          <w:szCs w:val="24"/>
+          <w:highlight w:val="yellow"/>
+        </w:rPr>
+        <w:t xml:space="preserve"> </w:t>
+      </w:r>
+      <w:proofErr w:type="spellStart"/>
+      <w:r>
+        <w:rPr>
+          <w:rFonts w:ascii="Times New Roman" w:eastAsia="Times New Roman" w:hAnsi="Times New Roman" w:cs="Times New Roman"/>
+          <w:sz w:val="24"/>
+          <w:szCs w:val="24"/>
+          <w:highlight w:val="yellow"/>
         </w:rPr>
         <w:t>cập</w:t>
       </w:r>
@@ -2655,15 +2815,17 @@
           <w:rFonts w:ascii="Times New Roman" w:eastAsia="Times New Roman" w:hAnsi="Times New Roman" w:cs="Times New Roman"/>
           <w:sz w:val="24"/>
           <w:szCs w:val="24"/>
-        </w:rPr>
-        <w:t xml:space="preserve"> </w:t>
-      </w:r>
-      <w:proofErr w:type="spellStart"/>
-      <w:r>
-        <w:rPr>
-          <w:rFonts w:ascii="Times New Roman" w:eastAsia="Times New Roman" w:hAnsi="Times New Roman" w:cs="Times New Roman"/>
-          <w:sz w:val="24"/>
-          <w:szCs w:val="24"/>
+          <w:highlight w:val="yellow"/>
+        </w:rPr>
+        <w:t xml:space="preserve"> </w:t>
+      </w:r>
+      <w:proofErr w:type="spellStart"/>
+      <w:r>
+        <w:rPr>
+          <w:rFonts w:ascii="Times New Roman" w:eastAsia="Times New Roman" w:hAnsi="Times New Roman" w:cs="Times New Roman"/>
+          <w:sz w:val="24"/>
+          <w:szCs w:val="24"/>
+          <w:highlight w:val="yellow"/>
         </w:rPr>
         <w:t>nhật</w:t>
       </w:r>
@@ -2673,6 +2835,7 @@
           <w:rFonts w:ascii="Times New Roman" w:eastAsia="Times New Roman" w:hAnsi="Times New Roman" w:cs="Times New Roman"/>
           <w:sz w:val="24"/>
           <w:szCs w:val="24"/>
+          <w:highlight w:val="yellow"/>
         </w:rPr>
         <w:t xml:space="preserve"> firmware </w:t>
       </w:r>
@@ -2682,6 +2845,7 @@
           <w:rFonts w:ascii="Times New Roman" w:eastAsia="Times New Roman" w:hAnsi="Times New Roman" w:cs="Times New Roman"/>
           <w:sz w:val="24"/>
           <w:szCs w:val="24"/>
+          <w:highlight w:val="yellow"/>
         </w:rPr>
         <w:t>mà</w:t>
       </w:r>
@@ -2691,15 +2855,17 @@
           <w:rFonts w:ascii="Times New Roman" w:eastAsia="Times New Roman" w:hAnsi="Times New Roman" w:cs="Times New Roman"/>
           <w:sz w:val="24"/>
           <w:szCs w:val="24"/>
-        </w:rPr>
-        <w:t xml:space="preserve"> </w:t>
-      </w:r>
-      <w:proofErr w:type="spellStart"/>
-      <w:r>
-        <w:rPr>
-          <w:rFonts w:ascii="Times New Roman" w:eastAsia="Times New Roman" w:hAnsi="Times New Roman" w:cs="Times New Roman"/>
-          <w:sz w:val="24"/>
-          <w:szCs w:val="24"/>
+          <w:highlight w:val="yellow"/>
+        </w:rPr>
+        <w:t xml:space="preserve"> </w:t>
+      </w:r>
+      <w:proofErr w:type="spellStart"/>
+      <w:r>
+        <w:rPr>
+          <w:rFonts w:ascii="Times New Roman" w:eastAsia="Times New Roman" w:hAnsi="Times New Roman" w:cs="Times New Roman"/>
+          <w:sz w:val="24"/>
+          <w:szCs w:val="24"/>
+          <w:highlight w:val="yellow"/>
         </w:rPr>
         <w:t>thôi</w:t>
       </w:r>
@@ -2709,6 +2875,7 @@
           <w:rFonts w:ascii="Times New Roman" w:eastAsia="Times New Roman" w:hAnsi="Times New Roman" w:cs="Times New Roman"/>
           <w:sz w:val="24"/>
           <w:szCs w:val="24"/>
+          <w:highlight w:val="yellow"/>
         </w:rPr>
         <w:t>.</w:t>
       </w:r>
@@ -2727,6 +2894,7 @@
           <w:rFonts w:ascii="Times New Roman" w:eastAsia="Times New Roman" w:hAnsi="Times New Roman" w:cs="Times New Roman"/>
           <w:sz w:val="24"/>
           <w:szCs w:val="24"/>
+          <w:highlight w:val="yellow"/>
         </w:rPr>
         <w:t>Luồng</w:t>
       </w:r>
@@ -2736,15 +2904,17 @@
           <w:rFonts w:ascii="Times New Roman" w:eastAsia="Times New Roman" w:hAnsi="Times New Roman" w:cs="Times New Roman"/>
           <w:sz w:val="24"/>
           <w:szCs w:val="24"/>
-        </w:rPr>
-        <w:t xml:space="preserve"> </w:t>
-      </w:r>
-      <w:proofErr w:type="spellStart"/>
-      <w:r>
-        <w:rPr>
-          <w:rFonts w:ascii="Times New Roman" w:eastAsia="Times New Roman" w:hAnsi="Times New Roman" w:cs="Times New Roman"/>
-          <w:sz w:val="24"/>
-          <w:szCs w:val="24"/>
+          <w:highlight w:val="yellow"/>
+        </w:rPr>
+        <w:t xml:space="preserve"> </w:t>
+      </w:r>
+      <w:proofErr w:type="spellStart"/>
+      <w:r>
+        <w:rPr>
+          <w:rFonts w:ascii="Times New Roman" w:eastAsia="Times New Roman" w:hAnsi="Times New Roman" w:cs="Times New Roman"/>
+          <w:sz w:val="24"/>
+          <w:szCs w:val="24"/>
+          <w:highlight w:val="yellow"/>
         </w:rPr>
         <w:t>hoạt</w:t>
       </w:r>
@@ -2754,15 +2924,17 @@
           <w:rFonts w:ascii="Times New Roman" w:eastAsia="Times New Roman" w:hAnsi="Times New Roman" w:cs="Times New Roman"/>
           <w:sz w:val="24"/>
           <w:szCs w:val="24"/>
-        </w:rPr>
-        <w:t xml:space="preserve"> </w:t>
-      </w:r>
-      <w:proofErr w:type="spellStart"/>
-      <w:r>
-        <w:rPr>
-          <w:rFonts w:ascii="Times New Roman" w:eastAsia="Times New Roman" w:hAnsi="Times New Roman" w:cs="Times New Roman"/>
-          <w:sz w:val="24"/>
-          <w:szCs w:val="24"/>
+          <w:highlight w:val="yellow"/>
+        </w:rPr>
+        <w:t xml:space="preserve"> </w:t>
+      </w:r>
+      <w:proofErr w:type="spellStart"/>
+      <w:r>
+        <w:rPr>
+          <w:rFonts w:ascii="Times New Roman" w:eastAsia="Times New Roman" w:hAnsi="Times New Roman" w:cs="Times New Roman"/>
+          <w:sz w:val="24"/>
+          <w:szCs w:val="24"/>
+          <w:highlight w:val="yellow"/>
         </w:rPr>
         <w:t>động</w:t>
       </w:r>
@@ -2772,15 +2944,17 @@
           <w:rFonts w:ascii="Times New Roman" w:eastAsia="Times New Roman" w:hAnsi="Times New Roman" w:cs="Times New Roman"/>
           <w:sz w:val="24"/>
           <w:szCs w:val="24"/>
-        </w:rPr>
-        <w:t xml:space="preserve"> </w:t>
-      </w:r>
-      <w:proofErr w:type="spellStart"/>
-      <w:r>
-        <w:rPr>
-          <w:rFonts w:ascii="Times New Roman" w:eastAsia="Times New Roman" w:hAnsi="Times New Roman" w:cs="Times New Roman"/>
-          <w:sz w:val="24"/>
-          <w:szCs w:val="24"/>
+          <w:highlight w:val="yellow"/>
+        </w:rPr>
+        <w:t xml:space="preserve"> </w:t>
+      </w:r>
+      <w:proofErr w:type="spellStart"/>
+      <w:r>
+        <w:rPr>
+          <w:rFonts w:ascii="Times New Roman" w:eastAsia="Times New Roman" w:hAnsi="Times New Roman" w:cs="Times New Roman"/>
+          <w:sz w:val="24"/>
+          <w:szCs w:val="24"/>
+          <w:highlight w:val="yellow"/>
         </w:rPr>
         <w:t>là</w:t>
       </w:r>
@@ -2790,15 +2964,17 @@
           <w:rFonts w:ascii="Times New Roman" w:eastAsia="Times New Roman" w:hAnsi="Times New Roman" w:cs="Times New Roman"/>
           <w:sz w:val="24"/>
           <w:szCs w:val="24"/>
-        </w:rPr>
-        <w:t xml:space="preserve"> </w:t>
-      </w:r>
-      <w:proofErr w:type="spellStart"/>
-      <w:r>
-        <w:rPr>
-          <w:rFonts w:ascii="Times New Roman" w:eastAsia="Times New Roman" w:hAnsi="Times New Roman" w:cs="Times New Roman"/>
-          <w:sz w:val="24"/>
-          <w:szCs w:val="24"/>
+          <w:highlight w:val="yellow"/>
+        </w:rPr>
+        <w:t xml:space="preserve"> </w:t>
+      </w:r>
+      <w:proofErr w:type="spellStart"/>
+      <w:r>
+        <w:rPr>
+          <w:rFonts w:ascii="Times New Roman" w:eastAsia="Times New Roman" w:hAnsi="Times New Roman" w:cs="Times New Roman"/>
+          <w:sz w:val="24"/>
+          <w:szCs w:val="24"/>
+          <w:highlight w:val="yellow"/>
         </w:rPr>
         <w:t>phần</w:t>
       </w:r>
@@ -2808,15 +2984,17 @@
           <w:rFonts w:ascii="Times New Roman" w:eastAsia="Times New Roman" w:hAnsi="Times New Roman" w:cs="Times New Roman"/>
           <w:sz w:val="24"/>
           <w:szCs w:val="24"/>
-        </w:rPr>
-        <w:t xml:space="preserve"> </w:t>
-      </w:r>
-      <w:proofErr w:type="spellStart"/>
-      <w:r>
-        <w:rPr>
-          <w:rFonts w:ascii="Times New Roman" w:eastAsia="Times New Roman" w:hAnsi="Times New Roman" w:cs="Times New Roman"/>
-          <w:sz w:val="24"/>
-          <w:szCs w:val="24"/>
+          <w:highlight w:val="yellow"/>
+        </w:rPr>
+        <w:t xml:space="preserve"> </w:t>
+      </w:r>
+      <w:proofErr w:type="spellStart"/>
+      <w:r>
+        <w:rPr>
+          <w:rFonts w:ascii="Times New Roman" w:eastAsia="Times New Roman" w:hAnsi="Times New Roman" w:cs="Times New Roman"/>
+          <w:sz w:val="24"/>
+          <w:szCs w:val="24"/>
+          <w:highlight w:val="yellow"/>
         </w:rPr>
         <w:t>mềm</w:t>
       </w:r>
@@ -2826,15 +3004,17 @@
           <w:rFonts w:ascii="Times New Roman" w:eastAsia="Times New Roman" w:hAnsi="Times New Roman" w:cs="Times New Roman"/>
           <w:sz w:val="24"/>
           <w:szCs w:val="24"/>
-        </w:rPr>
-        <w:t xml:space="preserve"> </w:t>
-      </w:r>
-      <w:proofErr w:type="spellStart"/>
-      <w:r>
-        <w:rPr>
-          <w:rFonts w:ascii="Times New Roman" w:eastAsia="Times New Roman" w:hAnsi="Times New Roman" w:cs="Times New Roman"/>
-          <w:sz w:val="24"/>
-          <w:szCs w:val="24"/>
+          <w:highlight w:val="yellow"/>
+        </w:rPr>
+        <w:t xml:space="preserve"> </w:t>
+      </w:r>
+      <w:proofErr w:type="spellStart"/>
+      <w:r>
+        <w:rPr>
+          <w:rFonts w:ascii="Times New Roman" w:eastAsia="Times New Roman" w:hAnsi="Times New Roman" w:cs="Times New Roman"/>
+          <w:sz w:val="24"/>
+          <w:szCs w:val="24"/>
+          <w:highlight w:val="yellow"/>
         </w:rPr>
         <w:t>đầu</w:t>
       </w:r>
@@ -2844,15 +3024,17 @@
           <w:rFonts w:ascii="Times New Roman" w:eastAsia="Times New Roman" w:hAnsi="Times New Roman" w:cs="Times New Roman"/>
           <w:sz w:val="24"/>
           <w:szCs w:val="24"/>
-        </w:rPr>
-        <w:t xml:space="preserve"> </w:t>
-      </w:r>
-      <w:proofErr w:type="spellStart"/>
-      <w:r>
-        <w:rPr>
-          <w:rFonts w:ascii="Times New Roman" w:eastAsia="Times New Roman" w:hAnsi="Times New Roman" w:cs="Times New Roman"/>
-          <w:sz w:val="24"/>
-          <w:szCs w:val="24"/>
+          <w:highlight w:val="yellow"/>
+        </w:rPr>
+        <w:t xml:space="preserve"> </w:t>
+      </w:r>
+      <w:proofErr w:type="spellStart"/>
+      <w:r>
+        <w:rPr>
+          <w:rFonts w:ascii="Times New Roman" w:eastAsia="Times New Roman" w:hAnsi="Times New Roman" w:cs="Times New Roman"/>
+          <w:sz w:val="24"/>
+          <w:szCs w:val="24"/>
+          <w:highlight w:val="yellow"/>
         </w:rPr>
         <w:t>tiên</w:t>
       </w:r>
@@ -2862,15 +3044,17 @@
           <w:rFonts w:ascii="Times New Roman" w:eastAsia="Times New Roman" w:hAnsi="Times New Roman" w:cs="Times New Roman"/>
           <w:sz w:val="24"/>
           <w:szCs w:val="24"/>
-        </w:rPr>
-        <w:t xml:space="preserve"> </w:t>
-      </w:r>
-      <w:proofErr w:type="spellStart"/>
-      <w:r>
-        <w:rPr>
-          <w:rFonts w:ascii="Times New Roman" w:eastAsia="Times New Roman" w:hAnsi="Times New Roman" w:cs="Times New Roman"/>
-          <w:sz w:val="24"/>
-          <w:szCs w:val="24"/>
+          <w:highlight w:val="yellow"/>
+        </w:rPr>
+        <w:t xml:space="preserve"> </w:t>
+      </w:r>
+      <w:proofErr w:type="spellStart"/>
+      <w:r>
+        <w:rPr>
+          <w:rFonts w:ascii="Times New Roman" w:eastAsia="Times New Roman" w:hAnsi="Times New Roman" w:cs="Times New Roman"/>
+          <w:sz w:val="24"/>
+          <w:szCs w:val="24"/>
+          <w:highlight w:val="yellow"/>
         </w:rPr>
         <w:t>được</w:t>
       </w:r>
@@ -2880,15 +3064,17 @@
           <w:rFonts w:ascii="Times New Roman" w:eastAsia="Times New Roman" w:hAnsi="Times New Roman" w:cs="Times New Roman"/>
           <w:sz w:val="24"/>
           <w:szCs w:val="24"/>
-        </w:rPr>
-        <w:t xml:space="preserve"> </w:t>
-      </w:r>
-      <w:proofErr w:type="spellStart"/>
-      <w:r>
-        <w:rPr>
-          <w:rFonts w:ascii="Times New Roman" w:eastAsia="Times New Roman" w:hAnsi="Times New Roman" w:cs="Times New Roman"/>
-          <w:sz w:val="24"/>
-          <w:szCs w:val="24"/>
+          <w:highlight w:val="yellow"/>
+        </w:rPr>
+        <w:t xml:space="preserve"> </w:t>
+      </w:r>
+      <w:proofErr w:type="spellStart"/>
+      <w:r>
+        <w:rPr>
+          <w:rFonts w:ascii="Times New Roman" w:eastAsia="Times New Roman" w:hAnsi="Times New Roman" w:cs="Times New Roman"/>
+          <w:sz w:val="24"/>
+          <w:szCs w:val="24"/>
+          <w:highlight w:val="yellow"/>
         </w:rPr>
         <w:t>chạy</w:t>
       </w:r>
@@ -2898,15 +3084,17 @@
           <w:rFonts w:ascii="Times New Roman" w:eastAsia="Times New Roman" w:hAnsi="Times New Roman" w:cs="Times New Roman"/>
           <w:sz w:val="24"/>
           <w:szCs w:val="24"/>
-        </w:rPr>
-        <w:t xml:space="preserve"> </w:t>
-      </w:r>
-      <w:proofErr w:type="spellStart"/>
-      <w:r>
-        <w:rPr>
-          <w:rFonts w:ascii="Times New Roman" w:eastAsia="Times New Roman" w:hAnsi="Times New Roman" w:cs="Times New Roman"/>
-          <w:sz w:val="24"/>
-          <w:szCs w:val="24"/>
+          <w:highlight w:val="yellow"/>
+        </w:rPr>
+        <w:t xml:space="preserve"> </w:t>
+      </w:r>
+      <w:proofErr w:type="spellStart"/>
+      <w:r>
+        <w:rPr>
+          <w:rFonts w:ascii="Times New Roman" w:eastAsia="Times New Roman" w:hAnsi="Times New Roman" w:cs="Times New Roman"/>
+          <w:sz w:val="24"/>
+          <w:szCs w:val="24"/>
+          <w:highlight w:val="yellow"/>
         </w:rPr>
         <w:t>sau</w:t>
       </w:r>
@@ -2916,15 +3104,17 @@
           <w:rFonts w:ascii="Times New Roman" w:eastAsia="Times New Roman" w:hAnsi="Times New Roman" w:cs="Times New Roman"/>
           <w:sz w:val="24"/>
           <w:szCs w:val="24"/>
-        </w:rPr>
-        <w:t xml:space="preserve"> </w:t>
-      </w:r>
-      <w:proofErr w:type="spellStart"/>
-      <w:r>
-        <w:rPr>
-          <w:rFonts w:ascii="Times New Roman" w:eastAsia="Times New Roman" w:hAnsi="Times New Roman" w:cs="Times New Roman"/>
-          <w:sz w:val="24"/>
-          <w:szCs w:val="24"/>
+          <w:highlight w:val="yellow"/>
+        </w:rPr>
+        <w:t xml:space="preserve"> </w:t>
+      </w:r>
+      <w:proofErr w:type="spellStart"/>
+      <w:r>
+        <w:rPr>
+          <w:rFonts w:ascii="Times New Roman" w:eastAsia="Times New Roman" w:hAnsi="Times New Roman" w:cs="Times New Roman"/>
+          <w:sz w:val="24"/>
+          <w:szCs w:val="24"/>
+          <w:highlight w:val="yellow"/>
         </w:rPr>
         <w:t>khi</w:t>
       </w:r>
@@ -2934,15 +3124,17 @@
           <w:rFonts w:ascii="Times New Roman" w:eastAsia="Times New Roman" w:hAnsi="Times New Roman" w:cs="Times New Roman"/>
           <w:sz w:val="24"/>
           <w:szCs w:val="24"/>
-        </w:rPr>
-        <w:t xml:space="preserve"> </w:t>
-      </w:r>
-      <w:proofErr w:type="spellStart"/>
-      <w:r>
-        <w:rPr>
-          <w:rFonts w:ascii="Times New Roman" w:eastAsia="Times New Roman" w:hAnsi="Times New Roman" w:cs="Times New Roman"/>
-          <w:sz w:val="24"/>
-          <w:szCs w:val="24"/>
+          <w:highlight w:val="yellow"/>
+        </w:rPr>
+        <w:t xml:space="preserve"> </w:t>
+      </w:r>
+      <w:proofErr w:type="spellStart"/>
+      <w:r>
+        <w:rPr>
+          <w:rFonts w:ascii="Times New Roman" w:eastAsia="Times New Roman" w:hAnsi="Times New Roman" w:cs="Times New Roman"/>
+          <w:sz w:val="24"/>
+          <w:szCs w:val="24"/>
+          <w:highlight w:val="yellow"/>
         </w:rPr>
         <w:t>bật</w:t>
       </w:r>
@@ -2952,15 +3144,17 @@
           <w:rFonts w:ascii="Times New Roman" w:eastAsia="Times New Roman" w:hAnsi="Times New Roman" w:cs="Times New Roman"/>
           <w:sz w:val="24"/>
           <w:szCs w:val="24"/>
-        </w:rPr>
-        <w:t xml:space="preserve"> </w:t>
-      </w:r>
-      <w:proofErr w:type="spellStart"/>
-      <w:r>
-        <w:rPr>
-          <w:rFonts w:ascii="Times New Roman" w:eastAsia="Times New Roman" w:hAnsi="Times New Roman" w:cs="Times New Roman"/>
-          <w:sz w:val="24"/>
-          <w:szCs w:val="24"/>
+          <w:highlight w:val="yellow"/>
+        </w:rPr>
+        <w:t xml:space="preserve"> </w:t>
+      </w:r>
+      <w:proofErr w:type="spellStart"/>
+      <w:r>
+        <w:rPr>
+          <w:rFonts w:ascii="Times New Roman" w:eastAsia="Times New Roman" w:hAnsi="Times New Roman" w:cs="Times New Roman"/>
+          <w:sz w:val="24"/>
+          <w:szCs w:val="24"/>
+          <w:highlight w:val="yellow"/>
         </w:rPr>
         <w:t>nguồn</w:t>
       </w:r>
@@ -2970,6 +3164,7 @@
           <w:rFonts w:ascii="Times New Roman" w:eastAsia="Times New Roman" w:hAnsi="Times New Roman" w:cs="Times New Roman"/>
           <w:sz w:val="24"/>
           <w:szCs w:val="24"/>
+          <w:highlight w:val="yellow"/>
         </w:rPr>
         <w:t xml:space="preserve"> MCU </w:t>
       </w:r>
@@ -2979,6 +3174,7 @@
           <w:rFonts w:ascii="Times New Roman" w:eastAsia="Times New Roman" w:hAnsi="Times New Roman" w:cs="Times New Roman"/>
           <w:sz w:val="24"/>
           <w:szCs w:val="24"/>
+          <w:highlight w:val="yellow"/>
         </w:rPr>
         <w:t>trước</w:t>
       </w:r>
@@ -2988,15 +3184,17 @@
           <w:rFonts w:ascii="Times New Roman" w:eastAsia="Times New Roman" w:hAnsi="Times New Roman" w:cs="Times New Roman"/>
           <w:sz w:val="24"/>
           <w:szCs w:val="24"/>
-        </w:rPr>
-        <w:t xml:space="preserve"> </w:t>
-      </w:r>
-      <w:proofErr w:type="spellStart"/>
-      <w:r>
-        <w:rPr>
-          <w:rFonts w:ascii="Times New Roman" w:eastAsia="Times New Roman" w:hAnsi="Times New Roman" w:cs="Times New Roman"/>
-          <w:sz w:val="24"/>
-          <w:szCs w:val="24"/>
+          <w:highlight w:val="yellow"/>
+        </w:rPr>
+        <w:t xml:space="preserve"> </w:t>
+      </w:r>
+      <w:proofErr w:type="spellStart"/>
+      <w:r>
+        <w:rPr>
+          <w:rFonts w:ascii="Times New Roman" w:eastAsia="Times New Roman" w:hAnsi="Times New Roman" w:cs="Times New Roman"/>
+          <w:sz w:val="24"/>
+          <w:szCs w:val="24"/>
+          <w:highlight w:val="yellow"/>
         </w:rPr>
         <w:t>khi</w:t>
       </w:r>
@@ -3006,15 +3204,17 @@
           <w:rFonts w:ascii="Times New Roman" w:eastAsia="Times New Roman" w:hAnsi="Times New Roman" w:cs="Times New Roman"/>
           <w:sz w:val="24"/>
           <w:szCs w:val="24"/>
-        </w:rPr>
-        <w:t xml:space="preserve"> </w:t>
-      </w:r>
-      <w:proofErr w:type="spellStart"/>
-      <w:r>
-        <w:rPr>
-          <w:rFonts w:ascii="Times New Roman" w:eastAsia="Times New Roman" w:hAnsi="Times New Roman" w:cs="Times New Roman"/>
-          <w:sz w:val="24"/>
-          <w:szCs w:val="24"/>
+          <w:highlight w:val="yellow"/>
+        </w:rPr>
+        <w:t xml:space="preserve"> </w:t>
+      </w:r>
+      <w:proofErr w:type="spellStart"/>
+      <w:r>
+        <w:rPr>
+          <w:rFonts w:ascii="Times New Roman" w:eastAsia="Times New Roman" w:hAnsi="Times New Roman" w:cs="Times New Roman"/>
+          <w:sz w:val="24"/>
+          <w:szCs w:val="24"/>
+          <w:highlight w:val="yellow"/>
         </w:rPr>
         <w:t>thực</w:t>
       </w:r>
@@ -3024,15 +3224,17 @@
           <w:rFonts w:ascii="Times New Roman" w:eastAsia="Times New Roman" w:hAnsi="Times New Roman" w:cs="Times New Roman"/>
           <w:sz w:val="24"/>
           <w:szCs w:val="24"/>
-        </w:rPr>
-        <w:t xml:space="preserve"> </w:t>
-      </w:r>
-      <w:proofErr w:type="spellStart"/>
-      <w:r>
-        <w:rPr>
-          <w:rFonts w:ascii="Times New Roman" w:eastAsia="Times New Roman" w:hAnsi="Times New Roman" w:cs="Times New Roman"/>
-          <w:sz w:val="24"/>
-          <w:szCs w:val="24"/>
+          <w:highlight w:val="yellow"/>
+        </w:rPr>
+        <w:t xml:space="preserve"> </w:t>
+      </w:r>
+      <w:proofErr w:type="spellStart"/>
+      <w:r>
+        <w:rPr>
+          <w:rFonts w:ascii="Times New Roman" w:eastAsia="Times New Roman" w:hAnsi="Times New Roman" w:cs="Times New Roman"/>
+          <w:sz w:val="24"/>
+          <w:szCs w:val="24"/>
+          <w:highlight w:val="yellow"/>
         </w:rPr>
         <w:t>thi</w:t>
       </w:r>
@@ -3042,15 +3244,17 @@
           <w:rFonts w:ascii="Times New Roman" w:eastAsia="Times New Roman" w:hAnsi="Times New Roman" w:cs="Times New Roman"/>
           <w:sz w:val="24"/>
           <w:szCs w:val="24"/>
-        </w:rPr>
-        <w:t xml:space="preserve"> </w:t>
-      </w:r>
-      <w:proofErr w:type="spellStart"/>
-      <w:r>
-        <w:rPr>
-          <w:rFonts w:ascii="Times New Roman" w:eastAsia="Times New Roman" w:hAnsi="Times New Roman" w:cs="Times New Roman"/>
-          <w:sz w:val="24"/>
-          <w:szCs w:val="24"/>
+          <w:highlight w:val="yellow"/>
+        </w:rPr>
+        <w:t xml:space="preserve"> </w:t>
+      </w:r>
+      <w:proofErr w:type="spellStart"/>
+      <w:r>
+        <w:rPr>
+          <w:rFonts w:ascii="Times New Roman" w:eastAsia="Times New Roman" w:hAnsi="Times New Roman" w:cs="Times New Roman"/>
+          <w:sz w:val="24"/>
+          <w:szCs w:val="24"/>
+          <w:highlight w:val="yellow"/>
         </w:rPr>
         <w:t>ứng</w:t>
       </w:r>
@@ -3060,15 +3264,17 @@
           <w:rFonts w:ascii="Times New Roman" w:eastAsia="Times New Roman" w:hAnsi="Times New Roman" w:cs="Times New Roman"/>
           <w:sz w:val="24"/>
           <w:szCs w:val="24"/>
-        </w:rPr>
-        <w:t xml:space="preserve"> </w:t>
-      </w:r>
-      <w:proofErr w:type="spellStart"/>
-      <w:r>
-        <w:rPr>
-          <w:rFonts w:ascii="Times New Roman" w:eastAsia="Times New Roman" w:hAnsi="Times New Roman" w:cs="Times New Roman"/>
-          <w:sz w:val="24"/>
-          <w:szCs w:val="24"/>
+          <w:highlight w:val="yellow"/>
+        </w:rPr>
+        <w:t xml:space="preserve"> </w:t>
+      </w:r>
+      <w:proofErr w:type="spellStart"/>
+      <w:r>
+        <w:rPr>
+          <w:rFonts w:ascii="Times New Roman" w:eastAsia="Times New Roman" w:hAnsi="Times New Roman" w:cs="Times New Roman"/>
+          <w:sz w:val="24"/>
+          <w:szCs w:val="24"/>
+          <w:highlight w:val="yellow"/>
         </w:rPr>
         <w:t>dựn</w:t>
       </w:r>
@@ -3078,15 +3284,17 @@
           <w:rFonts w:ascii="Times New Roman" w:eastAsia="Times New Roman" w:hAnsi="Times New Roman" w:cs="Times New Roman"/>
           <w:sz w:val="24"/>
           <w:szCs w:val="24"/>
-        </w:rPr>
-        <w:t xml:space="preserve"> </w:t>
-      </w:r>
-      <w:proofErr w:type="spellStart"/>
-      <w:r>
-        <w:rPr>
-          <w:rFonts w:ascii="Times New Roman" w:eastAsia="Times New Roman" w:hAnsi="Times New Roman" w:cs="Times New Roman"/>
-          <w:sz w:val="24"/>
-          <w:szCs w:val="24"/>
+          <w:highlight w:val="yellow"/>
+        </w:rPr>
+        <w:t xml:space="preserve"> </w:t>
+      </w:r>
+      <w:proofErr w:type="spellStart"/>
+      <w:r>
+        <w:rPr>
+          <w:rFonts w:ascii="Times New Roman" w:eastAsia="Times New Roman" w:hAnsi="Times New Roman" w:cs="Times New Roman"/>
+          <w:sz w:val="24"/>
+          <w:szCs w:val="24"/>
+          <w:highlight w:val="yellow"/>
         </w:rPr>
         <w:t>chính</w:t>
       </w:r>
@@ -3096,6 +3304,7 @@
           <w:rFonts w:ascii="Times New Roman" w:eastAsia="Times New Roman" w:hAnsi="Times New Roman" w:cs="Times New Roman"/>
           <w:sz w:val="24"/>
           <w:szCs w:val="24"/>
+          <w:highlight w:val="yellow"/>
         </w:rPr>
         <w:t xml:space="preserve">. </w:t>
       </w:r>
@@ -3105,6 +3314,7 @@
           <w:rFonts w:ascii="Times New Roman" w:eastAsia="Times New Roman" w:hAnsi="Times New Roman" w:cs="Times New Roman"/>
           <w:sz w:val="24"/>
           <w:szCs w:val="24"/>
+          <w:highlight w:val="yellow"/>
         </w:rPr>
         <w:t>Tại</w:t>
       </w:r>
@@ -3114,15 +3324,17 @@
           <w:rFonts w:ascii="Times New Roman" w:eastAsia="Times New Roman" w:hAnsi="Times New Roman" w:cs="Times New Roman"/>
           <w:sz w:val="24"/>
           <w:szCs w:val="24"/>
-        </w:rPr>
-        <w:t xml:space="preserve"> </w:t>
-      </w:r>
-      <w:proofErr w:type="spellStart"/>
-      <w:r>
-        <w:rPr>
-          <w:rFonts w:ascii="Times New Roman" w:eastAsia="Times New Roman" w:hAnsi="Times New Roman" w:cs="Times New Roman"/>
-          <w:sz w:val="24"/>
-          <w:szCs w:val="24"/>
+          <w:highlight w:val="yellow"/>
+        </w:rPr>
+        <w:t xml:space="preserve"> </w:t>
+      </w:r>
+      <w:proofErr w:type="spellStart"/>
+      <w:r>
+        <w:rPr>
+          <w:rFonts w:ascii="Times New Roman" w:eastAsia="Times New Roman" w:hAnsi="Times New Roman" w:cs="Times New Roman"/>
+          <w:sz w:val="24"/>
+          <w:szCs w:val="24"/>
+          <w:highlight w:val="yellow"/>
         </w:rPr>
         <w:t>đây</w:t>
       </w:r>
@@ -3132,6 +3344,7 @@
           <w:rFonts w:ascii="Times New Roman" w:eastAsia="Times New Roman" w:hAnsi="Times New Roman" w:cs="Times New Roman"/>
           <w:sz w:val="24"/>
           <w:szCs w:val="24"/>
+          <w:highlight w:val="yellow"/>
         </w:rPr>
         <w:t xml:space="preserve">, </w:t>
       </w:r>
@@ -3141,6 +3354,7 @@
           <w:rFonts w:ascii="Times New Roman" w:eastAsia="Times New Roman" w:hAnsi="Times New Roman" w:cs="Times New Roman"/>
           <w:sz w:val="24"/>
           <w:szCs w:val="24"/>
+          <w:highlight w:val="yellow"/>
         </w:rPr>
         <w:t>phần</w:t>
       </w:r>
@@ -3150,15 +3364,17 @@
           <w:rFonts w:ascii="Times New Roman" w:eastAsia="Times New Roman" w:hAnsi="Times New Roman" w:cs="Times New Roman"/>
           <w:sz w:val="24"/>
           <w:szCs w:val="24"/>
-        </w:rPr>
-        <w:t xml:space="preserve"> </w:t>
-      </w:r>
-      <w:proofErr w:type="spellStart"/>
-      <w:r>
-        <w:rPr>
-          <w:rFonts w:ascii="Times New Roman" w:eastAsia="Times New Roman" w:hAnsi="Times New Roman" w:cs="Times New Roman"/>
-          <w:sz w:val="24"/>
-          <w:szCs w:val="24"/>
+          <w:highlight w:val="yellow"/>
+        </w:rPr>
+        <w:t xml:space="preserve"> </w:t>
+      </w:r>
+      <w:proofErr w:type="spellStart"/>
+      <w:r>
+        <w:rPr>
+          <w:rFonts w:ascii="Times New Roman" w:eastAsia="Times New Roman" w:hAnsi="Times New Roman" w:cs="Times New Roman"/>
+          <w:sz w:val="24"/>
+          <w:szCs w:val="24"/>
+          <w:highlight w:val="yellow"/>
         </w:rPr>
         <w:t>mềm</w:t>
       </w:r>
@@ -3168,15 +3384,17 @@
           <w:rFonts w:ascii="Times New Roman" w:eastAsia="Times New Roman" w:hAnsi="Times New Roman" w:cs="Times New Roman"/>
           <w:sz w:val="24"/>
           <w:szCs w:val="24"/>
-        </w:rPr>
-        <w:t xml:space="preserve"> </w:t>
-      </w:r>
-      <w:proofErr w:type="spellStart"/>
-      <w:r>
-        <w:rPr>
-          <w:rFonts w:ascii="Times New Roman" w:eastAsia="Times New Roman" w:hAnsi="Times New Roman" w:cs="Times New Roman"/>
-          <w:sz w:val="24"/>
-          <w:szCs w:val="24"/>
+          <w:highlight w:val="yellow"/>
+        </w:rPr>
+        <w:t xml:space="preserve"> </w:t>
+      </w:r>
+      <w:proofErr w:type="spellStart"/>
+      <w:r>
+        <w:rPr>
+          <w:rFonts w:ascii="Times New Roman" w:eastAsia="Times New Roman" w:hAnsi="Times New Roman" w:cs="Times New Roman"/>
+          <w:sz w:val="24"/>
+          <w:szCs w:val="24"/>
+          <w:highlight w:val="yellow"/>
         </w:rPr>
         <w:t>sẽ</w:t>
       </w:r>
@@ -3186,15 +3404,17 @@
           <w:rFonts w:ascii="Times New Roman" w:eastAsia="Times New Roman" w:hAnsi="Times New Roman" w:cs="Times New Roman"/>
           <w:sz w:val="24"/>
           <w:szCs w:val="24"/>
-        </w:rPr>
-        <w:t xml:space="preserve"> </w:t>
-      </w:r>
-      <w:proofErr w:type="spellStart"/>
-      <w:r>
-        <w:rPr>
-          <w:rFonts w:ascii="Times New Roman" w:eastAsia="Times New Roman" w:hAnsi="Times New Roman" w:cs="Times New Roman"/>
-          <w:sz w:val="24"/>
-          <w:szCs w:val="24"/>
+          <w:highlight w:val="yellow"/>
+        </w:rPr>
+        <w:t xml:space="preserve"> </w:t>
+      </w:r>
+      <w:proofErr w:type="spellStart"/>
+      <w:r>
+        <w:rPr>
+          <w:rFonts w:ascii="Times New Roman" w:eastAsia="Times New Roman" w:hAnsi="Times New Roman" w:cs="Times New Roman"/>
+          <w:sz w:val="24"/>
+          <w:szCs w:val="24"/>
+          <w:highlight w:val="yellow"/>
         </w:rPr>
         <w:t>thực</w:t>
       </w:r>
@@ -3204,15 +3424,17 @@
           <w:rFonts w:ascii="Times New Roman" w:eastAsia="Times New Roman" w:hAnsi="Times New Roman" w:cs="Times New Roman"/>
           <w:sz w:val="24"/>
           <w:szCs w:val="24"/>
-        </w:rPr>
-        <w:t xml:space="preserve"> </w:t>
-      </w:r>
-      <w:proofErr w:type="spellStart"/>
-      <w:r>
-        <w:rPr>
-          <w:rFonts w:ascii="Times New Roman" w:eastAsia="Times New Roman" w:hAnsi="Times New Roman" w:cs="Times New Roman"/>
-          <w:sz w:val="24"/>
-          <w:szCs w:val="24"/>
+          <w:highlight w:val="yellow"/>
+        </w:rPr>
+        <w:t xml:space="preserve"> </w:t>
+      </w:r>
+      <w:proofErr w:type="spellStart"/>
+      <w:r>
+        <w:rPr>
+          <w:rFonts w:ascii="Times New Roman" w:eastAsia="Times New Roman" w:hAnsi="Times New Roman" w:cs="Times New Roman"/>
+          <w:sz w:val="24"/>
+          <w:szCs w:val="24"/>
+          <w:highlight w:val="yellow"/>
         </w:rPr>
         <w:t>hiện</w:t>
       </w:r>
@@ -3222,15 +3444,17 @@
           <w:rFonts w:ascii="Times New Roman" w:eastAsia="Times New Roman" w:hAnsi="Times New Roman" w:cs="Times New Roman"/>
           <w:sz w:val="24"/>
           <w:szCs w:val="24"/>
-        </w:rPr>
-        <w:t xml:space="preserve"> </w:t>
-      </w:r>
-      <w:proofErr w:type="spellStart"/>
-      <w:r>
-        <w:rPr>
-          <w:rFonts w:ascii="Times New Roman" w:eastAsia="Times New Roman" w:hAnsi="Times New Roman" w:cs="Times New Roman"/>
-          <w:sz w:val="24"/>
-          <w:szCs w:val="24"/>
+          <w:highlight w:val="yellow"/>
+        </w:rPr>
+        <w:t xml:space="preserve"> </w:t>
+      </w:r>
+      <w:proofErr w:type="spellStart"/>
+      <w:r>
+        <w:rPr>
+          <w:rFonts w:ascii="Times New Roman" w:eastAsia="Times New Roman" w:hAnsi="Times New Roman" w:cs="Times New Roman"/>
+          <w:sz w:val="24"/>
+          <w:szCs w:val="24"/>
+          <w:highlight w:val="yellow"/>
         </w:rPr>
         <w:t>khởi</w:t>
       </w:r>
@@ -3240,15 +3464,17 @@
           <w:rFonts w:ascii="Times New Roman" w:eastAsia="Times New Roman" w:hAnsi="Times New Roman" w:cs="Times New Roman"/>
           <w:sz w:val="24"/>
           <w:szCs w:val="24"/>
-        </w:rPr>
-        <w:t xml:space="preserve"> </w:t>
-      </w:r>
-      <w:proofErr w:type="spellStart"/>
-      <w:r>
-        <w:rPr>
-          <w:rFonts w:ascii="Times New Roman" w:eastAsia="Times New Roman" w:hAnsi="Times New Roman" w:cs="Times New Roman"/>
-          <w:sz w:val="24"/>
-          <w:szCs w:val="24"/>
+          <w:highlight w:val="yellow"/>
+        </w:rPr>
+        <w:t xml:space="preserve"> </w:t>
+      </w:r>
+      <w:proofErr w:type="spellStart"/>
+      <w:r>
+        <w:rPr>
+          <w:rFonts w:ascii="Times New Roman" w:eastAsia="Times New Roman" w:hAnsi="Times New Roman" w:cs="Times New Roman"/>
+          <w:sz w:val="24"/>
+          <w:szCs w:val="24"/>
+          <w:highlight w:val="yellow"/>
         </w:rPr>
         <w:t>tạo</w:t>
       </w:r>
@@ -3258,6 +3484,7 @@
           <w:rFonts w:ascii="Times New Roman" w:eastAsia="Times New Roman" w:hAnsi="Times New Roman" w:cs="Times New Roman"/>
           <w:sz w:val="24"/>
           <w:szCs w:val="24"/>
+          <w:highlight w:val="yellow"/>
         </w:rPr>
         <w:t xml:space="preserve"> clock, </w:t>
       </w:r>
@@ -3267,6 +3494,7 @@
           <w:rFonts w:ascii="Times New Roman" w:eastAsia="Times New Roman" w:hAnsi="Times New Roman" w:cs="Times New Roman"/>
           <w:sz w:val="24"/>
           <w:szCs w:val="24"/>
+          <w:highlight w:val="yellow"/>
         </w:rPr>
         <w:t>ngoại</w:t>
       </w:r>
@@ -3276,6 +3504,7 @@
           <w:rFonts w:ascii="Times New Roman" w:eastAsia="Times New Roman" w:hAnsi="Times New Roman" w:cs="Times New Roman"/>
           <w:sz w:val="24"/>
           <w:szCs w:val="24"/>
+          <w:highlight w:val="yellow"/>
         </w:rPr>
         <w:t xml:space="preserve"> vi </w:t>
       </w:r>
@@ -3285,6 +3514,7 @@
           <w:rFonts w:ascii="Times New Roman" w:eastAsia="Times New Roman" w:hAnsi="Times New Roman" w:cs="Times New Roman"/>
           <w:sz w:val="24"/>
           <w:szCs w:val="24"/>
+          <w:highlight w:val="yellow"/>
         </w:rPr>
         <w:t>uart</w:t>
       </w:r>
@@ -3294,6 +3524,7 @@
           <w:rFonts w:ascii="Times New Roman" w:eastAsia="Times New Roman" w:hAnsi="Times New Roman" w:cs="Times New Roman"/>
           <w:sz w:val="24"/>
           <w:szCs w:val="24"/>
+          <w:highlight w:val="yellow"/>
         </w:rPr>
         <w:t xml:space="preserve">, </w:t>
       </w:r>
@@ -3303,6 +3534,7 @@
           <w:rFonts w:ascii="Times New Roman" w:eastAsia="Times New Roman" w:hAnsi="Times New Roman" w:cs="Times New Roman"/>
           <w:sz w:val="24"/>
           <w:szCs w:val="24"/>
+          <w:highlight w:val="yellow"/>
         </w:rPr>
         <w:t>sau</w:t>
       </w:r>
@@ -3312,15 +3544,17 @@
           <w:rFonts w:ascii="Times New Roman" w:eastAsia="Times New Roman" w:hAnsi="Times New Roman" w:cs="Times New Roman"/>
           <w:sz w:val="24"/>
           <w:szCs w:val="24"/>
-        </w:rPr>
-        <w:t xml:space="preserve"> </w:t>
-      </w:r>
-      <w:proofErr w:type="spellStart"/>
-      <w:r>
-        <w:rPr>
-          <w:rFonts w:ascii="Times New Roman" w:eastAsia="Times New Roman" w:hAnsi="Times New Roman" w:cs="Times New Roman"/>
-          <w:sz w:val="24"/>
-          <w:szCs w:val="24"/>
+          <w:highlight w:val="yellow"/>
+        </w:rPr>
+        <w:t xml:space="preserve"> </w:t>
+      </w:r>
+      <w:proofErr w:type="spellStart"/>
+      <w:r>
+        <w:rPr>
+          <w:rFonts w:ascii="Times New Roman" w:eastAsia="Times New Roman" w:hAnsi="Times New Roman" w:cs="Times New Roman"/>
+          <w:sz w:val="24"/>
+          <w:szCs w:val="24"/>
+          <w:highlight w:val="yellow"/>
         </w:rPr>
         <w:t>đó</w:t>
       </w:r>
@@ -3330,15 +3564,17 @@
           <w:rFonts w:ascii="Times New Roman" w:eastAsia="Times New Roman" w:hAnsi="Times New Roman" w:cs="Times New Roman"/>
           <w:sz w:val="24"/>
           <w:szCs w:val="24"/>
-        </w:rPr>
-        <w:t xml:space="preserve"> </w:t>
-      </w:r>
-      <w:proofErr w:type="spellStart"/>
-      <w:r>
-        <w:rPr>
-          <w:rFonts w:ascii="Times New Roman" w:eastAsia="Times New Roman" w:hAnsi="Times New Roman" w:cs="Times New Roman"/>
-          <w:sz w:val="24"/>
-          <w:szCs w:val="24"/>
+          <w:highlight w:val="yellow"/>
+        </w:rPr>
+        <w:t xml:space="preserve"> </w:t>
+      </w:r>
+      <w:proofErr w:type="spellStart"/>
+      <w:r>
+        <w:rPr>
+          <w:rFonts w:ascii="Times New Roman" w:eastAsia="Times New Roman" w:hAnsi="Times New Roman" w:cs="Times New Roman"/>
+          <w:sz w:val="24"/>
+          <w:szCs w:val="24"/>
+          <w:highlight w:val="yellow"/>
         </w:rPr>
         <w:t>sẽ</w:t>
       </w:r>
@@ -3348,15 +3584,17 @@
           <w:rFonts w:ascii="Times New Roman" w:eastAsia="Times New Roman" w:hAnsi="Times New Roman" w:cs="Times New Roman"/>
           <w:sz w:val="24"/>
           <w:szCs w:val="24"/>
-        </w:rPr>
-        <w:t xml:space="preserve"> </w:t>
-      </w:r>
-      <w:proofErr w:type="spellStart"/>
-      <w:r>
-        <w:rPr>
-          <w:rFonts w:ascii="Times New Roman" w:eastAsia="Times New Roman" w:hAnsi="Times New Roman" w:cs="Times New Roman"/>
-          <w:sz w:val="24"/>
-          <w:szCs w:val="24"/>
+          <w:highlight w:val="yellow"/>
+        </w:rPr>
+        <w:t xml:space="preserve"> </w:t>
+      </w:r>
+      <w:proofErr w:type="spellStart"/>
+      <w:r>
+        <w:rPr>
+          <w:rFonts w:ascii="Times New Roman" w:eastAsia="Times New Roman" w:hAnsi="Times New Roman" w:cs="Times New Roman"/>
+          <w:sz w:val="24"/>
+          <w:szCs w:val="24"/>
+          <w:highlight w:val="yellow"/>
         </w:rPr>
         <w:t>kiểm</w:t>
       </w:r>
@@ -3366,15 +3604,17 @@
           <w:rFonts w:ascii="Times New Roman" w:eastAsia="Times New Roman" w:hAnsi="Times New Roman" w:cs="Times New Roman"/>
           <w:sz w:val="24"/>
           <w:szCs w:val="24"/>
-        </w:rPr>
-        <w:t xml:space="preserve"> </w:t>
-      </w:r>
-      <w:proofErr w:type="spellStart"/>
-      <w:r>
-        <w:rPr>
-          <w:rFonts w:ascii="Times New Roman" w:eastAsia="Times New Roman" w:hAnsi="Times New Roman" w:cs="Times New Roman"/>
-          <w:sz w:val="24"/>
-          <w:szCs w:val="24"/>
+          <w:highlight w:val="yellow"/>
+        </w:rPr>
+        <w:t xml:space="preserve"> </w:t>
+      </w:r>
+      <w:proofErr w:type="spellStart"/>
+      <w:r>
+        <w:rPr>
+          <w:rFonts w:ascii="Times New Roman" w:eastAsia="Times New Roman" w:hAnsi="Times New Roman" w:cs="Times New Roman"/>
+          <w:sz w:val="24"/>
+          <w:szCs w:val="24"/>
+          <w:highlight w:val="yellow"/>
         </w:rPr>
         <w:t>tra</w:t>
       </w:r>
@@ -3384,15 +3624,17 @@
           <w:rFonts w:ascii="Times New Roman" w:eastAsia="Times New Roman" w:hAnsi="Times New Roman" w:cs="Times New Roman"/>
           <w:sz w:val="24"/>
           <w:szCs w:val="24"/>
-        </w:rPr>
-        <w:t xml:space="preserve"> </w:t>
-      </w:r>
-      <w:proofErr w:type="spellStart"/>
-      <w:r>
-        <w:rPr>
-          <w:rFonts w:ascii="Times New Roman" w:eastAsia="Times New Roman" w:hAnsi="Times New Roman" w:cs="Times New Roman"/>
-          <w:sz w:val="24"/>
-          <w:szCs w:val="24"/>
+          <w:highlight w:val="yellow"/>
+        </w:rPr>
+        <w:t xml:space="preserve"> </w:t>
+      </w:r>
+      <w:proofErr w:type="spellStart"/>
+      <w:r>
+        <w:rPr>
+          <w:rFonts w:ascii="Times New Roman" w:eastAsia="Times New Roman" w:hAnsi="Times New Roman" w:cs="Times New Roman"/>
+          <w:sz w:val="24"/>
+          <w:szCs w:val="24"/>
+          <w:highlight w:val="yellow"/>
         </w:rPr>
         <w:t>có</w:t>
       </w:r>
@@ -3402,15 +3644,17 @@
           <w:rFonts w:ascii="Times New Roman" w:eastAsia="Times New Roman" w:hAnsi="Times New Roman" w:cs="Times New Roman"/>
           <w:sz w:val="24"/>
           <w:szCs w:val="24"/>
-        </w:rPr>
-        <w:t xml:space="preserve"> </w:t>
-      </w:r>
-      <w:proofErr w:type="spellStart"/>
-      <w:r>
-        <w:rPr>
-          <w:rFonts w:ascii="Times New Roman" w:eastAsia="Times New Roman" w:hAnsi="Times New Roman" w:cs="Times New Roman"/>
-          <w:sz w:val="24"/>
-          <w:szCs w:val="24"/>
+          <w:highlight w:val="yellow"/>
+        </w:rPr>
+        <w:t xml:space="preserve"> </w:t>
+      </w:r>
+      <w:proofErr w:type="spellStart"/>
+      <w:r>
+        <w:rPr>
+          <w:rFonts w:ascii="Times New Roman" w:eastAsia="Times New Roman" w:hAnsi="Times New Roman" w:cs="Times New Roman"/>
+          <w:sz w:val="24"/>
+          <w:szCs w:val="24"/>
+          <w:highlight w:val="yellow"/>
         </w:rPr>
         <w:t>firware</w:t>
       </w:r>
@@ -3420,15 +3664,17 @@
           <w:rFonts w:ascii="Times New Roman" w:eastAsia="Times New Roman" w:hAnsi="Times New Roman" w:cs="Times New Roman"/>
           <w:sz w:val="24"/>
           <w:szCs w:val="24"/>
-        </w:rPr>
-        <w:t xml:space="preserve"> </w:t>
-      </w:r>
-      <w:proofErr w:type="spellStart"/>
-      <w:r>
-        <w:rPr>
-          <w:rFonts w:ascii="Times New Roman" w:eastAsia="Times New Roman" w:hAnsi="Times New Roman" w:cs="Times New Roman"/>
-          <w:sz w:val="24"/>
-          <w:szCs w:val="24"/>
+          <w:highlight w:val="yellow"/>
+        </w:rPr>
+        <w:t xml:space="preserve"> </w:t>
+      </w:r>
+      <w:proofErr w:type="spellStart"/>
+      <w:r>
+        <w:rPr>
+          <w:rFonts w:ascii="Times New Roman" w:eastAsia="Times New Roman" w:hAnsi="Times New Roman" w:cs="Times New Roman"/>
+          <w:sz w:val="24"/>
+          <w:szCs w:val="24"/>
+          <w:highlight w:val="yellow"/>
         </w:rPr>
         <w:t>hợp</w:t>
       </w:r>
@@ -3438,15 +3684,17 @@
           <w:rFonts w:ascii="Times New Roman" w:eastAsia="Times New Roman" w:hAnsi="Times New Roman" w:cs="Times New Roman"/>
           <w:sz w:val="24"/>
           <w:szCs w:val="24"/>
-        </w:rPr>
-        <w:t xml:space="preserve"> </w:t>
-      </w:r>
-      <w:proofErr w:type="spellStart"/>
-      <w:r>
-        <w:rPr>
-          <w:rFonts w:ascii="Times New Roman" w:eastAsia="Times New Roman" w:hAnsi="Times New Roman" w:cs="Times New Roman"/>
-          <w:sz w:val="24"/>
-          <w:szCs w:val="24"/>
+          <w:highlight w:val="yellow"/>
+        </w:rPr>
+        <w:t xml:space="preserve"> </w:t>
+      </w:r>
+      <w:proofErr w:type="spellStart"/>
+      <w:r>
+        <w:rPr>
+          <w:rFonts w:ascii="Times New Roman" w:eastAsia="Times New Roman" w:hAnsi="Times New Roman" w:cs="Times New Roman"/>
+          <w:sz w:val="24"/>
+          <w:szCs w:val="24"/>
+          <w:highlight w:val="yellow"/>
         </w:rPr>
         <w:t>lệ</w:t>
       </w:r>
@@ -3456,15 +3704,17 @@
           <w:rFonts w:ascii="Times New Roman" w:eastAsia="Times New Roman" w:hAnsi="Times New Roman" w:cs="Times New Roman"/>
           <w:sz w:val="24"/>
           <w:szCs w:val="24"/>
-        </w:rPr>
-        <w:t xml:space="preserve"> </w:t>
-      </w:r>
-      <w:proofErr w:type="spellStart"/>
-      <w:r>
-        <w:rPr>
-          <w:rFonts w:ascii="Times New Roman" w:eastAsia="Times New Roman" w:hAnsi="Times New Roman" w:cs="Times New Roman"/>
-          <w:sz w:val="24"/>
-          <w:szCs w:val="24"/>
+          <w:highlight w:val="yellow"/>
+        </w:rPr>
+        <w:t xml:space="preserve"> </w:t>
+      </w:r>
+      <w:proofErr w:type="spellStart"/>
+      <w:r>
+        <w:rPr>
+          <w:rFonts w:ascii="Times New Roman" w:eastAsia="Times New Roman" w:hAnsi="Times New Roman" w:cs="Times New Roman"/>
+          <w:sz w:val="24"/>
+          <w:szCs w:val="24"/>
+          <w:highlight w:val="yellow"/>
         </w:rPr>
         <w:t>trong</w:t>
       </w:r>
@@ -3474,15 +3724,17 @@
           <w:rFonts w:ascii="Times New Roman" w:eastAsia="Times New Roman" w:hAnsi="Times New Roman" w:cs="Times New Roman"/>
           <w:sz w:val="24"/>
           <w:szCs w:val="24"/>
-        </w:rPr>
-        <w:t xml:space="preserve"> </w:t>
-      </w:r>
-      <w:proofErr w:type="spellStart"/>
-      <w:r>
-        <w:rPr>
-          <w:rFonts w:ascii="Times New Roman" w:eastAsia="Times New Roman" w:hAnsi="Times New Roman" w:cs="Times New Roman"/>
-          <w:sz w:val="24"/>
-          <w:szCs w:val="24"/>
+          <w:highlight w:val="yellow"/>
+        </w:rPr>
+        <w:t xml:space="preserve"> </w:t>
+      </w:r>
+      <w:proofErr w:type="spellStart"/>
+      <w:r>
+        <w:rPr>
+          <w:rFonts w:ascii="Times New Roman" w:eastAsia="Times New Roman" w:hAnsi="Times New Roman" w:cs="Times New Roman"/>
+          <w:sz w:val="24"/>
+          <w:szCs w:val="24"/>
+          <w:highlight w:val="yellow"/>
         </w:rPr>
         <w:t>vùng</w:t>
       </w:r>
@@ -3492,15 +3744,17 @@
           <w:rFonts w:ascii="Times New Roman" w:eastAsia="Times New Roman" w:hAnsi="Times New Roman" w:cs="Times New Roman"/>
           <w:sz w:val="24"/>
           <w:szCs w:val="24"/>
-        </w:rPr>
-        <w:t xml:space="preserve"> </w:t>
-      </w:r>
-      <w:proofErr w:type="spellStart"/>
-      <w:r>
-        <w:rPr>
-          <w:rFonts w:ascii="Times New Roman" w:eastAsia="Times New Roman" w:hAnsi="Times New Roman" w:cs="Times New Roman"/>
-          <w:sz w:val="24"/>
-          <w:szCs w:val="24"/>
+          <w:highlight w:val="yellow"/>
+        </w:rPr>
+        <w:t xml:space="preserve"> </w:t>
+      </w:r>
+      <w:proofErr w:type="spellStart"/>
+      <w:r>
+        <w:rPr>
+          <w:rFonts w:ascii="Times New Roman" w:eastAsia="Times New Roman" w:hAnsi="Times New Roman" w:cs="Times New Roman"/>
+          <w:sz w:val="24"/>
+          <w:szCs w:val="24"/>
+          <w:highlight w:val="yellow"/>
         </w:rPr>
         <w:t>nhớ</w:t>
       </w:r>
@@ -3510,6 +3764,7 @@
           <w:rFonts w:ascii="Times New Roman" w:eastAsia="Times New Roman" w:hAnsi="Times New Roman" w:cs="Times New Roman"/>
           <w:sz w:val="24"/>
           <w:szCs w:val="24"/>
+          <w:highlight w:val="yellow"/>
         </w:rPr>
         <w:t xml:space="preserve"> flash </w:t>
       </w:r>
@@ -3519,6 +3774,7 @@
           <w:rFonts w:ascii="Times New Roman" w:eastAsia="Times New Roman" w:hAnsi="Times New Roman" w:cs="Times New Roman"/>
           <w:sz w:val="24"/>
           <w:szCs w:val="24"/>
+          <w:highlight w:val="yellow"/>
         </w:rPr>
         <w:t>của</w:t>
       </w:r>
@@ -3528,15 +3784,17 @@
           <w:rFonts w:ascii="Times New Roman" w:eastAsia="Times New Roman" w:hAnsi="Times New Roman" w:cs="Times New Roman"/>
           <w:sz w:val="24"/>
           <w:szCs w:val="24"/>
-        </w:rPr>
-        <w:t xml:space="preserve"> </w:t>
-      </w:r>
-      <w:proofErr w:type="spellStart"/>
-      <w:r>
-        <w:rPr>
-          <w:rFonts w:ascii="Times New Roman" w:eastAsia="Times New Roman" w:hAnsi="Times New Roman" w:cs="Times New Roman"/>
-          <w:sz w:val="24"/>
-          <w:szCs w:val="24"/>
+          <w:highlight w:val="yellow"/>
+        </w:rPr>
+        <w:t xml:space="preserve"> </w:t>
+      </w:r>
+      <w:proofErr w:type="spellStart"/>
+      <w:r>
+        <w:rPr>
+          <w:rFonts w:ascii="Times New Roman" w:eastAsia="Times New Roman" w:hAnsi="Times New Roman" w:cs="Times New Roman"/>
+          <w:sz w:val="24"/>
+          <w:szCs w:val="24"/>
+          <w:highlight w:val="yellow"/>
         </w:rPr>
         <w:t>ứng</w:t>
       </w:r>
@@ -3546,15 +3804,17 @@
           <w:rFonts w:ascii="Times New Roman" w:eastAsia="Times New Roman" w:hAnsi="Times New Roman" w:cs="Times New Roman"/>
           <w:sz w:val="24"/>
           <w:szCs w:val="24"/>
-        </w:rPr>
-        <w:t xml:space="preserve"> </w:t>
-      </w:r>
-      <w:proofErr w:type="spellStart"/>
-      <w:r>
-        <w:rPr>
-          <w:rFonts w:ascii="Times New Roman" w:eastAsia="Times New Roman" w:hAnsi="Times New Roman" w:cs="Times New Roman"/>
-          <w:sz w:val="24"/>
-          <w:szCs w:val="24"/>
+          <w:highlight w:val="yellow"/>
+        </w:rPr>
+        <w:t xml:space="preserve"> </w:t>
+      </w:r>
+      <w:proofErr w:type="spellStart"/>
+      <w:r>
+        <w:rPr>
+          <w:rFonts w:ascii="Times New Roman" w:eastAsia="Times New Roman" w:hAnsi="Times New Roman" w:cs="Times New Roman"/>
+          <w:sz w:val="24"/>
+          <w:szCs w:val="24"/>
+          <w:highlight w:val="yellow"/>
         </w:rPr>
         <w:t>dụng</w:t>
       </w:r>
@@ -3564,15 +3824,17 @@
           <w:rFonts w:ascii="Times New Roman" w:eastAsia="Times New Roman" w:hAnsi="Times New Roman" w:cs="Times New Roman"/>
           <w:sz w:val="24"/>
           <w:szCs w:val="24"/>
-        </w:rPr>
-        <w:t xml:space="preserve"> </w:t>
-      </w:r>
-      <w:proofErr w:type="spellStart"/>
-      <w:r>
-        <w:rPr>
-          <w:rFonts w:ascii="Times New Roman" w:eastAsia="Times New Roman" w:hAnsi="Times New Roman" w:cs="Times New Roman"/>
-          <w:sz w:val="24"/>
-          <w:szCs w:val="24"/>
+          <w:highlight w:val="yellow"/>
+        </w:rPr>
+        <w:t xml:space="preserve"> </w:t>
+      </w:r>
+      <w:proofErr w:type="spellStart"/>
+      <w:r>
+        <w:rPr>
+          <w:rFonts w:ascii="Times New Roman" w:eastAsia="Times New Roman" w:hAnsi="Times New Roman" w:cs="Times New Roman"/>
+          <w:sz w:val="24"/>
+          <w:szCs w:val="24"/>
+          <w:highlight w:val="yellow"/>
         </w:rPr>
         <w:t>chính</w:t>
       </w:r>
@@ -3582,15 +3844,17 @@
           <w:rFonts w:ascii="Times New Roman" w:eastAsia="Times New Roman" w:hAnsi="Times New Roman" w:cs="Times New Roman"/>
           <w:sz w:val="24"/>
           <w:szCs w:val="24"/>
-        </w:rPr>
-        <w:t xml:space="preserve"> </w:t>
-      </w:r>
-      <w:proofErr w:type="spellStart"/>
-      <w:r>
-        <w:rPr>
-          <w:rFonts w:ascii="Times New Roman" w:eastAsia="Times New Roman" w:hAnsi="Times New Roman" w:cs="Times New Roman"/>
-          <w:sz w:val="24"/>
-          <w:szCs w:val="24"/>
+          <w:highlight w:val="yellow"/>
+        </w:rPr>
+        <w:t xml:space="preserve"> </w:t>
+      </w:r>
+      <w:proofErr w:type="spellStart"/>
+      <w:r>
+        <w:rPr>
+          <w:rFonts w:ascii="Times New Roman" w:eastAsia="Times New Roman" w:hAnsi="Times New Roman" w:cs="Times New Roman"/>
+          <w:sz w:val="24"/>
+          <w:szCs w:val="24"/>
+          <w:highlight w:val="yellow"/>
         </w:rPr>
         <w:t>không</w:t>
       </w:r>
@@ -3600,6 +3864,7 @@
           <w:rFonts w:ascii="Times New Roman" w:eastAsia="Times New Roman" w:hAnsi="Times New Roman" w:cs="Times New Roman"/>
           <w:sz w:val="24"/>
           <w:szCs w:val="24"/>
+          <w:highlight w:val="yellow"/>
         </w:rPr>
         <w:t xml:space="preserve">, </w:t>
       </w:r>
@@ -3609,6 +3874,7 @@
           <w:rFonts w:ascii="Times New Roman" w:eastAsia="Times New Roman" w:hAnsi="Times New Roman" w:cs="Times New Roman"/>
           <w:sz w:val="24"/>
           <w:szCs w:val="24"/>
+          <w:highlight w:val="yellow"/>
         </w:rPr>
         <w:t>nếu</w:t>
       </w:r>
@@ -3618,15 +3884,17 @@
           <w:rFonts w:ascii="Times New Roman" w:eastAsia="Times New Roman" w:hAnsi="Times New Roman" w:cs="Times New Roman"/>
           <w:sz w:val="24"/>
           <w:szCs w:val="24"/>
-        </w:rPr>
-        <w:t xml:space="preserve"> </w:t>
-      </w:r>
-      <w:proofErr w:type="spellStart"/>
-      <w:r>
-        <w:rPr>
-          <w:rFonts w:ascii="Times New Roman" w:eastAsia="Times New Roman" w:hAnsi="Times New Roman" w:cs="Times New Roman"/>
-          <w:sz w:val="24"/>
-          <w:szCs w:val="24"/>
+          <w:highlight w:val="yellow"/>
+        </w:rPr>
+        <w:t xml:space="preserve"> </w:t>
+      </w:r>
+      <w:proofErr w:type="spellStart"/>
+      <w:r>
+        <w:rPr>
+          <w:rFonts w:ascii="Times New Roman" w:eastAsia="Times New Roman" w:hAnsi="Times New Roman" w:cs="Times New Roman"/>
+          <w:sz w:val="24"/>
+          <w:szCs w:val="24"/>
+          <w:highlight w:val="yellow"/>
         </w:rPr>
         <w:t>có</w:t>
       </w:r>
@@ -3636,15 +3904,17 @@
           <w:rFonts w:ascii="Times New Roman" w:eastAsia="Times New Roman" w:hAnsi="Times New Roman" w:cs="Times New Roman"/>
           <w:sz w:val="24"/>
           <w:szCs w:val="24"/>
-        </w:rPr>
-        <w:t xml:space="preserve"> </w:t>
-      </w:r>
-      <w:proofErr w:type="spellStart"/>
-      <w:r>
-        <w:rPr>
-          <w:rFonts w:ascii="Times New Roman" w:eastAsia="Times New Roman" w:hAnsi="Times New Roman" w:cs="Times New Roman"/>
-          <w:sz w:val="24"/>
-          <w:szCs w:val="24"/>
+          <w:highlight w:val="yellow"/>
+        </w:rPr>
+        <w:t xml:space="preserve"> </w:t>
+      </w:r>
+      <w:proofErr w:type="spellStart"/>
+      <w:r>
+        <w:rPr>
+          <w:rFonts w:ascii="Times New Roman" w:eastAsia="Times New Roman" w:hAnsi="Times New Roman" w:cs="Times New Roman"/>
+          <w:sz w:val="24"/>
+          <w:szCs w:val="24"/>
+          <w:highlight w:val="yellow"/>
         </w:rPr>
         <w:t>thì</w:t>
       </w:r>
@@ -3654,15 +3924,17 @@
           <w:rFonts w:ascii="Times New Roman" w:eastAsia="Times New Roman" w:hAnsi="Times New Roman" w:cs="Times New Roman"/>
           <w:sz w:val="24"/>
           <w:szCs w:val="24"/>
-        </w:rPr>
-        <w:t xml:space="preserve"> </w:t>
-      </w:r>
-      <w:proofErr w:type="spellStart"/>
-      <w:r>
-        <w:rPr>
-          <w:rFonts w:ascii="Times New Roman" w:eastAsia="Times New Roman" w:hAnsi="Times New Roman" w:cs="Times New Roman"/>
-          <w:sz w:val="24"/>
-          <w:szCs w:val="24"/>
+          <w:highlight w:val="yellow"/>
+        </w:rPr>
+        <w:t xml:space="preserve"> </w:t>
+      </w:r>
+      <w:proofErr w:type="spellStart"/>
+      <w:r>
+        <w:rPr>
+          <w:rFonts w:ascii="Times New Roman" w:eastAsia="Times New Roman" w:hAnsi="Times New Roman" w:cs="Times New Roman"/>
+          <w:sz w:val="24"/>
+          <w:szCs w:val="24"/>
+          <w:highlight w:val="yellow"/>
         </w:rPr>
         <w:t>đợi</w:t>
       </w:r>
@@ -3672,6 +3944,7 @@
           <w:rFonts w:ascii="Times New Roman" w:eastAsia="Times New Roman" w:hAnsi="Times New Roman" w:cs="Times New Roman"/>
           <w:sz w:val="24"/>
           <w:szCs w:val="24"/>
+          <w:highlight w:val="yellow"/>
         </w:rPr>
         <w:t xml:space="preserve"> 3s </w:t>
       </w:r>
@@ -3681,6 +3954,7 @@
           <w:rFonts w:ascii="Times New Roman" w:eastAsia="Times New Roman" w:hAnsi="Times New Roman" w:cs="Times New Roman"/>
           <w:sz w:val="24"/>
           <w:szCs w:val="24"/>
+          <w:highlight w:val="yellow"/>
         </w:rPr>
         <w:t>rồi</w:t>
       </w:r>
@@ -3690,15 +3964,17 @@
           <w:rFonts w:ascii="Times New Roman" w:eastAsia="Times New Roman" w:hAnsi="Times New Roman" w:cs="Times New Roman"/>
           <w:sz w:val="24"/>
           <w:szCs w:val="24"/>
-        </w:rPr>
-        <w:t xml:space="preserve"> </w:t>
-      </w:r>
-      <w:proofErr w:type="spellStart"/>
-      <w:r>
-        <w:rPr>
-          <w:rFonts w:ascii="Times New Roman" w:eastAsia="Times New Roman" w:hAnsi="Times New Roman" w:cs="Times New Roman"/>
-          <w:sz w:val="24"/>
-          <w:szCs w:val="24"/>
+          <w:highlight w:val="yellow"/>
+        </w:rPr>
+        <w:t xml:space="preserve"> </w:t>
+      </w:r>
+      <w:proofErr w:type="spellStart"/>
+      <w:r>
+        <w:rPr>
+          <w:rFonts w:ascii="Times New Roman" w:eastAsia="Times New Roman" w:hAnsi="Times New Roman" w:cs="Times New Roman"/>
+          <w:sz w:val="24"/>
+          <w:szCs w:val="24"/>
+          <w:highlight w:val="yellow"/>
         </w:rPr>
         <w:t>chuyển</w:t>
       </w:r>
@@ -3708,6 +3984,7 @@
           <w:rFonts w:ascii="Times New Roman" w:eastAsia="Times New Roman" w:hAnsi="Times New Roman" w:cs="Times New Roman"/>
           <w:sz w:val="24"/>
           <w:szCs w:val="24"/>
+          <w:highlight w:val="yellow"/>
         </w:rPr>
         <w:t xml:space="preserve"> sang </w:t>
       </w:r>
@@ -3717,6 +3994,7 @@
           <w:rFonts w:ascii="Times New Roman" w:eastAsia="Times New Roman" w:hAnsi="Times New Roman" w:cs="Times New Roman"/>
           <w:sz w:val="24"/>
           <w:szCs w:val="24"/>
+          <w:highlight w:val="yellow"/>
         </w:rPr>
         <w:t>thực</w:t>
       </w:r>
@@ -3726,15 +4004,17 @@
           <w:rFonts w:ascii="Times New Roman" w:eastAsia="Times New Roman" w:hAnsi="Times New Roman" w:cs="Times New Roman"/>
           <w:sz w:val="24"/>
           <w:szCs w:val="24"/>
-        </w:rPr>
-        <w:t xml:space="preserve"> </w:t>
-      </w:r>
-      <w:proofErr w:type="spellStart"/>
-      <w:r>
-        <w:rPr>
-          <w:rFonts w:ascii="Times New Roman" w:eastAsia="Times New Roman" w:hAnsi="Times New Roman" w:cs="Times New Roman"/>
-          <w:sz w:val="24"/>
-          <w:szCs w:val="24"/>
+          <w:highlight w:val="yellow"/>
+        </w:rPr>
+        <w:t xml:space="preserve"> </w:t>
+      </w:r>
+      <w:proofErr w:type="spellStart"/>
+      <w:r>
+        <w:rPr>
+          <w:rFonts w:ascii="Times New Roman" w:eastAsia="Times New Roman" w:hAnsi="Times New Roman" w:cs="Times New Roman"/>
+          <w:sz w:val="24"/>
+          <w:szCs w:val="24"/>
+          <w:highlight w:val="yellow"/>
         </w:rPr>
         <w:t>thị</w:t>
       </w:r>
@@ -3744,6 +4024,7 @@
           <w:rFonts w:ascii="Times New Roman" w:eastAsia="Times New Roman" w:hAnsi="Times New Roman" w:cs="Times New Roman"/>
           <w:sz w:val="24"/>
           <w:szCs w:val="24"/>
+          <w:highlight w:val="yellow"/>
         </w:rPr>
         <w:t xml:space="preserve">. </w:t>
       </w:r>
@@ -3753,6 +4034,7 @@
           <w:rFonts w:ascii="Times New Roman" w:eastAsia="Times New Roman" w:hAnsi="Times New Roman" w:cs="Times New Roman"/>
           <w:sz w:val="24"/>
           <w:szCs w:val="24"/>
+          <w:highlight w:val="yellow"/>
         </w:rPr>
         <w:t>Nếu</w:t>
       </w:r>
@@ -3762,15 +4044,17 @@
           <w:rFonts w:ascii="Times New Roman" w:eastAsia="Times New Roman" w:hAnsi="Times New Roman" w:cs="Times New Roman"/>
           <w:sz w:val="24"/>
           <w:szCs w:val="24"/>
-        </w:rPr>
-        <w:t xml:space="preserve"> </w:t>
-      </w:r>
-      <w:proofErr w:type="spellStart"/>
-      <w:r>
-        <w:rPr>
-          <w:rFonts w:ascii="Times New Roman" w:eastAsia="Times New Roman" w:hAnsi="Times New Roman" w:cs="Times New Roman"/>
-          <w:sz w:val="24"/>
-          <w:szCs w:val="24"/>
+          <w:highlight w:val="yellow"/>
+        </w:rPr>
+        <w:t xml:space="preserve"> </w:t>
+      </w:r>
+      <w:proofErr w:type="spellStart"/>
+      <w:r>
+        <w:rPr>
+          <w:rFonts w:ascii="Times New Roman" w:eastAsia="Times New Roman" w:hAnsi="Times New Roman" w:cs="Times New Roman"/>
+          <w:sz w:val="24"/>
+          <w:szCs w:val="24"/>
+          <w:highlight w:val="yellow"/>
         </w:rPr>
         <w:t>có</w:t>
       </w:r>
@@ -3780,15 +4064,17 @@
           <w:rFonts w:ascii="Times New Roman" w:eastAsia="Times New Roman" w:hAnsi="Times New Roman" w:cs="Times New Roman"/>
           <w:sz w:val="24"/>
           <w:szCs w:val="24"/>
-        </w:rPr>
-        <w:t xml:space="preserve"> </w:t>
-      </w:r>
-      <w:proofErr w:type="spellStart"/>
-      <w:r>
-        <w:rPr>
-          <w:rFonts w:ascii="Times New Roman" w:eastAsia="Times New Roman" w:hAnsi="Times New Roman" w:cs="Times New Roman"/>
-          <w:sz w:val="24"/>
-          <w:szCs w:val="24"/>
+          <w:highlight w:val="yellow"/>
+        </w:rPr>
+        <w:t xml:space="preserve"> </w:t>
+      </w:r>
+      <w:proofErr w:type="spellStart"/>
+      <w:r>
+        <w:rPr>
+          <w:rFonts w:ascii="Times New Roman" w:eastAsia="Times New Roman" w:hAnsi="Times New Roman" w:cs="Times New Roman"/>
+          <w:sz w:val="24"/>
+          <w:szCs w:val="24"/>
+          <w:highlight w:val="yellow"/>
         </w:rPr>
         <w:t>lệnh</w:t>
       </w:r>
@@ -3798,15 +4084,17 @@
           <w:rFonts w:ascii="Times New Roman" w:eastAsia="Times New Roman" w:hAnsi="Times New Roman" w:cs="Times New Roman"/>
           <w:sz w:val="24"/>
           <w:szCs w:val="24"/>
-        </w:rPr>
-        <w:t xml:space="preserve"> </w:t>
-      </w:r>
-      <w:proofErr w:type="spellStart"/>
-      <w:r>
-        <w:rPr>
-          <w:rFonts w:ascii="Times New Roman" w:eastAsia="Times New Roman" w:hAnsi="Times New Roman" w:cs="Times New Roman"/>
-          <w:sz w:val="24"/>
-          <w:szCs w:val="24"/>
+          <w:highlight w:val="yellow"/>
+        </w:rPr>
+        <w:t xml:space="preserve"> </w:t>
+      </w:r>
+      <w:proofErr w:type="spellStart"/>
+      <w:r>
+        <w:rPr>
+          <w:rFonts w:ascii="Times New Roman" w:eastAsia="Times New Roman" w:hAnsi="Times New Roman" w:cs="Times New Roman"/>
+          <w:sz w:val="24"/>
+          <w:szCs w:val="24"/>
+          <w:highlight w:val="yellow"/>
         </w:rPr>
         <w:t>phục</w:t>
       </w:r>
@@ -3816,15 +4104,17 @@
           <w:rFonts w:ascii="Times New Roman" w:eastAsia="Times New Roman" w:hAnsi="Times New Roman" w:cs="Times New Roman"/>
           <w:sz w:val="24"/>
           <w:szCs w:val="24"/>
-        </w:rPr>
-        <w:t xml:space="preserve"> </w:t>
-      </w:r>
-      <w:proofErr w:type="spellStart"/>
-      <w:r>
-        <w:rPr>
-          <w:rFonts w:ascii="Times New Roman" w:eastAsia="Times New Roman" w:hAnsi="Times New Roman" w:cs="Times New Roman"/>
-          <w:sz w:val="24"/>
-          <w:szCs w:val="24"/>
+          <w:highlight w:val="yellow"/>
+        </w:rPr>
+        <w:t xml:space="preserve"> </w:t>
+      </w:r>
+      <w:proofErr w:type="spellStart"/>
+      <w:r>
+        <w:rPr>
+          <w:rFonts w:ascii="Times New Roman" w:eastAsia="Times New Roman" w:hAnsi="Times New Roman" w:cs="Times New Roman"/>
+          <w:sz w:val="24"/>
+          <w:szCs w:val="24"/>
+          <w:highlight w:val="yellow"/>
         </w:rPr>
         <w:t>vụ</w:t>
       </w:r>
@@ -3834,15 +4124,17 @@
           <w:rFonts w:ascii="Times New Roman" w:eastAsia="Times New Roman" w:hAnsi="Times New Roman" w:cs="Times New Roman"/>
           <w:sz w:val="24"/>
           <w:szCs w:val="24"/>
-        </w:rPr>
-        <w:t xml:space="preserve"> </w:t>
-      </w:r>
-      <w:proofErr w:type="spellStart"/>
-      <w:r>
-        <w:rPr>
-          <w:rFonts w:ascii="Times New Roman" w:eastAsia="Times New Roman" w:hAnsi="Times New Roman" w:cs="Times New Roman"/>
-          <w:sz w:val="24"/>
-          <w:szCs w:val="24"/>
+          <w:highlight w:val="yellow"/>
+        </w:rPr>
+        <w:t xml:space="preserve"> </w:t>
+      </w:r>
+      <w:proofErr w:type="spellStart"/>
+      <w:r>
+        <w:rPr>
+          <w:rFonts w:ascii="Times New Roman" w:eastAsia="Times New Roman" w:hAnsi="Times New Roman" w:cs="Times New Roman"/>
+          <w:sz w:val="24"/>
+          <w:szCs w:val="24"/>
+          <w:highlight w:val="yellow"/>
         </w:rPr>
         <w:t>cho</w:t>
       </w:r>
@@ -3852,15 +4144,17 @@
           <w:rFonts w:ascii="Times New Roman" w:eastAsia="Times New Roman" w:hAnsi="Times New Roman" w:cs="Times New Roman"/>
           <w:sz w:val="24"/>
           <w:szCs w:val="24"/>
-        </w:rPr>
-        <w:t xml:space="preserve"> </w:t>
-      </w:r>
-      <w:proofErr w:type="spellStart"/>
-      <w:r>
-        <w:rPr>
-          <w:rFonts w:ascii="Times New Roman" w:eastAsia="Times New Roman" w:hAnsi="Times New Roman" w:cs="Times New Roman"/>
-          <w:sz w:val="24"/>
-          <w:szCs w:val="24"/>
+          <w:highlight w:val="yellow"/>
+        </w:rPr>
+        <w:t xml:space="preserve"> </w:t>
+      </w:r>
+      <w:proofErr w:type="spellStart"/>
+      <w:r>
+        <w:rPr>
+          <w:rFonts w:ascii="Times New Roman" w:eastAsia="Times New Roman" w:hAnsi="Times New Roman" w:cs="Times New Roman"/>
+          <w:sz w:val="24"/>
+          <w:szCs w:val="24"/>
+          <w:highlight w:val="yellow"/>
         </w:rPr>
         <w:t>việc</w:t>
       </w:r>
@@ -3870,15 +4164,17 @@
           <w:rFonts w:ascii="Times New Roman" w:eastAsia="Times New Roman" w:hAnsi="Times New Roman" w:cs="Times New Roman"/>
           <w:sz w:val="24"/>
           <w:szCs w:val="24"/>
-        </w:rPr>
-        <w:t xml:space="preserve"> </w:t>
-      </w:r>
-      <w:proofErr w:type="spellStart"/>
-      <w:r>
-        <w:rPr>
-          <w:rFonts w:ascii="Times New Roman" w:eastAsia="Times New Roman" w:hAnsi="Times New Roman" w:cs="Times New Roman"/>
-          <w:sz w:val="24"/>
-          <w:szCs w:val="24"/>
+          <w:highlight w:val="yellow"/>
+        </w:rPr>
+        <w:t xml:space="preserve"> </w:t>
+      </w:r>
+      <w:proofErr w:type="spellStart"/>
+      <w:r>
+        <w:rPr>
+          <w:rFonts w:ascii="Times New Roman" w:eastAsia="Times New Roman" w:hAnsi="Times New Roman" w:cs="Times New Roman"/>
+          <w:sz w:val="24"/>
+          <w:szCs w:val="24"/>
+          <w:highlight w:val="yellow"/>
         </w:rPr>
         <w:t>cập</w:t>
       </w:r>
@@ -3888,15 +4184,17 @@
           <w:rFonts w:ascii="Times New Roman" w:eastAsia="Times New Roman" w:hAnsi="Times New Roman" w:cs="Times New Roman"/>
           <w:sz w:val="24"/>
           <w:szCs w:val="24"/>
-        </w:rPr>
-        <w:t xml:space="preserve"> </w:t>
-      </w:r>
-      <w:proofErr w:type="spellStart"/>
-      <w:r>
-        <w:rPr>
-          <w:rFonts w:ascii="Times New Roman" w:eastAsia="Times New Roman" w:hAnsi="Times New Roman" w:cs="Times New Roman"/>
-          <w:sz w:val="24"/>
-          <w:szCs w:val="24"/>
+          <w:highlight w:val="yellow"/>
+        </w:rPr>
+        <w:t xml:space="preserve"> </w:t>
+      </w:r>
+      <w:proofErr w:type="spellStart"/>
+      <w:r>
+        <w:rPr>
+          <w:rFonts w:ascii="Times New Roman" w:eastAsia="Times New Roman" w:hAnsi="Times New Roman" w:cs="Times New Roman"/>
+          <w:sz w:val="24"/>
+          <w:szCs w:val="24"/>
+          <w:highlight w:val="yellow"/>
         </w:rPr>
         <w:t>nhật</w:t>
       </w:r>
@@ -3906,6 +4204,7 @@
           <w:rFonts w:ascii="Times New Roman" w:eastAsia="Times New Roman" w:hAnsi="Times New Roman" w:cs="Times New Roman"/>
           <w:sz w:val="24"/>
           <w:szCs w:val="24"/>
+          <w:highlight w:val="yellow"/>
         </w:rPr>
         <w:t xml:space="preserve"> firmware</w:t>
       </w:r>
@@ -3914,15 +4213,17 @@
           <w:rFonts w:ascii="Times New Roman" w:eastAsia="Times New Roman" w:hAnsi="Times New Roman" w:cs="Times New Roman"/>
           <w:sz w:val="24"/>
           <w:szCs w:val="24"/>
-        </w:rPr>
-        <w:t xml:space="preserve"> </w:t>
-      </w:r>
-      <w:proofErr w:type="spellStart"/>
-      <w:r>
-        <w:rPr>
-          <w:rFonts w:ascii="Times New Roman" w:eastAsia="Times New Roman" w:hAnsi="Times New Roman" w:cs="Times New Roman"/>
-          <w:sz w:val="24"/>
-          <w:szCs w:val="24"/>
+          <w:highlight w:val="yellow"/>
+        </w:rPr>
+        <w:t xml:space="preserve"> </w:t>
+      </w:r>
+      <w:proofErr w:type="spellStart"/>
+      <w:r>
+        <w:rPr>
+          <w:rFonts w:ascii="Times New Roman" w:eastAsia="Times New Roman" w:hAnsi="Times New Roman" w:cs="Times New Roman"/>
+          <w:sz w:val="24"/>
+          <w:szCs w:val="24"/>
+          <w:highlight w:val="yellow"/>
         </w:rPr>
         <w:t>gửi</w:t>
       </w:r>
@@ -3932,15 +4233,17 @@
           <w:rFonts w:ascii="Times New Roman" w:eastAsia="Times New Roman" w:hAnsi="Times New Roman" w:cs="Times New Roman"/>
           <w:sz w:val="24"/>
           <w:szCs w:val="24"/>
-        </w:rPr>
-        <w:t xml:space="preserve"> </w:t>
-      </w:r>
-      <w:proofErr w:type="spellStart"/>
-      <w:r>
-        <w:rPr>
-          <w:rFonts w:ascii="Times New Roman" w:eastAsia="Times New Roman" w:hAnsi="Times New Roman" w:cs="Times New Roman"/>
-          <w:sz w:val="24"/>
-          <w:szCs w:val="24"/>
+          <w:highlight w:val="yellow"/>
+        </w:rPr>
+        <w:t xml:space="preserve"> </w:t>
+      </w:r>
+      <w:proofErr w:type="spellStart"/>
+      <w:r>
+        <w:rPr>
+          <w:rFonts w:ascii="Times New Roman" w:eastAsia="Times New Roman" w:hAnsi="Times New Roman" w:cs="Times New Roman"/>
+          <w:sz w:val="24"/>
+          <w:szCs w:val="24"/>
+          <w:highlight w:val="yellow"/>
         </w:rPr>
         <w:t>đến</w:t>
       </w:r>
@@ -3950,15 +4253,17 @@
           <w:rFonts w:ascii="Times New Roman" w:eastAsia="Times New Roman" w:hAnsi="Times New Roman" w:cs="Times New Roman"/>
           <w:sz w:val="24"/>
           <w:szCs w:val="24"/>
-        </w:rPr>
-        <w:t xml:space="preserve"> </w:t>
-      </w:r>
-      <w:proofErr w:type="spellStart"/>
-      <w:r>
-        <w:rPr>
-          <w:rFonts w:ascii="Times New Roman" w:eastAsia="Times New Roman" w:hAnsi="Times New Roman" w:cs="Times New Roman"/>
-          <w:sz w:val="24"/>
-          <w:szCs w:val="24"/>
+          <w:highlight w:val="yellow"/>
+        </w:rPr>
+        <w:t xml:space="preserve"> </w:t>
+      </w:r>
+      <w:proofErr w:type="spellStart"/>
+      <w:r>
+        <w:rPr>
+          <w:rFonts w:ascii="Times New Roman" w:eastAsia="Times New Roman" w:hAnsi="Times New Roman" w:cs="Times New Roman"/>
+          <w:sz w:val="24"/>
+          <w:szCs w:val="24"/>
+          <w:highlight w:val="yellow"/>
         </w:rPr>
         <w:t>sẽ</w:t>
       </w:r>
@@ -3968,15 +4273,17 @@
           <w:rFonts w:ascii="Times New Roman" w:eastAsia="Times New Roman" w:hAnsi="Times New Roman" w:cs="Times New Roman"/>
           <w:sz w:val="24"/>
           <w:szCs w:val="24"/>
-        </w:rPr>
-        <w:t xml:space="preserve"> </w:t>
-      </w:r>
-      <w:proofErr w:type="spellStart"/>
-      <w:r>
-        <w:rPr>
-          <w:rFonts w:ascii="Times New Roman" w:eastAsia="Times New Roman" w:hAnsi="Times New Roman" w:cs="Times New Roman"/>
-          <w:sz w:val="24"/>
-          <w:szCs w:val="24"/>
+          <w:highlight w:val="yellow"/>
+        </w:rPr>
+        <w:t xml:space="preserve"> </w:t>
+      </w:r>
+      <w:proofErr w:type="spellStart"/>
+      <w:r>
+        <w:rPr>
+          <w:rFonts w:ascii="Times New Roman" w:eastAsia="Times New Roman" w:hAnsi="Times New Roman" w:cs="Times New Roman"/>
+          <w:sz w:val="24"/>
+          <w:szCs w:val="24"/>
+          <w:highlight w:val="yellow"/>
         </w:rPr>
         <w:t>thực</w:t>
       </w:r>
@@ -3986,15 +4293,17 @@
           <w:rFonts w:ascii="Times New Roman" w:eastAsia="Times New Roman" w:hAnsi="Times New Roman" w:cs="Times New Roman"/>
           <w:sz w:val="24"/>
           <w:szCs w:val="24"/>
-        </w:rPr>
-        <w:t xml:space="preserve"> </w:t>
-      </w:r>
-      <w:proofErr w:type="spellStart"/>
-      <w:r>
-        <w:rPr>
-          <w:rFonts w:ascii="Times New Roman" w:eastAsia="Times New Roman" w:hAnsi="Times New Roman" w:cs="Times New Roman"/>
-          <w:sz w:val="24"/>
-          <w:szCs w:val="24"/>
+          <w:highlight w:val="yellow"/>
+        </w:rPr>
+        <w:t xml:space="preserve"> </w:t>
+      </w:r>
+      <w:proofErr w:type="spellStart"/>
+      <w:r>
+        <w:rPr>
+          <w:rFonts w:ascii="Times New Roman" w:eastAsia="Times New Roman" w:hAnsi="Times New Roman" w:cs="Times New Roman"/>
+          <w:sz w:val="24"/>
+          <w:szCs w:val="24"/>
+          <w:highlight w:val="yellow"/>
         </w:rPr>
         <w:t>hiện</w:t>
       </w:r>
@@ -4004,15 +4313,17 @@
           <w:rFonts w:ascii="Times New Roman" w:eastAsia="Times New Roman" w:hAnsi="Times New Roman" w:cs="Times New Roman"/>
           <w:sz w:val="24"/>
           <w:szCs w:val="24"/>
-        </w:rPr>
-        <w:t xml:space="preserve"> </w:t>
-      </w:r>
-      <w:proofErr w:type="spellStart"/>
-      <w:r>
-        <w:rPr>
-          <w:rFonts w:ascii="Times New Roman" w:eastAsia="Times New Roman" w:hAnsi="Times New Roman" w:cs="Times New Roman"/>
-          <w:sz w:val="24"/>
-          <w:szCs w:val="24"/>
+          <w:highlight w:val="yellow"/>
+        </w:rPr>
+        <w:t xml:space="preserve"> </w:t>
+      </w:r>
+      <w:proofErr w:type="spellStart"/>
+      <w:r>
+        <w:rPr>
+          <w:rFonts w:ascii="Times New Roman" w:eastAsia="Times New Roman" w:hAnsi="Times New Roman" w:cs="Times New Roman"/>
+          <w:sz w:val="24"/>
+          <w:szCs w:val="24"/>
+          <w:highlight w:val="yellow"/>
         </w:rPr>
         <w:t>lệnh</w:t>
       </w:r>
@@ -4022,15 +4333,17 @@
           <w:rFonts w:ascii="Times New Roman" w:eastAsia="Times New Roman" w:hAnsi="Times New Roman" w:cs="Times New Roman"/>
           <w:sz w:val="24"/>
           <w:szCs w:val="24"/>
-        </w:rPr>
-        <w:t xml:space="preserve"> </w:t>
-      </w:r>
-      <w:proofErr w:type="spellStart"/>
-      <w:r>
-        <w:rPr>
-          <w:rFonts w:ascii="Times New Roman" w:eastAsia="Times New Roman" w:hAnsi="Times New Roman" w:cs="Times New Roman"/>
-          <w:sz w:val="24"/>
-          <w:szCs w:val="24"/>
+          <w:highlight w:val="yellow"/>
+        </w:rPr>
+        <w:t xml:space="preserve"> </w:t>
+      </w:r>
+      <w:proofErr w:type="spellStart"/>
+      <w:r>
+        <w:rPr>
+          <w:rFonts w:ascii="Times New Roman" w:eastAsia="Times New Roman" w:hAnsi="Times New Roman" w:cs="Times New Roman"/>
+          <w:sz w:val="24"/>
+          <w:szCs w:val="24"/>
+          <w:highlight w:val="yellow"/>
         </w:rPr>
         <w:t>để</w:t>
       </w:r>
@@ -4040,15 +4353,17 @@
           <w:rFonts w:ascii="Times New Roman" w:eastAsia="Times New Roman" w:hAnsi="Times New Roman" w:cs="Times New Roman"/>
           <w:sz w:val="24"/>
           <w:szCs w:val="24"/>
-        </w:rPr>
-        <w:t xml:space="preserve"> </w:t>
-      </w:r>
-      <w:proofErr w:type="spellStart"/>
-      <w:r>
-        <w:rPr>
-          <w:rFonts w:ascii="Times New Roman" w:eastAsia="Times New Roman" w:hAnsi="Times New Roman" w:cs="Times New Roman"/>
-          <w:sz w:val="24"/>
-          <w:szCs w:val="24"/>
+          <w:highlight w:val="yellow"/>
+        </w:rPr>
+        <w:t xml:space="preserve"> </w:t>
+      </w:r>
+      <w:proofErr w:type="spellStart"/>
+      <w:r>
+        <w:rPr>
+          <w:rFonts w:ascii="Times New Roman" w:eastAsia="Times New Roman" w:hAnsi="Times New Roman" w:cs="Times New Roman"/>
+          <w:sz w:val="24"/>
+          <w:szCs w:val="24"/>
+          <w:highlight w:val="yellow"/>
         </w:rPr>
         <w:t>cập</w:t>
       </w:r>
@@ -4058,15 +4373,17 @@
           <w:rFonts w:ascii="Times New Roman" w:eastAsia="Times New Roman" w:hAnsi="Times New Roman" w:cs="Times New Roman"/>
           <w:sz w:val="24"/>
           <w:szCs w:val="24"/>
-        </w:rPr>
-        <w:t xml:space="preserve"> </w:t>
-      </w:r>
-      <w:proofErr w:type="spellStart"/>
-      <w:r>
-        <w:rPr>
-          <w:rFonts w:ascii="Times New Roman" w:eastAsia="Times New Roman" w:hAnsi="Times New Roman" w:cs="Times New Roman"/>
-          <w:sz w:val="24"/>
-          <w:szCs w:val="24"/>
+          <w:highlight w:val="yellow"/>
+        </w:rPr>
+        <w:t xml:space="preserve"> </w:t>
+      </w:r>
+      <w:proofErr w:type="spellStart"/>
+      <w:r>
+        <w:rPr>
+          <w:rFonts w:ascii="Times New Roman" w:eastAsia="Times New Roman" w:hAnsi="Times New Roman" w:cs="Times New Roman"/>
+          <w:sz w:val="24"/>
+          <w:szCs w:val="24"/>
+          <w:highlight w:val="yellow"/>
         </w:rPr>
         <w:t>nhật</w:t>
       </w:r>
@@ -4076,6 +4393,7 @@
           <w:rFonts w:ascii="Times New Roman" w:eastAsia="Times New Roman" w:hAnsi="Times New Roman" w:cs="Times New Roman"/>
           <w:sz w:val="24"/>
           <w:szCs w:val="24"/>
+          <w:highlight w:val="yellow"/>
         </w:rPr>
         <w:t xml:space="preserve"> firmware. </w:t>
       </w:r>
@@ -4085,6 +4403,7 @@
           <w:rFonts w:ascii="Times New Roman" w:eastAsia="Times New Roman" w:hAnsi="Times New Roman" w:cs="Times New Roman"/>
           <w:sz w:val="24"/>
           <w:szCs w:val="24"/>
+          <w:highlight w:val="yellow"/>
         </w:rPr>
         <w:t>Có</w:t>
       </w:r>
@@ -4094,15 +4413,17 @@
           <w:rFonts w:ascii="Times New Roman" w:eastAsia="Times New Roman" w:hAnsi="Times New Roman" w:cs="Times New Roman"/>
           <w:sz w:val="24"/>
           <w:szCs w:val="24"/>
-        </w:rPr>
-        <w:t xml:space="preserve"> </w:t>
-      </w:r>
-      <w:proofErr w:type="spellStart"/>
-      <w:r>
-        <w:rPr>
-          <w:rFonts w:ascii="Times New Roman" w:eastAsia="Times New Roman" w:hAnsi="Times New Roman" w:cs="Times New Roman"/>
-          <w:sz w:val="24"/>
-          <w:szCs w:val="24"/>
+          <w:highlight w:val="yellow"/>
+        </w:rPr>
+        <w:t xml:space="preserve"> </w:t>
+      </w:r>
+      <w:proofErr w:type="spellStart"/>
+      <w:r>
+        <w:rPr>
+          <w:rFonts w:ascii="Times New Roman" w:eastAsia="Times New Roman" w:hAnsi="Times New Roman" w:cs="Times New Roman"/>
+          <w:sz w:val="24"/>
+          <w:szCs w:val="24"/>
+          <w:highlight w:val="yellow"/>
         </w:rPr>
         <w:t>lênh</w:t>
       </w:r>
@@ -4112,15 +4433,17 @@
           <w:rFonts w:ascii="Times New Roman" w:eastAsia="Times New Roman" w:hAnsi="Times New Roman" w:cs="Times New Roman"/>
           <w:sz w:val="24"/>
           <w:szCs w:val="24"/>
-        </w:rPr>
-        <w:t xml:space="preserve"> </w:t>
-      </w:r>
-      <w:proofErr w:type="spellStart"/>
-      <w:r>
-        <w:rPr>
-          <w:rFonts w:ascii="Times New Roman" w:eastAsia="Times New Roman" w:hAnsi="Times New Roman" w:cs="Times New Roman"/>
-          <w:sz w:val="24"/>
-          <w:szCs w:val="24"/>
+          <w:highlight w:val="yellow"/>
+        </w:rPr>
+        <w:t xml:space="preserve"> </w:t>
+      </w:r>
+      <w:proofErr w:type="spellStart"/>
+      <w:r>
+        <w:rPr>
+          <w:rFonts w:ascii="Times New Roman" w:eastAsia="Times New Roman" w:hAnsi="Times New Roman" w:cs="Times New Roman"/>
+          <w:sz w:val="24"/>
+          <w:szCs w:val="24"/>
+          <w:highlight w:val="yellow"/>
         </w:rPr>
         <w:t>sẽ</w:t>
       </w:r>
@@ -4130,6 +4453,7 @@
           <w:rFonts w:ascii="Times New Roman" w:eastAsia="Times New Roman" w:hAnsi="Times New Roman" w:cs="Times New Roman"/>
           <w:sz w:val="24"/>
           <w:szCs w:val="24"/>
+          <w:highlight w:val="yellow"/>
         </w:rPr>
         <w:t xml:space="preserve"> bao </w:t>
       </w:r>
@@ -4139,6 +4463,7 @@
           <w:rFonts w:ascii="Times New Roman" w:eastAsia="Times New Roman" w:hAnsi="Times New Roman" w:cs="Times New Roman"/>
           <w:sz w:val="24"/>
           <w:szCs w:val="24"/>
+          <w:highlight w:val="yellow"/>
         </w:rPr>
         <w:t>gồm</w:t>
       </w:r>
@@ -4148,6 +4473,7 @@
           <w:rFonts w:ascii="Times New Roman" w:eastAsia="Times New Roman" w:hAnsi="Times New Roman" w:cs="Times New Roman"/>
           <w:sz w:val="24"/>
           <w:szCs w:val="24"/>
+          <w:highlight w:val="yellow"/>
         </w:rPr>
         <w:t xml:space="preserve">: </w:t>
       </w:r>
@@ -4157,6 +4483,7 @@
           <w:rFonts w:ascii="Times New Roman" w:eastAsia="Times New Roman" w:hAnsi="Times New Roman" w:cs="Times New Roman"/>
           <w:sz w:val="24"/>
           <w:szCs w:val="24"/>
+          <w:highlight w:val="yellow"/>
         </w:rPr>
         <w:t>lệnh</w:t>
       </w:r>
@@ -4166,9 +4493,3017 @@
           <w:rFonts w:ascii="Times New Roman" w:eastAsia="Times New Roman" w:hAnsi="Times New Roman" w:cs="Times New Roman"/>
           <w:sz w:val="24"/>
           <w:szCs w:val="24"/>
+          <w:highlight w:val="yellow"/>
         </w:rPr>
         <w:t xml:space="preserve"> PING, READ, WRITE.</w:t>
       </w:r>
+    </w:p>
+    <w:p>
+      <w:pPr>
+        <w:rPr>
+          <w:rFonts w:ascii="Times New Roman" w:eastAsia="Times New Roman" w:hAnsi="Times New Roman" w:cs="Times New Roman"/>
+          <w:sz w:val="24"/>
+          <w:szCs w:val="24"/>
+          <w:lang w:val="en-GB"/>
+        </w:rPr>
+      </w:pPr>
+      <w:r>
+        <w:rPr>
+          <w:rFonts w:ascii="Times New Roman" w:eastAsia="Times New Roman" w:hAnsi="Times New Roman" w:cs="Times New Roman"/>
+          <w:sz w:val="24"/>
+          <w:szCs w:val="24"/>
+          <w:lang w:val="en-GB"/>
+        </w:rPr>
+        <w:t xml:space="preserve">Project </w:t>
+      </w:r>
+      <w:proofErr w:type="spellStart"/>
+      <w:r>
+        <w:rPr>
+          <w:rFonts w:ascii="Times New Roman" w:eastAsia="Times New Roman" w:hAnsi="Times New Roman" w:cs="Times New Roman"/>
+          <w:sz w:val="24"/>
+          <w:szCs w:val="24"/>
+          <w:lang w:val="en-GB"/>
+        </w:rPr>
+        <w:t>của</w:t>
+      </w:r>
+      <w:proofErr w:type="spellEnd"/>
+      <w:r>
+        <w:rPr>
+          <w:rFonts w:ascii="Times New Roman" w:eastAsia="Times New Roman" w:hAnsi="Times New Roman" w:cs="Times New Roman"/>
+          <w:sz w:val="24"/>
+          <w:szCs w:val="24"/>
+          <w:lang w:val="en-GB"/>
+        </w:rPr>
+        <w:t xml:space="preserve"> </w:t>
+      </w:r>
+      <w:proofErr w:type="spellStart"/>
+      <w:r>
+        <w:rPr>
+          <w:rFonts w:ascii="Times New Roman" w:eastAsia="Times New Roman" w:hAnsi="Times New Roman" w:cs="Times New Roman"/>
+          <w:sz w:val="24"/>
+          <w:szCs w:val="24"/>
+          <w:lang w:val="en-GB"/>
+        </w:rPr>
+        <w:t>em</w:t>
+      </w:r>
+      <w:proofErr w:type="spellEnd"/>
+      <w:r>
+        <w:rPr>
+          <w:rFonts w:ascii="Times New Roman" w:eastAsia="Times New Roman" w:hAnsi="Times New Roman" w:cs="Times New Roman"/>
+          <w:sz w:val="24"/>
+          <w:szCs w:val="24"/>
+          <w:lang w:val="en-GB"/>
+        </w:rPr>
+        <w:t xml:space="preserve"> </w:t>
+      </w:r>
+      <w:proofErr w:type="spellStart"/>
+      <w:r>
+        <w:rPr>
+          <w:rFonts w:ascii="Times New Roman" w:eastAsia="Times New Roman" w:hAnsi="Times New Roman" w:cs="Times New Roman"/>
+          <w:sz w:val="24"/>
+          <w:szCs w:val="24"/>
+          <w:lang w:val="en-GB"/>
+        </w:rPr>
+        <w:t>là</w:t>
+      </w:r>
+      <w:proofErr w:type="spellEnd"/>
+      <w:r>
+        <w:rPr>
+          <w:rFonts w:ascii="Times New Roman" w:eastAsia="Times New Roman" w:hAnsi="Times New Roman" w:cs="Times New Roman"/>
+          <w:sz w:val="24"/>
+          <w:szCs w:val="24"/>
+          <w:lang w:val="en-GB"/>
+        </w:rPr>
+        <w:t xml:space="preserve"> </w:t>
+      </w:r>
+      <w:proofErr w:type="spellStart"/>
+      <w:r>
+        <w:rPr>
+          <w:rFonts w:ascii="Times New Roman" w:eastAsia="Times New Roman" w:hAnsi="Times New Roman" w:cs="Times New Roman"/>
+          <w:sz w:val="24"/>
+          <w:szCs w:val="24"/>
+          <w:lang w:val="en-GB"/>
+        </w:rPr>
+        <w:t>xây</w:t>
+      </w:r>
+      <w:proofErr w:type="spellEnd"/>
+      <w:r>
+        <w:rPr>
+          <w:rFonts w:ascii="Times New Roman" w:eastAsia="Times New Roman" w:hAnsi="Times New Roman" w:cs="Times New Roman"/>
+          <w:sz w:val="24"/>
+          <w:szCs w:val="24"/>
+          <w:lang w:val="en-GB"/>
+        </w:rPr>
+        <w:t xml:space="preserve"> </w:t>
+      </w:r>
+      <w:proofErr w:type="spellStart"/>
+      <w:r>
+        <w:rPr>
+          <w:rFonts w:ascii="Times New Roman" w:eastAsia="Times New Roman" w:hAnsi="Times New Roman" w:cs="Times New Roman"/>
+          <w:sz w:val="24"/>
+          <w:szCs w:val="24"/>
+          <w:lang w:val="en-GB"/>
+        </w:rPr>
+        <w:t>dựng</w:t>
+      </w:r>
+      <w:proofErr w:type="spellEnd"/>
+      <w:r>
+        <w:rPr>
+          <w:rFonts w:ascii="Times New Roman" w:eastAsia="Times New Roman" w:hAnsi="Times New Roman" w:cs="Times New Roman"/>
+          <w:sz w:val="24"/>
+          <w:szCs w:val="24"/>
+          <w:lang w:val="en-GB"/>
+        </w:rPr>
+        <w:t xml:space="preserve"> </w:t>
+      </w:r>
+      <w:proofErr w:type="spellStart"/>
+      <w:r>
+        <w:rPr>
+          <w:rFonts w:ascii="Times New Roman" w:eastAsia="Times New Roman" w:hAnsi="Times New Roman" w:cs="Times New Roman"/>
+          <w:sz w:val="24"/>
+          <w:szCs w:val="24"/>
+          <w:lang w:val="en-GB"/>
+        </w:rPr>
+        <w:t>một</w:t>
+      </w:r>
+      <w:proofErr w:type="spellEnd"/>
+      <w:r>
+        <w:rPr>
+          <w:rFonts w:ascii="Times New Roman" w:eastAsia="Times New Roman" w:hAnsi="Times New Roman" w:cs="Times New Roman"/>
+          <w:sz w:val="24"/>
+          <w:szCs w:val="24"/>
+          <w:lang w:val="en-GB"/>
+        </w:rPr>
+        <w:t xml:space="preserve"> Bootloader </w:t>
+      </w:r>
+      <w:proofErr w:type="spellStart"/>
+      <w:r>
+        <w:rPr>
+          <w:rFonts w:ascii="Times New Roman" w:eastAsia="Times New Roman" w:hAnsi="Times New Roman" w:cs="Times New Roman"/>
+          <w:sz w:val="24"/>
+          <w:szCs w:val="24"/>
+          <w:lang w:val="en-GB"/>
+        </w:rPr>
+        <w:t>cho</w:t>
+      </w:r>
+      <w:proofErr w:type="spellEnd"/>
+      <w:r>
+        <w:rPr>
+          <w:rFonts w:ascii="Times New Roman" w:eastAsia="Times New Roman" w:hAnsi="Times New Roman" w:cs="Times New Roman"/>
+          <w:sz w:val="24"/>
+          <w:szCs w:val="24"/>
+          <w:lang w:val="en-GB"/>
+        </w:rPr>
+        <w:t xml:space="preserve"> vi </w:t>
+      </w:r>
+      <w:proofErr w:type="spellStart"/>
+      <w:r>
+        <w:rPr>
+          <w:rFonts w:ascii="Times New Roman" w:eastAsia="Times New Roman" w:hAnsi="Times New Roman" w:cs="Times New Roman"/>
+          <w:sz w:val="24"/>
+          <w:szCs w:val="24"/>
+          <w:lang w:val="en-GB"/>
+        </w:rPr>
+        <w:t>điều</w:t>
+      </w:r>
+      <w:proofErr w:type="spellEnd"/>
+      <w:r>
+        <w:rPr>
+          <w:rFonts w:ascii="Times New Roman" w:eastAsia="Times New Roman" w:hAnsi="Times New Roman" w:cs="Times New Roman"/>
+          <w:sz w:val="24"/>
+          <w:szCs w:val="24"/>
+          <w:lang w:val="en-GB"/>
+        </w:rPr>
+        <w:t xml:space="preserve"> </w:t>
+      </w:r>
+      <w:proofErr w:type="spellStart"/>
+      <w:r>
+        <w:rPr>
+          <w:rFonts w:ascii="Times New Roman" w:eastAsia="Times New Roman" w:hAnsi="Times New Roman" w:cs="Times New Roman"/>
+          <w:sz w:val="24"/>
+          <w:szCs w:val="24"/>
+          <w:lang w:val="en-GB"/>
+        </w:rPr>
+        <w:t>khiển</w:t>
+      </w:r>
+      <w:proofErr w:type="spellEnd"/>
+      <w:r>
+        <w:rPr>
+          <w:rFonts w:ascii="Times New Roman" w:eastAsia="Times New Roman" w:hAnsi="Times New Roman" w:cs="Times New Roman"/>
+          <w:sz w:val="24"/>
+          <w:szCs w:val="24"/>
+          <w:lang w:val="en-GB"/>
+        </w:rPr>
+        <w:t xml:space="preserve">. </w:t>
+      </w:r>
+      <w:proofErr w:type="spellStart"/>
+      <w:r>
+        <w:rPr>
+          <w:rFonts w:ascii="Times New Roman" w:eastAsia="Times New Roman" w:hAnsi="Times New Roman" w:cs="Times New Roman"/>
+          <w:sz w:val="24"/>
+          <w:szCs w:val="24"/>
+          <w:lang w:val="en-GB"/>
+        </w:rPr>
+        <w:t>Mục</w:t>
+      </w:r>
+      <w:proofErr w:type="spellEnd"/>
+      <w:r>
+        <w:rPr>
+          <w:rFonts w:ascii="Times New Roman" w:eastAsia="Times New Roman" w:hAnsi="Times New Roman" w:cs="Times New Roman"/>
+          <w:sz w:val="24"/>
+          <w:szCs w:val="24"/>
+          <w:lang w:val="en-GB"/>
+        </w:rPr>
+        <w:t xml:space="preserve"> </w:t>
+      </w:r>
+      <w:proofErr w:type="spellStart"/>
+      <w:r>
+        <w:rPr>
+          <w:rFonts w:ascii="Times New Roman" w:eastAsia="Times New Roman" w:hAnsi="Times New Roman" w:cs="Times New Roman"/>
+          <w:sz w:val="24"/>
+          <w:szCs w:val="24"/>
+          <w:lang w:val="en-GB"/>
+        </w:rPr>
+        <w:t>đích</w:t>
+      </w:r>
+      <w:proofErr w:type="spellEnd"/>
+      <w:r>
+        <w:rPr>
+          <w:rFonts w:ascii="Times New Roman" w:eastAsia="Times New Roman" w:hAnsi="Times New Roman" w:cs="Times New Roman"/>
+          <w:sz w:val="24"/>
+          <w:szCs w:val="24"/>
+          <w:lang w:val="en-GB"/>
+        </w:rPr>
+        <w:t xml:space="preserve"> </w:t>
+      </w:r>
+      <w:proofErr w:type="spellStart"/>
+      <w:r>
+        <w:rPr>
+          <w:rFonts w:ascii="Times New Roman" w:eastAsia="Times New Roman" w:hAnsi="Times New Roman" w:cs="Times New Roman"/>
+          <w:sz w:val="24"/>
+          <w:szCs w:val="24"/>
+          <w:lang w:val="en-GB"/>
+        </w:rPr>
+        <w:t>của</w:t>
+      </w:r>
+      <w:proofErr w:type="spellEnd"/>
+      <w:r>
+        <w:rPr>
+          <w:rFonts w:ascii="Times New Roman" w:eastAsia="Times New Roman" w:hAnsi="Times New Roman" w:cs="Times New Roman"/>
+          <w:sz w:val="24"/>
+          <w:szCs w:val="24"/>
+          <w:lang w:val="en-GB"/>
+        </w:rPr>
+        <w:t xml:space="preserve"> Bootloader </w:t>
+      </w:r>
+      <w:proofErr w:type="spellStart"/>
+      <w:r>
+        <w:rPr>
+          <w:rFonts w:ascii="Times New Roman" w:eastAsia="Times New Roman" w:hAnsi="Times New Roman" w:cs="Times New Roman"/>
+          <w:sz w:val="24"/>
+          <w:szCs w:val="24"/>
+          <w:lang w:val="en-GB"/>
+        </w:rPr>
+        <w:t>là</w:t>
+      </w:r>
+      <w:proofErr w:type="spellEnd"/>
+      <w:r>
+        <w:rPr>
+          <w:rFonts w:ascii="Times New Roman" w:eastAsia="Times New Roman" w:hAnsi="Times New Roman" w:cs="Times New Roman"/>
+          <w:sz w:val="24"/>
+          <w:szCs w:val="24"/>
+          <w:lang w:val="en-GB"/>
+        </w:rPr>
+        <w:t xml:space="preserve"> </w:t>
+      </w:r>
+      <w:proofErr w:type="spellStart"/>
+      <w:r>
+        <w:rPr>
+          <w:rFonts w:ascii="Times New Roman" w:eastAsia="Times New Roman" w:hAnsi="Times New Roman" w:cs="Times New Roman"/>
+          <w:sz w:val="24"/>
+          <w:szCs w:val="24"/>
+          <w:lang w:val="en-GB"/>
+        </w:rPr>
+        <w:t>cho</w:t>
+      </w:r>
+      <w:proofErr w:type="spellEnd"/>
+      <w:r>
+        <w:rPr>
+          <w:rFonts w:ascii="Times New Roman" w:eastAsia="Times New Roman" w:hAnsi="Times New Roman" w:cs="Times New Roman"/>
+          <w:sz w:val="24"/>
+          <w:szCs w:val="24"/>
+          <w:lang w:val="en-GB"/>
+        </w:rPr>
+        <w:t xml:space="preserve"> </w:t>
+      </w:r>
+      <w:proofErr w:type="spellStart"/>
+      <w:r>
+        <w:rPr>
+          <w:rFonts w:ascii="Times New Roman" w:eastAsia="Times New Roman" w:hAnsi="Times New Roman" w:cs="Times New Roman"/>
+          <w:sz w:val="24"/>
+          <w:szCs w:val="24"/>
+          <w:lang w:val="en-GB"/>
+        </w:rPr>
+        <w:t>phép</w:t>
+      </w:r>
+      <w:proofErr w:type="spellEnd"/>
+      <w:r>
+        <w:rPr>
+          <w:rFonts w:ascii="Times New Roman" w:eastAsia="Times New Roman" w:hAnsi="Times New Roman" w:cs="Times New Roman"/>
+          <w:sz w:val="24"/>
+          <w:szCs w:val="24"/>
+          <w:lang w:val="en-GB"/>
+        </w:rPr>
+        <w:t xml:space="preserve"> </w:t>
+      </w:r>
+      <w:proofErr w:type="spellStart"/>
+      <w:r>
+        <w:rPr>
+          <w:rFonts w:ascii="Times New Roman" w:eastAsia="Times New Roman" w:hAnsi="Times New Roman" w:cs="Times New Roman"/>
+          <w:sz w:val="24"/>
+          <w:szCs w:val="24"/>
+          <w:lang w:val="en-GB"/>
+        </w:rPr>
+        <w:t>cập</w:t>
+      </w:r>
+      <w:proofErr w:type="spellEnd"/>
+      <w:r>
+        <w:rPr>
+          <w:rFonts w:ascii="Times New Roman" w:eastAsia="Times New Roman" w:hAnsi="Times New Roman" w:cs="Times New Roman"/>
+          <w:sz w:val="24"/>
+          <w:szCs w:val="24"/>
+          <w:lang w:val="en-GB"/>
+        </w:rPr>
+        <w:t xml:space="preserve"> </w:t>
+      </w:r>
+      <w:proofErr w:type="spellStart"/>
+      <w:r>
+        <w:rPr>
+          <w:rFonts w:ascii="Times New Roman" w:eastAsia="Times New Roman" w:hAnsi="Times New Roman" w:cs="Times New Roman"/>
+          <w:sz w:val="24"/>
+          <w:szCs w:val="24"/>
+          <w:lang w:val="en-GB"/>
+        </w:rPr>
+        <w:t>nhật</w:t>
+      </w:r>
+      <w:proofErr w:type="spellEnd"/>
+      <w:r>
+        <w:rPr>
+          <w:rFonts w:ascii="Times New Roman" w:eastAsia="Times New Roman" w:hAnsi="Times New Roman" w:cs="Times New Roman"/>
+          <w:sz w:val="24"/>
+          <w:szCs w:val="24"/>
+          <w:lang w:val="en-GB"/>
+        </w:rPr>
+        <w:t xml:space="preserve"> firmware </w:t>
+      </w:r>
+      <w:proofErr w:type="spellStart"/>
+      <w:r>
+        <w:rPr>
+          <w:rFonts w:ascii="Times New Roman" w:eastAsia="Times New Roman" w:hAnsi="Times New Roman" w:cs="Times New Roman"/>
+          <w:sz w:val="24"/>
+          <w:szCs w:val="24"/>
+          <w:lang w:val="en-GB"/>
+        </w:rPr>
+        <w:t>sau</w:t>
+      </w:r>
+      <w:proofErr w:type="spellEnd"/>
+      <w:r>
+        <w:rPr>
+          <w:rFonts w:ascii="Times New Roman" w:eastAsia="Times New Roman" w:hAnsi="Times New Roman" w:cs="Times New Roman"/>
+          <w:sz w:val="24"/>
+          <w:szCs w:val="24"/>
+          <w:lang w:val="en-GB"/>
+        </w:rPr>
+        <w:t xml:space="preserve"> </w:t>
+      </w:r>
+      <w:proofErr w:type="spellStart"/>
+      <w:r>
+        <w:rPr>
+          <w:rFonts w:ascii="Times New Roman" w:eastAsia="Times New Roman" w:hAnsi="Times New Roman" w:cs="Times New Roman"/>
+          <w:sz w:val="24"/>
+          <w:szCs w:val="24"/>
+          <w:lang w:val="en-GB"/>
+        </w:rPr>
+        <w:t>khi</w:t>
+      </w:r>
+      <w:proofErr w:type="spellEnd"/>
+      <w:r>
+        <w:rPr>
+          <w:rFonts w:ascii="Times New Roman" w:eastAsia="Times New Roman" w:hAnsi="Times New Roman" w:cs="Times New Roman"/>
+          <w:sz w:val="24"/>
+          <w:szCs w:val="24"/>
+          <w:lang w:val="en-GB"/>
+        </w:rPr>
+        <w:t xml:space="preserve"> </w:t>
+      </w:r>
+      <w:proofErr w:type="spellStart"/>
+      <w:r>
+        <w:rPr>
+          <w:rFonts w:ascii="Times New Roman" w:eastAsia="Times New Roman" w:hAnsi="Times New Roman" w:cs="Times New Roman"/>
+          <w:sz w:val="24"/>
+          <w:szCs w:val="24"/>
+          <w:lang w:val="en-GB"/>
+        </w:rPr>
+        <w:t>thiết</w:t>
+      </w:r>
+      <w:proofErr w:type="spellEnd"/>
+      <w:r>
+        <w:rPr>
+          <w:rFonts w:ascii="Times New Roman" w:eastAsia="Times New Roman" w:hAnsi="Times New Roman" w:cs="Times New Roman"/>
+          <w:sz w:val="24"/>
+          <w:szCs w:val="24"/>
+          <w:lang w:val="en-GB"/>
+        </w:rPr>
+        <w:t xml:space="preserve"> </w:t>
+      </w:r>
+      <w:proofErr w:type="spellStart"/>
+      <w:r>
+        <w:rPr>
+          <w:rFonts w:ascii="Times New Roman" w:eastAsia="Times New Roman" w:hAnsi="Times New Roman" w:cs="Times New Roman"/>
+          <w:sz w:val="24"/>
+          <w:szCs w:val="24"/>
+          <w:lang w:val="en-GB"/>
+        </w:rPr>
+        <w:t>bị</w:t>
+      </w:r>
+      <w:proofErr w:type="spellEnd"/>
+      <w:r>
+        <w:rPr>
+          <w:rFonts w:ascii="Times New Roman" w:eastAsia="Times New Roman" w:hAnsi="Times New Roman" w:cs="Times New Roman"/>
+          <w:sz w:val="24"/>
+          <w:szCs w:val="24"/>
+          <w:lang w:val="en-GB"/>
+        </w:rPr>
+        <w:t xml:space="preserve"> </w:t>
+      </w:r>
+      <w:proofErr w:type="spellStart"/>
+      <w:r>
+        <w:rPr>
+          <w:rFonts w:ascii="Times New Roman" w:eastAsia="Times New Roman" w:hAnsi="Times New Roman" w:cs="Times New Roman"/>
+          <w:sz w:val="24"/>
+          <w:szCs w:val="24"/>
+          <w:lang w:val="en-GB"/>
+        </w:rPr>
+        <w:t>đã</w:t>
+      </w:r>
+      <w:proofErr w:type="spellEnd"/>
+      <w:r>
+        <w:rPr>
+          <w:rFonts w:ascii="Times New Roman" w:eastAsia="Times New Roman" w:hAnsi="Times New Roman" w:cs="Times New Roman"/>
+          <w:sz w:val="24"/>
+          <w:szCs w:val="24"/>
+          <w:lang w:val="en-GB"/>
+        </w:rPr>
+        <w:t xml:space="preserve"> </w:t>
+      </w:r>
+      <w:proofErr w:type="spellStart"/>
+      <w:r>
+        <w:rPr>
+          <w:rFonts w:ascii="Times New Roman" w:eastAsia="Times New Roman" w:hAnsi="Times New Roman" w:cs="Times New Roman"/>
+          <w:sz w:val="24"/>
+          <w:szCs w:val="24"/>
+          <w:lang w:val="en-GB"/>
+        </w:rPr>
+        <w:t>được</w:t>
+      </w:r>
+      <w:proofErr w:type="spellEnd"/>
+      <w:r>
+        <w:rPr>
+          <w:rFonts w:ascii="Times New Roman" w:eastAsia="Times New Roman" w:hAnsi="Times New Roman" w:cs="Times New Roman"/>
+          <w:sz w:val="24"/>
+          <w:szCs w:val="24"/>
+          <w:lang w:val="en-GB"/>
+        </w:rPr>
+        <w:t xml:space="preserve"> </w:t>
+      </w:r>
+      <w:proofErr w:type="spellStart"/>
+      <w:r>
+        <w:rPr>
+          <w:rFonts w:ascii="Times New Roman" w:eastAsia="Times New Roman" w:hAnsi="Times New Roman" w:cs="Times New Roman"/>
+          <w:sz w:val="24"/>
+          <w:szCs w:val="24"/>
+          <w:lang w:val="en-GB"/>
+        </w:rPr>
+        <w:t>triển</w:t>
+      </w:r>
+      <w:proofErr w:type="spellEnd"/>
+      <w:r>
+        <w:rPr>
+          <w:rFonts w:ascii="Times New Roman" w:eastAsia="Times New Roman" w:hAnsi="Times New Roman" w:cs="Times New Roman"/>
+          <w:sz w:val="24"/>
+          <w:szCs w:val="24"/>
+          <w:lang w:val="en-GB"/>
+        </w:rPr>
+        <w:t xml:space="preserve"> </w:t>
+      </w:r>
+      <w:proofErr w:type="spellStart"/>
+      <w:r>
+        <w:rPr>
+          <w:rFonts w:ascii="Times New Roman" w:eastAsia="Times New Roman" w:hAnsi="Times New Roman" w:cs="Times New Roman"/>
+          <w:sz w:val="24"/>
+          <w:szCs w:val="24"/>
+          <w:lang w:val="en-GB"/>
+        </w:rPr>
+        <w:t>khai</w:t>
+      </w:r>
+      <w:proofErr w:type="spellEnd"/>
+      <w:r>
+        <w:rPr>
+          <w:rFonts w:ascii="Times New Roman" w:eastAsia="Times New Roman" w:hAnsi="Times New Roman" w:cs="Times New Roman"/>
+          <w:sz w:val="24"/>
+          <w:szCs w:val="24"/>
+          <w:lang w:val="en-GB"/>
+        </w:rPr>
+        <w:t xml:space="preserve"> </w:t>
+      </w:r>
+      <w:proofErr w:type="spellStart"/>
+      <w:r>
+        <w:rPr>
+          <w:rFonts w:ascii="Times New Roman" w:eastAsia="Times New Roman" w:hAnsi="Times New Roman" w:cs="Times New Roman"/>
+          <w:sz w:val="24"/>
+          <w:szCs w:val="24"/>
+          <w:lang w:val="en-GB"/>
+        </w:rPr>
+        <w:t>ngoài</w:t>
+      </w:r>
+      <w:proofErr w:type="spellEnd"/>
+      <w:r>
+        <w:rPr>
+          <w:rFonts w:ascii="Times New Roman" w:eastAsia="Times New Roman" w:hAnsi="Times New Roman" w:cs="Times New Roman"/>
+          <w:sz w:val="24"/>
+          <w:szCs w:val="24"/>
+          <w:lang w:val="en-GB"/>
+        </w:rPr>
+        <w:t xml:space="preserve"> </w:t>
+      </w:r>
+      <w:proofErr w:type="spellStart"/>
+      <w:r>
+        <w:rPr>
+          <w:rFonts w:ascii="Times New Roman" w:eastAsia="Times New Roman" w:hAnsi="Times New Roman" w:cs="Times New Roman"/>
+          <w:sz w:val="24"/>
+          <w:szCs w:val="24"/>
+          <w:lang w:val="en-GB"/>
+        </w:rPr>
+        <w:t>thực</w:t>
+      </w:r>
+      <w:proofErr w:type="spellEnd"/>
+      <w:r>
+        <w:rPr>
+          <w:rFonts w:ascii="Times New Roman" w:eastAsia="Times New Roman" w:hAnsi="Times New Roman" w:cs="Times New Roman"/>
+          <w:sz w:val="24"/>
+          <w:szCs w:val="24"/>
+          <w:lang w:val="en-GB"/>
+        </w:rPr>
+        <w:t xml:space="preserve"> </w:t>
+      </w:r>
+      <w:proofErr w:type="spellStart"/>
+      <w:r>
+        <w:rPr>
+          <w:rFonts w:ascii="Times New Roman" w:eastAsia="Times New Roman" w:hAnsi="Times New Roman" w:cs="Times New Roman"/>
+          <w:sz w:val="24"/>
+          <w:szCs w:val="24"/>
+          <w:lang w:val="en-GB"/>
+        </w:rPr>
+        <w:t>tế</w:t>
+      </w:r>
+      <w:proofErr w:type="spellEnd"/>
+      <w:r>
+        <w:rPr>
+          <w:rFonts w:ascii="Times New Roman" w:eastAsia="Times New Roman" w:hAnsi="Times New Roman" w:cs="Times New Roman"/>
+          <w:sz w:val="24"/>
+          <w:szCs w:val="24"/>
+          <w:lang w:val="en-GB"/>
+        </w:rPr>
+        <w:t xml:space="preserve"> </w:t>
+      </w:r>
+      <w:proofErr w:type="spellStart"/>
+      <w:r>
+        <w:rPr>
+          <w:rFonts w:ascii="Times New Roman" w:eastAsia="Times New Roman" w:hAnsi="Times New Roman" w:cs="Times New Roman"/>
+          <w:sz w:val="24"/>
+          <w:szCs w:val="24"/>
+          <w:lang w:val="en-GB"/>
+        </w:rPr>
+        <w:t>mà</w:t>
+      </w:r>
+      <w:proofErr w:type="spellEnd"/>
+      <w:r>
+        <w:rPr>
+          <w:rFonts w:ascii="Times New Roman" w:eastAsia="Times New Roman" w:hAnsi="Times New Roman" w:cs="Times New Roman"/>
+          <w:sz w:val="24"/>
+          <w:szCs w:val="24"/>
+          <w:lang w:val="en-GB"/>
+        </w:rPr>
+        <w:t xml:space="preserve"> </w:t>
+      </w:r>
+      <w:proofErr w:type="spellStart"/>
+      <w:r>
+        <w:rPr>
+          <w:rFonts w:ascii="Times New Roman" w:eastAsia="Times New Roman" w:hAnsi="Times New Roman" w:cs="Times New Roman"/>
+          <w:sz w:val="24"/>
+          <w:szCs w:val="24"/>
+          <w:lang w:val="en-GB"/>
+        </w:rPr>
+        <w:t>không</w:t>
+      </w:r>
+      <w:proofErr w:type="spellEnd"/>
+      <w:r>
+        <w:rPr>
+          <w:rFonts w:ascii="Times New Roman" w:eastAsia="Times New Roman" w:hAnsi="Times New Roman" w:cs="Times New Roman"/>
+          <w:sz w:val="24"/>
+          <w:szCs w:val="24"/>
+          <w:lang w:val="en-GB"/>
+        </w:rPr>
+        <w:t xml:space="preserve"> </w:t>
+      </w:r>
+      <w:proofErr w:type="spellStart"/>
+      <w:r>
+        <w:rPr>
+          <w:rFonts w:ascii="Times New Roman" w:eastAsia="Times New Roman" w:hAnsi="Times New Roman" w:cs="Times New Roman"/>
+          <w:sz w:val="24"/>
+          <w:szCs w:val="24"/>
+          <w:lang w:val="en-GB"/>
+        </w:rPr>
+        <w:t>cần</w:t>
+      </w:r>
+      <w:proofErr w:type="spellEnd"/>
+      <w:r>
+        <w:rPr>
+          <w:rFonts w:ascii="Times New Roman" w:eastAsia="Times New Roman" w:hAnsi="Times New Roman" w:cs="Times New Roman"/>
+          <w:sz w:val="24"/>
+          <w:szCs w:val="24"/>
+          <w:lang w:val="en-GB"/>
+        </w:rPr>
+        <w:t xml:space="preserve"> </w:t>
+      </w:r>
+      <w:proofErr w:type="spellStart"/>
+      <w:r>
+        <w:rPr>
+          <w:rFonts w:ascii="Times New Roman" w:eastAsia="Times New Roman" w:hAnsi="Times New Roman" w:cs="Times New Roman"/>
+          <w:sz w:val="24"/>
+          <w:szCs w:val="24"/>
+          <w:lang w:val="en-GB"/>
+        </w:rPr>
+        <w:t>sử</w:t>
+      </w:r>
+      <w:proofErr w:type="spellEnd"/>
+      <w:r>
+        <w:rPr>
+          <w:rFonts w:ascii="Times New Roman" w:eastAsia="Times New Roman" w:hAnsi="Times New Roman" w:cs="Times New Roman"/>
+          <w:sz w:val="24"/>
+          <w:szCs w:val="24"/>
+          <w:lang w:val="en-GB"/>
+        </w:rPr>
+        <w:t xml:space="preserve"> </w:t>
+      </w:r>
+      <w:proofErr w:type="spellStart"/>
+      <w:r>
+        <w:rPr>
+          <w:rFonts w:ascii="Times New Roman" w:eastAsia="Times New Roman" w:hAnsi="Times New Roman" w:cs="Times New Roman"/>
+          <w:sz w:val="24"/>
+          <w:szCs w:val="24"/>
+          <w:lang w:val="en-GB"/>
+        </w:rPr>
+        <w:t>dụng</w:t>
+      </w:r>
+      <w:proofErr w:type="spellEnd"/>
+      <w:r>
+        <w:rPr>
+          <w:rFonts w:ascii="Times New Roman" w:eastAsia="Times New Roman" w:hAnsi="Times New Roman" w:cs="Times New Roman"/>
+          <w:sz w:val="24"/>
+          <w:szCs w:val="24"/>
+          <w:lang w:val="en-GB"/>
+        </w:rPr>
+        <w:t xml:space="preserve"> debugger hay kit </w:t>
+      </w:r>
+      <w:proofErr w:type="spellStart"/>
+      <w:r>
+        <w:rPr>
+          <w:rFonts w:ascii="Times New Roman" w:eastAsia="Times New Roman" w:hAnsi="Times New Roman" w:cs="Times New Roman"/>
+          <w:sz w:val="24"/>
+          <w:szCs w:val="24"/>
+          <w:lang w:val="en-GB"/>
+        </w:rPr>
+        <w:t>nạp</w:t>
+      </w:r>
+      <w:proofErr w:type="spellEnd"/>
+      <w:r>
+        <w:rPr>
+          <w:rFonts w:ascii="Times New Roman" w:eastAsia="Times New Roman" w:hAnsi="Times New Roman" w:cs="Times New Roman"/>
+          <w:sz w:val="24"/>
+          <w:szCs w:val="24"/>
+          <w:lang w:val="en-GB"/>
+        </w:rPr>
+        <w:t>.</w:t>
+      </w:r>
+    </w:p>
+    <w:p>
+      <w:pPr>
+        <w:rPr>
+          <w:rFonts w:ascii="Times New Roman" w:eastAsia="Times New Roman" w:hAnsi="Times New Roman" w:cs="Times New Roman"/>
+          <w:sz w:val="24"/>
+          <w:szCs w:val="24"/>
+          <w:lang w:val="en-GB"/>
+        </w:rPr>
+      </w:pPr>
+      <w:r>
+        <w:rPr>
+          <w:rFonts w:ascii="Times New Roman" w:eastAsia="Times New Roman" w:hAnsi="Times New Roman" w:cs="Times New Roman"/>
+          <w:sz w:val="24"/>
+          <w:szCs w:val="24"/>
+          <w:lang w:val="en-GB"/>
+        </w:rPr>
+        <w:t xml:space="preserve">Thông </w:t>
+      </w:r>
+      <w:proofErr w:type="spellStart"/>
+      <w:r>
+        <w:rPr>
+          <w:rFonts w:ascii="Times New Roman" w:eastAsia="Times New Roman" w:hAnsi="Times New Roman" w:cs="Times New Roman"/>
+          <w:sz w:val="24"/>
+          <w:szCs w:val="24"/>
+          <w:lang w:val="en-GB"/>
+        </w:rPr>
+        <w:t>thường</w:t>
+      </w:r>
+      <w:proofErr w:type="spellEnd"/>
+      <w:r>
+        <w:rPr>
+          <w:rFonts w:ascii="Times New Roman" w:eastAsia="Times New Roman" w:hAnsi="Times New Roman" w:cs="Times New Roman"/>
+          <w:sz w:val="24"/>
+          <w:szCs w:val="24"/>
+          <w:lang w:val="en-GB"/>
+        </w:rPr>
+        <w:t xml:space="preserve">, Bootloader </w:t>
+      </w:r>
+      <w:proofErr w:type="spellStart"/>
+      <w:r>
+        <w:rPr>
+          <w:rFonts w:ascii="Times New Roman" w:eastAsia="Times New Roman" w:hAnsi="Times New Roman" w:cs="Times New Roman"/>
+          <w:sz w:val="24"/>
+          <w:szCs w:val="24"/>
+          <w:lang w:val="en-GB"/>
+        </w:rPr>
+        <w:t>có</w:t>
+      </w:r>
+      <w:proofErr w:type="spellEnd"/>
+      <w:r>
+        <w:rPr>
+          <w:rFonts w:ascii="Times New Roman" w:eastAsia="Times New Roman" w:hAnsi="Times New Roman" w:cs="Times New Roman"/>
+          <w:sz w:val="24"/>
+          <w:szCs w:val="24"/>
+          <w:lang w:val="en-GB"/>
+        </w:rPr>
+        <w:t xml:space="preserve"> </w:t>
+      </w:r>
+      <w:proofErr w:type="spellStart"/>
+      <w:r>
+        <w:rPr>
+          <w:rFonts w:ascii="Times New Roman" w:eastAsia="Times New Roman" w:hAnsi="Times New Roman" w:cs="Times New Roman"/>
+          <w:sz w:val="24"/>
+          <w:szCs w:val="24"/>
+          <w:lang w:val="en-GB"/>
+        </w:rPr>
+        <w:t>hai</w:t>
+      </w:r>
+      <w:proofErr w:type="spellEnd"/>
+      <w:r>
+        <w:rPr>
+          <w:rFonts w:ascii="Times New Roman" w:eastAsia="Times New Roman" w:hAnsi="Times New Roman" w:cs="Times New Roman"/>
+          <w:sz w:val="24"/>
+          <w:szCs w:val="24"/>
+          <w:lang w:val="en-GB"/>
+        </w:rPr>
+        <w:t xml:space="preserve"> </w:t>
+      </w:r>
+      <w:proofErr w:type="spellStart"/>
+      <w:r>
+        <w:rPr>
+          <w:rFonts w:ascii="Times New Roman" w:eastAsia="Times New Roman" w:hAnsi="Times New Roman" w:cs="Times New Roman"/>
+          <w:sz w:val="24"/>
+          <w:szCs w:val="24"/>
+          <w:lang w:val="en-GB"/>
+        </w:rPr>
+        <w:t>chức</w:t>
+      </w:r>
+      <w:proofErr w:type="spellEnd"/>
+      <w:r>
+        <w:rPr>
+          <w:rFonts w:ascii="Times New Roman" w:eastAsia="Times New Roman" w:hAnsi="Times New Roman" w:cs="Times New Roman"/>
+          <w:sz w:val="24"/>
+          <w:szCs w:val="24"/>
+          <w:lang w:val="en-GB"/>
+        </w:rPr>
+        <w:t xml:space="preserve"> </w:t>
+      </w:r>
+      <w:proofErr w:type="spellStart"/>
+      <w:r>
+        <w:rPr>
+          <w:rFonts w:ascii="Times New Roman" w:eastAsia="Times New Roman" w:hAnsi="Times New Roman" w:cs="Times New Roman"/>
+          <w:sz w:val="24"/>
+          <w:szCs w:val="24"/>
+          <w:lang w:val="en-GB"/>
+        </w:rPr>
+        <w:t>năng</w:t>
+      </w:r>
+      <w:proofErr w:type="spellEnd"/>
+      <w:r>
+        <w:rPr>
+          <w:rFonts w:ascii="Times New Roman" w:eastAsia="Times New Roman" w:hAnsi="Times New Roman" w:cs="Times New Roman"/>
+          <w:sz w:val="24"/>
+          <w:szCs w:val="24"/>
+          <w:lang w:val="en-GB"/>
+        </w:rPr>
+        <w:t xml:space="preserve"> </w:t>
+      </w:r>
+      <w:proofErr w:type="spellStart"/>
+      <w:r>
+        <w:rPr>
+          <w:rFonts w:ascii="Times New Roman" w:eastAsia="Times New Roman" w:hAnsi="Times New Roman" w:cs="Times New Roman"/>
+          <w:sz w:val="24"/>
+          <w:szCs w:val="24"/>
+          <w:lang w:val="en-GB"/>
+        </w:rPr>
+        <w:t>chính</w:t>
+      </w:r>
+      <w:proofErr w:type="spellEnd"/>
+      <w:r>
+        <w:rPr>
+          <w:rFonts w:ascii="Times New Roman" w:eastAsia="Times New Roman" w:hAnsi="Times New Roman" w:cs="Times New Roman"/>
+          <w:sz w:val="24"/>
+          <w:szCs w:val="24"/>
+          <w:lang w:val="en-GB"/>
+        </w:rPr>
+        <w:t xml:space="preserve">: </w:t>
+      </w:r>
+      <w:proofErr w:type="spellStart"/>
+      <w:r>
+        <w:rPr>
+          <w:rFonts w:ascii="Times New Roman" w:eastAsia="Times New Roman" w:hAnsi="Times New Roman" w:cs="Times New Roman"/>
+          <w:sz w:val="24"/>
+          <w:szCs w:val="24"/>
+          <w:lang w:val="en-GB"/>
+        </w:rPr>
+        <w:t>cập</w:t>
+      </w:r>
+      <w:proofErr w:type="spellEnd"/>
+      <w:r>
+        <w:rPr>
+          <w:rFonts w:ascii="Times New Roman" w:eastAsia="Times New Roman" w:hAnsi="Times New Roman" w:cs="Times New Roman"/>
+          <w:sz w:val="24"/>
+          <w:szCs w:val="24"/>
+          <w:lang w:val="en-GB"/>
+        </w:rPr>
+        <w:t xml:space="preserve"> </w:t>
+      </w:r>
+      <w:proofErr w:type="spellStart"/>
+      <w:r>
+        <w:rPr>
+          <w:rFonts w:ascii="Times New Roman" w:eastAsia="Times New Roman" w:hAnsi="Times New Roman" w:cs="Times New Roman"/>
+          <w:sz w:val="24"/>
+          <w:szCs w:val="24"/>
+          <w:lang w:val="en-GB"/>
+        </w:rPr>
+        <w:t>nhật</w:t>
+      </w:r>
+      <w:proofErr w:type="spellEnd"/>
+      <w:r>
+        <w:rPr>
+          <w:rFonts w:ascii="Times New Roman" w:eastAsia="Times New Roman" w:hAnsi="Times New Roman" w:cs="Times New Roman"/>
+          <w:sz w:val="24"/>
+          <w:szCs w:val="24"/>
+          <w:lang w:val="en-GB"/>
+        </w:rPr>
+        <w:t xml:space="preserve"> firmware </w:t>
+      </w:r>
+      <w:proofErr w:type="spellStart"/>
+      <w:r>
+        <w:rPr>
+          <w:rFonts w:ascii="Times New Roman" w:eastAsia="Times New Roman" w:hAnsi="Times New Roman" w:cs="Times New Roman"/>
+          <w:sz w:val="24"/>
+          <w:szCs w:val="24"/>
+          <w:lang w:val="en-GB"/>
+        </w:rPr>
+        <w:t>và</w:t>
+      </w:r>
+      <w:proofErr w:type="spellEnd"/>
+      <w:r>
+        <w:rPr>
+          <w:rFonts w:ascii="Times New Roman" w:eastAsia="Times New Roman" w:hAnsi="Times New Roman" w:cs="Times New Roman"/>
+          <w:sz w:val="24"/>
+          <w:szCs w:val="24"/>
+          <w:lang w:val="en-GB"/>
+        </w:rPr>
+        <w:t xml:space="preserve"> </w:t>
+      </w:r>
+      <w:proofErr w:type="spellStart"/>
+      <w:r>
+        <w:rPr>
+          <w:rFonts w:ascii="Times New Roman" w:eastAsia="Times New Roman" w:hAnsi="Times New Roman" w:cs="Times New Roman"/>
+          <w:sz w:val="24"/>
+          <w:szCs w:val="24"/>
+          <w:lang w:val="en-GB"/>
+        </w:rPr>
+        <w:t>đảm</w:t>
+      </w:r>
+      <w:proofErr w:type="spellEnd"/>
+      <w:r>
+        <w:rPr>
+          <w:rFonts w:ascii="Times New Roman" w:eastAsia="Times New Roman" w:hAnsi="Times New Roman" w:cs="Times New Roman"/>
+          <w:sz w:val="24"/>
+          <w:szCs w:val="24"/>
+          <w:lang w:val="en-GB"/>
+        </w:rPr>
+        <w:t xml:space="preserve"> </w:t>
+      </w:r>
+      <w:proofErr w:type="spellStart"/>
+      <w:r>
+        <w:rPr>
+          <w:rFonts w:ascii="Times New Roman" w:eastAsia="Times New Roman" w:hAnsi="Times New Roman" w:cs="Times New Roman"/>
+          <w:sz w:val="24"/>
+          <w:szCs w:val="24"/>
+          <w:lang w:val="en-GB"/>
+        </w:rPr>
+        <w:t>bảo</w:t>
+      </w:r>
+      <w:proofErr w:type="spellEnd"/>
+      <w:r>
+        <w:rPr>
+          <w:rFonts w:ascii="Times New Roman" w:eastAsia="Times New Roman" w:hAnsi="Times New Roman" w:cs="Times New Roman"/>
+          <w:sz w:val="24"/>
+          <w:szCs w:val="24"/>
+          <w:lang w:val="en-GB"/>
+        </w:rPr>
+        <w:t xml:space="preserve"> </w:t>
+      </w:r>
+      <w:proofErr w:type="spellStart"/>
+      <w:r>
+        <w:rPr>
+          <w:rFonts w:ascii="Times New Roman" w:eastAsia="Times New Roman" w:hAnsi="Times New Roman" w:cs="Times New Roman"/>
+          <w:sz w:val="24"/>
+          <w:szCs w:val="24"/>
+          <w:lang w:val="en-GB"/>
+        </w:rPr>
+        <w:t>tính</w:t>
+      </w:r>
+      <w:proofErr w:type="spellEnd"/>
+      <w:r>
+        <w:rPr>
+          <w:rFonts w:ascii="Times New Roman" w:eastAsia="Times New Roman" w:hAnsi="Times New Roman" w:cs="Times New Roman"/>
+          <w:sz w:val="24"/>
+          <w:szCs w:val="24"/>
+          <w:lang w:val="en-GB"/>
+        </w:rPr>
+        <w:t xml:space="preserve"> </w:t>
+      </w:r>
+      <w:proofErr w:type="spellStart"/>
+      <w:r>
+        <w:rPr>
+          <w:rFonts w:ascii="Times New Roman" w:eastAsia="Times New Roman" w:hAnsi="Times New Roman" w:cs="Times New Roman"/>
+          <w:sz w:val="24"/>
+          <w:szCs w:val="24"/>
+          <w:lang w:val="en-GB"/>
+        </w:rPr>
+        <w:t>bảo</w:t>
+      </w:r>
+      <w:proofErr w:type="spellEnd"/>
+      <w:r>
+        <w:rPr>
+          <w:rFonts w:ascii="Times New Roman" w:eastAsia="Times New Roman" w:hAnsi="Times New Roman" w:cs="Times New Roman"/>
+          <w:sz w:val="24"/>
+          <w:szCs w:val="24"/>
+          <w:lang w:val="en-GB"/>
+        </w:rPr>
+        <w:t xml:space="preserve"> </w:t>
+      </w:r>
+      <w:proofErr w:type="spellStart"/>
+      <w:r>
+        <w:rPr>
+          <w:rFonts w:ascii="Times New Roman" w:eastAsia="Times New Roman" w:hAnsi="Times New Roman" w:cs="Times New Roman"/>
+          <w:sz w:val="24"/>
+          <w:szCs w:val="24"/>
+          <w:lang w:val="en-GB"/>
+        </w:rPr>
+        <w:t>mật</w:t>
+      </w:r>
+      <w:proofErr w:type="spellEnd"/>
+      <w:r>
+        <w:rPr>
+          <w:rFonts w:ascii="Times New Roman" w:eastAsia="Times New Roman" w:hAnsi="Times New Roman" w:cs="Times New Roman"/>
+          <w:sz w:val="24"/>
+          <w:szCs w:val="24"/>
+          <w:lang w:val="en-GB"/>
+        </w:rPr>
+        <w:t xml:space="preserve"> </w:t>
+      </w:r>
+      <w:proofErr w:type="spellStart"/>
+      <w:r>
+        <w:rPr>
+          <w:rFonts w:ascii="Times New Roman" w:eastAsia="Times New Roman" w:hAnsi="Times New Roman" w:cs="Times New Roman"/>
+          <w:sz w:val="24"/>
+          <w:szCs w:val="24"/>
+          <w:lang w:val="en-GB"/>
+        </w:rPr>
+        <w:t>của</w:t>
+      </w:r>
+      <w:proofErr w:type="spellEnd"/>
+      <w:r>
+        <w:rPr>
+          <w:rFonts w:ascii="Times New Roman" w:eastAsia="Times New Roman" w:hAnsi="Times New Roman" w:cs="Times New Roman"/>
+          <w:sz w:val="24"/>
+          <w:szCs w:val="24"/>
+          <w:lang w:val="en-GB"/>
+        </w:rPr>
+        <w:t xml:space="preserve"> </w:t>
+      </w:r>
+      <w:proofErr w:type="spellStart"/>
+      <w:r>
+        <w:rPr>
+          <w:rFonts w:ascii="Times New Roman" w:eastAsia="Times New Roman" w:hAnsi="Times New Roman" w:cs="Times New Roman"/>
+          <w:sz w:val="24"/>
+          <w:szCs w:val="24"/>
+          <w:lang w:val="en-GB"/>
+        </w:rPr>
+        <w:t>quá</w:t>
+      </w:r>
+      <w:proofErr w:type="spellEnd"/>
+      <w:r>
+        <w:rPr>
+          <w:rFonts w:ascii="Times New Roman" w:eastAsia="Times New Roman" w:hAnsi="Times New Roman" w:cs="Times New Roman"/>
+          <w:sz w:val="24"/>
+          <w:szCs w:val="24"/>
+          <w:lang w:val="en-GB"/>
+        </w:rPr>
+        <w:t xml:space="preserve"> </w:t>
+      </w:r>
+      <w:proofErr w:type="spellStart"/>
+      <w:r>
+        <w:rPr>
+          <w:rFonts w:ascii="Times New Roman" w:eastAsia="Times New Roman" w:hAnsi="Times New Roman" w:cs="Times New Roman"/>
+          <w:sz w:val="24"/>
+          <w:szCs w:val="24"/>
+          <w:lang w:val="en-GB"/>
+        </w:rPr>
+        <w:t>trình</w:t>
+      </w:r>
+      <w:proofErr w:type="spellEnd"/>
+      <w:r>
+        <w:rPr>
+          <w:rFonts w:ascii="Times New Roman" w:eastAsia="Times New Roman" w:hAnsi="Times New Roman" w:cs="Times New Roman"/>
+          <w:sz w:val="24"/>
+          <w:szCs w:val="24"/>
+          <w:lang w:val="en-GB"/>
+        </w:rPr>
+        <w:t xml:space="preserve"> </w:t>
+      </w:r>
+      <w:proofErr w:type="spellStart"/>
+      <w:r>
+        <w:rPr>
+          <w:rFonts w:ascii="Times New Roman" w:eastAsia="Times New Roman" w:hAnsi="Times New Roman" w:cs="Times New Roman"/>
+          <w:sz w:val="24"/>
+          <w:szCs w:val="24"/>
+          <w:lang w:val="en-GB"/>
+        </w:rPr>
+        <w:t>cập</w:t>
+      </w:r>
+      <w:proofErr w:type="spellEnd"/>
+      <w:r>
+        <w:rPr>
+          <w:rFonts w:ascii="Times New Roman" w:eastAsia="Times New Roman" w:hAnsi="Times New Roman" w:cs="Times New Roman"/>
+          <w:sz w:val="24"/>
+          <w:szCs w:val="24"/>
+          <w:lang w:val="en-GB"/>
+        </w:rPr>
+        <w:t xml:space="preserve"> </w:t>
+      </w:r>
+      <w:proofErr w:type="spellStart"/>
+      <w:r>
+        <w:rPr>
+          <w:rFonts w:ascii="Times New Roman" w:eastAsia="Times New Roman" w:hAnsi="Times New Roman" w:cs="Times New Roman"/>
+          <w:sz w:val="24"/>
+          <w:szCs w:val="24"/>
+          <w:lang w:val="en-GB"/>
+        </w:rPr>
+        <w:t>nhật</w:t>
+      </w:r>
+      <w:proofErr w:type="spellEnd"/>
+      <w:r>
+        <w:rPr>
+          <w:rFonts w:ascii="Times New Roman" w:eastAsia="Times New Roman" w:hAnsi="Times New Roman" w:cs="Times New Roman"/>
+          <w:sz w:val="24"/>
+          <w:szCs w:val="24"/>
+          <w:lang w:val="en-GB"/>
+        </w:rPr>
+        <w:t xml:space="preserve">, </w:t>
+      </w:r>
+      <w:proofErr w:type="spellStart"/>
+      <w:r>
+        <w:rPr>
+          <w:rFonts w:ascii="Times New Roman" w:eastAsia="Times New Roman" w:hAnsi="Times New Roman" w:cs="Times New Roman"/>
+          <w:sz w:val="24"/>
+          <w:szCs w:val="24"/>
+          <w:lang w:val="en-GB"/>
+        </w:rPr>
+        <w:t>ví</w:t>
+      </w:r>
+      <w:proofErr w:type="spellEnd"/>
+      <w:r>
+        <w:rPr>
+          <w:rFonts w:ascii="Times New Roman" w:eastAsia="Times New Roman" w:hAnsi="Times New Roman" w:cs="Times New Roman"/>
+          <w:sz w:val="24"/>
+          <w:szCs w:val="24"/>
+          <w:lang w:val="en-GB"/>
+        </w:rPr>
+        <w:t xml:space="preserve"> </w:t>
+      </w:r>
+      <w:proofErr w:type="spellStart"/>
+      <w:r>
+        <w:rPr>
+          <w:rFonts w:ascii="Times New Roman" w:eastAsia="Times New Roman" w:hAnsi="Times New Roman" w:cs="Times New Roman"/>
+          <w:sz w:val="24"/>
+          <w:szCs w:val="24"/>
+          <w:lang w:val="en-GB"/>
+        </w:rPr>
+        <w:t>dụ</w:t>
+      </w:r>
+      <w:proofErr w:type="spellEnd"/>
+      <w:r>
+        <w:rPr>
+          <w:rFonts w:ascii="Times New Roman" w:eastAsia="Times New Roman" w:hAnsi="Times New Roman" w:cs="Times New Roman"/>
+          <w:sz w:val="24"/>
+          <w:szCs w:val="24"/>
+          <w:lang w:val="en-GB"/>
+        </w:rPr>
+        <w:t xml:space="preserve"> </w:t>
+      </w:r>
+      <w:proofErr w:type="spellStart"/>
+      <w:r>
+        <w:rPr>
+          <w:rFonts w:ascii="Times New Roman" w:eastAsia="Times New Roman" w:hAnsi="Times New Roman" w:cs="Times New Roman"/>
+          <w:sz w:val="24"/>
+          <w:szCs w:val="24"/>
+          <w:lang w:val="en-GB"/>
+        </w:rPr>
+        <w:t>như</w:t>
+      </w:r>
+      <w:proofErr w:type="spellEnd"/>
+      <w:r>
+        <w:rPr>
+          <w:rFonts w:ascii="Times New Roman" w:eastAsia="Times New Roman" w:hAnsi="Times New Roman" w:cs="Times New Roman"/>
+          <w:sz w:val="24"/>
+          <w:szCs w:val="24"/>
+          <w:lang w:val="en-GB"/>
+        </w:rPr>
+        <w:t xml:space="preserve"> </w:t>
+      </w:r>
+      <w:proofErr w:type="spellStart"/>
+      <w:r>
+        <w:rPr>
+          <w:rFonts w:ascii="Times New Roman" w:eastAsia="Times New Roman" w:hAnsi="Times New Roman" w:cs="Times New Roman"/>
+          <w:sz w:val="24"/>
+          <w:szCs w:val="24"/>
+          <w:lang w:val="en-GB"/>
+        </w:rPr>
+        <w:t>xác</w:t>
+      </w:r>
+      <w:proofErr w:type="spellEnd"/>
+      <w:r>
+        <w:rPr>
+          <w:rFonts w:ascii="Times New Roman" w:eastAsia="Times New Roman" w:hAnsi="Times New Roman" w:cs="Times New Roman"/>
+          <w:sz w:val="24"/>
+          <w:szCs w:val="24"/>
+          <w:lang w:val="en-GB"/>
+        </w:rPr>
+        <w:t xml:space="preserve"> </w:t>
+      </w:r>
+      <w:proofErr w:type="spellStart"/>
+      <w:r>
+        <w:rPr>
+          <w:rFonts w:ascii="Times New Roman" w:eastAsia="Times New Roman" w:hAnsi="Times New Roman" w:cs="Times New Roman"/>
+          <w:sz w:val="24"/>
+          <w:szCs w:val="24"/>
+          <w:lang w:val="en-GB"/>
+        </w:rPr>
+        <w:t>thực</w:t>
+      </w:r>
+      <w:proofErr w:type="spellEnd"/>
+      <w:r>
+        <w:rPr>
+          <w:rFonts w:ascii="Times New Roman" w:eastAsia="Times New Roman" w:hAnsi="Times New Roman" w:cs="Times New Roman"/>
+          <w:sz w:val="24"/>
+          <w:szCs w:val="24"/>
+          <w:lang w:val="en-GB"/>
+        </w:rPr>
+        <w:t xml:space="preserve"> firmware </w:t>
+      </w:r>
+      <w:proofErr w:type="spellStart"/>
+      <w:r>
+        <w:rPr>
+          <w:rFonts w:ascii="Times New Roman" w:eastAsia="Times New Roman" w:hAnsi="Times New Roman" w:cs="Times New Roman"/>
+          <w:sz w:val="24"/>
+          <w:szCs w:val="24"/>
+          <w:lang w:val="en-GB"/>
+        </w:rPr>
+        <w:t>hoặc</w:t>
+      </w:r>
+      <w:proofErr w:type="spellEnd"/>
+      <w:r>
+        <w:rPr>
+          <w:rFonts w:ascii="Times New Roman" w:eastAsia="Times New Roman" w:hAnsi="Times New Roman" w:cs="Times New Roman"/>
+          <w:sz w:val="24"/>
+          <w:szCs w:val="24"/>
+          <w:lang w:val="en-GB"/>
+        </w:rPr>
+        <w:t xml:space="preserve"> </w:t>
+      </w:r>
+      <w:proofErr w:type="spellStart"/>
+      <w:r>
+        <w:rPr>
+          <w:rFonts w:ascii="Times New Roman" w:eastAsia="Times New Roman" w:hAnsi="Times New Roman" w:cs="Times New Roman"/>
+          <w:sz w:val="24"/>
+          <w:szCs w:val="24"/>
+          <w:lang w:val="en-GB"/>
+        </w:rPr>
+        <w:t>chống</w:t>
+      </w:r>
+      <w:proofErr w:type="spellEnd"/>
+      <w:r>
+        <w:rPr>
+          <w:rFonts w:ascii="Times New Roman" w:eastAsia="Times New Roman" w:hAnsi="Times New Roman" w:cs="Times New Roman"/>
+          <w:sz w:val="24"/>
+          <w:szCs w:val="24"/>
+          <w:lang w:val="en-GB"/>
+        </w:rPr>
+        <w:t xml:space="preserve"> </w:t>
+      </w:r>
+      <w:proofErr w:type="spellStart"/>
+      <w:r>
+        <w:rPr>
+          <w:rFonts w:ascii="Times New Roman" w:eastAsia="Times New Roman" w:hAnsi="Times New Roman" w:cs="Times New Roman"/>
+          <w:sz w:val="24"/>
+          <w:szCs w:val="24"/>
+          <w:lang w:val="en-GB"/>
+        </w:rPr>
+        <w:t>sửa</w:t>
+      </w:r>
+      <w:proofErr w:type="spellEnd"/>
+      <w:r>
+        <w:rPr>
+          <w:rFonts w:ascii="Times New Roman" w:eastAsia="Times New Roman" w:hAnsi="Times New Roman" w:cs="Times New Roman"/>
+          <w:sz w:val="24"/>
+          <w:szCs w:val="24"/>
+          <w:lang w:val="en-GB"/>
+        </w:rPr>
+        <w:t xml:space="preserve"> </w:t>
+      </w:r>
+      <w:proofErr w:type="spellStart"/>
+      <w:r>
+        <w:rPr>
+          <w:rFonts w:ascii="Times New Roman" w:eastAsia="Times New Roman" w:hAnsi="Times New Roman" w:cs="Times New Roman"/>
+          <w:sz w:val="24"/>
+          <w:szCs w:val="24"/>
+          <w:lang w:val="en-GB"/>
+        </w:rPr>
+        <w:t>đổi</w:t>
+      </w:r>
+      <w:proofErr w:type="spellEnd"/>
+      <w:r>
+        <w:rPr>
+          <w:rFonts w:ascii="Times New Roman" w:eastAsia="Times New Roman" w:hAnsi="Times New Roman" w:cs="Times New Roman"/>
+          <w:sz w:val="24"/>
+          <w:szCs w:val="24"/>
+          <w:lang w:val="en-GB"/>
+        </w:rPr>
+        <w:t xml:space="preserve"> </w:t>
+      </w:r>
+      <w:proofErr w:type="spellStart"/>
+      <w:r>
+        <w:rPr>
+          <w:rFonts w:ascii="Times New Roman" w:eastAsia="Times New Roman" w:hAnsi="Times New Roman" w:cs="Times New Roman"/>
+          <w:sz w:val="24"/>
+          <w:szCs w:val="24"/>
+          <w:lang w:val="en-GB"/>
+        </w:rPr>
+        <w:t>trái</w:t>
+      </w:r>
+      <w:proofErr w:type="spellEnd"/>
+      <w:r>
+        <w:rPr>
+          <w:rFonts w:ascii="Times New Roman" w:eastAsia="Times New Roman" w:hAnsi="Times New Roman" w:cs="Times New Roman"/>
+          <w:sz w:val="24"/>
+          <w:szCs w:val="24"/>
+          <w:lang w:val="en-GB"/>
+        </w:rPr>
+        <w:t xml:space="preserve"> </w:t>
+      </w:r>
+      <w:proofErr w:type="spellStart"/>
+      <w:r>
+        <w:rPr>
+          <w:rFonts w:ascii="Times New Roman" w:eastAsia="Times New Roman" w:hAnsi="Times New Roman" w:cs="Times New Roman"/>
+          <w:sz w:val="24"/>
+          <w:szCs w:val="24"/>
+          <w:lang w:val="en-GB"/>
+        </w:rPr>
+        <w:t>phép</w:t>
+      </w:r>
+      <w:proofErr w:type="spellEnd"/>
+      <w:r>
+        <w:rPr>
+          <w:rFonts w:ascii="Times New Roman" w:eastAsia="Times New Roman" w:hAnsi="Times New Roman" w:cs="Times New Roman"/>
+          <w:sz w:val="24"/>
+          <w:szCs w:val="24"/>
+          <w:lang w:val="en-GB"/>
+        </w:rPr>
+        <w:t xml:space="preserve">. Trong project </w:t>
+      </w:r>
+      <w:proofErr w:type="spellStart"/>
+      <w:r>
+        <w:rPr>
+          <w:rFonts w:ascii="Times New Roman" w:eastAsia="Times New Roman" w:hAnsi="Times New Roman" w:cs="Times New Roman"/>
+          <w:sz w:val="24"/>
+          <w:szCs w:val="24"/>
+          <w:lang w:val="en-GB"/>
+        </w:rPr>
+        <w:t>của</w:t>
+      </w:r>
+      <w:proofErr w:type="spellEnd"/>
+      <w:r>
+        <w:rPr>
+          <w:rFonts w:ascii="Times New Roman" w:eastAsia="Times New Roman" w:hAnsi="Times New Roman" w:cs="Times New Roman"/>
+          <w:sz w:val="24"/>
+          <w:szCs w:val="24"/>
+          <w:lang w:val="en-GB"/>
+        </w:rPr>
+        <w:t xml:space="preserve"> </w:t>
+      </w:r>
+      <w:proofErr w:type="spellStart"/>
+      <w:r>
+        <w:rPr>
+          <w:rFonts w:ascii="Times New Roman" w:eastAsia="Times New Roman" w:hAnsi="Times New Roman" w:cs="Times New Roman"/>
+          <w:sz w:val="24"/>
+          <w:szCs w:val="24"/>
+          <w:lang w:val="en-GB"/>
+        </w:rPr>
+        <w:t>em</w:t>
+      </w:r>
+      <w:proofErr w:type="spellEnd"/>
+      <w:r>
+        <w:rPr>
+          <w:rFonts w:ascii="Times New Roman" w:eastAsia="Times New Roman" w:hAnsi="Times New Roman" w:cs="Times New Roman"/>
+          <w:sz w:val="24"/>
+          <w:szCs w:val="24"/>
+          <w:lang w:val="en-GB"/>
+        </w:rPr>
+        <w:t xml:space="preserve">, </w:t>
+      </w:r>
+      <w:proofErr w:type="spellStart"/>
+      <w:r>
+        <w:rPr>
+          <w:rFonts w:ascii="Times New Roman" w:eastAsia="Times New Roman" w:hAnsi="Times New Roman" w:cs="Times New Roman"/>
+          <w:sz w:val="24"/>
+          <w:szCs w:val="24"/>
+          <w:lang w:val="en-GB"/>
+        </w:rPr>
+        <w:t>em</w:t>
+      </w:r>
+      <w:proofErr w:type="spellEnd"/>
+      <w:r>
+        <w:rPr>
+          <w:rFonts w:ascii="Times New Roman" w:eastAsia="Times New Roman" w:hAnsi="Times New Roman" w:cs="Times New Roman"/>
+          <w:sz w:val="24"/>
+          <w:szCs w:val="24"/>
+          <w:lang w:val="en-GB"/>
+        </w:rPr>
+        <w:t xml:space="preserve"> </w:t>
+      </w:r>
+      <w:proofErr w:type="spellStart"/>
+      <w:r>
+        <w:rPr>
+          <w:rFonts w:ascii="Times New Roman" w:eastAsia="Times New Roman" w:hAnsi="Times New Roman" w:cs="Times New Roman"/>
+          <w:sz w:val="24"/>
+          <w:szCs w:val="24"/>
+          <w:lang w:val="en-GB"/>
+        </w:rPr>
+        <w:t>mới</w:t>
+      </w:r>
+      <w:proofErr w:type="spellEnd"/>
+      <w:r>
+        <w:rPr>
+          <w:rFonts w:ascii="Times New Roman" w:eastAsia="Times New Roman" w:hAnsi="Times New Roman" w:cs="Times New Roman"/>
+          <w:sz w:val="24"/>
+          <w:szCs w:val="24"/>
+          <w:lang w:val="en-GB"/>
+        </w:rPr>
+        <w:t xml:space="preserve"> </w:t>
+      </w:r>
+      <w:proofErr w:type="spellStart"/>
+      <w:r>
+        <w:rPr>
+          <w:rFonts w:ascii="Times New Roman" w:eastAsia="Times New Roman" w:hAnsi="Times New Roman" w:cs="Times New Roman"/>
+          <w:sz w:val="24"/>
+          <w:szCs w:val="24"/>
+          <w:lang w:val="en-GB"/>
+        </w:rPr>
+        <w:t>triển</w:t>
+      </w:r>
+      <w:proofErr w:type="spellEnd"/>
+      <w:r>
+        <w:rPr>
+          <w:rFonts w:ascii="Times New Roman" w:eastAsia="Times New Roman" w:hAnsi="Times New Roman" w:cs="Times New Roman"/>
+          <w:sz w:val="24"/>
+          <w:szCs w:val="24"/>
+          <w:lang w:val="en-GB"/>
+        </w:rPr>
+        <w:t xml:space="preserve"> </w:t>
+      </w:r>
+      <w:proofErr w:type="spellStart"/>
+      <w:r>
+        <w:rPr>
+          <w:rFonts w:ascii="Times New Roman" w:eastAsia="Times New Roman" w:hAnsi="Times New Roman" w:cs="Times New Roman"/>
+          <w:sz w:val="24"/>
+          <w:szCs w:val="24"/>
+          <w:lang w:val="en-GB"/>
+        </w:rPr>
+        <w:t>khai</w:t>
+      </w:r>
+      <w:proofErr w:type="spellEnd"/>
+      <w:r>
+        <w:rPr>
+          <w:rFonts w:ascii="Times New Roman" w:eastAsia="Times New Roman" w:hAnsi="Times New Roman" w:cs="Times New Roman"/>
+          <w:sz w:val="24"/>
+          <w:szCs w:val="24"/>
+          <w:lang w:val="en-GB"/>
+        </w:rPr>
+        <w:t xml:space="preserve"> </w:t>
+      </w:r>
+      <w:proofErr w:type="spellStart"/>
+      <w:r>
+        <w:rPr>
+          <w:rFonts w:ascii="Times New Roman" w:eastAsia="Times New Roman" w:hAnsi="Times New Roman" w:cs="Times New Roman"/>
+          <w:sz w:val="24"/>
+          <w:szCs w:val="24"/>
+          <w:lang w:val="en-GB"/>
+        </w:rPr>
+        <w:t>chức</w:t>
+      </w:r>
+      <w:proofErr w:type="spellEnd"/>
+      <w:r>
+        <w:rPr>
+          <w:rFonts w:ascii="Times New Roman" w:eastAsia="Times New Roman" w:hAnsi="Times New Roman" w:cs="Times New Roman"/>
+          <w:sz w:val="24"/>
+          <w:szCs w:val="24"/>
+          <w:lang w:val="en-GB"/>
+        </w:rPr>
+        <w:t xml:space="preserve"> </w:t>
+      </w:r>
+      <w:proofErr w:type="spellStart"/>
+      <w:r>
+        <w:rPr>
+          <w:rFonts w:ascii="Times New Roman" w:eastAsia="Times New Roman" w:hAnsi="Times New Roman" w:cs="Times New Roman"/>
+          <w:sz w:val="24"/>
+          <w:szCs w:val="24"/>
+          <w:lang w:val="en-GB"/>
+        </w:rPr>
+        <w:t>năng</w:t>
+      </w:r>
+      <w:proofErr w:type="spellEnd"/>
+      <w:r>
+        <w:rPr>
+          <w:rFonts w:ascii="Times New Roman" w:eastAsia="Times New Roman" w:hAnsi="Times New Roman" w:cs="Times New Roman"/>
+          <w:sz w:val="24"/>
+          <w:szCs w:val="24"/>
+          <w:lang w:val="en-GB"/>
+        </w:rPr>
+        <w:t xml:space="preserve"> </w:t>
+      </w:r>
+      <w:proofErr w:type="spellStart"/>
+      <w:r>
+        <w:rPr>
+          <w:rFonts w:ascii="Times New Roman" w:eastAsia="Times New Roman" w:hAnsi="Times New Roman" w:cs="Times New Roman"/>
+          <w:sz w:val="24"/>
+          <w:szCs w:val="24"/>
+          <w:lang w:val="en-GB"/>
+        </w:rPr>
+        <w:t>cập</w:t>
+      </w:r>
+      <w:proofErr w:type="spellEnd"/>
+      <w:r>
+        <w:rPr>
+          <w:rFonts w:ascii="Times New Roman" w:eastAsia="Times New Roman" w:hAnsi="Times New Roman" w:cs="Times New Roman"/>
+          <w:sz w:val="24"/>
+          <w:szCs w:val="24"/>
+          <w:lang w:val="en-GB"/>
+        </w:rPr>
+        <w:t xml:space="preserve"> </w:t>
+      </w:r>
+      <w:proofErr w:type="spellStart"/>
+      <w:r>
+        <w:rPr>
+          <w:rFonts w:ascii="Times New Roman" w:eastAsia="Times New Roman" w:hAnsi="Times New Roman" w:cs="Times New Roman"/>
+          <w:sz w:val="24"/>
+          <w:szCs w:val="24"/>
+          <w:lang w:val="en-GB"/>
+        </w:rPr>
+        <w:t>nhật</w:t>
+      </w:r>
+      <w:proofErr w:type="spellEnd"/>
+      <w:r>
+        <w:rPr>
+          <w:rFonts w:ascii="Times New Roman" w:eastAsia="Times New Roman" w:hAnsi="Times New Roman" w:cs="Times New Roman"/>
+          <w:sz w:val="24"/>
+          <w:szCs w:val="24"/>
+          <w:lang w:val="en-GB"/>
+        </w:rPr>
+        <w:t xml:space="preserve"> firmware.</w:t>
+      </w:r>
+    </w:p>
+    <w:p>
+      <w:pPr>
+        <w:rPr>
+          <w:rFonts w:ascii="Times New Roman" w:eastAsia="Times New Roman" w:hAnsi="Times New Roman" w:cs="Times New Roman"/>
+          <w:sz w:val="24"/>
+          <w:szCs w:val="24"/>
+          <w:lang w:val="en-GB"/>
+        </w:rPr>
+      </w:pPr>
+      <w:r>
+        <w:rPr>
+          <w:rFonts w:ascii="Times New Roman" w:eastAsia="Times New Roman" w:hAnsi="Times New Roman" w:cs="Times New Roman"/>
+          <w:sz w:val="24"/>
+          <w:szCs w:val="24"/>
+          <w:lang w:val="en-GB"/>
+        </w:rPr>
+        <w:t xml:space="preserve">Sau </w:t>
+      </w:r>
+      <w:proofErr w:type="spellStart"/>
+      <w:r>
+        <w:rPr>
+          <w:rFonts w:ascii="Times New Roman" w:eastAsia="Times New Roman" w:hAnsi="Times New Roman" w:cs="Times New Roman"/>
+          <w:sz w:val="24"/>
+          <w:szCs w:val="24"/>
+          <w:lang w:val="en-GB"/>
+        </w:rPr>
+        <w:t>khi</w:t>
+      </w:r>
+      <w:proofErr w:type="spellEnd"/>
+      <w:r>
+        <w:rPr>
+          <w:rFonts w:ascii="Times New Roman" w:eastAsia="Times New Roman" w:hAnsi="Times New Roman" w:cs="Times New Roman"/>
+          <w:sz w:val="24"/>
+          <w:szCs w:val="24"/>
+          <w:lang w:val="en-GB"/>
+        </w:rPr>
+        <w:t xml:space="preserve"> MCU </w:t>
+      </w:r>
+      <w:proofErr w:type="spellStart"/>
+      <w:r>
+        <w:rPr>
+          <w:rFonts w:ascii="Times New Roman" w:eastAsia="Times New Roman" w:hAnsi="Times New Roman" w:cs="Times New Roman"/>
+          <w:sz w:val="24"/>
+          <w:szCs w:val="24"/>
+          <w:lang w:val="en-GB"/>
+        </w:rPr>
+        <w:t>khởi</w:t>
+      </w:r>
+      <w:proofErr w:type="spellEnd"/>
+      <w:r>
+        <w:rPr>
+          <w:rFonts w:ascii="Times New Roman" w:eastAsia="Times New Roman" w:hAnsi="Times New Roman" w:cs="Times New Roman"/>
+          <w:sz w:val="24"/>
+          <w:szCs w:val="24"/>
+          <w:lang w:val="en-GB"/>
+        </w:rPr>
+        <w:t xml:space="preserve"> </w:t>
+      </w:r>
+      <w:proofErr w:type="spellStart"/>
+      <w:r>
+        <w:rPr>
+          <w:rFonts w:ascii="Times New Roman" w:eastAsia="Times New Roman" w:hAnsi="Times New Roman" w:cs="Times New Roman"/>
+          <w:sz w:val="24"/>
+          <w:szCs w:val="24"/>
+          <w:lang w:val="en-GB"/>
+        </w:rPr>
+        <w:t>động</w:t>
+      </w:r>
+      <w:proofErr w:type="spellEnd"/>
+      <w:r>
+        <w:rPr>
+          <w:rFonts w:ascii="Times New Roman" w:eastAsia="Times New Roman" w:hAnsi="Times New Roman" w:cs="Times New Roman"/>
+          <w:sz w:val="24"/>
+          <w:szCs w:val="24"/>
+          <w:lang w:val="en-GB"/>
+        </w:rPr>
+        <w:t xml:space="preserve">, Bootloader </w:t>
+      </w:r>
+      <w:proofErr w:type="spellStart"/>
+      <w:r>
+        <w:rPr>
+          <w:rFonts w:ascii="Times New Roman" w:eastAsia="Times New Roman" w:hAnsi="Times New Roman" w:cs="Times New Roman"/>
+          <w:sz w:val="24"/>
+          <w:szCs w:val="24"/>
+          <w:lang w:val="en-GB"/>
+        </w:rPr>
+        <w:t>là</w:t>
+      </w:r>
+      <w:proofErr w:type="spellEnd"/>
+      <w:r>
+        <w:rPr>
+          <w:rFonts w:ascii="Times New Roman" w:eastAsia="Times New Roman" w:hAnsi="Times New Roman" w:cs="Times New Roman"/>
+          <w:sz w:val="24"/>
+          <w:szCs w:val="24"/>
+          <w:lang w:val="en-GB"/>
+        </w:rPr>
+        <w:t xml:space="preserve"> </w:t>
+      </w:r>
+      <w:proofErr w:type="spellStart"/>
+      <w:r>
+        <w:rPr>
+          <w:rFonts w:ascii="Times New Roman" w:eastAsia="Times New Roman" w:hAnsi="Times New Roman" w:cs="Times New Roman"/>
+          <w:sz w:val="24"/>
+          <w:szCs w:val="24"/>
+          <w:lang w:val="en-GB"/>
+        </w:rPr>
+        <w:t>chương</w:t>
+      </w:r>
+      <w:proofErr w:type="spellEnd"/>
+      <w:r>
+        <w:rPr>
+          <w:rFonts w:ascii="Times New Roman" w:eastAsia="Times New Roman" w:hAnsi="Times New Roman" w:cs="Times New Roman"/>
+          <w:sz w:val="24"/>
+          <w:szCs w:val="24"/>
+          <w:lang w:val="en-GB"/>
+        </w:rPr>
+        <w:t xml:space="preserve"> </w:t>
+      </w:r>
+      <w:proofErr w:type="spellStart"/>
+      <w:r>
+        <w:rPr>
+          <w:rFonts w:ascii="Times New Roman" w:eastAsia="Times New Roman" w:hAnsi="Times New Roman" w:cs="Times New Roman"/>
+          <w:sz w:val="24"/>
+          <w:szCs w:val="24"/>
+          <w:lang w:val="en-GB"/>
+        </w:rPr>
+        <w:t>trình</w:t>
+      </w:r>
+      <w:proofErr w:type="spellEnd"/>
+      <w:r>
+        <w:rPr>
+          <w:rFonts w:ascii="Times New Roman" w:eastAsia="Times New Roman" w:hAnsi="Times New Roman" w:cs="Times New Roman"/>
+          <w:sz w:val="24"/>
+          <w:szCs w:val="24"/>
+          <w:lang w:val="en-GB"/>
+        </w:rPr>
+        <w:t xml:space="preserve"> </w:t>
+      </w:r>
+      <w:proofErr w:type="spellStart"/>
+      <w:r>
+        <w:rPr>
+          <w:rFonts w:ascii="Times New Roman" w:eastAsia="Times New Roman" w:hAnsi="Times New Roman" w:cs="Times New Roman"/>
+          <w:sz w:val="24"/>
+          <w:szCs w:val="24"/>
+          <w:lang w:val="en-GB"/>
+        </w:rPr>
+        <w:t>đầu</w:t>
+      </w:r>
+      <w:proofErr w:type="spellEnd"/>
+      <w:r>
+        <w:rPr>
+          <w:rFonts w:ascii="Times New Roman" w:eastAsia="Times New Roman" w:hAnsi="Times New Roman" w:cs="Times New Roman"/>
+          <w:sz w:val="24"/>
+          <w:szCs w:val="24"/>
+          <w:lang w:val="en-GB"/>
+        </w:rPr>
+        <w:t xml:space="preserve"> </w:t>
+      </w:r>
+      <w:proofErr w:type="spellStart"/>
+      <w:r>
+        <w:rPr>
+          <w:rFonts w:ascii="Times New Roman" w:eastAsia="Times New Roman" w:hAnsi="Times New Roman" w:cs="Times New Roman"/>
+          <w:sz w:val="24"/>
+          <w:szCs w:val="24"/>
+          <w:lang w:val="en-GB"/>
+        </w:rPr>
+        <w:t>tiên</w:t>
+      </w:r>
+      <w:proofErr w:type="spellEnd"/>
+      <w:r>
+        <w:rPr>
+          <w:rFonts w:ascii="Times New Roman" w:eastAsia="Times New Roman" w:hAnsi="Times New Roman" w:cs="Times New Roman"/>
+          <w:sz w:val="24"/>
+          <w:szCs w:val="24"/>
+          <w:lang w:val="en-GB"/>
+        </w:rPr>
+        <w:t xml:space="preserve"> </w:t>
+      </w:r>
+      <w:proofErr w:type="spellStart"/>
+      <w:r>
+        <w:rPr>
+          <w:rFonts w:ascii="Times New Roman" w:eastAsia="Times New Roman" w:hAnsi="Times New Roman" w:cs="Times New Roman"/>
+          <w:sz w:val="24"/>
+          <w:szCs w:val="24"/>
+          <w:lang w:val="en-GB"/>
+        </w:rPr>
+        <w:t>được</w:t>
+      </w:r>
+      <w:proofErr w:type="spellEnd"/>
+      <w:r>
+        <w:rPr>
+          <w:rFonts w:ascii="Times New Roman" w:eastAsia="Times New Roman" w:hAnsi="Times New Roman" w:cs="Times New Roman"/>
+          <w:sz w:val="24"/>
+          <w:szCs w:val="24"/>
+          <w:lang w:val="en-GB"/>
+        </w:rPr>
+        <w:t xml:space="preserve"> </w:t>
+      </w:r>
+      <w:proofErr w:type="spellStart"/>
+      <w:r>
+        <w:rPr>
+          <w:rFonts w:ascii="Times New Roman" w:eastAsia="Times New Roman" w:hAnsi="Times New Roman" w:cs="Times New Roman"/>
+          <w:sz w:val="24"/>
+          <w:szCs w:val="24"/>
+          <w:lang w:val="en-GB"/>
+        </w:rPr>
+        <w:t>thực</w:t>
+      </w:r>
+      <w:proofErr w:type="spellEnd"/>
+      <w:r>
+        <w:rPr>
+          <w:rFonts w:ascii="Times New Roman" w:eastAsia="Times New Roman" w:hAnsi="Times New Roman" w:cs="Times New Roman"/>
+          <w:sz w:val="24"/>
+          <w:szCs w:val="24"/>
+          <w:lang w:val="en-GB"/>
+        </w:rPr>
+        <w:t xml:space="preserve"> </w:t>
+      </w:r>
+      <w:proofErr w:type="spellStart"/>
+      <w:r>
+        <w:rPr>
+          <w:rFonts w:ascii="Times New Roman" w:eastAsia="Times New Roman" w:hAnsi="Times New Roman" w:cs="Times New Roman"/>
+          <w:sz w:val="24"/>
+          <w:szCs w:val="24"/>
+          <w:lang w:val="en-GB"/>
+        </w:rPr>
+        <w:t>thi</w:t>
+      </w:r>
+      <w:proofErr w:type="spellEnd"/>
+      <w:r>
+        <w:rPr>
+          <w:rFonts w:ascii="Times New Roman" w:eastAsia="Times New Roman" w:hAnsi="Times New Roman" w:cs="Times New Roman"/>
+          <w:sz w:val="24"/>
+          <w:szCs w:val="24"/>
+          <w:lang w:val="en-GB"/>
+        </w:rPr>
+        <w:t xml:space="preserve">. Bootloader </w:t>
+      </w:r>
+      <w:proofErr w:type="spellStart"/>
+      <w:r>
+        <w:rPr>
+          <w:rFonts w:ascii="Times New Roman" w:eastAsia="Times New Roman" w:hAnsi="Times New Roman" w:cs="Times New Roman"/>
+          <w:sz w:val="24"/>
+          <w:szCs w:val="24"/>
+          <w:lang w:val="en-GB"/>
+        </w:rPr>
+        <w:t>sẽ</w:t>
+      </w:r>
+      <w:proofErr w:type="spellEnd"/>
+      <w:r>
+        <w:rPr>
+          <w:rFonts w:ascii="Times New Roman" w:eastAsia="Times New Roman" w:hAnsi="Times New Roman" w:cs="Times New Roman"/>
+          <w:sz w:val="24"/>
+          <w:szCs w:val="24"/>
+          <w:lang w:val="en-GB"/>
+        </w:rPr>
+        <w:t xml:space="preserve"> </w:t>
+      </w:r>
+      <w:proofErr w:type="spellStart"/>
+      <w:r>
+        <w:rPr>
+          <w:rFonts w:ascii="Times New Roman" w:eastAsia="Times New Roman" w:hAnsi="Times New Roman" w:cs="Times New Roman"/>
+          <w:sz w:val="24"/>
+          <w:szCs w:val="24"/>
+          <w:lang w:val="en-GB"/>
+        </w:rPr>
+        <w:t>khởi</w:t>
+      </w:r>
+      <w:proofErr w:type="spellEnd"/>
+      <w:r>
+        <w:rPr>
+          <w:rFonts w:ascii="Times New Roman" w:eastAsia="Times New Roman" w:hAnsi="Times New Roman" w:cs="Times New Roman"/>
+          <w:sz w:val="24"/>
+          <w:szCs w:val="24"/>
+          <w:lang w:val="en-GB"/>
+        </w:rPr>
+        <w:t xml:space="preserve"> </w:t>
+      </w:r>
+      <w:proofErr w:type="spellStart"/>
+      <w:r>
+        <w:rPr>
+          <w:rFonts w:ascii="Times New Roman" w:eastAsia="Times New Roman" w:hAnsi="Times New Roman" w:cs="Times New Roman"/>
+          <w:sz w:val="24"/>
+          <w:szCs w:val="24"/>
+          <w:lang w:val="en-GB"/>
+        </w:rPr>
+        <w:t>tạo</w:t>
+      </w:r>
+      <w:proofErr w:type="spellEnd"/>
+      <w:r>
+        <w:rPr>
+          <w:rFonts w:ascii="Times New Roman" w:eastAsia="Times New Roman" w:hAnsi="Times New Roman" w:cs="Times New Roman"/>
+          <w:sz w:val="24"/>
+          <w:szCs w:val="24"/>
+          <w:lang w:val="en-GB"/>
+        </w:rPr>
+        <w:t xml:space="preserve"> </w:t>
+      </w:r>
+      <w:proofErr w:type="spellStart"/>
+      <w:r>
+        <w:rPr>
+          <w:rFonts w:ascii="Times New Roman" w:eastAsia="Times New Roman" w:hAnsi="Times New Roman" w:cs="Times New Roman"/>
+          <w:sz w:val="24"/>
+          <w:szCs w:val="24"/>
+          <w:lang w:val="en-GB"/>
+        </w:rPr>
+        <w:t>các</w:t>
+      </w:r>
+      <w:proofErr w:type="spellEnd"/>
+      <w:r>
+        <w:rPr>
+          <w:rFonts w:ascii="Times New Roman" w:eastAsia="Times New Roman" w:hAnsi="Times New Roman" w:cs="Times New Roman"/>
+          <w:sz w:val="24"/>
+          <w:szCs w:val="24"/>
+          <w:lang w:val="en-GB"/>
+        </w:rPr>
+        <w:t xml:space="preserve"> </w:t>
+      </w:r>
+      <w:proofErr w:type="spellStart"/>
+      <w:r>
+        <w:rPr>
+          <w:rFonts w:ascii="Times New Roman" w:eastAsia="Times New Roman" w:hAnsi="Times New Roman" w:cs="Times New Roman"/>
+          <w:sz w:val="24"/>
+          <w:szCs w:val="24"/>
+          <w:lang w:val="en-GB"/>
+        </w:rPr>
+        <w:t>tài</w:t>
+      </w:r>
+      <w:proofErr w:type="spellEnd"/>
+      <w:r>
+        <w:rPr>
+          <w:rFonts w:ascii="Times New Roman" w:eastAsia="Times New Roman" w:hAnsi="Times New Roman" w:cs="Times New Roman"/>
+          <w:sz w:val="24"/>
+          <w:szCs w:val="24"/>
+          <w:lang w:val="en-GB"/>
+        </w:rPr>
+        <w:t xml:space="preserve"> </w:t>
+      </w:r>
+      <w:proofErr w:type="spellStart"/>
+      <w:r>
+        <w:rPr>
+          <w:rFonts w:ascii="Times New Roman" w:eastAsia="Times New Roman" w:hAnsi="Times New Roman" w:cs="Times New Roman"/>
+          <w:sz w:val="24"/>
+          <w:szCs w:val="24"/>
+          <w:lang w:val="en-GB"/>
+        </w:rPr>
+        <w:t>nguyên</w:t>
+      </w:r>
+      <w:proofErr w:type="spellEnd"/>
+      <w:r>
+        <w:rPr>
+          <w:rFonts w:ascii="Times New Roman" w:eastAsia="Times New Roman" w:hAnsi="Times New Roman" w:cs="Times New Roman"/>
+          <w:sz w:val="24"/>
+          <w:szCs w:val="24"/>
+          <w:lang w:val="en-GB"/>
+        </w:rPr>
+        <w:t xml:space="preserve"> </w:t>
+      </w:r>
+      <w:proofErr w:type="spellStart"/>
+      <w:r>
+        <w:rPr>
+          <w:rFonts w:ascii="Times New Roman" w:eastAsia="Times New Roman" w:hAnsi="Times New Roman" w:cs="Times New Roman"/>
+          <w:sz w:val="24"/>
+          <w:szCs w:val="24"/>
+          <w:lang w:val="en-GB"/>
+        </w:rPr>
+        <w:t>cần</w:t>
+      </w:r>
+      <w:proofErr w:type="spellEnd"/>
+      <w:r>
+        <w:rPr>
+          <w:rFonts w:ascii="Times New Roman" w:eastAsia="Times New Roman" w:hAnsi="Times New Roman" w:cs="Times New Roman"/>
+          <w:sz w:val="24"/>
+          <w:szCs w:val="24"/>
+          <w:lang w:val="en-GB"/>
+        </w:rPr>
+        <w:t xml:space="preserve"> </w:t>
+      </w:r>
+      <w:proofErr w:type="spellStart"/>
+      <w:r>
+        <w:rPr>
+          <w:rFonts w:ascii="Times New Roman" w:eastAsia="Times New Roman" w:hAnsi="Times New Roman" w:cs="Times New Roman"/>
+          <w:sz w:val="24"/>
+          <w:szCs w:val="24"/>
+          <w:lang w:val="en-GB"/>
+        </w:rPr>
+        <w:t>thiết</w:t>
+      </w:r>
+      <w:proofErr w:type="spellEnd"/>
+      <w:r>
+        <w:rPr>
+          <w:rFonts w:ascii="Times New Roman" w:eastAsia="Times New Roman" w:hAnsi="Times New Roman" w:cs="Times New Roman"/>
+          <w:sz w:val="24"/>
+          <w:szCs w:val="24"/>
+          <w:lang w:val="en-GB"/>
+        </w:rPr>
+        <w:t xml:space="preserve"> </w:t>
+      </w:r>
+      <w:proofErr w:type="spellStart"/>
+      <w:r>
+        <w:rPr>
+          <w:rFonts w:ascii="Times New Roman" w:eastAsia="Times New Roman" w:hAnsi="Times New Roman" w:cs="Times New Roman"/>
+          <w:sz w:val="24"/>
+          <w:szCs w:val="24"/>
+          <w:lang w:val="en-GB"/>
+        </w:rPr>
+        <w:t>như</w:t>
+      </w:r>
+      <w:proofErr w:type="spellEnd"/>
+      <w:r>
+        <w:rPr>
+          <w:rFonts w:ascii="Times New Roman" w:eastAsia="Times New Roman" w:hAnsi="Times New Roman" w:cs="Times New Roman"/>
+          <w:sz w:val="24"/>
+          <w:szCs w:val="24"/>
+          <w:lang w:val="en-GB"/>
+        </w:rPr>
+        <w:t xml:space="preserve"> clock </w:t>
+      </w:r>
+      <w:proofErr w:type="spellStart"/>
+      <w:r>
+        <w:rPr>
+          <w:rFonts w:ascii="Times New Roman" w:eastAsia="Times New Roman" w:hAnsi="Times New Roman" w:cs="Times New Roman"/>
+          <w:sz w:val="24"/>
+          <w:szCs w:val="24"/>
+          <w:lang w:val="en-GB"/>
+        </w:rPr>
+        <w:t>và</w:t>
+      </w:r>
+      <w:proofErr w:type="spellEnd"/>
+      <w:r>
+        <w:rPr>
+          <w:rFonts w:ascii="Times New Roman" w:eastAsia="Times New Roman" w:hAnsi="Times New Roman" w:cs="Times New Roman"/>
+          <w:sz w:val="24"/>
+          <w:szCs w:val="24"/>
+          <w:lang w:val="en-GB"/>
+        </w:rPr>
+        <w:t xml:space="preserve"> UART, </w:t>
+      </w:r>
+      <w:proofErr w:type="spellStart"/>
+      <w:r>
+        <w:rPr>
+          <w:rFonts w:ascii="Times New Roman" w:eastAsia="Times New Roman" w:hAnsi="Times New Roman" w:cs="Times New Roman"/>
+          <w:sz w:val="24"/>
+          <w:szCs w:val="24"/>
+          <w:lang w:val="en-GB"/>
+        </w:rPr>
+        <w:t>sau</w:t>
+      </w:r>
+      <w:proofErr w:type="spellEnd"/>
+      <w:r>
+        <w:rPr>
+          <w:rFonts w:ascii="Times New Roman" w:eastAsia="Times New Roman" w:hAnsi="Times New Roman" w:cs="Times New Roman"/>
+          <w:sz w:val="24"/>
+          <w:szCs w:val="24"/>
+          <w:lang w:val="en-GB"/>
+        </w:rPr>
+        <w:t xml:space="preserve"> </w:t>
+      </w:r>
+      <w:proofErr w:type="spellStart"/>
+      <w:r>
+        <w:rPr>
+          <w:rFonts w:ascii="Times New Roman" w:eastAsia="Times New Roman" w:hAnsi="Times New Roman" w:cs="Times New Roman"/>
+          <w:sz w:val="24"/>
+          <w:szCs w:val="24"/>
+          <w:lang w:val="en-GB"/>
+        </w:rPr>
+        <w:t>đó</w:t>
+      </w:r>
+      <w:proofErr w:type="spellEnd"/>
+      <w:r>
+        <w:rPr>
+          <w:rFonts w:ascii="Times New Roman" w:eastAsia="Times New Roman" w:hAnsi="Times New Roman" w:cs="Times New Roman"/>
+          <w:sz w:val="24"/>
+          <w:szCs w:val="24"/>
+          <w:lang w:val="en-GB"/>
+        </w:rPr>
+        <w:t xml:space="preserve"> </w:t>
+      </w:r>
+      <w:proofErr w:type="spellStart"/>
+      <w:r>
+        <w:rPr>
+          <w:rFonts w:ascii="Times New Roman" w:eastAsia="Times New Roman" w:hAnsi="Times New Roman" w:cs="Times New Roman"/>
+          <w:sz w:val="24"/>
+          <w:szCs w:val="24"/>
+          <w:lang w:val="en-GB"/>
+        </w:rPr>
+        <w:t>kiểm</w:t>
+      </w:r>
+      <w:proofErr w:type="spellEnd"/>
+      <w:r>
+        <w:rPr>
+          <w:rFonts w:ascii="Times New Roman" w:eastAsia="Times New Roman" w:hAnsi="Times New Roman" w:cs="Times New Roman"/>
+          <w:sz w:val="24"/>
+          <w:szCs w:val="24"/>
+          <w:lang w:val="en-GB"/>
+        </w:rPr>
+        <w:t xml:space="preserve"> </w:t>
+      </w:r>
+      <w:proofErr w:type="spellStart"/>
+      <w:r>
+        <w:rPr>
+          <w:rFonts w:ascii="Times New Roman" w:eastAsia="Times New Roman" w:hAnsi="Times New Roman" w:cs="Times New Roman"/>
+          <w:sz w:val="24"/>
+          <w:szCs w:val="24"/>
+          <w:lang w:val="en-GB"/>
+        </w:rPr>
+        <w:t>tra</w:t>
+      </w:r>
+      <w:proofErr w:type="spellEnd"/>
+      <w:r>
+        <w:rPr>
+          <w:rFonts w:ascii="Times New Roman" w:eastAsia="Times New Roman" w:hAnsi="Times New Roman" w:cs="Times New Roman"/>
+          <w:sz w:val="24"/>
+          <w:szCs w:val="24"/>
+          <w:lang w:val="en-GB"/>
+        </w:rPr>
+        <w:t xml:space="preserve"> </w:t>
+      </w:r>
+      <w:proofErr w:type="spellStart"/>
+      <w:r>
+        <w:rPr>
+          <w:rFonts w:ascii="Times New Roman" w:eastAsia="Times New Roman" w:hAnsi="Times New Roman" w:cs="Times New Roman"/>
+          <w:sz w:val="24"/>
+          <w:szCs w:val="24"/>
+          <w:lang w:val="en-GB"/>
+        </w:rPr>
+        <w:t>xem</w:t>
+      </w:r>
+      <w:proofErr w:type="spellEnd"/>
+      <w:r>
+        <w:rPr>
+          <w:rFonts w:ascii="Times New Roman" w:eastAsia="Times New Roman" w:hAnsi="Times New Roman" w:cs="Times New Roman"/>
+          <w:sz w:val="24"/>
+          <w:szCs w:val="24"/>
+          <w:lang w:val="en-GB"/>
+        </w:rPr>
+        <w:t xml:space="preserve"> </w:t>
+      </w:r>
+      <w:proofErr w:type="spellStart"/>
+      <w:r>
+        <w:rPr>
+          <w:rFonts w:ascii="Times New Roman" w:eastAsia="Times New Roman" w:hAnsi="Times New Roman" w:cs="Times New Roman"/>
+          <w:sz w:val="24"/>
+          <w:szCs w:val="24"/>
+          <w:lang w:val="en-GB"/>
+        </w:rPr>
+        <w:t>vùng</w:t>
+      </w:r>
+      <w:proofErr w:type="spellEnd"/>
+      <w:r>
+        <w:rPr>
+          <w:rFonts w:ascii="Times New Roman" w:eastAsia="Times New Roman" w:hAnsi="Times New Roman" w:cs="Times New Roman"/>
+          <w:sz w:val="24"/>
+          <w:szCs w:val="24"/>
+          <w:lang w:val="en-GB"/>
+        </w:rPr>
+        <w:t xml:space="preserve"> Flash </w:t>
+      </w:r>
+      <w:proofErr w:type="spellStart"/>
+      <w:r>
+        <w:rPr>
+          <w:rFonts w:ascii="Times New Roman" w:eastAsia="Times New Roman" w:hAnsi="Times New Roman" w:cs="Times New Roman"/>
+          <w:sz w:val="24"/>
+          <w:szCs w:val="24"/>
+          <w:lang w:val="en-GB"/>
+        </w:rPr>
+        <w:t>của</w:t>
+      </w:r>
+      <w:proofErr w:type="spellEnd"/>
+      <w:r>
+        <w:rPr>
+          <w:rFonts w:ascii="Times New Roman" w:eastAsia="Times New Roman" w:hAnsi="Times New Roman" w:cs="Times New Roman"/>
+          <w:sz w:val="24"/>
+          <w:szCs w:val="24"/>
+          <w:lang w:val="en-GB"/>
+        </w:rPr>
+        <w:t xml:space="preserve"> Application </w:t>
+      </w:r>
+      <w:proofErr w:type="spellStart"/>
+      <w:r>
+        <w:rPr>
+          <w:rFonts w:ascii="Times New Roman" w:eastAsia="Times New Roman" w:hAnsi="Times New Roman" w:cs="Times New Roman"/>
+          <w:sz w:val="24"/>
+          <w:szCs w:val="24"/>
+          <w:lang w:val="en-GB"/>
+        </w:rPr>
+        <w:t>có</w:t>
+      </w:r>
+      <w:proofErr w:type="spellEnd"/>
+      <w:r>
+        <w:rPr>
+          <w:rFonts w:ascii="Times New Roman" w:eastAsia="Times New Roman" w:hAnsi="Times New Roman" w:cs="Times New Roman"/>
+          <w:sz w:val="24"/>
+          <w:szCs w:val="24"/>
+          <w:lang w:val="en-GB"/>
+        </w:rPr>
+        <w:t xml:space="preserve"> </w:t>
+      </w:r>
+      <w:proofErr w:type="spellStart"/>
+      <w:r>
+        <w:rPr>
+          <w:rFonts w:ascii="Times New Roman" w:eastAsia="Times New Roman" w:hAnsi="Times New Roman" w:cs="Times New Roman"/>
+          <w:sz w:val="24"/>
+          <w:szCs w:val="24"/>
+          <w:lang w:val="en-GB"/>
+        </w:rPr>
+        <w:t>chứa</w:t>
+      </w:r>
+      <w:proofErr w:type="spellEnd"/>
+      <w:r>
+        <w:rPr>
+          <w:rFonts w:ascii="Times New Roman" w:eastAsia="Times New Roman" w:hAnsi="Times New Roman" w:cs="Times New Roman"/>
+          <w:sz w:val="24"/>
+          <w:szCs w:val="24"/>
+          <w:lang w:val="en-GB"/>
+        </w:rPr>
+        <w:t xml:space="preserve"> firmware </w:t>
+      </w:r>
+      <w:proofErr w:type="spellStart"/>
+      <w:r>
+        <w:rPr>
+          <w:rFonts w:ascii="Times New Roman" w:eastAsia="Times New Roman" w:hAnsi="Times New Roman" w:cs="Times New Roman"/>
+          <w:sz w:val="24"/>
+          <w:szCs w:val="24"/>
+          <w:lang w:val="en-GB"/>
+        </w:rPr>
+        <w:t>hợp</w:t>
+      </w:r>
+      <w:proofErr w:type="spellEnd"/>
+      <w:r>
+        <w:rPr>
+          <w:rFonts w:ascii="Times New Roman" w:eastAsia="Times New Roman" w:hAnsi="Times New Roman" w:cs="Times New Roman"/>
+          <w:sz w:val="24"/>
+          <w:szCs w:val="24"/>
+          <w:lang w:val="en-GB"/>
+        </w:rPr>
+        <w:t xml:space="preserve"> </w:t>
+      </w:r>
+      <w:proofErr w:type="spellStart"/>
+      <w:r>
+        <w:rPr>
+          <w:rFonts w:ascii="Times New Roman" w:eastAsia="Times New Roman" w:hAnsi="Times New Roman" w:cs="Times New Roman"/>
+          <w:sz w:val="24"/>
+          <w:szCs w:val="24"/>
+          <w:lang w:val="en-GB"/>
+        </w:rPr>
+        <w:t>lệ</w:t>
+      </w:r>
+      <w:proofErr w:type="spellEnd"/>
+      <w:r>
+        <w:rPr>
+          <w:rFonts w:ascii="Times New Roman" w:eastAsia="Times New Roman" w:hAnsi="Times New Roman" w:cs="Times New Roman"/>
+          <w:sz w:val="24"/>
+          <w:szCs w:val="24"/>
+          <w:lang w:val="en-GB"/>
+        </w:rPr>
+        <w:t xml:space="preserve"> hay </w:t>
+      </w:r>
+      <w:proofErr w:type="spellStart"/>
+      <w:r>
+        <w:rPr>
+          <w:rFonts w:ascii="Times New Roman" w:eastAsia="Times New Roman" w:hAnsi="Times New Roman" w:cs="Times New Roman"/>
+          <w:sz w:val="24"/>
+          <w:szCs w:val="24"/>
+          <w:lang w:val="en-GB"/>
+        </w:rPr>
+        <w:t>không</w:t>
+      </w:r>
+      <w:proofErr w:type="spellEnd"/>
+      <w:r>
+        <w:rPr>
+          <w:rFonts w:ascii="Times New Roman" w:eastAsia="Times New Roman" w:hAnsi="Times New Roman" w:cs="Times New Roman"/>
+          <w:sz w:val="24"/>
+          <w:szCs w:val="24"/>
+          <w:lang w:val="en-GB"/>
+        </w:rPr>
+        <w:t xml:space="preserve">. </w:t>
+      </w:r>
+      <w:proofErr w:type="spellStart"/>
+      <w:r>
+        <w:rPr>
+          <w:rFonts w:ascii="Times New Roman" w:eastAsia="Times New Roman" w:hAnsi="Times New Roman" w:cs="Times New Roman"/>
+          <w:sz w:val="24"/>
+          <w:szCs w:val="24"/>
+          <w:lang w:val="en-GB"/>
+        </w:rPr>
+        <w:t>Nếu</w:t>
+      </w:r>
+      <w:proofErr w:type="spellEnd"/>
+      <w:r>
+        <w:rPr>
+          <w:rFonts w:ascii="Times New Roman" w:eastAsia="Times New Roman" w:hAnsi="Times New Roman" w:cs="Times New Roman"/>
+          <w:sz w:val="24"/>
+          <w:szCs w:val="24"/>
+          <w:lang w:val="en-GB"/>
+        </w:rPr>
+        <w:t xml:space="preserve"> firmware </w:t>
+      </w:r>
+      <w:proofErr w:type="spellStart"/>
+      <w:r>
+        <w:rPr>
+          <w:rFonts w:ascii="Times New Roman" w:eastAsia="Times New Roman" w:hAnsi="Times New Roman" w:cs="Times New Roman"/>
+          <w:sz w:val="24"/>
+          <w:szCs w:val="24"/>
+          <w:lang w:val="en-GB"/>
+        </w:rPr>
+        <w:t>hợp</w:t>
+      </w:r>
+      <w:proofErr w:type="spellEnd"/>
+      <w:r>
+        <w:rPr>
+          <w:rFonts w:ascii="Times New Roman" w:eastAsia="Times New Roman" w:hAnsi="Times New Roman" w:cs="Times New Roman"/>
+          <w:sz w:val="24"/>
+          <w:szCs w:val="24"/>
+          <w:lang w:val="en-GB"/>
+        </w:rPr>
+        <w:t xml:space="preserve"> </w:t>
+      </w:r>
+      <w:proofErr w:type="spellStart"/>
+      <w:r>
+        <w:rPr>
+          <w:rFonts w:ascii="Times New Roman" w:eastAsia="Times New Roman" w:hAnsi="Times New Roman" w:cs="Times New Roman"/>
+          <w:sz w:val="24"/>
+          <w:szCs w:val="24"/>
+          <w:lang w:val="en-GB"/>
+        </w:rPr>
+        <w:t>lệ</w:t>
+      </w:r>
+      <w:proofErr w:type="spellEnd"/>
+      <w:r>
+        <w:rPr>
+          <w:rFonts w:ascii="Times New Roman" w:eastAsia="Times New Roman" w:hAnsi="Times New Roman" w:cs="Times New Roman"/>
+          <w:sz w:val="24"/>
+          <w:szCs w:val="24"/>
+          <w:lang w:val="en-GB"/>
+        </w:rPr>
+        <w:t xml:space="preserve"> </w:t>
+      </w:r>
+      <w:proofErr w:type="spellStart"/>
+      <w:r>
+        <w:rPr>
+          <w:rFonts w:ascii="Times New Roman" w:eastAsia="Times New Roman" w:hAnsi="Times New Roman" w:cs="Times New Roman"/>
+          <w:sz w:val="24"/>
+          <w:szCs w:val="24"/>
+          <w:lang w:val="en-GB"/>
+        </w:rPr>
+        <w:t>và</w:t>
+      </w:r>
+      <w:proofErr w:type="spellEnd"/>
+      <w:r>
+        <w:rPr>
+          <w:rFonts w:ascii="Times New Roman" w:eastAsia="Times New Roman" w:hAnsi="Times New Roman" w:cs="Times New Roman"/>
+          <w:sz w:val="24"/>
+          <w:szCs w:val="24"/>
+          <w:lang w:val="en-GB"/>
+        </w:rPr>
+        <w:t xml:space="preserve"> </w:t>
+      </w:r>
+      <w:proofErr w:type="spellStart"/>
+      <w:r>
+        <w:rPr>
+          <w:rFonts w:ascii="Times New Roman" w:eastAsia="Times New Roman" w:hAnsi="Times New Roman" w:cs="Times New Roman"/>
+          <w:sz w:val="24"/>
+          <w:szCs w:val="24"/>
+          <w:lang w:val="en-GB"/>
+        </w:rPr>
+        <w:t>không</w:t>
+      </w:r>
+      <w:proofErr w:type="spellEnd"/>
+      <w:r>
+        <w:rPr>
+          <w:rFonts w:ascii="Times New Roman" w:eastAsia="Times New Roman" w:hAnsi="Times New Roman" w:cs="Times New Roman"/>
+          <w:sz w:val="24"/>
+          <w:szCs w:val="24"/>
+          <w:lang w:val="en-GB"/>
+        </w:rPr>
+        <w:t xml:space="preserve"> </w:t>
+      </w:r>
+      <w:proofErr w:type="spellStart"/>
+      <w:r>
+        <w:rPr>
+          <w:rFonts w:ascii="Times New Roman" w:eastAsia="Times New Roman" w:hAnsi="Times New Roman" w:cs="Times New Roman"/>
+          <w:sz w:val="24"/>
+          <w:szCs w:val="24"/>
+          <w:lang w:val="en-GB"/>
+        </w:rPr>
+        <w:t>có</w:t>
+      </w:r>
+      <w:proofErr w:type="spellEnd"/>
+      <w:r>
+        <w:rPr>
+          <w:rFonts w:ascii="Times New Roman" w:eastAsia="Times New Roman" w:hAnsi="Times New Roman" w:cs="Times New Roman"/>
+          <w:sz w:val="24"/>
+          <w:szCs w:val="24"/>
+          <w:lang w:val="en-GB"/>
+        </w:rPr>
+        <w:t xml:space="preserve"> </w:t>
+      </w:r>
+      <w:proofErr w:type="spellStart"/>
+      <w:r>
+        <w:rPr>
+          <w:rFonts w:ascii="Times New Roman" w:eastAsia="Times New Roman" w:hAnsi="Times New Roman" w:cs="Times New Roman"/>
+          <w:sz w:val="24"/>
+          <w:szCs w:val="24"/>
+          <w:lang w:val="en-GB"/>
+        </w:rPr>
+        <w:t>yêu</w:t>
+      </w:r>
+      <w:proofErr w:type="spellEnd"/>
+      <w:r>
+        <w:rPr>
+          <w:rFonts w:ascii="Times New Roman" w:eastAsia="Times New Roman" w:hAnsi="Times New Roman" w:cs="Times New Roman"/>
+          <w:sz w:val="24"/>
+          <w:szCs w:val="24"/>
+          <w:lang w:val="en-GB"/>
+        </w:rPr>
+        <w:t xml:space="preserve"> </w:t>
+      </w:r>
+      <w:proofErr w:type="spellStart"/>
+      <w:r>
+        <w:rPr>
+          <w:rFonts w:ascii="Times New Roman" w:eastAsia="Times New Roman" w:hAnsi="Times New Roman" w:cs="Times New Roman"/>
+          <w:sz w:val="24"/>
+          <w:szCs w:val="24"/>
+          <w:lang w:val="en-GB"/>
+        </w:rPr>
+        <w:t>cầu</w:t>
+      </w:r>
+      <w:proofErr w:type="spellEnd"/>
+      <w:r>
+        <w:rPr>
+          <w:rFonts w:ascii="Times New Roman" w:eastAsia="Times New Roman" w:hAnsi="Times New Roman" w:cs="Times New Roman"/>
+          <w:sz w:val="24"/>
+          <w:szCs w:val="24"/>
+          <w:lang w:val="en-GB"/>
+        </w:rPr>
+        <w:t xml:space="preserve"> </w:t>
+      </w:r>
+      <w:proofErr w:type="spellStart"/>
+      <w:r>
+        <w:rPr>
+          <w:rFonts w:ascii="Times New Roman" w:eastAsia="Times New Roman" w:hAnsi="Times New Roman" w:cs="Times New Roman"/>
+          <w:sz w:val="24"/>
+          <w:szCs w:val="24"/>
+          <w:lang w:val="en-GB"/>
+        </w:rPr>
+        <w:t>cập</w:t>
+      </w:r>
+      <w:proofErr w:type="spellEnd"/>
+      <w:r>
+        <w:rPr>
+          <w:rFonts w:ascii="Times New Roman" w:eastAsia="Times New Roman" w:hAnsi="Times New Roman" w:cs="Times New Roman"/>
+          <w:sz w:val="24"/>
+          <w:szCs w:val="24"/>
+          <w:lang w:val="en-GB"/>
+        </w:rPr>
+        <w:t xml:space="preserve"> </w:t>
+      </w:r>
+      <w:proofErr w:type="spellStart"/>
+      <w:r>
+        <w:rPr>
+          <w:rFonts w:ascii="Times New Roman" w:eastAsia="Times New Roman" w:hAnsi="Times New Roman" w:cs="Times New Roman"/>
+          <w:sz w:val="24"/>
+          <w:szCs w:val="24"/>
+          <w:lang w:val="en-GB"/>
+        </w:rPr>
+        <w:t>nhật</w:t>
+      </w:r>
+      <w:proofErr w:type="spellEnd"/>
+      <w:r>
+        <w:rPr>
+          <w:rFonts w:ascii="Times New Roman" w:eastAsia="Times New Roman" w:hAnsi="Times New Roman" w:cs="Times New Roman"/>
+          <w:sz w:val="24"/>
+          <w:szCs w:val="24"/>
+          <w:lang w:val="en-GB"/>
+        </w:rPr>
+        <w:t xml:space="preserve"> </w:t>
+      </w:r>
+      <w:proofErr w:type="spellStart"/>
+      <w:r>
+        <w:rPr>
+          <w:rFonts w:ascii="Times New Roman" w:eastAsia="Times New Roman" w:hAnsi="Times New Roman" w:cs="Times New Roman"/>
+          <w:sz w:val="24"/>
+          <w:szCs w:val="24"/>
+          <w:lang w:val="en-GB"/>
+        </w:rPr>
+        <w:t>trong</w:t>
+      </w:r>
+      <w:proofErr w:type="spellEnd"/>
+      <w:r>
+        <w:rPr>
+          <w:rFonts w:ascii="Times New Roman" w:eastAsia="Times New Roman" w:hAnsi="Times New Roman" w:cs="Times New Roman"/>
+          <w:sz w:val="24"/>
+          <w:szCs w:val="24"/>
+          <w:lang w:val="en-GB"/>
+        </w:rPr>
+        <w:t xml:space="preserve"> </w:t>
+      </w:r>
+      <w:proofErr w:type="spellStart"/>
+      <w:r>
+        <w:rPr>
+          <w:rFonts w:ascii="Times New Roman" w:eastAsia="Times New Roman" w:hAnsi="Times New Roman" w:cs="Times New Roman"/>
+          <w:sz w:val="24"/>
+          <w:szCs w:val="24"/>
+          <w:lang w:val="en-GB"/>
+        </w:rPr>
+        <w:t>khoảng</w:t>
+      </w:r>
+      <w:proofErr w:type="spellEnd"/>
+      <w:r>
+        <w:rPr>
+          <w:rFonts w:ascii="Times New Roman" w:eastAsia="Times New Roman" w:hAnsi="Times New Roman" w:cs="Times New Roman"/>
+          <w:sz w:val="24"/>
+          <w:szCs w:val="24"/>
+          <w:lang w:val="en-GB"/>
+        </w:rPr>
+        <w:t xml:space="preserve"> 3 </w:t>
+      </w:r>
+      <w:proofErr w:type="spellStart"/>
+      <w:r>
+        <w:rPr>
+          <w:rFonts w:ascii="Times New Roman" w:eastAsia="Times New Roman" w:hAnsi="Times New Roman" w:cs="Times New Roman"/>
+          <w:sz w:val="24"/>
+          <w:szCs w:val="24"/>
+          <w:lang w:val="en-GB"/>
+        </w:rPr>
+        <w:t>giây</w:t>
+      </w:r>
+      <w:proofErr w:type="spellEnd"/>
+      <w:r>
+        <w:rPr>
+          <w:rFonts w:ascii="Times New Roman" w:eastAsia="Times New Roman" w:hAnsi="Times New Roman" w:cs="Times New Roman"/>
+          <w:sz w:val="24"/>
+          <w:szCs w:val="24"/>
+          <w:lang w:val="en-GB"/>
+        </w:rPr>
+        <w:t xml:space="preserve">, Bootloader </w:t>
+      </w:r>
+      <w:proofErr w:type="spellStart"/>
+      <w:r>
+        <w:rPr>
+          <w:rFonts w:ascii="Times New Roman" w:eastAsia="Times New Roman" w:hAnsi="Times New Roman" w:cs="Times New Roman"/>
+          <w:sz w:val="24"/>
+          <w:szCs w:val="24"/>
+          <w:lang w:val="en-GB"/>
+        </w:rPr>
+        <w:t>sẽ</w:t>
+      </w:r>
+      <w:proofErr w:type="spellEnd"/>
+      <w:r>
+        <w:rPr>
+          <w:rFonts w:ascii="Times New Roman" w:eastAsia="Times New Roman" w:hAnsi="Times New Roman" w:cs="Times New Roman"/>
+          <w:sz w:val="24"/>
+          <w:szCs w:val="24"/>
+          <w:lang w:val="en-GB"/>
+        </w:rPr>
+        <w:t xml:space="preserve"> </w:t>
+      </w:r>
+      <w:proofErr w:type="spellStart"/>
+      <w:r>
+        <w:rPr>
+          <w:rFonts w:ascii="Times New Roman" w:eastAsia="Times New Roman" w:hAnsi="Times New Roman" w:cs="Times New Roman"/>
+          <w:sz w:val="24"/>
+          <w:szCs w:val="24"/>
+          <w:lang w:val="en-GB"/>
+        </w:rPr>
+        <w:t>chuyển</w:t>
+      </w:r>
+      <w:proofErr w:type="spellEnd"/>
+      <w:r>
+        <w:rPr>
+          <w:rFonts w:ascii="Times New Roman" w:eastAsia="Times New Roman" w:hAnsi="Times New Roman" w:cs="Times New Roman"/>
+          <w:sz w:val="24"/>
+          <w:szCs w:val="24"/>
+          <w:lang w:val="en-GB"/>
+        </w:rPr>
+        <w:t xml:space="preserve"> </w:t>
+      </w:r>
+      <w:proofErr w:type="spellStart"/>
+      <w:r>
+        <w:rPr>
+          <w:rFonts w:ascii="Times New Roman" w:eastAsia="Times New Roman" w:hAnsi="Times New Roman" w:cs="Times New Roman"/>
+          <w:sz w:val="24"/>
+          <w:szCs w:val="24"/>
+          <w:lang w:val="en-GB"/>
+        </w:rPr>
+        <w:t>quyền</w:t>
+      </w:r>
+      <w:proofErr w:type="spellEnd"/>
+      <w:r>
+        <w:rPr>
+          <w:rFonts w:ascii="Times New Roman" w:eastAsia="Times New Roman" w:hAnsi="Times New Roman" w:cs="Times New Roman"/>
+          <w:sz w:val="24"/>
+          <w:szCs w:val="24"/>
+          <w:lang w:val="en-GB"/>
+        </w:rPr>
+        <w:t xml:space="preserve"> </w:t>
+      </w:r>
+      <w:proofErr w:type="spellStart"/>
+      <w:r>
+        <w:rPr>
+          <w:rFonts w:ascii="Times New Roman" w:eastAsia="Times New Roman" w:hAnsi="Times New Roman" w:cs="Times New Roman"/>
+          <w:sz w:val="24"/>
+          <w:szCs w:val="24"/>
+          <w:lang w:val="en-GB"/>
+        </w:rPr>
+        <w:t>thực</w:t>
+      </w:r>
+      <w:proofErr w:type="spellEnd"/>
+      <w:r>
+        <w:rPr>
+          <w:rFonts w:ascii="Times New Roman" w:eastAsia="Times New Roman" w:hAnsi="Times New Roman" w:cs="Times New Roman"/>
+          <w:sz w:val="24"/>
+          <w:szCs w:val="24"/>
+          <w:lang w:val="en-GB"/>
+        </w:rPr>
+        <w:t xml:space="preserve"> </w:t>
+      </w:r>
+      <w:proofErr w:type="spellStart"/>
+      <w:r>
+        <w:rPr>
+          <w:rFonts w:ascii="Times New Roman" w:eastAsia="Times New Roman" w:hAnsi="Times New Roman" w:cs="Times New Roman"/>
+          <w:sz w:val="24"/>
+          <w:szCs w:val="24"/>
+          <w:lang w:val="en-GB"/>
+        </w:rPr>
+        <w:t>thi</w:t>
+      </w:r>
+      <w:proofErr w:type="spellEnd"/>
+      <w:r>
+        <w:rPr>
+          <w:rFonts w:ascii="Times New Roman" w:eastAsia="Times New Roman" w:hAnsi="Times New Roman" w:cs="Times New Roman"/>
+          <w:sz w:val="24"/>
+          <w:szCs w:val="24"/>
+          <w:lang w:val="en-GB"/>
+        </w:rPr>
+        <w:t xml:space="preserve"> sang Application. </w:t>
+      </w:r>
+      <w:proofErr w:type="spellStart"/>
+      <w:r>
+        <w:rPr>
+          <w:rFonts w:ascii="Times New Roman" w:eastAsia="Times New Roman" w:hAnsi="Times New Roman" w:cs="Times New Roman"/>
+          <w:sz w:val="24"/>
+          <w:szCs w:val="24"/>
+          <w:lang w:val="en-GB"/>
+        </w:rPr>
+        <w:t>Ngược</w:t>
+      </w:r>
+      <w:proofErr w:type="spellEnd"/>
+      <w:r>
+        <w:rPr>
+          <w:rFonts w:ascii="Times New Roman" w:eastAsia="Times New Roman" w:hAnsi="Times New Roman" w:cs="Times New Roman"/>
+          <w:sz w:val="24"/>
+          <w:szCs w:val="24"/>
+          <w:lang w:val="en-GB"/>
+        </w:rPr>
+        <w:t xml:space="preserve"> </w:t>
+      </w:r>
+      <w:proofErr w:type="spellStart"/>
+      <w:r>
+        <w:rPr>
+          <w:rFonts w:ascii="Times New Roman" w:eastAsia="Times New Roman" w:hAnsi="Times New Roman" w:cs="Times New Roman"/>
+          <w:sz w:val="24"/>
+          <w:szCs w:val="24"/>
+          <w:lang w:val="en-GB"/>
+        </w:rPr>
+        <w:t>lại</w:t>
+      </w:r>
+      <w:proofErr w:type="spellEnd"/>
+      <w:r>
+        <w:rPr>
+          <w:rFonts w:ascii="Times New Roman" w:eastAsia="Times New Roman" w:hAnsi="Times New Roman" w:cs="Times New Roman"/>
+          <w:sz w:val="24"/>
+          <w:szCs w:val="24"/>
+          <w:lang w:val="en-GB"/>
+        </w:rPr>
+        <w:t xml:space="preserve">, </w:t>
+      </w:r>
+      <w:proofErr w:type="spellStart"/>
+      <w:r>
+        <w:rPr>
+          <w:rFonts w:ascii="Times New Roman" w:eastAsia="Times New Roman" w:hAnsi="Times New Roman" w:cs="Times New Roman"/>
+          <w:sz w:val="24"/>
+          <w:szCs w:val="24"/>
+          <w:lang w:val="en-GB"/>
+        </w:rPr>
+        <w:t>nếu</w:t>
+      </w:r>
+      <w:proofErr w:type="spellEnd"/>
+      <w:r>
+        <w:rPr>
+          <w:rFonts w:ascii="Times New Roman" w:eastAsia="Times New Roman" w:hAnsi="Times New Roman" w:cs="Times New Roman"/>
+          <w:sz w:val="24"/>
+          <w:szCs w:val="24"/>
+          <w:lang w:val="en-GB"/>
+        </w:rPr>
+        <w:t xml:space="preserve"> </w:t>
+      </w:r>
+      <w:proofErr w:type="spellStart"/>
+      <w:r>
+        <w:rPr>
+          <w:rFonts w:ascii="Times New Roman" w:eastAsia="Times New Roman" w:hAnsi="Times New Roman" w:cs="Times New Roman"/>
+          <w:sz w:val="24"/>
+          <w:szCs w:val="24"/>
+          <w:lang w:val="en-GB"/>
+        </w:rPr>
+        <w:lastRenderedPageBreak/>
+        <w:t>nhận</w:t>
+      </w:r>
+      <w:proofErr w:type="spellEnd"/>
+      <w:r>
+        <w:rPr>
+          <w:rFonts w:ascii="Times New Roman" w:eastAsia="Times New Roman" w:hAnsi="Times New Roman" w:cs="Times New Roman"/>
+          <w:sz w:val="24"/>
+          <w:szCs w:val="24"/>
+          <w:lang w:val="en-GB"/>
+        </w:rPr>
+        <w:t xml:space="preserve"> </w:t>
+      </w:r>
+      <w:proofErr w:type="spellStart"/>
+      <w:r>
+        <w:rPr>
+          <w:rFonts w:ascii="Times New Roman" w:eastAsia="Times New Roman" w:hAnsi="Times New Roman" w:cs="Times New Roman"/>
+          <w:sz w:val="24"/>
+          <w:szCs w:val="24"/>
+          <w:lang w:val="en-GB"/>
+        </w:rPr>
+        <w:t>được</w:t>
+      </w:r>
+      <w:proofErr w:type="spellEnd"/>
+      <w:r>
+        <w:rPr>
+          <w:rFonts w:ascii="Times New Roman" w:eastAsia="Times New Roman" w:hAnsi="Times New Roman" w:cs="Times New Roman"/>
+          <w:sz w:val="24"/>
+          <w:szCs w:val="24"/>
+          <w:lang w:val="en-GB"/>
+        </w:rPr>
+        <w:t xml:space="preserve"> </w:t>
+      </w:r>
+      <w:proofErr w:type="spellStart"/>
+      <w:r>
+        <w:rPr>
+          <w:rFonts w:ascii="Times New Roman" w:eastAsia="Times New Roman" w:hAnsi="Times New Roman" w:cs="Times New Roman"/>
+          <w:sz w:val="24"/>
+          <w:szCs w:val="24"/>
+          <w:lang w:val="en-GB"/>
+        </w:rPr>
+        <w:t>lệnh</w:t>
+      </w:r>
+      <w:proofErr w:type="spellEnd"/>
+      <w:r>
+        <w:rPr>
+          <w:rFonts w:ascii="Times New Roman" w:eastAsia="Times New Roman" w:hAnsi="Times New Roman" w:cs="Times New Roman"/>
+          <w:sz w:val="24"/>
+          <w:szCs w:val="24"/>
+          <w:lang w:val="en-GB"/>
+        </w:rPr>
+        <w:t xml:space="preserve"> </w:t>
+      </w:r>
+      <w:proofErr w:type="spellStart"/>
+      <w:r>
+        <w:rPr>
+          <w:rFonts w:ascii="Times New Roman" w:eastAsia="Times New Roman" w:hAnsi="Times New Roman" w:cs="Times New Roman"/>
+          <w:sz w:val="24"/>
+          <w:szCs w:val="24"/>
+          <w:lang w:val="en-GB"/>
+        </w:rPr>
+        <w:t>cập</w:t>
+      </w:r>
+      <w:proofErr w:type="spellEnd"/>
+      <w:r>
+        <w:rPr>
+          <w:rFonts w:ascii="Times New Roman" w:eastAsia="Times New Roman" w:hAnsi="Times New Roman" w:cs="Times New Roman"/>
+          <w:sz w:val="24"/>
+          <w:szCs w:val="24"/>
+          <w:lang w:val="en-GB"/>
+        </w:rPr>
+        <w:t xml:space="preserve"> </w:t>
+      </w:r>
+      <w:proofErr w:type="spellStart"/>
+      <w:r>
+        <w:rPr>
+          <w:rFonts w:ascii="Times New Roman" w:eastAsia="Times New Roman" w:hAnsi="Times New Roman" w:cs="Times New Roman"/>
+          <w:sz w:val="24"/>
+          <w:szCs w:val="24"/>
+          <w:lang w:val="en-GB"/>
+        </w:rPr>
+        <w:t>nhật</w:t>
+      </w:r>
+      <w:proofErr w:type="spellEnd"/>
+      <w:r>
+        <w:rPr>
+          <w:rFonts w:ascii="Times New Roman" w:eastAsia="Times New Roman" w:hAnsi="Times New Roman" w:cs="Times New Roman"/>
+          <w:sz w:val="24"/>
+          <w:szCs w:val="24"/>
+          <w:lang w:val="en-GB"/>
+        </w:rPr>
+        <w:t xml:space="preserve"> </w:t>
+      </w:r>
+      <w:proofErr w:type="spellStart"/>
+      <w:r>
+        <w:rPr>
+          <w:rFonts w:ascii="Times New Roman" w:eastAsia="Times New Roman" w:hAnsi="Times New Roman" w:cs="Times New Roman"/>
+          <w:sz w:val="24"/>
+          <w:szCs w:val="24"/>
+          <w:lang w:val="en-GB"/>
+        </w:rPr>
+        <w:t>từ</w:t>
+      </w:r>
+      <w:proofErr w:type="spellEnd"/>
+      <w:r>
+        <w:rPr>
+          <w:rFonts w:ascii="Times New Roman" w:eastAsia="Times New Roman" w:hAnsi="Times New Roman" w:cs="Times New Roman"/>
+          <w:sz w:val="24"/>
+          <w:szCs w:val="24"/>
+          <w:lang w:val="en-GB"/>
+        </w:rPr>
+        <w:t xml:space="preserve"> PC qua UART </w:t>
+      </w:r>
+      <w:proofErr w:type="spellStart"/>
+      <w:r>
+        <w:rPr>
+          <w:rFonts w:ascii="Times New Roman" w:eastAsia="Times New Roman" w:hAnsi="Times New Roman" w:cs="Times New Roman"/>
+          <w:sz w:val="24"/>
+          <w:szCs w:val="24"/>
+          <w:lang w:val="en-GB"/>
+        </w:rPr>
+        <w:t>thì</w:t>
+      </w:r>
+      <w:proofErr w:type="spellEnd"/>
+      <w:r>
+        <w:rPr>
+          <w:rFonts w:ascii="Times New Roman" w:eastAsia="Times New Roman" w:hAnsi="Times New Roman" w:cs="Times New Roman"/>
+          <w:sz w:val="24"/>
+          <w:szCs w:val="24"/>
+          <w:lang w:val="en-GB"/>
+        </w:rPr>
+        <w:t xml:space="preserve"> Bootloader </w:t>
+      </w:r>
+      <w:proofErr w:type="spellStart"/>
+      <w:r>
+        <w:rPr>
+          <w:rFonts w:ascii="Times New Roman" w:eastAsia="Times New Roman" w:hAnsi="Times New Roman" w:cs="Times New Roman"/>
+          <w:sz w:val="24"/>
+          <w:szCs w:val="24"/>
+          <w:lang w:val="en-GB"/>
+        </w:rPr>
+        <w:t>sẽ</w:t>
+      </w:r>
+      <w:proofErr w:type="spellEnd"/>
+      <w:r>
+        <w:rPr>
+          <w:rFonts w:ascii="Times New Roman" w:eastAsia="Times New Roman" w:hAnsi="Times New Roman" w:cs="Times New Roman"/>
+          <w:sz w:val="24"/>
+          <w:szCs w:val="24"/>
+          <w:lang w:val="en-GB"/>
+        </w:rPr>
+        <w:t xml:space="preserve"> </w:t>
+      </w:r>
+      <w:proofErr w:type="spellStart"/>
+      <w:r>
+        <w:rPr>
+          <w:rFonts w:ascii="Times New Roman" w:eastAsia="Times New Roman" w:hAnsi="Times New Roman" w:cs="Times New Roman"/>
+          <w:sz w:val="24"/>
+          <w:szCs w:val="24"/>
+          <w:lang w:val="en-GB"/>
+        </w:rPr>
+        <w:t>xử</w:t>
+      </w:r>
+      <w:proofErr w:type="spellEnd"/>
+      <w:r>
+        <w:rPr>
+          <w:rFonts w:ascii="Times New Roman" w:eastAsia="Times New Roman" w:hAnsi="Times New Roman" w:cs="Times New Roman"/>
+          <w:sz w:val="24"/>
+          <w:szCs w:val="24"/>
+          <w:lang w:val="en-GB"/>
+        </w:rPr>
+        <w:t xml:space="preserve"> </w:t>
+      </w:r>
+      <w:proofErr w:type="spellStart"/>
+      <w:r>
+        <w:rPr>
+          <w:rFonts w:ascii="Times New Roman" w:eastAsia="Times New Roman" w:hAnsi="Times New Roman" w:cs="Times New Roman"/>
+          <w:sz w:val="24"/>
+          <w:szCs w:val="24"/>
+          <w:lang w:val="en-GB"/>
+        </w:rPr>
+        <w:t>lý</w:t>
+      </w:r>
+      <w:proofErr w:type="spellEnd"/>
+      <w:r>
+        <w:rPr>
+          <w:rFonts w:ascii="Times New Roman" w:eastAsia="Times New Roman" w:hAnsi="Times New Roman" w:cs="Times New Roman"/>
+          <w:sz w:val="24"/>
+          <w:szCs w:val="24"/>
+          <w:lang w:val="en-GB"/>
+        </w:rPr>
+        <w:t xml:space="preserve"> </w:t>
+      </w:r>
+      <w:proofErr w:type="spellStart"/>
+      <w:r>
+        <w:rPr>
+          <w:rFonts w:ascii="Times New Roman" w:eastAsia="Times New Roman" w:hAnsi="Times New Roman" w:cs="Times New Roman"/>
+          <w:sz w:val="24"/>
+          <w:szCs w:val="24"/>
+          <w:lang w:val="en-GB"/>
+        </w:rPr>
+        <w:t>các</w:t>
+      </w:r>
+      <w:proofErr w:type="spellEnd"/>
+      <w:r>
+        <w:rPr>
+          <w:rFonts w:ascii="Times New Roman" w:eastAsia="Times New Roman" w:hAnsi="Times New Roman" w:cs="Times New Roman"/>
+          <w:sz w:val="24"/>
+          <w:szCs w:val="24"/>
+          <w:lang w:val="en-GB"/>
+        </w:rPr>
+        <w:t xml:space="preserve"> </w:t>
+      </w:r>
+      <w:proofErr w:type="spellStart"/>
+      <w:r>
+        <w:rPr>
+          <w:rFonts w:ascii="Times New Roman" w:eastAsia="Times New Roman" w:hAnsi="Times New Roman" w:cs="Times New Roman"/>
+          <w:sz w:val="24"/>
+          <w:szCs w:val="24"/>
+          <w:lang w:val="en-GB"/>
+        </w:rPr>
+        <w:t>lệnh</w:t>
+      </w:r>
+      <w:proofErr w:type="spellEnd"/>
+      <w:r>
+        <w:rPr>
+          <w:rFonts w:ascii="Times New Roman" w:eastAsia="Times New Roman" w:hAnsi="Times New Roman" w:cs="Times New Roman"/>
+          <w:sz w:val="24"/>
+          <w:szCs w:val="24"/>
+          <w:lang w:val="en-GB"/>
+        </w:rPr>
+        <w:t xml:space="preserve"> </w:t>
+      </w:r>
+      <w:proofErr w:type="spellStart"/>
+      <w:r>
+        <w:rPr>
+          <w:rFonts w:ascii="Times New Roman" w:eastAsia="Times New Roman" w:hAnsi="Times New Roman" w:cs="Times New Roman"/>
+          <w:sz w:val="24"/>
+          <w:szCs w:val="24"/>
+          <w:lang w:val="en-GB"/>
+        </w:rPr>
+        <w:t>như</w:t>
+      </w:r>
+      <w:proofErr w:type="spellEnd"/>
+      <w:r>
+        <w:rPr>
+          <w:rFonts w:ascii="Times New Roman" w:eastAsia="Times New Roman" w:hAnsi="Times New Roman" w:cs="Times New Roman"/>
+          <w:sz w:val="24"/>
+          <w:szCs w:val="24"/>
+          <w:lang w:val="en-GB"/>
+        </w:rPr>
+        <w:t xml:space="preserve"> PING, READ </w:t>
+      </w:r>
+      <w:proofErr w:type="spellStart"/>
+      <w:r>
+        <w:rPr>
+          <w:rFonts w:ascii="Times New Roman" w:eastAsia="Times New Roman" w:hAnsi="Times New Roman" w:cs="Times New Roman"/>
+          <w:sz w:val="24"/>
+          <w:szCs w:val="24"/>
+          <w:lang w:val="en-GB"/>
+        </w:rPr>
+        <w:t>và</w:t>
+      </w:r>
+      <w:proofErr w:type="spellEnd"/>
+      <w:r>
+        <w:rPr>
+          <w:rFonts w:ascii="Times New Roman" w:eastAsia="Times New Roman" w:hAnsi="Times New Roman" w:cs="Times New Roman"/>
+          <w:sz w:val="24"/>
+          <w:szCs w:val="24"/>
+          <w:lang w:val="en-GB"/>
+        </w:rPr>
+        <w:t xml:space="preserve"> WRITE </w:t>
+      </w:r>
+      <w:proofErr w:type="spellStart"/>
+      <w:r>
+        <w:rPr>
+          <w:rFonts w:ascii="Times New Roman" w:eastAsia="Times New Roman" w:hAnsi="Times New Roman" w:cs="Times New Roman"/>
+          <w:sz w:val="24"/>
+          <w:szCs w:val="24"/>
+          <w:lang w:val="en-GB"/>
+        </w:rPr>
+        <w:t>để</w:t>
+      </w:r>
+      <w:proofErr w:type="spellEnd"/>
+      <w:r>
+        <w:rPr>
+          <w:rFonts w:ascii="Times New Roman" w:eastAsia="Times New Roman" w:hAnsi="Times New Roman" w:cs="Times New Roman"/>
+          <w:sz w:val="24"/>
+          <w:szCs w:val="24"/>
+          <w:lang w:val="en-GB"/>
+        </w:rPr>
+        <w:t xml:space="preserve"> </w:t>
+      </w:r>
+      <w:proofErr w:type="spellStart"/>
+      <w:r>
+        <w:rPr>
+          <w:rFonts w:ascii="Times New Roman" w:eastAsia="Times New Roman" w:hAnsi="Times New Roman" w:cs="Times New Roman"/>
+          <w:sz w:val="24"/>
+          <w:szCs w:val="24"/>
+          <w:lang w:val="en-GB"/>
+        </w:rPr>
+        <w:t>thực</w:t>
+      </w:r>
+      <w:proofErr w:type="spellEnd"/>
+      <w:r>
+        <w:rPr>
+          <w:rFonts w:ascii="Times New Roman" w:eastAsia="Times New Roman" w:hAnsi="Times New Roman" w:cs="Times New Roman"/>
+          <w:sz w:val="24"/>
+          <w:szCs w:val="24"/>
+          <w:lang w:val="en-GB"/>
+        </w:rPr>
+        <w:t xml:space="preserve"> </w:t>
+      </w:r>
+      <w:proofErr w:type="spellStart"/>
+      <w:r>
+        <w:rPr>
+          <w:rFonts w:ascii="Times New Roman" w:eastAsia="Times New Roman" w:hAnsi="Times New Roman" w:cs="Times New Roman"/>
+          <w:sz w:val="24"/>
+          <w:szCs w:val="24"/>
+          <w:lang w:val="en-GB"/>
+        </w:rPr>
+        <w:t>hiện</w:t>
+      </w:r>
+      <w:proofErr w:type="spellEnd"/>
+      <w:r>
+        <w:rPr>
+          <w:rFonts w:ascii="Times New Roman" w:eastAsia="Times New Roman" w:hAnsi="Times New Roman" w:cs="Times New Roman"/>
+          <w:sz w:val="24"/>
+          <w:szCs w:val="24"/>
+          <w:lang w:val="en-GB"/>
+        </w:rPr>
+        <w:t xml:space="preserve"> </w:t>
+      </w:r>
+      <w:proofErr w:type="spellStart"/>
+      <w:r>
+        <w:rPr>
+          <w:rFonts w:ascii="Times New Roman" w:eastAsia="Times New Roman" w:hAnsi="Times New Roman" w:cs="Times New Roman"/>
+          <w:sz w:val="24"/>
+          <w:szCs w:val="24"/>
+          <w:lang w:val="en-GB"/>
+        </w:rPr>
+        <w:t>cập</w:t>
+      </w:r>
+      <w:proofErr w:type="spellEnd"/>
+      <w:r>
+        <w:rPr>
+          <w:rFonts w:ascii="Times New Roman" w:eastAsia="Times New Roman" w:hAnsi="Times New Roman" w:cs="Times New Roman"/>
+          <w:sz w:val="24"/>
+          <w:szCs w:val="24"/>
+          <w:lang w:val="en-GB"/>
+        </w:rPr>
+        <w:t xml:space="preserve"> </w:t>
+      </w:r>
+      <w:proofErr w:type="spellStart"/>
+      <w:r>
+        <w:rPr>
+          <w:rFonts w:ascii="Times New Roman" w:eastAsia="Times New Roman" w:hAnsi="Times New Roman" w:cs="Times New Roman"/>
+          <w:sz w:val="24"/>
+          <w:szCs w:val="24"/>
+          <w:lang w:val="en-GB"/>
+        </w:rPr>
+        <w:t>nhật</w:t>
+      </w:r>
+      <w:proofErr w:type="spellEnd"/>
+      <w:r>
+        <w:rPr>
+          <w:rFonts w:ascii="Times New Roman" w:eastAsia="Times New Roman" w:hAnsi="Times New Roman" w:cs="Times New Roman"/>
+          <w:sz w:val="24"/>
+          <w:szCs w:val="24"/>
+          <w:lang w:val="en-GB"/>
+        </w:rPr>
+        <w:t xml:space="preserve"> firmware."</w:t>
+      </w:r>
+    </w:p>
+    <w:p>
+      <w:pPr>
+        <w:rPr>
+          <w:rFonts w:ascii="Times New Roman" w:eastAsia="Times New Roman" w:hAnsi="Times New Roman" w:cs="Times New Roman"/>
+          <w:sz w:val="24"/>
+          <w:szCs w:val="24"/>
+        </w:rPr>
+      </w:pPr>
     </w:p>
     <w:p>
       <w:pPr>
@@ -4830,6 +8165,7 @@
           <w:rFonts w:ascii="Times New Roman" w:eastAsia="Times New Roman" w:hAnsi="Times New Roman" w:cs="Times New Roman"/>
           <w:sz w:val="24"/>
           <w:szCs w:val="24"/>
+          <w:highlight w:val="yellow"/>
         </w:rPr>
       </w:pPr>
       <w:proofErr w:type="spellStart"/>
@@ -4838,6 +8174,7 @@
           <w:rFonts w:ascii="Times New Roman" w:eastAsia="Times New Roman" w:hAnsi="Times New Roman" w:cs="Times New Roman"/>
           <w:sz w:val="24"/>
           <w:szCs w:val="24"/>
+          <w:highlight w:val="yellow"/>
         </w:rPr>
         <w:t>Cập</w:t>
       </w:r>
@@ -4847,15 +8184,17 @@
           <w:rFonts w:ascii="Times New Roman" w:eastAsia="Times New Roman" w:hAnsi="Times New Roman" w:cs="Times New Roman"/>
           <w:sz w:val="24"/>
           <w:szCs w:val="24"/>
-        </w:rPr>
-        <w:t xml:space="preserve"> </w:t>
-      </w:r>
-      <w:proofErr w:type="spellStart"/>
-      <w:r>
-        <w:rPr>
-          <w:rFonts w:ascii="Times New Roman" w:eastAsia="Times New Roman" w:hAnsi="Times New Roman" w:cs="Times New Roman"/>
-          <w:sz w:val="24"/>
-          <w:szCs w:val="24"/>
+          <w:highlight w:val="yellow"/>
+        </w:rPr>
+        <w:t xml:space="preserve"> </w:t>
+      </w:r>
+      <w:proofErr w:type="spellStart"/>
+      <w:r>
+        <w:rPr>
+          <w:rFonts w:ascii="Times New Roman" w:eastAsia="Times New Roman" w:hAnsi="Times New Roman" w:cs="Times New Roman"/>
+          <w:sz w:val="24"/>
+          <w:szCs w:val="24"/>
+          <w:highlight w:val="yellow"/>
         </w:rPr>
         <w:t>nhật</w:t>
       </w:r>
@@ -4865,15 +8204,17 @@
           <w:rFonts w:ascii="Times New Roman" w:eastAsia="Times New Roman" w:hAnsi="Times New Roman" w:cs="Times New Roman"/>
           <w:sz w:val="24"/>
           <w:szCs w:val="24"/>
-        </w:rPr>
-        <w:t xml:space="preserve"> </w:t>
-      </w:r>
-      <w:proofErr w:type="spellStart"/>
-      <w:r>
-        <w:rPr>
-          <w:rFonts w:ascii="Times New Roman" w:eastAsia="Times New Roman" w:hAnsi="Times New Roman" w:cs="Times New Roman"/>
-          <w:sz w:val="24"/>
-          <w:szCs w:val="24"/>
+          <w:highlight w:val="yellow"/>
+        </w:rPr>
+        <w:t xml:space="preserve"> </w:t>
+      </w:r>
+      <w:proofErr w:type="spellStart"/>
+      <w:r>
+        <w:rPr>
+          <w:rFonts w:ascii="Times New Roman" w:eastAsia="Times New Roman" w:hAnsi="Times New Roman" w:cs="Times New Roman"/>
+          <w:sz w:val="24"/>
+          <w:szCs w:val="24"/>
+          <w:highlight w:val="yellow"/>
         </w:rPr>
         <w:t>địa</w:t>
       </w:r>
@@ -4883,15 +8224,17 @@
           <w:rFonts w:ascii="Times New Roman" w:eastAsia="Times New Roman" w:hAnsi="Times New Roman" w:cs="Times New Roman"/>
           <w:sz w:val="24"/>
           <w:szCs w:val="24"/>
-        </w:rPr>
-        <w:t xml:space="preserve"> </w:t>
-      </w:r>
-      <w:proofErr w:type="spellStart"/>
-      <w:r>
-        <w:rPr>
-          <w:rFonts w:ascii="Times New Roman" w:eastAsia="Times New Roman" w:hAnsi="Times New Roman" w:cs="Times New Roman"/>
-          <w:sz w:val="24"/>
-          <w:szCs w:val="24"/>
+          <w:highlight w:val="yellow"/>
+        </w:rPr>
+        <w:t xml:space="preserve"> </w:t>
+      </w:r>
+      <w:proofErr w:type="spellStart"/>
+      <w:r>
+        <w:rPr>
+          <w:rFonts w:ascii="Times New Roman" w:eastAsia="Times New Roman" w:hAnsi="Times New Roman" w:cs="Times New Roman"/>
+          <w:sz w:val="24"/>
+          <w:szCs w:val="24"/>
+          <w:highlight w:val="yellow"/>
         </w:rPr>
         <w:t>chỉ</w:t>
       </w:r>
@@ -4901,15 +8244,17 @@
           <w:rFonts w:ascii="Times New Roman" w:eastAsia="Times New Roman" w:hAnsi="Times New Roman" w:cs="Times New Roman"/>
           <w:sz w:val="24"/>
           <w:szCs w:val="24"/>
-        </w:rPr>
-        <w:t xml:space="preserve"> </w:t>
-      </w:r>
-      <w:proofErr w:type="spellStart"/>
-      <w:r>
-        <w:rPr>
-          <w:rFonts w:ascii="Times New Roman" w:eastAsia="Times New Roman" w:hAnsi="Times New Roman" w:cs="Times New Roman"/>
-          <w:sz w:val="24"/>
-          <w:szCs w:val="24"/>
+          <w:highlight w:val="yellow"/>
+        </w:rPr>
+        <w:t xml:space="preserve"> </w:t>
+      </w:r>
+      <w:proofErr w:type="spellStart"/>
+      <w:r>
+        <w:rPr>
+          <w:rFonts w:ascii="Times New Roman" w:eastAsia="Times New Roman" w:hAnsi="Times New Roman" w:cs="Times New Roman"/>
+          <w:sz w:val="24"/>
+          <w:szCs w:val="24"/>
+          <w:highlight w:val="yellow"/>
         </w:rPr>
         <w:t>của</w:t>
       </w:r>
@@ -4919,15 +8264,17 @@
           <w:rFonts w:ascii="Times New Roman" w:eastAsia="Times New Roman" w:hAnsi="Times New Roman" w:cs="Times New Roman"/>
           <w:sz w:val="24"/>
           <w:szCs w:val="24"/>
-        </w:rPr>
-        <w:t xml:space="preserve"> </w:t>
-      </w:r>
-      <w:proofErr w:type="spellStart"/>
-      <w:r>
-        <w:rPr>
-          <w:rFonts w:ascii="Times New Roman" w:eastAsia="Times New Roman" w:hAnsi="Times New Roman" w:cs="Times New Roman"/>
-          <w:sz w:val="24"/>
-          <w:szCs w:val="24"/>
+          <w:highlight w:val="yellow"/>
+        </w:rPr>
+        <w:t xml:space="preserve"> </w:t>
+      </w:r>
+      <w:proofErr w:type="spellStart"/>
+      <w:r>
+        <w:rPr>
+          <w:rFonts w:ascii="Times New Roman" w:eastAsia="Times New Roman" w:hAnsi="Times New Roman" w:cs="Times New Roman"/>
+          <w:sz w:val="24"/>
+          <w:szCs w:val="24"/>
+          <w:highlight w:val="yellow"/>
         </w:rPr>
         <w:t>vectortable</w:t>
       </w:r>
@@ -4937,15 +8284,17 @@
           <w:rFonts w:ascii="Times New Roman" w:eastAsia="Times New Roman" w:hAnsi="Times New Roman" w:cs="Times New Roman"/>
           <w:sz w:val="24"/>
           <w:szCs w:val="24"/>
-        </w:rPr>
-        <w:t xml:space="preserve"> </w:t>
-      </w:r>
-      <w:proofErr w:type="spellStart"/>
-      <w:r>
-        <w:rPr>
-          <w:rFonts w:ascii="Times New Roman" w:eastAsia="Times New Roman" w:hAnsi="Times New Roman" w:cs="Times New Roman"/>
-          <w:sz w:val="24"/>
-          <w:szCs w:val="24"/>
+          <w:highlight w:val="yellow"/>
+        </w:rPr>
+        <w:t xml:space="preserve"> </w:t>
+      </w:r>
+      <w:proofErr w:type="spellStart"/>
+      <w:r>
+        <w:rPr>
+          <w:rFonts w:ascii="Times New Roman" w:eastAsia="Times New Roman" w:hAnsi="Times New Roman" w:cs="Times New Roman"/>
+          <w:sz w:val="24"/>
+          <w:szCs w:val="24"/>
+          <w:highlight w:val="yellow"/>
         </w:rPr>
         <w:t>của</w:t>
       </w:r>
@@ -4955,6 +8304,7 @@
           <w:rFonts w:ascii="Times New Roman" w:eastAsia="Times New Roman" w:hAnsi="Times New Roman" w:cs="Times New Roman"/>
           <w:sz w:val="24"/>
           <w:szCs w:val="24"/>
+          <w:highlight w:val="yellow"/>
         </w:rPr>
         <w:t xml:space="preserve"> app (</w:t>
       </w:r>
@@ -4964,6 +8314,7 @@
           <w:rFonts w:ascii="Times New Roman" w:eastAsia="Times New Roman" w:hAnsi="Times New Roman" w:cs="Times New Roman"/>
           <w:sz w:val="24"/>
           <w:szCs w:val="24"/>
+          <w:highlight w:val="yellow"/>
         </w:rPr>
         <w:t>địa</w:t>
       </w:r>
@@ -4973,15 +8324,17 @@
           <w:rFonts w:ascii="Times New Roman" w:eastAsia="Times New Roman" w:hAnsi="Times New Roman" w:cs="Times New Roman"/>
           <w:sz w:val="24"/>
           <w:szCs w:val="24"/>
-        </w:rPr>
-        <w:t xml:space="preserve"> </w:t>
-      </w:r>
-      <w:proofErr w:type="spellStart"/>
-      <w:r>
-        <w:rPr>
-          <w:rFonts w:ascii="Times New Roman" w:eastAsia="Times New Roman" w:hAnsi="Times New Roman" w:cs="Times New Roman"/>
-          <w:sz w:val="24"/>
-          <w:szCs w:val="24"/>
+          <w:highlight w:val="yellow"/>
+        </w:rPr>
+        <w:t xml:space="preserve"> </w:t>
+      </w:r>
+      <w:proofErr w:type="spellStart"/>
+      <w:r>
+        <w:rPr>
+          <w:rFonts w:ascii="Times New Roman" w:eastAsia="Times New Roman" w:hAnsi="Times New Roman" w:cs="Times New Roman"/>
+          <w:sz w:val="24"/>
+          <w:szCs w:val="24"/>
+          <w:highlight w:val="yellow"/>
         </w:rPr>
         <w:t>chỉ</w:t>
       </w:r>
@@ -4991,6 +8344,7 @@
           <w:rFonts w:ascii="Times New Roman" w:eastAsia="Times New Roman" w:hAnsi="Times New Roman" w:cs="Times New Roman"/>
           <w:sz w:val="24"/>
           <w:szCs w:val="24"/>
+          <w:highlight w:val="yellow"/>
         </w:rPr>
         <w:t xml:space="preserve"> offset </w:t>
       </w:r>
@@ -5000,6 +8354,7 @@
           <w:rFonts w:ascii="Times New Roman" w:eastAsia="Times New Roman" w:hAnsi="Times New Roman" w:cs="Times New Roman"/>
           <w:sz w:val="24"/>
           <w:szCs w:val="24"/>
+          <w:highlight w:val="yellow"/>
         </w:rPr>
         <w:t>thứ</w:t>
       </w:r>
@@ -5009,15 +8364,17 @@
           <w:rFonts w:ascii="Times New Roman" w:eastAsia="Times New Roman" w:hAnsi="Times New Roman" w:cs="Times New Roman"/>
           <w:sz w:val="24"/>
           <w:szCs w:val="24"/>
-        </w:rPr>
-        <w:t xml:space="preserve"> </w:t>
-      </w:r>
-      <w:proofErr w:type="spellStart"/>
-      <w:r>
-        <w:rPr>
-          <w:rFonts w:ascii="Times New Roman" w:eastAsia="Times New Roman" w:hAnsi="Times New Roman" w:cs="Times New Roman"/>
-          <w:sz w:val="24"/>
-          <w:szCs w:val="24"/>
+          <w:highlight w:val="yellow"/>
+        </w:rPr>
+        <w:t xml:space="preserve"> </w:t>
+      </w:r>
+      <w:proofErr w:type="spellStart"/>
+      <w:r>
+        <w:rPr>
+          <w:rFonts w:ascii="Times New Roman" w:eastAsia="Times New Roman" w:hAnsi="Times New Roman" w:cs="Times New Roman"/>
+          <w:sz w:val="24"/>
+          <w:szCs w:val="24"/>
+          <w:highlight w:val="yellow"/>
         </w:rPr>
         <w:t>mấy</w:t>
       </w:r>
@@ -5027,15 +8384,17 @@
           <w:rFonts w:ascii="Times New Roman" w:eastAsia="Times New Roman" w:hAnsi="Times New Roman" w:cs="Times New Roman"/>
           <w:sz w:val="24"/>
           <w:szCs w:val="24"/>
-        </w:rPr>
-        <w:t xml:space="preserve"> </w:t>
-      </w:r>
-      <w:proofErr w:type="spellStart"/>
-      <w:r>
-        <w:rPr>
-          <w:rFonts w:ascii="Times New Roman" w:eastAsia="Times New Roman" w:hAnsi="Times New Roman" w:cs="Times New Roman"/>
-          <w:sz w:val="24"/>
-          <w:szCs w:val="24"/>
+          <w:highlight w:val="yellow"/>
+        </w:rPr>
+        <w:t xml:space="preserve"> </w:t>
+      </w:r>
+      <w:proofErr w:type="spellStart"/>
+      <w:r>
+        <w:rPr>
+          <w:rFonts w:ascii="Times New Roman" w:eastAsia="Times New Roman" w:hAnsi="Times New Roman" w:cs="Times New Roman"/>
+          <w:sz w:val="24"/>
+          <w:szCs w:val="24"/>
+          <w:highlight w:val="yellow"/>
         </w:rPr>
         <w:t>từ</w:t>
       </w:r>
@@ -5045,15 +8404,17 @@
           <w:rFonts w:ascii="Times New Roman" w:eastAsia="Times New Roman" w:hAnsi="Times New Roman" w:cs="Times New Roman"/>
           <w:sz w:val="24"/>
           <w:szCs w:val="24"/>
-        </w:rPr>
-        <w:t xml:space="preserve"> </w:t>
-      </w:r>
-      <w:proofErr w:type="spellStart"/>
-      <w:r>
-        <w:rPr>
-          <w:rFonts w:ascii="Times New Roman" w:eastAsia="Times New Roman" w:hAnsi="Times New Roman" w:cs="Times New Roman"/>
-          <w:sz w:val="24"/>
-          <w:szCs w:val="24"/>
+          <w:highlight w:val="yellow"/>
+        </w:rPr>
+        <w:t xml:space="preserve"> </w:t>
+      </w:r>
+      <w:proofErr w:type="spellStart"/>
+      <w:r>
+        <w:rPr>
+          <w:rFonts w:ascii="Times New Roman" w:eastAsia="Times New Roman" w:hAnsi="Times New Roman" w:cs="Times New Roman"/>
+          <w:sz w:val="24"/>
+          <w:szCs w:val="24"/>
+          <w:highlight w:val="yellow"/>
         </w:rPr>
         <w:t>đầu</w:t>
       </w:r>
@@ -5063,6 +8424,7 @@
           <w:rFonts w:ascii="Times New Roman" w:eastAsia="Times New Roman" w:hAnsi="Times New Roman" w:cs="Times New Roman"/>
           <w:sz w:val="24"/>
           <w:szCs w:val="24"/>
+          <w:highlight w:val="yellow"/>
         </w:rPr>
         <w:t xml:space="preserve"> app?????????)</w:t>
       </w:r>
@@ -5078,6 +8440,7 @@
           <w:rFonts w:ascii="Times New Roman" w:eastAsia="Times New Roman" w:hAnsi="Times New Roman" w:cs="Times New Roman"/>
           <w:sz w:val="24"/>
           <w:szCs w:val="24"/>
+          <w:highlight w:val="yellow"/>
         </w:rPr>
       </w:pPr>
       <w:proofErr w:type="spellStart"/>
@@ -5086,6 +8449,7 @@
           <w:rFonts w:ascii="Times New Roman" w:eastAsia="Times New Roman" w:hAnsi="Times New Roman" w:cs="Times New Roman"/>
           <w:sz w:val="24"/>
           <w:szCs w:val="24"/>
+          <w:highlight w:val="yellow"/>
         </w:rPr>
         <w:t>Cập</w:t>
       </w:r>
@@ -5095,15 +8459,17 @@
           <w:rFonts w:ascii="Times New Roman" w:eastAsia="Times New Roman" w:hAnsi="Times New Roman" w:cs="Times New Roman"/>
           <w:sz w:val="24"/>
           <w:szCs w:val="24"/>
-        </w:rPr>
-        <w:t xml:space="preserve"> </w:t>
-      </w:r>
-      <w:proofErr w:type="spellStart"/>
-      <w:r>
-        <w:rPr>
-          <w:rFonts w:ascii="Times New Roman" w:eastAsia="Times New Roman" w:hAnsi="Times New Roman" w:cs="Times New Roman"/>
-          <w:sz w:val="24"/>
-          <w:szCs w:val="24"/>
+          <w:highlight w:val="yellow"/>
+        </w:rPr>
+        <w:t xml:space="preserve"> </w:t>
+      </w:r>
+      <w:proofErr w:type="spellStart"/>
+      <w:r>
+        <w:rPr>
+          <w:rFonts w:ascii="Times New Roman" w:eastAsia="Times New Roman" w:hAnsi="Times New Roman" w:cs="Times New Roman"/>
+          <w:sz w:val="24"/>
+          <w:szCs w:val="24"/>
+          <w:highlight w:val="yellow"/>
         </w:rPr>
         <w:t>nhật</w:t>
       </w:r>
@@ -5113,15 +8479,17 @@
           <w:rFonts w:ascii="Times New Roman" w:eastAsia="Times New Roman" w:hAnsi="Times New Roman" w:cs="Times New Roman"/>
           <w:sz w:val="24"/>
           <w:szCs w:val="24"/>
-        </w:rPr>
-        <w:t xml:space="preserve"> </w:t>
-      </w:r>
-      <w:proofErr w:type="spellStart"/>
-      <w:r>
-        <w:rPr>
-          <w:rFonts w:ascii="Times New Roman" w:eastAsia="Times New Roman" w:hAnsi="Times New Roman" w:cs="Times New Roman"/>
-          <w:sz w:val="24"/>
-          <w:szCs w:val="24"/>
+          <w:highlight w:val="yellow"/>
+        </w:rPr>
+        <w:t xml:space="preserve"> </w:t>
+      </w:r>
+      <w:proofErr w:type="spellStart"/>
+      <w:r>
+        <w:rPr>
+          <w:rFonts w:ascii="Times New Roman" w:eastAsia="Times New Roman" w:hAnsi="Times New Roman" w:cs="Times New Roman"/>
+          <w:sz w:val="24"/>
+          <w:szCs w:val="24"/>
+          <w:highlight w:val="yellow"/>
         </w:rPr>
         <w:t>lại</w:t>
       </w:r>
@@ -5131,15 +8499,17 @@
           <w:rFonts w:ascii="Times New Roman" w:eastAsia="Times New Roman" w:hAnsi="Times New Roman" w:cs="Times New Roman"/>
           <w:sz w:val="24"/>
           <w:szCs w:val="24"/>
-        </w:rPr>
-        <w:t xml:space="preserve"> </w:t>
-      </w:r>
-      <w:proofErr w:type="spellStart"/>
-      <w:r>
-        <w:rPr>
-          <w:rFonts w:ascii="Times New Roman" w:eastAsia="Times New Roman" w:hAnsi="Times New Roman" w:cs="Times New Roman"/>
-          <w:sz w:val="24"/>
-          <w:szCs w:val="24"/>
+          <w:highlight w:val="yellow"/>
+        </w:rPr>
+        <w:t xml:space="preserve"> </w:t>
+      </w:r>
+      <w:proofErr w:type="spellStart"/>
+      <w:r>
+        <w:rPr>
+          <w:rFonts w:ascii="Times New Roman" w:eastAsia="Times New Roman" w:hAnsi="Times New Roman" w:cs="Times New Roman"/>
+          <w:sz w:val="24"/>
+          <w:szCs w:val="24"/>
+          <w:highlight w:val="yellow"/>
         </w:rPr>
         <w:t>địa</w:t>
       </w:r>
@@ -5149,15 +8519,17 @@
           <w:rFonts w:ascii="Times New Roman" w:eastAsia="Times New Roman" w:hAnsi="Times New Roman" w:cs="Times New Roman"/>
           <w:sz w:val="24"/>
           <w:szCs w:val="24"/>
-        </w:rPr>
-        <w:t xml:space="preserve"> </w:t>
-      </w:r>
-      <w:proofErr w:type="spellStart"/>
-      <w:r>
-        <w:rPr>
-          <w:rFonts w:ascii="Times New Roman" w:eastAsia="Times New Roman" w:hAnsi="Times New Roman" w:cs="Times New Roman"/>
-          <w:sz w:val="24"/>
-          <w:szCs w:val="24"/>
+          <w:highlight w:val="yellow"/>
+        </w:rPr>
+        <w:t xml:space="preserve"> </w:t>
+      </w:r>
+      <w:proofErr w:type="spellStart"/>
+      <w:r>
+        <w:rPr>
+          <w:rFonts w:ascii="Times New Roman" w:eastAsia="Times New Roman" w:hAnsi="Times New Roman" w:cs="Times New Roman"/>
+          <w:sz w:val="24"/>
+          <w:szCs w:val="24"/>
+          <w:highlight w:val="yellow"/>
         </w:rPr>
         <w:t>chỉ</w:t>
       </w:r>
@@ -5167,15 +8539,17 @@
           <w:rFonts w:ascii="Times New Roman" w:eastAsia="Times New Roman" w:hAnsi="Times New Roman" w:cs="Times New Roman"/>
           <w:sz w:val="24"/>
           <w:szCs w:val="24"/>
-        </w:rPr>
-        <w:t xml:space="preserve"> </w:t>
-      </w:r>
-      <w:proofErr w:type="spellStart"/>
-      <w:r>
-        <w:rPr>
-          <w:rFonts w:ascii="Times New Roman" w:eastAsia="Times New Roman" w:hAnsi="Times New Roman" w:cs="Times New Roman"/>
-          <w:sz w:val="24"/>
-          <w:szCs w:val="24"/>
+          <w:highlight w:val="yellow"/>
+        </w:rPr>
+        <w:t xml:space="preserve"> </w:t>
+      </w:r>
+      <w:proofErr w:type="spellStart"/>
+      <w:r>
+        <w:rPr>
+          <w:rFonts w:ascii="Times New Roman" w:eastAsia="Times New Roman" w:hAnsi="Times New Roman" w:cs="Times New Roman"/>
+          <w:sz w:val="24"/>
+          <w:szCs w:val="24"/>
+          <w:highlight w:val="yellow"/>
         </w:rPr>
         <w:t>đỉnh</w:t>
       </w:r>
@@ -5185,15 +8559,17 @@
           <w:rFonts w:ascii="Times New Roman" w:eastAsia="Times New Roman" w:hAnsi="Times New Roman" w:cs="Times New Roman"/>
           <w:sz w:val="24"/>
           <w:szCs w:val="24"/>
-        </w:rPr>
-        <w:t xml:space="preserve"> </w:t>
-      </w:r>
-      <w:proofErr w:type="spellStart"/>
-      <w:r>
-        <w:rPr>
-          <w:rFonts w:ascii="Times New Roman" w:eastAsia="Times New Roman" w:hAnsi="Times New Roman" w:cs="Times New Roman"/>
-          <w:sz w:val="24"/>
-          <w:szCs w:val="24"/>
+          <w:highlight w:val="yellow"/>
+        </w:rPr>
+        <w:t xml:space="preserve"> </w:t>
+      </w:r>
+      <w:proofErr w:type="spellStart"/>
+      <w:r>
+        <w:rPr>
+          <w:rFonts w:ascii="Times New Roman" w:eastAsia="Times New Roman" w:hAnsi="Times New Roman" w:cs="Times New Roman"/>
+          <w:sz w:val="24"/>
+          <w:szCs w:val="24"/>
+          <w:highlight w:val="yellow"/>
         </w:rPr>
         <w:t>của</w:t>
       </w:r>
@@ -5203,6 +8579,7 @@
           <w:rFonts w:ascii="Times New Roman" w:eastAsia="Times New Roman" w:hAnsi="Times New Roman" w:cs="Times New Roman"/>
           <w:sz w:val="24"/>
           <w:szCs w:val="24"/>
+          <w:highlight w:val="yellow"/>
         </w:rPr>
         <w:t xml:space="preserve"> MSP </w:t>
       </w:r>
@@ -5212,6 +8589,7 @@
           <w:rFonts w:ascii="Times New Roman" w:eastAsia="Times New Roman" w:hAnsi="Times New Roman" w:cs="Times New Roman"/>
           <w:sz w:val="24"/>
           <w:szCs w:val="24"/>
+          <w:highlight w:val="yellow"/>
         </w:rPr>
         <w:t>nằm</w:t>
       </w:r>
@@ -5221,15 +8599,17 @@
           <w:rFonts w:ascii="Times New Roman" w:eastAsia="Times New Roman" w:hAnsi="Times New Roman" w:cs="Times New Roman"/>
           <w:sz w:val="24"/>
           <w:szCs w:val="24"/>
-        </w:rPr>
-        <w:t xml:space="preserve"> </w:t>
-      </w:r>
-      <w:proofErr w:type="spellStart"/>
-      <w:r>
-        <w:rPr>
-          <w:rFonts w:ascii="Times New Roman" w:eastAsia="Times New Roman" w:hAnsi="Times New Roman" w:cs="Times New Roman"/>
-          <w:sz w:val="24"/>
-          <w:szCs w:val="24"/>
+          <w:highlight w:val="yellow"/>
+        </w:rPr>
+        <w:t xml:space="preserve"> </w:t>
+      </w:r>
+      <w:proofErr w:type="spellStart"/>
+      <w:r>
+        <w:rPr>
+          <w:rFonts w:ascii="Times New Roman" w:eastAsia="Times New Roman" w:hAnsi="Times New Roman" w:cs="Times New Roman"/>
+          <w:sz w:val="24"/>
+          <w:szCs w:val="24"/>
+          <w:highlight w:val="yellow"/>
         </w:rPr>
         <w:t>trong</w:t>
       </w:r>
@@ -5239,6 +8619,7 @@
           <w:rFonts w:ascii="Times New Roman" w:eastAsia="Times New Roman" w:hAnsi="Times New Roman" w:cs="Times New Roman"/>
           <w:sz w:val="24"/>
           <w:szCs w:val="24"/>
+          <w:highlight w:val="yellow"/>
         </w:rPr>
         <w:t xml:space="preserve"> </w:t>
       </w:r>
@@ -5248,6 +8629,7 @@
           <w:rFonts w:ascii="Times New Roman" w:eastAsia="Times New Roman" w:hAnsi="Times New Roman" w:cs="Times New Roman"/>
           <w:sz w:val="24"/>
           <w:szCs w:val="24"/>
+          <w:highlight w:val="yellow"/>
         </w:rPr>
         <w:t>4 byte</w:t>
       </w:r>
@@ -5257,15 +8639,17 @@
           <w:rFonts w:ascii="Times New Roman" w:eastAsia="Times New Roman" w:hAnsi="Times New Roman" w:cs="Times New Roman"/>
           <w:sz w:val="24"/>
           <w:szCs w:val="24"/>
-        </w:rPr>
-        <w:t xml:space="preserve"> </w:t>
-      </w:r>
-      <w:proofErr w:type="spellStart"/>
-      <w:r>
-        <w:rPr>
-          <w:rFonts w:ascii="Times New Roman" w:eastAsia="Times New Roman" w:hAnsi="Times New Roman" w:cs="Times New Roman"/>
-          <w:sz w:val="24"/>
-          <w:szCs w:val="24"/>
+          <w:highlight w:val="yellow"/>
+        </w:rPr>
+        <w:t xml:space="preserve"> </w:t>
+      </w:r>
+      <w:proofErr w:type="spellStart"/>
+      <w:r>
+        <w:rPr>
+          <w:rFonts w:ascii="Times New Roman" w:eastAsia="Times New Roman" w:hAnsi="Times New Roman" w:cs="Times New Roman"/>
+          <w:sz w:val="24"/>
+          <w:szCs w:val="24"/>
+          <w:highlight w:val="yellow"/>
         </w:rPr>
         <w:t>đầu</w:t>
       </w:r>
@@ -5275,15 +8659,17 @@
           <w:rFonts w:ascii="Times New Roman" w:eastAsia="Times New Roman" w:hAnsi="Times New Roman" w:cs="Times New Roman"/>
           <w:sz w:val="24"/>
           <w:szCs w:val="24"/>
-        </w:rPr>
-        <w:t xml:space="preserve"> </w:t>
-      </w:r>
-      <w:proofErr w:type="spellStart"/>
-      <w:r>
-        <w:rPr>
-          <w:rFonts w:ascii="Times New Roman" w:eastAsia="Times New Roman" w:hAnsi="Times New Roman" w:cs="Times New Roman"/>
-          <w:sz w:val="24"/>
-          <w:szCs w:val="24"/>
+          <w:highlight w:val="yellow"/>
+        </w:rPr>
+        <w:t xml:space="preserve"> </w:t>
+      </w:r>
+      <w:proofErr w:type="spellStart"/>
+      <w:r>
+        <w:rPr>
+          <w:rFonts w:ascii="Times New Roman" w:eastAsia="Times New Roman" w:hAnsi="Times New Roman" w:cs="Times New Roman"/>
+          <w:sz w:val="24"/>
+          <w:szCs w:val="24"/>
+          <w:highlight w:val="yellow"/>
         </w:rPr>
         <w:t>tiên</w:t>
       </w:r>
@@ -5293,15 +8679,17 @@
           <w:rFonts w:ascii="Times New Roman" w:eastAsia="Times New Roman" w:hAnsi="Times New Roman" w:cs="Times New Roman"/>
           <w:sz w:val="24"/>
           <w:szCs w:val="24"/>
-        </w:rPr>
-        <w:t xml:space="preserve"> </w:t>
-      </w:r>
-      <w:proofErr w:type="spellStart"/>
-      <w:r>
-        <w:rPr>
-          <w:rFonts w:ascii="Times New Roman" w:eastAsia="Times New Roman" w:hAnsi="Times New Roman" w:cs="Times New Roman"/>
-          <w:sz w:val="24"/>
-          <w:szCs w:val="24"/>
+          <w:highlight w:val="yellow"/>
+        </w:rPr>
+        <w:t xml:space="preserve"> </w:t>
+      </w:r>
+      <w:proofErr w:type="spellStart"/>
+      <w:r>
+        <w:rPr>
+          <w:rFonts w:ascii="Times New Roman" w:eastAsia="Times New Roman" w:hAnsi="Times New Roman" w:cs="Times New Roman"/>
+          <w:sz w:val="24"/>
+          <w:szCs w:val="24"/>
+          <w:highlight w:val="yellow"/>
         </w:rPr>
         <w:t>của</w:t>
       </w:r>
@@ -5311,15 +8699,17 @@
           <w:rFonts w:ascii="Times New Roman" w:eastAsia="Times New Roman" w:hAnsi="Times New Roman" w:cs="Times New Roman"/>
           <w:sz w:val="24"/>
           <w:szCs w:val="24"/>
-        </w:rPr>
-        <w:t xml:space="preserve"> </w:t>
-      </w:r>
-      <w:proofErr w:type="spellStart"/>
-      <w:r>
-        <w:rPr>
-          <w:rFonts w:ascii="Times New Roman" w:eastAsia="Times New Roman" w:hAnsi="Times New Roman" w:cs="Times New Roman"/>
-          <w:sz w:val="24"/>
-          <w:szCs w:val="24"/>
+          <w:highlight w:val="yellow"/>
+        </w:rPr>
+        <w:t xml:space="preserve"> </w:t>
+      </w:r>
+      <w:proofErr w:type="spellStart"/>
+      <w:r>
+        <w:rPr>
+          <w:rFonts w:ascii="Times New Roman" w:eastAsia="Times New Roman" w:hAnsi="Times New Roman" w:cs="Times New Roman"/>
+          <w:sz w:val="24"/>
+          <w:szCs w:val="24"/>
+          <w:highlight w:val="yellow"/>
         </w:rPr>
         <w:t>chương</w:t>
       </w:r>
@@ -5329,15 +8719,17 @@
           <w:rFonts w:ascii="Times New Roman" w:eastAsia="Times New Roman" w:hAnsi="Times New Roman" w:cs="Times New Roman"/>
           <w:sz w:val="24"/>
           <w:szCs w:val="24"/>
-        </w:rPr>
-        <w:t xml:space="preserve"> </w:t>
-      </w:r>
-      <w:proofErr w:type="spellStart"/>
-      <w:r>
-        <w:rPr>
-          <w:rFonts w:ascii="Times New Roman" w:eastAsia="Times New Roman" w:hAnsi="Times New Roman" w:cs="Times New Roman"/>
-          <w:sz w:val="24"/>
-          <w:szCs w:val="24"/>
+          <w:highlight w:val="yellow"/>
+        </w:rPr>
+        <w:t xml:space="preserve"> </w:t>
+      </w:r>
+      <w:proofErr w:type="spellStart"/>
+      <w:r>
+        <w:rPr>
+          <w:rFonts w:ascii="Times New Roman" w:eastAsia="Times New Roman" w:hAnsi="Times New Roman" w:cs="Times New Roman"/>
+          <w:sz w:val="24"/>
+          <w:szCs w:val="24"/>
+          <w:highlight w:val="yellow"/>
         </w:rPr>
         <w:t>trình</w:t>
       </w:r>
@@ -5347,15 +8739,17 @@
           <w:rFonts w:ascii="Times New Roman" w:eastAsia="Times New Roman" w:hAnsi="Times New Roman" w:cs="Times New Roman"/>
           <w:sz w:val="24"/>
           <w:szCs w:val="24"/>
-        </w:rPr>
-        <w:t xml:space="preserve"> </w:t>
-      </w:r>
-      <w:proofErr w:type="spellStart"/>
-      <w:r>
-        <w:rPr>
-          <w:rFonts w:ascii="Times New Roman" w:eastAsia="Times New Roman" w:hAnsi="Times New Roman" w:cs="Times New Roman"/>
-          <w:sz w:val="24"/>
-          <w:szCs w:val="24"/>
+          <w:highlight w:val="yellow"/>
+        </w:rPr>
+        <w:t xml:space="preserve"> </w:t>
+      </w:r>
+      <w:proofErr w:type="spellStart"/>
+      <w:r>
+        <w:rPr>
+          <w:rFonts w:ascii="Times New Roman" w:eastAsia="Times New Roman" w:hAnsi="Times New Roman" w:cs="Times New Roman"/>
+          <w:sz w:val="24"/>
+          <w:szCs w:val="24"/>
+          <w:highlight w:val="yellow"/>
         </w:rPr>
         <w:t>ứng</w:t>
       </w:r>
@@ -5365,15 +8759,17 @@
           <w:rFonts w:ascii="Times New Roman" w:eastAsia="Times New Roman" w:hAnsi="Times New Roman" w:cs="Times New Roman"/>
           <w:sz w:val="24"/>
           <w:szCs w:val="24"/>
-        </w:rPr>
-        <w:t xml:space="preserve"> </w:t>
-      </w:r>
-      <w:proofErr w:type="spellStart"/>
-      <w:r>
-        <w:rPr>
-          <w:rFonts w:ascii="Times New Roman" w:eastAsia="Times New Roman" w:hAnsi="Times New Roman" w:cs="Times New Roman"/>
-          <w:sz w:val="24"/>
-          <w:szCs w:val="24"/>
+          <w:highlight w:val="yellow"/>
+        </w:rPr>
+        <w:t xml:space="preserve"> </w:t>
+      </w:r>
+      <w:proofErr w:type="spellStart"/>
+      <w:r>
+        <w:rPr>
+          <w:rFonts w:ascii="Times New Roman" w:eastAsia="Times New Roman" w:hAnsi="Times New Roman" w:cs="Times New Roman"/>
+          <w:sz w:val="24"/>
+          <w:szCs w:val="24"/>
+          <w:highlight w:val="yellow"/>
         </w:rPr>
         <w:t>d</w:t>
       </w:r>
@@ -5382,6 +8778,7 @@
           <w:rFonts w:ascii="Times New Roman" w:eastAsia="Times New Roman" w:hAnsi="Times New Roman" w:cs="Times New Roman"/>
           <w:sz w:val="24"/>
           <w:szCs w:val="24"/>
+          <w:highlight w:val="yellow"/>
         </w:rPr>
         <w:t>ụng</w:t>
       </w:r>
@@ -5391,6 +8788,7 @@
           <w:rFonts w:ascii="Times New Roman" w:eastAsia="Times New Roman" w:hAnsi="Times New Roman" w:cs="Times New Roman"/>
           <w:sz w:val="24"/>
           <w:szCs w:val="24"/>
+          <w:highlight w:val="yellow"/>
         </w:rPr>
         <w:t xml:space="preserve">, </w:t>
       </w:r>
@@ -5406,6 +8804,7 @@
           <w:rFonts w:ascii="Times New Roman" w:eastAsia="Times New Roman" w:hAnsi="Times New Roman" w:cs="Times New Roman"/>
           <w:sz w:val="24"/>
           <w:szCs w:val="24"/>
+          <w:highlight w:val="yellow"/>
         </w:rPr>
       </w:pPr>
       <w:proofErr w:type="spellStart"/>
@@ -5414,6 +8813,7 @@
           <w:rFonts w:ascii="Times New Roman" w:eastAsia="Times New Roman" w:hAnsi="Times New Roman" w:cs="Times New Roman"/>
           <w:sz w:val="24"/>
           <w:szCs w:val="24"/>
+          <w:highlight w:val="yellow"/>
         </w:rPr>
         <w:t>Tiếp</w:t>
       </w:r>
@@ -5423,15 +8823,17 @@
           <w:rFonts w:ascii="Times New Roman" w:eastAsia="Times New Roman" w:hAnsi="Times New Roman" w:cs="Times New Roman"/>
           <w:sz w:val="24"/>
           <w:szCs w:val="24"/>
-        </w:rPr>
-        <w:t xml:space="preserve"> </w:t>
-      </w:r>
-      <w:proofErr w:type="spellStart"/>
-      <w:r>
-        <w:rPr>
-          <w:rFonts w:ascii="Times New Roman" w:eastAsia="Times New Roman" w:hAnsi="Times New Roman" w:cs="Times New Roman"/>
-          <w:sz w:val="24"/>
-          <w:szCs w:val="24"/>
+          <w:highlight w:val="yellow"/>
+        </w:rPr>
+        <w:t xml:space="preserve"> </w:t>
+      </w:r>
+      <w:proofErr w:type="spellStart"/>
+      <w:r>
+        <w:rPr>
+          <w:rFonts w:ascii="Times New Roman" w:eastAsia="Times New Roman" w:hAnsi="Times New Roman" w:cs="Times New Roman"/>
+          <w:sz w:val="24"/>
+          <w:szCs w:val="24"/>
+          <w:highlight w:val="yellow"/>
         </w:rPr>
         <w:t>theo</w:t>
       </w:r>
@@ -5441,6 +8843,7 @@
           <w:rFonts w:ascii="Times New Roman" w:eastAsia="Times New Roman" w:hAnsi="Times New Roman" w:cs="Times New Roman"/>
           <w:sz w:val="24"/>
           <w:szCs w:val="24"/>
+          <w:highlight w:val="yellow"/>
         </w:rPr>
         <w:t xml:space="preserve">, dung 1 con </w:t>
       </w:r>
@@ -5450,6 +8853,7 @@
           <w:rFonts w:ascii="Times New Roman" w:eastAsia="Times New Roman" w:hAnsi="Times New Roman" w:cs="Times New Roman"/>
           <w:sz w:val="24"/>
           <w:szCs w:val="24"/>
+          <w:highlight w:val="yellow"/>
         </w:rPr>
         <w:t>trỏ</w:t>
       </w:r>
@@ -5459,15 +8863,17 @@
           <w:rFonts w:ascii="Times New Roman" w:eastAsia="Times New Roman" w:hAnsi="Times New Roman" w:cs="Times New Roman"/>
           <w:sz w:val="24"/>
           <w:szCs w:val="24"/>
-        </w:rPr>
-        <w:t xml:space="preserve"> </w:t>
-      </w:r>
-      <w:proofErr w:type="spellStart"/>
-      <w:r>
-        <w:rPr>
-          <w:rFonts w:ascii="Times New Roman" w:eastAsia="Times New Roman" w:hAnsi="Times New Roman" w:cs="Times New Roman"/>
-          <w:sz w:val="24"/>
-          <w:szCs w:val="24"/>
+          <w:highlight w:val="yellow"/>
+        </w:rPr>
+        <w:t xml:space="preserve"> </w:t>
+      </w:r>
+      <w:proofErr w:type="spellStart"/>
+      <w:r>
+        <w:rPr>
+          <w:rFonts w:ascii="Times New Roman" w:eastAsia="Times New Roman" w:hAnsi="Times New Roman" w:cs="Times New Roman"/>
+          <w:sz w:val="24"/>
+          <w:szCs w:val="24"/>
+          <w:highlight w:val="yellow"/>
         </w:rPr>
         <w:t>hàm</w:t>
       </w:r>
@@ -5477,15 +8883,17 @@
           <w:rFonts w:ascii="Times New Roman" w:eastAsia="Times New Roman" w:hAnsi="Times New Roman" w:cs="Times New Roman"/>
           <w:sz w:val="24"/>
           <w:szCs w:val="24"/>
-        </w:rPr>
-        <w:t xml:space="preserve"> </w:t>
-      </w:r>
-      <w:proofErr w:type="spellStart"/>
-      <w:r>
-        <w:rPr>
-          <w:rFonts w:ascii="Times New Roman" w:eastAsia="Times New Roman" w:hAnsi="Times New Roman" w:cs="Times New Roman"/>
-          <w:sz w:val="24"/>
-          <w:szCs w:val="24"/>
+          <w:highlight w:val="yellow"/>
+        </w:rPr>
+        <w:t xml:space="preserve"> </w:t>
+      </w:r>
+      <w:proofErr w:type="spellStart"/>
+      <w:r>
+        <w:rPr>
+          <w:rFonts w:ascii="Times New Roman" w:eastAsia="Times New Roman" w:hAnsi="Times New Roman" w:cs="Times New Roman"/>
+          <w:sz w:val="24"/>
+          <w:szCs w:val="24"/>
+          <w:highlight w:val="yellow"/>
         </w:rPr>
         <w:t>gán</w:t>
       </w:r>
@@ -5495,15 +8903,17 @@
           <w:rFonts w:ascii="Times New Roman" w:eastAsia="Times New Roman" w:hAnsi="Times New Roman" w:cs="Times New Roman"/>
           <w:sz w:val="24"/>
           <w:szCs w:val="24"/>
-        </w:rPr>
-        <w:t xml:space="preserve"> </w:t>
-      </w:r>
-      <w:proofErr w:type="spellStart"/>
-      <w:r>
-        <w:rPr>
-          <w:rFonts w:ascii="Times New Roman" w:eastAsia="Times New Roman" w:hAnsi="Times New Roman" w:cs="Times New Roman"/>
-          <w:sz w:val="24"/>
-          <w:szCs w:val="24"/>
+          <w:highlight w:val="yellow"/>
+        </w:rPr>
+        <w:t xml:space="preserve"> </w:t>
+      </w:r>
+      <w:proofErr w:type="spellStart"/>
+      <w:r>
+        <w:rPr>
+          <w:rFonts w:ascii="Times New Roman" w:eastAsia="Times New Roman" w:hAnsi="Times New Roman" w:cs="Times New Roman"/>
+          <w:sz w:val="24"/>
+          <w:szCs w:val="24"/>
+          <w:highlight w:val="yellow"/>
         </w:rPr>
         <w:t>với</w:t>
       </w:r>
@@ -5513,15 +8923,17 @@
           <w:rFonts w:ascii="Times New Roman" w:eastAsia="Times New Roman" w:hAnsi="Times New Roman" w:cs="Times New Roman"/>
           <w:sz w:val="24"/>
           <w:szCs w:val="24"/>
-        </w:rPr>
-        <w:t xml:space="preserve"> </w:t>
-      </w:r>
-      <w:proofErr w:type="spellStart"/>
-      <w:r>
-        <w:rPr>
-          <w:rFonts w:ascii="Times New Roman" w:eastAsia="Times New Roman" w:hAnsi="Times New Roman" w:cs="Times New Roman"/>
-          <w:sz w:val="24"/>
-          <w:szCs w:val="24"/>
+          <w:highlight w:val="yellow"/>
+        </w:rPr>
+        <w:t xml:space="preserve"> </w:t>
+      </w:r>
+      <w:proofErr w:type="spellStart"/>
+      <w:r>
+        <w:rPr>
+          <w:rFonts w:ascii="Times New Roman" w:eastAsia="Times New Roman" w:hAnsi="Times New Roman" w:cs="Times New Roman"/>
+          <w:sz w:val="24"/>
+          <w:szCs w:val="24"/>
+          <w:highlight w:val="yellow"/>
         </w:rPr>
         <w:t>địa</w:t>
       </w:r>
@@ -5531,15 +8943,17 @@
           <w:rFonts w:ascii="Times New Roman" w:eastAsia="Times New Roman" w:hAnsi="Times New Roman" w:cs="Times New Roman"/>
           <w:sz w:val="24"/>
           <w:szCs w:val="24"/>
-        </w:rPr>
-        <w:t xml:space="preserve"> </w:t>
-      </w:r>
-      <w:proofErr w:type="spellStart"/>
-      <w:r>
-        <w:rPr>
-          <w:rFonts w:ascii="Times New Roman" w:eastAsia="Times New Roman" w:hAnsi="Times New Roman" w:cs="Times New Roman"/>
-          <w:sz w:val="24"/>
-          <w:szCs w:val="24"/>
+          <w:highlight w:val="yellow"/>
+        </w:rPr>
+        <w:t xml:space="preserve"> </w:t>
+      </w:r>
+      <w:proofErr w:type="spellStart"/>
+      <w:r>
+        <w:rPr>
+          <w:rFonts w:ascii="Times New Roman" w:eastAsia="Times New Roman" w:hAnsi="Times New Roman" w:cs="Times New Roman"/>
+          <w:sz w:val="24"/>
+          <w:szCs w:val="24"/>
+          <w:highlight w:val="yellow"/>
         </w:rPr>
         <w:t>chỉ</w:t>
       </w:r>
@@ -5549,6 +8963,7 @@
           <w:rFonts w:ascii="Times New Roman" w:eastAsia="Times New Roman" w:hAnsi="Times New Roman" w:cs="Times New Roman"/>
           <w:sz w:val="24"/>
           <w:szCs w:val="24"/>
+          <w:highlight w:val="yellow"/>
         </w:rPr>
         <w:t xml:space="preserve"> reset handler </w:t>
       </w:r>
@@ -5558,6 +8973,7 @@
           <w:rFonts w:ascii="Times New Roman" w:eastAsia="Times New Roman" w:hAnsi="Times New Roman" w:cs="Times New Roman"/>
           <w:sz w:val="24"/>
           <w:szCs w:val="24"/>
+          <w:highlight w:val="yellow"/>
         </w:rPr>
         <w:t>nằm</w:t>
       </w:r>
@@ -5567,6 +8983,7 @@
           <w:rFonts w:ascii="Times New Roman" w:eastAsia="Times New Roman" w:hAnsi="Times New Roman" w:cs="Times New Roman"/>
           <w:sz w:val="24"/>
           <w:szCs w:val="24"/>
+          <w:highlight w:val="yellow"/>
         </w:rPr>
         <w:t xml:space="preserve"> ở </w:t>
       </w:r>
@@ -5576,6 +8993,7 @@
           <w:rFonts w:ascii="Times New Roman" w:eastAsia="Times New Roman" w:hAnsi="Times New Roman" w:cs="Times New Roman"/>
           <w:sz w:val="24"/>
           <w:szCs w:val="24"/>
+          <w:highlight w:val="yellow"/>
         </w:rPr>
         <w:t>4 byte</w:t>
       </w:r>
@@ -5585,15 +9003,17 @@
           <w:rFonts w:ascii="Times New Roman" w:eastAsia="Times New Roman" w:hAnsi="Times New Roman" w:cs="Times New Roman"/>
           <w:sz w:val="24"/>
           <w:szCs w:val="24"/>
-        </w:rPr>
-        <w:t xml:space="preserve"> </w:t>
-      </w:r>
-      <w:proofErr w:type="spellStart"/>
-      <w:r>
-        <w:rPr>
-          <w:rFonts w:ascii="Times New Roman" w:eastAsia="Times New Roman" w:hAnsi="Times New Roman" w:cs="Times New Roman"/>
-          <w:sz w:val="24"/>
-          <w:szCs w:val="24"/>
+          <w:highlight w:val="yellow"/>
+        </w:rPr>
+        <w:t xml:space="preserve"> </w:t>
+      </w:r>
+      <w:proofErr w:type="spellStart"/>
+      <w:r>
+        <w:rPr>
+          <w:rFonts w:ascii="Times New Roman" w:eastAsia="Times New Roman" w:hAnsi="Times New Roman" w:cs="Times New Roman"/>
+          <w:sz w:val="24"/>
+          <w:szCs w:val="24"/>
+          <w:highlight w:val="yellow"/>
         </w:rPr>
         <w:t>kế</w:t>
       </w:r>
@@ -5603,15 +9023,17 @@
           <w:rFonts w:ascii="Times New Roman" w:eastAsia="Times New Roman" w:hAnsi="Times New Roman" w:cs="Times New Roman"/>
           <w:sz w:val="24"/>
           <w:szCs w:val="24"/>
-        </w:rPr>
-        <w:t xml:space="preserve"> </w:t>
-      </w:r>
-      <w:proofErr w:type="spellStart"/>
-      <w:r>
-        <w:rPr>
-          <w:rFonts w:ascii="Times New Roman" w:eastAsia="Times New Roman" w:hAnsi="Times New Roman" w:cs="Times New Roman"/>
-          <w:sz w:val="24"/>
-          <w:szCs w:val="24"/>
+          <w:highlight w:val="yellow"/>
+        </w:rPr>
+        <w:t xml:space="preserve"> </w:t>
+      </w:r>
+      <w:proofErr w:type="spellStart"/>
+      <w:r>
+        <w:rPr>
+          <w:rFonts w:ascii="Times New Roman" w:eastAsia="Times New Roman" w:hAnsi="Times New Roman" w:cs="Times New Roman"/>
+          <w:sz w:val="24"/>
+          <w:szCs w:val="24"/>
+          <w:highlight w:val="yellow"/>
         </w:rPr>
         <w:t>đó</w:t>
       </w:r>
@@ -5621,6 +9043,7 @@
           <w:rFonts w:ascii="Times New Roman" w:eastAsia="Times New Roman" w:hAnsi="Times New Roman" w:cs="Times New Roman"/>
           <w:sz w:val="24"/>
           <w:szCs w:val="24"/>
+          <w:highlight w:val="yellow"/>
         </w:rPr>
         <w:t xml:space="preserve">. Sau </w:t>
       </w:r>
@@ -5630,6 +9053,7 @@
           <w:rFonts w:ascii="Times New Roman" w:eastAsia="Times New Roman" w:hAnsi="Times New Roman" w:cs="Times New Roman"/>
           <w:sz w:val="24"/>
           <w:szCs w:val="24"/>
+          <w:highlight w:val="yellow"/>
         </w:rPr>
         <w:t>đó</w:t>
       </w:r>
@@ -5639,15 +9063,17 @@
           <w:rFonts w:ascii="Times New Roman" w:eastAsia="Times New Roman" w:hAnsi="Times New Roman" w:cs="Times New Roman"/>
           <w:sz w:val="24"/>
           <w:szCs w:val="24"/>
-        </w:rPr>
-        <w:t xml:space="preserve"> </w:t>
-      </w:r>
-      <w:proofErr w:type="spellStart"/>
-      <w:r>
-        <w:rPr>
-          <w:rFonts w:ascii="Times New Roman" w:eastAsia="Times New Roman" w:hAnsi="Times New Roman" w:cs="Times New Roman"/>
-          <w:sz w:val="24"/>
-          <w:szCs w:val="24"/>
+          <w:highlight w:val="yellow"/>
+        </w:rPr>
+        <w:t xml:space="preserve"> </w:t>
+      </w:r>
+      <w:proofErr w:type="spellStart"/>
+      <w:r>
+        <w:rPr>
+          <w:rFonts w:ascii="Times New Roman" w:eastAsia="Times New Roman" w:hAnsi="Times New Roman" w:cs="Times New Roman"/>
+          <w:sz w:val="24"/>
+          <w:szCs w:val="24"/>
+          <w:highlight w:val="yellow"/>
         </w:rPr>
         <w:t>gọi</w:t>
       </w:r>
@@ -5657,15 +9083,17 @@
           <w:rFonts w:ascii="Times New Roman" w:eastAsia="Times New Roman" w:hAnsi="Times New Roman" w:cs="Times New Roman"/>
           <w:sz w:val="24"/>
           <w:szCs w:val="24"/>
-        </w:rPr>
-        <w:t xml:space="preserve"> </w:t>
-      </w:r>
-      <w:proofErr w:type="spellStart"/>
-      <w:r>
-        <w:rPr>
-          <w:rFonts w:ascii="Times New Roman" w:eastAsia="Times New Roman" w:hAnsi="Times New Roman" w:cs="Times New Roman"/>
-          <w:sz w:val="24"/>
-          <w:szCs w:val="24"/>
+          <w:highlight w:val="yellow"/>
+        </w:rPr>
+        <w:t xml:space="preserve"> </w:t>
+      </w:r>
+      <w:proofErr w:type="spellStart"/>
+      <w:r>
+        <w:rPr>
+          <w:rFonts w:ascii="Times New Roman" w:eastAsia="Times New Roman" w:hAnsi="Times New Roman" w:cs="Times New Roman"/>
+          <w:sz w:val="24"/>
+          <w:szCs w:val="24"/>
+          <w:highlight w:val="yellow"/>
         </w:rPr>
         <w:t>hàm</w:t>
       </w:r>
@@ -5675,6 +9103,7 @@
           <w:rFonts w:ascii="Times New Roman" w:eastAsia="Times New Roman" w:hAnsi="Times New Roman" w:cs="Times New Roman"/>
           <w:sz w:val="24"/>
           <w:szCs w:val="24"/>
+          <w:highlight w:val="yellow"/>
         </w:rPr>
         <w:t xml:space="preserve"> reset handler </w:t>
       </w:r>
@@ -5684,6 +9113,7 @@
           <w:rFonts w:ascii="Times New Roman" w:eastAsia="Times New Roman" w:hAnsi="Times New Roman" w:cs="Times New Roman"/>
           <w:sz w:val="24"/>
           <w:szCs w:val="24"/>
+          <w:highlight w:val="yellow"/>
         </w:rPr>
         <w:t>thực</w:t>
       </w:r>
@@ -5693,15 +9123,17 @@
           <w:rFonts w:ascii="Times New Roman" w:eastAsia="Times New Roman" w:hAnsi="Times New Roman" w:cs="Times New Roman"/>
           <w:sz w:val="24"/>
           <w:szCs w:val="24"/>
-        </w:rPr>
-        <w:t xml:space="preserve"> </w:t>
-      </w:r>
-      <w:proofErr w:type="spellStart"/>
-      <w:r>
-        <w:rPr>
-          <w:rFonts w:ascii="Times New Roman" w:eastAsia="Times New Roman" w:hAnsi="Times New Roman" w:cs="Times New Roman"/>
-          <w:sz w:val="24"/>
-          <w:szCs w:val="24"/>
+          <w:highlight w:val="yellow"/>
+        </w:rPr>
+        <w:t xml:space="preserve"> </w:t>
+      </w:r>
+      <w:proofErr w:type="spellStart"/>
+      <w:r>
+        <w:rPr>
+          <w:rFonts w:ascii="Times New Roman" w:eastAsia="Times New Roman" w:hAnsi="Times New Roman" w:cs="Times New Roman"/>
+          <w:sz w:val="24"/>
+          <w:szCs w:val="24"/>
+          <w:highlight w:val="yellow"/>
         </w:rPr>
         <w:t>thi</w:t>
       </w:r>
@@ -5711,15 +9143,17 @@
           <w:rFonts w:ascii="Times New Roman" w:eastAsia="Times New Roman" w:hAnsi="Times New Roman" w:cs="Times New Roman"/>
           <w:sz w:val="24"/>
           <w:szCs w:val="24"/>
-        </w:rPr>
-        <w:t xml:space="preserve"> </w:t>
-      </w:r>
-      <w:proofErr w:type="spellStart"/>
-      <w:r>
-        <w:rPr>
-          <w:rFonts w:ascii="Times New Roman" w:eastAsia="Times New Roman" w:hAnsi="Times New Roman" w:cs="Times New Roman"/>
-          <w:sz w:val="24"/>
-          <w:szCs w:val="24"/>
+          <w:highlight w:val="yellow"/>
+        </w:rPr>
+        <w:t xml:space="preserve"> </w:t>
+      </w:r>
+      <w:proofErr w:type="spellStart"/>
+      <w:r>
+        <w:rPr>
+          <w:rFonts w:ascii="Times New Roman" w:eastAsia="Times New Roman" w:hAnsi="Times New Roman" w:cs="Times New Roman"/>
+          <w:sz w:val="24"/>
+          <w:szCs w:val="24"/>
+          <w:highlight w:val="yellow"/>
         </w:rPr>
         <w:t>là</w:t>
       </w:r>
@@ -5729,15 +9163,17 @@
           <w:rFonts w:ascii="Times New Roman" w:eastAsia="Times New Roman" w:hAnsi="Times New Roman" w:cs="Times New Roman"/>
           <w:sz w:val="24"/>
           <w:szCs w:val="24"/>
-        </w:rPr>
-        <w:t xml:space="preserve"> </w:t>
-      </w:r>
-      <w:proofErr w:type="spellStart"/>
-      <w:r>
-        <w:rPr>
-          <w:rFonts w:ascii="Times New Roman" w:eastAsia="Times New Roman" w:hAnsi="Times New Roman" w:cs="Times New Roman"/>
-          <w:sz w:val="24"/>
-          <w:szCs w:val="24"/>
+          <w:highlight w:val="yellow"/>
+        </w:rPr>
+        <w:t xml:space="preserve"> </w:t>
+      </w:r>
+      <w:proofErr w:type="spellStart"/>
+      <w:r>
+        <w:rPr>
+          <w:rFonts w:ascii="Times New Roman" w:eastAsia="Times New Roman" w:hAnsi="Times New Roman" w:cs="Times New Roman"/>
+          <w:sz w:val="24"/>
+          <w:szCs w:val="24"/>
+          <w:highlight w:val="yellow"/>
         </w:rPr>
         <w:t>xong</w:t>
       </w:r>
@@ -5747,21 +9183,266 @@
           <w:rFonts w:ascii="Times New Roman" w:eastAsia="Times New Roman" w:hAnsi="Times New Roman" w:cs="Times New Roman"/>
           <w:sz w:val="24"/>
           <w:szCs w:val="24"/>
+          <w:highlight w:val="yellow"/>
         </w:rPr>
         <w:t>.</w:t>
       </w:r>
     </w:p>
     <w:p>
       <w:pPr>
+        <w:pStyle w:val="ListParagraph"/>
+        <w:numPr>
+          <w:ilvl w:val="0"/>
+          <w:numId w:val="2"/>
+        </w:numPr>
         <w:rPr>
           <w:rFonts w:ascii="Times New Roman" w:eastAsia="Times New Roman" w:hAnsi="Times New Roman" w:cs="Times New Roman"/>
           <w:sz w:val="24"/>
           <w:szCs w:val="24"/>
         </w:rPr>
       </w:pPr>
+      <w:proofErr w:type="spellStart"/>
+      <w:r>
+        <w:rPr>
+          <w:rFonts w:ascii="Times New Roman" w:eastAsia="Times New Roman" w:hAnsi="Times New Roman" w:cs="Times New Roman"/>
+          <w:sz w:val="24"/>
+          <w:szCs w:val="24"/>
+        </w:rPr>
+        <w:t>Cập</w:t>
+      </w:r>
+      <w:proofErr w:type="spellEnd"/>
+      <w:r>
+        <w:rPr>
+          <w:rFonts w:ascii="Times New Roman" w:eastAsia="Times New Roman" w:hAnsi="Times New Roman" w:cs="Times New Roman"/>
+          <w:sz w:val="24"/>
+          <w:szCs w:val="24"/>
+        </w:rPr>
+        <w:t xml:space="preserve"> </w:t>
+      </w:r>
+      <w:proofErr w:type="spellStart"/>
+      <w:r>
+        <w:rPr>
+          <w:rFonts w:ascii="Times New Roman" w:eastAsia="Times New Roman" w:hAnsi="Times New Roman" w:cs="Times New Roman"/>
+          <w:sz w:val="24"/>
+          <w:szCs w:val="24"/>
+        </w:rPr>
+        <w:t>nhật</w:t>
+      </w:r>
+      <w:proofErr w:type="spellEnd"/>
+      <w:r>
+        <w:rPr>
+          <w:rFonts w:ascii="Times New Roman" w:eastAsia="Times New Roman" w:hAnsi="Times New Roman" w:cs="Times New Roman"/>
+          <w:sz w:val="24"/>
+          <w:szCs w:val="24"/>
+        </w:rPr>
+        <w:t xml:space="preserve"> </w:t>
+      </w:r>
+      <w:proofErr w:type="spellStart"/>
+      <w:r>
+        <w:rPr>
+          <w:rFonts w:ascii="Times New Roman" w:eastAsia="Times New Roman" w:hAnsi="Times New Roman" w:cs="Times New Roman"/>
+          <w:sz w:val="24"/>
+          <w:szCs w:val="24"/>
+        </w:rPr>
+        <w:t>thanh</w:t>
+      </w:r>
+      <w:proofErr w:type="spellEnd"/>
+      <w:r>
+        <w:rPr>
+          <w:rFonts w:ascii="Times New Roman" w:eastAsia="Times New Roman" w:hAnsi="Times New Roman" w:cs="Times New Roman"/>
+          <w:sz w:val="24"/>
+          <w:szCs w:val="24"/>
+        </w:rPr>
+        <w:t xml:space="preserve"> </w:t>
+      </w:r>
+      <w:proofErr w:type="spellStart"/>
+      <w:r>
+        <w:rPr>
+          <w:rFonts w:ascii="Times New Roman" w:eastAsia="Times New Roman" w:hAnsi="Times New Roman" w:cs="Times New Roman"/>
+          <w:sz w:val="24"/>
+          <w:szCs w:val="24"/>
+        </w:rPr>
+        <w:t>ghi</w:t>
+      </w:r>
+      <w:proofErr w:type="spellEnd"/>
+      <w:r>
+        <w:rPr>
+          <w:rFonts w:ascii="Times New Roman" w:eastAsia="Times New Roman" w:hAnsi="Times New Roman" w:cs="Times New Roman"/>
+          <w:sz w:val="24"/>
+          <w:szCs w:val="24"/>
+        </w:rPr>
+        <w:t xml:space="preserve"> VTOR </w:t>
+      </w:r>
+      <w:proofErr w:type="spellStart"/>
+      <w:r>
+        <w:rPr>
+          <w:rFonts w:ascii="Times New Roman" w:eastAsia="Times New Roman" w:hAnsi="Times New Roman" w:cs="Times New Roman"/>
+          <w:sz w:val="24"/>
+          <w:szCs w:val="24"/>
+        </w:rPr>
+        <w:t>để</w:t>
+      </w:r>
+      <w:proofErr w:type="spellEnd"/>
+      <w:r>
+        <w:rPr>
+          <w:rFonts w:ascii="Times New Roman" w:eastAsia="Times New Roman" w:hAnsi="Times New Roman" w:cs="Times New Roman"/>
+          <w:sz w:val="24"/>
+          <w:szCs w:val="24"/>
+        </w:rPr>
+        <w:t xml:space="preserve"> </w:t>
+      </w:r>
+      <w:proofErr w:type="spellStart"/>
+      <w:r>
+        <w:rPr>
+          <w:rFonts w:ascii="Times New Roman" w:eastAsia="Times New Roman" w:hAnsi="Times New Roman" w:cs="Times New Roman"/>
+          <w:sz w:val="24"/>
+          <w:szCs w:val="24"/>
+        </w:rPr>
+        <w:t>trỏ</w:t>
+      </w:r>
+      <w:proofErr w:type="spellEnd"/>
+      <w:r>
+        <w:rPr>
+          <w:rFonts w:ascii="Times New Roman" w:eastAsia="Times New Roman" w:hAnsi="Times New Roman" w:cs="Times New Roman"/>
+          <w:sz w:val="24"/>
+          <w:szCs w:val="24"/>
+        </w:rPr>
+        <w:t xml:space="preserve"> </w:t>
+      </w:r>
+      <w:proofErr w:type="spellStart"/>
+      <w:r>
+        <w:rPr>
+          <w:rFonts w:ascii="Times New Roman" w:eastAsia="Times New Roman" w:hAnsi="Times New Roman" w:cs="Times New Roman"/>
+          <w:sz w:val="24"/>
+          <w:szCs w:val="24"/>
+        </w:rPr>
+        <w:t>đến</w:t>
+      </w:r>
+      <w:proofErr w:type="spellEnd"/>
+      <w:r>
+        <w:rPr>
+          <w:rFonts w:ascii="Times New Roman" w:eastAsia="Times New Roman" w:hAnsi="Times New Roman" w:cs="Times New Roman"/>
+          <w:sz w:val="24"/>
+          <w:szCs w:val="24"/>
+        </w:rPr>
+        <w:t xml:space="preserve"> </w:t>
+      </w:r>
+      <w:proofErr w:type="spellStart"/>
+      <w:r>
+        <w:rPr>
+          <w:rFonts w:ascii="Times New Roman" w:eastAsia="Times New Roman" w:hAnsi="Times New Roman" w:cs="Times New Roman"/>
+          <w:sz w:val="24"/>
+          <w:szCs w:val="24"/>
+        </w:rPr>
+        <w:t>địa</w:t>
+      </w:r>
+      <w:proofErr w:type="spellEnd"/>
+      <w:r>
+        <w:rPr>
+          <w:rFonts w:ascii="Times New Roman" w:eastAsia="Times New Roman" w:hAnsi="Times New Roman" w:cs="Times New Roman"/>
+          <w:sz w:val="24"/>
+          <w:szCs w:val="24"/>
+        </w:rPr>
+        <w:t xml:space="preserve"> </w:t>
+      </w:r>
+      <w:proofErr w:type="spellStart"/>
+      <w:r>
+        <w:rPr>
+          <w:rFonts w:ascii="Times New Roman" w:eastAsia="Times New Roman" w:hAnsi="Times New Roman" w:cs="Times New Roman"/>
+          <w:sz w:val="24"/>
+          <w:szCs w:val="24"/>
+        </w:rPr>
+        <w:t>chỉ</w:t>
+      </w:r>
+      <w:proofErr w:type="spellEnd"/>
+      <w:r>
+        <w:rPr>
+          <w:rFonts w:ascii="Times New Roman" w:eastAsia="Times New Roman" w:hAnsi="Times New Roman" w:cs="Times New Roman"/>
+          <w:sz w:val="24"/>
+          <w:szCs w:val="24"/>
+        </w:rPr>
+        <w:t xml:space="preserve"> </w:t>
+      </w:r>
+      <w:proofErr w:type="spellStart"/>
+      <w:r>
+        <w:rPr>
+          <w:rFonts w:ascii="Times New Roman" w:eastAsia="Times New Roman" w:hAnsi="Times New Roman" w:cs="Times New Roman"/>
+          <w:sz w:val="24"/>
+          <w:szCs w:val="24"/>
+        </w:rPr>
+        <w:t>bắt</w:t>
+      </w:r>
+      <w:proofErr w:type="spellEnd"/>
+      <w:r>
+        <w:rPr>
+          <w:rFonts w:ascii="Times New Roman" w:eastAsia="Times New Roman" w:hAnsi="Times New Roman" w:cs="Times New Roman"/>
+          <w:sz w:val="24"/>
+          <w:szCs w:val="24"/>
+        </w:rPr>
+        <w:t xml:space="preserve"> </w:t>
+      </w:r>
+      <w:proofErr w:type="spellStart"/>
+      <w:r>
+        <w:rPr>
+          <w:rFonts w:ascii="Times New Roman" w:eastAsia="Times New Roman" w:hAnsi="Times New Roman" w:cs="Times New Roman"/>
+          <w:sz w:val="24"/>
+          <w:szCs w:val="24"/>
+        </w:rPr>
+        <w:t>đầu</w:t>
+      </w:r>
+      <w:proofErr w:type="spellEnd"/>
+      <w:r>
+        <w:rPr>
+          <w:rFonts w:ascii="Times New Roman" w:eastAsia="Times New Roman" w:hAnsi="Times New Roman" w:cs="Times New Roman"/>
+          <w:sz w:val="24"/>
+          <w:szCs w:val="24"/>
+        </w:rPr>
+        <w:t xml:space="preserve"> </w:t>
+      </w:r>
+      <w:proofErr w:type="spellStart"/>
+      <w:r>
+        <w:rPr>
+          <w:rFonts w:ascii="Times New Roman" w:eastAsia="Times New Roman" w:hAnsi="Times New Roman" w:cs="Times New Roman"/>
+          <w:sz w:val="24"/>
+          <w:szCs w:val="24"/>
+        </w:rPr>
+        <w:t>của</w:t>
+      </w:r>
+      <w:proofErr w:type="spellEnd"/>
+      <w:r>
+        <w:rPr>
+          <w:rFonts w:ascii="Times New Roman" w:eastAsia="Times New Roman" w:hAnsi="Times New Roman" w:cs="Times New Roman"/>
+          <w:sz w:val="24"/>
+          <w:szCs w:val="24"/>
+        </w:rPr>
+        <w:t xml:space="preserve"> Vector Table </w:t>
+      </w:r>
+      <w:proofErr w:type="spellStart"/>
+      <w:r>
+        <w:rPr>
+          <w:rFonts w:ascii="Times New Roman" w:eastAsia="Times New Roman" w:hAnsi="Times New Roman" w:cs="Times New Roman"/>
+          <w:sz w:val="24"/>
+          <w:szCs w:val="24"/>
+        </w:rPr>
+        <w:t>của</w:t>
+      </w:r>
+      <w:proofErr w:type="spellEnd"/>
+      <w:r>
+        <w:rPr>
+          <w:rFonts w:ascii="Times New Roman" w:eastAsia="Times New Roman" w:hAnsi="Times New Roman" w:cs="Times New Roman"/>
+          <w:sz w:val="24"/>
+          <w:szCs w:val="24"/>
+        </w:rPr>
+        <w:t xml:space="preserve"> Application</w:t>
+      </w:r>
     </w:p>
     <w:p>
       <w:pPr>
+        <w:pStyle w:val="ListParagraph"/>
+        <w:numPr>
+          <w:ilvl w:val="0"/>
+          <w:numId w:val="2"/>
+        </w:numPr>
         <w:rPr>
           <w:rFonts w:ascii="Times New Roman" w:eastAsia="Times New Roman" w:hAnsi="Times New Roman" w:cs="Times New Roman"/>
           <w:sz w:val="24"/>
@@ -5775,7 +9456,641 @@
           <w:sz w:val="24"/>
           <w:szCs w:val="24"/>
         </w:rPr>
-        <w:lastRenderedPageBreak/>
+        <w:t>Đọc</w:t>
+      </w:r>
+      <w:proofErr w:type="spellEnd"/>
+      <w:r>
+        <w:rPr>
+          <w:rFonts w:ascii="Times New Roman" w:eastAsia="Times New Roman" w:hAnsi="Times New Roman" w:cs="Times New Roman"/>
+          <w:sz w:val="24"/>
+          <w:szCs w:val="24"/>
+        </w:rPr>
+        <w:t xml:space="preserve"> </w:t>
+      </w:r>
+      <w:proofErr w:type="spellStart"/>
+      <w:r>
+        <w:rPr>
+          <w:rFonts w:ascii="Times New Roman" w:eastAsia="Times New Roman" w:hAnsi="Times New Roman" w:cs="Times New Roman"/>
+          <w:sz w:val="24"/>
+          <w:szCs w:val="24"/>
+        </w:rPr>
+        <w:t>giá</w:t>
+      </w:r>
+      <w:proofErr w:type="spellEnd"/>
+      <w:r>
+        <w:rPr>
+          <w:rFonts w:ascii="Times New Roman" w:eastAsia="Times New Roman" w:hAnsi="Times New Roman" w:cs="Times New Roman"/>
+          <w:sz w:val="24"/>
+          <w:szCs w:val="24"/>
+        </w:rPr>
+        <w:t xml:space="preserve"> </w:t>
+      </w:r>
+      <w:proofErr w:type="spellStart"/>
+      <w:r>
+        <w:rPr>
+          <w:rFonts w:ascii="Times New Roman" w:eastAsia="Times New Roman" w:hAnsi="Times New Roman" w:cs="Times New Roman"/>
+          <w:sz w:val="24"/>
+          <w:szCs w:val="24"/>
+        </w:rPr>
+        <w:t>trị</w:t>
+      </w:r>
+      <w:proofErr w:type="spellEnd"/>
+      <w:r>
+        <w:rPr>
+          <w:rFonts w:ascii="Times New Roman" w:eastAsia="Times New Roman" w:hAnsi="Times New Roman" w:cs="Times New Roman"/>
+          <w:sz w:val="24"/>
+          <w:szCs w:val="24"/>
+        </w:rPr>
+        <w:t xml:space="preserve"> </w:t>
+      </w:r>
+      <w:proofErr w:type="spellStart"/>
+      <w:r>
+        <w:rPr>
+          <w:rFonts w:ascii="Times New Roman" w:eastAsia="Times New Roman" w:hAnsi="Times New Roman" w:cs="Times New Roman"/>
+          <w:sz w:val="24"/>
+          <w:szCs w:val="24"/>
+        </w:rPr>
+        <w:t>khởi</w:t>
+      </w:r>
+      <w:proofErr w:type="spellEnd"/>
+      <w:r>
+        <w:rPr>
+          <w:rFonts w:ascii="Times New Roman" w:eastAsia="Times New Roman" w:hAnsi="Times New Roman" w:cs="Times New Roman"/>
+          <w:sz w:val="24"/>
+          <w:szCs w:val="24"/>
+        </w:rPr>
+        <w:t xml:space="preserve"> </w:t>
+      </w:r>
+      <w:proofErr w:type="spellStart"/>
+      <w:r>
+        <w:rPr>
+          <w:rFonts w:ascii="Times New Roman" w:eastAsia="Times New Roman" w:hAnsi="Times New Roman" w:cs="Times New Roman"/>
+          <w:sz w:val="24"/>
+          <w:szCs w:val="24"/>
+        </w:rPr>
+        <w:t>tạo</w:t>
+      </w:r>
+      <w:proofErr w:type="spellEnd"/>
+      <w:r>
+        <w:rPr>
+          <w:rFonts w:ascii="Times New Roman" w:eastAsia="Times New Roman" w:hAnsi="Times New Roman" w:cs="Times New Roman"/>
+          <w:sz w:val="24"/>
+          <w:szCs w:val="24"/>
+        </w:rPr>
+        <w:t xml:space="preserve"> </w:t>
+      </w:r>
+      <w:proofErr w:type="spellStart"/>
+      <w:r>
+        <w:rPr>
+          <w:rFonts w:ascii="Times New Roman" w:eastAsia="Times New Roman" w:hAnsi="Times New Roman" w:cs="Times New Roman"/>
+          <w:sz w:val="24"/>
+          <w:szCs w:val="24"/>
+        </w:rPr>
+        <w:t>của</w:t>
+      </w:r>
+      <w:proofErr w:type="spellEnd"/>
+      <w:r>
+        <w:rPr>
+          <w:rFonts w:ascii="Times New Roman" w:eastAsia="Times New Roman" w:hAnsi="Times New Roman" w:cs="Times New Roman"/>
+          <w:sz w:val="24"/>
+          <w:szCs w:val="24"/>
+        </w:rPr>
+        <w:t xml:space="preserve"> MSP </w:t>
+      </w:r>
+      <w:proofErr w:type="spellStart"/>
+      <w:r>
+        <w:rPr>
+          <w:rFonts w:ascii="Times New Roman" w:eastAsia="Times New Roman" w:hAnsi="Times New Roman" w:cs="Times New Roman"/>
+          <w:sz w:val="24"/>
+          <w:szCs w:val="24"/>
+        </w:rPr>
+        <w:t>từ</w:t>
+      </w:r>
+      <w:proofErr w:type="spellEnd"/>
+      <w:r>
+        <w:rPr>
+          <w:rFonts w:ascii="Times New Roman" w:eastAsia="Times New Roman" w:hAnsi="Times New Roman" w:cs="Times New Roman"/>
+          <w:sz w:val="24"/>
+          <w:szCs w:val="24"/>
+        </w:rPr>
+        <w:t xml:space="preserve"> </w:t>
+      </w:r>
+      <w:proofErr w:type="gramStart"/>
+      <w:r>
+        <w:rPr>
+          <w:rFonts w:ascii="Times New Roman" w:eastAsia="Times New Roman" w:hAnsi="Times New Roman" w:cs="Times New Roman"/>
+          <w:sz w:val="24"/>
+          <w:szCs w:val="24"/>
+        </w:rPr>
+        <w:t>4 byte</w:t>
+      </w:r>
+      <w:proofErr w:type="gramEnd"/>
+      <w:r>
+        <w:rPr>
+          <w:rFonts w:ascii="Times New Roman" w:eastAsia="Times New Roman" w:hAnsi="Times New Roman" w:cs="Times New Roman"/>
+          <w:sz w:val="24"/>
+          <w:szCs w:val="24"/>
+        </w:rPr>
+        <w:t xml:space="preserve"> </w:t>
+      </w:r>
+      <w:proofErr w:type="spellStart"/>
+      <w:r>
+        <w:rPr>
+          <w:rFonts w:ascii="Times New Roman" w:eastAsia="Times New Roman" w:hAnsi="Times New Roman" w:cs="Times New Roman"/>
+          <w:sz w:val="24"/>
+          <w:szCs w:val="24"/>
+        </w:rPr>
+        <w:t>đầu</w:t>
+      </w:r>
+      <w:proofErr w:type="spellEnd"/>
+      <w:r>
+        <w:rPr>
+          <w:rFonts w:ascii="Times New Roman" w:eastAsia="Times New Roman" w:hAnsi="Times New Roman" w:cs="Times New Roman"/>
+          <w:sz w:val="24"/>
+          <w:szCs w:val="24"/>
+        </w:rPr>
+        <w:t xml:space="preserve"> </w:t>
+      </w:r>
+      <w:proofErr w:type="spellStart"/>
+      <w:r>
+        <w:rPr>
+          <w:rFonts w:ascii="Times New Roman" w:eastAsia="Times New Roman" w:hAnsi="Times New Roman" w:cs="Times New Roman"/>
+          <w:sz w:val="24"/>
+          <w:szCs w:val="24"/>
+        </w:rPr>
+        <w:t>tiên</w:t>
+      </w:r>
+      <w:proofErr w:type="spellEnd"/>
+      <w:r>
+        <w:rPr>
+          <w:rFonts w:ascii="Times New Roman" w:eastAsia="Times New Roman" w:hAnsi="Times New Roman" w:cs="Times New Roman"/>
+          <w:sz w:val="24"/>
+          <w:szCs w:val="24"/>
+        </w:rPr>
+        <w:t xml:space="preserve"> </w:t>
+      </w:r>
+      <w:proofErr w:type="spellStart"/>
+      <w:r>
+        <w:rPr>
+          <w:rFonts w:ascii="Times New Roman" w:eastAsia="Times New Roman" w:hAnsi="Times New Roman" w:cs="Times New Roman"/>
+          <w:sz w:val="24"/>
+          <w:szCs w:val="24"/>
+        </w:rPr>
+        <w:t>và</w:t>
+      </w:r>
+      <w:proofErr w:type="spellEnd"/>
+      <w:r>
+        <w:rPr>
+          <w:rFonts w:ascii="Times New Roman" w:eastAsia="Times New Roman" w:hAnsi="Times New Roman" w:cs="Times New Roman"/>
+          <w:sz w:val="24"/>
+          <w:szCs w:val="24"/>
+        </w:rPr>
+        <w:t xml:space="preserve"> </w:t>
+      </w:r>
+      <w:proofErr w:type="spellStart"/>
+      <w:r>
+        <w:rPr>
+          <w:rFonts w:ascii="Times New Roman" w:eastAsia="Times New Roman" w:hAnsi="Times New Roman" w:cs="Times New Roman"/>
+          <w:sz w:val="24"/>
+          <w:szCs w:val="24"/>
+        </w:rPr>
+        <w:t>nạp</w:t>
+      </w:r>
+      <w:proofErr w:type="spellEnd"/>
+      <w:r>
+        <w:rPr>
+          <w:rFonts w:ascii="Times New Roman" w:eastAsia="Times New Roman" w:hAnsi="Times New Roman" w:cs="Times New Roman"/>
+          <w:sz w:val="24"/>
+          <w:szCs w:val="24"/>
+        </w:rPr>
+        <w:t xml:space="preserve"> </w:t>
+      </w:r>
+      <w:proofErr w:type="spellStart"/>
+      <w:r>
+        <w:rPr>
+          <w:rFonts w:ascii="Times New Roman" w:eastAsia="Times New Roman" w:hAnsi="Times New Roman" w:cs="Times New Roman"/>
+          <w:sz w:val="24"/>
+          <w:szCs w:val="24"/>
+        </w:rPr>
+        <w:t>vào</w:t>
+      </w:r>
+      <w:proofErr w:type="spellEnd"/>
+      <w:r>
+        <w:rPr>
+          <w:rFonts w:ascii="Times New Roman" w:eastAsia="Times New Roman" w:hAnsi="Times New Roman" w:cs="Times New Roman"/>
+          <w:sz w:val="24"/>
+          <w:szCs w:val="24"/>
+        </w:rPr>
+        <w:t xml:space="preserve"> </w:t>
+      </w:r>
+      <w:proofErr w:type="spellStart"/>
+      <w:r>
+        <w:rPr>
+          <w:rFonts w:ascii="Times New Roman" w:eastAsia="Times New Roman" w:hAnsi="Times New Roman" w:cs="Times New Roman"/>
+          <w:sz w:val="24"/>
+          <w:szCs w:val="24"/>
+        </w:rPr>
+        <w:t>thanh</w:t>
+      </w:r>
+      <w:proofErr w:type="spellEnd"/>
+      <w:r>
+        <w:rPr>
+          <w:rFonts w:ascii="Times New Roman" w:eastAsia="Times New Roman" w:hAnsi="Times New Roman" w:cs="Times New Roman"/>
+          <w:sz w:val="24"/>
+          <w:szCs w:val="24"/>
+        </w:rPr>
+        <w:t xml:space="preserve"> </w:t>
+      </w:r>
+      <w:proofErr w:type="spellStart"/>
+      <w:r>
+        <w:rPr>
+          <w:rFonts w:ascii="Times New Roman" w:eastAsia="Times New Roman" w:hAnsi="Times New Roman" w:cs="Times New Roman"/>
+          <w:sz w:val="24"/>
+          <w:szCs w:val="24"/>
+        </w:rPr>
+        <w:t>ghi</w:t>
+      </w:r>
+      <w:proofErr w:type="spellEnd"/>
+      <w:r>
+        <w:rPr>
+          <w:rFonts w:ascii="Times New Roman" w:eastAsia="Times New Roman" w:hAnsi="Times New Roman" w:cs="Times New Roman"/>
+          <w:sz w:val="24"/>
+          <w:szCs w:val="24"/>
+        </w:rPr>
+        <w:t xml:space="preserve"> MSP.</w:t>
+      </w:r>
+    </w:p>
+    <w:p>
+      <w:pPr>
+        <w:pStyle w:val="ListParagraph"/>
+        <w:numPr>
+          <w:ilvl w:val="0"/>
+          <w:numId w:val="2"/>
+        </w:numPr>
+        <w:rPr>
+          <w:rFonts w:ascii="Times New Roman" w:eastAsia="Times New Roman" w:hAnsi="Times New Roman" w:cs="Times New Roman"/>
+          <w:sz w:val="24"/>
+          <w:szCs w:val="24"/>
+        </w:rPr>
+      </w:pPr>
+      <w:proofErr w:type="spellStart"/>
+      <w:r>
+        <w:rPr>
+          <w:rFonts w:ascii="Times New Roman" w:eastAsia="Times New Roman" w:hAnsi="Times New Roman" w:cs="Times New Roman"/>
+          <w:sz w:val="24"/>
+          <w:szCs w:val="24"/>
+        </w:rPr>
+        <w:t>Đọc</w:t>
+      </w:r>
+      <w:proofErr w:type="spellEnd"/>
+      <w:r>
+        <w:rPr>
+          <w:rFonts w:ascii="Times New Roman" w:eastAsia="Times New Roman" w:hAnsi="Times New Roman" w:cs="Times New Roman"/>
+          <w:sz w:val="24"/>
+          <w:szCs w:val="24"/>
+        </w:rPr>
+        <w:t xml:space="preserve"> </w:t>
+      </w:r>
+      <w:proofErr w:type="spellStart"/>
+      <w:r>
+        <w:rPr>
+          <w:rFonts w:ascii="Times New Roman" w:eastAsia="Times New Roman" w:hAnsi="Times New Roman" w:cs="Times New Roman"/>
+          <w:sz w:val="24"/>
+          <w:szCs w:val="24"/>
+        </w:rPr>
+        <w:t>địa</w:t>
+      </w:r>
+      <w:proofErr w:type="spellEnd"/>
+      <w:r>
+        <w:rPr>
+          <w:rFonts w:ascii="Times New Roman" w:eastAsia="Times New Roman" w:hAnsi="Times New Roman" w:cs="Times New Roman"/>
+          <w:sz w:val="24"/>
+          <w:szCs w:val="24"/>
+        </w:rPr>
+        <w:t xml:space="preserve"> </w:t>
+      </w:r>
+      <w:proofErr w:type="spellStart"/>
+      <w:r>
+        <w:rPr>
+          <w:rFonts w:ascii="Times New Roman" w:eastAsia="Times New Roman" w:hAnsi="Times New Roman" w:cs="Times New Roman"/>
+          <w:sz w:val="24"/>
+          <w:szCs w:val="24"/>
+        </w:rPr>
+        <w:t>chỉ</w:t>
+      </w:r>
+      <w:proofErr w:type="spellEnd"/>
+      <w:r>
+        <w:rPr>
+          <w:rFonts w:ascii="Times New Roman" w:eastAsia="Times New Roman" w:hAnsi="Times New Roman" w:cs="Times New Roman"/>
+          <w:sz w:val="24"/>
+          <w:szCs w:val="24"/>
+        </w:rPr>
+        <w:t xml:space="preserve"> Reset Handler </w:t>
+      </w:r>
+      <w:proofErr w:type="spellStart"/>
+      <w:r>
+        <w:rPr>
+          <w:rFonts w:ascii="Times New Roman" w:eastAsia="Times New Roman" w:hAnsi="Times New Roman" w:cs="Times New Roman"/>
+          <w:sz w:val="24"/>
+          <w:szCs w:val="24"/>
+        </w:rPr>
+        <w:t>từ</w:t>
+      </w:r>
+      <w:proofErr w:type="spellEnd"/>
+      <w:r>
+        <w:rPr>
+          <w:rFonts w:ascii="Times New Roman" w:eastAsia="Times New Roman" w:hAnsi="Times New Roman" w:cs="Times New Roman"/>
+          <w:sz w:val="24"/>
+          <w:szCs w:val="24"/>
+        </w:rPr>
+        <w:t xml:space="preserve"> </w:t>
+      </w:r>
+      <w:proofErr w:type="gramStart"/>
+      <w:r>
+        <w:rPr>
+          <w:rFonts w:ascii="Times New Roman" w:eastAsia="Times New Roman" w:hAnsi="Times New Roman" w:cs="Times New Roman"/>
+          <w:sz w:val="24"/>
+          <w:szCs w:val="24"/>
+        </w:rPr>
+        <w:t>4 byte</w:t>
+      </w:r>
+      <w:proofErr w:type="gramEnd"/>
+      <w:r>
+        <w:rPr>
+          <w:rFonts w:ascii="Times New Roman" w:eastAsia="Times New Roman" w:hAnsi="Times New Roman" w:cs="Times New Roman"/>
+          <w:sz w:val="24"/>
+          <w:szCs w:val="24"/>
+        </w:rPr>
+        <w:t xml:space="preserve"> </w:t>
+      </w:r>
+      <w:proofErr w:type="spellStart"/>
+      <w:r>
+        <w:rPr>
+          <w:rFonts w:ascii="Times New Roman" w:eastAsia="Times New Roman" w:hAnsi="Times New Roman" w:cs="Times New Roman"/>
+          <w:sz w:val="24"/>
+          <w:szCs w:val="24"/>
+        </w:rPr>
+        <w:t>kế</w:t>
+      </w:r>
+      <w:proofErr w:type="spellEnd"/>
+      <w:r>
+        <w:rPr>
+          <w:rFonts w:ascii="Times New Roman" w:eastAsia="Times New Roman" w:hAnsi="Times New Roman" w:cs="Times New Roman"/>
+          <w:sz w:val="24"/>
+          <w:szCs w:val="24"/>
+        </w:rPr>
+        <w:t xml:space="preserve"> </w:t>
+      </w:r>
+      <w:proofErr w:type="spellStart"/>
+      <w:r>
+        <w:rPr>
+          <w:rFonts w:ascii="Times New Roman" w:eastAsia="Times New Roman" w:hAnsi="Times New Roman" w:cs="Times New Roman"/>
+          <w:sz w:val="24"/>
+          <w:szCs w:val="24"/>
+        </w:rPr>
+        <w:t>gán</w:t>
+      </w:r>
+      <w:proofErr w:type="spellEnd"/>
+      <w:r>
+        <w:rPr>
+          <w:rFonts w:ascii="Times New Roman" w:eastAsia="Times New Roman" w:hAnsi="Times New Roman" w:cs="Times New Roman"/>
+          <w:sz w:val="24"/>
+          <w:szCs w:val="24"/>
+        </w:rPr>
+        <w:t xml:space="preserve"> </w:t>
+      </w:r>
+      <w:proofErr w:type="spellStart"/>
+      <w:r>
+        <w:rPr>
+          <w:rFonts w:ascii="Times New Roman" w:eastAsia="Times New Roman" w:hAnsi="Times New Roman" w:cs="Times New Roman"/>
+          <w:sz w:val="24"/>
+          <w:szCs w:val="24"/>
+        </w:rPr>
+        <w:t>cho</w:t>
+      </w:r>
+      <w:proofErr w:type="spellEnd"/>
+      <w:r>
+        <w:rPr>
+          <w:rFonts w:ascii="Times New Roman" w:eastAsia="Times New Roman" w:hAnsi="Times New Roman" w:cs="Times New Roman"/>
+          <w:sz w:val="24"/>
+          <w:szCs w:val="24"/>
+        </w:rPr>
+        <w:t xml:space="preserve"> 1 con </w:t>
+      </w:r>
+      <w:proofErr w:type="spellStart"/>
+      <w:r>
+        <w:rPr>
+          <w:rFonts w:ascii="Times New Roman" w:eastAsia="Times New Roman" w:hAnsi="Times New Roman" w:cs="Times New Roman"/>
+          <w:sz w:val="24"/>
+          <w:szCs w:val="24"/>
+        </w:rPr>
+        <w:t>trỏ</w:t>
+      </w:r>
+      <w:proofErr w:type="spellEnd"/>
+      <w:r>
+        <w:rPr>
+          <w:rFonts w:ascii="Times New Roman" w:eastAsia="Times New Roman" w:hAnsi="Times New Roman" w:cs="Times New Roman"/>
+          <w:sz w:val="24"/>
+          <w:szCs w:val="24"/>
+        </w:rPr>
+        <w:t xml:space="preserve"> </w:t>
+      </w:r>
+      <w:proofErr w:type="spellStart"/>
+      <w:r>
+        <w:rPr>
+          <w:rFonts w:ascii="Times New Roman" w:eastAsia="Times New Roman" w:hAnsi="Times New Roman" w:cs="Times New Roman"/>
+          <w:sz w:val="24"/>
+          <w:szCs w:val="24"/>
+        </w:rPr>
+        <w:t>hàm</w:t>
+      </w:r>
+      <w:proofErr w:type="spellEnd"/>
+      <w:r>
+        <w:rPr>
+          <w:rFonts w:ascii="Times New Roman" w:eastAsia="Times New Roman" w:hAnsi="Times New Roman" w:cs="Times New Roman"/>
+          <w:sz w:val="24"/>
+          <w:szCs w:val="24"/>
+        </w:rPr>
+        <w:t xml:space="preserve"> </w:t>
+      </w:r>
+      <w:proofErr w:type="spellStart"/>
+      <w:r>
+        <w:rPr>
+          <w:rFonts w:ascii="Times New Roman" w:eastAsia="Times New Roman" w:hAnsi="Times New Roman" w:cs="Times New Roman"/>
+          <w:sz w:val="24"/>
+          <w:szCs w:val="24"/>
+        </w:rPr>
+        <w:t>và</w:t>
+      </w:r>
+      <w:proofErr w:type="spellEnd"/>
+      <w:r>
+        <w:rPr>
+          <w:rFonts w:ascii="Times New Roman" w:eastAsia="Times New Roman" w:hAnsi="Times New Roman" w:cs="Times New Roman"/>
+          <w:sz w:val="24"/>
+          <w:szCs w:val="24"/>
+        </w:rPr>
+        <w:t xml:space="preserve"> </w:t>
+      </w:r>
+      <w:proofErr w:type="spellStart"/>
+      <w:r>
+        <w:rPr>
+          <w:rFonts w:ascii="Times New Roman" w:eastAsia="Times New Roman" w:hAnsi="Times New Roman" w:cs="Times New Roman"/>
+          <w:sz w:val="24"/>
+          <w:szCs w:val="24"/>
+        </w:rPr>
+        <w:t>gọi</w:t>
+      </w:r>
+      <w:proofErr w:type="spellEnd"/>
+      <w:r>
+        <w:rPr>
+          <w:rFonts w:ascii="Times New Roman" w:eastAsia="Times New Roman" w:hAnsi="Times New Roman" w:cs="Times New Roman"/>
+          <w:sz w:val="24"/>
+          <w:szCs w:val="24"/>
+        </w:rPr>
+        <w:t xml:space="preserve"> </w:t>
+      </w:r>
+      <w:proofErr w:type="spellStart"/>
+      <w:r>
+        <w:rPr>
+          <w:rFonts w:ascii="Times New Roman" w:eastAsia="Times New Roman" w:hAnsi="Times New Roman" w:cs="Times New Roman"/>
+          <w:sz w:val="24"/>
+          <w:szCs w:val="24"/>
+        </w:rPr>
+        <w:t>hàm</w:t>
+      </w:r>
+      <w:proofErr w:type="spellEnd"/>
+      <w:r>
+        <w:rPr>
+          <w:rFonts w:ascii="Times New Roman" w:eastAsia="Times New Roman" w:hAnsi="Times New Roman" w:cs="Times New Roman"/>
+          <w:sz w:val="24"/>
+          <w:szCs w:val="24"/>
+        </w:rPr>
+        <w:t xml:space="preserve"> </w:t>
+      </w:r>
+      <w:proofErr w:type="spellStart"/>
+      <w:r>
+        <w:rPr>
+          <w:rFonts w:ascii="Times New Roman" w:eastAsia="Times New Roman" w:hAnsi="Times New Roman" w:cs="Times New Roman"/>
+          <w:sz w:val="24"/>
+          <w:szCs w:val="24"/>
+        </w:rPr>
+        <w:t>đó</w:t>
+      </w:r>
+      <w:proofErr w:type="spellEnd"/>
+      <w:r>
+        <w:rPr>
+          <w:rFonts w:ascii="Times New Roman" w:eastAsia="Times New Roman" w:hAnsi="Times New Roman" w:cs="Times New Roman"/>
+          <w:sz w:val="24"/>
+          <w:szCs w:val="24"/>
+        </w:rPr>
+        <w:t xml:space="preserve"> </w:t>
+      </w:r>
+      <w:proofErr w:type="spellStart"/>
+      <w:r>
+        <w:rPr>
+          <w:rFonts w:ascii="Times New Roman" w:eastAsia="Times New Roman" w:hAnsi="Times New Roman" w:cs="Times New Roman"/>
+          <w:sz w:val="24"/>
+          <w:szCs w:val="24"/>
+        </w:rPr>
+        <w:t>để</w:t>
+      </w:r>
+      <w:proofErr w:type="spellEnd"/>
+      <w:r>
+        <w:rPr>
+          <w:rFonts w:ascii="Times New Roman" w:eastAsia="Times New Roman" w:hAnsi="Times New Roman" w:cs="Times New Roman"/>
+          <w:sz w:val="24"/>
+          <w:szCs w:val="24"/>
+        </w:rPr>
+        <w:t xml:space="preserve"> </w:t>
+      </w:r>
+      <w:proofErr w:type="spellStart"/>
+      <w:r>
+        <w:rPr>
+          <w:rFonts w:ascii="Times New Roman" w:eastAsia="Times New Roman" w:hAnsi="Times New Roman" w:cs="Times New Roman"/>
+          <w:sz w:val="24"/>
+          <w:szCs w:val="24"/>
+        </w:rPr>
+        <w:t>bắt</w:t>
+      </w:r>
+      <w:proofErr w:type="spellEnd"/>
+      <w:r>
+        <w:rPr>
+          <w:rFonts w:ascii="Times New Roman" w:eastAsia="Times New Roman" w:hAnsi="Times New Roman" w:cs="Times New Roman"/>
+          <w:sz w:val="24"/>
+          <w:szCs w:val="24"/>
+        </w:rPr>
+        <w:t xml:space="preserve"> </w:t>
+      </w:r>
+      <w:proofErr w:type="spellStart"/>
+      <w:r>
+        <w:rPr>
+          <w:rFonts w:ascii="Times New Roman" w:eastAsia="Times New Roman" w:hAnsi="Times New Roman" w:cs="Times New Roman"/>
+          <w:sz w:val="24"/>
+          <w:szCs w:val="24"/>
+        </w:rPr>
+        <w:t>đầu</w:t>
+      </w:r>
+      <w:proofErr w:type="spellEnd"/>
+      <w:r>
+        <w:rPr>
+          <w:rFonts w:ascii="Times New Roman" w:eastAsia="Times New Roman" w:hAnsi="Times New Roman" w:cs="Times New Roman"/>
+          <w:sz w:val="24"/>
+          <w:szCs w:val="24"/>
+        </w:rPr>
+        <w:t xml:space="preserve"> </w:t>
+      </w:r>
+      <w:proofErr w:type="spellStart"/>
+      <w:r>
+        <w:rPr>
+          <w:rFonts w:ascii="Times New Roman" w:eastAsia="Times New Roman" w:hAnsi="Times New Roman" w:cs="Times New Roman"/>
+          <w:sz w:val="24"/>
+          <w:szCs w:val="24"/>
+        </w:rPr>
+        <w:t>thực</w:t>
+      </w:r>
+      <w:proofErr w:type="spellEnd"/>
+      <w:r>
+        <w:rPr>
+          <w:rFonts w:ascii="Times New Roman" w:eastAsia="Times New Roman" w:hAnsi="Times New Roman" w:cs="Times New Roman"/>
+          <w:sz w:val="24"/>
+          <w:szCs w:val="24"/>
+        </w:rPr>
+        <w:t xml:space="preserve"> </w:t>
+      </w:r>
+      <w:proofErr w:type="spellStart"/>
+      <w:r>
+        <w:rPr>
+          <w:rFonts w:ascii="Times New Roman" w:eastAsia="Times New Roman" w:hAnsi="Times New Roman" w:cs="Times New Roman"/>
+          <w:sz w:val="24"/>
+          <w:szCs w:val="24"/>
+        </w:rPr>
+        <w:t>thi</w:t>
+      </w:r>
+      <w:proofErr w:type="spellEnd"/>
+      <w:r>
+        <w:rPr>
+          <w:rFonts w:ascii="Times New Roman" w:eastAsia="Times New Roman" w:hAnsi="Times New Roman" w:cs="Times New Roman"/>
+          <w:sz w:val="24"/>
+          <w:szCs w:val="24"/>
+        </w:rPr>
+        <w:t xml:space="preserve"> app</w:t>
+      </w:r>
+    </w:p>
+    <w:p>
+      <w:pPr>
+        <w:rPr>
+          <w:rFonts w:ascii="Times New Roman" w:eastAsia="Times New Roman" w:hAnsi="Times New Roman" w:cs="Times New Roman"/>
+          <w:sz w:val="24"/>
+          <w:szCs w:val="24"/>
+        </w:rPr>
+      </w:pPr>
+      <w:proofErr w:type="spellStart"/>
+      <w:r>
+        <w:rPr>
+          <w:rFonts w:ascii="Times New Roman" w:eastAsia="Times New Roman" w:hAnsi="Times New Roman" w:cs="Times New Roman"/>
+          <w:sz w:val="24"/>
+          <w:szCs w:val="24"/>
+        </w:rPr>
         <w:t>Khó</w:t>
       </w:r>
       <w:proofErr w:type="spellEnd"/>
@@ -9975,6 +14290,7 @@
           <w:sz w:val="24"/>
           <w:szCs w:val="24"/>
         </w:rPr>
+        <w:lastRenderedPageBreak/>
         <w:t xml:space="preserve">Em test </w:t>
       </w:r>
       <w:proofErr w:type="spellStart"/>
@@ -10260,6 +14576,7 @@
       <w:r>
         <w:rPr>
           <w:rFonts w:ascii="Times New Roman" w:eastAsia="Times New Roman" w:hAnsi="Times New Roman" w:cs="Times New Roman"/>
+          <w:noProof/>
           <w:sz w:val="24"/>
           <w:szCs w:val="24"/>
         </w:rPr>
@@ -10312,10 +14629,10 @@
       <w:r>
         <w:rPr>
           <w:rFonts w:ascii="Times New Roman" w:eastAsia="Times New Roman" w:hAnsi="Times New Roman" w:cs="Times New Roman"/>
-          <w:sz w:val="24"/>
-          <w:szCs w:val="24"/>
-        </w:rPr>
-        <w:lastRenderedPageBreak/>
+          <w:noProof/>
+          <w:sz w:val="24"/>
+          <w:szCs w:val="24"/>
+        </w:rPr>
         <w:drawing>
           <wp:inline distT="0" distB="0" distL="0" distR="0" wp14:anchorId="1A185F50" wp14:editId="340D3C28">
             <wp:extent cx="4328535" cy="2309060"/>
@@ -10365,9 +14682,11 @@
       <w:r>
         <w:rPr>
           <w:rFonts w:ascii="Times New Roman" w:eastAsia="Times New Roman" w:hAnsi="Times New Roman" w:cs="Times New Roman"/>
-          <w:sz w:val="24"/>
-          <w:szCs w:val="24"/>
-        </w:rPr>
+          <w:noProof/>
+          <w:sz w:val="24"/>
+          <w:szCs w:val="24"/>
+        </w:rPr>
+        <w:lastRenderedPageBreak/>
         <w:drawing>
           <wp:inline distT="0" distB="0" distL="0" distR="0" wp14:anchorId="63A1ED46" wp14:editId="56187B48">
             <wp:extent cx="5273497" cy="3162574"/>
@@ -12470,7 +16789,6 @@
           <w:sz w:val="24"/>
           <w:szCs w:val="24"/>
         </w:rPr>
-        <w:lastRenderedPageBreak/>
         <w:t xml:space="preserve">Giao </w:t>
       </w:r>
       <w:proofErr w:type="spellStart"/>
@@ -12651,25 +16969,7 @@
           <w:sz w:val="24"/>
           <w:szCs w:val="24"/>
         </w:rPr>
-        <w:t xml:space="preserve"> </w:t>
-      </w:r>
-      <w:proofErr w:type="spellStart"/>
-      <w:r>
-        <w:rPr>
-          <w:rFonts w:ascii="Times New Roman" w:eastAsia="Times New Roman" w:hAnsi="Times New Roman" w:cs="Times New Roman"/>
-          <w:sz w:val="24"/>
-          <w:szCs w:val="24"/>
-        </w:rPr>
-        <w:t>hỗ</w:t>
-      </w:r>
-      <w:proofErr w:type="spellEnd"/>
-      <w:r>
-        <w:rPr>
-          <w:rFonts w:ascii="Times New Roman" w:eastAsia="Times New Roman" w:hAnsi="Times New Roman" w:cs="Times New Roman"/>
-          <w:sz w:val="24"/>
-          <w:szCs w:val="24"/>
-        </w:rPr>
-        <w:t xml:space="preserve"> </w:t>
+        <w:t xml:space="preserve"> hỗ </w:t>
       </w:r>
       <w:proofErr w:type="spellStart"/>
       <w:r>
@@ -12723,7 +17023,25 @@
           <w:sz w:val="24"/>
           <w:szCs w:val="24"/>
         </w:rPr>
-        <w:t xml:space="preserve"> em </w:t>
+        <w:t xml:space="preserve"> </w:t>
+      </w:r>
+      <w:proofErr w:type="spellStart"/>
+      <w:r>
+        <w:rPr>
+          <w:rFonts w:ascii="Times New Roman" w:eastAsia="Times New Roman" w:hAnsi="Times New Roman" w:cs="Times New Roman"/>
+          <w:sz w:val="24"/>
+          <w:szCs w:val="24"/>
+        </w:rPr>
+        <w:t>em</w:t>
+      </w:r>
+      <w:proofErr w:type="spellEnd"/>
+      <w:r>
+        <w:rPr>
+          <w:rFonts w:ascii="Times New Roman" w:eastAsia="Times New Roman" w:hAnsi="Times New Roman" w:cs="Times New Roman"/>
+          <w:sz w:val="24"/>
+          <w:szCs w:val="24"/>
+        </w:rPr>
+        <w:t xml:space="preserve"> </w:t>
       </w:r>
       <w:proofErr w:type="spellStart"/>
       <w:r>
@@ -15165,6 +19483,9 @@
       <w:r>
         <w:t xml:space="preserve"> packet</w:t>
       </w:r>
+      <w:r>
+        <w:t>?</w:t>
+      </w:r>
     </w:p>
     <w:p>
       <w:proofErr w:type="spellStart"/>
@@ -15235,6 +19556,48 @@
       </w:r>
     </w:p>
     <w:p/>
+    <w:p>
+      <w:pPr>
+        <w:jc w:val="center"/>
+      </w:pPr>
+      <w:r>
+        <w:drawing>
+          <wp:inline distT="0" distB="0" distL="0" distR="0" wp14:anchorId="03B38383" wp14:editId="17472BD0">
+            <wp:extent cx="4044950" cy="1763754"/>
+            <wp:effectExtent l="0" t="0" r="0" b="8255"/>
+            <wp:docPr id="1080525170" name="Picture 1"/>
+            <wp:cNvGraphicFramePr>
+              <a:graphicFrameLocks xmlns:a="http://schemas.openxmlformats.org/drawingml/2006/main" noChangeAspect="1"/>
+            </wp:cNvGraphicFramePr>
+            <a:graphic xmlns:a="http://schemas.openxmlformats.org/drawingml/2006/main">
+              <a:graphicData uri="http://schemas.openxmlformats.org/drawingml/2006/picture">
+                <pic:pic xmlns:pic="http://schemas.openxmlformats.org/drawingml/2006/picture">
+                  <pic:nvPicPr>
+                    <pic:cNvPr id="1080525170" name=""/>
+                    <pic:cNvPicPr/>
+                  </pic:nvPicPr>
+                  <pic:blipFill>
+                    <a:blip r:embed="rId8"/>
+                    <a:stretch>
+                      <a:fillRect/>
+                    </a:stretch>
+                  </pic:blipFill>
+                  <pic:spPr>
+                    <a:xfrm>
+                      <a:off x="0" y="0"/>
+                      <a:ext cx="4062957" cy="1771606"/>
+                    </a:xfrm>
+                    <a:prstGeom prst="rect">
+                      <a:avLst/>
+                    </a:prstGeom>
+                  </pic:spPr>
+                </pic:pic>
+              </a:graphicData>
+            </a:graphic>
+          </wp:inline>
+        </w:drawing>
+      </w:r>
+    </w:p>
     <w:p/>
     <w:p>
       <w:r>

--- a/Ôn PV/trình bày project.docx
+++ b/Ôn PV/trình bày project.docx
@@ -986,7 +986,15 @@
           <w:sz w:val="24"/>
           <w:szCs w:val="24"/>
         </w:rPr>
-        <w:t xml:space="preserve"> ghi xong jump nhưn app không hoạt động: có 2 lí do:</w:t>
+        <w:t xml:space="preserve"> ghi xong jump nhưn </w:t>
+      </w:r>
+      <w:r>
+        <w:rPr>
+          <w:rFonts w:ascii="Times New Roman" w:eastAsia="Times New Roman" w:hAnsi="Times New Roman" w:cs="Times New Roman"/>
+          <w:sz w:val="24"/>
+          <w:szCs w:val="24"/>
+        </w:rPr>
+        <w:t xml:space="preserve">app không hoạt động: </w:t>
       </w:r>
     </w:p>
     <w:p>
@@ -1124,95 +1132,11 @@
     <w:p>
       <w:pPr>
         <w:pStyle w:val="ListParagraph"/>
-        <w:numPr>
-          <w:ilvl w:val="0"/>
-          <w:numId w:val="1"/>
-        </w:numPr>
-        <w:rPr>
-          <w:rFonts w:ascii="Times New Roman" w:eastAsia="Times New Roman" w:hAnsi="Times New Roman" w:cs="Times New Roman"/>
-          <w:sz w:val="24"/>
-          <w:szCs w:val="24"/>
-        </w:rPr>
-      </w:pPr>
-      <w:r>
-        <w:t>Nguyên nhân là em có chỉnh sử</w:t>
-      </w:r>
-      <w:r>
-        <w:t>a struct chứa thống tin để Bootloader lấy để thực hiện chuyển sang app</w:t>
-      </w:r>
-      <w:r>
-        <w:t>, làm thay đổi layout của struct, nhưng phần code đọc dữ liệu vẫn sử dụng layout cũ nên Bootloader đọc sai các trường dữ liệu.</w:t>
-      </w:r>
-    </w:p>
-    <w:p>
-      <w:pPr>
-        <w:pStyle w:val="ListParagraph"/>
-        <w:rPr>
-          <w:rFonts w:ascii="Times New Roman" w:eastAsia="Times New Roman" w:hAnsi="Times New Roman" w:cs="Times New Roman"/>
-          <w:sz w:val="24"/>
-          <w:szCs w:val="24"/>
-        </w:rPr>
-      </w:pPr>
-    </w:p>
-    <w:p>
-      <w:pPr>
-        <w:pStyle w:val="ListParagraph"/>
-        <w:rPr>
-          <w:rFonts w:ascii="Times New Roman" w:eastAsia="Times New Roman" w:hAnsi="Times New Roman" w:cs="Times New Roman"/>
-          <w:sz w:val="24"/>
-          <w:szCs w:val="24"/>
-        </w:rPr>
-      </w:pPr>
-      <w:r>
-        <w:rPr>
-          <w:rFonts w:ascii="Times New Roman" w:eastAsia="Times New Roman" w:hAnsi="Times New Roman" w:cs="Times New Roman"/>
-          <w:sz w:val="24"/>
-          <w:szCs w:val="24"/>
-        </w:rPr>
-        <w:t>C</w:t>
-      </w:r>
-      <w:r>
-        <w:rPr>
-          <w:rFonts w:ascii="Times New Roman" w:eastAsia="Times New Roman" w:hAnsi="Times New Roman" w:cs="Times New Roman"/>
-          <w:sz w:val="24"/>
-          <w:szCs w:val="24"/>
-        </w:rPr>
-        <w:t>ách tìm lỗi</w:t>
-      </w:r>
-      <w:r>
-        <w:rPr>
-          <w:rFonts w:ascii="Times New Roman" w:eastAsia="Times New Roman" w:hAnsi="Times New Roman" w:cs="Times New Roman"/>
-          <w:sz w:val="24"/>
-          <w:szCs w:val="24"/>
-        </w:rPr>
-        <w:t xml:space="preserve">, em dung uart để in ra địa chỉ và các giá trị bên trong các ddaichj chỉ đọc được, </w:t>
-      </w:r>
-      <w:r>
-        <w:rPr>
-          <w:rFonts w:ascii="Times New Roman" w:eastAsia="Times New Roman" w:hAnsi="Times New Roman" w:cs="Times New Roman"/>
-          <w:sz w:val="24"/>
-          <w:szCs w:val="24"/>
-        </w:rPr>
-        <w:t>và copy file hex đoạn dung liệu địac chỉ cuối file hex để phân tích và so sánh thì phát hiện ra sai.</w:t>
-      </w:r>
-    </w:p>
-    <w:p>
-      <w:pPr>
-        <w:pStyle w:val="ListParagraph"/>
-        <w:rPr>
-          <w:rFonts w:ascii="Times New Roman" w:eastAsia="Times New Roman" w:hAnsi="Times New Roman" w:cs="Times New Roman"/>
-          <w:sz w:val="24"/>
-          <w:szCs w:val="24"/>
-        </w:rPr>
-      </w:pPr>
-    </w:p>
-    <w:p>
-      <w:pPr>
-        <w:pStyle w:val="ListParagraph"/>
-        <w:rPr>
-          <w:rFonts w:ascii="Times New Roman" w:eastAsia="Times New Roman" w:hAnsi="Times New Roman" w:cs="Times New Roman"/>
-          <w:sz w:val="24"/>
-          <w:szCs w:val="24"/>
+        <w:rPr>
+          <w:rFonts w:ascii="Times New Roman" w:eastAsia="Times New Roman" w:hAnsi="Times New Roman" w:cs="Times New Roman"/>
+          <w:sz w:val="24"/>
+          <w:szCs w:val="24"/>
+          <w:highlight w:val="yellow"/>
         </w:rPr>
       </w:pPr>
     </w:p>
@@ -1227,6 +1151,96 @@
           <w:rFonts w:ascii="Times New Roman" w:eastAsia="Times New Roman" w:hAnsi="Times New Roman" w:cs="Times New Roman"/>
           <w:sz w:val="24"/>
           <w:szCs w:val="24"/>
+          <w:highlight w:val="yellow"/>
+        </w:rPr>
+      </w:pPr>
+      <w:r>
+        <w:rPr>
+          <w:highlight w:val="yellow"/>
+        </w:rPr>
+        <w:t>Nguyên nhân là em có chỉnh sử</w:t>
+      </w:r>
+      <w:r>
+        <w:rPr>
+          <w:highlight w:val="yellow"/>
+        </w:rPr>
+        <w:t>a struct chứa thống tin để Bootloader lấy để thực hiện chuyển sang app</w:t>
+      </w:r>
+      <w:r>
+        <w:rPr>
+          <w:highlight w:val="yellow"/>
+        </w:rPr>
+        <w:t>, làm thay đổi layout của struct, nhưng phần code đọc dữ liệu vẫn sử dụng layout cũ nên Bootloader đọc sai các trường dữ liệu.</w:t>
+      </w:r>
+    </w:p>
+    <w:p>
+      <w:pPr>
+        <w:pStyle w:val="ListParagraph"/>
+        <w:rPr>
+          <w:rFonts w:ascii="Times New Roman" w:eastAsia="Times New Roman" w:hAnsi="Times New Roman" w:cs="Times New Roman"/>
+          <w:sz w:val="24"/>
+          <w:szCs w:val="24"/>
+          <w:highlight w:val="yellow"/>
+        </w:rPr>
+      </w:pPr>
+    </w:p>
+    <w:p>
+      <w:pPr>
+        <w:pStyle w:val="ListParagraph"/>
+        <w:rPr>
+          <w:rFonts w:ascii="Times New Roman" w:eastAsia="Times New Roman" w:hAnsi="Times New Roman" w:cs="Times New Roman"/>
+          <w:sz w:val="24"/>
+          <w:szCs w:val="24"/>
+        </w:rPr>
+      </w:pPr>
+      <w:r>
+        <w:rPr>
+          <w:rFonts w:ascii="Times New Roman" w:eastAsia="Times New Roman" w:hAnsi="Times New Roman" w:cs="Times New Roman"/>
+          <w:sz w:val="24"/>
+          <w:szCs w:val="24"/>
+          <w:highlight w:val="yellow"/>
+        </w:rPr>
+        <w:t>C</w:t>
+      </w:r>
+      <w:r>
+        <w:rPr>
+          <w:rFonts w:ascii="Times New Roman" w:eastAsia="Times New Roman" w:hAnsi="Times New Roman" w:cs="Times New Roman"/>
+          <w:sz w:val="24"/>
+          <w:szCs w:val="24"/>
+          <w:highlight w:val="yellow"/>
+        </w:rPr>
+        <w:t>ách tìm lỗi</w:t>
+      </w:r>
+      <w:r>
+        <w:rPr>
+          <w:rFonts w:ascii="Times New Roman" w:eastAsia="Times New Roman" w:hAnsi="Times New Roman" w:cs="Times New Roman"/>
+          <w:sz w:val="24"/>
+          <w:szCs w:val="24"/>
+          <w:highlight w:val="yellow"/>
+        </w:rPr>
+        <w:t>, em dung uart để in ra địa chỉ và các giá trị bên trong các ddaichj chỉ đọc được, và copy file hex đoạn dung liệu địac chỉ cuối file hex để phân tích và so sánh thì phát hiện ra sai.</w:t>
+      </w:r>
+    </w:p>
+    <w:p>
+      <w:pPr>
+        <w:rPr>
+          <w:rFonts w:ascii="Times New Roman" w:eastAsia="Times New Roman" w:hAnsi="Times New Roman" w:cs="Times New Roman"/>
+          <w:sz w:val="24"/>
+          <w:szCs w:val="24"/>
+        </w:rPr>
+      </w:pPr>
+    </w:p>
+    <w:p>
+      <w:pPr>
+        <w:pStyle w:val="ListParagraph"/>
+        <w:numPr>
+          <w:ilvl w:val="0"/>
+          <w:numId w:val="1"/>
+        </w:numPr>
+        <w:rPr>
+          <w:rFonts w:ascii="Times New Roman" w:eastAsia="Times New Roman" w:hAnsi="Times New Roman" w:cs="Times New Roman"/>
+          <w:sz w:val="24"/>
+          <w:szCs w:val="24"/>
         </w:rPr>
       </w:pPr>
       <w:r>
@@ -1264,6 +1278,16 @@
     </w:p>
     <w:p>
       <w:pPr>
+        <w:pStyle w:val="ListParagraph"/>
+        <w:rPr>
+          <w:rFonts w:ascii="Times New Roman" w:eastAsia="Times New Roman" w:hAnsi="Times New Roman" w:cs="Times New Roman"/>
+          <w:sz w:val="24"/>
+          <w:szCs w:val="24"/>
+        </w:rPr>
+      </w:pPr>
+    </w:p>
+    <w:p>
+      <w:pPr>
         <w:rPr>
           <w:rFonts w:ascii="Times New Roman" w:eastAsia="Times New Roman" w:hAnsi="Times New Roman" w:cs="Times New Roman"/>
           <w:sz w:val="24"/>
@@ -1304,6 +1328,7 @@
           <w:sz w:val="24"/>
           <w:szCs w:val="24"/>
         </w:rPr>
+        <w:lastRenderedPageBreak/>
         <w:t>"Em căn chỉnh địa chỉ về biên 16 byte</w:t>
       </w:r>
       <w:r>
@@ -1362,7 +1387,7 @@
           <w:sz w:val="24"/>
           <w:szCs w:val="24"/>
         </w:rPr>
-        <w:t>, tuy nhiên gặp vấn</w:t>
+        <w:t xml:space="preserve">, </w:t>
       </w:r>
     </w:p>
     <w:p>
@@ -1391,9 +1416,9 @@
           <w:szCs w:val="24"/>
         </w:rPr>
         <w:drawing>
-          <wp:inline distT="0" distB="0" distL="0" distR="0" wp14:anchorId="65BF93E0" wp14:editId="191B320C">
-            <wp:extent cx="5051633" cy="1765373"/>
-            <wp:effectExtent l="0" t="0" r="0" b="6350"/>
+          <wp:inline distT="0" distB="0" distL="0" distR="0" wp14:anchorId="65BF93E0" wp14:editId="41864C65">
+            <wp:extent cx="4498002" cy="1571898"/>
+            <wp:effectExtent l="0" t="0" r="0" b="9525"/>
             <wp:docPr id="52162150" name="Picture 1"/>
             <wp:cNvGraphicFramePr>
               <a:graphicFrameLocks xmlns:a="http://schemas.openxmlformats.org/drawingml/2006/main" noChangeAspect="1"/>
@@ -1414,7 +1439,7 @@
                   <pic:spPr>
                     <a:xfrm>
                       <a:off x="0" y="0"/>
-                      <a:ext cx="5069484" cy="1771611"/>
+                      <a:ext cx="4518462" cy="1579048"/>
                     </a:xfrm>
                     <a:prstGeom prst="rect">
                       <a:avLst/>
@@ -1444,9 +1469,9 @@
           <w:szCs w:val="24"/>
         </w:rPr>
         <w:drawing>
-          <wp:inline distT="0" distB="0" distL="0" distR="0" wp14:anchorId="1A185F50" wp14:editId="43D823DD">
-            <wp:extent cx="3816166" cy="2035736"/>
-            <wp:effectExtent l="0" t="0" r="0" b="3175"/>
+          <wp:inline distT="0" distB="0" distL="0" distR="0" wp14:anchorId="1A185F50" wp14:editId="60A3FB34">
+            <wp:extent cx="3430322" cy="1829907"/>
+            <wp:effectExtent l="0" t="0" r="0" b="0"/>
             <wp:docPr id="278983674" name="Picture 1"/>
             <wp:cNvGraphicFramePr>
               <a:graphicFrameLocks xmlns:a="http://schemas.openxmlformats.org/drawingml/2006/main" noChangeAspect="1"/>
@@ -1467,7 +1492,7 @@
                   <pic:spPr>
                     <a:xfrm>
                       <a:off x="0" y="0"/>
-                      <a:ext cx="3818759" cy="2037119"/>
+                      <a:ext cx="3439744" cy="1834933"/>
                     </a:xfrm>
                     <a:prstGeom prst="rect">
                       <a:avLst/>
@@ -1492,15 +1517,14 @@
       <w:r>
         <w:rPr>
           <w:rFonts w:ascii="Times New Roman" w:eastAsia="Times New Roman" w:hAnsi="Times New Roman" w:cs="Times New Roman"/>
-          <w:noProof/>
           <w:sz w:val="24"/>
           <w:szCs w:val="24"/>
         </w:rPr>
         <w:drawing>
-          <wp:inline distT="0" distB="0" distL="0" distR="0" wp14:anchorId="63A1ED46" wp14:editId="6B2DAB65">
-            <wp:extent cx="4751708" cy="2849651"/>
-            <wp:effectExtent l="0" t="0" r="0" b="8255"/>
-            <wp:docPr id="579016862" name="Picture 1"/>
+          <wp:inline distT="0" distB="0" distL="0" distR="0" wp14:anchorId="37D53455" wp14:editId="0945679D">
+            <wp:extent cx="2505425" cy="1286054"/>
+            <wp:effectExtent l="0" t="0" r="9525" b="0"/>
+            <wp:docPr id="4" name="Picture 4"/>
             <wp:cNvGraphicFramePr>
               <a:graphicFrameLocks xmlns:a="http://schemas.openxmlformats.org/drawingml/2006/main" noChangeAspect="1"/>
             </wp:cNvGraphicFramePr>
@@ -1508,7 +1532,7 @@
               <a:graphicData uri="http://schemas.openxmlformats.org/drawingml/2006/picture">
                 <pic:pic xmlns:pic="http://schemas.openxmlformats.org/drawingml/2006/picture">
                   <pic:nvPicPr>
-                    <pic:cNvPr id="579016862" name=""/>
+                    <pic:cNvPr id="1" name=""/>
                     <pic:cNvPicPr/>
                   </pic:nvPicPr>
                   <pic:blipFill>
@@ -1520,7 +1544,7 @@
                   <pic:spPr>
                     <a:xfrm>
                       <a:off x="0" y="0"/>
-                      <a:ext cx="4752772" cy="2850289"/>
+                      <a:ext cx="2505425" cy="1286054"/>
                     </a:xfrm>
                     <a:prstGeom prst="rect">
                       <a:avLst/>
@@ -1564,323 +1588,330 @@
           <w:sz w:val="24"/>
           <w:szCs w:val="24"/>
         </w:rPr>
+        <w:t>Trong một hệ thống</w:t>
+      </w:r>
+      <w:r>
+        <w:rPr>
+          <w:rFonts w:ascii="Times New Roman" w:eastAsia="Times New Roman" w:hAnsi="Times New Roman" w:cs="Times New Roman"/>
+          <w:sz w:val="24"/>
+          <w:szCs w:val="24"/>
+        </w:rPr>
+        <w:t xml:space="preserve"> có nhiều node</w:t>
+      </w:r>
+      <w:r>
+        <w:rPr>
+          <w:rFonts w:ascii="Times New Roman" w:eastAsia="Times New Roman" w:hAnsi="Times New Roman" w:cs="Times New Roman"/>
+          <w:sz w:val="24"/>
+          <w:szCs w:val="24"/>
+        </w:rPr>
+        <w:t xml:space="preserve"> cần trao đổi dữ liệu với nhau. Các node này có thể được kết nối bằng nhiều loại bus khác nhau như UART, CAN hay I2C, và để đến được node đích thì đôi khi packet phải đi qua một hoặc nhiều node trung gian. CSP được dùng để giải quyết bài toán này. Khi </w:t>
+      </w:r>
+      <w:r>
+        <w:rPr>
+          <w:rFonts w:ascii="Times New Roman" w:eastAsia="Times New Roman" w:hAnsi="Times New Roman" w:cs="Times New Roman"/>
+          <w:sz w:val="24"/>
+          <w:szCs w:val="24"/>
+        </w:rPr>
+        <w:t>cần gửi dữ liệu</w:t>
+      </w:r>
+      <w:proofErr w:type="gramStart"/>
+      <w:r>
+        <w:rPr>
+          <w:rFonts w:ascii="Times New Roman" w:eastAsia="Times New Roman" w:hAnsi="Times New Roman" w:cs="Times New Roman"/>
+          <w:sz w:val="24"/>
+          <w:szCs w:val="24"/>
+        </w:rPr>
+        <w:t>,  chỉ</w:t>
+      </w:r>
+      <w:proofErr w:type="gramEnd"/>
+      <w:r>
+        <w:rPr>
+          <w:rFonts w:ascii="Times New Roman" w:eastAsia="Times New Roman" w:hAnsi="Times New Roman" w:cs="Times New Roman"/>
+          <w:sz w:val="24"/>
+          <w:szCs w:val="24"/>
+        </w:rPr>
+        <w:t xml:space="preserve"> cần chỉ định Node đích</w:t>
+      </w:r>
+      <w:r>
+        <w:rPr>
+          <w:rFonts w:ascii="Times New Roman" w:eastAsia="Times New Roman" w:hAnsi="Times New Roman" w:cs="Times New Roman"/>
+          <w:sz w:val="24"/>
+          <w:szCs w:val="24"/>
+        </w:rPr>
+        <w:t>. CSP sẽ tự tạo packet, tra cứu routing để quyết định chuyển packet qua interface nào, sau đó truyền qua các node trung gian nếu cần cho đến khi tới đúng node</w:t>
+      </w:r>
+      <w:r>
+        <w:rPr>
+          <w:rFonts w:ascii="Times New Roman" w:eastAsia="Times New Roman" w:hAnsi="Times New Roman" w:cs="Times New Roman"/>
+          <w:sz w:val="24"/>
+          <w:szCs w:val="24"/>
+          <w:highlight w:val="yellow"/>
+        </w:rPr>
+        <w:t>. Nhờ vậy tầng ứng dụng không phải tự xử lý địa chỉ, routing hay chi tiết của từng giao thức truyền thông."</w:t>
+      </w:r>
+    </w:p>
+    <w:p>
+      <w:pPr>
+        <w:rPr>
+          <w:rFonts w:ascii="Times New Roman" w:eastAsia="Times New Roman" w:hAnsi="Times New Roman" w:cs="Times New Roman"/>
+          <w:sz w:val="24"/>
+          <w:szCs w:val="24"/>
+        </w:rPr>
+      </w:pPr>
+    </w:p>
+    <w:p>
+      <w:pPr>
+        <w:rPr>
+          <w:rFonts w:ascii="Times New Roman" w:eastAsia="Times New Roman" w:hAnsi="Times New Roman" w:cs="Times New Roman"/>
+          <w:sz w:val="24"/>
+          <w:szCs w:val="24"/>
+        </w:rPr>
+      </w:pPr>
+      <w:r>
+        <w:rPr>
+          <w:rFonts w:ascii="Times New Roman" w:eastAsia="Times New Roman" w:hAnsi="Times New Roman" w:cs="Times New Roman"/>
+          <w:sz w:val="24"/>
+          <w:szCs w:val="24"/>
+        </w:rPr>
+        <w:t xml:space="preserve">Giao thức này là 1 opensource có example nó chạy trên Linux, và nó cũng hỗ trợ cho CAN I2C UART và em triển khai nó trên vi điều khiển STM32 cho CAN UART. </w:t>
+      </w:r>
+    </w:p>
+    <w:p>
+      <w:pPr>
+        <w:rPr>
+          <w:rFonts w:ascii="Times New Roman" w:eastAsia="Times New Roman" w:hAnsi="Times New Roman" w:cs="Times New Roman"/>
+          <w:sz w:val="24"/>
+          <w:szCs w:val="24"/>
+        </w:rPr>
+      </w:pPr>
+      <w:r>
+        <w:rPr>
+          <w:rFonts w:ascii="Times New Roman" w:eastAsia="Times New Roman" w:hAnsi="Times New Roman" w:cs="Times New Roman"/>
+          <w:sz w:val="24"/>
+          <w:szCs w:val="24"/>
+        </w:rPr>
+        <w:t xml:space="preserve">Thì em đã triển khai lên 3 node, node 1 là laptop thông qua UART đến vđ STM32node2 và node này giao tiếp với node 3 cùng là STM32 qua CAN. Và em đã thwucj hiện lệnh ping từ node 1 </w:t>
+      </w:r>
+      <w:r>
+        <w:rPr>
+          <w:rFonts w:ascii="Times New Roman" w:eastAsia="Times New Roman" w:hAnsi="Times New Roman" w:cs="Times New Roman"/>
+          <w:sz w:val="24"/>
+          <w:szCs w:val="24"/>
+        </w:rPr>
+        <w:t xml:space="preserve">đến node 2 là 21 ms , node 1 </w:t>
+      </w:r>
+      <w:r>
+        <w:rPr>
+          <w:rFonts w:ascii="Times New Roman" w:eastAsia="Times New Roman" w:hAnsi="Times New Roman" w:cs="Times New Roman"/>
+          <w:sz w:val="24"/>
+          <w:szCs w:val="24"/>
+        </w:rPr>
+        <w:t xml:space="preserve">qua node 3 thì </w:t>
+      </w:r>
+      <w:r>
+        <w:rPr>
+          <w:rFonts w:ascii="Times New Roman" w:eastAsia="Times New Roman" w:hAnsi="Times New Roman" w:cs="Times New Roman"/>
+          <w:sz w:val="24"/>
+          <w:szCs w:val="24"/>
+        </w:rPr>
+        <w:t>47ms</w:t>
+      </w:r>
+    </w:p>
+    <w:p>
+      <w:pPr>
+        <w:rPr>
+          <w:rFonts w:ascii="Times New Roman" w:eastAsia="Times New Roman" w:hAnsi="Times New Roman" w:cs="Times New Roman"/>
+          <w:sz w:val="24"/>
+          <w:szCs w:val="24"/>
+        </w:rPr>
+      </w:pPr>
+    </w:p>
+    <w:p>
+      <w:pPr>
+        <w:rPr>
+          <w:rFonts w:ascii="Times New Roman" w:eastAsia="Times New Roman" w:hAnsi="Times New Roman" w:cs="Times New Roman"/>
+          <w:sz w:val="24"/>
+          <w:szCs w:val="24"/>
+        </w:rPr>
+      </w:pPr>
+      <w:r>
+        <w:rPr>
+          <w:rFonts w:ascii="Times New Roman" w:eastAsia="Times New Roman" w:hAnsi="Times New Roman" w:cs="Times New Roman"/>
+          <w:sz w:val="24"/>
+          <w:szCs w:val="24"/>
+        </w:rPr>
+        <w:t xml:space="preserve">Khó khăn, </w:t>
+      </w:r>
+      <w:r>
+        <w:rPr>
+          <w:rFonts w:ascii="Times New Roman" w:eastAsia="Times New Roman" w:hAnsi="Times New Roman" w:cs="Times New Roman"/>
+          <w:sz w:val="24"/>
+          <w:szCs w:val="24"/>
+        </w:rPr>
+        <w:t>Trong quá trình triển khai trên CAN, em gặp lỗi packet không tới được node nhận. Ban đầu em nghi ngờ routing hoặc driver CAN vì không có báo lỗi rõ ràng.</w:t>
+      </w:r>
+    </w:p>
+    <w:p>
+      <w:pPr>
+        <w:rPr>
+          <w:rFonts w:ascii="Times New Roman" w:eastAsia="Times New Roman" w:hAnsi="Times New Roman" w:cs="Times New Roman"/>
+          <w:sz w:val="24"/>
+          <w:szCs w:val="24"/>
+        </w:rPr>
+      </w:pPr>
+      <w:r>
+        <w:rPr>
+          <w:rFonts w:ascii="Times New Roman" w:eastAsia="Times New Roman" w:hAnsi="Times New Roman" w:cs="Times New Roman"/>
+          <w:sz w:val="24"/>
+          <w:szCs w:val="24"/>
+        </w:rPr>
+        <w:t>Em sử dụng</w:t>
+      </w:r>
+      <w:r>
+        <w:rPr>
+          <w:rFonts w:ascii="Times New Roman" w:eastAsia="Times New Roman" w:hAnsi="Times New Roman" w:cs="Times New Roman"/>
+          <w:sz w:val="24"/>
+          <w:szCs w:val="24"/>
+        </w:rPr>
+        <w:t xml:space="preserve"> USB</w:t>
+      </w:r>
+      <w:r>
+        <w:rPr>
+          <w:rFonts w:ascii="Times New Roman" w:eastAsia="Times New Roman" w:hAnsi="Times New Roman" w:cs="Times New Roman"/>
+          <w:sz w:val="24"/>
+          <w:szCs w:val="24"/>
+        </w:rPr>
+        <w:t xml:space="preserve"> CAN để theo dõi từng CAN frame trên bus, sau đó tự phát lại từng frame vào node nhận để kiểm tra quá trình ghép packet.</w:t>
+      </w:r>
+      <w:r>
+        <w:rPr>
+          <w:rFonts w:ascii="Times New Roman" w:eastAsia="Times New Roman" w:hAnsi="Times New Roman" w:cs="Times New Roman"/>
+          <w:sz w:val="24"/>
+          <w:szCs w:val="24"/>
+        </w:rPr>
+        <w:t xml:space="preserve"> </w:t>
+      </w:r>
+      <w:r>
+        <w:rPr>
+          <w:rFonts w:ascii="Times New Roman" w:eastAsia="Times New Roman" w:hAnsi="Times New Roman" w:cs="Times New Roman"/>
+          <w:sz w:val="24"/>
+          <w:szCs w:val="24"/>
+        </w:rPr>
+        <w:t>Sau khi so sánh dữ liệu giữa phía gửi và phía nhận, em phát hiện payload bị lệch 1 byte do em khai báo sai kích thước dữ liệu khi đóng gói packet. Sau khi sửa lại kích thước thì toàn bộ packet được nhận và xử lý đúng.</w:t>
+      </w:r>
+    </w:p>
+    <w:p>
+      <w:pPr>
+        <w:rPr>
+          <w:rFonts w:ascii="Times New Roman" w:eastAsia="Times New Roman" w:hAnsi="Times New Roman" w:cs="Times New Roman"/>
+          <w:sz w:val="24"/>
+          <w:szCs w:val="24"/>
+        </w:rPr>
+      </w:pPr>
+    </w:p>
+    <w:p>
+      <w:pPr>
+        <w:rPr>
+          <w:rFonts w:ascii="Times New Roman" w:eastAsia="Times New Roman" w:hAnsi="Times New Roman" w:cs="Times New Roman"/>
+          <w:sz w:val="24"/>
+          <w:szCs w:val="24"/>
+        </w:rPr>
+      </w:pPr>
+    </w:p>
+    <w:p>
+      <w:pPr>
+        <w:rPr>
+          <w:rFonts w:ascii="Times New Roman" w:eastAsia="Times New Roman" w:hAnsi="Times New Roman" w:cs="Times New Roman"/>
+          <w:sz w:val="24"/>
+          <w:szCs w:val="24"/>
+        </w:rPr>
+      </w:pPr>
+    </w:p>
+    <w:p>
+      <w:pPr>
+        <w:rPr>
+          <w:rFonts w:ascii="Times New Roman" w:eastAsia="Times New Roman" w:hAnsi="Times New Roman" w:cs="Times New Roman"/>
+          <w:sz w:val="24"/>
+          <w:szCs w:val="24"/>
+        </w:rPr>
+      </w:pPr>
+    </w:p>
+    <w:p>
+      <w:r>
+        <w:t>Cubesat space protocol?</w:t>
+      </w:r>
+    </w:p>
+    <w:p>
+      <w:proofErr w:type="gramStart"/>
+      <w:r>
+        <w:t>ở</w:t>
+      </w:r>
+      <w:proofErr w:type="gramEnd"/>
+      <w:r>
+        <w:t xml:space="preserve"> mỗi node cấu hình như nào?</w:t>
+      </w:r>
+    </w:p>
+    <w:p>
+      <w:r>
+        <w:t>Định tuyến như nào? Chia packet như nào?</w:t>
+      </w:r>
+      <w:r>
+        <w:t xml:space="preserve"> Cấu trúc packet?</w:t>
+      </w:r>
+    </w:p>
+    <w:p>
+      <w:r>
+        <w:t>Protocol gửi file?</w:t>
+      </w:r>
+      <w:r>
+        <w:t xml:space="preserve"> Cấu trúc packet</w:t>
+      </w:r>
+      <w:r>
+        <w:t>?</w:t>
+      </w:r>
+    </w:p>
+    <w:p>
+      <w:r>
+        <w:t>Vì sao phải dung cái này?</w:t>
+      </w:r>
+    </w:p>
+    <w:p>
+      <w:r>
+        <w:t>CSP được sử dụng để tạo ra một lớp giao tiếp thống nhất giữa các module có kết nối giữa các loại bus khác nhau.</w:t>
+      </w:r>
+    </w:p>
+    <w:p>
+      <w:r>
+        <w:t>Tốc độ bao nhiêu?</w:t>
+      </w:r>
+    </w:p>
+    <w:p>
+      <w:r>
+        <w:t>TCP/UDP là gì?</w:t>
+      </w:r>
+    </w:p>
+    <w:p/>
+    <w:p/>
+    <w:p>
+      <w:r>
+        <w:t>Project của em</w:t>
+      </w:r>
+      <w:r>
+        <w:t xml:space="preserve"> là thực hiện thuyền file </w:t>
+      </w:r>
+      <w:r>
+        <w:t>giữa máy tính và STM32 thông qua USB CDC.</w:t>
+      </w:r>
+    </w:p>
+    <w:p>
+      <w:pPr>
+        <w:jc w:val="center"/>
+      </w:pPr>
+      <w:r>
+        <w:rPr>
+          <w:noProof/>
+        </w:rPr>
         <w:lastRenderedPageBreak/>
-        <w:t>Trong một hệ thống</w:t>
-      </w:r>
-      <w:r>
-        <w:rPr>
-          <w:rFonts w:ascii="Times New Roman" w:eastAsia="Times New Roman" w:hAnsi="Times New Roman" w:cs="Times New Roman"/>
-          <w:sz w:val="24"/>
-          <w:szCs w:val="24"/>
-        </w:rPr>
-        <w:t xml:space="preserve"> có nhiều node</w:t>
-      </w:r>
-      <w:r>
-        <w:rPr>
-          <w:rFonts w:ascii="Times New Roman" w:eastAsia="Times New Roman" w:hAnsi="Times New Roman" w:cs="Times New Roman"/>
-          <w:sz w:val="24"/>
-          <w:szCs w:val="24"/>
-        </w:rPr>
-        <w:t xml:space="preserve"> cần trao đổi dữ liệu với nhau. Các node này có thể được kết nối bằng nhiều loại bus khác nhau như UART, CAN hay I2C, và để đến được node đích thì đôi khi packet phải đi qua một hoặc nhiều node trung gian. CSP được dùng để giải quyết bài toán này. Khi </w:t>
-      </w:r>
-      <w:r>
-        <w:rPr>
-          <w:rFonts w:ascii="Times New Roman" w:eastAsia="Times New Roman" w:hAnsi="Times New Roman" w:cs="Times New Roman"/>
-          <w:sz w:val="24"/>
-          <w:szCs w:val="24"/>
-        </w:rPr>
-        <w:t>cần gửi dữ liệu</w:t>
-      </w:r>
-      <w:proofErr w:type="gramStart"/>
-      <w:r>
-        <w:rPr>
-          <w:rFonts w:ascii="Times New Roman" w:eastAsia="Times New Roman" w:hAnsi="Times New Roman" w:cs="Times New Roman"/>
-          <w:sz w:val="24"/>
-          <w:szCs w:val="24"/>
-        </w:rPr>
-        <w:t>,  chỉ</w:t>
-      </w:r>
-      <w:proofErr w:type="gramEnd"/>
-      <w:r>
-        <w:rPr>
-          <w:rFonts w:ascii="Times New Roman" w:eastAsia="Times New Roman" w:hAnsi="Times New Roman" w:cs="Times New Roman"/>
-          <w:sz w:val="24"/>
-          <w:szCs w:val="24"/>
-        </w:rPr>
-        <w:t xml:space="preserve"> cần chỉ định Node đích</w:t>
-      </w:r>
-      <w:r>
-        <w:rPr>
-          <w:rFonts w:ascii="Times New Roman" w:eastAsia="Times New Roman" w:hAnsi="Times New Roman" w:cs="Times New Roman"/>
-          <w:sz w:val="24"/>
-          <w:szCs w:val="24"/>
-        </w:rPr>
-        <w:t>. CSP sẽ tự tạo packet, tra cứu routing để quyết định chuyển packet qua interface nào, sau đó truyền qua các node trung gian nếu cần cho đến khi tới đúng node</w:t>
-      </w:r>
-      <w:r>
-        <w:rPr>
-          <w:rFonts w:ascii="Times New Roman" w:eastAsia="Times New Roman" w:hAnsi="Times New Roman" w:cs="Times New Roman"/>
-          <w:sz w:val="24"/>
-          <w:szCs w:val="24"/>
-          <w:highlight w:val="yellow"/>
-        </w:rPr>
-        <w:t>. Nhờ vậy tầng ứng dụng không phải tự xử lý địa chỉ, routing hay chi tiết của từng giao thức truyền thông."</w:t>
-      </w:r>
-    </w:p>
-    <w:p>
-      <w:pPr>
-        <w:rPr>
-          <w:rFonts w:ascii="Times New Roman" w:eastAsia="Times New Roman" w:hAnsi="Times New Roman" w:cs="Times New Roman"/>
-          <w:sz w:val="24"/>
-          <w:szCs w:val="24"/>
-        </w:rPr>
-      </w:pPr>
-    </w:p>
-    <w:p>
-      <w:pPr>
-        <w:rPr>
-          <w:rFonts w:ascii="Times New Roman" w:eastAsia="Times New Roman" w:hAnsi="Times New Roman" w:cs="Times New Roman"/>
-          <w:sz w:val="24"/>
-          <w:szCs w:val="24"/>
-        </w:rPr>
-      </w:pPr>
-      <w:r>
-        <w:rPr>
-          <w:rFonts w:ascii="Times New Roman" w:eastAsia="Times New Roman" w:hAnsi="Times New Roman" w:cs="Times New Roman"/>
-          <w:sz w:val="24"/>
-          <w:szCs w:val="24"/>
-        </w:rPr>
-        <w:t xml:space="preserve">Giao thức này là 1 opensource có example nó chạy trên Linux, và nó cũng hỗ trợ cho CAN I2C UART và em triển khai nó trên vi điều khiển STM32 cho CAN UART. </w:t>
-      </w:r>
-    </w:p>
-    <w:p>
-      <w:pPr>
-        <w:rPr>
-          <w:rFonts w:ascii="Times New Roman" w:eastAsia="Times New Roman" w:hAnsi="Times New Roman" w:cs="Times New Roman"/>
-          <w:sz w:val="24"/>
-          <w:szCs w:val="24"/>
-        </w:rPr>
-      </w:pPr>
-      <w:r>
-        <w:rPr>
-          <w:rFonts w:ascii="Times New Roman" w:eastAsia="Times New Roman" w:hAnsi="Times New Roman" w:cs="Times New Roman"/>
-          <w:sz w:val="24"/>
-          <w:szCs w:val="24"/>
-        </w:rPr>
-        <w:t xml:space="preserve">Thì em đã triển khai lên 3 node, node 1 là laptop thông qua UART đến vđ STM32node2 và node này giao tiếp với node 3 cùng là STM32 qua CAN. Và em đã thwucj hiện lệnh ping từ node 1 </w:t>
-      </w:r>
-      <w:r>
-        <w:rPr>
-          <w:rFonts w:ascii="Times New Roman" w:eastAsia="Times New Roman" w:hAnsi="Times New Roman" w:cs="Times New Roman"/>
-          <w:sz w:val="24"/>
-          <w:szCs w:val="24"/>
-        </w:rPr>
-        <w:t xml:space="preserve">đến node 2 là 21 ms , node 1 </w:t>
-      </w:r>
-      <w:r>
-        <w:rPr>
-          <w:rFonts w:ascii="Times New Roman" w:eastAsia="Times New Roman" w:hAnsi="Times New Roman" w:cs="Times New Roman"/>
-          <w:sz w:val="24"/>
-          <w:szCs w:val="24"/>
-        </w:rPr>
-        <w:t xml:space="preserve">qua node 3 thì </w:t>
-      </w:r>
-      <w:r>
-        <w:rPr>
-          <w:rFonts w:ascii="Times New Roman" w:eastAsia="Times New Roman" w:hAnsi="Times New Roman" w:cs="Times New Roman"/>
-          <w:sz w:val="24"/>
-          <w:szCs w:val="24"/>
-        </w:rPr>
-        <w:t>47ms</w:t>
-      </w:r>
-    </w:p>
-    <w:p>
-      <w:pPr>
-        <w:rPr>
-          <w:rFonts w:ascii="Times New Roman" w:eastAsia="Times New Roman" w:hAnsi="Times New Roman" w:cs="Times New Roman"/>
-          <w:sz w:val="24"/>
-          <w:szCs w:val="24"/>
-        </w:rPr>
-      </w:pPr>
-    </w:p>
-    <w:p>
-      <w:pPr>
-        <w:rPr>
-          <w:rFonts w:ascii="Times New Roman" w:eastAsia="Times New Roman" w:hAnsi="Times New Roman" w:cs="Times New Roman"/>
-          <w:sz w:val="24"/>
-          <w:szCs w:val="24"/>
-        </w:rPr>
-      </w:pPr>
-      <w:bookmarkStart w:id="0" w:name="_GoBack"/>
-      <w:bookmarkEnd w:id="0"/>
-      <w:r>
-        <w:rPr>
-          <w:rFonts w:ascii="Times New Roman" w:eastAsia="Times New Roman" w:hAnsi="Times New Roman" w:cs="Times New Roman"/>
-          <w:sz w:val="24"/>
-          <w:szCs w:val="24"/>
-        </w:rPr>
-        <w:t xml:space="preserve">Khó khăn, </w:t>
-      </w:r>
-      <w:r>
-        <w:rPr>
-          <w:rFonts w:ascii="Times New Roman" w:eastAsia="Times New Roman" w:hAnsi="Times New Roman" w:cs="Times New Roman"/>
-          <w:sz w:val="24"/>
-          <w:szCs w:val="24"/>
-        </w:rPr>
-        <w:t>Trong quá trình triển khai trên CAN, em gặp lỗi packet không tới được node nhận. Ban đầu em nghi ngờ routing hoặc driver CAN vì không có báo lỗi rõ ràng.</w:t>
-      </w:r>
-    </w:p>
-    <w:p>
-      <w:pPr>
-        <w:rPr>
-          <w:rFonts w:ascii="Times New Roman" w:eastAsia="Times New Roman" w:hAnsi="Times New Roman" w:cs="Times New Roman"/>
-          <w:sz w:val="24"/>
-          <w:szCs w:val="24"/>
-        </w:rPr>
-      </w:pPr>
-      <w:r>
-        <w:rPr>
-          <w:rFonts w:ascii="Times New Roman" w:eastAsia="Times New Roman" w:hAnsi="Times New Roman" w:cs="Times New Roman"/>
-          <w:sz w:val="24"/>
-          <w:szCs w:val="24"/>
-        </w:rPr>
-        <w:t>Em sử dụng</w:t>
-      </w:r>
-      <w:r>
-        <w:rPr>
-          <w:rFonts w:ascii="Times New Roman" w:eastAsia="Times New Roman" w:hAnsi="Times New Roman" w:cs="Times New Roman"/>
-          <w:sz w:val="24"/>
-          <w:szCs w:val="24"/>
-        </w:rPr>
-        <w:t xml:space="preserve"> USB</w:t>
-      </w:r>
-      <w:r>
-        <w:rPr>
-          <w:rFonts w:ascii="Times New Roman" w:eastAsia="Times New Roman" w:hAnsi="Times New Roman" w:cs="Times New Roman"/>
-          <w:sz w:val="24"/>
-          <w:szCs w:val="24"/>
-        </w:rPr>
-        <w:t xml:space="preserve"> CAN để theo dõi từng CAN frame trên bus, sau đó tự phát lại từng frame vào node nhận để kiểm tra quá trình ghép packet.</w:t>
-      </w:r>
-      <w:r>
-        <w:rPr>
-          <w:rFonts w:ascii="Times New Roman" w:eastAsia="Times New Roman" w:hAnsi="Times New Roman" w:cs="Times New Roman"/>
-          <w:sz w:val="24"/>
-          <w:szCs w:val="24"/>
-        </w:rPr>
-        <w:t xml:space="preserve"> </w:t>
-      </w:r>
-      <w:r>
-        <w:rPr>
-          <w:rFonts w:ascii="Times New Roman" w:eastAsia="Times New Roman" w:hAnsi="Times New Roman" w:cs="Times New Roman"/>
-          <w:sz w:val="24"/>
-          <w:szCs w:val="24"/>
-        </w:rPr>
-        <w:t>Sau khi so sánh dữ liệu giữa phía gửi và phía nhận, em phát hiện payload bị lệch 1 byte do em khai báo sai kích thước dữ liệu khi đóng gói packet. Sau khi sửa lại kích thước thì toàn bộ packet được nhận và xử lý đúng.</w:t>
-      </w:r>
-    </w:p>
-    <w:p>
-      <w:pPr>
-        <w:rPr>
-          <w:rFonts w:ascii="Times New Roman" w:eastAsia="Times New Roman" w:hAnsi="Times New Roman" w:cs="Times New Roman"/>
-          <w:sz w:val="24"/>
-          <w:szCs w:val="24"/>
-        </w:rPr>
-      </w:pPr>
-    </w:p>
-    <w:p>
-      <w:pPr>
-        <w:rPr>
-          <w:rFonts w:ascii="Times New Roman" w:eastAsia="Times New Roman" w:hAnsi="Times New Roman" w:cs="Times New Roman"/>
-          <w:sz w:val="24"/>
-          <w:szCs w:val="24"/>
-        </w:rPr>
-      </w:pPr>
-    </w:p>
-    <w:p>
-      <w:pPr>
-        <w:rPr>
-          <w:rFonts w:ascii="Times New Roman" w:eastAsia="Times New Roman" w:hAnsi="Times New Roman" w:cs="Times New Roman"/>
-          <w:sz w:val="24"/>
-          <w:szCs w:val="24"/>
-        </w:rPr>
-      </w:pPr>
-    </w:p>
-    <w:p>
-      <w:pPr>
-        <w:rPr>
-          <w:rFonts w:ascii="Times New Roman" w:eastAsia="Times New Roman" w:hAnsi="Times New Roman" w:cs="Times New Roman"/>
-          <w:sz w:val="24"/>
-          <w:szCs w:val="24"/>
-        </w:rPr>
-      </w:pPr>
-    </w:p>
-    <w:p>
-      <w:r>
-        <w:t>Cubesat space protocol?</w:t>
-      </w:r>
-    </w:p>
-    <w:p>
-      <w:proofErr w:type="gramStart"/>
-      <w:r>
-        <w:t>ở</w:t>
-      </w:r>
-      <w:proofErr w:type="gramEnd"/>
-      <w:r>
-        <w:t xml:space="preserve"> mỗi node cấu hình như nào?</w:t>
-      </w:r>
-    </w:p>
-    <w:p>
-      <w:r>
-        <w:t>Định tuyến như nào? Chia packet như nào?</w:t>
-      </w:r>
-      <w:r>
-        <w:t xml:space="preserve"> Cấu trúc packet?</w:t>
-      </w:r>
-    </w:p>
-    <w:p>
-      <w:r>
-        <w:t>Protocol gửi file?</w:t>
-      </w:r>
-      <w:r>
-        <w:t xml:space="preserve"> Cấu trúc packet</w:t>
-      </w:r>
-      <w:r>
-        <w:t>?</w:t>
-      </w:r>
-    </w:p>
-    <w:p>
-      <w:r>
-        <w:t>Vì sao phải dung cái này?</w:t>
-      </w:r>
-    </w:p>
-    <w:p>
-      <w:r>
-        <w:t>CSP được sử dụng để tạo ra một lớp giao tiếp thống nhất giữa các module</w:t>
-      </w:r>
-      <w:r>
-        <w:t xml:space="preserve"> có kết nối giữa các loại bus khác nhau.</w:t>
-      </w:r>
-    </w:p>
-    <w:p>
-      <w:r>
-        <w:t>Tốc độ bao nhiêu?</w:t>
-      </w:r>
-    </w:p>
-    <w:p>
-      <w:r>
-        <w:t>TCP/UDP là gì?</w:t>
-      </w:r>
-    </w:p>
-    <w:p/>
-    <w:p>
-      <w:pPr>
-        <w:jc w:val="center"/>
-      </w:pPr>
-      <w:r>
-        <w:rPr>
-          <w:noProof/>
-        </w:rPr>
         <w:drawing>
           <wp:inline distT="0" distB="0" distL="0" distR="0" wp14:anchorId="03B38383" wp14:editId="17472BD0">
             <wp:extent cx="4044950" cy="1763754"/>
@@ -1918,15 +1949,624 @@
         </w:drawing>
       </w:r>
     </w:p>
-    <w:p/>
     <w:p>
       <w:r>
         <w:t>USB composite?</w:t>
       </w:r>
     </w:p>
-    <w:p/>
-    <w:p/>
-    <w:p/>
+    <w:p>
+      <w:r>
+        <w:drawing>
+          <wp:inline distT="0" distB="0" distL="0" distR="0" wp14:anchorId="0CA9A6CF" wp14:editId="637103D3">
+            <wp:extent cx="1848108" cy="971686"/>
+            <wp:effectExtent l="0" t="0" r="0" b="0"/>
+            <wp:docPr id="1" name="Picture 1"/>
+            <wp:cNvGraphicFramePr>
+              <a:graphicFrameLocks xmlns:a="http://schemas.openxmlformats.org/drawingml/2006/main" noChangeAspect="1"/>
+            </wp:cNvGraphicFramePr>
+            <a:graphic xmlns:a="http://schemas.openxmlformats.org/drawingml/2006/main">
+              <a:graphicData uri="http://schemas.openxmlformats.org/drawingml/2006/picture">
+                <pic:pic xmlns:pic="http://schemas.openxmlformats.org/drawingml/2006/picture">
+                  <pic:nvPicPr>
+                    <pic:cNvPr id="1" name=""/>
+                    <pic:cNvPicPr/>
+                  </pic:nvPicPr>
+                  <pic:blipFill>
+                    <a:blip r:embed="rId9"/>
+                    <a:stretch>
+                      <a:fillRect/>
+                    </a:stretch>
+                  </pic:blipFill>
+                  <pic:spPr>
+                    <a:xfrm>
+                      <a:off x="0" y="0"/>
+                      <a:ext cx="1848108" cy="971686"/>
+                    </a:xfrm>
+                    <a:prstGeom prst="rect">
+                      <a:avLst/>
+                    </a:prstGeom>
+                  </pic:spPr>
+                </pic:pic>
+              </a:graphicData>
+            </a:graphic>
+          </wp:inline>
+        </w:drawing>
+      </w:r>
+    </w:p>
+    <w:p>
+      <w:pPr>
+        <w:spacing w:after="240" w:line="240" w:lineRule="auto"/>
+        <w:rPr>
+          <w:rFonts w:ascii="Segoe UI" w:eastAsia="Times New Roman" w:hAnsi="Segoe UI" w:cs="Segoe UI"/>
+          <w:sz w:val="21"/>
+          <w:szCs w:val="21"/>
+        </w:rPr>
+      </w:pPr>
+      <w:r>
+        <w:rPr>
+          <w:rFonts w:ascii="Segoe UI" w:eastAsia="Times New Roman" w:hAnsi="Segoe UI" w:cs="Segoe UI"/>
+          <w:sz w:val="21"/>
+          <w:szCs w:val="21"/>
+        </w:rPr>
+        <w:t>USB định nghĩa 4 loại truyền:</w:t>
+      </w:r>
+    </w:p>
+    <w:p>
+      <w:pPr>
+        <w:numPr>
+          <w:ilvl w:val="0"/>
+          <w:numId w:val="3"/>
+        </w:numPr>
+        <w:spacing w:before="100" w:beforeAutospacing="1" w:after="100" w:afterAutospacing="1" w:line="240" w:lineRule="auto"/>
+        <w:rPr>
+          <w:rFonts w:ascii="Segoe UI" w:eastAsia="Times New Roman" w:hAnsi="Segoe UI" w:cs="Segoe UI"/>
+          <w:sz w:val="21"/>
+          <w:szCs w:val="21"/>
+        </w:rPr>
+      </w:pPr>
+      <w:r>
+        <w:rPr>
+          <w:rFonts w:ascii="Segoe UI" w:eastAsia="Times New Roman" w:hAnsi="Segoe UI" w:cs="Segoe UI"/>
+          <w:sz w:val="21"/>
+          <w:szCs w:val="21"/>
+        </w:rPr>
+        <w:t>Control transfers</w:t>
+      </w:r>
+    </w:p>
+    <w:p>
+      <w:pPr>
+        <w:numPr>
+          <w:ilvl w:val="0"/>
+          <w:numId w:val="3"/>
+        </w:numPr>
+        <w:spacing w:before="100" w:beforeAutospacing="1" w:after="100" w:afterAutospacing="1" w:line="240" w:lineRule="auto"/>
+        <w:rPr>
+          <w:rFonts w:ascii="Segoe UI" w:eastAsia="Times New Roman" w:hAnsi="Segoe UI" w:cs="Segoe UI"/>
+          <w:sz w:val="21"/>
+          <w:szCs w:val="21"/>
+        </w:rPr>
+      </w:pPr>
+      <w:r>
+        <w:rPr>
+          <w:rFonts w:ascii="Segoe UI" w:eastAsia="Times New Roman" w:hAnsi="Segoe UI" w:cs="Segoe UI"/>
+          <w:sz w:val="21"/>
+          <w:szCs w:val="21"/>
+        </w:rPr>
+        <w:t>Interrupt Endpoints</w:t>
+      </w:r>
+    </w:p>
+    <w:p>
+      <w:pPr>
+        <w:numPr>
+          <w:ilvl w:val="0"/>
+          <w:numId w:val="3"/>
+        </w:numPr>
+        <w:spacing w:before="100" w:beforeAutospacing="1" w:after="100" w:afterAutospacing="1" w:line="240" w:lineRule="auto"/>
+        <w:rPr>
+          <w:rFonts w:ascii="Segoe UI" w:eastAsia="Times New Roman" w:hAnsi="Segoe UI" w:cs="Segoe UI"/>
+          <w:sz w:val="21"/>
+          <w:szCs w:val="21"/>
+        </w:rPr>
+      </w:pPr>
+      <w:r>
+        <w:rPr>
+          <w:rFonts w:ascii="Segoe UI" w:eastAsia="Times New Roman" w:hAnsi="Segoe UI" w:cs="Segoe UI"/>
+          <w:sz w:val="21"/>
+          <w:szCs w:val="21"/>
+        </w:rPr>
+        <w:t>Bulk Endpoints</w:t>
+      </w:r>
+    </w:p>
+    <w:p>
+      <w:pPr>
+        <w:numPr>
+          <w:ilvl w:val="0"/>
+          <w:numId w:val="3"/>
+        </w:numPr>
+        <w:spacing w:before="100" w:beforeAutospacing="1" w:after="100" w:afterAutospacing="1" w:line="240" w:lineRule="auto"/>
+        <w:rPr>
+          <w:rFonts w:ascii="Segoe UI" w:eastAsia="Times New Roman" w:hAnsi="Segoe UI" w:cs="Segoe UI"/>
+          <w:sz w:val="21"/>
+          <w:szCs w:val="21"/>
+        </w:rPr>
+      </w:pPr>
+      <w:r>
+        <w:rPr>
+          <w:rFonts w:ascii="Segoe UI" w:eastAsia="Times New Roman" w:hAnsi="Segoe UI" w:cs="Segoe UI"/>
+          <w:sz w:val="21"/>
+          <w:szCs w:val="21"/>
+        </w:rPr>
+        <w:t>Isochronous Endpoints</w:t>
+      </w:r>
+    </w:p>
+    <w:p>
+      <w:pPr>
+        <w:spacing w:before="100" w:beforeAutospacing="1" w:after="100" w:afterAutospacing="1" w:line="240" w:lineRule="auto"/>
+        <w:rPr>
+          <w:rFonts w:ascii="Segoe UI" w:eastAsia="Times New Roman" w:hAnsi="Segoe UI" w:cs="Segoe UI"/>
+          <w:sz w:val="21"/>
+          <w:szCs w:val="21"/>
+        </w:rPr>
+      </w:pPr>
+      <w:r>
+        <w:rPr>
+          <w:rFonts w:ascii="Segoe UI" w:eastAsia="Times New Roman" w:hAnsi="Segoe UI" w:cs="Segoe UI"/>
+          <w:sz w:val="21"/>
+          <w:szCs w:val="21"/>
+        </w:rPr>
+        <w:drawing>
+          <wp:inline distT="0" distB="0" distL="0" distR="0" wp14:anchorId="5EEED144" wp14:editId="4B42ECA5">
+            <wp:extent cx="1434219" cy="1337243"/>
+            <wp:effectExtent l="0" t="0" r="0" b="0"/>
+            <wp:docPr id="2" name="Picture 2"/>
+            <wp:cNvGraphicFramePr>
+              <a:graphicFrameLocks xmlns:a="http://schemas.openxmlformats.org/drawingml/2006/main" noChangeAspect="1"/>
+            </wp:cNvGraphicFramePr>
+            <a:graphic xmlns:a="http://schemas.openxmlformats.org/drawingml/2006/main">
+              <a:graphicData uri="http://schemas.openxmlformats.org/drawingml/2006/picture">
+                <pic:pic xmlns:pic="http://schemas.openxmlformats.org/drawingml/2006/picture">
+                  <pic:nvPicPr>
+                    <pic:cNvPr id="1" name=""/>
+                    <pic:cNvPicPr/>
+                  </pic:nvPicPr>
+                  <pic:blipFill>
+                    <a:blip r:embed="rId10"/>
+                    <a:stretch>
+                      <a:fillRect/>
+                    </a:stretch>
+                  </pic:blipFill>
+                  <pic:spPr>
+                    <a:xfrm>
+                      <a:off x="0" y="0"/>
+                      <a:ext cx="1446654" cy="1348837"/>
+                    </a:xfrm>
+                    <a:prstGeom prst="rect">
+                      <a:avLst/>
+                    </a:prstGeom>
+                  </pic:spPr>
+                </pic:pic>
+              </a:graphicData>
+            </a:graphic>
+          </wp:inline>
+        </w:drawing>
+      </w:r>
+    </w:p>
+    <w:p>
+      <w:pPr>
+        <w:pStyle w:val="ListParagraph"/>
+        <w:numPr>
+          <w:ilvl w:val="0"/>
+          <w:numId w:val="1"/>
+        </w:numPr>
+        <w:spacing w:before="100" w:beforeAutospacing="1" w:after="100" w:afterAutospacing="1" w:line="240" w:lineRule="auto"/>
+        <w:rPr>
+          <w:rFonts w:ascii="Segoe UI" w:eastAsia="Times New Roman" w:hAnsi="Segoe UI" w:cs="Segoe UI"/>
+          <w:sz w:val="21"/>
+          <w:szCs w:val="21"/>
+        </w:rPr>
+      </w:pPr>
+      <w:r>
+        <w:rPr>
+          <w:rFonts w:ascii="Segoe UI" w:eastAsia="Times New Roman" w:hAnsi="Segoe UI" w:cs="Segoe UI"/>
+          <w:sz w:val="21"/>
+          <w:szCs w:val="21"/>
+        </w:rPr>
+        <w:t>Token pakect để xác đinh hướng truyền</w:t>
+      </w:r>
+    </w:p>
+    <w:p>
+      <w:pPr>
+        <w:pStyle w:val="ListParagraph"/>
+        <w:numPr>
+          <w:ilvl w:val="0"/>
+          <w:numId w:val="1"/>
+        </w:numPr>
+        <w:spacing w:before="100" w:beforeAutospacing="1" w:after="100" w:afterAutospacing="1" w:line="240" w:lineRule="auto"/>
+        <w:rPr>
+          <w:rFonts w:ascii="Segoe UI" w:eastAsia="Times New Roman" w:hAnsi="Segoe UI" w:cs="Segoe UI"/>
+          <w:sz w:val="21"/>
+          <w:szCs w:val="21"/>
+        </w:rPr>
+      </w:pPr>
+      <w:r>
+        <w:rPr>
+          <w:rFonts w:ascii="Segoe UI" w:eastAsia="Times New Roman" w:hAnsi="Segoe UI" w:cs="Segoe UI"/>
+          <w:sz w:val="21"/>
+          <w:szCs w:val="21"/>
+        </w:rPr>
+        <w:t>Handshake paket; dùng để báo ACK NAK</w:t>
+      </w:r>
+    </w:p>
+    <w:p>
+      <w:pPr>
+        <w:pStyle w:val="ListParagraph"/>
+        <w:numPr>
+          <w:ilvl w:val="0"/>
+          <w:numId w:val="1"/>
+        </w:numPr>
+        <w:spacing w:before="100" w:beforeAutospacing="1" w:after="100" w:afterAutospacing="1" w:line="240" w:lineRule="auto"/>
+        <w:rPr>
+          <w:rFonts w:ascii="Segoe UI" w:eastAsia="Times New Roman" w:hAnsi="Segoe UI" w:cs="Segoe UI"/>
+          <w:sz w:val="21"/>
+          <w:szCs w:val="21"/>
+        </w:rPr>
+      </w:pPr>
+      <w:r>
+        <w:rPr>
+          <w:rFonts w:ascii="Segoe UI" w:eastAsia="Times New Roman" w:hAnsi="Segoe UI" w:cs="Segoe UI"/>
+          <w:sz w:val="21"/>
+          <w:szCs w:val="21"/>
+        </w:rPr>
+        <w:t>Special: dùng để PING hoặc để báo thiết bị sẽ gửi gói tin tiếp theo với tốc độ thấp</w:t>
+      </w:r>
+    </w:p>
+    <w:p>
+      <w:pPr>
+        <w:spacing w:before="100" w:beforeAutospacing="1" w:after="100" w:afterAutospacing="1" w:line="240" w:lineRule="auto"/>
+        <w:rPr>
+          <w:rFonts w:ascii="Segoe UI" w:eastAsia="Times New Roman" w:hAnsi="Segoe UI" w:cs="Segoe UI"/>
+          <w:sz w:val="21"/>
+          <w:szCs w:val="21"/>
+        </w:rPr>
+      </w:pPr>
+    </w:p>
+    <w:p>
+      <w:pPr>
+        <w:spacing w:before="100" w:beforeAutospacing="1" w:after="100" w:afterAutospacing="1" w:line="240" w:lineRule="auto"/>
+        <w:rPr>
+          <w:rFonts w:ascii="Segoe UI" w:eastAsia="Times New Roman" w:hAnsi="Segoe UI" w:cs="Segoe UI"/>
+          <w:sz w:val="21"/>
+          <w:szCs w:val="21"/>
+        </w:rPr>
+      </w:pPr>
+      <w:r>
+        <w:rPr>
+          <w:rFonts w:ascii="Segoe UI" w:eastAsia="Times New Roman" w:hAnsi="Segoe UI" w:cs="Segoe UI"/>
+          <w:sz w:val="21"/>
+          <w:szCs w:val="21"/>
+        </w:rPr>
+        <w:t>Device Descriptor:</w:t>
+      </w:r>
+      <w:r>
+        <w:rPr>
+          <w:rFonts w:ascii="Segoe UI" w:eastAsia="Times New Roman" w:hAnsi="Segoe UI" w:cs="Segoe UI"/>
+          <w:sz w:val="21"/>
+          <w:szCs w:val="21"/>
+        </w:rPr>
+        <w:t xml:space="preserve"> </w:t>
+      </w:r>
+      <w:r>
+        <w:rPr>
+          <w:rFonts w:ascii="Segoe UI" w:eastAsia="Times New Roman" w:hAnsi="Segoe UI" w:cs="Segoe UI"/>
+          <w:sz w:val="21"/>
+          <w:szCs w:val="21"/>
+        </w:rPr>
+        <w:t>mô tả toàn bộ thiết bị, tên, nhà sản xuất, số sê-ri</w:t>
+      </w:r>
+    </w:p>
+    <w:p>
+      <w:pPr>
+        <w:spacing w:before="100" w:beforeAutospacing="1" w:after="100" w:afterAutospacing="1" w:line="240" w:lineRule="auto"/>
+        <w:rPr>
+          <w:rFonts w:ascii="Segoe UI" w:eastAsia="Times New Roman" w:hAnsi="Segoe UI" w:cs="Segoe UI"/>
+          <w:sz w:val="21"/>
+          <w:szCs w:val="21"/>
+        </w:rPr>
+      </w:pPr>
+      <w:r>
+        <w:rPr>
+          <w:rFonts w:ascii="Segoe UI" w:eastAsia="Times New Roman" w:hAnsi="Segoe UI" w:cs="Segoe UI"/>
+          <w:sz w:val="21"/>
+          <w:szCs w:val="21"/>
+        </w:rPr>
+        <w:t xml:space="preserve">Configuration </w:t>
+      </w:r>
+      <w:proofErr w:type="gramStart"/>
+      <w:r>
+        <w:rPr>
+          <w:rFonts w:ascii="Segoe UI" w:eastAsia="Times New Roman" w:hAnsi="Segoe UI" w:cs="Segoe UI"/>
+          <w:sz w:val="21"/>
+          <w:szCs w:val="21"/>
+        </w:rPr>
+        <w:t>Descriptor</w:t>
+      </w:r>
+      <w:r>
+        <w:rPr>
+          <w:rFonts w:ascii="Segoe UI" w:eastAsia="Times New Roman" w:hAnsi="Segoe UI" w:cs="Segoe UI"/>
+          <w:sz w:val="21"/>
+          <w:szCs w:val="21"/>
+        </w:rPr>
+        <w:t xml:space="preserve"> </w:t>
+      </w:r>
+      <w:r>
+        <w:rPr>
+          <w:rFonts w:ascii="Segoe UI" w:eastAsia="Times New Roman" w:hAnsi="Segoe UI" w:cs="Segoe UI"/>
+          <w:sz w:val="21"/>
+          <w:szCs w:val="21"/>
+        </w:rPr>
+        <w:t>:tốc</w:t>
+      </w:r>
+      <w:proofErr w:type="gramEnd"/>
+      <w:r>
+        <w:rPr>
+          <w:rFonts w:ascii="Segoe UI" w:eastAsia="Times New Roman" w:hAnsi="Segoe UI" w:cs="Segoe UI"/>
+          <w:sz w:val="21"/>
+          <w:szCs w:val="21"/>
+        </w:rPr>
+        <w:t xml:space="preserve"> độ giao tiếp riêng, inerface và cài đặt power</w:t>
+      </w:r>
+      <w:r>
+        <w:rPr>
+          <w:rFonts w:ascii="Segoe UI" w:eastAsia="Times New Roman" w:hAnsi="Segoe UI" w:cs="Segoe UI"/>
+          <w:sz w:val="21"/>
+          <w:szCs w:val="21"/>
+        </w:rPr>
+        <w:t xml:space="preserve"> riêng hay chung</w:t>
+      </w:r>
+    </w:p>
+    <w:p>
+      <w:pPr>
+        <w:spacing w:before="100" w:beforeAutospacing="1" w:after="100" w:afterAutospacing="1" w:line="240" w:lineRule="auto"/>
+        <w:rPr>
+          <w:rFonts w:ascii="Segoe UI" w:eastAsia="Times New Roman" w:hAnsi="Segoe UI" w:cs="Segoe UI"/>
+          <w:sz w:val="21"/>
+          <w:szCs w:val="21"/>
+        </w:rPr>
+      </w:pPr>
+      <w:r>
+        <w:rPr>
+          <w:rFonts w:ascii="Segoe UI" w:eastAsia="Times New Roman" w:hAnsi="Segoe UI" w:cs="Segoe UI"/>
+          <w:sz w:val="21"/>
+          <w:szCs w:val="21"/>
+        </w:rPr>
+        <w:t>Interface Descriptor</w:t>
+      </w:r>
+      <w:r>
+        <w:rPr>
+          <w:rFonts w:ascii="Segoe UI" w:eastAsia="Times New Roman" w:hAnsi="Segoe UI" w:cs="Segoe UI"/>
+          <w:sz w:val="21"/>
+          <w:szCs w:val="21"/>
+        </w:rPr>
+        <w:t>:</w:t>
+      </w:r>
+      <w:r>
+        <w:rPr>
+          <w:rFonts w:ascii="Segoe UI" w:eastAsia="Times New Roman" w:hAnsi="Segoe UI" w:cs="Segoe UI"/>
+          <w:sz w:val="21"/>
+          <w:szCs w:val="21"/>
+        </w:rPr>
+        <w:t xml:space="preserve"> cách trao đổi data class đó, địa chỉ buffer dành cho interface đó.</w:t>
+      </w:r>
+    </w:p>
+    <w:p>
+      <w:pPr>
+        <w:pStyle w:val="ListParagraph"/>
+        <w:numPr>
+          <w:ilvl w:val="0"/>
+          <w:numId w:val="1"/>
+        </w:numPr>
+        <w:rPr>
+          <w:rFonts w:ascii="Segoe UI" w:eastAsia="Times New Roman" w:hAnsi="Segoe UI" w:cs="Segoe UI"/>
+          <w:sz w:val="21"/>
+          <w:szCs w:val="21"/>
+        </w:rPr>
+      </w:pPr>
+      <w:r>
+        <w:rPr>
+          <w:rFonts w:ascii="Segoe UI" w:eastAsia="Times New Roman" w:hAnsi="Segoe UI" w:cs="Segoe UI"/>
+          <w:sz w:val="21"/>
+          <w:szCs w:val="21"/>
+        </w:rPr>
+        <w:lastRenderedPageBreak/>
+        <w:t>USB Human Interface Device (HID</w:t>
+      </w:r>
+      <w:proofErr w:type="gramStart"/>
+      <w:r>
+        <w:rPr>
+          <w:rFonts w:ascii="Segoe UI" w:eastAsia="Times New Roman" w:hAnsi="Segoe UI" w:cs="Segoe UI"/>
+          <w:sz w:val="21"/>
+          <w:szCs w:val="21"/>
+        </w:rPr>
+        <w:t>) :</w:t>
+      </w:r>
+      <w:proofErr w:type="gramEnd"/>
+      <w:r>
+        <w:rPr>
+          <w:rFonts w:ascii="Segoe UI" w:eastAsia="Times New Roman" w:hAnsi="Segoe UI" w:cs="Segoe UI"/>
+          <w:sz w:val="21"/>
+          <w:szCs w:val="21"/>
+        </w:rPr>
+        <w:t xml:space="preserve"> Lớp này được sử dụng cho các </w:t>
+      </w:r>
+      <w:r>
+        <w:rPr>
+          <w:rFonts w:ascii="Segoe UI" w:eastAsia="Times New Roman" w:hAnsi="Segoe UI" w:cs="Segoe UI"/>
+          <w:sz w:val="21"/>
+          <w:szCs w:val="21"/>
+        </w:rPr>
+        <w:t xml:space="preserve">thiết bị như bàn phím, chuột,  tay cầm chơi game. </w:t>
+      </w:r>
+      <w:r>
+        <w:rPr>
+          <w:rStyle w:val="Strong"/>
+        </w:rPr>
+        <w:t>HID:</w:t>
+      </w:r>
+      <w:r>
+        <w:t xml:space="preserve"> </w:t>
+      </w:r>
+      <w:r>
+        <w:rPr>
+          <w:rStyle w:val="Emphasis"/>
+        </w:rPr>
+        <w:t>"</w:t>
+      </w:r>
+      <w:proofErr w:type="gramStart"/>
+      <w:r>
+        <w:rPr>
+          <w:rStyle w:val="Emphasis"/>
+        </w:rPr>
+        <w:t xml:space="preserve">Nhanh </w:t>
+      </w:r>
+      <w:r>
+        <w:rPr>
+          <w:rStyle w:val="Emphasis"/>
+        </w:rPr>
+        <w:t>,</w:t>
+      </w:r>
+      <w:proofErr w:type="gramEnd"/>
+      <w:r>
+        <w:rPr>
+          <w:rStyle w:val="Emphasis"/>
+        </w:rPr>
+        <w:t xml:space="preserve"> nhưng dữ liệu ít."</w:t>
+      </w:r>
+    </w:p>
+    <w:p>
+      <w:pPr>
+        <w:numPr>
+          <w:ilvl w:val="0"/>
+          <w:numId w:val="1"/>
+        </w:numPr>
+        <w:spacing w:before="100" w:beforeAutospacing="1" w:after="100" w:afterAutospacing="1" w:line="240" w:lineRule="auto"/>
+        <w:rPr>
+          <w:rFonts w:ascii="Segoe UI" w:eastAsia="Times New Roman" w:hAnsi="Segoe UI" w:cs="Segoe UI"/>
+          <w:sz w:val="21"/>
+          <w:szCs w:val="21"/>
+        </w:rPr>
+      </w:pPr>
+      <w:r>
+        <w:rPr>
+          <w:rFonts w:ascii="Segoe UI" w:eastAsia="Times New Roman" w:hAnsi="Segoe UI" w:cs="Segoe UI"/>
+          <w:sz w:val="21"/>
+          <w:szCs w:val="21"/>
+        </w:rPr>
+        <w:t>USB Communication Device Class (CDC</w:t>
+      </w:r>
+      <w:proofErr w:type="gramStart"/>
+      <w:r>
+        <w:rPr>
+          <w:rFonts w:ascii="Segoe UI" w:eastAsia="Times New Roman" w:hAnsi="Segoe UI" w:cs="Segoe UI"/>
+          <w:sz w:val="21"/>
+          <w:szCs w:val="21"/>
+        </w:rPr>
+        <w:t>) :</w:t>
+      </w:r>
+      <w:proofErr w:type="gramEnd"/>
+      <w:r>
+        <w:rPr>
+          <w:rFonts w:ascii="Segoe UI" w:eastAsia="Times New Roman" w:hAnsi="Segoe UI" w:cs="Segoe UI"/>
+          <w:sz w:val="21"/>
+          <w:szCs w:val="21"/>
+        </w:rPr>
+        <w:t xml:space="preserve"> USB virtual COM port, USB Ehternet. </w:t>
+      </w:r>
+      <w:r>
+        <w:rPr>
+          <w:rFonts w:ascii="Segoe UI" w:eastAsia="Times New Roman" w:hAnsi="Segoe UI" w:cs="Segoe UI"/>
+          <w:sz w:val="21"/>
+          <w:szCs w:val="21"/>
+        </w:rPr>
+        <w:t xml:space="preserve">Nó tạo điều kiện thuận lợi cho việc truyền thông giữa các thiết bị và máy chủ. </w:t>
+      </w:r>
+      <w:proofErr w:type="gramStart"/>
+      <w:r>
+        <w:rPr>
+          <w:rFonts w:ascii="Segoe UI" w:eastAsia="Times New Roman" w:hAnsi="Segoe UI" w:cs="Segoe UI"/>
+          <w:sz w:val="21"/>
+          <w:szCs w:val="21"/>
+        </w:rPr>
+        <w:t>“ chậm</w:t>
+      </w:r>
+      <w:proofErr w:type="gramEnd"/>
+      <w:r>
+        <w:rPr>
+          <w:rFonts w:ascii="Segoe UI" w:eastAsia="Times New Roman" w:hAnsi="Segoe UI" w:cs="Segoe UI"/>
+          <w:sz w:val="21"/>
+          <w:szCs w:val="21"/>
+        </w:rPr>
+        <w:t xml:space="preserve"> hơn nhưng </w:t>
+      </w:r>
+      <w:r>
+        <w:t>dữ liệu đến đầy đủ và chính xác.</w:t>
+      </w:r>
+    </w:p>
+    <w:p>
+      <w:pPr>
+        <w:spacing w:before="100" w:beforeAutospacing="1" w:after="100" w:afterAutospacing="1" w:line="240" w:lineRule="auto"/>
+        <w:ind w:left="720"/>
+        <w:jc w:val="center"/>
+        <w:rPr>
+          <w:rFonts w:ascii="Segoe UI" w:eastAsia="Times New Roman" w:hAnsi="Segoe UI" w:cs="Segoe UI"/>
+          <w:sz w:val="21"/>
+          <w:szCs w:val="21"/>
+        </w:rPr>
+      </w:pPr>
+      <w:r>
+        <w:rPr>
+          <w:rFonts w:ascii="Segoe UI" w:eastAsia="Times New Roman" w:hAnsi="Segoe UI" w:cs="Segoe UI"/>
+          <w:sz w:val="21"/>
+          <w:szCs w:val="21"/>
+        </w:rPr>
+        <w:drawing>
+          <wp:inline distT="0" distB="0" distL="0" distR="0" wp14:anchorId="1E6152DD" wp14:editId="1274CF23">
+            <wp:extent cx="3036775" cy="1923940"/>
+            <wp:effectExtent l="0" t="0" r="0" b="635"/>
+            <wp:docPr id="3" name="Picture 3"/>
+            <wp:cNvGraphicFramePr>
+              <a:graphicFrameLocks xmlns:a="http://schemas.openxmlformats.org/drawingml/2006/main" noChangeAspect="1"/>
+            </wp:cNvGraphicFramePr>
+            <a:graphic xmlns:a="http://schemas.openxmlformats.org/drawingml/2006/main">
+              <a:graphicData uri="http://schemas.openxmlformats.org/drawingml/2006/picture">
+                <pic:pic xmlns:pic="http://schemas.openxmlformats.org/drawingml/2006/picture">
+                  <pic:nvPicPr>
+                    <pic:cNvPr id="1" name=""/>
+                    <pic:cNvPicPr/>
+                  </pic:nvPicPr>
+                  <pic:blipFill>
+                    <a:blip r:embed="rId11"/>
+                    <a:stretch>
+                      <a:fillRect/>
+                    </a:stretch>
+                  </pic:blipFill>
+                  <pic:spPr>
+                    <a:xfrm>
+                      <a:off x="0" y="0"/>
+                      <a:ext cx="3052507" cy="1933907"/>
+                    </a:xfrm>
+                    <a:prstGeom prst="rect">
+                      <a:avLst/>
+                    </a:prstGeom>
+                  </pic:spPr>
+                </pic:pic>
+              </a:graphicData>
+            </a:graphic>
+          </wp:inline>
+        </w:drawing>
+      </w:r>
+      <w:bookmarkStart w:id="0" w:name="_GoBack"/>
+      <w:bookmarkEnd w:id="0"/>
+    </w:p>
     <w:sectPr>
       <w:pgSz w:w="12240" w:h="15840"/>
       <w:pgMar w:top="1440" w:right="1440" w:bottom="1440" w:left="1440" w:header="720" w:footer="720" w:gutter="0"/>
@@ -1940,6 +2580,304 @@
 <file path=word/numbering.xml><?xml version="1.0" encoding="utf-8"?>
 <w:numbering xmlns:wpc="http://schemas.microsoft.com/office/word/2010/wordprocessingCanvas" xmlns:mc="http://schemas.openxmlformats.org/markup-compatibility/2006" xmlns:o="urn:schemas-microsoft-com:office:office" xmlns:r="http://schemas.openxmlformats.org/officeDocument/2006/relationships" xmlns:m="http://schemas.openxmlformats.org/officeDocument/2006/math" xmlns:v="urn:schemas-microsoft-com:vml" xmlns:wp14="http://schemas.microsoft.com/office/word/2010/wordprocessingDrawing" xmlns:wp="http://schemas.openxmlformats.org/drawingml/2006/wordprocessingDrawing" xmlns:w10="urn:schemas-microsoft-com:office:word" xmlns:w="http://schemas.openxmlformats.org/wordprocessingml/2006/main" xmlns:w14="http://schemas.microsoft.com/office/word/2010/wordml" xmlns:w15="http://schemas.microsoft.com/office/word/2012/wordml" xmlns:wpg="http://schemas.microsoft.com/office/word/2010/wordprocessingGroup" xmlns:wpi="http://schemas.microsoft.com/office/word/2010/wordprocessingInk" xmlns:wne="http://schemas.microsoft.com/office/word/2006/wordml" xmlns:wps="http://schemas.microsoft.com/office/word/2010/wordprocessingShape" mc:Ignorable="w14 w15 wp14">
   <w:abstractNum w:abstractNumId="0" w15:restartNumberingAfterBreak="0">
+    <w:nsid w:val="20760E4C"/>
+    <w:multiLevelType w:val="multilevel"/>
+    <w:tmpl w:val="49326F12"/>
+    <w:lvl w:ilvl="0">
+      <w:start w:val="1"/>
+      <w:numFmt w:val="bullet"/>
+      <w:lvlText w:val=""/>
+      <w:lvlJc w:val="left"/>
+      <w:pPr>
+        <w:tabs>
+          <w:tab w:val="num" w:pos="720"/>
+        </w:tabs>
+        <w:ind w:left="720" w:hanging="360"/>
+      </w:pPr>
+      <w:rPr>
+        <w:rFonts w:ascii="Symbol" w:hAnsi="Symbol" w:hint="default"/>
+        <w:sz w:val="20"/>
+      </w:rPr>
+    </w:lvl>
+    <w:lvl w:ilvl="1" w:tentative="1">
+      <w:start w:val="1"/>
+      <w:numFmt w:val="bullet"/>
+      <w:lvlText w:val="o"/>
+      <w:lvlJc w:val="left"/>
+      <w:pPr>
+        <w:tabs>
+          <w:tab w:val="num" w:pos="1440"/>
+        </w:tabs>
+        <w:ind w:left="1440" w:hanging="360"/>
+      </w:pPr>
+      <w:rPr>
+        <w:rFonts w:ascii="Courier New" w:hAnsi="Courier New" w:hint="default"/>
+        <w:sz w:val="20"/>
+      </w:rPr>
+    </w:lvl>
+    <w:lvl w:ilvl="2" w:tentative="1">
+      <w:start w:val="1"/>
+      <w:numFmt w:val="bullet"/>
+      <w:lvlText w:val=""/>
+      <w:lvlJc w:val="left"/>
+      <w:pPr>
+        <w:tabs>
+          <w:tab w:val="num" w:pos="2160"/>
+        </w:tabs>
+        <w:ind w:left="2160" w:hanging="360"/>
+      </w:pPr>
+      <w:rPr>
+        <w:rFonts w:ascii="Wingdings" w:hAnsi="Wingdings" w:hint="default"/>
+        <w:sz w:val="20"/>
+      </w:rPr>
+    </w:lvl>
+    <w:lvl w:ilvl="3" w:tentative="1">
+      <w:start w:val="1"/>
+      <w:numFmt w:val="bullet"/>
+      <w:lvlText w:val=""/>
+      <w:lvlJc w:val="left"/>
+      <w:pPr>
+        <w:tabs>
+          <w:tab w:val="num" w:pos="2880"/>
+        </w:tabs>
+        <w:ind w:left="2880" w:hanging="360"/>
+      </w:pPr>
+      <w:rPr>
+        <w:rFonts w:ascii="Wingdings" w:hAnsi="Wingdings" w:hint="default"/>
+        <w:sz w:val="20"/>
+      </w:rPr>
+    </w:lvl>
+    <w:lvl w:ilvl="4" w:tentative="1">
+      <w:start w:val="1"/>
+      <w:numFmt w:val="bullet"/>
+      <w:lvlText w:val=""/>
+      <w:lvlJc w:val="left"/>
+      <w:pPr>
+        <w:tabs>
+          <w:tab w:val="num" w:pos="3600"/>
+        </w:tabs>
+        <w:ind w:left="3600" w:hanging="360"/>
+      </w:pPr>
+      <w:rPr>
+        <w:rFonts w:ascii="Wingdings" w:hAnsi="Wingdings" w:hint="default"/>
+        <w:sz w:val="20"/>
+      </w:rPr>
+    </w:lvl>
+    <w:lvl w:ilvl="5" w:tentative="1">
+      <w:start w:val="1"/>
+      <w:numFmt w:val="bullet"/>
+      <w:lvlText w:val=""/>
+      <w:lvlJc w:val="left"/>
+      <w:pPr>
+        <w:tabs>
+          <w:tab w:val="num" w:pos="4320"/>
+        </w:tabs>
+        <w:ind w:left="4320" w:hanging="360"/>
+      </w:pPr>
+      <w:rPr>
+        <w:rFonts w:ascii="Wingdings" w:hAnsi="Wingdings" w:hint="default"/>
+        <w:sz w:val="20"/>
+      </w:rPr>
+    </w:lvl>
+    <w:lvl w:ilvl="6" w:tentative="1">
+      <w:start w:val="1"/>
+      <w:numFmt w:val="bullet"/>
+      <w:lvlText w:val=""/>
+      <w:lvlJc w:val="left"/>
+      <w:pPr>
+        <w:tabs>
+          <w:tab w:val="num" w:pos="5040"/>
+        </w:tabs>
+        <w:ind w:left="5040" w:hanging="360"/>
+      </w:pPr>
+      <w:rPr>
+        <w:rFonts w:ascii="Wingdings" w:hAnsi="Wingdings" w:hint="default"/>
+        <w:sz w:val="20"/>
+      </w:rPr>
+    </w:lvl>
+    <w:lvl w:ilvl="7" w:tentative="1">
+      <w:start w:val="1"/>
+      <w:numFmt w:val="bullet"/>
+      <w:lvlText w:val=""/>
+      <w:lvlJc w:val="left"/>
+      <w:pPr>
+        <w:tabs>
+          <w:tab w:val="num" w:pos="5760"/>
+        </w:tabs>
+        <w:ind w:left="5760" w:hanging="360"/>
+      </w:pPr>
+      <w:rPr>
+        <w:rFonts w:ascii="Wingdings" w:hAnsi="Wingdings" w:hint="default"/>
+        <w:sz w:val="20"/>
+      </w:rPr>
+    </w:lvl>
+    <w:lvl w:ilvl="8" w:tentative="1">
+      <w:start w:val="1"/>
+      <w:numFmt w:val="bullet"/>
+      <w:lvlText w:val=""/>
+      <w:lvlJc w:val="left"/>
+      <w:pPr>
+        <w:tabs>
+          <w:tab w:val="num" w:pos="6480"/>
+        </w:tabs>
+        <w:ind w:left="6480" w:hanging="360"/>
+      </w:pPr>
+      <w:rPr>
+        <w:rFonts w:ascii="Wingdings" w:hAnsi="Wingdings" w:hint="default"/>
+        <w:sz w:val="20"/>
+      </w:rPr>
+    </w:lvl>
+  </w:abstractNum>
+  <w:abstractNum w:abstractNumId="1" w15:restartNumberingAfterBreak="0">
+    <w:nsid w:val="318A28C0"/>
+    <w:multiLevelType w:val="multilevel"/>
+    <w:tmpl w:val="090C7DEA"/>
+    <w:lvl w:ilvl="0">
+      <w:start w:val="1"/>
+      <w:numFmt w:val="bullet"/>
+      <w:lvlText w:val=""/>
+      <w:lvlJc w:val="left"/>
+      <w:pPr>
+        <w:tabs>
+          <w:tab w:val="num" w:pos="720"/>
+        </w:tabs>
+        <w:ind w:left="720" w:hanging="360"/>
+      </w:pPr>
+      <w:rPr>
+        <w:rFonts w:ascii="Symbol" w:hAnsi="Symbol" w:hint="default"/>
+        <w:sz w:val="20"/>
+      </w:rPr>
+    </w:lvl>
+    <w:lvl w:ilvl="1" w:tentative="1">
+      <w:start w:val="1"/>
+      <w:numFmt w:val="bullet"/>
+      <w:lvlText w:val="o"/>
+      <w:lvlJc w:val="left"/>
+      <w:pPr>
+        <w:tabs>
+          <w:tab w:val="num" w:pos="1440"/>
+        </w:tabs>
+        <w:ind w:left="1440" w:hanging="360"/>
+      </w:pPr>
+      <w:rPr>
+        <w:rFonts w:ascii="Courier New" w:hAnsi="Courier New" w:hint="default"/>
+        <w:sz w:val="20"/>
+      </w:rPr>
+    </w:lvl>
+    <w:lvl w:ilvl="2" w:tentative="1">
+      <w:start w:val="1"/>
+      <w:numFmt w:val="bullet"/>
+      <w:lvlText w:val=""/>
+      <w:lvlJc w:val="left"/>
+      <w:pPr>
+        <w:tabs>
+          <w:tab w:val="num" w:pos="2160"/>
+        </w:tabs>
+        <w:ind w:left="2160" w:hanging="360"/>
+      </w:pPr>
+      <w:rPr>
+        <w:rFonts w:ascii="Wingdings" w:hAnsi="Wingdings" w:hint="default"/>
+        <w:sz w:val="20"/>
+      </w:rPr>
+    </w:lvl>
+    <w:lvl w:ilvl="3" w:tentative="1">
+      <w:start w:val="1"/>
+      <w:numFmt w:val="bullet"/>
+      <w:lvlText w:val=""/>
+      <w:lvlJc w:val="left"/>
+      <w:pPr>
+        <w:tabs>
+          <w:tab w:val="num" w:pos="2880"/>
+        </w:tabs>
+        <w:ind w:left="2880" w:hanging="360"/>
+      </w:pPr>
+      <w:rPr>
+        <w:rFonts w:ascii="Wingdings" w:hAnsi="Wingdings" w:hint="default"/>
+        <w:sz w:val="20"/>
+      </w:rPr>
+    </w:lvl>
+    <w:lvl w:ilvl="4" w:tentative="1">
+      <w:start w:val="1"/>
+      <w:numFmt w:val="bullet"/>
+      <w:lvlText w:val=""/>
+      <w:lvlJc w:val="left"/>
+      <w:pPr>
+        <w:tabs>
+          <w:tab w:val="num" w:pos="3600"/>
+        </w:tabs>
+        <w:ind w:left="3600" w:hanging="360"/>
+      </w:pPr>
+      <w:rPr>
+        <w:rFonts w:ascii="Wingdings" w:hAnsi="Wingdings" w:hint="default"/>
+        <w:sz w:val="20"/>
+      </w:rPr>
+    </w:lvl>
+    <w:lvl w:ilvl="5" w:tentative="1">
+      <w:start w:val="1"/>
+      <w:numFmt w:val="bullet"/>
+      <w:lvlText w:val=""/>
+      <w:lvlJc w:val="left"/>
+      <w:pPr>
+        <w:tabs>
+          <w:tab w:val="num" w:pos="4320"/>
+        </w:tabs>
+        <w:ind w:left="4320" w:hanging="360"/>
+      </w:pPr>
+      <w:rPr>
+        <w:rFonts w:ascii="Wingdings" w:hAnsi="Wingdings" w:hint="default"/>
+        <w:sz w:val="20"/>
+      </w:rPr>
+    </w:lvl>
+    <w:lvl w:ilvl="6" w:tentative="1">
+      <w:start w:val="1"/>
+      <w:numFmt w:val="bullet"/>
+      <w:lvlText w:val=""/>
+      <w:lvlJc w:val="left"/>
+      <w:pPr>
+        <w:tabs>
+          <w:tab w:val="num" w:pos="5040"/>
+        </w:tabs>
+        <w:ind w:left="5040" w:hanging="360"/>
+      </w:pPr>
+      <w:rPr>
+        <w:rFonts w:ascii="Wingdings" w:hAnsi="Wingdings" w:hint="default"/>
+        <w:sz w:val="20"/>
+      </w:rPr>
+    </w:lvl>
+    <w:lvl w:ilvl="7" w:tentative="1">
+      <w:start w:val="1"/>
+      <w:numFmt w:val="bullet"/>
+      <w:lvlText w:val=""/>
+      <w:lvlJc w:val="left"/>
+      <w:pPr>
+        <w:tabs>
+          <w:tab w:val="num" w:pos="5760"/>
+        </w:tabs>
+        <w:ind w:left="5760" w:hanging="360"/>
+      </w:pPr>
+      <w:rPr>
+        <w:rFonts w:ascii="Wingdings" w:hAnsi="Wingdings" w:hint="default"/>
+        <w:sz w:val="20"/>
+      </w:rPr>
+    </w:lvl>
+    <w:lvl w:ilvl="8" w:tentative="1">
+      <w:start w:val="1"/>
+      <w:numFmt w:val="bullet"/>
+      <w:lvlText w:val=""/>
+      <w:lvlJc w:val="left"/>
+      <w:pPr>
+        <w:tabs>
+          <w:tab w:val="num" w:pos="6480"/>
+        </w:tabs>
+        <w:ind w:left="6480" w:hanging="360"/>
+      </w:pPr>
+      <w:rPr>
+        <w:rFonts w:ascii="Wingdings" w:hAnsi="Wingdings" w:hint="default"/>
+        <w:sz w:val="20"/>
+      </w:rPr>
+    </w:lvl>
+  </w:abstractNum>
+  <w:abstractNum w:abstractNumId="2" w15:restartNumberingAfterBreak="0">
     <w:nsid w:val="475C4ACC"/>
     <w:multiLevelType w:val="hybridMultilevel"/>
     <w:tmpl w:val="A6AED1DA"/>
@@ -2051,7 +2989,7 @@
       </w:rPr>
     </w:lvl>
   </w:abstractNum>
-  <w:abstractNum w:abstractNumId="1" w15:restartNumberingAfterBreak="0">
+  <w:abstractNum w:abstractNumId="3" w15:restartNumberingAfterBreak="0">
     <w:nsid w:val="7340360B"/>
     <w:multiLevelType w:val="hybridMultilevel"/>
     <w:tmpl w:val="D236F830"/>
@@ -2164,10 +3102,16 @@
     </w:lvl>
   </w:abstractNum>
   <w:num w:numId="1">
-    <w:abstractNumId w:val="0"/>
+    <w:abstractNumId w:val="2"/>
   </w:num>
   <w:num w:numId="2">
+    <w:abstractNumId w:val="3"/>
+  </w:num>
+  <w:num w:numId="3">
     <w:abstractNumId w:val="1"/>
+  </w:num>
+  <w:num w:numId="4">
+    <w:abstractNumId w:val="0"/>
   </w:num>
 </w:numbering>
 </file>
@@ -2604,6 +3548,41 @@
       <w:contextualSpacing/>
     </w:pPr>
   </w:style>
+  <w:style w:type="paragraph" w:customStyle="1" w:styleId="code-line">
+    <w:name w:val="code-line"/>
+    <w:basedOn w:val="Normal"/>
+    <w:rsid w:val="00385F12"/>
+    <w:pPr>
+      <w:spacing w:before="100" w:beforeAutospacing="1" w:after="100" w:afterAutospacing="1" w:line="240" w:lineRule="auto"/>
+    </w:pPr>
+    <w:rPr>
+      <w:rFonts w:ascii="Times New Roman" w:eastAsia="Times New Roman" w:hAnsi="Times New Roman" w:cs="Times New Roman"/>
+      <w:sz w:val="24"/>
+      <w:szCs w:val="24"/>
+    </w:rPr>
+  </w:style>
+  <w:style w:type="character" w:styleId="Strong">
+    <w:name w:val="Strong"/>
+    <w:basedOn w:val="DefaultParagraphFont"/>
+    <w:uiPriority w:val="22"/>
+    <w:qFormat/>
+    <w:rsid w:val="00BD1A23"/>
+    <w:rPr>
+      <w:b/>
+      <w:bCs/>
+    </w:rPr>
+  </w:style>
+  <w:style w:type="character" w:styleId="Emphasis">
+    <w:name w:val="Emphasis"/>
+    <w:basedOn w:val="DefaultParagraphFont"/>
+    <w:uiPriority w:val="20"/>
+    <w:qFormat/>
+    <w:rsid w:val="00BD1A23"/>
+    <w:rPr>
+      <w:i/>
+      <w:iCs/>
+    </w:rPr>
+  </w:style>
 </w:styles>
 </file>
 

--- a/Ôn PV/trình bày project.docx
+++ b/Ôn PV/trình bày project.docx
@@ -357,7 +357,7 @@
           <w:szCs w:val="24"/>
           <w:highlight w:val="yellow"/>
         </w:rPr>
-        <w:t>Phần mềm của e là bootlder</w:t>
+        <w:t>Phần mềm của e là chương trình cập nhật phần mềm</w:t>
       </w:r>
       <w:r>
         <w:rPr>
@@ -394,26 +394,35 @@
           <w:szCs w:val="24"/>
           <w:highlight w:val="yellow"/>
         </w:rPr>
-        <w:t>Lí do cần phải có bootloader là vì 1 thiết bị sau khi được đem thương mại. Ta không thể thu hổi mỗi khi cần cập nhật firmware mới bằng kit nạp/ debugger nên ta cần 1 phần mềm hỗ trợ cập nhật firmware.</w:t>
-      </w:r>
-    </w:p>
-    <w:p>
-      <w:pPr>
-        <w:rPr>
-          <w:rFonts w:ascii="Times New Roman" w:eastAsia="Times New Roman" w:hAnsi="Times New Roman" w:cs="Times New Roman"/>
-          <w:sz w:val="24"/>
-          <w:szCs w:val="24"/>
-          <w:highlight w:val="yellow"/>
-        </w:rPr>
-      </w:pPr>
-      <w:r>
-        <w:rPr>
-          <w:rFonts w:ascii="Times New Roman" w:eastAsia="Times New Roman" w:hAnsi="Times New Roman" w:cs="Times New Roman"/>
-          <w:sz w:val="24"/>
-          <w:szCs w:val="24"/>
-          <w:highlight w:val="yellow"/>
-        </w:rPr>
-        <w:t xml:space="preserve">Thông thường bootloader có 2 chức năng chính là cập nhật firmware và đảm bảo bảo mật để firmware </w:t>
+        <w:t>Lí do cần phải có chương trình này</w:t>
+      </w:r>
+      <w:r>
+        <w:rPr>
+          <w:rFonts w:ascii="Times New Roman" w:eastAsia="Times New Roman" w:hAnsi="Times New Roman" w:cs="Times New Roman"/>
+          <w:sz w:val="24"/>
+          <w:szCs w:val="24"/>
+          <w:highlight w:val="yellow"/>
+        </w:rPr>
+        <w:t xml:space="preserve"> là vì 1 thiết bị sau khi được đem thương mại. Ta không thể thu hổi mỗi khi cần cập nhật firmware mới bằng kit nạp/ debugger nên ta cần 1 phần mềm hỗ trợ cập nhật firmware.</w:t>
+      </w:r>
+    </w:p>
+    <w:p>
+      <w:pPr>
+        <w:rPr>
+          <w:rFonts w:ascii="Times New Roman" w:eastAsia="Times New Roman" w:hAnsi="Times New Roman" w:cs="Times New Roman"/>
+          <w:sz w:val="24"/>
+          <w:szCs w:val="24"/>
+          <w:highlight w:val="yellow"/>
+        </w:rPr>
+      </w:pPr>
+      <w:r>
+        <w:rPr>
+          <w:rFonts w:ascii="Times New Roman" w:eastAsia="Times New Roman" w:hAnsi="Times New Roman" w:cs="Times New Roman"/>
+          <w:sz w:val="24"/>
+          <w:szCs w:val="24"/>
+          <w:highlight w:val="yellow"/>
+        </w:rPr>
+        <w:t xml:space="preserve">Thông </w:t>
       </w:r>
       <w:proofErr w:type="gramStart"/>
       <w:r>
@@ -423,7 +432,16 @@
           <w:szCs w:val="24"/>
           <w:highlight w:val="yellow"/>
         </w:rPr>
-        <w:t>an</w:t>
+        <w:t xml:space="preserve">thường </w:t>
+      </w:r>
+      <w:r>
+        <w:rPr>
+          <w:rFonts w:ascii="Times New Roman" w:eastAsia="Times New Roman" w:hAnsi="Times New Roman" w:cs="Times New Roman"/>
+          <w:sz w:val="24"/>
+          <w:szCs w:val="24"/>
+          <w:highlight w:val="yellow"/>
+        </w:rPr>
+        <w:t xml:space="preserve"> có</w:t>
       </w:r>
       <w:proofErr w:type="gramEnd"/>
       <w:r>
@@ -433,7 +451,7 @@
           <w:szCs w:val="24"/>
           <w:highlight w:val="yellow"/>
         </w:rPr>
-        <w:t xml:space="preserve"> toàn tránh việc Hakcer khai thác lỗ hổng để cài mà độc xâm nhập. Tuy nhiên là bootloader của e chỉ mới làm được tính năng cập nhật firmware mà thôi.</w:t>
+        <w:t xml:space="preserve"> 2 chức năng chính là cập nhật firmware và đảm bảo bảo mật để firmware an toàn tránh việc Hakcer khai thác lỗ hổng để cài mà độc xâm nhập. Tuy nhiên là bootloader của e chỉ mới làm được tính năng cập nhật firmware mà thôi.</w:t>
       </w:r>
     </w:p>
     <w:p>
@@ -561,7 +579,16 @@
           <w:szCs w:val="24"/>
           <w:lang w:val="en-GB"/>
         </w:rPr>
-        <w:t xml:space="preserve"> một Bootloader cho </w:t>
+        <w:t xml:space="preserve"> một chương trình cập nhật firmware</w:t>
+      </w:r>
+      <w:r>
+        <w:rPr>
+          <w:rFonts w:ascii="Times New Roman" w:eastAsia="Times New Roman" w:hAnsi="Times New Roman" w:cs="Times New Roman"/>
+          <w:sz w:val="24"/>
+          <w:szCs w:val="24"/>
+          <w:lang w:val="en-GB"/>
+        </w:rPr>
+        <w:t xml:space="preserve"> cho </w:t>
       </w:r>
       <w:proofErr w:type="gramStart"/>
       <w:r>
@@ -581,27 +608,44 @@
           <w:szCs w:val="24"/>
           <w:lang w:val="en-GB"/>
         </w:rPr>
-        <w:t xml:space="preserve"> điều khiển. Mục đích của Bootloader là cho phép cập nhật firmware sau khi thiết bị đã được triển khai ngoài thực tế mà không cần sử dụng debugger hay kit nạp.</w:t>
-      </w:r>
-    </w:p>
-    <w:p>
-      <w:pPr>
+        <w:t xml:space="preserve"> điều khiển. Mục đích của là cho phép cập nhật firmware sau khi thiết bị đã được triển khai ngoài thực tế mà không cần sử dụng debugger hay kit nạp.</w:t>
+      </w:r>
+      <w:r>
         <w:rPr>
           <w:rFonts w:ascii="Times New Roman" w:eastAsia="Times New Roman" w:hAnsi="Times New Roman" w:cs="Times New Roman"/>
           <w:sz w:val="24"/>
           <w:szCs w:val="24"/>
           <w:lang w:val="en-GB"/>
         </w:rPr>
-      </w:pPr>
-      <w:r>
+        <w:t xml:space="preserve"> </w:t>
+      </w:r>
+    </w:p>
+    <w:p>
+      <w:pPr>
+        <w:rPr>
+          <w:rFonts w:ascii="Times New Roman" w:eastAsia="Times New Roman" w:hAnsi="Times New Roman" w:cs="Times New Roman"/>
+          <w:sz w:val="24"/>
+          <w:szCs w:val="24"/>
+        </w:rPr>
+      </w:pPr>
+      <w:r>
+        <w:rPr>
+          <w:rFonts w:ascii="Times New Roman" w:eastAsia="Times New Roman" w:hAnsi="Times New Roman" w:cs="Times New Roman"/>
+          <w:sz w:val="24"/>
+          <w:szCs w:val="24"/>
+        </w:rPr>
+        <w:t>Tổ chức bộ nhớ flash sẽ được chai làm 2 phần, phần thứ nhất chứa chường trình cập nhật firmware kích thước tối đa 48kB, phần còn lại là chưa chương trình ứng dụng</w:t>
+      </w:r>
+    </w:p>
+    <w:p>
+      <w:pPr>
         <w:rPr>
           <w:rFonts w:ascii="Times New Roman" w:eastAsia="Times New Roman" w:hAnsi="Times New Roman" w:cs="Times New Roman"/>
           <w:sz w:val="24"/>
           <w:szCs w:val="24"/>
           <w:lang w:val="en-GB"/>
         </w:rPr>
-        <w:t>Thông thường, Bootloader</w:t>
-      </w:r>
+      </w:pPr>
       <w:r>
         <w:rPr>
           <w:rFonts w:ascii="Times New Roman" w:eastAsia="Times New Roman" w:hAnsi="Times New Roman" w:cs="Times New Roman"/>
@@ -609,7 +653,25 @@
           <w:szCs w:val="24"/>
           <w:lang w:val="en-GB"/>
         </w:rPr>
-        <w:t xml:space="preserve"> trên </w:t>
+        <w:t>S</w:t>
+      </w:r>
+      <w:r>
+        <w:rPr>
+          <w:rFonts w:ascii="Times New Roman" w:eastAsia="Times New Roman" w:hAnsi="Times New Roman" w:cs="Times New Roman"/>
+          <w:sz w:val="24"/>
+          <w:szCs w:val="24"/>
+          <w:lang w:val="en-GB"/>
+        </w:rPr>
+        <w:t>au khi MCU khởi động, chương trình cập nhật firmware</w:t>
+      </w:r>
+      <w:r>
+        <w:rPr>
+          <w:rFonts w:ascii="Times New Roman" w:eastAsia="Times New Roman" w:hAnsi="Times New Roman" w:cs="Times New Roman"/>
+          <w:sz w:val="24"/>
+          <w:szCs w:val="24"/>
+          <w:lang w:val="en-GB"/>
+        </w:rPr>
+        <w:t xml:space="preserve"> là chương trình đầu tiên được thực thi. </w:t>
       </w:r>
       <w:proofErr w:type="gramStart"/>
       <w:r>
@@ -619,7 +681,7 @@
           <w:szCs w:val="24"/>
           <w:lang w:val="en-GB"/>
         </w:rPr>
-        <w:t>vi</w:t>
+        <w:t>chương</w:t>
       </w:r>
       <w:proofErr w:type="gramEnd"/>
       <w:r>
@@ -629,7 +691,7 @@
           <w:szCs w:val="24"/>
           <w:lang w:val="en-GB"/>
         </w:rPr>
-        <w:t xml:space="preserve"> điều khiển</w:t>
+        <w:t xml:space="preserve"> trình cập nhật firmware</w:t>
       </w:r>
       <w:r>
         <w:rPr>
@@ -638,18 +700,17 @@
           <w:szCs w:val="24"/>
           <w:lang w:val="en-GB"/>
         </w:rPr>
-        <w:t xml:space="preserve"> có hai chức năng chính: cập nhật firmware và đảm bảo tính bảo mật của quá trình cập nhật, ví dụ như xác thực firmware hoặc chống sửa đổi trái phép. Trong project của em, em mới triển khai chức năng cập nhật firmware.</w:t>
-      </w:r>
-    </w:p>
-    <w:p>
-      <w:pPr>
+        <w:t xml:space="preserve"> sẽ khởi tạo các tài nguyên cần thiết như clock và UART, sau đó kiểm tra xem vùng Flash của Application có chứa firmware hợp lệ hay không. Nếu firmware hợp lệ và không có yêu cầu cập nhật</w:t>
+      </w:r>
+      <w:r>
         <w:rPr>
           <w:rFonts w:ascii="Times New Roman" w:eastAsia="Times New Roman" w:hAnsi="Times New Roman" w:cs="Times New Roman"/>
           <w:sz w:val="24"/>
           <w:szCs w:val="24"/>
           <w:lang w:val="en-GB"/>
         </w:rPr>
-      </w:pPr>
+        <w:t xml:space="preserve"> trong khoảng 3 giây, Chương trình cập nhật firmware</w:t>
+      </w:r>
       <w:r>
         <w:rPr>
           <w:rFonts w:ascii="Times New Roman" w:eastAsia="Times New Roman" w:hAnsi="Times New Roman" w:cs="Times New Roman"/>
@@ -657,7 +718,7 @@
           <w:szCs w:val="24"/>
           <w:lang w:val="en-GB"/>
         </w:rPr>
-        <w:t>Sau khi MCU khởi động, Bootloader là chương trình đầu tiên được thực thi. Bootloader sẽ khởi tạo các tài nguyên cần thiết như clock và UART, sau đó kiểm tra xem vùng Flash của Application có chứa firmware hợp lệ hay không. Nếu firmware hợp lệ và không có yêu cầu cập nhật trong khoảng 3 giây, Bootloader sẽ chuyển quyền thực thi sang Application. Ngược lại, nếu</w:t>
+        <w:t xml:space="preserve"> sẽ chuyển quyền thực thi sang Application. Ngược lại, nếu</w:t>
       </w:r>
       <w:r>
         <w:rPr>
@@ -675,68 +736,196 @@
           <w:szCs w:val="24"/>
           <w:lang w:val="en-GB"/>
         </w:rPr>
+        <w:t>nhận được lệnh cập nh</w:t>
+      </w:r>
+      <w:r>
+        <w:rPr>
+          <w:rFonts w:ascii="Times New Roman" w:eastAsia="Times New Roman" w:hAnsi="Times New Roman" w:cs="Times New Roman"/>
+          <w:sz w:val="24"/>
+          <w:szCs w:val="24"/>
+          <w:lang w:val="en-GB"/>
+        </w:rPr>
+        <w:t xml:space="preserve">ật từ PC qua UART </w:t>
+      </w:r>
+      <w:proofErr w:type="gramStart"/>
+      <w:r>
+        <w:rPr>
+          <w:rFonts w:ascii="Times New Roman" w:eastAsia="Times New Roman" w:hAnsi="Times New Roman" w:cs="Times New Roman"/>
+          <w:sz w:val="24"/>
+          <w:szCs w:val="24"/>
+          <w:lang w:val="en-GB"/>
+        </w:rPr>
+        <w:t xml:space="preserve">thì </w:t>
+      </w:r>
+      <w:r>
+        <w:rPr>
+          <w:rFonts w:ascii="Times New Roman" w:eastAsia="Times New Roman" w:hAnsi="Times New Roman" w:cs="Times New Roman"/>
+          <w:sz w:val="24"/>
+          <w:szCs w:val="24"/>
+          <w:lang w:val="en-GB"/>
+        </w:rPr>
+        <w:t xml:space="preserve"> sẽ</w:t>
+      </w:r>
+      <w:proofErr w:type="gramEnd"/>
+      <w:r>
+        <w:rPr>
+          <w:rFonts w:ascii="Times New Roman" w:eastAsia="Times New Roman" w:hAnsi="Times New Roman" w:cs="Times New Roman"/>
+          <w:sz w:val="24"/>
+          <w:szCs w:val="24"/>
+          <w:lang w:val="en-GB"/>
+        </w:rPr>
+        <w:t xml:space="preserve"> xử lý các lệnh như PING, READ và WRITE để thực hiện cập nhật firmware."</w:t>
+      </w:r>
+    </w:p>
+    <w:p>
+      <w:pPr>
+        <w:rPr>
+          <w:rFonts w:ascii="Times New Roman" w:eastAsia="Times New Roman" w:hAnsi="Times New Roman" w:cs="Times New Roman"/>
+          <w:sz w:val="24"/>
+          <w:szCs w:val="24"/>
+          <w:lang w:val="en-GB"/>
+        </w:rPr>
+      </w:pPr>
+      <w:r>
+        <w:rPr>
+          <w:rFonts w:ascii="Times New Roman" w:eastAsia="Times New Roman" w:hAnsi="Times New Roman" w:cs="Times New Roman"/>
+          <w:sz w:val="24"/>
+          <w:szCs w:val="24"/>
+          <w:lang w:val="en-GB"/>
+        </w:rPr>
         <w:lastRenderedPageBreak/>
-        <w:t>nhận được lệnh cập nhật từ PC qua UART thì Bootloader sẽ xử lý các lệnh như PING, READ và WRITE để thực hiện cập nhật firmware."</w:t>
-      </w:r>
-    </w:p>
-    <w:p>
-      <w:pPr>
-        <w:rPr>
-          <w:rFonts w:ascii="Times New Roman" w:eastAsia="Times New Roman" w:hAnsi="Times New Roman" w:cs="Times New Roman"/>
-          <w:sz w:val="24"/>
-          <w:szCs w:val="24"/>
-        </w:rPr>
-      </w:pPr>
-    </w:p>
-    <w:p>
-      <w:pPr>
-        <w:rPr>
-          <w:rFonts w:ascii="Times New Roman" w:eastAsia="Times New Roman" w:hAnsi="Times New Roman" w:cs="Times New Roman"/>
-          <w:sz w:val="24"/>
-          <w:szCs w:val="24"/>
-        </w:rPr>
-      </w:pPr>
-    </w:p>
-    <w:p>
-      <w:pPr>
-        <w:rPr>
-          <w:rFonts w:ascii="Times New Roman" w:eastAsia="Times New Roman" w:hAnsi="Times New Roman" w:cs="Times New Roman"/>
-          <w:sz w:val="24"/>
-          <w:szCs w:val="24"/>
-        </w:rPr>
-      </w:pPr>
-      <w:r>
-        <w:rPr>
-          <w:rFonts w:ascii="Times New Roman" w:eastAsia="Times New Roman" w:hAnsi="Times New Roman" w:cs="Times New Roman"/>
-          <w:sz w:val="24"/>
-          <w:szCs w:val="24"/>
-        </w:rPr>
-        <w:t>Việc thực hiện chuyển từ bootloader sang app bẳng cách:</w:t>
-      </w:r>
-    </w:p>
-    <w:p>
-      <w:pPr>
-        <w:rPr>
-          <w:rFonts w:ascii="Times New Roman" w:eastAsia="Times New Roman" w:hAnsi="Times New Roman" w:cs="Times New Roman"/>
-          <w:sz w:val="24"/>
-          <w:szCs w:val="24"/>
-        </w:rPr>
-      </w:pPr>
-      <w:r>
-        <w:rPr>
-          <w:rFonts w:ascii="Times New Roman" w:eastAsia="Times New Roman" w:hAnsi="Times New Roman" w:cs="Times New Roman"/>
-          <w:sz w:val="24"/>
-          <w:szCs w:val="24"/>
-        </w:rPr>
-        <w:t>Tổ chức bộ nhớ flash</w:t>
-      </w:r>
-      <w:r>
-        <w:rPr>
-          <w:rFonts w:ascii="Times New Roman" w:eastAsia="Times New Roman" w:hAnsi="Times New Roman" w:cs="Times New Roman"/>
-          <w:sz w:val="24"/>
-          <w:szCs w:val="24"/>
-        </w:rPr>
-        <w:t xml:space="preserve"> sẽ được chai làm 2 phần, phần thứ nhất chứa chường trình bootloader kích thước tối đa 48kB, phần còn lại là chưa chương trình ứng dụng</w:t>
+        <w:t>File firmware cần được chia thành những gói tin nhỏ bao gồm các byte SOF, Length, CMD</w:t>
+      </w:r>
+      <w:proofErr w:type="gramStart"/>
+      <w:r>
+        <w:rPr>
+          <w:rFonts w:ascii="Times New Roman" w:eastAsia="Times New Roman" w:hAnsi="Times New Roman" w:cs="Times New Roman"/>
+          <w:sz w:val="24"/>
+          <w:szCs w:val="24"/>
+          <w:lang w:val="en-GB"/>
+        </w:rPr>
+        <w:t>,DATA,CRC</w:t>
+      </w:r>
+      <w:proofErr w:type="gramEnd"/>
+      <w:r>
+        <w:rPr>
+          <w:rFonts w:ascii="Times New Roman" w:eastAsia="Times New Roman" w:hAnsi="Times New Roman" w:cs="Times New Roman"/>
+          <w:sz w:val="24"/>
+          <w:szCs w:val="24"/>
+          <w:lang w:val="en-GB"/>
+        </w:rPr>
+        <w:t xml:space="preserve">… để gửi cho MCU qua uart, chương trình cập nhật firmware sẽ nhật và ghi chúng vào vùng nhớ của chương trình ứng dụng chính của thiết bị đó. </w:t>
+      </w:r>
+    </w:p>
+    <w:p>
+      <w:pPr>
+        <w:rPr>
+          <w:rFonts w:ascii="Times New Roman" w:eastAsia="Times New Roman" w:hAnsi="Times New Roman" w:cs="Times New Roman"/>
+          <w:sz w:val="24"/>
+          <w:szCs w:val="24"/>
+        </w:rPr>
+      </w:pPr>
+      <w:r>
+        <w:rPr>
+          <w:rFonts w:ascii="Times New Roman" w:eastAsia="Times New Roman" w:hAnsi="Times New Roman" w:cs="Times New Roman"/>
+          <w:noProof/>
+          <w:sz w:val="24"/>
+          <w:szCs w:val="24"/>
+        </w:rPr>
+        <w:drawing>
+          <wp:inline distT="0" distB="0" distL="0" distR="0" wp14:anchorId="632C6C86" wp14:editId="61413C68">
+            <wp:extent cx="3192472" cy="2749074"/>
+            <wp:effectExtent l="0" t="0" r="8255" b="0"/>
+            <wp:docPr id="5" name="Picture 5"/>
+            <wp:cNvGraphicFramePr>
+              <a:graphicFrameLocks xmlns:a="http://schemas.openxmlformats.org/drawingml/2006/main" noChangeAspect="1"/>
+            </wp:cNvGraphicFramePr>
+            <a:graphic xmlns:a="http://schemas.openxmlformats.org/drawingml/2006/main">
+              <a:graphicData uri="http://schemas.openxmlformats.org/drawingml/2006/picture">
+                <pic:pic xmlns:pic="http://schemas.openxmlformats.org/drawingml/2006/picture">
+                  <pic:nvPicPr>
+                    <pic:cNvPr id="1" name=""/>
+                    <pic:cNvPicPr/>
+                  </pic:nvPicPr>
+                  <pic:blipFill>
+                    <a:blip r:embed="rId6"/>
+                    <a:stretch>
+                      <a:fillRect/>
+                    </a:stretch>
+                  </pic:blipFill>
+                  <pic:spPr>
+                    <a:xfrm>
+                      <a:off x="0" y="0"/>
+                      <a:ext cx="3202608" cy="2757802"/>
+                    </a:xfrm>
+                    <a:prstGeom prst="rect">
+                      <a:avLst/>
+                    </a:prstGeom>
+                  </pic:spPr>
+                </pic:pic>
+              </a:graphicData>
+            </a:graphic>
+          </wp:inline>
+        </w:drawing>
+      </w:r>
+    </w:p>
+    <w:p>
+      <w:pPr>
+        <w:rPr>
+          <w:rFonts w:ascii="Times New Roman" w:eastAsia="Times New Roman" w:hAnsi="Times New Roman" w:cs="Times New Roman"/>
+          <w:sz w:val="24"/>
+          <w:szCs w:val="24"/>
+        </w:rPr>
+      </w:pPr>
+      <w:r>
+        <w:rPr>
+          <w:rFonts w:ascii="Times New Roman" w:eastAsia="Times New Roman" w:hAnsi="Times New Roman" w:cs="Times New Roman"/>
+          <w:sz w:val="24"/>
+          <w:szCs w:val="24"/>
+        </w:rPr>
+        <w:t>240 byte payload + 4 byte addr</w:t>
+      </w:r>
+    </w:p>
+    <w:p>
+      <w:pPr>
+        <w:rPr>
+          <w:rFonts w:ascii="Times New Roman" w:eastAsia="Times New Roman" w:hAnsi="Times New Roman" w:cs="Times New Roman"/>
+          <w:sz w:val="24"/>
+          <w:szCs w:val="24"/>
+        </w:rPr>
+      </w:pPr>
+    </w:p>
+    <w:p>
+      <w:pPr>
+        <w:rPr>
+          <w:rFonts w:ascii="Times New Roman" w:eastAsia="Times New Roman" w:hAnsi="Times New Roman" w:cs="Times New Roman"/>
+          <w:sz w:val="24"/>
+          <w:szCs w:val="24"/>
+        </w:rPr>
+      </w:pPr>
+      <w:r>
+        <w:rPr>
+          <w:rFonts w:ascii="Times New Roman" w:eastAsia="Times New Roman" w:hAnsi="Times New Roman" w:cs="Times New Roman"/>
+          <w:sz w:val="24"/>
+          <w:szCs w:val="24"/>
+        </w:rPr>
+        <w:t xml:space="preserve">Việc thực </w:t>
+      </w:r>
+      <w:r>
+        <w:rPr>
+          <w:rFonts w:ascii="Times New Roman" w:eastAsia="Times New Roman" w:hAnsi="Times New Roman" w:cs="Times New Roman"/>
+          <w:sz w:val="24"/>
+          <w:szCs w:val="24"/>
+        </w:rPr>
+        <w:t>hiện chuyển từ cập nhật firmware</w:t>
+      </w:r>
+      <w:r>
+        <w:rPr>
+          <w:rFonts w:ascii="Times New Roman" w:eastAsia="Times New Roman" w:hAnsi="Times New Roman" w:cs="Times New Roman"/>
+          <w:sz w:val="24"/>
+          <w:szCs w:val="24"/>
+        </w:rPr>
+        <w:t xml:space="preserve"> sang app bẳng cách:</w:t>
       </w:r>
     </w:p>
     <w:p>
@@ -1200,6 +1389,7 @@
           <w:szCs w:val="24"/>
           <w:highlight w:val="yellow"/>
         </w:rPr>
+        <w:lastRenderedPageBreak/>
         <w:t>C</w:t>
       </w:r>
       <w:r>
@@ -1300,7 +1490,23 @@
           <w:sz w:val="24"/>
           <w:szCs w:val="24"/>
         </w:rPr>
-        <w:t>Cách phát hiện là: thử 2 TH: TH dùng tool để nạp code app và TH dung bootloader để ghi sau đó đọc ra 2 file binary riêng biệt gửi về bằng uart và so sánh 2 file.</w:t>
+        <w:t>Cách phát hiện là: thử 2 TH: TH dùng tool để nạ</w:t>
+      </w:r>
+      <w:r>
+        <w:rPr>
+          <w:rFonts w:ascii="Times New Roman" w:eastAsia="Times New Roman" w:hAnsi="Times New Roman" w:cs="Times New Roman"/>
+          <w:sz w:val="24"/>
+          <w:szCs w:val="24"/>
+        </w:rPr>
+        <w:t>p code app và TH dung chương trình cập nhật firmware</w:t>
+      </w:r>
+      <w:r>
+        <w:rPr>
+          <w:rFonts w:ascii="Times New Roman" w:eastAsia="Times New Roman" w:hAnsi="Times New Roman" w:cs="Times New Roman"/>
+          <w:sz w:val="24"/>
+          <w:szCs w:val="24"/>
+        </w:rPr>
+        <w:t xml:space="preserve"> để ghi sau đó đọc ra 2 file binary riêng biệt gửi về bằng uart và so sánh 2 file.</w:t>
       </w:r>
     </w:p>
     <w:p>
@@ -1312,23 +1518,12 @@
           <w:szCs w:val="24"/>
         </w:rPr>
       </w:pPr>
-    </w:p>
-    <w:p>
-      <w:pPr>
-        <w:pStyle w:val="ListParagraph"/>
-        <w:rPr>
-          <w:rFonts w:ascii="Times New Roman" w:eastAsia="Times New Roman" w:hAnsi="Times New Roman" w:cs="Times New Roman"/>
-          <w:sz w:val="24"/>
-          <w:szCs w:val="24"/>
-        </w:rPr>
-      </w:pPr>
-      <w:r>
-        <w:rPr>
-          <w:rFonts w:ascii="Times New Roman" w:eastAsia="Times New Roman" w:hAnsi="Times New Roman" w:cs="Times New Roman"/>
-          <w:sz w:val="24"/>
-          <w:szCs w:val="24"/>
-        </w:rPr>
-        <w:lastRenderedPageBreak/>
+      <w:r>
+        <w:rPr>
+          <w:rFonts w:ascii="Times New Roman" w:eastAsia="Times New Roman" w:hAnsi="Times New Roman" w:cs="Times New Roman"/>
+          <w:sz w:val="24"/>
+          <w:szCs w:val="24"/>
+        </w:rPr>
         <w:t>"Em căn chỉnh địa chỉ về biên 16 byte</w:t>
       </w:r>
       <w:r>
@@ -1356,15 +1551,6 @@
           <w:szCs w:val="24"/>
         </w:rPr>
       </w:pPr>
-    </w:p>
-    <w:p>
-      <w:pPr>
-        <w:rPr>
-          <w:rFonts w:ascii="Times New Roman" w:eastAsia="Times New Roman" w:hAnsi="Times New Roman" w:cs="Times New Roman"/>
-          <w:sz w:val="24"/>
-          <w:szCs w:val="24"/>
-        </w:rPr>
-      </w:pPr>
       <w:r>
         <w:rPr>
           <w:rFonts w:ascii="Times New Roman" w:eastAsia="Times New Roman" w:hAnsi="Times New Roman" w:cs="Times New Roman"/>
@@ -1398,6 +1584,77 @@
           <w:szCs w:val="24"/>
         </w:rPr>
       </w:pPr>
+    </w:p>
+    <w:p>
+      <w:pPr>
+        <w:rPr>
+          <w:rFonts w:ascii="Times New Roman" w:eastAsia="Times New Roman" w:hAnsi="Times New Roman" w:cs="Times New Roman"/>
+          <w:sz w:val="24"/>
+          <w:szCs w:val="24"/>
+        </w:rPr>
+      </w:pPr>
+      <w:r>
+        <w:rPr>
+          <w:rFonts w:ascii="Times New Roman" w:eastAsia="Times New Roman" w:hAnsi="Times New Roman" w:cs="Times New Roman"/>
+          <w:sz w:val="24"/>
+          <w:szCs w:val="24"/>
+        </w:rPr>
+        <w:t xml:space="preserve">Lí do chọn data là 244 </w:t>
+      </w:r>
+      <w:proofErr w:type="gramStart"/>
+      <w:r>
+        <w:rPr>
+          <w:rFonts w:ascii="Times New Roman" w:eastAsia="Times New Roman" w:hAnsi="Times New Roman" w:cs="Times New Roman"/>
+          <w:sz w:val="24"/>
+          <w:szCs w:val="24"/>
+        </w:rPr>
+        <w:t>byte ?</w:t>
+      </w:r>
+      <w:proofErr w:type="gramEnd"/>
+    </w:p>
+    <w:p>
+      <w:pPr>
+        <w:rPr>
+          <w:rFonts w:ascii="Times New Roman" w:eastAsia="Times New Roman" w:hAnsi="Times New Roman" w:cs="Times New Roman"/>
+          <w:sz w:val="24"/>
+          <w:szCs w:val="24"/>
+        </w:rPr>
+      </w:pPr>
+      <w:r>
+        <w:rPr>
+          <w:rFonts w:ascii="Times New Roman" w:eastAsia="Times New Roman" w:hAnsi="Times New Roman" w:cs="Times New Roman"/>
+          <w:sz w:val="24"/>
+          <w:szCs w:val="24"/>
+        </w:rPr>
+        <w:t>Do phần cứng mỗi lần ghi xuống phần cứng là 16 byte để đảm bảo việc ghi đúng, data mỗi packet của em cần chia hết cho 16, thên nữa là có thêm 4 byte địa chỉ trong mỗi packet, nên em chọn 240 + 4 là 244 byte là tối đa cho việc sử dụng 1 byte length.</w:t>
+      </w:r>
+    </w:p>
+    <w:p>
+      <w:r>
+        <w:t xml:space="preserve">Em cũng có cân nhắc việc sử dụng Length 2 byte để tăng kích thước packet. Tuy nhiên mục tiêu của project là cập nhật firmware khoảng 600 kB qua UART. </w:t>
+      </w:r>
+      <w:r>
+        <w:t>Việc tăng kích thước packet không giúp rút ngắn thời gian cập nhật firmware nhiều vì UART vẫn truyền dữ liệu tuần tự từng byte. Ngược lại, nếu một packet bị lỗ</w:t>
+      </w:r>
+      <w:r>
+        <w:t xml:space="preserve">i </w:t>
+      </w:r>
+      <w:r>
+        <w:t>thì sẽ phải truyền lại nhiều dữ liệu hơn, làm tăng thời gian cập nhật nên em chon 1 byte length.</w:t>
+      </w:r>
+    </w:p>
+    <w:p/>
+    <w:p>
+      <w:pPr>
+        <w:rPr>
+          <w:rFonts w:ascii="Times New Roman" w:eastAsia="Times New Roman" w:hAnsi="Times New Roman" w:cs="Times New Roman"/>
+          <w:sz w:val="24"/>
+          <w:szCs w:val="24"/>
+        </w:rPr>
+      </w:pPr>
+      <w:r>
+        <w:t>240 byte là kích thước lớn nhất em có thể sử dụng trong giới hạn 1 byte Length sau khi trừ 4 byte địa chỉ, đồng thời vẫn đảm bảo dữ liệu firmware chia hết cho 16 byte để phù hợp với yêu cầu ghi Flash</w:t>
+      </w:r>
     </w:p>
     <w:p>
       <w:pPr>
@@ -1431,7 +1688,7 @@
                     <pic:cNvPicPr/>
                   </pic:nvPicPr>
                   <pic:blipFill>
-                    <a:blip r:embed="rId5"/>
+                    <a:blip r:embed="rId7"/>
                     <a:stretch>
                       <a:fillRect/>
                     </a:stretch>
@@ -1468,6 +1725,7 @@
           <w:sz w:val="24"/>
           <w:szCs w:val="24"/>
         </w:rPr>
+        <w:lastRenderedPageBreak/>
         <w:drawing>
           <wp:inline distT="0" distB="0" distL="0" distR="0" wp14:anchorId="1A185F50" wp14:editId="60A3FB34">
             <wp:extent cx="3430322" cy="1829907"/>
@@ -1484,7 +1742,7 @@
                     <pic:cNvPicPr/>
                   </pic:nvPicPr>
                   <pic:blipFill>
-                    <a:blip r:embed="rId6"/>
+                    <a:blip r:embed="rId8"/>
                     <a:stretch>
                       <a:fillRect/>
                     </a:stretch>
@@ -1517,6 +1775,7 @@
       <w:r>
         <w:rPr>
           <w:rFonts w:ascii="Times New Roman" w:eastAsia="Times New Roman" w:hAnsi="Times New Roman" w:cs="Times New Roman"/>
+          <w:noProof/>
           <w:sz w:val="24"/>
           <w:szCs w:val="24"/>
         </w:rPr>
@@ -1525,442 +1784,6 @@
             <wp:extent cx="2505425" cy="1286054"/>
             <wp:effectExtent l="0" t="0" r="9525" b="0"/>
             <wp:docPr id="4" name="Picture 4"/>
-            <wp:cNvGraphicFramePr>
-              <a:graphicFrameLocks xmlns:a="http://schemas.openxmlformats.org/drawingml/2006/main" noChangeAspect="1"/>
-            </wp:cNvGraphicFramePr>
-            <a:graphic xmlns:a="http://schemas.openxmlformats.org/drawingml/2006/main">
-              <a:graphicData uri="http://schemas.openxmlformats.org/drawingml/2006/picture">
-                <pic:pic xmlns:pic="http://schemas.openxmlformats.org/drawingml/2006/picture">
-                  <pic:nvPicPr>
-                    <pic:cNvPr id="1" name=""/>
-                    <pic:cNvPicPr/>
-                  </pic:nvPicPr>
-                  <pic:blipFill>
-                    <a:blip r:embed="rId7"/>
-                    <a:stretch>
-                      <a:fillRect/>
-                    </a:stretch>
-                  </pic:blipFill>
-                  <pic:spPr>
-                    <a:xfrm>
-                      <a:off x="0" y="0"/>
-                      <a:ext cx="2505425" cy="1286054"/>
-                    </a:xfrm>
-                    <a:prstGeom prst="rect">
-                      <a:avLst/>
-                    </a:prstGeom>
-                  </pic:spPr>
-                </pic:pic>
-              </a:graphicData>
-            </a:graphic>
-          </wp:inline>
-        </w:drawing>
-      </w:r>
-    </w:p>
-    <w:p>
-      <w:pPr>
-        <w:rPr>
-          <w:rFonts w:ascii="Times New Roman" w:eastAsia="Times New Roman" w:hAnsi="Times New Roman" w:cs="Times New Roman"/>
-          <w:sz w:val="24"/>
-          <w:szCs w:val="24"/>
-        </w:rPr>
-      </w:pPr>
-      <w:r>
-        <w:rPr>
-          <w:rFonts w:ascii="Times New Roman" w:eastAsia="Times New Roman" w:hAnsi="Times New Roman" w:cs="Times New Roman"/>
-          <w:sz w:val="24"/>
-          <w:szCs w:val="24"/>
-        </w:rPr>
-        <w:t>Trình bày project CSP protocol?</w:t>
-      </w:r>
-    </w:p>
-    <w:p>
-      <w:pPr>
-        <w:rPr>
-          <w:rFonts w:ascii="Times New Roman" w:eastAsia="Times New Roman" w:hAnsi="Times New Roman" w:cs="Times New Roman"/>
-          <w:sz w:val="24"/>
-          <w:szCs w:val="24"/>
-        </w:rPr>
-      </w:pPr>
-      <w:r>
-        <w:rPr>
-          <w:rFonts w:ascii="Times New Roman" w:eastAsia="Times New Roman" w:hAnsi="Times New Roman" w:cs="Times New Roman"/>
-          <w:sz w:val="24"/>
-          <w:szCs w:val="24"/>
-        </w:rPr>
-        <w:t>Trong một hệ thống</w:t>
-      </w:r>
-      <w:r>
-        <w:rPr>
-          <w:rFonts w:ascii="Times New Roman" w:eastAsia="Times New Roman" w:hAnsi="Times New Roman" w:cs="Times New Roman"/>
-          <w:sz w:val="24"/>
-          <w:szCs w:val="24"/>
-        </w:rPr>
-        <w:t xml:space="preserve"> có nhiều node</w:t>
-      </w:r>
-      <w:r>
-        <w:rPr>
-          <w:rFonts w:ascii="Times New Roman" w:eastAsia="Times New Roman" w:hAnsi="Times New Roman" w:cs="Times New Roman"/>
-          <w:sz w:val="24"/>
-          <w:szCs w:val="24"/>
-        </w:rPr>
-        <w:t xml:space="preserve"> cần trao đổi dữ liệu với nhau. Các node này có thể được kết nối bằng nhiều loại bus khác nhau như UART, CAN hay I2C, và để đến được node đích thì đôi khi packet phải đi qua một hoặc nhiều node trung gian. CSP được dùng để giải quyết bài toán này. Khi </w:t>
-      </w:r>
-      <w:r>
-        <w:rPr>
-          <w:rFonts w:ascii="Times New Roman" w:eastAsia="Times New Roman" w:hAnsi="Times New Roman" w:cs="Times New Roman"/>
-          <w:sz w:val="24"/>
-          <w:szCs w:val="24"/>
-        </w:rPr>
-        <w:t>cần gửi dữ liệu</w:t>
-      </w:r>
-      <w:proofErr w:type="gramStart"/>
-      <w:r>
-        <w:rPr>
-          <w:rFonts w:ascii="Times New Roman" w:eastAsia="Times New Roman" w:hAnsi="Times New Roman" w:cs="Times New Roman"/>
-          <w:sz w:val="24"/>
-          <w:szCs w:val="24"/>
-        </w:rPr>
-        <w:t>,  chỉ</w:t>
-      </w:r>
-      <w:proofErr w:type="gramEnd"/>
-      <w:r>
-        <w:rPr>
-          <w:rFonts w:ascii="Times New Roman" w:eastAsia="Times New Roman" w:hAnsi="Times New Roman" w:cs="Times New Roman"/>
-          <w:sz w:val="24"/>
-          <w:szCs w:val="24"/>
-        </w:rPr>
-        <w:t xml:space="preserve"> cần chỉ định Node đích</w:t>
-      </w:r>
-      <w:r>
-        <w:rPr>
-          <w:rFonts w:ascii="Times New Roman" w:eastAsia="Times New Roman" w:hAnsi="Times New Roman" w:cs="Times New Roman"/>
-          <w:sz w:val="24"/>
-          <w:szCs w:val="24"/>
-        </w:rPr>
-        <w:t>. CSP sẽ tự tạo packet, tra cứu routing để quyết định chuyển packet qua interface nào, sau đó truyền qua các node trung gian nếu cần cho đến khi tới đúng node</w:t>
-      </w:r>
-      <w:r>
-        <w:rPr>
-          <w:rFonts w:ascii="Times New Roman" w:eastAsia="Times New Roman" w:hAnsi="Times New Roman" w:cs="Times New Roman"/>
-          <w:sz w:val="24"/>
-          <w:szCs w:val="24"/>
-          <w:highlight w:val="yellow"/>
-        </w:rPr>
-        <w:t>. Nhờ vậy tầng ứng dụng không phải tự xử lý địa chỉ, routing hay chi tiết của từng giao thức truyền thông."</w:t>
-      </w:r>
-    </w:p>
-    <w:p>
-      <w:pPr>
-        <w:rPr>
-          <w:rFonts w:ascii="Times New Roman" w:eastAsia="Times New Roman" w:hAnsi="Times New Roman" w:cs="Times New Roman"/>
-          <w:sz w:val="24"/>
-          <w:szCs w:val="24"/>
-        </w:rPr>
-      </w:pPr>
-    </w:p>
-    <w:p>
-      <w:pPr>
-        <w:rPr>
-          <w:rFonts w:ascii="Times New Roman" w:eastAsia="Times New Roman" w:hAnsi="Times New Roman" w:cs="Times New Roman"/>
-          <w:sz w:val="24"/>
-          <w:szCs w:val="24"/>
-        </w:rPr>
-      </w:pPr>
-      <w:r>
-        <w:rPr>
-          <w:rFonts w:ascii="Times New Roman" w:eastAsia="Times New Roman" w:hAnsi="Times New Roman" w:cs="Times New Roman"/>
-          <w:sz w:val="24"/>
-          <w:szCs w:val="24"/>
-        </w:rPr>
-        <w:t xml:space="preserve">Giao thức này là 1 opensource có example nó chạy trên Linux, và nó cũng hỗ trợ cho CAN I2C UART và em triển khai nó trên vi điều khiển STM32 cho CAN UART. </w:t>
-      </w:r>
-    </w:p>
-    <w:p>
-      <w:pPr>
-        <w:rPr>
-          <w:rFonts w:ascii="Times New Roman" w:eastAsia="Times New Roman" w:hAnsi="Times New Roman" w:cs="Times New Roman"/>
-          <w:sz w:val="24"/>
-          <w:szCs w:val="24"/>
-        </w:rPr>
-      </w:pPr>
-      <w:r>
-        <w:rPr>
-          <w:rFonts w:ascii="Times New Roman" w:eastAsia="Times New Roman" w:hAnsi="Times New Roman" w:cs="Times New Roman"/>
-          <w:sz w:val="24"/>
-          <w:szCs w:val="24"/>
-        </w:rPr>
-        <w:t xml:space="preserve">Thì em đã triển khai lên 3 node, node 1 là laptop thông qua UART đến vđ STM32node2 và node này giao tiếp với node 3 cùng là STM32 qua CAN. Và em đã thwucj hiện lệnh ping từ node 1 </w:t>
-      </w:r>
-      <w:r>
-        <w:rPr>
-          <w:rFonts w:ascii="Times New Roman" w:eastAsia="Times New Roman" w:hAnsi="Times New Roman" w:cs="Times New Roman"/>
-          <w:sz w:val="24"/>
-          <w:szCs w:val="24"/>
-        </w:rPr>
-        <w:t xml:space="preserve">đến node 2 là 21 ms , node 1 </w:t>
-      </w:r>
-      <w:r>
-        <w:rPr>
-          <w:rFonts w:ascii="Times New Roman" w:eastAsia="Times New Roman" w:hAnsi="Times New Roman" w:cs="Times New Roman"/>
-          <w:sz w:val="24"/>
-          <w:szCs w:val="24"/>
-        </w:rPr>
-        <w:t xml:space="preserve">qua node 3 thì </w:t>
-      </w:r>
-      <w:r>
-        <w:rPr>
-          <w:rFonts w:ascii="Times New Roman" w:eastAsia="Times New Roman" w:hAnsi="Times New Roman" w:cs="Times New Roman"/>
-          <w:sz w:val="24"/>
-          <w:szCs w:val="24"/>
-        </w:rPr>
-        <w:t>47ms</w:t>
-      </w:r>
-    </w:p>
-    <w:p>
-      <w:pPr>
-        <w:rPr>
-          <w:rFonts w:ascii="Times New Roman" w:eastAsia="Times New Roman" w:hAnsi="Times New Roman" w:cs="Times New Roman"/>
-          <w:sz w:val="24"/>
-          <w:szCs w:val="24"/>
-        </w:rPr>
-      </w:pPr>
-    </w:p>
-    <w:p>
-      <w:pPr>
-        <w:rPr>
-          <w:rFonts w:ascii="Times New Roman" w:eastAsia="Times New Roman" w:hAnsi="Times New Roman" w:cs="Times New Roman"/>
-          <w:sz w:val="24"/>
-          <w:szCs w:val="24"/>
-        </w:rPr>
-      </w:pPr>
-      <w:r>
-        <w:rPr>
-          <w:rFonts w:ascii="Times New Roman" w:eastAsia="Times New Roman" w:hAnsi="Times New Roman" w:cs="Times New Roman"/>
-          <w:sz w:val="24"/>
-          <w:szCs w:val="24"/>
-        </w:rPr>
-        <w:t xml:space="preserve">Khó khăn, </w:t>
-      </w:r>
-      <w:r>
-        <w:rPr>
-          <w:rFonts w:ascii="Times New Roman" w:eastAsia="Times New Roman" w:hAnsi="Times New Roman" w:cs="Times New Roman"/>
-          <w:sz w:val="24"/>
-          <w:szCs w:val="24"/>
-        </w:rPr>
-        <w:t>Trong quá trình triển khai trên CAN, em gặp lỗi packet không tới được node nhận. Ban đầu em nghi ngờ routing hoặc driver CAN vì không có báo lỗi rõ ràng.</w:t>
-      </w:r>
-    </w:p>
-    <w:p>
-      <w:pPr>
-        <w:rPr>
-          <w:rFonts w:ascii="Times New Roman" w:eastAsia="Times New Roman" w:hAnsi="Times New Roman" w:cs="Times New Roman"/>
-          <w:sz w:val="24"/>
-          <w:szCs w:val="24"/>
-        </w:rPr>
-      </w:pPr>
-      <w:r>
-        <w:rPr>
-          <w:rFonts w:ascii="Times New Roman" w:eastAsia="Times New Roman" w:hAnsi="Times New Roman" w:cs="Times New Roman"/>
-          <w:sz w:val="24"/>
-          <w:szCs w:val="24"/>
-        </w:rPr>
-        <w:t>Em sử dụng</w:t>
-      </w:r>
-      <w:r>
-        <w:rPr>
-          <w:rFonts w:ascii="Times New Roman" w:eastAsia="Times New Roman" w:hAnsi="Times New Roman" w:cs="Times New Roman"/>
-          <w:sz w:val="24"/>
-          <w:szCs w:val="24"/>
-        </w:rPr>
-        <w:t xml:space="preserve"> USB</w:t>
-      </w:r>
-      <w:r>
-        <w:rPr>
-          <w:rFonts w:ascii="Times New Roman" w:eastAsia="Times New Roman" w:hAnsi="Times New Roman" w:cs="Times New Roman"/>
-          <w:sz w:val="24"/>
-          <w:szCs w:val="24"/>
-        </w:rPr>
-        <w:t xml:space="preserve"> CAN để theo dõi từng CAN frame trên bus, sau đó tự phát lại từng frame vào node nhận để kiểm tra quá trình ghép packet.</w:t>
-      </w:r>
-      <w:r>
-        <w:rPr>
-          <w:rFonts w:ascii="Times New Roman" w:eastAsia="Times New Roman" w:hAnsi="Times New Roman" w:cs="Times New Roman"/>
-          <w:sz w:val="24"/>
-          <w:szCs w:val="24"/>
-        </w:rPr>
-        <w:t xml:space="preserve"> </w:t>
-      </w:r>
-      <w:r>
-        <w:rPr>
-          <w:rFonts w:ascii="Times New Roman" w:eastAsia="Times New Roman" w:hAnsi="Times New Roman" w:cs="Times New Roman"/>
-          <w:sz w:val="24"/>
-          <w:szCs w:val="24"/>
-        </w:rPr>
-        <w:t>Sau khi so sánh dữ liệu giữa phía gửi và phía nhận, em phát hiện payload bị lệch 1 byte do em khai báo sai kích thước dữ liệu khi đóng gói packet. Sau khi sửa lại kích thước thì toàn bộ packet được nhận và xử lý đúng.</w:t>
-      </w:r>
-    </w:p>
-    <w:p>
-      <w:pPr>
-        <w:rPr>
-          <w:rFonts w:ascii="Times New Roman" w:eastAsia="Times New Roman" w:hAnsi="Times New Roman" w:cs="Times New Roman"/>
-          <w:sz w:val="24"/>
-          <w:szCs w:val="24"/>
-        </w:rPr>
-      </w:pPr>
-    </w:p>
-    <w:p>
-      <w:pPr>
-        <w:rPr>
-          <w:rFonts w:ascii="Times New Roman" w:eastAsia="Times New Roman" w:hAnsi="Times New Roman" w:cs="Times New Roman"/>
-          <w:sz w:val="24"/>
-          <w:szCs w:val="24"/>
-        </w:rPr>
-      </w:pPr>
-    </w:p>
-    <w:p>
-      <w:pPr>
-        <w:rPr>
-          <w:rFonts w:ascii="Times New Roman" w:eastAsia="Times New Roman" w:hAnsi="Times New Roman" w:cs="Times New Roman"/>
-          <w:sz w:val="24"/>
-          <w:szCs w:val="24"/>
-        </w:rPr>
-      </w:pPr>
-    </w:p>
-    <w:p>
-      <w:pPr>
-        <w:rPr>
-          <w:rFonts w:ascii="Times New Roman" w:eastAsia="Times New Roman" w:hAnsi="Times New Roman" w:cs="Times New Roman"/>
-          <w:sz w:val="24"/>
-          <w:szCs w:val="24"/>
-        </w:rPr>
-      </w:pPr>
-    </w:p>
-    <w:p>
-      <w:r>
-        <w:t>Cubesat space protocol?</w:t>
-      </w:r>
-    </w:p>
-    <w:p>
-      <w:proofErr w:type="gramStart"/>
-      <w:r>
-        <w:t>ở</w:t>
-      </w:r>
-      <w:proofErr w:type="gramEnd"/>
-      <w:r>
-        <w:t xml:space="preserve"> mỗi node cấu hình như nào?</w:t>
-      </w:r>
-    </w:p>
-    <w:p>
-      <w:r>
-        <w:t>Định tuyến như nào? Chia packet như nào?</w:t>
-      </w:r>
-      <w:r>
-        <w:t xml:space="preserve"> Cấu trúc packet?</w:t>
-      </w:r>
-    </w:p>
-    <w:p>
-      <w:r>
-        <w:t>Protocol gửi file?</w:t>
-      </w:r>
-      <w:r>
-        <w:t xml:space="preserve"> Cấu trúc packet</w:t>
-      </w:r>
-      <w:r>
-        <w:t>?</w:t>
-      </w:r>
-    </w:p>
-    <w:p>
-      <w:r>
-        <w:t>Vì sao phải dung cái này?</w:t>
-      </w:r>
-    </w:p>
-    <w:p>
-      <w:r>
-        <w:t>CSP được sử dụng để tạo ra một lớp giao tiếp thống nhất giữa các module có kết nối giữa các loại bus khác nhau.</w:t>
-      </w:r>
-    </w:p>
-    <w:p>
-      <w:r>
-        <w:t>Tốc độ bao nhiêu?</w:t>
-      </w:r>
-    </w:p>
-    <w:p>
-      <w:r>
-        <w:t>TCP/UDP là gì?</w:t>
-      </w:r>
-    </w:p>
-    <w:p/>
-    <w:p/>
-    <w:p>
-      <w:r>
-        <w:t>Project của em</w:t>
-      </w:r>
-      <w:r>
-        <w:t xml:space="preserve"> là thực hiện thuyền file </w:t>
-      </w:r>
-      <w:r>
-        <w:t>giữa máy tính và STM32 thông qua USB CDC.</w:t>
-      </w:r>
-    </w:p>
-    <w:p>
-      <w:pPr>
-        <w:jc w:val="center"/>
-      </w:pPr>
-      <w:r>
-        <w:rPr>
-          <w:noProof/>
-        </w:rPr>
-        <w:lastRenderedPageBreak/>
-        <w:drawing>
-          <wp:inline distT="0" distB="0" distL="0" distR="0" wp14:anchorId="03B38383" wp14:editId="17472BD0">
-            <wp:extent cx="4044950" cy="1763754"/>
-            <wp:effectExtent l="0" t="0" r="0" b="8255"/>
-            <wp:docPr id="1080525170" name="Picture 1"/>
-            <wp:cNvGraphicFramePr>
-              <a:graphicFrameLocks xmlns:a="http://schemas.openxmlformats.org/drawingml/2006/main" noChangeAspect="1"/>
-            </wp:cNvGraphicFramePr>
-            <a:graphic xmlns:a="http://schemas.openxmlformats.org/drawingml/2006/main">
-              <a:graphicData uri="http://schemas.openxmlformats.org/drawingml/2006/picture">
-                <pic:pic xmlns:pic="http://schemas.openxmlformats.org/drawingml/2006/picture">
-                  <pic:nvPicPr>
-                    <pic:cNvPr id="1080525170" name=""/>
-                    <pic:cNvPicPr/>
-                  </pic:nvPicPr>
-                  <pic:blipFill>
-                    <a:blip r:embed="rId8"/>
-                    <a:stretch>
-                      <a:fillRect/>
-                    </a:stretch>
-                  </pic:blipFill>
-                  <pic:spPr>
-                    <a:xfrm>
-                      <a:off x="0" y="0"/>
-                      <a:ext cx="4062957" cy="1771606"/>
-                    </a:xfrm>
-                    <a:prstGeom prst="rect">
-                      <a:avLst/>
-                    </a:prstGeom>
-                  </pic:spPr>
-                </pic:pic>
-              </a:graphicData>
-            </a:graphic>
-          </wp:inline>
-        </w:drawing>
-      </w:r>
-    </w:p>
-    <w:p>
-      <w:r>
-        <w:t>USB composite?</w:t>
-      </w:r>
-    </w:p>
-    <w:p>
-      <w:r>
-        <w:drawing>
-          <wp:inline distT="0" distB="0" distL="0" distR="0" wp14:anchorId="0CA9A6CF" wp14:editId="637103D3">
-            <wp:extent cx="1848108" cy="971686"/>
-            <wp:effectExtent l="0" t="0" r="0" b="0"/>
-            <wp:docPr id="1" name="Picture 1"/>
             <wp:cNvGraphicFramePr>
               <a:graphicFrameLocks xmlns:a="http://schemas.openxmlformats.org/drawingml/2006/main" noChangeAspect="1"/>
             </wp:cNvGraphicFramePr>
@@ -1980,7 +1803,7 @@
                   <pic:spPr>
                     <a:xfrm>
                       <a:off x="0" y="0"/>
-                      <a:ext cx="1848108" cy="971686"/>
+                      <a:ext cx="2505425" cy="1286054"/>
                     </a:xfrm>
                     <a:prstGeom prst="rect">
                       <a:avLst/>
@@ -1995,130 +1818,388 @@
     </w:p>
     <w:p>
       <w:pPr>
-        <w:spacing w:after="240" w:line="240" w:lineRule="auto"/>
-        <w:rPr>
-          <w:rFonts w:ascii="Segoe UI" w:eastAsia="Times New Roman" w:hAnsi="Segoe UI" w:cs="Segoe UI"/>
-          <w:sz w:val="21"/>
-          <w:szCs w:val="21"/>
-        </w:rPr>
-      </w:pPr>
-      <w:r>
-        <w:rPr>
-          <w:rFonts w:ascii="Segoe UI" w:eastAsia="Times New Roman" w:hAnsi="Segoe UI" w:cs="Segoe UI"/>
-          <w:sz w:val="21"/>
-          <w:szCs w:val="21"/>
-        </w:rPr>
-        <w:t>USB định nghĩa 4 loại truyền:</w:t>
-      </w:r>
-    </w:p>
-    <w:p>
-      <w:pPr>
-        <w:numPr>
-          <w:ilvl w:val="0"/>
-          <w:numId w:val="3"/>
-        </w:numPr>
-        <w:spacing w:before="100" w:beforeAutospacing="1" w:after="100" w:afterAutospacing="1" w:line="240" w:lineRule="auto"/>
-        <w:rPr>
-          <w:rFonts w:ascii="Segoe UI" w:eastAsia="Times New Roman" w:hAnsi="Segoe UI" w:cs="Segoe UI"/>
-          <w:sz w:val="21"/>
-          <w:szCs w:val="21"/>
-        </w:rPr>
-      </w:pPr>
-      <w:r>
-        <w:rPr>
-          <w:rFonts w:ascii="Segoe UI" w:eastAsia="Times New Roman" w:hAnsi="Segoe UI" w:cs="Segoe UI"/>
-          <w:sz w:val="21"/>
-          <w:szCs w:val="21"/>
-        </w:rPr>
-        <w:t>Control transfers</w:t>
-      </w:r>
-    </w:p>
-    <w:p>
-      <w:pPr>
-        <w:numPr>
-          <w:ilvl w:val="0"/>
-          <w:numId w:val="3"/>
-        </w:numPr>
-        <w:spacing w:before="100" w:beforeAutospacing="1" w:after="100" w:afterAutospacing="1" w:line="240" w:lineRule="auto"/>
-        <w:rPr>
-          <w:rFonts w:ascii="Segoe UI" w:eastAsia="Times New Roman" w:hAnsi="Segoe UI" w:cs="Segoe UI"/>
-          <w:sz w:val="21"/>
-          <w:szCs w:val="21"/>
-        </w:rPr>
-      </w:pPr>
-      <w:r>
-        <w:rPr>
-          <w:rFonts w:ascii="Segoe UI" w:eastAsia="Times New Roman" w:hAnsi="Segoe UI" w:cs="Segoe UI"/>
-          <w:sz w:val="21"/>
-          <w:szCs w:val="21"/>
-        </w:rPr>
-        <w:t>Interrupt Endpoints</w:t>
-      </w:r>
-    </w:p>
-    <w:p>
-      <w:pPr>
-        <w:numPr>
-          <w:ilvl w:val="0"/>
-          <w:numId w:val="3"/>
-        </w:numPr>
-        <w:spacing w:before="100" w:beforeAutospacing="1" w:after="100" w:afterAutospacing="1" w:line="240" w:lineRule="auto"/>
-        <w:rPr>
-          <w:rFonts w:ascii="Segoe UI" w:eastAsia="Times New Roman" w:hAnsi="Segoe UI" w:cs="Segoe UI"/>
-          <w:sz w:val="21"/>
-          <w:szCs w:val="21"/>
-        </w:rPr>
-      </w:pPr>
-      <w:r>
-        <w:rPr>
-          <w:rFonts w:ascii="Segoe UI" w:eastAsia="Times New Roman" w:hAnsi="Segoe UI" w:cs="Segoe UI"/>
-          <w:sz w:val="21"/>
-          <w:szCs w:val="21"/>
-        </w:rPr>
-        <w:t>Bulk Endpoints</w:t>
-      </w:r>
-    </w:p>
-    <w:p>
-      <w:pPr>
-        <w:numPr>
-          <w:ilvl w:val="0"/>
-          <w:numId w:val="3"/>
-        </w:numPr>
-        <w:spacing w:before="100" w:beforeAutospacing="1" w:after="100" w:afterAutospacing="1" w:line="240" w:lineRule="auto"/>
-        <w:rPr>
-          <w:rFonts w:ascii="Segoe UI" w:eastAsia="Times New Roman" w:hAnsi="Segoe UI" w:cs="Segoe UI"/>
-          <w:sz w:val="21"/>
-          <w:szCs w:val="21"/>
-        </w:rPr>
-      </w:pPr>
-      <w:r>
-        <w:rPr>
-          <w:rFonts w:ascii="Segoe UI" w:eastAsia="Times New Roman" w:hAnsi="Segoe UI" w:cs="Segoe UI"/>
-          <w:sz w:val="21"/>
-          <w:szCs w:val="21"/>
-        </w:rPr>
-        <w:t>Isochronous Endpoints</w:t>
-      </w:r>
-    </w:p>
-    <w:p>
-      <w:pPr>
-        <w:spacing w:before="100" w:beforeAutospacing="1" w:after="100" w:afterAutospacing="1" w:line="240" w:lineRule="auto"/>
-        <w:rPr>
-          <w:rFonts w:ascii="Segoe UI" w:eastAsia="Times New Roman" w:hAnsi="Segoe UI" w:cs="Segoe UI"/>
-          <w:sz w:val="21"/>
-          <w:szCs w:val="21"/>
-        </w:rPr>
-      </w:pPr>
-      <w:r>
-        <w:rPr>
-          <w:rFonts w:ascii="Segoe UI" w:eastAsia="Times New Roman" w:hAnsi="Segoe UI" w:cs="Segoe UI"/>
-          <w:sz w:val="21"/>
-          <w:szCs w:val="21"/>
+        <w:rPr>
+          <w:rFonts w:ascii="Times New Roman" w:eastAsia="Times New Roman" w:hAnsi="Times New Roman" w:cs="Times New Roman"/>
+          <w:sz w:val="24"/>
+          <w:szCs w:val="24"/>
+        </w:rPr>
+      </w:pPr>
+      <w:r>
+        <w:rPr>
+          <w:rFonts w:ascii="Times New Roman" w:eastAsia="Times New Roman" w:hAnsi="Times New Roman" w:cs="Times New Roman"/>
+          <w:sz w:val="24"/>
+          <w:szCs w:val="24"/>
+        </w:rPr>
+        <w:t>Trình bày project CSP protocol?</w:t>
+      </w:r>
+    </w:p>
+    <w:p>
+      <w:pPr>
+        <w:rPr>
+          <w:rFonts w:ascii="Times New Roman" w:eastAsia="Times New Roman" w:hAnsi="Times New Roman" w:cs="Times New Roman"/>
+          <w:sz w:val="24"/>
+          <w:szCs w:val="24"/>
+        </w:rPr>
+      </w:pPr>
+      <w:r>
+        <w:rPr>
+          <w:rFonts w:ascii="Times New Roman" w:eastAsia="Times New Roman" w:hAnsi="Times New Roman" w:cs="Times New Roman"/>
+          <w:sz w:val="24"/>
+          <w:szCs w:val="24"/>
+        </w:rPr>
+        <w:t>Trong một hệ thống</w:t>
+      </w:r>
+      <w:r>
+        <w:rPr>
+          <w:rFonts w:ascii="Times New Roman" w:eastAsia="Times New Roman" w:hAnsi="Times New Roman" w:cs="Times New Roman"/>
+          <w:sz w:val="24"/>
+          <w:szCs w:val="24"/>
+        </w:rPr>
+        <w:t xml:space="preserve"> có nhiều node</w:t>
+      </w:r>
+      <w:r>
+        <w:rPr>
+          <w:rFonts w:ascii="Times New Roman" w:eastAsia="Times New Roman" w:hAnsi="Times New Roman" w:cs="Times New Roman"/>
+          <w:sz w:val="24"/>
+          <w:szCs w:val="24"/>
+        </w:rPr>
+        <w:t xml:space="preserve"> cần trao đổi dữ liệu với nhau. Các node này có thể được kết nối bằng nhiều loại bus khác nhau như UART, CAN hay I2C, và để đến được node đích thì đôi khi packet phải đi qua một hoặc nhiều node trung gian. CSP được dùng để giải quyết bài toán này. Khi </w:t>
+      </w:r>
+      <w:r>
+        <w:rPr>
+          <w:rFonts w:ascii="Times New Roman" w:eastAsia="Times New Roman" w:hAnsi="Times New Roman" w:cs="Times New Roman"/>
+          <w:sz w:val="24"/>
+          <w:szCs w:val="24"/>
+        </w:rPr>
+        <w:t>cần gửi dữ liệu</w:t>
+      </w:r>
+      <w:proofErr w:type="gramStart"/>
+      <w:r>
+        <w:rPr>
+          <w:rFonts w:ascii="Times New Roman" w:eastAsia="Times New Roman" w:hAnsi="Times New Roman" w:cs="Times New Roman"/>
+          <w:sz w:val="24"/>
+          <w:szCs w:val="24"/>
+        </w:rPr>
+        <w:t>,  chỉ</w:t>
+      </w:r>
+      <w:proofErr w:type="gramEnd"/>
+      <w:r>
+        <w:rPr>
+          <w:rFonts w:ascii="Times New Roman" w:eastAsia="Times New Roman" w:hAnsi="Times New Roman" w:cs="Times New Roman"/>
+          <w:sz w:val="24"/>
+          <w:szCs w:val="24"/>
+        </w:rPr>
+        <w:t xml:space="preserve"> cần chỉ định Node đích</w:t>
+      </w:r>
+      <w:r>
+        <w:rPr>
+          <w:rFonts w:ascii="Times New Roman" w:eastAsia="Times New Roman" w:hAnsi="Times New Roman" w:cs="Times New Roman"/>
+          <w:sz w:val="24"/>
+          <w:szCs w:val="24"/>
+        </w:rPr>
+        <w:t>. CSP sẽ tự tạo packet, tra cứu routing để quyết định chuyển packet qua interface nào, sau đó truyền qua các node trung gian nếu cần cho đến khi tới đúng node</w:t>
+      </w:r>
+      <w:r>
+        <w:rPr>
+          <w:rFonts w:ascii="Times New Roman" w:eastAsia="Times New Roman" w:hAnsi="Times New Roman" w:cs="Times New Roman"/>
+          <w:sz w:val="24"/>
+          <w:szCs w:val="24"/>
+          <w:highlight w:val="yellow"/>
+        </w:rPr>
+        <w:t>. Nhờ vậy tầng ứng dụng không phải tự xử lý địa chỉ, routing hay chi tiết của từng giao thức truyền thông."</w:t>
+      </w:r>
+    </w:p>
+    <w:p>
+      <w:pPr>
+        <w:rPr>
+          <w:rFonts w:ascii="Times New Roman" w:eastAsia="Times New Roman" w:hAnsi="Times New Roman" w:cs="Times New Roman"/>
+          <w:sz w:val="24"/>
+          <w:szCs w:val="24"/>
+        </w:rPr>
+      </w:pPr>
+    </w:p>
+    <w:p>
+      <w:pPr>
+        <w:rPr>
+          <w:rFonts w:ascii="Times New Roman" w:eastAsia="Times New Roman" w:hAnsi="Times New Roman" w:cs="Times New Roman"/>
+          <w:sz w:val="24"/>
+          <w:szCs w:val="24"/>
+        </w:rPr>
+      </w:pPr>
+      <w:r>
+        <w:rPr>
+          <w:rFonts w:ascii="Times New Roman" w:eastAsia="Times New Roman" w:hAnsi="Times New Roman" w:cs="Times New Roman"/>
+          <w:sz w:val="24"/>
+          <w:szCs w:val="24"/>
+        </w:rPr>
+        <w:t xml:space="preserve">Giao thức này là 1 opensource có example nó chạy trên Linux, và nó cũng hỗ trợ cho CAN I2C UART và em triển khai nó trên vi điều khiển STM32 cho CAN UART. </w:t>
+      </w:r>
+    </w:p>
+    <w:p>
+      <w:pPr>
+        <w:rPr>
+          <w:rFonts w:ascii="Times New Roman" w:eastAsia="Times New Roman" w:hAnsi="Times New Roman" w:cs="Times New Roman"/>
+          <w:sz w:val="24"/>
+          <w:szCs w:val="24"/>
+        </w:rPr>
+      </w:pPr>
+      <w:r>
+        <w:rPr>
+          <w:rFonts w:ascii="Times New Roman" w:eastAsia="Times New Roman" w:hAnsi="Times New Roman" w:cs="Times New Roman"/>
+          <w:sz w:val="24"/>
+          <w:szCs w:val="24"/>
+        </w:rPr>
+        <w:t xml:space="preserve">Thì em đã triển khai lên 3 node, node 1 là laptop thông qua UART đến vđ STM32node2 và node này giao tiếp với node 3 cùng là STM32 qua CAN. Và em đã thwucj hiện lệnh ping từ node 1 </w:t>
+      </w:r>
+      <w:r>
+        <w:rPr>
+          <w:rFonts w:ascii="Times New Roman" w:eastAsia="Times New Roman" w:hAnsi="Times New Roman" w:cs="Times New Roman"/>
+          <w:sz w:val="24"/>
+          <w:szCs w:val="24"/>
+        </w:rPr>
+        <w:t xml:space="preserve">đến node 2 là 21 ms , node 1 </w:t>
+      </w:r>
+      <w:r>
+        <w:rPr>
+          <w:rFonts w:ascii="Times New Roman" w:eastAsia="Times New Roman" w:hAnsi="Times New Roman" w:cs="Times New Roman"/>
+          <w:sz w:val="24"/>
+          <w:szCs w:val="24"/>
+        </w:rPr>
+        <w:t xml:space="preserve">qua node 3 thì </w:t>
+      </w:r>
+      <w:r>
+        <w:rPr>
+          <w:rFonts w:ascii="Times New Roman" w:eastAsia="Times New Roman" w:hAnsi="Times New Roman" w:cs="Times New Roman"/>
+          <w:sz w:val="24"/>
+          <w:szCs w:val="24"/>
+        </w:rPr>
+        <w:t>47ms</w:t>
+      </w:r>
+    </w:p>
+    <w:p>
+      <w:pPr>
+        <w:rPr>
+          <w:rFonts w:ascii="Times New Roman" w:eastAsia="Times New Roman" w:hAnsi="Times New Roman" w:cs="Times New Roman"/>
+          <w:sz w:val="24"/>
+          <w:szCs w:val="24"/>
+        </w:rPr>
+      </w:pPr>
+    </w:p>
+    <w:p>
+      <w:pPr>
+        <w:rPr>
+          <w:rFonts w:ascii="Times New Roman" w:eastAsia="Times New Roman" w:hAnsi="Times New Roman" w:cs="Times New Roman"/>
+          <w:sz w:val="24"/>
+          <w:szCs w:val="24"/>
+        </w:rPr>
+      </w:pPr>
+      <w:r>
+        <w:t>Nhược điểm: Tại 1 node trung gian, n</w:t>
+      </w:r>
+      <w:r>
+        <w:t>ếu tốc độ nhận liên tục vượt quá tốc độ</w:t>
+      </w:r>
+      <w:r>
+        <w:t xml:space="preserve"> gửi đi</w:t>
+      </w:r>
+      <w:r>
+        <w:t xml:space="preserve"> trong một khoảng thời gian đủ dài, làm đầy bộ đệm của node trung gian, thì gói tin có thể bị mất.</w:t>
+      </w:r>
+    </w:p>
+    <w:p>
+      <w:pPr>
+        <w:rPr>
+          <w:rFonts w:ascii="Times New Roman" w:eastAsia="Times New Roman" w:hAnsi="Times New Roman" w:cs="Times New Roman"/>
+          <w:sz w:val="24"/>
+          <w:szCs w:val="24"/>
+        </w:rPr>
+      </w:pPr>
+    </w:p>
+    <w:p>
+      <w:pPr>
+        <w:rPr>
+          <w:rFonts w:ascii="Times New Roman" w:eastAsia="Times New Roman" w:hAnsi="Times New Roman" w:cs="Times New Roman"/>
+          <w:sz w:val="24"/>
+          <w:szCs w:val="24"/>
+        </w:rPr>
+      </w:pPr>
+      <w:r>
+        <w:rPr>
+          <w:rFonts w:ascii="Times New Roman" w:eastAsia="Times New Roman" w:hAnsi="Times New Roman" w:cs="Times New Roman"/>
+          <w:sz w:val="24"/>
+          <w:szCs w:val="24"/>
+        </w:rPr>
+        <w:t xml:space="preserve">Khó khăn, </w:t>
+      </w:r>
+      <w:r>
+        <w:rPr>
+          <w:rFonts w:ascii="Times New Roman" w:eastAsia="Times New Roman" w:hAnsi="Times New Roman" w:cs="Times New Roman"/>
+          <w:sz w:val="24"/>
+          <w:szCs w:val="24"/>
+        </w:rPr>
+        <w:t>Trong quá trình triển khai trên CAN, em gặp lỗi packet không tới được node nhận. Ban đầu em nghi ngờ routing hoặc driver CAN vì không có báo lỗi rõ ràng.</w:t>
+      </w:r>
+    </w:p>
+    <w:p>
+      <w:pPr>
+        <w:rPr>
+          <w:rFonts w:ascii="Times New Roman" w:eastAsia="Times New Roman" w:hAnsi="Times New Roman" w:cs="Times New Roman"/>
+          <w:sz w:val="24"/>
+          <w:szCs w:val="24"/>
+        </w:rPr>
+      </w:pPr>
+      <w:r>
+        <w:rPr>
+          <w:rFonts w:ascii="Times New Roman" w:eastAsia="Times New Roman" w:hAnsi="Times New Roman" w:cs="Times New Roman"/>
+          <w:sz w:val="24"/>
+          <w:szCs w:val="24"/>
+        </w:rPr>
+        <w:lastRenderedPageBreak/>
+        <w:t>Em sử dụng</w:t>
+      </w:r>
+      <w:r>
+        <w:rPr>
+          <w:rFonts w:ascii="Times New Roman" w:eastAsia="Times New Roman" w:hAnsi="Times New Roman" w:cs="Times New Roman"/>
+          <w:sz w:val="24"/>
+          <w:szCs w:val="24"/>
+        </w:rPr>
+        <w:t xml:space="preserve"> USB</w:t>
+      </w:r>
+      <w:r>
+        <w:rPr>
+          <w:rFonts w:ascii="Times New Roman" w:eastAsia="Times New Roman" w:hAnsi="Times New Roman" w:cs="Times New Roman"/>
+          <w:sz w:val="24"/>
+          <w:szCs w:val="24"/>
+        </w:rPr>
+        <w:t xml:space="preserve"> CAN để theo dõi từng CAN frame trên bus, sau đó tự phát lại từng frame vào node nhận để kiểm tra quá trình ghép packet.</w:t>
+      </w:r>
+      <w:r>
+        <w:rPr>
+          <w:rFonts w:ascii="Times New Roman" w:eastAsia="Times New Roman" w:hAnsi="Times New Roman" w:cs="Times New Roman"/>
+          <w:sz w:val="24"/>
+          <w:szCs w:val="24"/>
+        </w:rPr>
+        <w:t xml:space="preserve"> </w:t>
+      </w:r>
+      <w:r>
+        <w:rPr>
+          <w:rFonts w:ascii="Times New Roman" w:eastAsia="Times New Roman" w:hAnsi="Times New Roman" w:cs="Times New Roman"/>
+          <w:sz w:val="24"/>
+          <w:szCs w:val="24"/>
+        </w:rPr>
+        <w:t>Sau khi so sánh dữ liệu giữa phía gửi và phía nhận, em phát hiện payload bị lệch 1 byte do em khai báo sai kích thước dữ liệu khi đóng gói packet. Sau khi sửa lại kích thước thì toàn bộ packet được nhận và xử lý đúng.</w:t>
+      </w:r>
+    </w:p>
+    <w:p>
+      <w:pPr>
+        <w:rPr>
+          <w:rFonts w:ascii="Times New Roman" w:eastAsia="Times New Roman" w:hAnsi="Times New Roman" w:cs="Times New Roman"/>
+          <w:sz w:val="24"/>
+          <w:szCs w:val="24"/>
+        </w:rPr>
+      </w:pPr>
+    </w:p>
+    <w:p>
+      <w:pPr>
+        <w:rPr>
+          <w:rFonts w:ascii="Times New Roman" w:eastAsia="Times New Roman" w:hAnsi="Times New Roman" w:cs="Times New Roman"/>
+          <w:sz w:val="24"/>
+          <w:szCs w:val="24"/>
+        </w:rPr>
+      </w:pPr>
+    </w:p>
+    <w:p>
+      <w:pPr>
+        <w:rPr>
+          <w:rFonts w:ascii="Times New Roman" w:eastAsia="Times New Roman" w:hAnsi="Times New Roman" w:cs="Times New Roman"/>
+          <w:sz w:val="24"/>
+          <w:szCs w:val="24"/>
+        </w:rPr>
+      </w:pPr>
+    </w:p>
+    <w:p>
+      <w:pPr>
+        <w:rPr>
+          <w:rFonts w:ascii="Times New Roman" w:eastAsia="Times New Roman" w:hAnsi="Times New Roman" w:cs="Times New Roman"/>
+          <w:sz w:val="24"/>
+          <w:szCs w:val="24"/>
+        </w:rPr>
+      </w:pPr>
+    </w:p>
+    <w:p>
+      <w:r>
+        <w:t>Cubesat space protocol?</w:t>
+      </w:r>
+    </w:p>
+    <w:p>
+      <w:proofErr w:type="gramStart"/>
+      <w:r>
+        <w:t>ở</w:t>
+      </w:r>
+      <w:proofErr w:type="gramEnd"/>
+      <w:r>
+        <w:t xml:space="preserve"> mỗi node cấu hình như nào?</w:t>
+      </w:r>
+    </w:p>
+    <w:p>
+      <w:r>
+        <w:t>Định tuyến như nào? Chia packet như nào?</w:t>
+      </w:r>
+      <w:r>
+        <w:t xml:space="preserve"> Cấu trúc packet?</w:t>
+      </w:r>
+    </w:p>
+    <w:p>
+      <w:r>
+        <w:t>Protocol gửi file?</w:t>
+      </w:r>
+      <w:r>
+        <w:t xml:space="preserve"> Cấu trúc packet</w:t>
+      </w:r>
+      <w:r>
+        <w:t>?</w:t>
+      </w:r>
+    </w:p>
+    <w:p>
+      <w:r>
+        <w:t>Vì sao phải dung cái này?</w:t>
+      </w:r>
+    </w:p>
+    <w:p>
+      <w:r>
+        <w:t>CSP được sử dụng để tạo ra một lớp giao tiếp thống nhất giữa các module có kết nối giữa các loại bus khác nhau.</w:t>
+      </w:r>
+    </w:p>
+    <w:p>
+      <w:r>
+        <w:t>Tốc độ bao nhiêu?</w:t>
+      </w:r>
+    </w:p>
+    <w:p>
+      <w:r>
+        <w:t>TCP/UDP là gì?</w:t>
+      </w:r>
+    </w:p>
+    <w:p/>
+    <w:p/>
+    <w:p>
+      <w:r>
+        <w:t>Project của em là thực hiện thuyền file giữa máy tính và STM32 thông qua USB CDC.</w:t>
+      </w:r>
+    </w:p>
+    <w:p>
+      <w:pPr>
+        <w:jc w:val="center"/>
+      </w:pPr>
+      <w:r>
+        <w:rPr>
+          <w:noProof/>
         </w:rPr>
         <w:drawing>
-          <wp:inline distT="0" distB="0" distL="0" distR="0" wp14:anchorId="5EEED144" wp14:editId="4B42ECA5">
-            <wp:extent cx="1434219" cy="1337243"/>
-            <wp:effectExtent l="0" t="0" r="0" b="0"/>
-            <wp:docPr id="2" name="Picture 2"/>
+          <wp:inline distT="0" distB="0" distL="0" distR="0" wp14:anchorId="03B38383" wp14:editId="17472BD0">
+            <wp:extent cx="4044950" cy="1763754"/>
+            <wp:effectExtent l="0" t="0" r="0" b="8255"/>
+            <wp:docPr id="1080525170" name="Picture 1"/>
             <wp:cNvGraphicFramePr>
               <a:graphicFrameLocks xmlns:a="http://schemas.openxmlformats.org/drawingml/2006/main" noChangeAspect="1"/>
             </wp:cNvGraphicFramePr>
@@ -2126,7 +2207,7 @@
               <a:graphicData uri="http://schemas.openxmlformats.org/drawingml/2006/picture">
                 <pic:pic xmlns:pic="http://schemas.openxmlformats.org/drawingml/2006/picture">
                   <pic:nvPicPr>
-                    <pic:cNvPr id="1" name=""/>
+                    <pic:cNvPr id="1080525170" name=""/>
                     <pic:cNvPicPr/>
                   </pic:nvPicPr>
                   <pic:blipFill>
@@ -2138,7 +2219,7 @@
                   <pic:spPr>
                     <a:xfrm>
                       <a:off x="0" y="0"/>
-                      <a:ext cx="1446654" cy="1348837"/>
+                      <a:ext cx="4062957" cy="1771606"/>
                     </a:xfrm>
                     <a:prstGeom prst="rect">
                       <a:avLst/>
@@ -2152,387 +2233,22 @@
       </w:r>
     </w:p>
     <w:p>
-      <w:pPr>
-        <w:pStyle w:val="ListParagraph"/>
-        <w:numPr>
-          <w:ilvl w:val="0"/>
-          <w:numId w:val="1"/>
-        </w:numPr>
-        <w:spacing w:before="100" w:beforeAutospacing="1" w:after="100" w:afterAutospacing="1" w:line="240" w:lineRule="auto"/>
-        <w:rPr>
-          <w:rFonts w:ascii="Segoe UI" w:eastAsia="Times New Roman" w:hAnsi="Segoe UI" w:cs="Segoe UI"/>
-          <w:sz w:val="21"/>
-          <w:szCs w:val="21"/>
-        </w:rPr>
-      </w:pPr>
-      <w:r>
-        <w:rPr>
-          <w:rFonts w:ascii="Segoe UI" w:eastAsia="Times New Roman" w:hAnsi="Segoe UI" w:cs="Segoe UI"/>
-          <w:sz w:val="21"/>
-          <w:szCs w:val="21"/>
-        </w:rPr>
-        <w:t>Token pakect để xác đinh hướng truyền</w:t>
-      </w:r>
-    </w:p>
-    <w:p>
-      <w:pPr>
-        <w:pStyle w:val="ListParagraph"/>
-        <w:numPr>
-          <w:ilvl w:val="0"/>
-          <w:numId w:val="1"/>
-        </w:numPr>
-        <w:spacing w:before="100" w:beforeAutospacing="1" w:after="100" w:afterAutospacing="1" w:line="240" w:lineRule="auto"/>
-        <w:rPr>
-          <w:rFonts w:ascii="Segoe UI" w:eastAsia="Times New Roman" w:hAnsi="Segoe UI" w:cs="Segoe UI"/>
-          <w:sz w:val="21"/>
-          <w:szCs w:val="21"/>
-        </w:rPr>
-      </w:pPr>
-      <w:r>
-        <w:rPr>
-          <w:rFonts w:ascii="Segoe UI" w:eastAsia="Times New Roman" w:hAnsi="Segoe UI" w:cs="Segoe UI"/>
-          <w:sz w:val="21"/>
-          <w:szCs w:val="21"/>
-        </w:rPr>
-        <w:t>Handshake paket; dùng để báo ACK NAK</w:t>
-      </w:r>
-    </w:p>
-    <w:p>
-      <w:pPr>
-        <w:pStyle w:val="ListParagraph"/>
-        <w:numPr>
-          <w:ilvl w:val="0"/>
-          <w:numId w:val="1"/>
-        </w:numPr>
-        <w:spacing w:before="100" w:beforeAutospacing="1" w:after="100" w:afterAutospacing="1" w:line="240" w:lineRule="auto"/>
-        <w:rPr>
-          <w:rFonts w:ascii="Segoe UI" w:eastAsia="Times New Roman" w:hAnsi="Segoe UI" w:cs="Segoe UI"/>
-          <w:sz w:val="21"/>
-          <w:szCs w:val="21"/>
-        </w:rPr>
-      </w:pPr>
-      <w:r>
-        <w:rPr>
-          <w:rFonts w:ascii="Segoe UI" w:eastAsia="Times New Roman" w:hAnsi="Segoe UI" w:cs="Segoe UI"/>
-          <w:sz w:val="21"/>
-          <w:szCs w:val="21"/>
-        </w:rPr>
-        <w:t>Special: dùng để PING hoặc để báo thiết bị sẽ gửi gói tin tiếp theo với tốc độ thấp</w:t>
-      </w:r>
-    </w:p>
-    <w:p>
-      <w:pPr>
-        <w:spacing w:before="100" w:beforeAutospacing="1" w:after="100" w:afterAutospacing="1" w:line="240" w:lineRule="auto"/>
-        <w:rPr>
-          <w:rFonts w:ascii="Segoe UI" w:eastAsia="Times New Roman" w:hAnsi="Segoe UI" w:cs="Segoe UI"/>
-          <w:sz w:val="21"/>
-          <w:szCs w:val="21"/>
-        </w:rPr>
-      </w:pPr>
-    </w:p>
-    <w:p>
-      <w:pPr>
-        <w:spacing w:before="100" w:beforeAutospacing="1" w:after="100" w:afterAutospacing="1" w:line="240" w:lineRule="auto"/>
-        <w:rPr>
-          <w:rFonts w:ascii="Segoe UI" w:eastAsia="Times New Roman" w:hAnsi="Segoe UI" w:cs="Segoe UI"/>
-          <w:sz w:val="21"/>
-          <w:szCs w:val="21"/>
-        </w:rPr>
-      </w:pPr>
-      <w:r>
-        <w:rPr>
-          <w:rFonts w:ascii="Segoe UI" w:eastAsia="Times New Roman" w:hAnsi="Segoe UI" w:cs="Segoe UI"/>
-          <w:sz w:val="21"/>
-          <w:szCs w:val="21"/>
-        </w:rPr>
-        <w:t>Device Descriptor:</w:t>
-      </w:r>
-      <w:r>
-        <w:rPr>
-          <w:rFonts w:ascii="Segoe UI" w:eastAsia="Times New Roman" w:hAnsi="Segoe UI" w:cs="Segoe UI"/>
-          <w:sz w:val="21"/>
-          <w:szCs w:val="21"/>
-        </w:rPr>
-        <w:t xml:space="preserve"> </w:t>
-      </w:r>
-      <w:r>
-        <w:rPr>
-          <w:rFonts w:ascii="Segoe UI" w:eastAsia="Times New Roman" w:hAnsi="Segoe UI" w:cs="Segoe UI"/>
-          <w:sz w:val="21"/>
-          <w:szCs w:val="21"/>
-        </w:rPr>
-        <w:t>mô tả toàn bộ thiết bị, tên, nhà sản xuất, số sê-ri</w:t>
-      </w:r>
-    </w:p>
-    <w:p>
-      <w:pPr>
-        <w:spacing w:before="100" w:beforeAutospacing="1" w:after="100" w:afterAutospacing="1" w:line="240" w:lineRule="auto"/>
-        <w:rPr>
-          <w:rFonts w:ascii="Segoe UI" w:eastAsia="Times New Roman" w:hAnsi="Segoe UI" w:cs="Segoe UI"/>
-          <w:sz w:val="21"/>
-          <w:szCs w:val="21"/>
-        </w:rPr>
-      </w:pPr>
-      <w:r>
-        <w:rPr>
-          <w:rFonts w:ascii="Segoe UI" w:eastAsia="Times New Roman" w:hAnsi="Segoe UI" w:cs="Segoe UI"/>
-          <w:sz w:val="21"/>
-          <w:szCs w:val="21"/>
-        </w:rPr>
-        <w:t xml:space="preserve">Configuration </w:t>
-      </w:r>
-      <w:proofErr w:type="gramStart"/>
-      <w:r>
-        <w:rPr>
-          <w:rFonts w:ascii="Segoe UI" w:eastAsia="Times New Roman" w:hAnsi="Segoe UI" w:cs="Segoe UI"/>
-          <w:sz w:val="21"/>
-          <w:szCs w:val="21"/>
-        </w:rPr>
-        <w:t>Descriptor</w:t>
-      </w:r>
-      <w:r>
-        <w:rPr>
-          <w:rFonts w:ascii="Segoe UI" w:eastAsia="Times New Roman" w:hAnsi="Segoe UI" w:cs="Segoe UI"/>
-          <w:sz w:val="21"/>
-          <w:szCs w:val="21"/>
-        </w:rPr>
-        <w:t xml:space="preserve"> </w:t>
-      </w:r>
-      <w:r>
-        <w:rPr>
-          <w:rFonts w:ascii="Segoe UI" w:eastAsia="Times New Roman" w:hAnsi="Segoe UI" w:cs="Segoe UI"/>
-          <w:sz w:val="21"/>
-          <w:szCs w:val="21"/>
-        </w:rPr>
-        <w:t>:tốc</w:t>
-      </w:r>
-      <w:proofErr w:type="gramEnd"/>
-      <w:r>
-        <w:rPr>
-          <w:rFonts w:ascii="Segoe UI" w:eastAsia="Times New Roman" w:hAnsi="Segoe UI" w:cs="Segoe UI"/>
-          <w:sz w:val="21"/>
-          <w:szCs w:val="21"/>
-        </w:rPr>
-        <w:t xml:space="preserve"> độ giao tiếp riêng, inerface và cài đặt power</w:t>
-      </w:r>
-      <w:r>
-        <w:rPr>
-          <w:rFonts w:ascii="Segoe UI" w:eastAsia="Times New Roman" w:hAnsi="Segoe UI" w:cs="Segoe UI"/>
-          <w:sz w:val="21"/>
-          <w:szCs w:val="21"/>
-        </w:rPr>
-        <w:t xml:space="preserve"> riêng hay chung</w:t>
-      </w:r>
-    </w:p>
-    <w:p>
-      <w:pPr>
-        <w:spacing w:before="100" w:beforeAutospacing="1" w:after="100" w:afterAutospacing="1" w:line="240" w:lineRule="auto"/>
-        <w:rPr>
-          <w:rFonts w:ascii="Segoe UI" w:eastAsia="Times New Roman" w:hAnsi="Segoe UI" w:cs="Segoe UI"/>
-          <w:sz w:val="21"/>
-          <w:szCs w:val="21"/>
-        </w:rPr>
-      </w:pPr>
-      <w:r>
-        <w:rPr>
-          <w:rFonts w:ascii="Segoe UI" w:eastAsia="Times New Roman" w:hAnsi="Segoe UI" w:cs="Segoe UI"/>
-          <w:sz w:val="21"/>
-          <w:szCs w:val="21"/>
-        </w:rPr>
-        <w:t>Interface Descriptor</w:t>
-      </w:r>
-      <w:r>
-        <w:rPr>
-          <w:rFonts w:ascii="Segoe UI" w:eastAsia="Times New Roman" w:hAnsi="Segoe UI" w:cs="Segoe UI"/>
-          <w:sz w:val="21"/>
-          <w:szCs w:val="21"/>
-        </w:rPr>
-        <w:t>:</w:t>
-      </w:r>
-      <w:r>
-        <w:rPr>
-          <w:rFonts w:ascii="Segoe UI" w:eastAsia="Times New Roman" w:hAnsi="Segoe UI" w:cs="Segoe UI"/>
-          <w:sz w:val="21"/>
-          <w:szCs w:val="21"/>
-        </w:rPr>
-        <w:t xml:space="preserve"> cách trao đổi data class đó, địa chỉ buffer dành cho interface đó.</w:t>
-      </w:r>
-    </w:p>
-    <w:p>
-      <w:pPr>
-        <w:pStyle w:val="ListParagraph"/>
-        <w:numPr>
-          <w:ilvl w:val="0"/>
-          <w:numId w:val="1"/>
-        </w:numPr>
-        <w:rPr>
-          <w:rFonts w:ascii="Segoe UI" w:eastAsia="Times New Roman" w:hAnsi="Segoe UI" w:cs="Segoe UI"/>
-          <w:sz w:val="21"/>
-          <w:szCs w:val="21"/>
-        </w:rPr>
-      </w:pPr>
-      <w:r>
-        <w:rPr>
-          <w:rFonts w:ascii="Segoe UI" w:eastAsia="Times New Roman" w:hAnsi="Segoe UI" w:cs="Segoe UI"/>
-          <w:sz w:val="21"/>
-          <w:szCs w:val="21"/>
+      <w:r>
+        <w:t>USB composite?</w:t>
+      </w:r>
+    </w:p>
+    <w:p>
+      <w:bookmarkStart w:id="0" w:name="_GoBack"/>
+      <w:r>
+        <w:rPr>
+          <w:noProof/>
         </w:rPr>
         <w:lastRenderedPageBreak/>
-        <w:t>USB Human Interface Device (HID</w:t>
-      </w:r>
-      <w:proofErr w:type="gramStart"/>
-      <w:r>
-        <w:rPr>
-          <w:rFonts w:ascii="Segoe UI" w:eastAsia="Times New Roman" w:hAnsi="Segoe UI" w:cs="Segoe UI"/>
-          <w:sz w:val="21"/>
-          <w:szCs w:val="21"/>
-        </w:rPr>
-        <w:t>) :</w:t>
-      </w:r>
-      <w:proofErr w:type="gramEnd"/>
-      <w:r>
-        <w:rPr>
-          <w:rFonts w:ascii="Segoe UI" w:eastAsia="Times New Roman" w:hAnsi="Segoe UI" w:cs="Segoe UI"/>
-          <w:sz w:val="21"/>
-          <w:szCs w:val="21"/>
-        </w:rPr>
-        <w:t xml:space="preserve"> Lớp này được sử dụng cho các </w:t>
-      </w:r>
-      <w:r>
-        <w:rPr>
-          <w:rFonts w:ascii="Segoe UI" w:eastAsia="Times New Roman" w:hAnsi="Segoe UI" w:cs="Segoe UI"/>
-          <w:sz w:val="21"/>
-          <w:szCs w:val="21"/>
-        </w:rPr>
-        <w:t xml:space="preserve">thiết bị như bàn phím, chuột,  tay cầm chơi game. </w:t>
-      </w:r>
-      <w:r>
-        <w:rPr>
-          <w:rStyle w:val="Strong"/>
-        </w:rPr>
-        <w:t>HID:</w:t>
-      </w:r>
-      <w:r>
-        <w:t xml:space="preserve"> </w:t>
-      </w:r>
-      <w:r>
-        <w:rPr>
-          <w:rStyle w:val="Emphasis"/>
-        </w:rPr>
-        <w:t>"</w:t>
-      </w:r>
-      <w:proofErr w:type="gramStart"/>
-      <w:r>
-        <w:rPr>
-          <w:rStyle w:val="Emphasis"/>
-        </w:rPr>
-        <w:t xml:space="preserve">Nhanh </w:t>
-      </w:r>
-      <w:r>
-        <w:rPr>
-          <w:rStyle w:val="Emphasis"/>
-        </w:rPr>
-        <w:t>,</w:t>
-      </w:r>
-      <w:proofErr w:type="gramEnd"/>
-      <w:r>
-        <w:rPr>
-          <w:rStyle w:val="Emphasis"/>
-        </w:rPr>
-        <w:t xml:space="preserve"> nhưng dữ liệu ít."</w:t>
-      </w:r>
-    </w:p>
-    <w:p>
-      <w:pPr>
-        <w:numPr>
-          <w:ilvl w:val="0"/>
-          <w:numId w:val="1"/>
-        </w:numPr>
-        <w:spacing w:before="100" w:beforeAutospacing="1" w:after="100" w:afterAutospacing="1" w:line="240" w:lineRule="auto"/>
-        <w:rPr>
-          <w:rFonts w:ascii="Segoe UI" w:eastAsia="Times New Roman" w:hAnsi="Segoe UI" w:cs="Segoe UI"/>
-          <w:sz w:val="21"/>
-          <w:szCs w:val="21"/>
-        </w:rPr>
-      </w:pPr>
-      <w:r>
-        <w:rPr>
-          <w:rFonts w:ascii="Segoe UI" w:eastAsia="Times New Roman" w:hAnsi="Segoe UI" w:cs="Segoe UI"/>
-          <w:sz w:val="21"/>
-          <w:szCs w:val="21"/>
-        </w:rPr>
-        <w:t>USB Communication Device Class (CDC</w:t>
-      </w:r>
-      <w:proofErr w:type="gramStart"/>
-      <w:r>
-        <w:rPr>
-          <w:rFonts w:ascii="Segoe UI" w:eastAsia="Times New Roman" w:hAnsi="Segoe UI" w:cs="Segoe UI"/>
-          <w:sz w:val="21"/>
-          <w:szCs w:val="21"/>
-        </w:rPr>
-        <w:t>) :</w:t>
-      </w:r>
-      <w:proofErr w:type="gramEnd"/>
-      <w:r>
-        <w:rPr>
-          <w:rFonts w:ascii="Segoe UI" w:eastAsia="Times New Roman" w:hAnsi="Segoe UI" w:cs="Segoe UI"/>
-          <w:sz w:val="21"/>
-          <w:szCs w:val="21"/>
-        </w:rPr>
-        <w:t xml:space="preserve"> USB virtual COM port, USB Ehternet. </w:t>
-      </w:r>
-      <w:r>
-        <w:rPr>
-          <w:rFonts w:ascii="Segoe UI" w:eastAsia="Times New Roman" w:hAnsi="Segoe UI" w:cs="Segoe UI"/>
-          <w:sz w:val="21"/>
-          <w:szCs w:val="21"/>
-        </w:rPr>
-        <w:t xml:space="preserve">Nó tạo điều kiện thuận lợi cho việc truyền thông giữa các thiết bị và máy chủ. </w:t>
-      </w:r>
-      <w:proofErr w:type="gramStart"/>
-      <w:r>
-        <w:rPr>
-          <w:rFonts w:ascii="Segoe UI" w:eastAsia="Times New Roman" w:hAnsi="Segoe UI" w:cs="Segoe UI"/>
-          <w:sz w:val="21"/>
-          <w:szCs w:val="21"/>
-        </w:rPr>
-        <w:t>“ chậm</w:t>
-      </w:r>
-      <w:proofErr w:type="gramEnd"/>
-      <w:r>
-        <w:rPr>
-          <w:rFonts w:ascii="Segoe UI" w:eastAsia="Times New Roman" w:hAnsi="Segoe UI" w:cs="Segoe UI"/>
-          <w:sz w:val="21"/>
-          <w:szCs w:val="21"/>
-        </w:rPr>
-        <w:t xml:space="preserve"> hơn nhưng </w:t>
-      </w:r>
-      <w:r>
-        <w:t>dữ liệu đến đầy đủ và chính xác.</w:t>
-      </w:r>
-    </w:p>
-    <w:p>
-      <w:pPr>
-        <w:spacing w:before="100" w:beforeAutospacing="1" w:after="100" w:afterAutospacing="1" w:line="240" w:lineRule="auto"/>
-        <w:ind w:left="720"/>
-        <w:jc w:val="center"/>
-        <w:rPr>
-          <w:rFonts w:ascii="Segoe UI" w:eastAsia="Times New Roman" w:hAnsi="Segoe UI" w:cs="Segoe UI"/>
-          <w:sz w:val="21"/>
-          <w:szCs w:val="21"/>
-        </w:rPr>
-      </w:pPr>
-      <w:r>
-        <w:rPr>
-          <w:rFonts w:ascii="Segoe UI" w:eastAsia="Times New Roman" w:hAnsi="Segoe UI" w:cs="Segoe UI"/>
-          <w:sz w:val="21"/>
-          <w:szCs w:val="21"/>
-        </w:rPr>
         <w:drawing>
-          <wp:inline distT="0" distB="0" distL="0" distR="0" wp14:anchorId="1E6152DD" wp14:editId="1274CF23">
-            <wp:extent cx="3036775" cy="1923940"/>
-            <wp:effectExtent l="0" t="0" r="0" b="635"/>
-            <wp:docPr id="3" name="Picture 3"/>
+          <wp:inline distT="0" distB="0" distL="0" distR="0" wp14:anchorId="0CA9A6CF" wp14:editId="637103D3">
+            <wp:extent cx="1848108" cy="971686"/>
+            <wp:effectExtent l="0" t="0" r="0" b="0"/>
+            <wp:docPr id="1" name="Picture 1"/>
             <wp:cNvGraphicFramePr>
               <a:graphicFrameLocks xmlns:a="http://schemas.openxmlformats.org/drawingml/2006/main" noChangeAspect="1"/>
             </wp:cNvGraphicFramePr>
@@ -2552,6 +2268,581 @@
                   <pic:spPr>
                     <a:xfrm>
                       <a:off x="0" y="0"/>
+                      <a:ext cx="1848108" cy="971686"/>
+                    </a:xfrm>
+                    <a:prstGeom prst="rect">
+                      <a:avLst/>
+                    </a:prstGeom>
+                  </pic:spPr>
+                </pic:pic>
+              </a:graphicData>
+            </a:graphic>
+          </wp:inline>
+        </w:drawing>
+      </w:r>
+      <w:bookmarkEnd w:id="0"/>
+    </w:p>
+    <w:p>
+      <w:pPr>
+        <w:spacing w:after="240" w:line="240" w:lineRule="auto"/>
+        <w:rPr>
+          <w:rFonts w:ascii="Segoe UI" w:eastAsia="Times New Roman" w:hAnsi="Segoe UI" w:cs="Segoe UI"/>
+          <w:sz w:val="21"/>
+          <w:szCs w:val="21"/>
+        </w:rPr>
+      </w:pPr>
+      <w:r>
+        <w:rPr>
+          <w:rFonts w:ascii="Segoe UI" w:eastAsia="Times New Roman" w:hAnsi="Segoe UI" w:cs="Segoe UI"/>
+          <w:sz w:val="21"/>
+          <w:szCs w:val="21"/>
+        </w:rPr>
+        <w:t>USB định nghĩa 4 loại truyền:</w:t>
+      </w:r>
+    </w:p>
+    <w:p>
+      <w:pPr>
+        <w:numPr>
+          <w:ilvl w:val="0"/>
+          <w:numId w:val="3"/>
+        </w:numPr>
+        <w:spacing w:before="100" w:beforeAutospacing="1" w:after="100" w:afterAutospacing="1" w:line="240" w:lineRule="auto"/>
+        <w:rPr>
+          <w:rFonts w:ascii="Segoe UI" w:eastAsia="Times New Roman" w:hAnsi="Segoe UI" w:cs="Segoe UI"/>
+          <w:sz w:val="21"/>
+          <w:szCs w:val="21"/>
+        </w:rPr>
+      </w:pPr>
+      <w:r>
+        <w:rPr>
+          <w:rFonts w:ascii="Segoe UI" w:eastAsia="Times New Roman" w:hAnsi="Segoe UI" w:cs="Segoe UI"/>
+          <w:sz w:val="21"/>
+          <w:szCs w:val="21"/>
+        </w:rPr>
+        <w:t>Control transfers</w:t>
+      </w:r>
+    </w:p>
+    <w:p>
+      <w:pPr>
+        <w:numPr>
+          <w:ilvl w:val="0"/>
+          <w:numId w:val="3"/>
+        </w:numPr>
+        <w:spacing w:before="100" w:beforeAutospacing="1" w:after="100" w:afterAutospacing="1" w:line="240" w:lineRule="auto"/>
+        <w:rPr>
+          <w:rFonts w:ascii="Segoe UI" w:eastAsia="Times New Roman" w:hAnsi="Segoe UI" w:cs="Segoe UI"/>
+          <w:sz w:val="21"/>
+          <w:szCs w:val="21"/>
+        </w:rPr>
+      </w:pPr>
+      <w:r>
+        <w:rPr>
+          <w:rFonts w:ascii="Segoe UI" w:eastAsia="Times New Roman" w:hAnsi="Segoe UI" w:cs="Segoe UI"/>
+          <w:sz w:val="21"/>
+          <w:szCs w:val="21"/>
+        </w:rPr>
+        <w:t>Interrupt Endpoints</w:t>
+      </w:r>
+    </w:p>
+    <w:p>
+      <w:pPr>
+        <w:numPr>
+          <w:ilvl w:val="0"/>
+          <w:numId w:val="3"/>
+        </w:numPr>
+        <w:spacing w:before="100" w:beforeAutospacing="1" w:after="100" w:afterAutospacing="1" w:line="240" w:lineRule="auto"/>
+        <w:rPr>
+          <w:rFonts w:ascii="Segoe UI" w:eastAsia="Times New Roman" w:hAnsi="Segoe UI" w:cs="Segoe UI"/>
+          <w:sz w:val="21"/>
+          <w:szCs w:val="21"/>
+        </w:rPr>
+      </w:pPr>
+      <w:r>
+        <w:rPr>
+          <w:rFonts w:ascii="Segoe UI" w:eastAsia="Times New Roman" w:hAnsi="Segoe UI" w:cs="Segoe UI"/>
+          <w:sz w:val="21"/>
+          <w:szCs w:val="21"/>
+        </w:rPr>
+        <w:t>Bulk Endpoints</w:t>
+      </w:r>
+    </w:p>
+    <w:p>
+      <w:pPr>
+        <w:numPr>
+          <w:ilvl w:val="0"/>
+          <w:numId w:val="3"/>
+        </w:numPr>
+        <w:spacing w:before="100" w:beforeAutospacing="1" w:after="100" w:afterAutospacing="1" w:line="240" w:lineRule="auto"/>
+        <w:rPr>
+          <w:rFonts w:ascii="Segoe UI" w:eastAsia="Times New Roman" w:hAnsi="Segoe UI" w:cs="Segoe UI"/>
+          <w:sz w:val="21"/>
+          <w:szCs w:val="21"/>
+        </w:rPr>
+      </w:pPr>
+      <w:r>
+        <w:rPr>
+          <w:rFonts w:ascii="Segoe UI" w:eastAsia="Times New Roman" w:hAnsi="Segoe UI" w:cs="Segoe UI"/>
+          <w:sz w:val="21"/>
+          <w:szCs w:val="21"/>
+        </w:rPr>
+        <w:t>Isochronous Endpoints</w:t>
+      </w:r>
+    </w:p>
+    <w:p>
+      <w:pPr>
+        <w:spacing w:before="100" w:beforeAutospacing="1" w:after="100" w:afterAutospacing="1" w:line="240" w:lineRule="auto"/>
+        <w:rPr>
+          <w:rFonts w:ascii="Segoe UI" w:eastAsia="Times New Roman" w:hAnsi="Segoe UI" w:cs="Segoe UI"/>
+          <w:sz w:val="21"/>
+          <w:szCs w:val="21"/>
+        </w:rPr>
+      </w:pPr>
+      <w:r>
+        <w:rPr>
+          <w:rFonts w:ascii="Segoe UI" w:eastAsia="Times New Roman" w:hAnsi="Segoe UI" w:cs="Segoe UI"/>
+          <w:noProof/>
+          <w:sz w:val="21"/>
+          <w:szCs w:val="21"/>
+        </w:rPr>
+        <w:drawing>
+          <wp:inline distT="0" distB="0" distL="0" distR="0" wp14:anchorId="5EEED144" wp14:editId="4B42ECA5">
+            <wp:extent cx="1434219" cy="1337243"/>
+            <wp:effectExtent l="0" t="0" r="0" b="0"/>
+            <wp:docPr id="2" name="Picture 2"/>
+            <wp:cNvGraphicFramePr>
+              <a:graphicFrameLocks xmlns:a="http://schemas.openxmlformats.org/drawingml/2006/main" noChangeAspect="1"/>
+            </wp:cNvGraphicFramePr>
+            <a:graphic xmlns:a="http://schemas.openxmlformats.org/drawingml/2006/main">
+              <a:graphicData uri="http://schemas.openxmlformats.org/drawingml/2006/picture">
+                <pic:pic xmlns:pic="http://schemas.openxmlformats.org/drawingml/2006/picture">
+                  <pic:nvPicPr>
+                    <pic:cNvPr id="1" name=""/>
+                    <pic:cNvPicPr/>
+                  </pic:nvPicPr>
+                  <pic:blipFill>
+                    <a:blip r:embed="rId12"/>
+                    <a:stretch>
+                      <a:fillRect/>
+                    </a:stretch>
+                  </pic:blipFill>
+                  <pic:spPr>
+                    <a:xfrm>
+                      <a:off x="0" y="0"/>
+                      <a:ext cx="1446654" cy="1348837"/>
+                    </a:xfrm>
+                    <a:prstGeom prst="rect">
+                      <a:avLst/>
+                    </a:prstGeom>
+                  </pic:spPr>
+                </pic:pic>
+              </a:graphicData>
+            </a:graphic>
+          </wp:inline>
+        </w:drawing>
+      </w:r>
+    </w:p>
+    <w:p>
+      <w:pPr>
+        <w:pStyle w:val="ListParagraph"/>
+        <w:numPr>
+          <w:ilvl w:val="0"/>
+          <w:numId w:val="1"/>
+        </w:numPr>
+        <w:spacing w:before="100" w:beforeAutospacing="1" w:after="100" w:afterAutospacing="1" w:line="240" w:lineRule="auto"/>
+        <w:rPr>
+          <w:rFonts w:ascii="Segoe UI" w:eastAsia="Times New Roman" w:hAnsi="Segoe UI" w:cs="Segoe UI"/>
+          <w:sz w:val="21"/>
+          <w:szCs w:val="21"/>
+        </w:rPr>
+      </w:pPr>
+      <w:r>
+        <w:rPr>
+          <w:rFonts w:ascii="Segoe UI" w:eastAsia="Times New Roman" w:hAnsi="Segoe UI" w:cs="Segoe UI"/>
+          <w:sz w:val="21"/>
+          <w:szCs w:val="21"/>
+        </w:rPr>
+        <w:t>Token pakect để xác đinh hướng truyền</w:t>
+      </w:r>
+    </w:p>
+    <w:p>
+      <w:pPr>
+        <w:pStyle w:val="ListParagraph"/>
+        <w:numPr>
+          <w:ilvl w:val="0"/>
+          <w:numId w:val="1"/>
+        </w:numPr>
+        <w:spacing w:before="100" w:beforeAutospacing="1" w:after="100" w:afterAutospacing="1" w:line="240" w:lineRule="auto"/>
+        <w:rPr>
+          <w:rFonts w:ascii="Segoe UI" w:eastAsia="Times New Roman" w:hAnsi="Segoe UI" w:cs="Segoe UI"/>
+          <w:sz w:val="21"/>
+          <w:szCs w:val="21"/>
+        </w:rPr>
+      </w:pPr>
+      <w:r>
+        <w:rPr>
+          <w:rFonts w:ascii="Segoe UI" w:eastAsia="Times New Roman" w:hAnsi="Segoe UI" w:cs="Segoe UI"/>
+          <w:sz w:val="21"/>
+          <w:szCs w:val="21"/>
+        </w:rPr>
+        <w:t>Handshake paket; dùng để báo ACK NAK</w:t>
+      </w:r>
+    </w:p>
+    <w:p>
+      <w:pPr>
+        <w:pStyle w:val="ListParagraph"/>
+        <w:numPr>
+          <w:ilvl w:val="0"/>
+          <w:numId w:val="1"/>
+        </w:numPr>
+        <w:spacing w:before="100" w:beforeAutospacing="1" w:after="100" w:afterAutospacing="1" w:line="240" w:lineRule="auto"/>
+        <w:rPr>
+          <w:rFonts w:ascii="Segoe UI" w:eastAsia="Times New Roman" w:hAnsi="Segoe UI" w:cs="Segoe UI"/>
+          <w:sz w:val="21"/>
+          <w:szCs w:val="21"/>
+        </w:rPr>
+      </w:pPr>
+      <w:r>
+        <w:rPr>
+          <w:rFonts w:ascii="Segoe UI" w:eastAsia="Times New Roman" w:hAnsi="Segoe UI" w:cs="Segoe UI"/>
+          <w:sz w:val="21"/>
+          <w:szCs w:val="21"/>
+        </w:rPr>
+        <w:t>Special: dùng để PING hoặc để báo thiết bị sẽ gửi gói tin tiếp theo với tốc độ thấp</w:t>
+      </w:r>
+    </w:p>
+    <w:p>
+      <w:pPr>
+        <w:spacing w:before="100" w:beforeAutospacing="1" w:after="100" w:afterAutospacing="1" w:line="240" w:lineRule="auto"/>
+        <w:rPr>
+          <w:rFonts w:ascii="Segoe UI" w:eastAsia="Times New Roman" w:hAnsi="Segoe UI" w:cs="Segoe UI"/>
+          <w:sz w:val="21"/>
+          <w:szCs w:val="21"/>
+        </w:rPr>
+      </w:pPr>
+    </w:p>
+    <w:p>
+      <w:pPr>
+        <w:spacing w:before="100" w:beforeAutospacing="1" w:after="100" w:afterAutospacing="1" w:line="240" w:lineRule="auto"/>
+        <w:rPr>
+          <w:rFonts w:ascii="Segoe UI" w:eastAsia="Times New Roman" w:hAnsi="Segoe UI" w:cs="Segoe UI"/>
+          <w:sz w:val="21"/>
+          <w:szCs w:val="21"/>
+        </w:rPr>
+      </w:pPr>
+      <w:r>
+        <w:rPr>
+          <w:rFonts w:ascii="Segoe UI" w:eastAsia="Times New Roman" w:hAnsi="Segoe UI" w:cs="Segoe UI"/>
+          <w:sz w:val="21"/>
+          <w:szCs w:val="21"/>
+        </w:rPr>
+        <w:t>Device Descriptor:</w:t>
+      </w:r>
+      <w:r>
+        <w:rPr>
+          <w:rFonts w:ascii="Segoe UI" w:eastAsia="Times New Roman" w:hAnsi="Segoe UI" w:cs="Segoe UI"/>
+          <w:sz w:val="21"/>
+          <w:szCs w:val="21"/>
+        </w:rPr>
+        <w:t xml:space="preserve"> </w:t>
+      </w:r>
+      <w:r>
+        <w:rPr>
+          <w:rFonts w:ascii="Segoe UI" w:eastAsia="Times New Roman" w:hAnsi="Segoe UI" w:cs="Segoe UI"/>
+          <w:sz w:val="21"/>
+          <w:szCs w:val="21"/>
+        </w:rPr>
+        <w:t>mô tả toàn bộ thiết bị, tên, nhà sản xuất, số sê-ri</w:t>
+      </w:r>
+    </w:p>
+    <w:p>
+      <w:pPr>
+        <w:spacing w:before="100" w:beforeAutospacing="1" w:after="100" w:afterAutospacing="1" w:line="240" w:lineRule="auto"/>
+        <w:rPr>
+          <w:rFonts w:ascii="Segoe UI" w:eastAsia="Times New Roman" w:hAnsi="Segoe UI" w:cs="Segoe UI"/>
+          <w:sz w:val="21"/>
+          <w:szCs w:val="21"/>
+        </w:rPr>
+      </w:pPr>
+      <w:r>
+        <w:rPr>
+          <w:rFonts w:ascii="Segoe UI" w:eastAsia="Times New Roman" w:hAnsi="Segoe UI" w:cs="Segoe UI"/>
+          <w:sz w:val="21"/>
+          <w:szCs w:val="21"/>
+        </w:rPr>
+        <w:t xml:space="preserve">Configuration </w:t>
+      </w:r>
+      <w:proofErr w:type="gramStart"/>
+      <w:r>
+        <w:rPr>
+          <w:rFonts w:ascii="Segoe UI" w:eastAsia="Times New Roman" w:hAnsi="Segoe UI" w:cs="Segoe UI"/>
+          <w:sz w:val="21"/>
+          <w:szCs w:val="21"/>
+        </w:rPr>
+        <w:t>Descriptor</w:t>
+      </w:r>
+      <w:r>
+        <w:rPr>
+          <w:rFonts w:ascii="Segoe UI" w:eastAsia="Times New Roman" w:hAnsi="Segoe UI" w:cs="Segoe UI"/>
+          <w:sz w:val="21"/>
+          <w:szCs w:val="21"/>
+        </w:rPr>
+        <w:t xml:space="preserve"> </w:t>
+      </w:r>
+      <w:r>
+        <w:rPr>
+          <w:rFonts w:ascii="Segoe UI" w:eastAsia="Times New Roman" w:hAnsi="Segoe UI" w:cs="Segoe UI"/>
+          <w:sz w:val="21"/>
+          <w:szCs w:val="21"/>
+        </w:rPr>
+        <w:t>:tốc</w:t>
+      </w:r>
+      <w:proofErr w:type="gramEnd"/>
+      <w:r>
+        <w:rPr>
+          <w:rFonts w:ascii="Segoe UI" w:eastAsia="Times New Roman" w:hAnsi="Segoe UI" w:cs="Segoe UI"/>
+          <w:sz w:val="21"/>
+          <w:szCs w:val="21"/>
+        </w:rPr>
+        <w:t xml:space="preserve"> độ giao tiếp riêng, inerface và cài đặt power</w:t>
+      </w:r>
+      <w:r>
+        <w:rPr>
+          <w:rFonts w:ascii="Segoe UI" w:eastAsia="Times New Roman" w:hAnsi="Segoe UI" w:cs="Segoe UI"/>
+          <w:sz w:val="21"/>
+          <w:szCs w:val="21"/>
+        </w:rPr>
+        <w:t xml:space="preserve"> riêng hay chung</w:t>
+      </w:r>
+    </w:p>
+    <w:p>
+      <w:pPr>
+        <w:spacing w:before="100" w:beforeAutospacing="1" w:after="100" w:afterAutospacing="1" w:line="240" w:lineRule="auto"/>
+        <w:rPr>
+          <w:rFonts w:ascii="Segoe UI" w:eastAsia="Times New Roman" w:hAnsi="Segoe UI" w:cs="Segoe UI"/>
+          <w:sz w:val="21"/>
+          <w:szCs w:val="21"/>
+        </w:rPr>
+      </w:pPr>
+      <w:r>
+        <w:rPr>
+          <w:rFonts w:ascii="Segoe UI" w:eastAsia="Times New Roman" w:hAnsi="Segoe UI" w:cs="Segoe UI"/>
+          <w:sz w:val="21"/>
+          <w:szCs w:val="21"/>
+        </w:rPr>
+        <w:t>Interface Descriptor</w:t>
+      </w:r>
+      <w:r>
+        <w:rPr>
+          <w:rFonts w:ascii="Segoe UI" w:eastAsia="Times New Roman" w:hAnsi="Segoe UI" w:cs="Segoe UI"/>
+          <w:sz w:val="21"/>
+          <w:szCs w:val="21"/>
+        </w:rPr>
+        <w:t>:</w:t>
+      </w:r>
+      <w:r>
+        <w:rPr>
+          <w:rFonts w:ascii="Segoe UI" w:eastAsia="Times New Roman" w:hAnsi="Segoe UI" w:cs="Segoe UI"/>
+          <w:sz w:val="21"/>
+          <w:szCs w:val="21"/>
+        </w:rPr>
+        <w:t xml:space="preserve"> cách trao đổi data class đó, địa chỉ buffer dành cho interface đó.</w:t>
+      </w:r>
+    </w:p>
+    <w:p>
+      <w:pPr>
+        <w:pStyle w:val="ListParagraph"/>
+        <w:numPr>
+          <w:ilvl w:val="0"/>
+          <w:numId w:val="1"/>
+        </w:numPr>
+        <w:rPr>
+          <w:rFonts w:ascii="Segoe UI" w:eastAsia="Times New Roman" w:hAnsi="Segoe UI" w:cs="Segoe UI"/>
+          <w:sz w:val="21"/>
+          <w:szCs w:val="21"/>
+        </w:rPr>
+      </w:pPr>
+      <w:r>
+        <w:rPr>
+          <w:rFonts w:ascii="Segoe UI" w:eastAsia="Times New Roman" w:hAnsi="Segoe UI" w:cs="Segoe UI"/>
+          <w:sz w:val="21"/>
+          <w:szCs w:val="21"/>
+        </w:rPr>
+        <w:t>USB Human Interface Device (HID</w:t>
+      </w:r>
+      <w:proofErr w:type="gramStart"/>
+      <w:r>
+        <w:rPr>
+          <w:rFonts w:ascii="Segoe UI" w:eastAsia="Times New Roman" w:hAnsi="Segoe UI" w:cs="Segoe UI"/>
+          <w:sz w:val="21"/>
+          <w:szCs w:val="21"/>
+        </w:rPr>
+        <w:t>) :</w:t>
+      </w:r>
+      <w:proofErr w:type="gramEnd"/>
+      <w:r>
+        <w:rPr>
+          <w:rFonts w:ascii="Segoe UI" w:eastAsia="Times New Roman" w:hAnsi="Segoe UI" w:cs="Segoe UI"/>
+          <w:sz w:val="21"/>
+          <w:szCs w:val="21"/>
+        </w:rPr>
+        <w:t xml:space="preserve"> Lớp này được sử dụng cho các </w:t>
+      </w:r>
+      <w:r>
+        <w:rPr>
+          <w:rFonts w:ascii="Segoe UI" w:eastAsia="Times New Roman" w:hAnsi="Segoe UI" w:cs="Segoe UI"/>
+          <w:sz w:val="21"/>
+          <w:szCs w:val="21"/>
+        </w:rPr>
+        <w:t xml:space="preserve">thiết bị như bàn phím, chuột,  tay cầm chơi game. </w:t>
+      </w:r>
+      <w:r>
+        <w:rPr>
+          <w:rStyle w:val="Strong"/>
+        </w:rPr>
+        <w:t>HID:</w:t>
+      </w:r>
+      <w:r>
+        <w:t xml:space="preserve"> </w:t>
+      </w:r>
+      <w:r>
+        <w:rPr>
+          <w:rStyle w:val="Emphasis"/>
+        </w:rPr>
+        <w:t>"</w:t>
+      </w:r>
+      <w:proofErr w:type="gramStart"/>
+      <w:r>
+        <w:rPr>
+          <w:rStyle w:val="Emphasis"/>
+        </w:rPr>
+        <w:t xml:space="preserve">Nhanh </w:t>
+      </w:r>
+      <w:r>
+        <w:rPr>
+          <w:rStyle w:val="Emphasis"/>
+        </w:rPr>
+        <w:t>,</w:t>
+      </w:r>
+      <w:proofErr w:type="gramEnd"/>
+      <w:r>
+        <w:rPr>
+          <w:rStyle w:val="Emphasis"/>
+        </w:rPr>
+        <w:t xml:space="preserve"> nhưng dữ liệu ít."</w:t>
+      </w:r>
+    </w:p>
+    <w:p>
+      <w:pPr>
+        <w:numPr>
+          <w:ilvl w:val="0"/>
+          <w:numId w:val="1"/>
+        </w:numPr>
+        <w:spacing w:before="100" w:beforeAutospacing="1" w:after="100" w:afterAutospacing="1" w:line="240" w:lineRule="auto"/>
+        <w:rPr>
+          <w:rFonts w:ascii="Segoe UI" w:eastAsia="Times New Roman" w:hAnsi="Segoe UI" w:cs="Segoe UI"/>
+          <w:sz w:val="21"/>
+          <w:szCs w:val="21"/>
+        </w:rPr>
+      </w:pPr>
+      <w:r>
+        <w:rPr>
+          <w:rFonts w:ascii="Segoe UI" w:eastAsia="Times New Roman" w:hAnsi="Segoe UI" w:cs="Segoe UI"/>
+          <w:sz w:val="21"/>
+          <w:szCs w:val="21"/>
+        </w:rPr>
+        <w:t>USB Communication Device Class (CDC</w:t>
+      </w:r>
+      <w:proofErr w:type="gramStart"/>
+      <w:r>
+        <w:rPr>
+          <w:rFonts w:ascii="Segoe UI" w:eastAsia="Times New Roman" w:hAnsi="Segoe UI" w:cs="Segoe UI"/>
+          <w:sz w:val="21"/>
+          <w:szCs w:val="21"/>
+        </w:rPr>
+        <w:t>) :</w:t>
+      </w:r>
+      <w:proofErr w:type="gramEnd"/>
+      <w:r>
+        <w:rPr>
+          <w:rFonts w:ascii="Segoe UI" w:eastAsia="Times New Roman" w:hAnsi="Segoe UI" w:cs="Segoe UI"/>
+          <w:sz w:val="21"/>
+          <w:szCs w:val="21"/>
+        </w:rPr>
+        <w:t xml:space="preserve"> USB virtual COM port, USB Ehternet. </w:t>
+      </w:r>
+      <w:r>
+        <w:rPr>
+          <w:rFonts w:ascii="Segoe UI" w:eastAsia="Times New Roman" w:hAnsi="Segoe UI" w:cs="Segoe UI"/>
+          <w:sz w:val="21"/>
+          <w:szCs w:val="21"/>
+        </w:rPr>
+        <w:t xml:space="preserve">Nó tạo điều kiện thuận lợi cho việc truyền thông giữa các thiết bị và máy chủ. </w:t>
+      </w:r>
+      <w:proofErr w:type="gramStart"/>
+      <w:r>
+        <w:rPr>
+          <w:rFonts w:ascii="Segoe UI" w:eastAsia="Times New Roman" w:hAnsi="Segoe UI" w:cs="Segoe UI"/>
+          <w:sz w:val="21"/>
+          <w:szCs w:val="21"/>
+        </w:rPr>
+        <w:t>“ chậm</w:t>
+      </w:r>
+      <w:proofErr w:type="gramEnd"/>
+      <w:r>
+        <w:rPr>
+          <w:rFonts w:ascii="Segoe UI" w:eastAsia="Times New Roman" w:hAnsi="Segoe UI" w:cs="Segoe UI"/>
+          <w:sz w:val="21"/>
+          <w:szCs w:val="21"/>
+        </w:rPr>
+        <w:t xml:space="preserve"> hơn nhưng </w:t>
+      </w:r>
+      <w:r>
+        <w:t>dữ liệu đến đầy đủ và chính xác.</w:t>
+      </w:r>
+    </w:p>
+    <w:p>
+      <w:pPr>
+        <w:spacing w:before="100" w:beforeAutospacing="1" w:after="100" w:afterAutospacing="1" w:line="240" w:lineRule="auto"/>
+        <w:ind w:left="720"/>
+        <w:jc w:val="center"/>
+        <w:rPr>
+          <w:rFonts w:ascii="Segoe UI" w:eastAsia="Times New Roman" w:hAnsi="Segoe UI" w:cs="Segoe UI"/>
+          <w:sz w:val="21"/>
+          <w:szCs w:val="21"/>
+        </w:rPr>
+      </w:pPr>
+      <w:r>
+        <w:rPr>
+          <w:rFonts w:ascii="Segoe UI" w:eastAsia="Times New Roman" w:hAnsi="Segoe UI" w:cs="Segoe UI"/>
+          <w:noProof/>
+          <w:sz w:val="21"/>
+          <w:szCs w:val="21"/>
+        </w:rPr>
+        <w:lastRenderedPageBreak/>
+        <w:drawing>
+          <wp:inline distT="0" distB="0" distL="0" distR="0" wp14:anchorId="1E6152DD" wp14:editId="1274CF23">
+            <wp:extent cx="3036775" cy="1923940"/>
+            <wp:effectExtent l="0" t="0" r="0" b="635"/>
+            <wp:docPr id="3" name="Picture 3"/>
+            <wp:cNvGraphicFramePr>
+              <a:graphicFrameLocks xmlns:a="http://schemas.openxmlformats.org/drawingml/2006/main" noChangeAspect="1"/>
+            </wp:cNvGraphicFramePr>
+            <a:graphic xmlns:a="http://schemas.openxmlformats.org/drawingml/2006/main">
+              <a:graphicData uri="http://schemas.openxmlformats.org/drawingml/2006/picture">
+                <pic:pic xmlns:pic="http://schemas.openxmlformats.org/drawingml/2006/picture">
+                  <pic:nvPicPr>
+                    <pic:cNvPr id="1" name=""/>
+                    <pic:cNvPicPr/>
+                  </pic:nvPicPr>
+                  <pic:blipFill>
+                    <a:blip r:embed="rId13"/>
+                    <a:stretch>
+                      <a:fillRect/>
+                    </a:stretch>
+                  </pic:blipFill>
+                  <pic:spPr>
+                    <a:xfrm>
+                      <a:off x="0" y="0"/>
                       <a:ext cx="3052507" cy="1933907"/>
                     </a:xfrm>
                     <a:prstGeom prst="rect">
@@ -2564,8 +2855,6 @@
           </wp:inline>
         </w:drawing>
       </w:r>
-      <w:bookmarkStart w:id="0" w:name="_GoBack"/>
-      <w:bookmarkEnd w:id="0"/>
     </w:p>
     <w:sectPr>
       <w:pgSz w:w="12240" w:h="15840"/>
@@ -3845,4 +4134,16 @@
     </a:ext>
   </a:extLst>
 </a:theme>
+</file>
+
+<file path=customXml/item1.xml><?xml version="1.0" encoding="utf-8"?>
+<b:Sources xmlns:b="http://schemas.openxmlformats.org/officeDocument/2006/bibliography" xmlns="http://schemas.openxmlformats.org/officeDocument/2006/bibliography" SelectedStyle="\APASixthEditionOfficeOnline.xsl" StyleName="APA" Version="6"/>
+</file>
+
+<file path=customXml/itemProps1.xml><?xml version="1.0" encoding="utf-8"?>
+<ds:datastoreItem xmlns:ds="http://schemas.openxmlformats.org/officeDocument/2006/customXml" ds:itemID="{A0BF75FF-FC3A-426F-867F-762A8776C345}">
+  <ds:schemaRefs>
+    <ds:schemaRef ds:uri="http://schemas.openxmlformats.org/officeDocument/2006/bibliography"/>
+  </ds:schemaRefs>
+</ds:datastoreItem>
 </file>